--- a/cpf-docs/guides/06_Gateway_개발_사용_가이드.docx
+++ b/cpf-docs/guides/06_Gateway_개발_사용_가이드.docx
@@ -4,75 +4,63 @@
   <w:body>
     <w:p>
       <w:pPr>
-        <w:spacing w:before="1440"/>
+        <w:jc w:val="center"/>
+      </w:pPr>
+      <w:r>
+        <w:br/>
+        <w:br/>
+        <w:br/>
+      </w:r>
+      <w:r>
+        <w:rPr>
+          <w:rFonts w:ascii="맑은 고딕" w:hAnsi="맑은 고딕" w:eastAsia="맑은 고딕"/>
+          <w:b/>
+          <w:color w:val="18233D"/>
+          <w:sz w:val="60"/>
+        </w:rPr>
+        <w:t>CPF Gateway 개발·사용 가이드</w:t>
+      </w:r>
+    </w:p>
+    <w:p>
+      <w:pPr>
         <w:jc w:val="center"/>
       </w:pPr>
       <w:r>
         <w:rPr>
-          <w:rFonts w:ascii="Noto Sans CJK KR" w:hAnsi="Noto Sans CJK KR"/>
-          <w:b/>
-          <w:color w:val="2F6DF6"/>
-          <w:sz w:val="22"/>
+          <w:rFonts w:ascii="맑은 고딕" w:hAnsi="맑은 고딕" w:eastAsia="맑은 고딕"/>
+          <w:color w:val="667085"/>
+          <w:sz w:val="26"/>
         </w:rPr>
-        <w:t>CORE PLATFORM FRAMEWORK</w:t>
+        <w:t>L4/Gateway 구성 선택부터 Route·Target·정책·운영까지</w:t>
       </w:r>
     </w:p>
     <w:p>
       <w:pPr>
-        <w:spacing w:before="360"/>
+        <w:spacing w:before="560"/>
         <w:jc w:val="center"/>
       </w:pPr>
       <w:r>
         <w:rPr>
-          <w:rFonts w:ascii="Noto Sans CJK KR" w:hAnsi="Noto Sans CJK KR"/>
+          <w:rFonts w:ascii="맑은 고딕" w:hAnsi="맑은 고딕" w:eastAsia="맑은 고딕"/>
           <w:b/>
-          <w:color w:val="10243F"/>
-          <w:sz w:val="54"/>
+          <w:color w:val="4F6EF7"/>
+          <w:sz w:val="24"/>
         </w:rPr>
-        <w:t>Gateway 개발·사용 가이드</w:t>
+        <w:t>Core Platform Framework</w:t>
       </w:r>
     </w:p>
     <w:p>
       <w:pPr>
-        <w:spacing w:before="200"/>
+        <w:spacing w:before="3200"/>
         <w:jc w:val="center"/>
       </w:pPr>
       <w:r>
         <w:rPr>
-          <w:rFonts w:ascii="Noto Sans CJK KR" w:hAnsi="Noto Sans CJK KR"/>
-          <w:color w:val="65718A"/>
-          <w:sz w:val="23"/>
+          <w:rFonts w:ascii="맑은 고딕" w:hAnsi="맑은 고딕" w:eastAsia="맑은 고딕"/>
+          <w:color w:val="667085"/>
+          <w:sz w:val="18"/>
         </w:rPr>
-        <w:t>Gateway를 처음 쓰는 개발자와 운영자가 Route를 만들고 적용·확인하는 실무 가이드</w:t>
-      </w:r>
-    </w:p>
-    <w:p>
-      <w:pPr>
-        <w:spacing w:before="1080"/>
-        <w:jc w:val="center"/>
-      </w:pPr>
-      <w:r>
-        <w:rPr>
-          <w:rFonts w:ascii="Noto Sans CJK KR" w:hAnsi="Noto Sans CJK KR"/>
-          <w:b/>
-          <w:color w:val="7259D6"/>
-          <w:sz w:val="19"/>
-        </w:rPr>
-        <w:t>공식 문서 06</w:t>
-      </w:r>
-    </w:p>
-    <w:p>
-      <w:pPr>
-        <w:spacing w:before="160"/>
-        <w:jc w:val="center"/>
-      </w:pPr>
-      <w:r>
-        <w:rPr>
-          <w:rFonts w:ascii="Noto Sans CJK KR" w:hAnsi="Noto Sans CJK KR"/>
-          <w:color w:val="65718A"/>
-          <w:sz w:val="17"/>
-        </w:rPr>
-        <w:t>기준: 최신 로컬 Source · 처음 사용하는 사용자 관점</w:t>
+        <w:t>기준: 최신 로컬 Source / 2026-08-16</w:t>
       </w:r>
     </w:p>
     <w:p>
@@ -81,439 +69,88 @@
       </w:r>
     </w:p>
     <w:p>
-      <w:bookmarkStart w:id="574" w:name="TOC"/>
       <w:pPr>
-        <w:jc w:val="center"/>
+        <w:keepNext w:val="1"/>
+        <w:keepLines/>
       </w:pPr>
-      <w:bookmarkEnd w:id="574"/>
+      <w:bookmarkStart w:id="160" w:name="TOC"/>
+      <w:bookmarkEnd w:id="160"/>
       <w:r>
         <w:rPr>
-          <w:rFonts w:ascii="Noto Sans CJK KR" w:hAnsi="Noto Sans CJK KR"/>
+          <w:rFonts w:ascii="맑은 고딕" w:hAnsi="맑은 고딕" w:eastAsia="맑은 고딕"/>
           <w:b/>
-          <w:color w:val="10243F"/>
+          <w:color w:val="18233D"/>
           <w:sz w:val="46"/>
         </w:rPr>
         <w:t>전체 목차</w:t>
       </w:r>
     </w:p>
-    <w:p>
-      <w:pPr>
-        <w:jc w:val="center"/>
-      </w:pPr>
-      <w:r>
-        <w:rPr>
-          <w:color w:val="65718A"/>
-        </w:rPr>
-        <w:t>필요한 항목을 누르면 해당 장으로 바로 이동합니다.</w:t>
-      </w:r>
-    </w:p>
-    <w:p/>
-    <w:p>
-      <w:pPr>
-        <w:spacing w:after="84"/>
-        <w:ind w:left="346"/>
-      </w:pPr>
-      <w:r>
-        <w:rPr>
-          <w:rFonts w:ascii="Noto Sans CJK KR" w:hAnsi="Noto Sans CJK KR"/>
-          <w:b/>
-          <w:color w:val="2F6DF6"/>
-          <w:sz w:val="20"/>
-        </w:rPr>
-        <w:t xml:space="preserve">1  </w:t>
-      </w:r>
-      <w:hyperlink w:anchor="g01">
-        <w:r>
-          <w:rPr>
-            <w:rFonts w:ascii="Noto Sans CJK KR" w:hAnsi="Noto Sans CJK KR" w:eastAsia="Noto Sans CJK KR"/>
-            <w:color w:val="10243F"/>
-            <w:u w:val="single"/>
-          </w:rPr>
-          <w:t>Gateway Quick Finder</w:t>
-        </w:r>
-      </w:hyperlink>
-    </w:p>
-    <w:p>
-      <w:pPr>
-        <w:spacing w:after="84"/>
-        <w:ind w:left="346"/>
-      </w:pPr>
-      <w:r>
-        <w:rPr>
-          <w:rFonts w:ascii="Noto Sans CJK KR" w:hAnsi="Noto Sans CJK KR"/>
-          <w:b/>
-          <w:color w:val="2F6DF6"/>
-          <w:sz w:val="20"/>
-        </w:rPr>
-        <w:t xml:space="preserve">2  </w:t>
-      </w:r>
-      <w:hyperlink w:anchor="g02">
-        <w:r>
-          <w:rPr>
-            <w:rFonts w:ascii="Noto Sans CJK KR" w:hAnsi="Noto Sans CJK KR" w:eastAsia="Noto Sans CJK KR"/>
-            <w:color w:val="10243F"/>
-            <w:u w:val="single"/>
-          </w:rPr>
-          <w:t>Gateway가 필요한지 판단</w:t>
-        </w:r>
-      </w:hyperlink>
-    </w:p>
-    <w:p>
-      <w:pPr>
-        <w:spacing w:after="84"/>
-        <w:ind w:left="346"/>
-      </w:pPr>
-      <w:r>
-        <w:rPr>
-          <w:rFonts w:ascii="Noto Sans CJK KR" w:hAnsi="Noto Sans CJK KR"/>
-          <w:b/>
-          <w:color w:val="2F6DF6"/>
-          <w:sz w:val="20"/>
-        </w:rPr>
-        <w:t xml:space="preserve">3  </w:t>
-      </w:r>
-      <w:hyperlink w:anchor="g03">
-        <w:r>
-          <w:rPr>
-            <w:rFonts w:ascii="Noto Sans CJK KR" w:hAnsi="Noto Sans CJK KR" w:eastAsia="Noto Sans CJK KR"/>
-            <w:color w:val="10243F"/>
-            <w:u w:val="single"/>
-          </w:rPr>
-          <w:t>Route 기본 개념</w:t>
-        </w:r>
-      </w:hyperlink>
-    </w:p>
-    <w:p>
-      <w:pPr>
-        <w:spacing w:after="84"/>
-        <w:ind w:left="346"/>
-      </w:pPr>
-      <w:r>
-        <w:rPr>
-          <w:rFonts w:ascii="Noto Sans CJK KR" w:hAnsi="Noto Sans CJK KR"/>
-          <w:b/>
-          <w:color w:val="2F6DF6"/>
-          <w:sz w:val="20"/>
-        </w:rPr>
-        <w:t xml:space="preserve">4  </w:t>
-      </w:r>
-      <w:hyperlink w:anchor="g04">
-        <w:r>
-          <w:rPr>
-            <w:rFonts w:ascii="Noto Sans CJK KR" w:hAnsi="Noto Sans CJK KR" w:eastAsia="Noto Sans CJK KR"/>
-            <w:color w:val="10243F"/>
-            <w:u w:val="single"/>
-          </w:rPr>
-          <w:t>Route 만들고 적용하기</w:t>
-        </w:r>
-      </w:hyperlink>
-    </w:p>
-    <w:p>
-      <w:pPr>
-        <w:spacing w:after="84"/>
-        <w:ind w:left="346"/>
-      </w:pPr>
-      <w:r>
-        <w:rPr>
-          <w:rFonts w:ascii="Noto Sans CJK KR" w:hAnsi="Noto Sans CJK KR"/>
-          <w:b/>
-          <w:color w:val="2F6DF6"/>
-          <w:sz w:val="20"/>
-        </w:rPr>
-        <w:t xml:space="preserve">5  </w:t>
-      </w:r>
-      <w:hyperlink w:anchor="g05">
-        <w:r>
-          <w:rPr>
-            <w:rFonts w:ascii="Noto Sans CJK KR" w:hAnsi="Noto Sans CJK KR" w:eastAsia="Noto Sans CJK KR"/>
-            <w:color w:val="10243F"/>
-            <w:u w:val="single"/>
-          </w:rPr>
-          <w:t>Target·Health·연결시험</w:t>
-        </w:r>
-      </w:hyperlink>
-    </w:p>
-    <w:p>
-      <w:pPr>
-        <w:spacing w:after="84"/>
-        <w:ind w:left="346"/>
-      </w:pPr>
-      <w:r>
-        <w:rPr>
-          <w:rFonts w:ascii="Noto Sans CJK KR" w:hAnsi="Noto Sans CJK KR"/>
-          <w:b/>
-          <w:color w:val="2F6DF6"/>
-          <w:sz w:val="20"/>
-        </w:rPr>
-        <w:t xml:space="preserve">6  </w:t>
-      </w:r>
-      <w:hyperlink w:anchor="g06">
-        <w:r>
-          <w:rPr>
-            <w:rFonts w:ascii="Noto Sans CJK KR" w:hAnsi="Noto Sans CJK KR" w:eastAsia="Noto Sans CJK KR"/>
-            <w:color w:val="10243F"/>
-            <w:u w:val="single"/>
-          </w:rPr>
-          <w:t>Security·Header</w:t>
-        </w:r>
-      </w:hyperlink>
-    </w:p>
-    <w:p>
-      <w:pPr>
-        <w:spacing w:after="84"/>
-        <w:ind w:left="346"/>
-      </w:pPr>
-      <w:r>
-        <w:rPr>
-          <w:rFonts w:ascii="Noto Sans CJK KR" w:hAnsi="Noto Sans CJK KR"/>
-          <w:b/>
-          <w:color w:val="2F6DF6"/>
-          <w:sz w:val="20"/>
-        </w:rPr>
-        <w:t xml:space="preserve">7  </w:t>
-      </w:r>
-      <w:hyperlink w:anchor="g07">
-        <w:r>
-          <w:rPr>
-            <w:rFonts w:ascii="Noto Sans CJK KR" w:hAnsi="Noto Sans CJK KR" w:eastAsia="Noto Sans CJK KR"/>
-            <w:color w:val="10243F"/>
-            <w:u w:val="single"/>
-          </w:rPr>
-          <w:t>Timeout·Retry·Circuit·Rate Limit</w:t>
-        </w:r>
-      </w:hyperlink>
-    </w:p>
-    <w:p>
-      <w:pPr>
-        <w:spacing w:after="84"/>
-        <w:ind w:left="346"/>
-      </w:pPr>
-      <w:r>
-        <w:rPr>
-          <w:rFonts w:ascii="Noto Sans CJK KR" w:hAnsi="Noto Sans CJK KR"/>
-          <w:b/>
-          <w:color w:val="2F6DF6"/>
-          <w:sz w:val="20"/>
-        </w:rPr>
-        <w:t xml:space="preserve">8  </w:t>
-      </w:r>
-      <w:hyperlink w:anchor="g08">
-        <w:r>
-          <w:rPr>
-            <w:rFonts w:ascii="Noto Sans CJK KR" w:hAnsi="Noto Sans CJK KR" w:eastAsia="Noto Sans CJK KR"/>
-            <w:color w:val="10243F"/>
-            <w:u w:val="single"/>
-          </w:rPr>
-          <w:t>요청 추적·로그</w:t>
-        </w:r>
-      </w:hyperlink>
-    </w:p>
-    <w:p>
-      <w:pPr>
-        <w:spacing w:after="84"/>
-        <w:ind w:left="346"/>
-      </w:pPr>
-      <w:r>
-        <w:rPr>
-          <w:rFonts w:ascii="Noto Sans CJK KR" w:hAnsi="Noto Sans CJK KR"/>
-          <w:b/>
-          <w:color w:val="2F6DF6"/>
-          <w:sz w:val="20"/>
-        </w:rPr>
-        <w:t xml:space="preserve">9  </w:t>
-      </w:r>
-      <w:hyperlink w:anchor="g09">
-        <w:r>
-          <w:rPr>
-            <w:rFonts w:ascii="Noto Sans CJK KR" w:hAnsi="Noto Sans CJK KR" w:eastAsia="Noto Sans CJK KR"/>
-            <w:color w:val="10243F"/>
-            <w:u w:val="single"/>
-          </w:rPr>
-          <w:t>변경·배포·Rollback</w:t>
-        </w:r>
-      </w:hyperlink>
-    </w:p>
-    <w:p>
-      <w:pPr>
-        <w:spacing w:after="84"/>
-        <w:ind w:left="346"/>
-      </w:pPr>
-      <w:r>
-        <w:rPr>
-          <w:rFonts w:ascii="Noto Sans CJK KR" w:hAnsi="Noto Sans CJK KR"/>
-          <w:b/>
-          <w:color w:val="2F6DF6"/>
-          <w:sz w:val="20"/>
-        </w:rPr>
-        <w:t xml:space="preserve">10  </w:t>
-      </w:r>
-      <w:hyperlink w:anchor="g10">
-        <w:r>
-          <w:rPr>
-            <w:rFonts w:ascii="Noto Sans CJK KR" w:hAnsi="Noto Sans CJK KR" w:eastAsia="Noto Sans CJK KR"/>
-            <w:color w:val="10243F"/>
-            <w:u w:val="single"/>
-          </w:rPr>
-          <w:t>오류별 확인 순서</w:t>
-        </w:r>
-      </w:hyperlink>
-    </w:p>
-    <w:p>
-      <w:pPr>
-        <w:spacing w:after="84"/>
-        <w:ind w:left="346"/>
-      </w:pPr>
-      <w:r>
-        <w:rPr>
-          <w:rFonts w:ascii="Noto Sans CJK KR" w:hAnsi="Noto Sans CJK KR"/>
-          <w:b/>
-          <w:color w:val="2F6DF6"/>
-          <w:sz w:val="20"/>
-        </w:rPr>
-        <w:t xml:space="preserve">11  </w:t>
-      </w:r>
-      <w:hyperlink w:anchor="g11">
-        <w:r>
-          <w:rPr>
-            <w:rFonts w:ascii="Noto Sans CJK KR" w:hAnsi="Noto Sans CJK KR" w:eastAsia="Noto Sans CJK KR"/>
-            <w:color w:val="10243F"/>
-            <w:u w:val="single"/>
-          </w:rPr>
-          <w:t>ADM 메뉴·Reference</w:t>
-        </w:r>
-      </w:hyperlink>
-    </w:p>
-    <w:p>
-      <w:r>
-        <w:br w:type="page"/>
-      </w:r>
-    </w:p>
-    <w:p>
-      <w:bookmarkStart w:id="575" w:name="g01"/>
-      <w:pPr>
-        <w:pStyle w:val="Heading1"/>
-        <w:keepNext/>
-      </w:pPr>
-      <w:r>
-        <w:t>1. Gateway Quick Finder</w:t>
-      </w:r>
-      <w:bookmarkEnd w:id="575"/>
-    </w:p>
-    <w:p>
-      <w:pPr>
-        <w:spacing w:after="20"/>
-        <w:jc w:val="right"/>
-      </w:pPr>
-      <w:hyperlink w:anchor="TOC">
-        <w:r>
-          <w:rPr>
-            <w:rFonts w:ascii="Noto Sans CJK KR" w:hAnsi="Noto Sans CJK KR" w:eastAsia="Noto Sans CJK KR"/>
-            <w:color w:val="65718A"/>
-            <w:u w:val="single"/>
-          </w:rPr>
-          <w:t>전체 목차로</w:t>
-        </w:r>
-      </w:hyperlink>
-    </w:p>
     <w:tbl>
       <w:tblPr>
-        <w:tblStyle w:val="TableGrid"/>
         <w:tblW w:type="auto" w:w="0"/>
         <w:jc w:val="center"/>
         <w:tblLayout w:type="fixed"/>
         <w:tblLook w:firstColumn="1" w:firstRow="1" w:lastColumn="0" w:lastRow="0" w:noHBand="0" w:noVBand="1" w:val="04A0"/>
       </w:tblPr>
       <w:tblGrid>
-        <w:gridCol w:w="2880"/>
-        <w:gridCol w:w="4896"/>
-        <w:gridCol w:w="1872"/>
+        <w:gridCol w:w="3515"/>
+        <w:gridCol w:w="6407"/>
       </w:tblGrid>
       <w:tr>
         <w:trPr>
           <w:tblHeader w:val="true"/>
-          <w:cantSplit/>
         </w:trPr>
         <w:tc>
           <w:tcPr>
-            <w:tcW w:type="dxa" w:w="2880"/>
-            <w:shd w:fill="10243F"/>
+            <w:tcW w:type="dxa" w:w="3515"/>
+            <w:shd w:fill="18233D"/>
+            <w:vAlign w:val="center"/>
             <w:tcMar>
-              <w:top w:w="75" w:type="dxa"/>
-              <w:start w:w="95" w:type="dxa"/>
-              <w:bottom w:w="75" w:type="dxa"/>
-              <w:end w:w="95" w:type="dxa"/>
+              <w:top w:w="80" w:type="dxa"/>
+              <w:start w:w="100" w:type="dxa"/>
+              <w:bottom w:w="80" w:type="dxa"/>
+              <w:end w:w="100" w:type="dxa"/>
             </w:tcMar>
-            <w:vAlign w:val="center"/>
           </w:tcPr>
           <w:p>
             <w:pPr>
               <w:jc w:val="center"/>
-              <w:keepNext/>
             </w:pPr>
             <w:r>
               <w:rPr>
-                <w:rFonts w:ascii="Noto Sans CJK KR" w:hAnsi="Noto Sans CJK KR"/>
+                <w:rFonts w:ascii="맑은 고딕" w:hAnsi="맑은 고딕" w:eastAsia="맑은 고딕"/>
                 <w:b/>
                 <w:color w:val="FFFFFF"/>
-                <w:sz w:val="17"/>
+                <w:sz w:val="18"/>
               </w:rPr>
-              <w:t>하려는 일</w:t>
+              <w:t>장</w:t>
             </w:r>
           </w:p>
         </w:tc>
         <w:tc>
           <w:tcPr>
-            <w:tcW w:type="dxa" w:w="4896"/>
-            <w:shd w:fill="10243F"/>
+            <w:tcW w:type="dxa" w:w="6406"/>
+            <w:shd w:fill="18233D"/>
+            <w:vAlign w:val="center"/>
             <w:tcMar>
-              <w:top w:w="75" w:type="dxa"/>
-              <w:start w:w="95" w:type="dxa"/>
-              <w:bottom w:w="75" w:type="dxa"/>
-              <w:end w:w="95" w:type="dxa"/>
+              <w:top w:w="80" w:type="dxa"/>
+              <w:start w:w="100" w:type="dxa"/>
+              <w:bottom w:w="80" w:type="dxa"/>
+              <w:end w:w="100" w:type="dxa"/>
             </w:tcMar>
-            <w:vAlign w:val="center"/>
           </w:tcPr>
           <w:p>
             <w:pPr>
               <w:jc w:val="center"/>
-              <w:keepNext/>
             </w:pPr>
             <w:r>
               <w:rPr>
-                <w:rFonts w:ascii="Noto Sans CJK KR" w:hAnsi="Noto Sans CJK KR"/>
+                <w:rFonts w:ascii="맑은 고딕" w:hAnsi="맑은 고딕" w:eastAsia="맑은 고딕"/>
                 <w:b/>
                 <w:color w:val="FFFFFF"/>
-                <w:sz w:val="17"/>
+                <w:sz w:val="18"/>
               </w:rPr>
-              <w:t>시작 메뉴/개념</w:t>
-            </w:r>
-          </w:p>
-        </w:tc>
-        <w:tc>
-          <w:tcPr>
-            <w:tcW w:type="dxa" w:w="1872"/>
-            <w:shd w:fill="10243F"/>
-            <w:tcMar>
-              <w:top w:w="75" w:type="dxa"/>
-              <w:start w:w="95" w:type="dxa"/>
-              <w:bottom w:w="75" w:type="dxa"/>
-              <w:end w:w="95" w:type="dxa"/>
-            </w:tcMar>
-            <w:vAlign w:val="center"/>
-          </w:tcPr>
-          <w:p>
-            <w:pPr>
-              <w:jc w:val="center"/>
-              <w:keepNext/>
-            </w:pPr>
-            <w:r>
-              <w:rPr>
-                <w:rFonts w:ascii="Noto Sans CJK KR" w:hAnsi="Noto Sans CJK KR"/>
-                <w:b/>
-                <w:color w:val="FFFFFF"/>
-                <w:sz w:val="17"/>
-              </w:rPr>
-              <w:t>상세</w:t>
+              <w:t>찾을 수 있는 내용</w:t>
             </w:r>
           </w:p>
         </w:tc>
@@ -524,734 +161,51 @@
         </w:trPr>
         <w:tc>
           <w:tcPr>
-            <w:tcW w:type="dxa" w:w="2880"/>
+            <w:tcW w:type="dxa" w:w="3515"/>
             <w:tcMar>
-              <w:top w:w="75" w:type="dxa"/>
-              <w:start w:w="95" w:type="dxa"/>
-              <w:bottom w:w="75" w:type="dxa"/>
-              <w:end w:w="95" w:type="dxa"/>
+              <w:top w:w="60" w:type="dxa"/>
+              <w:start w:w="90" w:type="dxa"/>
+              <w:bottom w:w="60" w:type="dxa"/>
+              <w:end w:w="90" w:type="dxa"/>
             </w:tcMar>
-            <w:vAlign w:val="center"/>
           </w:tcPr>
           <w:p>
             <w:pPr>
-              <w:jc w:val="left"/>
-              <w:keepNext/>
+              <w:spacing w:after="0"/>
             </w:pPr>
-            <w:r>
-              <w:rPr>
-                <w:rFonts w:ascii="Noto Sans CJK KR" w:hAnsi="Noto Sans CJK KR"/>
-                <w:color w:val="17233A"/>
-                <w:sz w:val="16"/>
-              </w:rPr>
-              <w:t>Gateway를 써야 하나</w:t>
-            </w:r>
+            <w:hyperlink w:anchor="gwmap">
+              <w:r>
+                <w:rPr>
+                  <w:color w:val="4F6EF7"/>
+                  <w:u w:val="single"/>
+                  <w:b/>
+                </w:rPr>
+                <w:t>1. Gateway 구성 선택</w:t>
+              </w:r>
+            </w:hyperlink>
           </w:p>
         </w:tc>
         <w:tc>
           <w:tcPr>
-            <w:tcW w:type="dxa" w:w="4896"/>
+            <w:tcW w:type="dxa" w:w="6406"/>
             <w:tcMar>
-              <w:top w:w="75" w:type="dxa"/>
-              <w:start w:w="95" w:type="dxa"/>
-              <w:bottom w:w="75" w:type="dxa"/>
-              <w:end w:w="95" w:type="dxa"/>
+              <w:top w:w="60" w:type="dxa"/>
+              <w:start w:w="90" w:type="dxa"/>
+              <w:bottom w:w="60" w:type="dxa"/>
+              <w:end w:w="90" w:type="dxa"/>
             </w:tcMar>
-            <w:vAlign w:val="center"/>
           </w:tcPr>
           <w:p>
             <w:pPr>
-              <w:jc w:val="left"/>
-              <w:keepNext/>
+              <w:spacing w:after="0"/>
             </w:pPr>
             <w:r>
               <w:rPr>
-                <w:rFonts w:ascii="Noto Sans CJK KR" w:hAnsi="Noto Sans CJK KR"/>
-                <w:color w:val="17233A"/>
-                <w:sz w:val="16"/>
-              </w:rPr>
-              <w:t>Direct vs Gateway</w:t>
-            </w:r>
-          </w:p>
-        </w:tc>
-        <w:tc>
-          <w:tcPr>
-            <w:tcW w:type="dxa" w:w="1872"/>
-            <w:tcMar>
-              <w:top w:w="75" w:type="dxa"/>
-              <w:start w:w="95" w:type="dxa"/>
-              <w:bottom w:w="75" w:type="dxa"/>
-              <w:end w:w="95" w:type="dxa"/>
-            </w:tcMar>
-            <w:vAlign w:val="center"/>
-          </w:tcPr>
-          <w:p>
-            <w:pPr>
-              <w:jc w:val="center"/>
-              <w:keepNext/>
-            </w:pPr>
-            <w:hyperlink w:anchor="g02">
-              <w:r>
-                <w:rPr>
-                  <w:rFonts w:ascii="Noto Sans CJK KR" w:hAnsi="Noto Sans CJK KR" w:eastAsia="Noto Sans CJK KR"/>
-                  <w:color w:val="2F6DF6"/>
-                  <w:u w:val="single"/>
-                </w:rPr>
-                <w:t>선택</w:t>
-              </w:r>
-            </w:hyperlink>
-          </w:p>
-        </w:tc>
-      </w:tr>
-      <w:tr>
-        <w:trPr>
-          <w:cantSplit/>
-        </w:trPr>
-        <w:tc>
-          <w:tcPr>
-            <w:tcW w:type="dxa" w:w="2880"/>
-            <w:tcMar>
-              <w:top w:w="75" w:type="dxa"/>
-              <w:start w:w="95" w:type="dxa"/>
-              <w:bottom w:w="75" w:type="dxa"/>
-              <w:end w:w="95" w:type="dxa"/>
-            </w:tcMar>
-            <w:vAlign w:val="center"/>
-            <w:shd w:fill="FAFBFE"/>
-          </w:tcPr>
-          <w:p>
-            <w:pPr>
-              <w:jc w:val="left"/>
-              <w:keepNext/>
-            </w:pPr>
-            <w:r>
-              <w:rPr>
-                <w:rFonts w:ascii="Noto Sans CJK KR" w:hAnsi="Noto Sans CJK KR"/>
-                <w:color w:val="17233A"/>
-                <w:sz w:val="16"/>
-              </w:rPr>
-              <w:t>새 API 경로 추가</w:t>
-            </w:r>
-          </w:p>
-        </w:tc>
-        <w:tc>
-          <w:tcPr>
-            <w:tcW w:type="dxa" w:w="4896"/>
-            <w:tcMar>
-              <w:top w:w="75" w:type="dxa"/>
-              <w:start w:w="95" w:type="dxa"/>
-              <w:bottom w:w="75" w:type="dxa"/>
-              <w:end w:w="95" w:type="dxa"/>
-            </w:tcMar>
-            <w:vAlign w:val="center"/>
-            <w:shd w:fill="FAFBFE"/>
-          </w:tcPr>
-          <w:p>
-            <w:pPr>
-              <w:jc w:val="left"/>
-              <w:keepNext/>
-            </w:pPr>
-            <w:r>
-              <w:rPr>
-                <w:rFonts w:ascii="Noto Sans CJK KR" w:hAnsi="Noto Sans CJK KR"/>
-                <w:color w:val="17233A"/>
-                <w:sz w:val="16"/>
-              </w:rPr>
-              <w:t>Gateway 경로·라우팅</w:t>
-            </w:r>
-          </w:p>
-        </w:tc>
-        <w:tc>
-          <w:tcPr>
-            <w:tcW w:type="dxa" w:w="1872"/>
-            <w:tcMar>
-              <w:top w:w="75" w:type="dxa"/>
-              <w:start w:w="95" w:type="dxa"/>
-              <w:bottom w:w="75" w:type="dxa"/>
-              <w:end w:w="95" w:type="dxa"/>
-            </w:tcMar>
-            <w:vAlign w:val="center"/>
-            <w:shd w:fill="FAFBFE"/>
-          </w:tcPr>
-          <w:p>
-            <w:pPr>
-              <w:jc w:val="center"/>
-              <w:keepNext/>
-            </w:pPr>
-            <w:hyperlink w:anchor="g04">
-              <w:r>
-                <w:rPr>
-                  <w:rFonts w:ascii="Noto Sans CJK KR" w:hAnsi="Noto Sans CJK KR" w:eastAsia="Noto Sans CJK KR"/>
-                  <w:color w:val="2F6DF6"/>
-                  <w:u w:val="single"/>
-                </w:rPr>
-                <w:t>Route</w:t>
-              </w:r>
-            </w:hyperlink>
-          </w:p>
-        </w:tc>
-      </w:tr>
-      <w:tr>
-        <w:trPr>
-          <w:cantSplit/>
-        </w:trPr>
-        <w:tc>
-          <w:tcPr>
-            <w:tcW w:type="dxa" w:w="2880"/>
-            <w:tcMar>
-              <w:top w:w="75" w:type="dxa"/>
-              <w:start w:w="95" w:type="dxa"/>
-              <w:bottom w:w="75" w:type="dxa"/>
-              <w:end w:w="95" w:type="dxa"/>
-            </w:tcMar>
-            <w:vAlign w:val="center"/>
-          </w:tcPr>
-          <w:p>
-            <w:pPr>
-              <w:jc w:val="left"/>
-              <w:keepNext/>
-            </w:pPr>
-            <w:r>
-              <w:rPr>
-                <w:rFonts w:ascii="Noto Sans CJK KR" w:hAnsi="Noto Sans CJK KR"/>
-                <w:color w:val="17233A"/>
-                <w:sz w:val="16"/>
-              </w:rPr>
-              <w:t>Backend 연결 확인</w:t>
-            </w:r>
-          </w:p>
-        </w:tc>
-        <w:tc>
-          <w:tcPr>
-            <w:tcW w:type="dxa" w:w="4896"/>
-            <w:tcMar>
-              <w:top w:w="75" w:type="dxa"/>
-              <w:start w:w="95" w:type="dxa"/>
-              <w:bottom w:w="75" w:type="dxa"/>
-              <w:end w:w="95" w:type="dxa"/>
-            </w:tcMar>
-            <w:vAlign w:val="center"/>
-          </w:tcPr>
-          <w:p>
-            <w:pPr>
-              <w:jc w:val="left"/>
-              <w:keepNext/>
-            </w:pPr>
-            <w:r>
-              <w:rPr>
-                <w:rFonts w:ascii="Noto Sans CJK KR" w:hAnsi="Noto Sans CJK KR"/>
-                <w:color w:val="17233A"/>
-                <w:sz w:val="16"/>
-              </w:rPr>
-              <w:t>Gateway Health·연결시험</w:t>
-            </w:r>
-          </w:p>
-        </w:tc>
-        <w:tc>
-          <w:tcPr>
-            <w:tcW w:type="dxa" w:w="1872"/>
-            <w:tcMar>
-              <w:top w:w="75" w:type="dxa"/>
-              <w:start w:w="95" w:type="dxa"/>
-              <w:bottom w:w="75" w:type="dxa"/>
-              <w:end w:w="95" w:type="dxa"/>
-            </w:tcMar>
-            <w:vAlign w:val="center"/>
-          </w:tcPr>
-          <w:p>
-            <w:pPr>
-              <w:jc w:val="center"/>
-              <w:keepNext/>
-            </w:pPr>
-            <w:hyperlink w:anchor="g05">
-              <w:r>
-                <w:rPr>
-                  <w:rFonts w:ascii="Noto Sans CJK KR" w:hAnsi="Noto Sans CJK KR" w:eastAsia="Noto Sans CJK KR"/>
-                  <w:color w:val="2F6DF6"/>
-                  <w:u w:val="single"/>
-                </w:rPr>
-                <w:t>Health</w:t>
-              </w:r>
-            </w:hyperlink>
-          </w:p>
-        </w:tc>
-      </w:tr>
-      <w:tr>
-        <w:trPr>
-          <w:cantSplit/>
-        </w:trPr>
-        <w:tc>
-          <w:tcPr>
-            <w:tcW w:type="dxa" w:w="2880"/>
-            <w:tcMar>
-              <w:top w:w="75" w:type="dxa"/>
-              <w:start w:w="95" w:type="dxa"/>
-              <w:bottom w:w="75" w:type="dxa"/>
-              <w:end w:w="95" w:type="dxa"/>
-            </w:tcMar>
-            <w:vAlign w:val="center"/>
-            <w:shd w:fill="FAFBFE"/>
-          </w:tcPr>
-          <w:p>
-            <w:pPr>
-              <w:jc w:val="left"/>
-              <w:keepNext/>
-            </w:pPr>
-            <w:r>
-              <w:rPr>
-                <w:rFonts w:ascii="Noto Sans CJK KR" w:hAnsi="Noto Sans CJK KR"/>
-                <w:color w:val="17233A"/>
-                <w:sz w:val="16"/>
-              </w:rPr>
-              <w:t>인증/요청 제한</w:t>
-            </w:r>
-          </w:p>
-        </w:tc>
-        <w:tc>
-          <w:tcPr>
-            <w:tcW w:type="dxa" w:w="4896"/>
-            <w:tcMar>
-              <w:top w:w="75" w:type="dxa"/>
-              <w:start w:w="95" w:type="dxa"/>
-              <w:bottom w:w="75" w:type="dxa"/>
-              <w:end w:w="95" w:type="dxa"/>
-            </w:tcMar>
-            <w:vAlign w:val="center"/>
-            <w:shd w:fill="FAFBFE"/>
-          </w:tcPr>
-          <w:p>
-            <w:pPr>
-              <w:jc w:val="left"/>
-              <w:keepNext/>
-            </w:pPr>
-            <w:r>
-              <w:rPr>
-                <w:rFonts w:ascii="Noto Sans CJK KR" w:hAnsi="Noto Sans CJK KR"/>
-                <w:color w:val="17233A"/>
-                <w:sz w:val="16"/>
-              </w:rPr>
-              <w:t>Gateway 보안·제한</w:t>
-            </w:r>
-          </w:p>
-        </w:tc>
-        <w:tc>
-          <w:tcPr>
-            <w:tcW w:type="dxa" w:w="1872"/>
-            <w:tcMar>
-              <w:top w:w="75" w:type="dxa"/>
-              <w:start w:w="95" w:type="dxa"/>
-              <w:bottom w:w="75" w:type="dxa"/>
-              <w:end w:w="95" w:type="dxa"/>
-            </w:tcMar>
-            <w:vAlign w:val="center"/>
-            <w:shd w:fill="FAFBFE"/>
-          </w:tcPr>
-          <w:p>
-            <w:pPr>
-              <w:jc w:val="center"/>
-              <w:keepNext/>
-            </w:pPr>
-            <w:hyperlink w:anchor="g06">
-              <w:r>
-                <w:rPr>
-                  <w:rFonts w:ascii="Noto Sans CJK KR" w:hAnsi="Noto Sans CJK KR" w:eastAsia="Noto Sans CJK KR"/>
-                  <w:color w:val="2F6DF6"/>
-                  <w:u w:val="single"/>
-                </w:rPr>
-                <w:t>Security</w:t>
-              </w:r>
-            </w:hyperlink>
-          </w:p>
-        </w:tc>
-      </w:tr>
-      <w:tr>
-        <w:trPr>
-          <w:cantSplit/>
-        </w:trPr>
-        <w:tc>
-          <w:tcPr>
-            <w:tcW w:type="dxa" w:w="2880"/>
-            <w:tcMar>
-              <w:top w:w="75" w:type="dxa"/>
-              <w:start w:w="95" w:type="dxa"/>
-              <w:bottom w:w="75" w:type="dxa"/>
-              <w:end w:w="95" w:type="dxa"/>
-            </w:tcMar>
-            <w:vAlign w:val="center"/>
-          </w:tcPr>
-          <w:p>
-            <w:pPr>
-              <w:jc w:val="left"/>
-              <w:keepNext/>
-            </w:pPr>
-            <w:r>
-              <w:rPr>
-                <w:rFonts w:ascii="Noto Sans CJK KR" w:hAnsi="Noto Sans CJK KR"/>
-                <w:color w:val="17233A"/>
-                <w:sz w:val="16"/>
-              </w:rPr>
-              <w:t>Timeout/Retry</w:t>
-            </w:r>
-          </w:p>
-        </w:tc>
-        <w:tc>
-          <w:tcPr>
-            <w:tcW w:type="dxa" w:w="4896"/>
-            <w:tcMar>
-              <w:top w:w="75" w:type="dxa"/>
-              <w:start w:w="95" w:type="dxa"/>
-              <w:bottom w:w="75" w:type="dxa"/>
-              <w:end w:w="95" w:type="dxa"/>
-            </w:tcMar>
-            <w:vAlign w:val="center"/>
-          </w:tcPr>
-          <w:p>
-            <w:pPr>
-              <w:jc w:val="left"/>
-              <w:keepNext/>
-            </w:pPr>
-            <w:r>
-              <w:rPr>
-                <w:rFonts w:ascii="Noto Sans CJK KR" w:hAnsi="Noto Sans CJK KR"/>
-                <w:color w:val="17233A"/>
-                <w:sz w:val="16"/>
-              </w:rPr>
-              <w:t>Resilience 정책</w:t>
-            </w:r>
-          </w:p>
-        </w:tc>
-        <w:tc>
-          <w:tcPr>
-            <w:tcW w:type="dxa" w:w="1872"/>
-            <w:tcMar>
-              <w:top w:w="75" w:type="dxa"/>
-              <w:start w:w="95" w:type="dxa"/>
-              <w:bottom w:w="75" w:type="dxa"/>
-              <w:end w:w="95" w:type="dxa"/>
-            </w:tcMar>
-            <w:vAlign w:val="center"/>
-          </w:tcPr>
-          <w:p>
-            <w:pPr>
-              <w:jc w:val="center"/>
-              <w:keepNext/>
-            </w:pPr>
-            <w:hyperlink w:anchor="g07">
-              <w:r>
-                <w:rPr>
-                  <w:rFonts w:ascii="Noto Sans CJK KR" w:hAnsi="Noto Sans CJK KR" w:eastAsia="Noto Sans CJK KR"/>
-                  <w:color w:val="2F6DF6"/>
-                  <w:u w:val="single"/>
-                </w:rPr>
-                <w:t>Resilience</w:t>
-              </w:r>
-            </w:hyperlink>
-          </w:p>
-        </w:tc>
-      </w:tr>
-      <w:tr>
-        <w:trPr>
-          <w:cantSplit/>
-        </w:trPr>
-        <w:tc>
-          <w:tcPr>
-            <w:tcW w:type="dxa" w:w="2880"/>
-            <w:tcMar>
-              <w:top w:w="75" w:type="dxa"/>
-              <w:start w:w="95" w:type="dxa"/>
-              <w:bottom w:w="75" w:type="dxa"/>
-              <w:end w:w="95" w:type="dxa"/>
-            </w:tcMar>
-            <w:vAlign w:val="center"/>
-            <w:shd w:fill="FAFBFE"/>
-          </w:tcPr>
-          <w:p>
-            <w:pPr>
-              <w:jc w:val="left"/>
-              <w:keepNext/>
-            </w:pPr>
-            <w:r>
-              <w:rPr>
-                <w:rFonts w:ascii="Noto Sans CJK KR" w:hAnsi="Noto Sans CJK KR"/>
-                <w:color w:val="17233A"/>
-                <w:sz w:val="16"/>
-              </w:rPr>
-              <w:t>요청 찾기</w:t>
-            </w:r>
-          </w:p>
-        </w:tc>
-        <w:tc>
-          <w:tcPr>
-            <w:tcW w:type="dxa" w:w="4896"/>
-            <w:tcMar>
-              <w:top w:w="75" w:type="dxa"/>
-              <w:start w:w="95" w:type="dxa"/>
-              <w:bottom w:w="75" w:type="dxa"/>
-              <w:end w:w="95" w:type="dxa"/>
-            </w:tcMar>
-            <w:vAlign w:val="center"/>
-            <w:shd w:fill="FAFBFE"/>
-          </w:tcPr>
-          <w:p>
-            <w:pPr>
-              <w:jc w:val="left"/>
-              <w:keepNext/>
-            </w:pPr>
-            <w:r>
-              <w:rPr>
-                <w:rFonts w:ascii="Noto Sans CJK KR" w:hAnsi="Noto Sans CJK KR"/>
-                <w:color w:val="17233A"/>
-                <w:sz w:val="16"/>
-              </w:rPr>
-              <w:t>Gateway 거래 조회</w:t>
-            </w:r>
-          </w:p>
-        </w:tc>
-        <w:tc>
-          <w:tcPr>
-            <w:tcW w:type="dxa" w:w="1872"/>
-            <w:tcMar>
-              <w:top w:w="75" w:type="dxa"/>
-              <w:start w:w="95" w:type="dxa"/>
-              <w:bottom w:w="75" w:type="dxa"/>
-              <w:end w:w="95" w:type="dxa"/>
-            </w:tcMar>
-            <w:vAlign w:val="center"/>
-            <w:shd w:fill="FAFBFE"/>
-          </w:tcPr>
-          <w:p>
-            <w:pPr>
-              <w:jc w:val="center"/>
-              <w:keepNext/>
-            </w:pPr>
-            <w:hyperlink w:anchor="g08">
-              <w:r>
-                <w:rPr>
-                  <w:rFonts w:ascii="Noto Sans CJK KR" w:hAnsi="Noto Sans CJK KR" w:eastAsia="Noto Sans CJK KR"/>
-                  <w:color w:val="2F6DF6"/>
-                  <w:u w:val="single"/>
-                </w:rPr>
-                <w:t>Trace</w:t>
-              </w:r>
-            </w:hyperlink>
-          </w:p>
-        </w:tc>
-      </w:tr>
-      <w:tr>
-        <w:trPr>
-          <w:cantSplit/>
-        </w:trPr>
-        <w:tc>
-          <w:tcPr>
-            <w:tcW w:type="dxa" w:w="2880"/>
-            <w:tcMar>
-              <w:top w:w="75" w:type="dxa"/>
-              <w:start w:w="95" w:type="dxa"/>
-              <w:bottom w:w="75" w:type="dxa"/>
-              <w:end w:w="95" w:type="dxa"/>
-            </w:tcMar>
-            <w:vAlign w:val="center"/>
-          </w:tcPr>
-          <w:p>
-            <w:pPr>
-              <w:jc w:val="left"/>
-            </w:pPr>
-            <w:r>
-              <w:rPr>
-                <w:rFonts w:ascii="Noto Sans CJK KR" w:hAnsi="Noto Sans CJK KR"/>
-                <w:color w:val="17233A"/>
-                <w:sz w:val="16"/>
-              </w:rPr>
-              <w:t>변경 반영 확인</w:t>
-            </w:r>
-          </w:p>
-        </w:tc>
-        <w:tc>
-          <w:tcPr>
-            <w:tcW w:type="dxa" w:w="4896"/>
-            <w:tcMar>
-              <w:top w:w="75" w:type="dxa"/>
-              <w:start w:w="95" w:type="dxa"/>
-              <w:bottom w:w="75" w:type="dxa"/>
-              <w:end w:w="95" w:type="dxa"/>
-            </w:tcMar>
-            <w:vAlign w:val="center"/>
-          </w:tcPr>
-          <w:p>
-            <w:pPr>
-              <w:jc w:val="left"/>
-            </w:pPr>
-            <w:r>
-              <w:rPr>
-                <w:rFonts w:ascii="Noto Sans CJK KR" w:hAnsi="Noto Sans CJK KR"/>
-                <w:color w:val="17233A"/>
-                <w:sz w:val="16"/>
-              </w:rPr>
-              <w:t>Gateway 적용 상태·이력</w:t>
-            </w:r>
-          </w:p>
-        </w:tc>
-        <w:tc>
-          <w:tcPr>
-            <w:tcW w:type="dxa" w:w="1872"/>
-            <w:tcMar>
-              <w:top w:w="75" w:type="dxa"/>
-              <w:start w:w="95" w:type="dxa"/>
-              <w:bottom w:w="75" w:type="dxa"/>
-              <w:end w:w="95" w:type="dxa"/>
-            </w:tcMar>
-            <w:vAlign w:val="center"/>
-          </w:tcPr>
-          <w:p>
-            <w:pPr>
-              <w:jc w:val="center"/>
-            </w:pPr>
-            <w:hyperlink w:anchor="g09">
-              <w:r>
-                <w:rPr>
-                  <w:rFonts w:ascii="Noto Sans CJK KR" w:hAnsi="Noto Sans CJK KR" w:eastAsia="Noto Sans CJK KR"/>
-                  <w:color w:val="2F6DF6"/>
-                  <w:u w:val="single"/>
-                </w:rPr>
-                <w:t>변경</w:t>
-              </w:r>
-            </w:hyperlink>
-          </w:p>
-        </w:tc>
-      </w:tr>
-    </w:tbl>
-    <w:p/>
-    <w:p>
-      <w:bookmarkStart w:id="576" w:name="g02"/>
-      <w:pPr>
-        <w:pStyle w:val="Heading1"/>
-        <w:keepNext/>
-      </w:pPr>
-      <w:r>
-        <w:t>2. Gateway가 필요한지 판단</w:t>
-      </w:r>
-      <w:bookmarkEnd w:id="576"/>
-    </w:p>
-    <w:p>
-      <w:pPr>
-        <w:spacing w:after="20"/>
-        <w:jc w:val="right"/>
-      </w:pPr>
-      <w:hyperlink w:anchor="TOC">
-        <w:r>
-          <w:rPr>
-            <w:rFonts w:ascii="Noto Sans CJK KR" w:hAnsi="Noto Sans CJK KR" w:eastAsia="Noto Sans CJK KR"/>
-            <w:color w:val="65718A"/>
-            <w:u w:val="single"/>
-          </w:rPr>
-          <w:t>전체 목차로</w:t>
-        </w:r>
-      </w:hyperlink>
-    </w:p>
-    <w:p>
-      <w:r>
-        <w:t>Gateway는 모든 내부 호출이 반드시 거치는 계층이 아닙니다. 외부 진입 정책을 한 곳에서 적용해야 할 때 선택합니다.</w:t>
-      </w:r>
-    </w:p>
-    <w:tbl>
-      <w:tblPr>
-        <w:tblStyle w:val="TableGrid"/>
-        <w:tblW w:type="auto" w:w="0"/>
-        <w:jc w:val="center"/>
-        <w:tblLayout w:type="fixed"/>
-        <w:tblLook w:firstColumn="1" w:firstRow="1" w:lastColumn="0" w:lastRow="0" w:noHBand="0" w:noVBand="1" w:val="04A0"/>
-      </w:tblPr>
-      <w:tblGrid>
-        <w:gridCol w:w="1800"/>
-        <w:gridCol w:w="4536"/>
-        <w:gridCol w:w="3312"/>
-      </w:tblGrid>
-      <w:tr>
-        <w:trPr>
-          <w:tblHeader w:val="true"/>
-          <w:cantSplit/>
-        </w:trPr>
-        <w:tc>
-          <w:tcPr>
-            <w:tcW w:type="dxa" w:w="1800"/>
-            <w:shd w:fill="10243F"/>
-            <w:tcMar>
-              <w:top w:w="75" w:type="dxa"/>
-              <w:start w:w="95" w:type="dxa"/>
-              <w:bottom w:w="75" w:type="dxa"/>
-              <w:end w:w="95" w:type="dxa"/>
-            </w:tcMar>
-            <w:vAlign w:val="center"/>
-          </w:tcPr>
-          <w:p>
-            <w:pPr>
-              <w:jc w:val="center"/>
-              <w:keepNext/>
-            </w:pPr>
-            <w:r>
-              <w:rPr>
-                <w:rFonts w:ascii="Noto Sans CJK KR" w:hAnsi="Noto Sans CJK KR"/>
-                <w:b/>
-                <w:color w:val="FFFFFF"/>
+                <w:rFonts w:ascii="맑은 고딕" w:hAnsi="맑은 고딕" w:eastAsia="맑은 고딕"/>
+                <w:color w:val="18233D"/>
                 <w:sz w:val="17"/>
               </w:rPr>
-              <w:t>구성</w:t>
-            </w:r>
-          </w:p>
-        </w:tc>
-        <w:tc>
-          <w:tcPr>
-            <w:tcW w:type="dxa" w:w="4536"/>
-            <w:shd w:fill="10243F"/>
-            <w:tcMar>
-              <w:top w:w="75" w:type="dxa"/>
-              <w:start w:w="95" w:type="dxa"/>
-              <w:bottom w:w="75" w:type="dxa"/>
-              <w:end w:w="95" w:type="dxa"/>
-            </w:tcMar>
-            <w:vAlign w:val="center"/>
-          </w:tcPr>
-          <w:p>
-            <w:pPr>
-              <w:jc w:val="center"/>
-              <w:keepNext/>
-            </w:pPr>
-            <w:r>
-              <w:rPr>
-                <w:rFonts w:ascii="Noto Sans CJK KR" w:hAnsi="Noto Sans CJK KR"/>
-                <w:b/>
-                <w:color w:val="FFFFFF"/>
-                <w:sz w:val="17"/>
-              </w:rPr>
-              <w:t>적합한 경우</w:t>
-            </w:r>
-          </w:p>
-        </w:tc>
-        <w:tc>
-          <w:tcPr>
-            <w:tcW w:type="dxa" w:w="3311"/>
-            <w:shd w:fill="10243F"/>
-            <w:tcMar>
-              <w:top w:w="75" w:type="dxa"/>
-              <w:start w:w="95" w:type="dxa"/>
-              <w:bottom w:w="75" w:type="dxa"/>
-              <w:end w:w="95" w:type="dxa"/>
-            </w:tcMar>
-            <w:vAlign w:val="center"/>
-          </w:tcPr>
-          <w:p>
-            <w:pPr>
-              <w:jc w:val="center"/>
-              <w:keepNext/>
-            </w:pPr>
-            <w:r>
-              <w:rPr>
-                <w:rFonts w:ascii="Noto Sans CJK KR" w:hAnsi="Noto Sans CJK KR"/>
-                <w:b/>
-                <w:color w:val="FFFFFF"/>
-                <w:sz w:val="17"/>
-              </w:rPr>
-              <w:t>기억할 점</w:t>
+              <w:t>L4만/Gateway만/L4+Gateway 선택 기준</w:t>
             </w:r>
           </w:p>
         </w:tc>
@@ -1262,79 +216,51 @@
         </w:trPr>
         <w:tc>
           <w:tcPr>
-            <w:tcW w:type="dxa" w:w="1800"/>
+            <w:tcW w:type="dxa" w:w="3515"/>
             <w:tcMar>
-              <w:top w:w="75" w:type="dxa"/>
-              <w:start w:w="95" w:type="dxa"/>
-              <w:bottom w:w="75" w:type="dxa"/>
-              <w:end w:w="95" w:type="dxa"/>
+              <w:top w:w="60" w:type="dxa"/>
+              <w:start w:w="90" w:type="dxa"/>
+              <w:bottom w:w="60" w:type="dxa"/>
+              <w:end w:w="90" w:type="dxa"/>
             </w:tcMar>
-            <w:vAlign w:val="center"/>
           </w:tcPr>
           <w:p>
             <w:pPr>
-              <w:jc w:val="center"/>
-              <w:keepNext/>
+              <w:spacing w:after="0"/>
             </w:pPr>
-            <w:r>
-              <w:rPr>
-                <w:rFonts w:ascii="Noto Sans CJK KR" w:hAnsi="Noto Sans CJK KR"/>
-                <w:color w:val="17233A"/>
-                <w:sz w:val="16"/>
-              </w:rPr>
-              <w:t>Direct/L4</w:t>
-            </w:r>
+            <w:hyperlink w:anchor="gwbenefit">
+              <w:r>
+                <w:rPr>
+                  <w:color w:val="4F6EF7"/>
+                  <w:u w:val="single"/>
+                  <w:b/>
+                </w:rPr>
+                <w:t>2. Gateway를 쓰면 달라지는 점</w:t>
+              </w:r>
+            </w:hyperlink>
           </w:p>
         </w:tc>
         <w:tc>
           <w:tcPr>
-            <w:tcW w:type="dxa" w:w="4536"/>
+            <w:tcW w:type="dxa" w:w="6406"/>
             <w:tcMar>
-              <w:top w:w="75" w:type="dxa"/>
-              <w:start w:w="95" w:type="dxa"/>
-              <w:bottom w:w="75" w:type="dxa"/>
-              <w:end w:w="95" w:type="dxa"/>
+              <w:top w:w="60" w:type="dxa"/>
+              <w:start w:w="90" w:type="dxa"/>
+              <w:bottom w:w="60" w:type="dxa"/>
+              <w:end w:w="90" w:type="dxa"/>
             </w:tcMar>
-            <w:vAlign w:val="center"/>
           </w:tcPr>
           <w:p>
             <w:pPr>
-              <w:jc w:val="left"/>
-              <w:keepNext/>
+              <w:spacing w:after="0"/>
             </w:pPr>
             <w:r>
               <w:rPr>
-                <w:rFonts w:ascii="Noto Sans CJK KR" w:hAnsi="Noto Sans CJK KR"/>
-                <w:color w:val="17233A"/>
-                <w:sz w:val="16"/>
+                <w:rFonts w:ascii="맑은 고딕" w:hAnsi="맑은 고딕" w:eastAsia="맑은 고딕"/>
+                <w:color w:val="18233D"/>
+                <w:sz w:val="17"/>
               </w:rPr>
-              <w:t>단순 내부 서비스/Ingress가 정책을 담당</w:t>
-            </w:r>
-          </w:p>
-        </w:tc>
-        <w:tc>
-          <w:tcPr>
-            <w:tcW w:type="dxa" w:w="3311"/>
-            <w:tcMar>
-              <w:top w:w="75" w:type="dxa"/>
-              <w:start w:w="95" w:type="dxa"/>
-              <w:bottom w:w="75" w:type="dxa"/>
-              <w:end w:w="95" w:type="dxa"/>
-            </w:tcMar>
-            <w:vAlign w:val="center"/>
-          </w:tcPr>
-          <w:p>
-            <w:pPr>
-              <w:jc w:val="left"/>
-              <w:keepNext/>
-            </w:pPr>
-            <w:r>
-              <w:rPr>
-                <w:rFonts w:ascii="Noto Sans CJK KR" w:hAnsi="Noto Sans CJK KR"/>
-                <w:color w:val="17233A"/>
-                <w:sz w:val="16"/>
-              </w:rPr>
-              <w:t>Gateway 기능 없이 Domain 직접 진입</w:t>
+              <w:t>진입 단순화와 공통 정책</w:t>
             </w:r>
           </w:p>
         </w:tc>
@@ -1345,82 +271,51 @@
         </w:trPr>
         <w:tc>
           <w:tcPr>
-            <w:tcW w:type="dxa" w:w="1800"/>
+            <w:tcW w:type="dxa" w:w="3515"/>
             <w:tcMar>
-              <w:top w:w="75" w:type="dxa"/>
-              <w:start w:w="95" w:type="dxa"/>
-              <w:bottom w:w="75" w:type="dxa"/>
-              <w:end w:w="95" w:type="dxa"/>
+              <w:top w:w="60" w:type="dxa"/>
+              <w:start w:w="90" w:type="dxa"/>
+              <w:bottom w:w="60" w:type="dxa"/>
+              <w:end w:w="90" w:type="dxa"/>
             </w:tcMar>
-            <w:vAlign w:val="center"/>
-            <w:shd w:fill="FAFBFE"/>
           </w:tcPr>
           <w:p>
             <w:pPr>
-              <w:jc w:val="center"/>
-              <w:keepNext/>
+              <w:spacing w:after="0"/>
             </w:pPr>
-            <w:r>
-              <w:rPr>
-                <w:rFonts w:ascii="Noto Sans CJK KR" w:hAnsi="Noto Sans CJK KR"/>
-                <w:color w:val="17233A"/>
-                <w:sz w:val="16"/>
-              </w:rPr>
-              <w:t>Gateway</w:t>
-            </w:r>
+            <w:hyperlink w:anchor="route">
+              <w:r>
+                <w:rPr>
+                  <w:color w:val="4F6EF7"/>
+                  <w:u w:val="single"/>
+                  <w:b/>
+                </w:rPr>
+                <w:t>3. Route 만들기</w:t>
+              </w:r>
+            </w:hyperlink>
           </w:p>
         </w:tc>
         <w:tc>
           <w:tcPr>
-            <w:tcW w:type="dxa" w:w="4536"/>
+            <w:tcW w:type="dxa" w:w="6406"/>
             <w:tcMar>
-              <w:top w:w="75" w:type="dxa"/>
-              <w:start w:w="95" w:type="dxa"/>
-              <w:bottom w:w="75" w:type="dxa"/>
-              <w:end w:w="95" w:type="dxa"/>
+              <w:top w:w="60" w:type="dxa"/>
+              <w:start w:w="90" w:type="dxa"/>
+              <w:bottom w:w="60" w:type="dxa"/>
+              <w:end w:w="90" w:type="dxa"/>
             </w:tcMar>
-            <w:vAlign w:val="center"/>
-            <w:shd w:fill="FAFBFE"/>
           </w:tcPr>
           <w:p>
             <w:pPr>
-              <w:jc w:val="left"/>
-              <w:keepNext/>
+              <w:spacing w:after="0"/>
             </w:pPr>
             <w:r>
               <w:rPr>
-                <w:rFonts w:ascii="Noto Sans CJK KR" w:hAnsi="Noto Sans CJK KR"/>
-                <w:color w:val="17233A"/>
-                <w:sz w:val="16"/>
+                <w:rFonts w:ascii="맑은 고딕" w:hAnsi="맑은 고딕" w:eastAsia="맑은 고딕"/>
+                <w:color w:val="18233D"/>
+                <w:sz w:val="17"/>
               </w:rPr>
-              <w:t>Route/보안/제한/관측을 중앙 진입에서 적용</w:t>
-            </w:r>
-          </w:p>
-        </w:tc>
-        <w:tc>
-          <w:tcPr>
-            <w:tcW w:type="dxa" w:w="3311"/>
-            <w:tcMar>
-              <w:top w:w="75" w:type="dxa"/>
-              <w:start w:w="95" w:type="dxa"/>
-              <w:bottom w:w="75" w:type="dxa"/>
-              <w:end w:w="95" w:type="dxa"/>
-            </w:tcMar>
-            <w:vAlign w:val="center"/>
-            <w:shd w:fill="FAFBFE"/>
-          </w:tcPr>
-          <w:p>
-            <w:pPr>
-              <w:jc w:val="left"/>
-              <w:keepNext/>
-            </w:pPr>
-            <w:r>
-              <w:rPr>
-                <w:rFonts w:ascii="Noto Sans CJK KR" w:hAnsi="Noto Sans CJK KR"/>
-                <w:color w:val="17233A"/>
-                <w:sz w:val="16"/>
-              </w:rPr>
-              <w:t>외부 진입 정책 집중</w:t>
+              <w:t>Match/Target/Rewrite 기본</w:t>
             </w:r>
           </w:p>
         </w:tc>
@@ -1431,91 +326,381 @@
         </w:trPr>
         <w:tc>
           <w:tcPr>
-            <w:tcW w:type="dxa" w:w="1800"/>
+            <w:tcW w:type="dxa" w:w="3515"/>
             <w:tcMar>
-              <w:top w:w="75" w:type="dxa"/>
-              <w:start w:w="95" w:type="dxa"/>
-              <w:bottom w:w="75" w:type="dxa"/>
-              <w:end w:w="95" w:type="dxa"/>
+              <w:top w:w="60" w:type="dxa"/>
+              <w:start w:w="90" w:type="dxa"/>
+              <w:bottom w:w="60" w:type="dxa"/>
+              <w:end w:w="90" w:type="dxa"/>
             </w:tcMar>
-            <w:vAlign w:val="center"/>
           </w:tcPr>
           <w:p>
             <w:pPr>
-              <w:jc w:val="center"/>
+              <w:spacing w:after="0"/>
             </w:pPr>
-            <w:r>
-              <w:rPr>
-                <w:rFonts w:ascii="Noto Sans CJK KR" w:hAnsi="Noto Sans CJK KR"/>
-                <w:color w:val="17233A"/>
-                <w:sz w:val="16"/>
-              </w:rPr>
-              <w:t>L4 + Gateway</w:t>
-            </w:r>
+            <w:hyperlink w:anchor="target">
+              <w:r>
+                <w:rPr>
+                  <w:color w:val="4F6EF7"/>
+                  <w:u w:val="single"/>
+                  <w:b/>
+                </w:rPr>
+                <w:t>4. Target·Health</w:t>
+              </w:r>
+            </w:hyperlink>
           </w:p>
         </w:tc>
         <w:tc>
           <w:tcPr>
-            <w:tcW w:type="dxa" w:w="4536"/>
+            <w:tcW w:type="dxa" w:w="6406"/>
             <w:tcMar>
-              <w:top w:w="75" w:type="dxa"/>
-              <w:start w:w="95" w:type="dxa"/>
-              <w:bottom w:w="75" w:type="dxa"/>
-              <w:end w:w="95" w:type="dxa"/>
+              <w:top w:w="60" w:type="dxa"/>
+              <w:start w:w="90" w:type="dxa"/>
+              <w:bottom w:w="60" w:type="dxa"/>
+              <w:end w:w="90" w:type="dxa"/>
             </w:tcMar>
-            <w:vAlign w:val="center"/>
           </w:tcPr>
           <w:p>
             <w:pPr>
-              <w:jc w:val="left"/>
+              <w:spacing w:after="0"/>
             </w:pPr>
             <w:r>
               <w:rPr>
-                <w:rFonts w:ascii="Noto Sans CJK KR" w:hAnsi="Noto Sans CJK KR"/>
-                <w:color w:val="17233A"/>
-                <w:sz w:val="16"/>
+                <w:rFonts w:ascii="맑은 고딕" w:hAnsi="맑은 고딕" w:eastAsia="맑은 고딕"/>
+                <w:color w:val="18233D"/>
+                <w:sz w:val="17"/>
               </w:rPr>
-              <w:t>Network 진입과 Application 정책을 분리</w:t>
+              <w:t>Backend 연결과 Server Group</w:t>
             </w:r>
+          </w:p>
+        </w:tc>
+      </w:tr>
+      <w:tr>
+        <w:trPr>
+          <w:cantSplit/>
+        </w:trPr>
+        <w:tc>
+          <w:tcPr>
+            <w:tcW w:type="dxa" w:w="3515"/>
+            <w:tcMar>
+              <w:top w:w="60" w:type="dxa"/>
+              <w:start w:w="90" w:type="dxa"/>
+              <w:bottom w:w="60" w:type="dxa"/>
+              <w:end w:w="90" w:type="dxa"/>
+            </w:tcMar>
+          </w:tcPr>
+          <w:p>
+            <w:pPr>
+              <w:spacing w:after="0"/>
+            </w:pPr>
+            <w:hyperlink w:anchor="gwsec">
+              <w:r>
+                <w:rPr>
+                  <w:color w:val="4F6EF7"/>
+                  <w:u w:val="single"/>
+                  <w:b/>
+                </w:rPr>
+                <w:t>5. Security·Header</w:t>
+              </w:r>
+            </w:hyperlink>
           </w:p>
         </w:tc>
         <w:tc>
           <w:tcPr>
-            <w:tcW w:type="dxa" w:w="3311"/>
+            <w:tcW w:type="dxa" w:w="6406"/>
             <w:tcMar>
-              <w:top w:w="75" w:type="dxa"/>
-              <w:start w:w="95" w:type="dxa"/>
-              <w:bottom w:w="75" w:type="dxa"/>
-              <w:end w:w="95" w:type="dxa"/>
+              <w:top w:w="60" w:type="dxa"/>
+              <w:start w:w="90" w:type="dxa"/>
+              <w:bottom w:w="60" w:type="dxa"/>
+              <w:end w:w="90" w:type="dxa"/>
             </w:tcMar>
-            <w:vAlign w:val="center"/>
           </w:tcPr>
           <w:p>
             <w:pPr>
-              <w:jc w:val="left"/>
+              <w:spacing w:after="0"/>
             </w:pPr>
             <w:r>
               <w:rPr>
-                <w:rFonts w:ascii="Noto Sans CJK KR" w:hAnsi="Noto Sans CJK KR"/>
-                <w:color w:val="17233A"/>
-                <w:sz w:val="16"/>
+                <w:rFonts w:ascii="맑은 고딕" w:hAnsi="맑은 고딕" w:eastAsia="맑은 고딕"/>
+                <w:color w:val="18233D"/>
+                <w:sz w:val="17"/>
               </w:rPr>
-              <w:t>두 계층 Health/Timeout 구분</w:t>
+              <w:t>인증/인가/Context 경계</w:t>
+            </w:r>
+          </w:p>
+        </w:tc>
+      </w:tr>
+      <w:tr>
+        <w:trPr>
+          <w:cantSplit/>
+        </w:trPr>
+        <w:tc>
+          <w:tcPr>
+            <w:tcW w:type="dxa" w:w="3515"/>
+            <w:tcMar>
+              <w:top w:w="60" w:type="dxa"/>
+              <w:start w:w="90" w:type="dxa"/>
+              <w:bottom w:w="60" w:type="dxa"/>
+              <w:end w:w="90" w:type="dxa"/>
+            </w:tcMar>
+          </w:tcPr>
+          <w:p>
+            <w:pPr>
+              <w:spacing w:after="0"/>
+            </w:pPr>
+            <w:hyperlink w:anchor="gwres">
+              <w:r>
+                <w:rPr>
+                  <w:color w:val="4F6EF7"/>
+                  <w:u w:val="single"/>
+                  <w:b/>
+                </w:rPr>
+                <w:t>6. Timeout·Retry·Circuit·Rate Limit</w:t>
+              </w:r>
+            </w:hyperlink>
+          </w:p>
+        </w:tc>
+        <w:tc>
+          <w:tcPr>
+            <w:tcW w:type="dxa" w:w="6406"/>
+            <w:tcMar>
+              <w:top w:w="60" w:type="dxa"/>
+              <w:start w:w="90" w:type="dxa"/>
+              <w:bottom w:w="60" w:type="dxa"/>
+              <w:end w:w="90" w:type="dxa"/>
+            </w:tcMar>
+          </w:tcPr>
+          <w:p>
+            <w:pPr>
+              <w:spacing w:after="0"/>
+            </w:pPr>
+            <w:r>
+              <w:rPr>
+                <w:rFonts w:ascii="맑은 고딕" w:hAnsi="맑은 고딕" w:eastAsia="맑은 고딕"/>
+                <w:color w:val="18233D"/>
+                <w:sz w:val="17"/>
+              </w:rPr>
+              <w:t>Resilience/Traffic 정책 선택</w:t>
+            </w:r>
+          </w:p>
+        </w:tc>
+      </w:tr>
+      <w:tr>
+        <w:trPr>
+          <w:cantSplit/>
+        </w:trPr>
+        <w:tc>
+          <w:tcPr>
+            <w:tcW w:type="dxa" w:w="3515"/>
+            <w:tcMar>
+              <w:top w:w="60" w:type="dxa"/>
+              <w:start w:w="90" w:type="dxa"/>
+              <w:bottom w:w="60" w:type="dxa"/>
+              <w:end w:w="90" w:type="dxa"/>
+            </w:tcMar>
+          </w:tcPr>
+          <w:p>
+            <w:pPr>
+              <w:spacing w:after="0"/>
+            </w:pPr>
+            <w:hyperlink w:anchor="gwapply">
+              <w:r>
+                <w:rPr>
+                  <w:color w:val="4F6EF7"/>
+                  <w:u w:val="single"/>
+                  <w:b/>
+                </w:rPr>
+                <w:t>7. 적용·검증·Rollback</w:t>
+              </w:r>
+            </w:hyperlink>
+          </w:p>
+        </w:tc>
+        <w:tc>
+          <w:tcPr>
+            <w:tcW w:type="dxa" w:w="6406"/>
+            <w:tcMar>
+              <w:top w:w="60" w:type="dxa"/>
+              <w:start w:w="90" w:type="dxa"/>
+              <w:bottom w:w="60" w:type="dxa"/>
+              <w:end w:w="90" w:type="dxa"/>
+            </w:tcMar>
+          </w:tcPr>
+          <w:p>
+            <w:pPr>
+              <w:spacing w:after="0"/>
+            </w:pPr>
+            <w:r>
+              <w:rPr>
+                <w:rFonts w:ascii="맑은 고딕" w:hAnsi="맑은 고딕" w:eastAsia="맑은 고딕"/>
+                <w:color w:val="18233D"/>
+                <w:sz w:val="17"/>
+              </w:rPr>
+              <w:t>변경 적용과 연결시험</w:t>
+            </w:r>
+          </w:p>
+        </w:tc>
+      </w:tr>
+      <w:tr>
+        <w:trPr>
+          <w:cantSplit/>
+        </w:trPr>
+        <w:tc>
+          <w:tcPr>
+            <w:tcW w:type="dxa" w:w="3515"/>
+            <w:tcMar>
+              <w:top w:w="60" w:type="dxa"/>
+              <w:start w:w="90" w:type="dxa"/>
+              <w:bottom w:w="60" w:type="dxa"/>
+              <w:end w:w="90" w:type="dxa"/>
+            </w:tcMar>
+          </w:tcPr>
+          <w:p>
+            <w:pPr>
+              <w:spacing w:after="0"/>
+            </w:pPr>
+            <w:hyperlink w:anchor="gwerr">
+              <w:r>
+                <w:rPr>
+                  <w:color w:val="4F6EF7"/>
+                  <w:u w:val="single"/>
+                  <w:b/>
+                </w:rPr>
+                <w:t>8. 오류별 확인</w:t>
+              </w:r>
+            </w:hyperlink>
+          </w:p>
+        </w:tc>
+        <w:tc>
+          <w:tcPr>
+            <w:tcW w:type="dxa" w:w="6406"/>
+            <w:tcMar>
+              <w:top w:w="60" w:type="dxa"/>
+              <w:start w:w="90" w:type="dxa"/>
+              <w:bottom w:w="60" w:type="dxa"/>
+              <w:end w:w="90" w:type="dxa"/>
+            </w:tcMar>
+          </w:tcPr>
+          <w:p>
+            <w:pPr>
+              <w:spacing w:after="0"/>
+            </w:pPr>
+            <w:r>
+              <w:rPr>
+                <w:rFonts w:ascii="맑은 고딕" w:hAnsi="맑은 고딕" w:eastAsia="맑은 고딕"/>
+                <w:color w:val="18233D"/>
+                <w:sz w:val="17"/>
+              </w:rPr>
+              <w:t>401/403/404/409/429/5xx/Timeout</w:t>
+            </w:r>
+          </w:p>
+        </w:tc>
+      </w:tr>
+      <w:tr>
+        <w:trPr>
+          <w:cantSplit/>
+        </w:trPr>
+        <w:tc>
+          <w:tcPr>
+            <w:tcW w:type="dxa" w:w="3515"/>
+            <w:tcMar>
+              <w:top w:w="60" w:type="dxa"/>
+              <w:start w:w="90" w:type="dxa"/>
+              <w:bottom w:w="60" w:type="dxa"/>
+              <w:end w:w="90" w:type="dxa"/>
+            </w:tcMar>
+          </w:tcPr>
+          <w:p>
+            <w:pPr>
+              <w:spacing w:after="0"/>
+            </w:pPr>
+            <w:hyperlink w:anchor="gwref">
+              <w:r>
+                <w:rPr>
+                  <w:color w:val="4F6EF7"/>
+                  <w:u w:val="single"/>
+                  <w:b/>
+                </w:rPr>
+                <w:t>9. ADM·Reference</w:t>
+              </w:r>
+            </w:hyperlink>
+          </w:p>
+        </w:tc>
+        <w:tc>
+          <w:tcPr>
+            <w:tcW w:type="dxa" w:w="6406"/>
+            <w:tcMar>
+              <w:top w:w="60" w:type="dxa"/>
+              <w:start w:w="90" w:type="dxa"/>
+              <w:bottom w:w="60" w:type="dxa"/>
+              <w:end w:w="90" w:type="dxa"/>
+            </w:tcMar>
+          </w:tcPr>
+          <w:p>
+            <w:pPr>
+              <w:spacing w:after="0"/>
+            </w:pPr>
+            <w:r>
+              <w:rPr>
+                <w:rFonts w:ascii="맑은 고딕" w:hAnsi="맑은 고딕" w:eastAsia="맑은 고딕"/>
+                <w:color w:val="18233D"/>
+                <w:sz w:val="17"/>
+              </w:rPr>
+              <w:t>운영 메뉴와 내부 Domain 호출 구분</w:t>
             </w:r>
           </w:p>
         </w:tc>
       </w:tr>
     </w:tbl>
-    <w:p/>
+    <w:p>
+      <w:r>
+        <w:br w:type="page"/>
+      </w:r>
+    </w:p>
+    <w:p>
+      <w:bookmarkStart w:id="161" w:name="gwmap"/>
+      <w:pPr>
+        <w:pStyle w:val="Heading1"/>
+        <w:keepNext w:val="1"/>
+        <w:keepLines/>
+      </w:pPr>
+      <w:bookmarkEnd w:id="161"/>
+      <w:r>
+        <w:rPr>
+          <w:rFonts w:ascii="맑은 고딕" w:hAnsi="맑은 고딕" w:eastAsia="맑은 고딕"/>
+          <w:b/>
+          <w:color w:val="4F6EF7"/>
+          <w:sz w:val="38"/>
+        </w:rPr>
+        <w:t>1. Gateway 구성 선택</w:t>
+      </w:r>
+    </w:p>
     <w:p>
       <w:pPr>
+        <w:spacing w:after="120"/>
+        <w:keepNext w:val="1"/>
+        <w:keepLines/>
+      </w:pPr>
+      <w:hyperlink w:anchor="TOC">
+        <w:r>
+          <w:rPr>
+            <w:color w:val="4F6EF7"/>
+            <w:u w:val="single"/>
+          </w:rPr>
+          <w:t>전체 목차로</w:t>
+        </w:r>
+      </w:hyperlink>
+    </w:p>
+    <w:p>
+      <w:pPr>
+        <w:spacing w:after="100"/>
         <w:jc w:val="center"/>
+        <w:keepLines/>
       </w:pPr>
       <w:r>
         <w:drawing>
           <wp:inline xmlns:a="http://schemas.openxmlformats.org/drawingml/2006/main" xmlns:pic="http://schemas.openxmlformats.org/drawingml/2006/picture">
-            <wp:extent cx="5943600" cy="3345052"/>
-            <wp:docPr id="1" name="Picture 1" descr="Image: image1.png"/>
+            <wp:extent cx="6263999" cy="3525373"/>
+            <wp:docPr id="1" name="Picture 1" descr="L4 Gateway 구성 사례와 선택 기준" title="L4 Gateway 구성 사례와 선택 기준"/>
             <wp:cNvGraphicFramePr>
               <a:graphicFrameLocks noChangeAspect="1"/>
             </wp:cNvGraphicFramePr>
@@ -1535,7 +720,7 @@
                   <pic:spPr>
                     <a:xfrm>
                       <a:off x="0" y="0"/>
-                      <a:ext cx="5943600" cy="3345052"/>
+                      <a:ext cx="6263999" cy="3525373"/>
                     </a:xfrm>
                     <a:prstGeom prst="rect"/>
                   </pic:spPr>
@@ -1546,61 +731,19 @@
         </w:drawing>
       </w:r>
     </w:p>
-    <w:p>
-      <w:pPr>
-        <w:jc w:val="center"/>
-      </w:pPr>
-      <w:r>
-        <w:rPr>
-          <w:color w:val="65718A"/>
-          <w:sz w:val="16"/>
-        </w:rPr>
-        <w:t>Gateway는 선택형 외부 진입 Runtime이며 Domain 간 Typed Call의 필수 경유지가 아닙니다.</w:t>
-      </w:r>
-    </w:p>
-    <w:p>
-      <w:bookmarkStart w:id="577" w:name="g03"/>
-      <w:pPr>
-        <w:pStyle w:val="Heading1"/>
-        <w:keepNext/>
-      </w:pPr>
-      <w:r>
-        <w:t>3. Route 기본 개념</w:t>
-      </w:r>
-      <w:bookmarkEnd w:id="577"/>
-    </w:p>
-    <w:p>
-      <w:pPr>
-        <w:spacing w:after="20"/>
-        <w:jc w:val="right"/>
-      </w:pPr>
-      <w:hyperlink w:anchor="TOC">
-        <w:r>
-          <w:rPr>
-            <w:rFonts w:ascii="Noto Sans CJK KR" w:hAnsi="Noto Sans CJK KR" w:eastAsia="Noto Sans CJK KR"/>
-            <w:color w:val="65718A"/>
-            <w:u w:val="single"/>
-          </w:rPr>
-          <w:t>전체 목차로</w:t>
-        </w:r>
-      </w:hyperlink>
-    </w:p>
-    <w:p>
-      <w:r>
-        <w:t>Route는 “요청 조건 → Target → 적용 Policy”의 묶음으로 이해하면 됩니다. 먼저 path/method와 대상 서버를 정하고, Security/Timeout/Retry는 필요한 것만 추가합니다.</w:t>
-      </w:r>
-    </w:p>
     <w:tbl>
       <w:tblPr>
-        <w:tblStyle w:val="TableGrid"/>
         <w:tblW w:type="auto" w:w="0"/>
         <w:jc w:val="center"/>
         <w:tblLayout w:type="fixed"/>
         <w:tblLook w:firstColumn="1" w:firstRow="1" w:lastColumn="0" w:lastRow="0" w:noHBand="0" w:noVBand="1" w:val="04A0"/>
       </w:tblPr>
       <w:tblGrid>
-        <w:gridCol w:w="2376"/>
-        <w:gridCol w:w="7272"/>
+        <w:gridCol w:w="1814"/>
+        <w:gridCol w:w="2835"/>
+        <w:gridCol w:w="1984"/>
+        <w:gridCol w:w="1927"/>
+        <w:gridCol w:w="1701"/>
       </w:tblGrid>
       <w:tr>
         <w:trPr>
@@ -1609,365 +752,15 @@
         </w:trPr>
         <w:tc>
           <w:tcPr>
-            <w:tcW w:type="dxa" w:w="2376"/>
-            <w:shd w:fill="10243F"/>
+            <w:tcW w:type="dxa" w:w="1814"/>
+            <w:shd w:fill="18233D"/>
             <w:tcMar>
-              <w:top w:w="75" w:type="dxa"/>
-              <w:start w:w="95" w:type="dxa"/>
-              <w:bottom w:w="75" w:type="dxa"/>
-              <w:end w:w="95" w:type="dxa"/>
+              <w:top w:w="70" w:type="dxa"/>
+              <w:start w:w="90" w:type="dxa"/>
+              <w:bottom w:w="70" w:type="dxa"/>
+              <w:end w:w="90" w:type="dxa"/>
             </w:tcMar>
             <w:vAlign w:val="center"/>
-          </w:tcPr>
-          <w:p>
-            <w:pPr>
-              <w:jc w:val="center"/>
-              <w:keepNext/>
-            </w:pPr>
-            <w:r>
-              <w:rPr>
-                <w:rFonts w:ascii="Noto Sans CJK KR" w:hAnsi="Noto Sans CJK KR"/>
-                <w:b/>
-                <w:color w:val="FFFFFF"/>
-                <w:sz w:val="17"/>
-              </w:rPr>
-              <w:t>Route에서 보는 것</w:t>
-            </w:r>
-          </w:p>
-        </w:tc>
-        <w:tc>
-          <w:tcPr>
-            <w:tcW w:type="dxa" w:w="7272"/>
-            <w:shd w:fill="10243F"/>
-            <w:tcMar>
-              <w:top w:w="75" w:type="dxa"/>
-              <w:start w:w="95" w:type="dxa"/>
-              <w:bottom w:w="75" w:type="dxa"/>
-              <w:end w:w="95" w:type="dxa"/>
-            </w:tcMar>
-            <w:vAlign w:val="center"/>
-          </w:tcPr>
-          <w:p>
-            <w:pPr>
-              <w:jc w:val="center"/>
-              <w:keepNext/>
-            </w:pPr>
-            <w:r>
-              <w:rPr>
-                <w:rFonts w:ascii="Noto Sans CJK KR" w:hAnsi="Noto Sans CJK KR"/>
-                <w:b/>
-                <w:color w:val="FFFFFF"/>
-                <w:sz w:val="17"/>
-              </w:rPr>
-              <w:t>예</w:t>
-            </w:r>
-          </w:p>
-        </w:tc>
-      </w:tr>
-      <w:tr>
-        <w:trPr>
-          <w:cantSplit/>
-        </w:trPr>
-        <w:tc>
-          <w:tcPr>
-            <w:tcW w:type="dxa" w:w="2376"/>
-            <w:tcMar>
-              <w:top w:w="75" w:type="dxa"/>
-              <w:start w:w="95" w:type="dxa"/>
-              <w:bottom w:w="75" w:type="dxa"/>
-              <w:end w:w="95" w:type="dxa"/>
-            </w:tcMar>
-            <w:vAlign w:val="center"/>
-          </w:tcPr>
-          <w:p>
-            <w:pPr>
-              <w:jc w:val="center"/>
-              <w:keepNext/>
-            </w:pPr>
-            <w:r>
-              <w:rPr>
-                <w:rFonts w:ascii="Noto Sans CJK KR" w:hAnsi="Noto Sans CJK KR"/>
-                <w:color w:val="17233A"/>
-                <w:sz w:val="16"/>
-              </w:rPr>
-              <w:t>Match</w:t>
-            </w:r>
-          </w:p>
-        </w:tc>
-        <w:tc>
-          <w:tcPr>
-            <w:tcW w:type="dxa" w:w="7272"/>
-            <w:tcMar>
-              <w:top w:w="75" w:type="dxa"/>
-              <w:start w:w="95" w:type="dxa"/>
-              <w:bottom w:w="75" w:type="dxa"/>
-              <w:end w:w="95" w:type="dxa"/>
-            </w:tcMar>
-            <w:vAlign w:val="center"/>
-          </w:tcPr>
-          <w:p>
-            <w:pPr>
-              <w:jc w:val="left"/>
-              <w:keepNext/>
-            </w:pPr>
-            <w:r>
-              <w:rPr>
-                <w:rFonts w:ascii="Noto Sans CJK KR" w:hAnsi="Noto Sans CJK KR"/>
-                <w:color w:val="17233A"/>
-                <w:sz w:val="16"/>
-              </w:rPr>
-              <w:t>Host / Path / Method</w:t>
-            </w:r>
-          </w:p>
-        </w:tc>
-      </w:tr>
-      <w:tr>
-        <w:trPr>
-          <w:cantSplit/>
-        </w:trPr>
-        <w:tc>
-          <w:tcPr>
-            <w:tcW w:type="dxa" w:w="2376"/>
-            <w:tcMar>
-              <w:top w:w="75" w:type="dxa"/>
-              <w:start w:w="95" w:type="dxa"/>
-              <w:bottom w:w="75" w:type="dxa"/>
-              <w:end w:w="95" w:type="dxa"/>
-            </w:tcMar>
-            <w:vAlign w:val="center"/>
-            <w:shd w:fill="FAFBFE"/>
-          </w:tcPr>
-          <w:p>
-            <w:pPr>
-              <w:jc w:val="center"/>
-              <w:keepNext/>
-            </w:pPr>
-            <w:r>
-              <w:rPr>
-                <w:rFonts w:ascii="Noto Sans CJK KR" w:hAnsi="Noto Sans CJK KR"/>
-                <w:color w:val="17233A"/>
-                <w:sz w:val="16"/>
-              </w:rPr>
-              <w:t>Target</w:t>
-            </w:r>
-          </w:p>
-        </w:tc>
-        <w:tc>
-          <w:tcPr>
-            <w:tcW w:type="dxa" w:w="7272"/>
-            <w:tcMar>
-              <w:top w:w="75" w:type="dxa"/>
-              <w:start w:w="95" w:type="dxa"/>
-              <w:bottom w:w="75" w:type="dxa"/>
-              <w:end w:w="95" w:type="dxa"/>
-            </w:tcMar>
-            <w:vAlign w:val="center"/>
-            <w:shd w:fill="FAFBFE"/>
-          </w:tcPr>
-          <w:p>
-            <w:pPr>
-              <w:jc w:val="left"/>
-              <w:keepNext/>
-            </w:pPr>
-            <w:r>
-              <w:rPr>
-                <w:rFonts w:ascii="Noto Sans CJK KR" w:hAnsi="Noto Sans CJK KR"/>
-                <w:color w:val="17233A"/>
-                <w:sz w:val="16"/>
-              </w:rPr>
-              <w:t>Service/Server Group</w:t>
-            </w:r>
-          </w:p>
-        </w:tc>
-      </w:tr>
-      <w:tr>
-        <w:trPr>
-          <w:cantSplit/>
-        </w:trPr>
-        <w:tc>
-          <w:tcPr>
-            <w:tcW w:type="dxa" w:w="2376"/>
-            <w:tcMar>
-              <w:top w:w="75" w:type="dxa"/>
-              <w:start w:w="95" w:type="dxa"/>
-              <w:bottom w:w="75" w:type="dxa"/>
-              <w:end w:w="95" w:type="dxa"/>
-            </w:tcMar>
-            <w:vAlign w:val="center"/>
-          </w:tcPr>
-          <w:p>
-            <w:pPr>
-              <w:jc w:val="center"/>
-              <w:keepNext/>
-            </w:pPr>
-            <w:r>
-              <w:rPr>
-                <w:rFonts w:ascii="Noto Sans CJK KR" w:hAnsi="Noto Sans CJK KR"/>
-                <w:color w:val="17233A"/>
-                <w:sz w:val="16"/>
-              </w:rPr>
-              <w:t>Rewrite</w:t>
-            </w:r>
-          </w:p>
-        </w:tc>
-        <w:tc>
-          <w:tcPr>
-            <w:tcW w:type="dxa" w:w="7272"/>
-            <w:tcMar>
-              <w:top w:w="75" w:type="dxa"/>
-              <w:start w:w="95" w:type="dxa"/>
-              <w:bottom w:w="75" w:type="dxa"/>
-              <w:end w:w="95" w:type="dxa"/>
-            </w:tcMar>
-            <w:vAlign w:val="center"/>
-          </w:tcPr>
-          <w:p>
-            <w:pPr>
-              <w:jc w:val="left"/>
-              <w:keepNext/>
-            </w:pPr>
-            <w:r>
-              <w:rPr>
-                <w:rFonts w:ascii="Noto Sans CJK KR" w:hAnsi="Noto Sans CJK KR"/>
-                <w:color w:val="17233A"/>
-                <w:sz w:val="16"/>
-              </w:rPr>
-              <w:t>외부 Path → Backend Path</w:t>
-            </w:r>
-          </w:p>
-        </w:tc>
-      </w:tr>
-      <w:tr>
-        <w:trPr>
-          <w:cantSplit/>
-        </w:trPr>
-        <w:tc>
-          <w:tcPr>
-            <w:tcW w:type="dxa" w:w="2376"/>
-            <w:tcMar>
-              <w:top w:w="75" w:type="dxa"/>
-              <w:start w:w="95" w:type="dxa"/>
-              <w:bottom w:w="75" w:type="dxa"/>
-              <w:end w:w="95" w:type="dxa"/>
-            </w:tcMar>
-            <w:vAlign w:val="center"/>
-            <w:shd w:fill="FAFBFE"/>
-          </w:tcPr>
-          <w:p>
-            <w:pPr>
-              <w:jc w:val="center"/>
-              <w:keepNext/>
-            </w:pPr>
-            <w:r>
-              <w:rPr>
-                <w:rFonts w:ascii="Noto Sans CJK KR" w:hAnsi="Noto Sans CJK KR"/>
-                <w:color w:val="17233A"/>
-                <w:sz w:val="16"/>
-              </w:rPr>
-              <w:t>Security</w:t>
-            </w:r>
-          </w:p>
-        </w:tc>
-        <w:tc>
-          <w:tcPr>
-            <w:tcW w:type="dxa" w:w="7272"/>
-            <w:tcMar>
-              <w:top w:w="75" w:type="dxa"/>
-              <w:start w:w="95" w:type="dxa"/>
-              <w:bottom w:w="75" w:type="dxa"/>
-              <w:end w:w="95" w:type="dxa"/>
-            </w:tcMar>
-            <w:vAlign w:val="center"/>
-            <w:shd w:fill="FAFBFE"/>
-          </w:tcPr>
-          <w:p>
-            <w:pPr>
-              <w:jc w:val="left"/>
-              <w:keepNext/>
-            </w:pPr>
-            <w:r>
-              <w:rPr>
-                <w:rFonts w:ascii="Noto Sans CJK KR" w:hAnsi="Noto Sans CJK KR"/>
-                <w:color w:val="17233A"/>
-                <w:sz w:val="16"/>
-              </w:rPr>
-              <w:t>인증/권한/IP/CORS</w:t>
-            </w:r>
-          </w:p>
-        </w:tc>
-      </w:tr>
-      <w:tr>
-        <w:trPr>
-          <w:cantSplit/>
-        </w:trPr>
-        <w:tc>
-          <w:tcPr>
-            <w:tcW w:type="dxa" w:w="2376"/>
-            <w:tcMar>
-              <w:top w:w="75" w:type="dxa"/>
-              <w:start w:w="95" w:type="dxa"/>
-              <w:bottom w:w="75" w:type="dxa"/>
-              <w:end w:w="95" w:type="dxa"/>
-            </w:tcMar>
-            <w:vAlign w:val="center"/>
-          </w:tcPr>
-          <w:p>
-            <w:pPr>
-              <w:jc w:val="center"/>
-              <w:keepNext/>
-            </w:pPr>
-            <w:r>
-              <w:rPr>
-                <w:rFonts w:ascii="Noto Sans CJK KR" w:hAnsi="Noto Sans CJK KR"/>
-                <w:color w:val="17233A"/>
-                <w:sz w:val="16"/>
-              </w:rPr>
-              <w:t>Resilience</w:t>
-            </w:r>
-          </w:p>
-        </w:tc>
-        <w:tc>
-          <w:tcPr>
-            <w:tcW w:type="dxa" w:w="7272"/>
-            <w:tcMar>
-              <w:top w:w="75" w:type="dxa"/>
-              <w:start w:w="95" w:type="dxa"/>
-              <w:bottom w:w="75" w:type="dxa"/>
-              <w:end w:w="95" w:type="dxa"/>
-            </w:tcMar>
-            <w:vAlign w:val="center"/>
-          </w:tcPr>
-          <w:p>
-            <w:pPr>
-              <w:jc w:val="left"/>
-              <w:keepNext/>
-            </w:pPr>
-            <w:r>
-              <w:rPr>
-                <w:rFonts w:ascii="Noto Sans CJK KR" w:hAnsi="Noto Sans CJK KR"/>
-                <w:color w:val="17233A"/>
-                <w:sz w:val="16"/>
-              </w:rPr>
-              <w:t>Timeout/Retry/Circuit</w:t>
-            </w:r>
-          </w:p>
-        </w:tc>
-      </w:tr>
-      <w:tr>
-        <w:trPr>
-          <w:cantSplit/>
-        </w:trPr>
-        <w:tc>
-          <w:tcPr>
-            <w:tcW w:type="dxa" w:w="2376"/>
-            <w:tcMar>
-              <w:top w:w="75" w:type="dxa"/>
-              <w:start w:w="95" w:type="dxa"/>
-              <w:bottom w:w="75" w:type="dxa"/>
-              <w:end w:w="95" w:type="dxa"/>
-            </w:tcMar>
-            <w:vAlign w:val="center"/>
-            <w:shd w:fill="FAFBFE"/>
           </w:tcPr>
           <w:p>
             <w:pPr>
@@ -1975,617 +768,26 @@
             </w:pPr>
             <w:r>
               <w:rPr>
-                <w:rFonts w:ascii="Noto Sans CJK KR" w:hAnsi="Noto Sans CJK KR"/>
-                <w:color w:val="17233A"/>
+                <w:rFonts w:ascii="맑은 고딕" w:hAnsi="맑은 고딕" w:eastAsia="맑은 고딕"/>
+                <w:b/>
+                <w:color w:val="FFFFFF"/>
                 <w:sz w:val="16"/>
               </w:rPr>
-              <w:t>Traffic</w:t>
+              <w:t>구성</w:t>
             </w:r>
           </w:p>
         </w:tc>
         <w:tc>
           <w:tcPr>
-            <w:tcW w:type="dxa" w:w="7272"/>
+            <w:tcW w:type="dxa" w:w="2835"/>
+            <w:shd w:fill="18233D"/>
             <w:tcMar>
-              <w:top w:w="75" w:type="dxa"/>
-              <w:start w:w="95" w:type="dxa"/>
-              <w:bottom w:w="75" w:type="dxa"/>
-              <w:end w:w="95" w:type="dxa"/>
+              <w:top w:w="70" w:type="dxa"/>
+              <w:start w:w="90" w:type="dxa"/>
+              <w:bottom w:w="70" w:type="dxa"/>
+              <w:end w:w="90" w:type="dxa"/>
             </w:tcMar>
             <w:vAlign w:val="center"/>
-            <w:shd w:fill="FAFBFE"/>
-          </w:tcPr>
-          <w:p>
-            <w:pPr>
-              <w:jc w:val="left"/>
-            </w:pPr>
-            <w:r>
-              <w:rPr>
-                <w:rFonts w:ascii="Noto Sans CJK KR" w:hAnsi="Noto Sans CJK KR"/>
-                <w:color w:val="17233A"/>
-                <w:sz w:val="16"/>
-              </w:rPr>
-              <w:t>Rate Limit/Canary/Weight</w:t>
-            </w:r>
-          </w:p>
-        </w:tc>
-      </w:tr>
-    </w:tbl>
-    <w:p/>
-    <w:p>
-      <w:bookmarkStart w:id="578" w:name="g04"/>
-      <w:pPr>
-        <w:pStyle w:val="Heading1"/>
-        <w:keepNext/>
-      </w:pPr>
-      <w:r>
-        <w:t>4. Route 만들고 적용하기</w:t>
-      </w:r>
-      <w:bookmarkEnd w:id="578"/>
-    </w:p>
-    <w:p>
-      <w:pPr>
-        <w:spacing w:after="20"/>
-        <w:jc w:val="right"/>
-      </w:pPr>
-      <w:hyperlink w:anchor="TOC">
-        <w:r>
-          <w:rPr>
-            <w:rFonts w:ascii="Noto Sans CJK KR" w:hAnsi="Noto Sans CJK KR" w:eastAsia="Noto Sans CJK KR"/>
-            <w:color w:val="65718A"/>
-            <w:u w:val="single"/>
-          </w:rPr>
-          <w:t>전체 목차로</w:t>
-        </w:r>
-      </w:hyperlink>
-    </w:p>
-    <w:p>
-      <w:pPr>
-        <w:jc w:val="center"/>
-      </w:pPr>
-      <w:r>
-        <w:drawing>
-          <wp:inline xmlns:a="http://schemas.openxmlformats.org/drawingml/2006/main" xmlns:pic="http://schemas.openxmlformats.org/drawingml/2006/picture">
-            <wp:extent cx="5897880" cy="3453946"/>
-            <wp:docPr id="2" name="Picture 2" descr="Image: image2.png"/>
-            <wp:cNvGraphicFramePr>
-              <a:graphicFrameLocks noChangeAspect="1"/>
-            </wp:cNvGraphicFramePr>
-            <a:graphic>
-              <a:graphicData uri="http://schemas.openxmlformats.org/drawingml/2006/picture">
-                <pic:pic>
-                  <pic:nvPicPr>
-                    <pic:cNvPr id="0" name="cpf-gateway-route-workbench.png"/>
-                    <pic:cNvPicPr/>
-                  </pic:nvPicPr>
-                  <pic:blipFill>
-                    <a:blip r:embed="rId11"/>
-                    <a:stretch>
-                      <a:fillRect/>
-                    </a:stretch>
-                  </pic:blipFill>
-                  <pic:spPr>
-                    <a:xfrm>
-                      <a:off x="0" y="0"/>
-                      <a:ext cx="5897880" cy="3453946"/>
-                    </a:xfrm>
-                    <a:prstGeom prst="rect"/>
-                  </pic:spPr>
-                </pic:pic>
-              </a:graphicData>
-            </a:graphic>
-          </wp:inline>
-        </w:drawing>
-      </w:r>
-    </w:p>
-    <w:p>
-      <w:pPr>
-        <w:jc w:val="center"/>
-      </w:pPr>
-      <w:r>
-        <w:rPr>
-          <w:color w:val="65718A"/>
-          <w:sz w:val="16"/>
-        </w:rPr>
-        <w:t>Gateway Route 작업 화면 예시</w:t>
-      </w:r>
-    </w:p>
-    <w:p>
-      <w:pPr>
-        <w:pStyle w:val="ListNumber"/>
-      </w:pPr>
-      <w:r>
-        <w:t>Gateway 연동 서버/서버 그룹에서 Target을 먼저 확인합니다.</w:t>
-      </w:r>
-    </w:p>
-    <w:p>
-      <w:pPr>
-        <w:pStyle w:val="ListNumber"/>
-      </w:pPr>
-      <w:r>
-        <w:t>Gateway 경로·라우팅에서 Match 조건과 Target을 설정합니다.</w:t>
-      </w:r>
-    </w:p>
-    <w:p>
-      <w:pPr>
-        <w:pStyle w:val="ListNumber"/>
-      </w:pPr>
-      <w:r>
-        <w:t>필요한 보안·제한·Timeout 정책을 연결합니다.</w:t>
-      </w:r>
-    </w:p>
-    <w:p>
-      <w:pPr>
-        <w:pStyle w:val="ListNumber"/>
-      </w:pPr>
-      <w:r>
-        <w:t>저장 후 즉시 끝내지 말고 Validate/적용 절차를 진행합니다.</w:t>
-      </w:r>
-    </w:p>
-    <w:p>
-      <w:pPr>
-        <w:pStyle w:val="ListNumber"/>
-      </w:pPr>
-      <w:r>
-        <w:t>Gateway 적용 상태·이력에서 모든 Instance 반영 여부를 확인합니다.</w:t>
-      </w:r>
-    </w:p>
-    <w:p>
-      <w:pPr>
-        <w:pStyle w:val="ListNumber"/>
-      </w:pPr>
-      <w:r>
-        <w:t>연결시험과 실제 요청으로 결과를 확인합니다.</w:t>
-      </w:r>
-    </w:p>
-    <w:p>
-      <w:pPr>
-        <w:jc w:val="center"/>
-      </w:pPr>
-      <w:r>
-        <w:drawing>
-          <wp:inline xmlns:a="http://schemas.openxmlformats.org/drawingml/2006/main" xmlns:pic="http://schemas.openxmlformats.org/drawingml/2006/picture">
-            <wp:extent cx="5897880" cy="2462365"/>
-            <wp:docPr id="3" name="Picture 3" descr="Image: image3.png"/>
-            <wp:cNvGraphicFramePr>
-              <a:graphicFrameLocks noChangeAspect="1"/>
-            </wp:cNvGraphicFramePr>
-            <a:graphic>
-              <a:graphicData uri="http://schemas.openxmlformats.org/drawingml/2006/picture">
-                <pic:pic>
-                  <pic:nvPicPr>
-                    <pic:cNvPr id="0" name="cpf-gateway-publish.png"/>
-                    <pic:cNvPicPr/>
-                  </pic:nvPicPr>
-                  <pic:blipFill>
-                    <a:blip r:embed="rId12"/>
-                    <a:stretch>
-                      <a:fillRect/>
-                    </a:stretch>
-                  </pic:blipFill>
-                  <pic:spPr>
-                    <a:xfrm>
-                      <a:off x="0" y="0"/>
-                      <a:ext cx="5897880" cy="2462365"/>
-                    </a:xfrm>
-                    <a:prstGeom prst="rect"/>
-                  </pic:spPr>
-                </pic:pic>
-              </a:graphicData>
-            </a:graphic>
-          </wp:inline>
-        </w:drawing>
-      </w:r>
-    </w:p>
-    <w:p>
-      <w:pPr>
-        <w:jc w:val="center"/>
-      </w:pPr>
-      <w:r>
-        <w:rPr>
-          <w:color w:val="65718A"/>
-          <w:sz w:val="16"/>
-        </w:rPr>
-        <w:t>Route 변경은 검증 → 적용 → Instance 반영 → 확인 순서로 닫습니다.</w:t>
-      </w:r>
-    </w:p>
-    <w:p>
-      <w:bookmarkStart w:id="579" w:name="g05"/>
-      <w:pPr>
-        <w:pStyle w:val="Heading1"/>
-        <w:keepNext/>
-      </w:pPr>
-      <w:r>
-        <w:t>5. Target·Health·연결시험</w:t>
-      </w:r>
-      <w:bookmarkEnd w:id="579"/>
-    </w:p>
-    <w:p>
-      <w:pPr>
-        <w:spacing w:after="20"/>
-        <w:jc w:val="right"/>
-      </w:pPr>
-      <w:hyperlink w:anchor="TOC">
-        <w:r>
-          <w:rPr>
-            <w:rFonts w:ascii="Noto Sans CJK KR" w:hAnsi="Noto Sans CJK KR" w:eastAsia="Noto Sans CJK KR"/>
-            <w:color w:val="65718A"/>
-            <w:u w:val="single"/>
-          </w:rPr>
-          <w:t>전체 목차로</w:t>
-        </w:r>
-      </w:hyperlink>
-    </w:p>
-    <w:tbl>
-      <w:tblPr>
-        <w:tblStyle w:val="TableGrid"/>
-        <w:tblW w:type="auto" w:w="0"/>
-        <w:jc w:val="center"/>
-        <w:tblLayout w:type="fixed"/>
-        <w:tblLook w:firstColumn="1" w:firstRow="1" w:lastColumn="0" w:lastRow="0" w:noHBand="0" w:noVBand="1" w:val="04A0"/>
-      </w:tblPr>
-      <w:tblGrid>
-        <w:gridCol w:w="2088"/>
-        <w:gridCol w:w="3816"/>
-        <w:gridCol w:w="3744"/>
-      </w:tblGrid>
-      <w:tr>
-        <w:trPr>
-          <w:tblHeader w:val="true"/>
-          <w:cantSplit/>
-        </w:trPr>
-        <w:tc>
-          <w:tcPr>
-            <w:tcW w:type="dxa" w:w="2088"/>
-            <w:shd w:fill="10243F"/>
-            <w:tcMar>
-              <w:top w:w="75" w:type="dxa"/>
-              <w:start w:w="95" w:type="dxa"/>
-              <w:bottom w:w="75" w:type="dxa"/>
-              <w:end w:w="95" w:type="dxa"/>
-            </w:tcMar>
-            <w:vAlign w:val="center"/>
-          </w:tcPr>
-          <w:p>
-            <w:pPr>
-              <w:jc w:val="center"/>
-              <w:keepNext/>
-            </w:pPr>
-            <w:r>
-              <w:rPr>
-                <w:rFonts w:ascii="Noto Sans CJK KR" w:hAnsi="Noto Sans CJK KR"/>
-                <w:b/>
-                <w:color w:val="FFFFFF"/>
-                <w:sz w:val="17"/>
-              </w:rPr>
-              <w:t>증상</w:t>
-            </w:r>
-          </w:p>
-        </w:tc>
-        <w:tc>
-          <w:tcPr>
-            <w:tcW w:type="dxa" w:w="3816"/>
-            <w:shd w:fill="10243F"/>
-            <w:tcMar>
-              <w:top w:w="75" w:type="dxa"/>
-              <w:start w:w="95" w:type="dxa"/>
-              <w:bottom w:w="75" w:type="dxa"/>
-              <w:end w:w="95" w:type="dxa"/>
-            </w:tcMar>
-            <w:vAlign w:val="center"/>
-          </w:tcPr>
-          <w:p>
-            <w:pPr>
-              <w:jc w:val="center"/>
-              <w:keepNext/>
-            </w:pPr>
-            <w:r>
-              <w:rPr>
-                <w:rFonts w:ascii="Noto Sans CJK KR" w:hAnsi="Noto Sans CJK KR"/>
-                <w:b/>
-                <w:color w:val="FFFFFF"/>
-                <w:sz w:val="17"/>
-              </w:rPr>
-              <w:t>먼저 확인</w:t>
-            </w:r>
-          </w:p>
-        </w:tc>
-        <w:tc>
-          <w:tcPr>
-            <w:tcW w:type="dxa" w:w="3744"/>
-            <w:shd w:fill="10243F"/>
-            <w:tcMar>
-              <w:top w:w="75" w:type="dxa"/>
-              <w:start w:w="95" w:type="dxa"/>
-              <w:bottom w:w="75" w:type="dxa"/>
-              <w:end w:w="95" w:type="dxa"/>
-            </w:tcMar>
-            <w:vAlign w:val="center"/>
-          </w:tcPr>
-          <w:p>
-            <w:pPr>
-              <w:jc w:val="center"/>
-              <w:keepNext/>
-            </w:pPr>
-            <w:r>
-              <w:rPr>
-                <w:rFonts w:ascii="Noto Sans CJK KR" w:hAnsi="Noto Sans CJK KR"/>
-                <w:b/>
-                <w:color w:val="FFFFFF"/>
-                <w:sz w:val="17"/>
-              </w:rPr>
-              <w:t>판단</w:t>
-            </w:r>
-          </w:p>
-        </w:tc>
-      </w:tr>
-      <w:tr>
-        <w:trPr>
-          <w:cantSplit/>
-        </w:trPr>
-        <w:tc>
-          <w:tcPr>
-            <w:tcW w:type="dxa" w:w="2088"/>
-            <w:tcMar>
-              <w:top w:w="75" w:type="dxa"/>
-              <w:start w:w="95" w:type="dxa"/>
-              <w:bottom w:w="75" w:type="dxa"/>
-              <w:end w:w="95" w:type="dxa"/>
-            </w:tcMar>
-            <w:vAlign w:val="center"/>
-          </w:tcPr>
-          <w:p>
-            <w:pPr>
-              <w:jc w:val="center"/>
-              <w:keepNext/>
-            </w:pPr>
-            <w:r>
-              <w:rPr>
-                <w:rFonts w:ascii="Noto Sans CJK KR" w:hAnsi="Noto Sans CJK KR"/>
-                <w:color w:val="17233A"/>
-                <w:sz w:val="16"/>
-              </w:rPr>
-              <w:t>502/연결 실패</w:t>
-            </w:r>
-          </w:p>
-        </w:tc>
-        <w:tc>
-          <w:tcPr>
-            <w:tcW w:type="dxa" w:w="3816"/>
-            <w:tcMar>
-              <w:top w:w="75" w:type="dxa"/>
-              <w:start w:w="95" w:type="dxa"/>
-              <w:bottom w:w="75" w:type="dxa"/>
-              <w:end w:w="95" w:type="dxa"/>
-            </w:tcMar>
-            <w:vAlign w:val="center"/>
-          </w:tcPr>
-          <w:p>
-            <w:pPr>
-              <w:jc w:val="left"/>
-              <w:keepNext/>
-            </w:pPr>
-            <w:r>
-              <w:rPr>
-                <w:rFonts w:ascii="Noto Sans CJK KR" w:hAnsi="Noto Sans CJK KR"/>
-                <w:color w:val="17233A"/>
-                <w:sz w:val="16"/>
-              </w:rPr>
-              <w:t>Gateway Health·연결시험</w:t>
-            </w:r>
-          </w:p>
-        </w:tc>
-        <w:tc>
-          <w:tcPr>
-            <w:tcW w:type="dxa" w:w="3744"/>
-            <w:tcMar>
-              <w:top w:w="75" w:type="dxa"/>
-              <w:start w:w="95" w:type="dxa"/>
-              <w:bottom w:w="75" w:type="dxa"/>
-              <w:end w:w="95" w:type="dxa"/>
-            </w:tcMar>
-            <w:vAlign w:val="center"/>
-          </w:tcPr>
-          <w:p>
-            <w:pPr>
-              <w:jc w:val="left"/>
-              <w:keepNext/>
-            </w:pPr>
-            <w:r>
-              <w:rPr>
-                <w:rFonts w:ascii="Noto Sans CJK KR" w:hAnsi="Noto Sans CJK KR"/>
-                <w:color w:val="17233A"/>
-                <w:sz w:val="16"/>
-              </w:rPr>
-              <w:t>Target 주소/포트/Health</w:t>
-            </w:r>
-          </w:p>
-        </w:tc>
-      </w:tr>
-      <w:tr>
-        <w:trPr>
-          <w:cantSplit/>
-        </w:trPr>
-        <w:tc>
-          <w:tcPr>
-            <w:tcW w:type="dxa" w:w="2088"/>
-            <w:tcMar>
-              <w:top w:w="75" w:type="dxa"/>
-              <w:start w:w="95" w:type="dxa"/>
-              <w:bottom w:w="75" w:type="dxa"/>
-              <w:end w:w="95" w:type="dxa"/>
-            </w:tcMar>
-            <w:vAlign w:val="center"/>
-            <w:shd w:fill="FAFBFE"/>
-          </w:tcPr>
-          <w:p>
-            <w:pPr>
-              <w:jc w:val="center"/>
-              <w:keepNext/>
-            </w:pPr>
-            <w:r>
-              <w:rPr>
-                <w:rFonts w:ascii="Noto Sans CJK KR" w:hAnsi="Noto Sans CJK KR"/>
-                <w:color w:val="17233A"/>
-                <w:sz w:val="16"/>
-              </w:rPr>
-              <w:t>특정 Server만 실패</w:t>
-            </w:r>
-          </w:p>
-        </w:tc>
-        <w:tc>
-          <w:tcPr>
-            <w:tcW w:type="dxa" w:w="3816"/>
-            <w:tcMar>
-              <w:top w:w="75" w:type="dxa"/>
-              <w:start w:w="95" w:type="dxa"/>
-              <w:bottom w:w="75" w:type="dxa"/>
-              <w:end w:w="95" w:type="dxa"/>
-            </w:tcMar>
-            <w:vAlign w:val="center"/>
-            <w:shd w:fill="FAFBFE"/>
-          </w:tcPr>
-          <w:p>
-            <w:pPr>
-              <w:jc w:val="left"/>
-              <w:keepNext/>
-            </w:pPr>
-            <w:r>
-              <w:rPr>
-                <w:rFonts w:ascii="Noto Sans CJK KR" w:hAnsi="Noto Sans CJK KR"/>
-                <w:color w:val="17233A"/>
-                <w:sz w:val="16"/>
-              </w:rPr>
-              <w:t>Gateway 연동 서버</w:t>
-            </w:r>
-          </w:p>
-        </w:tc>
-        <w:tc>
-          <w:tcPr>
-            <w:tcW w:type="dxa" w:w="3744"/>
-            <w:tcMar>
-              <w:top w:w="75" w:type="dxa"/>
-              <w:start w:w="95" w:type="dxa"/>
-              <w:bottom w:w="75" w:type="dxa"/>
-              <w:end w:w="95" w:type="dxa"/>
-            </w:tcMar>
-            <w:vAlign w:val="center"/>
-            <w:shd w:fill="FAFBFE"/>
-          </w:tcPr>
-          <w:p>
-            <w:pPr>
-              <w:jc w:val="left"/>
-              <w:keepNext/>
-            </w:pPr>
-            <w:r>
-              <w:rPr>
-                <w:rFonts w:ascii="Noto Sans CJK KR" w:hAnsi="Noto Sans CJK KR"/>
-                <w:color w:val="17233A"/>
-                <w:sz w:val="16"/>
-              </w:rPr>
-              <w:t>해당 Instance 격리 필요 여부</w:t>
-            </w:r>
-          </w:p>
-        </w:tc>
-      </w:tr>
-      <w:tr>
-        <w:trPr>
-          <w:cantSplit/>
-        </w:trPr>
-        <w:tc>
-          <w:tcPr>
-            <w:tcW w:type="dxa" w:w="2088"/>
-            <w:tcMar>
-              <w:top w:w="75" w:type="dxa"/>
-              <w:start w:w="95" w:type="dxa"/>
-              <w:bottom w:w="75" w:type="dxa"/>
-              <w:end w:w="95" w:type="dxa"/>
-            </w:tcMar>
-            <w:vAlign w:val="center"/>
-          </w:tcPr>
-          <w:p>
-            <w:pPr>
-              <w:jc w:val="center"/>
-              <w:keepNext/>
-            </w:pPr>
-            <w:r>
-              <w:rPr>
-                <w:rFonts w:ascii="Noto Sans CJK KR" w:hAnsi="Noto Sans CJK KR"/>
-                <w:color w:val="17233A"/>
-                <w:sz w:val="16"/>
-              </w:rPr>
-              <w:t>간헐 오류</w:t>
-            </w:r>
-          </w:p>
-        </w:tc>
-        <w:tc>
-          <w:tcPr>
-            <w:tcW w:type="dxa" w:w="3816"/>
-            <w:tcMar>
-              <w:top w:w="75" w:type="dxa"/>
-              <w:start w:w="95" w:type="dxa"/>
-              <w:bottom w:w="75" w:type="dxa"/>
-              <w:end w:w="95" w:type="dxa"/>
-            </w:tcMar>
-            <w:vAlign w:val="center"/>
-          </w:tcPr>
-          <w:p>
-            <w:pPr>
-              <w:jc w:val="left"/>
-              <w:keepNext/>
-            </w:pPr>
-            <w:r>
-              <w:rPr>
-                <w:rFonts w:ascii="Noto Sans CJK KR" w:hAnsi="Noto Sans CJK KR"/>
-                <w:color w:val="17233A"/>
-                <w:sz w:val="16"/>
-              </w:rPr>
-              <w:t>서버 그룹/Traffic</w:t>
-            </w:r>
-          </w:p>
-        </w:tc>
-        <w:tc>
-          <w:tcPr>
-            <w:tcW w:type="dxa" w:w="3744"/>
-            <w:tcMar>
-              <w:top w:w="75" w:type="dxa"/>
-              <w:start w:w="95" w:type="dxa"/>
-              <w:bottom w:w="75" w:type="dxa"/>
-              <w:end w:w="95" w:type="dxa"/>
-            </w:tcMar>
-            <w:vAlign w:val="center"/>
-          </w:tcPr>
-          <w:p>
-            <w:pPr>
-              <w:jc w:val="left"/>
-              <w:keepNext/>
-            </w:pPr>
-            <w:r>
-              <w:rPr>
-                <w:rFonts w:ascii="Noto Sans CJK KR" w:hAnsi="Noto Sans CJK KR"/>
-                <w:color w:val="17233A"/>
-                <w:sz w:val="16"/>
-              </w:rPr>
-              <w:t>불량 Target이 섞였는지</w:t>
-            </w:r>
-          </w:p>
-        </w:tc>
-      </w:tr>
-      <w:tr>
-        <w:trPr>
-          <w:cantSplit/>
-        </w:trPr>
-        <w:tc>
-          <w:tcPr>
-            <w:tcW w:type="dxa" w:w="2088"/>
-            <w:tcMar>
-              <w:top w:w="75" w:type="dxa"/>
-              <w:start w:w="95" w:type="dxa"/>
-              <w:bottom w:w="75" w:type="dxa"/>
-              <w:end w:w="95" w:type="dxa"/>
-            </w:tcMar>
-            <w:vAlign w:val="center"/>
-            <w:shd w:fill="FAFBFE"/>
           </w:tcPr>
           <w:p>
             <w:pPr>
@@ -2593,257 +795,91 @@
             </w:pPr>
             <w:r>
               <w:rPr>
-                <w:rFonts w:ascii="Noto Sans CJK KR" w:hAnsi="Noto Sans CJK KR"/>
-                <w:color w:val="17233A"/>
+                <w:rFonts w:ascii="맑은 고딕" w:hAnsi="맑은 고딕" w:eastAsia="맑은 고딕"/>
+                <w:b/>
+                <w:color w:val="FFFFFF"/>
                 <w:sz w:val="16"/>
               </w:rPr>
-              <w:t>Route는 정상</w:t>
+              <w:t>적합한 경우</w:t>
             </w:r>
           </w:p>
         </w:tc>
         <w:tc>
           <w:tcPr>
-            <w:tcW w:type="dxa" w:w="3816"/>
+            <w:tcW w:type="dxa" w:w="1984"/>
+            <w:shd w:fill="18233D"/>
             <w:tcMar>
-              <w:top w:w="75" w:type="dxa"/>
-              <w:start w:w="95" w:type="dxa"/>
-              <w:bottom w:w="75" w:type="dxa"/>
-              <w:end w:w="95" w:type="dxa"/>
-            </w:tcMar>
-            <w:vAlign w:val="center"/>
-            <w:shd w:fill="FAFBFE"/>
-          </w:tcPr>
-          <w:p>
-            <w:pPr>
-              <w:jc w:val="left"/>
-            </w:pPr>
-            <w:r>
-              <w:rPr>
-                <w:rFonts w:ascii="Noto Sans CJK KR" w:hAnsi="Noto Sans CJK KR"/>
-                <w:color w:val="17233A"/>
-                <w:sz w:val="16"/>
-              </w:rPr>
-              <w:t>Backend 직접 Health</w:t>
-            </w:r>
-          </w:p>
-        </w:tc>
-        <w:tc>
-          <w:tcPr>
-            <w:tcW w:type="dxa" w:w="3744"/>
-            <w:tcMar>
-              <w:top w:w="75" w:type="dxa"/>
-              <w:start w:w="95" w:type="dxa"/>
-              <w:bottom w:w="75" w:type="dxa"/>
-              <w:end w:w="95" w:type="dxa"/>
-            </w:tcMar>
-            <w:vAlign w:val="center"/>
-            <w:shd w:fill="FAFBFE"/>
-          </w:tcPr>
-          <w:p>
-            <w:pPr>
-              <w:jc w:val="left"/>
-            </w:pPr>
-            <w:r>
-              <w:rPr>
-                <w:rFonts w:ascii="Noto Sans CJK KR" w:hAnsi="Noto Sans CJK KR"/>
-                <w:color w:val="17233A"/>
-                <w:sz w:val="16"/>
-              </w:rPr>
-              <w:t>Gateway 밖 Dependency 문제 여부</w:t>
-            </w:r>
-          </w:p>
-        </w:tc>
-      </w:tr>
-    </w:tbl>
-    <w:p/>
-    <w:p>
-      <w:bookmarkStart w:id="580" w:name="g06"/>
-      <w:pPr>
-        <w:pStyle w:val="Heading1"/>
-        <w:keepNext/>
-      </w:pPr>
-      <w:r>
-        <w:t>6. Security·Header</w:t>
-      </w:r>
-      <w:bookmarkEnd w:id="580"/>
-    </w:p>
-    <w:p>
-      <w:pPr>
-        <w:spacing w:after="20"/>
-        <w:jc w:val="right"/>
-      </w:pPr>
-      <w:hyperlink w:anchor="TOC">
-        <w:r>
-          <w:rPr>
-            <w:rFonts w:ascii="Noto Sans CJK KR" w:hAnsi="Noto Sans CJK KR" w:eastAsia="Noto Sans CJK KR"/>
-            <w:color w:val="65718A"/>
-            <w:u w:val="single"/>
-          </w:rPr>
-          <w:t>전체 목차로</w:t>
-        </w:r>
-      </w:hyperlink>
-    </w:p>
-    <w:p>
-      <w:r>
-        <w:t>Gateway에서 인증/인가 경계를 적용하더라도 Backend 업무 권한과 Audit이 사라지는 것은 아닙니다. 전달 Header는 CPF Context 정책에 맞게 생성/정규화합니다.</w:t>
-      </w:r>
-    </w:p>
-    <w:p>
-      <w:pPr>
-        <w:pStyle w:val="ListBullet"/>
-      </w:pPr>
-      <w:r>
-        <w:t>외부에서 온 transaction/correlation 식별자를 무조건 신뢰하지 않습니다.</w:t>
-      </w:r>
-    </w:p>
-    <w:p>
-      <w:pPr>
-        <w:pStyle w:val="ListBullet"/>
-      </w:pPr>
-      <w:r>
-        <w:t>Authorization/Token/Secret을 일반 로그에 남기지 않습니다.</w:t>
-      </w:r>
-    </w:p>
-    <w:p>
-      <w:pPr>
-        <w:pStyle w:val="ListBullet"/>
-      </w:pPr>
-      <w:r>
-        <w:t>CORS/IP Allowlist/Rate Limit은 적용 범위가 Route/Group/전체 중 어디인지 확인합니다.</w:t>
-      </w:r>
-    </w:p>
-    <w:p>
-      <w:pPr>
-        <w:pStyle w:val="ListBullet"/>
-      </w:pPr>
-      <w:r>
-        <w:t>Backend가 필요한 CPF Context Header가 변경 시에도 유지되는지 Test합니다.</w:t>
-      </w:r>
-    </w:p>
-    <w:p>
-      <w:bookmarkStart w:id="581" w:name="g07"/>
-      <w:pPr>
-        <w:pStyle w:val="Heading1"/>
-        <w:keepNext/>
-      </w:pPr>
-      <w:r>
-        <w:t>7. Timeout·Retry·Circuit·Rate Limit</w:t>
-      </w:r>
-      <w:bookmarkEnd w:id="581"/>
-    </w:p>
-    <w:p>
-      <w:pPr>
-        <w:spacing w:after="20"/>
-        <w:jc w:val="right"/>
-      </w:pPr>
-      <w:hyperlink w:anchor="TOC">
-        <w:r>
-          <w:rPr>
-            <w:rFonts w:ascii="Noto Sans CJK KR" w:hAnsi="Noto Sans CJK KR" w:eastAsia="Noto Sans CJK KR"/>
-            <w:color w:val="65718A"/>
-            <w:u w:val="single"/>
-          </w:rPr>
-          <w:t>전체 목차로</w:t>
-        </w:r>
-      </w:hyperlink>
-    </w:p>
-    <w:tbl>
-      <w:tblPr>
-        <w:tblStyle w:val="TableGrid"/>
-        <w:tblW w:type="auto" w:w="0"/>
-        <w:jc w:val="center"/>
-        <w:tblLayout w:type="fixed"/>
-        <w:tblLook w:firstColumn="1" w:firstRow="1" w:lastColumn="0" w:lastRow="0" w:noHBand="0" w:noVBand="1" w:val="04A0"/>
-      </w:tblPr>
-      <w:tblGrid>
-        <w:gridCol w:w="1944"/>
-        <w:gridCol w:w="3888"/>
-        <w:gridCol w:w="3816"/>
-      </w:tblGrid>
-      <w:tr>
-        <w:trPr>
-          <w:tblHeader w:val="true"/>
-          <w:cantSplit/>
-        </w:trPr>
-        <w:tc>
-          <w:tcPr>
-            <w:tcW w:type="dxa" w:w="1944"/>
-            <w:shd w:fill="10243F"/>
-            <w:tcMar>
-              <w:top w:w="75" w:type="dxa"/>
-              <w:start w:w="95" w:type="dxa"/>
-              <w:bottom w:w="75" w:type="dxa"/>
-              <w:end w:w="95" w:type="dxa"/>
+              <w:top w:w="70" w:type="dxa"/>
+              <w:start w:w="90" w:type="dxa"/>
+              <w:bottom w:w="70" w:type="dxa"/>
+              <w:end w:w="90" w:type="dxa"/>
             </w:tcMar>
             <w:vAlign w:val="center"/>
           </w:tcPr>
           <w:p>
             <w:pPr>
               <w:jc w:val="center"/>
-              <w:keepNext/>
             </w:pPr>
             <w:r>
               <w:rPr>
-                <w:rFonts w:ascii="Noto Sans CJK KR" w:hAnsi="Noto Sans CJK KR"/>
+                <w:rFonts w:ascii="맑은 고딕" w:hAnsi="맑은 고딕" w:eastAsia="맑은 고딕"/>
                 <w:b/>
                 <w:color w:val="FFFFFF"/>
-                <w:sz w:val="17"/>
+                <w:sz w:val="16"/>
               </w:rPr>
-              <w:t>정책</w:t>
+              <w:t>외부 진입</w:t>
             </w:r>
           </w:p>
         </w:tc>
         <w:tc>
           <w:tcPr>
-            <w:tcW w:type="dxa" w:w="3888"/>
-            <w:shd w:fill="10243F"/>
+            <w:tcW w:type="dxa" w:w="1928"/>
+            <w:shd w:fill="18233D"/>
             <w:tcMar>
-              <w:top w:w="75" w:type="dxa"/>
-              <w:start w:w="95" w:type="dxa"/>
-              <w:bottom w:w="75" w:type="dxa"/>
-              <w:end w:w="95" w:type="dxa"/>
+              <w:top w:w="70" w:type="dxa"/>
+              <w:start w:w="90" w:type="dxa"/>
+              <w:bottom w:w="70" w:type="dxa"/>
+              <w:end w:w="90" w:type="dxa"/>
             </w:tcMar>
             <w:vAlign w:val="center"/>
           </w:tcPr>
           <w:p>
             <w:pPr>
               <w:jc w:val="center"/>
-              <w:keepNext/>
             </w:pPr>
             <w:r>
               <w:rPr>
-                <w:rFonts w:ascii="Noto Sans CJK KR" w:hAnsi="Noto Sans CJK KR"/>
+                <w:rFonts w:ascii="맑은 고딕" w:hAnsi="맑은 고딕" w:eastAsia="맑은 고딕"/>
                 <w:b/>
                 <w:color w:val="FFFFFF"/>
-                <w:sz w:val="17"/>
+                <w:sz w:val="16"/>
               </w:rPr>
-              <w:t>언제</w:t>
+              <w:t>정책 위치</w:t>
             </w:r>
           </w:p>
         </w:tc>
         <w:tc>
           <w:tcPr>
-            <w:tcW w:type="dxa" w:w="3816"/>
-            <w:shd w:fill="10243F"/>
+            <w:tcW w:type="dxa" w:w="1701"/>
+            <w:shd w:fill="18233D"/>
             <w:tcMar>
-              <w:top w:w="75" w:type="dxa"/>
-              <w:start w:w="95" w:type="dxa"/>
-              <w:bottom w:w="75" w:type="dxa"/>
-              <w:end w:w="95" w:type="dxa"/>
+              <w:top w:w="70" w:type="dxa"/>
+              <w:start w:w="90" w:type="dxa"/>
+              <w:bottom w:w="70" w:type="dxa"/>
+              <w:end w:w="90" w:type="dxa"/>
             </w:tcMar>
             <w:vAlign w:val="center"/>
           </w:tcPr>
           <w:p>
             <w:pPr>
               <w:jc w:val="center"/>
-              <w:keepNext/>
             </w:pPr>
             <w:r>
               <w:rPr>
-                <w:rFonts w:ascii="Noto Sans CJK KR" w:hAnsi="Noto Sans CJK KR"/>
+                <w:rFonts w:ascii="맑은 고딕" w:hAnsi="맑은 고딕" w:eastAsia="맑은 고딕"/>
                 <w:b/>
                 <w:color w:val="FFFFFF"/>
-                <w:sz w:val="17"/>
+                <w:sz w:val="16"/>
               </w:rPr>
               <w:t>주의</w:t>
             </w:r>
@@ -2856,79 +892,126 @@
         </w:trPr>
         <w:tc>
           <w:tcPr>
-            <w:tcW w:type="dxa" w:w="1944"/>
+            <w:tcW w:type="dxa" w:w="1814"/>
             <w:tcMar>
-              <w:top w:w="75" w:type="dxa"/>
-              <w:start w:w="95" w:type="dxa"/>
-              <w:bottom w:w="75" w:type="dxa"/>
-              <w:end w:w="95" w:type="dxa"/>
+              <w:top w:w="60" w:type="dxa"/>
+              <w:start w:w="80" w:type="dxa"/>
+              <w:bottom w:w="60" w:type="dxa"/>
+              <w:end w:w="80" w:type="dxa"/>
             </w:tcMar>
             <w:vAlign w:val="center"/>
           </w:tcPr>
           <w:p>
             <w:pPr>
-              <w:jc w:val="center"/>
-              <w:keepNext/>
+              <w:spacing w:after="0"/>
             </w:pPr>
             <w:r>
               <w:rPr>
-                <w:rFonts w:ascii="Noto Sans CJK KR" w:hAnsi="Noto Sans CJK KR"/>
-                <w:color w:val="17233A"/>
+                <w:rFonts w:ascii="맑은 고딕" w:hAnsi="맑은 고딕" w:eastAsia="맑은 고딕"/>
+                <w:color w:val="18233D"/>
                 <w:sz w:val="16"/>
               </w:rPr>
-              <w:t>Timeout</w:t>
+              <w:t>L4 / Ingress만</w:t>
             </w:r>
           </w:p>
         </w:tc>
         <w:tc>
           <w:tcPr>
-            <w:tcW w:type="dxa" w:w="3888"/>
+            <w:tcW w:type="dxa" w:w="2835"/>
             <w:tcMar>
-              <w:top w:w="75" w:type="dxa"/>
-              <w:start w:w="95" w:type="dxa"/>
-              <w:bottom w:w="75" w:type="dxa"/>
-              <w:end w:w="95" w:type="dxa"/>
+              <w:top w:w="60" w:type="dxa"/>
+              <w:start w:w="80" w:type="dxa"/>
+              <w:bottom w:w="60" w:type="dxa"/>
+              <w:end w:w="80" w:type="dxa"/>
             </w:tcMar>
             <w:vAlign w:val="center"/>
           </w:tcPr>
           <w:p>
             <w:pPr>
-              <w:jc w:val="left"/>
-              <w:keepNext/>
+              <w:spacing w:after="0"/>
             </w:pPr>
             <w:r>
               <w:rPr>
-                <w:rFonts w:ascii="Noto Sans CJK KR" w:hAnsi="Noto Sans CJK KR"/>
-                <w:color w:val="17233A"/>
+                <w:rFonts w:ascii="맑은 고딕" w:hAnsi="맑은 고딕" w:eastAsia="맑은 고딕"/>
+                <w:color w:val="18233D"/>
                 <w:sz w:val="16"/>
               </w:rPr>
-              <w:t>응답 대기 상한</w:t>
+              <w:t>네트워크 분산이 주 목적</w:t>
             </w:r>
           </w:p>
         </w:tc>
         <w:tc>
           <w:tcPr>
-            <w:tcW w:type="dxa" w:w="3816"/>
+            <w:tcW w:type="dxa" w:w="1984"/>
             <w:tcMar>
-              <w:top w:w="75" w:type="dxa"/>
-              <w:start w:w="95" w:type="dxa"/>
-              <w:bottom w:w="75" w:type="dxa"/>
-              <w:end w:w="95" w:type="dxa"/>
+              <w:top w:w="60" w:type="dxa"/>
+              <w:start w:w="80" w:type="dxa"/>
+              <w:bottom w:w="60" w:type="dxa"/>
+              <w:end w:w="80" w:type="dxa"/>
             </w:tcMar>
             <w:vAlign w:val="center"/>
           </w:tcPr>
           <w:p>
             <w:pPr>
-              <w:jc w:val="left"/>
-              <w:keepNext/>
+              <w:spacing w:after="0"/>
             </w:pPr>
             <w:r>
               <w:rPr>
-                <w:rFonts w:ascii="Noto Sans CJK KR" w:hAnsi="Noto Sans CJK KR"/>
-                <w:color w:val="17233A"/>
+                <w:rFonts w:ascii="맑은 고딕" w:hAnsi="맑은 고딕" w:eastAsia="맑은 고딕"/>
+                <w:color w:val="18233D"/>
                 <w:sz w:val="16"/>
               </w:rPr>
-              <w:t>Backend보다 무조건 짧거나 길다고 정답 아님</w:t>
+              <w:t>L4 → CPF 서비스</w:t>
+            </w:r>
+          </w:p>
+        </w:tc>
+        <w:tc>
+          <w:tcPr>
+            <w:tcW w:type="dxa" w:w="1928"/>
+            <w:tcMar>
+              <w:top w:w="60" w:type="dxa"/>
+              <w:start w:w="80" w:type="dxa"/>
+              <w:bottom w:w="60" w:type="dxa"/>
+              <w:end w:w="80" w:type="dxa"/>
+            </w:tcMar>
+            <w:vAlign w:val="center"/>
+          </w:tcPr>
+          <w:p>
+            <w:pPr>
+              <w:spacing w:after="0"/>
+            </w:pPr>
+            <w:r>
+              <w:rPr>
+                <w:rFonts w:ascii="맑은 고딕" w:hAnsi="맑은 고딕" w:eastAsia="맑은 고딕"/>
+                <w:color w:val="18233D"/>
+                <w:sz w:val="16"/>
+              </w:rPr>
+              <w:t>서비스/Ingress별</w:t>
+            </w:r>
+          </w:p>
+        </w:tc>
+        <w:tc>
+          <w:tcPr>
+            <w:tcW w:type="dxa" w:w="1701"/>
+            <w:tcMar>
+              <w:top w:w="60" w:type="dxa"/>
+              <w:start w:w="80" w:type="dxa"/>
+              <w:bottom w:w="60" w:type="dxa"/>
+              <w:end w:w="80" w:type="dxa"/>
+            </w:tcMar>
+            <w:vAlign w:val="center"/>
+          </w:tcPr>
+          <w:p>
+            <w:pPr>
+              <w:spacing w:after="0"/>
+            </w:pPr>
+            <w:r>
+              <w:rPr>
+                <w:rFonts w:ascii="맑은 고딕" w:hAnsi="맑은 고딕" w:eastAsia="맑은 고딕"/>
+                <w:color w:val="18233D"/>
+                <w:sz w:val="16"/>
+              </w:rPr>
+              <w:t>서비스 진입/정책 관리 분산</w:t>
             </w:r>
           </w:p>
         </w:tc>
@@ -2939,82 +1022,131 @@
         </w:trPr>
         <w:tc>
           <w:tcPr>
-            <w:tcW w:type="dxa" w:w="1944"/>
+            <w:tcW w:type="dxa" w:w="1814"/>
             <w:tcMar>
-              <w:top w:w="75" w:type="dxa"/>
-              <w:start w:w="95" w:type="dxa"/>
-              <w:bottom w:w="75" w:type="dxa"/>
-              <w:end w:w="95" w:type="dxa"/>
+              <w:top w:w="60" w:type="dxa"/>
+              <w:start w:w="80" w:type="dxa"/>
+              <w:bottom w:w="60" w:type="dxa"/>
+              <w:end w:w="80" w:type="dxa"/>
             </w:tcMar>
             <w:vAlign w:val="center"/>
-            <w:shd w:fill="FAFBFE"/>
+            <w:shd w:fill="FBFCFE"/>
           </w:tcPr>
           <w:p>
             <w:pPr>
-              <w:jc w:val="center"/>
-              <w:keepNext/>
+              <w:spacing w:after="0"/>
             </w:pPr>
             <w:r>
               <w:rPr>
-                <w:rFonts w:ascii="Noto Sans CJK KR" w:hAnsi="Noto Sans CJK KR"/>
-                <w:color w:val="17233A"/>
+                <w:rFonts w:ascii="맑은 고딕" w:hAnsi="맑은 고딕" w:eastAsia="맑은 고딕"/>
+                <w:color w:val="18233D"/>
                 <w:sz w:val="16"/>
               </w:rPr>
-              <w:t>Retry</w:t>
+              <w:t>Gateway만</w:t>
             </w:r>
           </w:p>
         </w:tc>
         <w:tc>
           <w:tcPr>
-            <w:tcW w:type="dxa" w:w="3888"/>
+            <w:tcW w:type="dxa" w:w="2835"/>
             <w:tcMar>
-              <w:top w:w="75" w:type="dxa"/>
-              <w:start w:w="95" w:type="dxa"/>
-              <w:bottom w:w="75" w:type="dxa"/>
-              <w:end w:w="95" w:type="dxa"/>
+              <w:top w:w="60" w:type="dxa"/>
+              <w:start w:w="80" w:type="dxa"/>
+              <w:bottom w:w="60" w:type="dxa"/>
+              <w:end w:w="80" w:type="dxa"/>
             </w:tcMar>
             <w:vAlign w:val="center"/>
-            <w:shd w:fill="FAFBFE"/>
+            <w:shd w:fill="FBFCFE"/>
           </w:tcPr>
           <w:p>
             <w:pPr>
-              <w:jc w:val="left"/>
-              <w:keepNext/>
+              <w:spacing w:after="0"/>
             </w:pPr>
             <w:r>
               <w:rPr>
-                <w:rFonts w:ascii="Noto Sans CJK KR" w:hAnsi="Noto Sans CJK KR"/>
-                <w:color w:val="17233A"/>
+                <w:rFonts w:ascii="맑은 고딕" w:hAnsi="맑은 고딕" w:eastAsia="맑은 고딕"/>
+                <w:color w:val="18233D"/>
                 <w:sz w:val="16"/>
               </w:rPr>
-              <w:t>멱등하고 일시 오류인 요청</w:t>
+              <w:t>Application Route/보안/제한을 통합</w:t>
             </w:r>
           </w:p>
         </w:tc>
         <w:tc>
           <w:tcPr>
-            <w:tcW w:type="dxa" w:w="3816"/>
+            <w:tcW w:type="dxa" w:w="1984"/>
             <w:tcMar>
-              <w:top w:w="75" w:type="dxa"/>
-              <w:start w:w="95" w:type="dxa"/>
-              <w:bottom w:w="75" w:type="dxa"/>
-              <w:end w:w="95" w:type="dxa"/>
+              <w:top w:w="60" w:type="dxa"/>
+              <w:start w:w="80" w:type="dxa"/>
+              <w:bottom w:w="60" w:type="dxa"/>
+              <w:end w:w="80" w:type="dxa"/>
             </w:tcMar>
             <w:vAlign w:val="center"/>
-            <w:shd w:fill="FAFBFE"/>
+            <w:shd w:fill="FBFCFE"/>
           </w:tcPr>
           <w:p>
             <w:pPr>
-              <w:jc w:val="left"/>
-              <w:keepNext/>
+              <w:spacing w:after="0"/>
             </w:pPr>
             <w:r>
               <w:rPr>
-                <w:rFonts w:ascii="Noto Sans CJK KR" w:hAnsi="Noto Sans CJK KR"/>
-                <w:color w:val="17233A"/>
+                <w:rFonts w:ascii="맑은 고딕" w:hAnsi="맑은 고딕" w:eastAsia="맑은 고딕"/>
+                <w:color w:val="18233D"/>
                 <w:sz w:val="16"/>
               </w:rPr>
-              <w:t>결과불명/Side Effect 요청 자동 Retry 주의</w:t>
+              <w:t>Gateway Endpoint/Port</w:t>
+            </w:r>
+          </w:p>
+        </w:tc>
+        <w:tc>
+          <w:tcPr>
+            <w:tcW w:type="dxa" w:w="1928"/>
+            <w:tcMar>
+              <w:top w:w="60" w:type="dxa"/>
+              <w:start w:w="80" w:type="dxa"/>
+              <w:bottom w:w="60" w:type="dxa"/>
+              <w:end w:w="80" w:type="dxa"/>
+            </w:tcMar>
+            <w:vAlign w:val="center"/>
+            <w:shd w:fill="FBFCFE"/>
+          </w:tcPr>
+          <w:p>
+            <w:pPr>
+              <w:spacing w:after="0"/>
+            </w:pPr>
+            <w:r>
+              <w:rPr>
+                <w:rFonts w:ascii="맑은 고딕" w:hAnsi="맑은 고딕" w:eastAsia="맑은 고딕"/>
+                <w:color w:val="18233D"/>
+                <w:sz w:val="16"/>
+              </w:rPr>
+              <w:t>Gateway</w:t>
+            </w:r>
+          </w:p>
+        </w:tc>
+        <w:tc>
+          <w:tcPr>
+            <w:tcW w:type="dxa" w:w="1701"/>
+            <w:tcMar>
+              <w:top w:w="60" w:type="dxa"/>
+              <w:start w:w="80" w:type="dxa"/>
+              <w:bottom w:w="60" w:type="dxa"/>
+              <w:end w:w="80" w:type="dxa"/>
+            </w:tcMar>
+            <w:vAlign w:val="center"/>
+            <w:shd w:fill="FBFCFE"/>
+          </w:tcPr>
+          <w:p>
+            <w:pPr>
+              <w:spacing w:after="0"/>
+            </w:pPr>
+            <w:r>
+              <w:rPr>
+                <w:rFonts w:ascii="맑은 고딕" w:hAnsi="맑은 고딕" w:eastAsia="맑은 고딕"/>
+                <w:color w:val="18233D"/>
+                <w:sz w:val="16"/>
+              </w:rPr>
+              <w:t>Gateway HA/Health 필요</w:t>
             </w:r>
           </w:p>
         </w:tc>
@@ -3025,79 +1157,278 @@
         </w:trPr>
         <w:tc>
           <w:tcPr>
-            <w:tcW w:type="dxa" w:w="1944"/>
+            <w:tcW w:type="dxa" w:w="1814"/>
             <w:tcMar>
-              <w:top w:w="75" w:type="dxa"/>
-              <w:start w:w="95" w:type="dxa"/>
-              <w:bottom w:w="75" w:type="dxa"/>
-              <w:end w:w="95" w:type="dxa"/>
+              <w:top w:w="60" w:type="dxa"/>
+              <w:start w:w="80" w:type="dxa"/>
+              <w:bottom w:w="60" w:type="dxa"/>
+              <w:end w:w="80" w:type="dxa"/>
+            </w:tcMar>
+            <w:vAlign w:val="center"/>
+          </w:tcPr>
+          <w:p>
+            <w:pPr>
+              <w:spacing w:after="0"/>
+            </w:pPr>
+            <w:r>
+              <w:rPr>
+                <w:rFonts w:ascii="맑은 고딕" w:hAnsi="맑은 고딕" w:eastAsia="맑은 고딕"/>
+                <w:color w:val="18233D"/>
+                <w:sz w:val="16"/>
+              </w:rPr>
+              <w:t>L4 + Gateway</w:t>
+            </w:r>
+          </w:p>
+        </w:tc>
+        <w:tc>
+          <w:tcPr>
+            <w:tcW w:type="dxa" w:w="2835"/>
+            <w:tcMar>
+              <w:top w:w="60" w:type="dxa"/>
+              <w:start w:w="80" w:type="dxa"/>
+              <w:bottom w:w="60" w:type="dxa"/>
+              <w:end w:w="80" w:type="dxa"/>
+            </w:tcMar>
+            <w:vAlign w:val="center"/>
+          </w:tcPr>
+          <w:p>
+            <w:pPr>
+              <w:spacing w:after="0"/>
+            </w:pPr>
+            <w:r>
+              <w:rPr>
+                <w:rFonts w:ascii="맑은 고딕" w:hAnsi="맑은 고딕" w:eastAsia="맑은 고딕"/>
+                <w:color w:val="18233D"/>
+                <w:sz w:val="16"/>
+              </w:rPr>
+              <w:t>네트워크 진입과 App 정책 분리</w:t>
+            </w:r>
+          </w:p>
+        </w:tc>
+        <w:tc>
+          <w:tcPr>
+            <w:tcW w:type="dxa" w:w="1984"/>
+            <w:tcMar>
+              <w:top w:w="60" w:type="dxa"/>
+              <w:start w:w="80" w:type="dxa"/>
+              <w:bottom w:w="60" w:type="dxa"/>
+              <w:end w:w="80" w:type="dxa"/>
+            </w:tcMar>
+            <w:vAlign w:val="center"/>
+          </w:tcPr>
+          <w:p>
+            <w:pPr>
+              <w:spacing w:after="0"/>
+            </w:pPr>
+            <w:r>
+              <w:rPr>
+                <w:rFonts w:ascii="맑은 고딕" w:hAnsi="맑은 고딕" w:eastAsia="맑은 고딕"/>
+                <w:color w:val="18233D"/>
+                <w:sz w:val="16"/>
+              </w:rPr>
+              <w:t>L4 → Gateway</w:t>
+            </w:r>
+          </w:p>
+        </w:tc>
+        <w:tc>
+          <w:tcPr>
+            <w:tcW w:type="dxa" w:w="1928"/>
+            <w:tcMar>
+              <w:top w:w="60" w:type="dxa"/>
+              <w:start w:w="80" w:type="dxa"/>
+              <w:bottom w:w="60" w:type="dxa"/>
+              <w:end w:w="80" w:type="dxa"/>
+            </w:tcMar>
+            <w:vAlign w:val="center"/>
+          </w:tcPr>
+          <w:p>
+            <w:pPr>
+              <w:spacing w:after="0"/>
+            </w:pPr>
+            <w:r>
+              <w:rPr>
+                <w:rFonts w:ascii="맑은 고딕" w:hAnsi="맑은 고딕" w:eastAsia="맑은 고딕"/>
+                <w:color w:val="18233D"/>
+                <w:sz w:val="16"/>
+              </w:rPr>
+              <w:t>Gateway</w:t>
+            </w:r>
+          </w:p>
+        </w:tc>
+        <w:tc>
+          <w:tcPr>
+            <w:tcW w:type="dxa" w:w="1701"/>
+            <w:tcMar>
+              <w:top w:w="60" w:type="dxa"/>
+              <w:start w:w="80" w:type="dxa"/>
+              <w:bottom w:w="60" w:type="dxa"/>
+              <w:end w:w="80" w:type="dxa"/>
+            </w:tcMar>
+            <w:vAlign w:val="center"/>
+          </w:tcPr>
+          <w:p>
+            <w:pPr>
+              <w:spacing w:after="0"/>
+            </w:pPr>
+            <w:r>
+              <w:rPr>
+                <w:rFonts w:ascii="맑은 고딕" w:hAnsi="맑은 고딕" w:eastAsia="맑은 고딕"/>
+                <w:color w:val="18233D"/>
+                <w:sz w:val="16"/>
+              </w:rPr>
+              <w:t>두 계층 Timeout/Health 구분</w:t>
+            </w:r>
+          </w:p>
+        </w:tc>
+      </w:tr>
+    </w:tbl>
+    <w:p>
+      <w:pPr>
+        <w:spacing w:after="20"/>
+      </w:pPr>
+    </w:p>
+    <w:p>
+      <w:bookmarkStart w:id="162" w:name="gwbenefit"/>
+      <w:pPr>
+        <w:pStyle w:val="Heading1"/>
+        <w:keepNext w:val="1"/>
+        <w:keepLines/>
+      </w:pPr>
+      <w:bookmarkEnd w:id="162"/>
+      <w:r>
+        <w:rPr>
+          <w:rFonts w:ascii="맑은 고딕" w:hAnsi="맑은 고딕" w:eastAsia="맑은 고딕"/>
+          <w:b/>
+          <w:color w:val="4F6EF7"/>
+          <w:sz w:val="38"/>
+        </w:rPr>
+        <w:t>2. Gateway를 쓰면 달라지는 점</w:t>
+      </w:r>
+    </w:p>
+    <w:p>
+      <w:pPr>
+        <w:spacing w:after="120"/>
+        <w:keepNext w:val="1"/>
+        <w:keepLines/>
+      </w:pPr>
+      <w:hyperlink w:anchor="TOC">
+        <w:r>
+          <w:rPr>
+            <w:color w:val="4F6EF7"/>
+            <w:u w:val="single"/>
+          </w:rPr>
+          <w:t>전체 목차로</w:t>
+        </w:r>
+      </w:hyperlink>
+    </w:p>
+    <w:p>
+      <w:pPr>
+        <w:spacing w:after="100"/>
+      </w:pPr>
+      <w:r>
+        <w:rPr>
+          <w:rFonts w:ascii="맑은 고딕" w:hAnsi="맑은 고딕" w:eastAsia="맑은 고딕"/>
+          <w:color w:val="18233D"/>
+          <w:sz w:val="21"/>
+        </w:rPr>
+        <w:t>여러 CPF 서비스가 있더라도 외부 Client는 Gateway Endpoint/Port와 Route를 기준으로 접근할 수 있습니다. 서비스별 주소를 외부에 직접 노출하거나 동일 정책을 반복 구성하는 일을 줄입니다.</w:t>
+      </w:r>
+    </w:p>
+    <w:tbl>
+      <w:tblPr>
+        <w:tblW w:type="auto" w:w="0"/>
+        <w:jc w:val="center"/>
+        <w:tblLayout w:type="fixed"/>
+        <w:tblLook w:firstColumn="1" w:firstRow="1" w:lastColumn="0" w:lastRow="0" w:noHBand="0" w:noVBand="1" w:val="04A0"/>
+      </w:tblPr>
+      <w:tblGrid>
+        <w:gridCol w:w="1757"/>
+        <w:gridCol w:w="3515"/>
+        <w:gridCol w:w="4422"/>
+      </w:tblGrid>
+      <w:tr>
+        <w:trPr>
+          <w:tblHeader w:val="true"/>
+          <w:cantSplit/>
+        </w:trPr>
+        <w:tc>
+          <w:tcPr>
+            <w:tcW w:type="dxa" w:w="1757"/>
+            <w:shd w:fill="18233D"/>
+            <w:tcMar>
+              <w:top w:w="70" w:type="dxa"/>
+              <w:start w:w="90" w:type="dxa"/>
+              <w:bottom w:w="70" w:type="dxa"/>
+              <w:end w:w="90" w:type="dxa"/>
             </w:tcMar>
             <w:vAlign w:val="center"/>
           </w:tcPr>
           <w:p>
             <w:pPr>
               <w:jc w:val="center"/>
-              <w:keepNext/>
             </w:pPr>
             <w:r>
               <w:rPr>
-                <w:rFonts w:ascii="Noto Sans CJK KR" w:hAnsi="Noto Sans CJK KR"/>
-                <w:color w:val="17233A"/>
+                <w:rFonts w:ascii="맑은 고딕" w:hAnsi="맑은 고딕" w:eastAsia="맑은 고딕"/>
+                <w:b/>
+                <w:color w:val="FFFFFF"/>
                 <w:sz w:val="16"/>
               </w:rPr>
-              <w:t>Circuit Breaker</w:t>
+              <w:t>장점</w:t>
             </w:r>
           </w:p>
         </w:tc>
         <w:tc>
           <w:tcPr>
-            <w:tcW w:type="dxa" w:w="3888"/>
+            <w:tcW w:type="dxa" w:w="3515"/>
+            <w:shd w:fill="18233D"/>
             <w:tcMar>
-              <w:top w:w="75" w:type="dxa"/>
-              <w:start w:w="95" w:type="dxa"/>
-              <w:bottom w:w="75" w:type="dxa"/>
-              <w:end w:w="95" w:type="dxa"/>
+              <w:top w:w="70" w:type="dxa"/>
+              <w:start w:w="90" w:type="dxa"/>
+              <w:bottom w:w="70" w:type="dxa"/>
+              <w:end w:w="90" w:type="dxa"/>
             </w:tcMar>
             <w:vAlign w:val="center"/>
           </w:tcPr>
           <w:p>
             <w:pPr>
-              <w:jc w:val="left"/>
-              <w:keepNext/>
+              <w:jc w:val="center"/>
             </w:pPr>
             <w:r>
               <w:rPr>
-                <w:rFonts w:ascii="Noto Sans CJK KR" w:hAnsi="Noto Sans CJK KR"/>
-                <w:color w:val="17233A"/>
+                <w:rFonts w:ascii="맑은 고딕" w:hAnsi="맑은 고딕" w:eastAsia="맑은 고딕"/>
+                <w:b/>
+                <w:color w:val="FFFFFF"/>
                 <w:sz w:val="16"/>
               </w:rPr>
-              <w:t>연속 실패 Target 보호</w:t>
+              <w:t>Gateway에서 묶는 것</w:t>
             </w:r>
           </w:p>
         </w:tc>
         <w:tc>
           <w:tcPr>
-            <w:tcW w:type="dxa" w:w="3816"/>
+            <w:tcW w:type="dxa" w:w="4422"/>
+            <w:shd w:fill="18233D"/>
             <w:tcMar>
-              <w:top w:w="75" w:type="dxa"/>
-              <w:start w:w="95" w:type="dxa"/>
-              <w:bottom w:w="75" w:type="dxa"/>
-              <w:end w:w="95" w:type="dxa"/>
+              <w:top w:w="70" w:type="dxa"/>
+              <w:start w:w="90" w:type="dxa"/>
+              <w:bottom w:w="70" w:type="dxa"/>
+              <w:end w:w="90" w:type="dxa"/>
             </w:tcMar>
             <w:vAlign w:val="center"/>
           </w:tcPr>
           <w:p>
             <w:pPr>
-              <w:jc w:val="left"/>
-              <w:keepNext/>
+              <w:jc w:val="center"/>
             </w:pPr>
             <w:r>
               <w:rPr>
-                <w:rFonts w:ascii="Noto Sans CJK KR" w:hAnsi="Noto Sans CJK KR"/>
-                <w:color w:val="17233A"/>
+                <w:rFonts w:ascii="맑은 고딕" w:hAnsi="맑은 고딕" w:eastAsia="맑은 고딕"/>
+                <w:b/>
+                <w:color w:val="FFFFFF"/>
                 <w:sz w:val="16"/>
               </w:rPr>
-              <w:t>Open 상태를 장애로 오해하지 않음</w:t>
+              <w:t>개발/운영 효과</w:t>
             </w:r>
           </w:p>
         </w:tc>
@@ -3108,187 +1439,76 @@
         </w:trPr>
         <w:tc>
           <w:tcPr>
-            <w:tcW w:type="dxa" w:w="1944"/>
+            <w:tcW w:type="dxa" w:w="1757"/>
             <w:tcMar>
-              <w:top w:w="75" w:type="dxa"/>
-              <w:start w:w="95" w:type="dxa"/>
-              <w:bottom w:w="75" w:type="dxa"/>
-              <w:end w:w="95" w:type="dxa"/>
+              <w:top w:w="60" w:type="dxa"/>
+              <w:start w:w="80" w:type="dxa"/>
+              <w:bottom w:w="60" w:type="dxa"/>
+              <w:end w:w="80" w:type="dxa"/>
             </w:tcMar>
             <w:vAlign w:val="center"/>
-            <w:shd w:fill="FAFBFE"/>
           </w:tcPr>
           <w:p>
             <w:pPr>
-              <w:jc w:val="center"/>
+              <w:spacing w:after="0"/>
             </w:pPr>
             <w:r>
               <w:rPr>
-                <w:rFonts w:ascii="Noto Sans CJK KR" w:hAnsi="Noto Sans CJK KR"/>
-                <w:color w:val="17233A"/>
+                <w:rFonts w:ascii="맑은 고딕" w:hAnsi="맑은 고딕" w:eastAsia="맑은 고딕"/>
+                <w:color w:val="18233D"/>
                 <w:sz w:val="16"/>
               </w:rPr>
-              <w:t>Rate Limit</w:t>
+              <w:t>진입 단순화</w:t>
             </w:r>
           </w:p>
         </w:tc>
         <w:tc>
           <w:tcPr>
-            <w:tcW w:type="dxa" w:w="3888"/>
+            <w:tcW w:type="dxa" w:w="3515"/>
             <w:tcMar>
-              <w:top w:w="75" w:type="dxa"/>
-              <w:start w:w="95" w:type="dxa"/>
-              <w:bottom w:w="75" w:type="dxa"/>
-              <w:end w:w="95" w:type="dxa"/>
+              <w:top w:w="60" w:type="dxa"/>
+              <w:start w:w="80" w:type="dxa"/>
+              <w:bottom w:w="60" w:type="dxa"/>
+              <w:end w:w="80" w:type="dxa"/>
             </w:tcMar>
             <w:vAlign w:val="center"/>
-            <w:shd w:fill="FAFBFE"/>
           </w:tcPr>
           <w:p>
             <w:pPr>
-              <w:jc w:val="left"/>
+              <w:spacing w:after="0"/>
             </w:pPr>
             <w:r>
               <w:rPr>
-                <w:rFonts w:ascii="Noto Sans CJK KR" w:hAnsi="Noto Sans CJK KR"/>
-                <w:color w:val="17233A"/>
+                <w:rFonts w:ascii="맑은 고딕" w:hAnsi="맑은 고딕" w:eastAsia="맑은 고딕"/>
+                <w:color w:val="18233D"/>
                 <w:sz w:val="16"/>
               </w:rPr>
-              <w:t>과도한 요청 제어</w:t>
+              <w:t>Endpoint/Port + Route</w:t>
             </w:r>
           </w:p>
         </w:tc>
         <w:tc>
           <w:tcPr>
-            <w:tcW w:type="dxa" w:w="3816"/>
+            <w:tcW w:type="dxa" w:w="4422"/>
             <w:tcMar>
-              <w:top w:w="75" w:type="dxa"/>
-              <w:start w:w="95" w:type="dxa"/>
-              <w:bottom w:w="75" w:type="dxa"/>
-              <w:end w:w="95" w:type="dxa"/>
-            </w:tcMar>
-            <w:vAlign w:val="center"/>
-            <w:shd w:fill="FAFBFE"/>
-          </w:tcPr>
-          <w:p>
-            <w:pPr>
-              <w:jc w:val="left"/>
-            </w:pPr>
-            <w:r>
-              <w:rPr>
-                <w:rFonts w:ascii="Noto Sans CJK KR" w:hAnsi="Noto Sans CJK KR"/>
-                <w:color w:val="17233A"/>
-                <w:sz w:val="16"/>
-              </w:rPr>
-              <w:t>사용자/Client/Route Key 설계</w:t>
-            </w:r>
-          </w:p>
-        </w:tc>
-      </w:tr>
-    </w:tbl>
-    <w:p/>
-    <w:p>
-      <w:bookmarkStart w:id="582" w:name="g08"/>
-      <w:pPr>
-        <w:pStyle w:val="Heading1"/>
-        <w:keepNext/>
-      </w:pPr>
-      <w:r>
-        <w:t>8. 요청 추적·로그</w:t>
-      </w:r>
-      <w:bookmarkEnd w:id="582"/>
-    </w:p>
-    <w:p>
-      <w:pPr>
-        <w:spacing w:after="20"/>
-        <w:jc w:val="right"/>
-      </w:pPr>
-      <w:hyperlink w:anchor="TOC">
-        <w:r>
-          <w:rPr>
-            <w:rFonts w:ascii="Noto Sans CJK KR" w:hAnsi="Noto Sans CJK KR" w:eastAsia="Noto Sans CJK KR"/>
-            <w:color w:val="65718A"/>
-            <w:u w:val="single"/>
-          </w:rPr>
-          <w:t>전체 목차로</w:t>
-        </w:r>
-      </w:hyperlink>
-    </w:p>
-    <w:p>
-      <w:r>
-        <w:t>Gateway에서 요청을 찾을 때는 Gateway 거래 조회의 transactionId를 Backend Trace와 연결합니다.</w:t>
-      </w:r>
-    </w:p>
-    <w:tbl>
-      <w:tblPr>
-        <w:tblStyle w:val="TableGrid"/>
-        <w:tblW w:type="auto" w:w="0"/>
-        <w:jc w:val="center"/>
-        <w:tblLayout w:type="fixed"/>
-        <w:tblLook w:firstColumn="1" w:firstRow="1" w:lastColumn="0" w:lastRow="0" w:noHBand="0" w:noVBand="1" w:val="04A0"/>
-      </w:tblPr>
-      <w:tblGrid>
-        <w:gridCol w:w="2592"/>
-        <w:gridCol w:w="7056"/>
-      </w:tblGrid>
-      <w:tr>
-        <w:trPr>
-          <w:tblHeader w:val="true"/>
-          <w:cantSplit/>
-        </w:trPr>
-        <w:tc>
-          <w:tcPr>
-            <w:tcW w:type="dxa" w:w="2592"/>
-            <w:shd w:fill="10243F"/>
-            <w:tcMar>
-              <w:top w:w="75" w:type="dxa"/>
-              <w:start w:w="95" w:type="dxa"/>
-              <w:bottom w:w="75" w:type="dxa"/>
-              <w:end w:w="95" w:type="dxa"/>
+              <w:top w:w="60" w:type="dxa"/>
+              <w:start w:w="80" w:type="dxa"/>
+              <w:bottom w:w="60" w:type="dxa"/>
+              <w:end w:w="80" w:type="dxa"/>
             </w:tcMar>
             <w:vAlign w:val="center"/>
           </w:tcPr>
           <w:p>
             <w:pPr>
-              <w:jc w:val="center"/>
-              <w:keepNext/>
+              <w:spacing w:after="0"/>
             </w:pPr>
             <w:r>
               <w:rPr>
-                <w:rFonts w:ascii="Noto Sans CJK KR" w:hAnsi="Noto Sans CJK KR"/>
-                <w:b/>
-                <w:color w:val="FFFFFF"/>
-                <w:sz w:val="17"/>
+                <w:rFonts w:ascii="맑은 고딕" w:hAnsi="맑은 고딕" w:eastAsia="맑은 고딕"/>
+                <w:color w:val="18233D"/>
+                <w:sz w:val="16"/>
               </w:rPr>
-              <w:t>확인</w:t>
-            </w:r>
-          </w:p>
-        </w:tc>
-        <w:tc>
-          <w:tcPr>
-            <w:tcW w:type="dxa" w:w="7056"/>
-            <w:shd w:fill="10243F"/>
-            <w:tcMar>
-              <w:top w:w="75" w:type="dxa"/>
-              <w:start w:w="95" w:type="dxa"/>
-              <w:bottom w:w="75" w:type="dxa"/>
-              <w:end w:w="95" w:type="dxa"/>
-            </w:tcMar>
-            <w:vAlign w:val="center"/>
-          </w:tcPr>
-          <w:p>
-            <w:pPr>
-              <w:jc w:val="center"/>
-              <w:keepNext/>
-            </w:pPr>
-            <w:r>
-              <w:rPr>
-                <w:rFonts w:ascii="Noto Sans CJK KR" w:hAnsi="Noto Sans CJK KR"/>
-                <w:b/>
-                <w:color w:val="FFFFFF"/>
-                <w:sz w:val="17"/>
-              </w:rPr>
-              <w:t>메뉴</w:t>
+              <w:t>외부 Client가 각 CPF 서비스 주소를 직접 관리하지 않음</w:t>
             </w:r>
           </w:p>
         </w:tc>
@@ -3299,53 +1519,79 @@
         </w:trPr>
         <w:tc>
           <w:tcPr>
-            <w:tcW w:type="dxa" w:w="2592"/>
+            <w:tcW w:type="dxa" w:w="1757"/>
             <w:tcMar>
-              <w:top w:w="75" w:type="dxa"/>
-              <w:start w:w="95" w:type="dxa"/>
-              <w:bottom w:w="75" w:type="dxa"/>
-              <w:end w:w="95" w:type="dxa"/>
+              <w:top w:w="60" w:type="dxa"/>
+              <w:start w:w="80" w:type="dxa"/>
+              <w:bottom w:w="60" w:type="dxa"/>
+              <w:end w:w="80" w:type="dxa"/>
             </w:tcMar>
             <w:vAlign w:val="center"/>
+            <w:shd w:fill="FBFCFE"/>
           </w:tcPr>
           <w:p>
             <w:pPr>
-              <w:jc w:val="center"/>
-              <w:keepNext/>
+              <w:spacing w:after="0"/>
             </w:pPr>
             <w:r>
               <w:rPr>
-                <w:rFonts w:ascii="Noto Sans CJK KR" w:hAnsi="Noto Sans CJK KR"/>
-                <w:color w:val="17233A"/>
+                <w:rFonts w:ascii="맑은 고딕" w:hAnsi="맑은 고딕" w:eastAsia="맑은 고딕"/>
+                <w:color w:val="18233D"/>
                 <w:sz w:val="16"/>
               </w:rPr>
-              <w:t>Gateway 요청/상태</w:t>
+              <w:t>Routing</w:t>
             </w:r>
           </w:p>
         </w:tc>
         <w:tc>
           <w:tcPr>
-            <w:tcW w:type="dxa" w:w="7056"/>
+            <w:tcW w:type="dxa" w:w="3515"/>
             <w:tcMar>
-              <w:top w:w="75" w:type="dxa"/>
-              <w:start w:w="95" w:type="dxa"/>
-              <w:bottom w:w="75" w:type="dxa"/>
-              <w:end w:w="95" w:type="dxa"/>
+              <w:top w:w="60" w:type="dxa"/>
+              <w:start w:w="80" w:type="dxa"/>
+              <w:bottom w:w="60" w:type="dxa"/>
+              <w:end w:w="80" w:type="dxa"/>
             </w:tcMar>
             <w:vAlign w:val="center"/>
+            <w:shd w:fill="FBFCFE"/>
           </w:tcPr>
           <w:p>
             <w:pPr>
-              <w:jc w:val="left"/>
-              <w:keepNext/>
+              <w:spacing w:after="0"/>
             </w:pPr>
             <w:r>
               <w:rPr>
-                <w:rFonts w:ascii="Noto Sans CJK KR" w:hAnsi="Noto Sans CJK KR"/>
-                <w:color w:val="17233A"/>
+                <w:rFonts w:ascii="맑은 고딕" w:hAnsi="맑은 고딕" w:eastAsia="맑은 고딕"/>
+                <w:color w:val="18233D"/>
                 <w:sz w:val="16"/>
               </w:rPr>
-              <w:t>Gateway 거래 조회</w:t>
+              <w:t>Host/Path/Method → Target</w:t>
+            </w:r>
+          </w:p>
+        </w:tc>
+        <w:tc>
+          <w:tcPr>
+            <w:tcW w:type="dxa" w:w="4422"/>
+            <w:tcMar>
+              <w:top w:w="60" w:type="dxa"/>
+              <w:start w:w="80" w:type="dxa"/>
+              <w:bottom w:w="60" w:type="dxa"/>
+              <w:end w:w="80" w:type="dxa"/>
+            </w:tcMar>
+            <w:vAlign w:val="center"/>
+            <w:shd w:fill="FBFCFE"/>
+          </w:tcPr>
+          <w:p>
+            <w:pPr>
+              <w:spacing w:after="0"/>
+            </w:pPr>
+            <w:r>
+              <w:rPr>
+                <w:rFonts w:ascii="맑은 고딕" w:hAnsi="맑은 고딕" w:eastAsia="맑은 고딕"/>
+                <w:color w:val="18233D"/>
+                <w:sz w:val="16"/>
+              </w:rPr>
+              <w:t>Backend 위치 변경 영향 축소</w:t>
             </w:r>
           </w:p>
         </w:tc>
@@ -3356,55 +1602,76 @@
         </w:trPr>
         <w:tc>
           <w:tcPr>
-            <w:tcW w:type="dxa" w:w="2592"/>
+            <w:tcW w:type="dxa" w:w="1757"/>
             <w:tcMar>
-              <w:top w:w="75" w:type="dxa"/>
-              <w:start w:w="95" w:type="dxa"/>
-              <w:bottom w:w="75" w:type="dxa"/>
-              <w:end w:w="95" w:type="dxa"/>
+              <w:top w:w="60" w:type="dxa"/>
+              <w:start w:w="80" w:type="dxa"/>
+              <w:bottom w:w="60" w:type="dxa"/>
+              <w:end w:w="80" w:type="dxa"/>
             </w:tcMar>
             <w:vAlign w:val="center"/>
-            <w:shd w:fill="FAFBFE"/>
           </w:tcPr>
           <w:p>
             <w:pPr>
-              <w:jc w:val="center"/>
-              <w:keepNext/>
+              <w:spacing w:after="0"/>
             </w:pPr>
             <w:r>
               <w:rPr>
-                <w:rFonts w:ascii="Noto Sans CJK KR" w:hAnsi="Noto Sans CJK KR"/>
-                <w:color w:val="17233A"/>
+                <w:rFonts w:ascii="맑은 고딕" w:hAnsi="맑은 고딕" w:eastAsia="맑은 고딕"/>
+                <w:color w:val="18233D"/>
                 <w:sz w:val="16"/>
               </w:rPr>
-              <w:t>Gateway 로그 정책</w:t>
+              <w:t>보안 정책</w:t>
             </w:r>
           </w:p>
         </w:tc>
         <w:tc>
           <w:tcPr>
-            <w:tcW w:type="dxa" w:w="7056"/>
+            <w:tcW w:type="dxa" w:w="3515"/>
             <w:tcMar>
-              <w:top w:w="75" w:type="dxa"/>
-              <w:start w:w="95" w:type="dxa"/>
-              <w:bottom w:w="75" w:type="dxa"/>
-              <w:end w:w="95" w:type="dxa"/>
+              <w:top w:w="60" w:type="dxa"/>
+              <w:start w:w="80" w:type="dxa"/>
+              <w:bottom w:w="60" w:type="dxa"/>
+              <w:end w:w="80" w:type="dxa"/>
             </w:tcMar>
             <w:vAlign w:val="center"/>
-            <w:shd w:fill="FAFBFE"/>
           </w:tcPr>
           <w:p>
             <w:pPr>
-              <w:jc w:val="left"/>
-              <w:keepNext/>
+              <w:spacing w:after="0"/>
             </w:pPr>
             <w:r>
               <w:rPr>
-                <w:rFonts w:ascii="Noto Sans CJK KR" w:hAnsi="Noto Sans CJK KR"/>
-                <w:color w:val="17233A"/>
+                <w:rFonts w:ascii="맑은 고딕" w:hAnsi="맑은 고딕" w:eastAsia="맑은 고딕"/>
+                <w:color w:val="18233D"/>
                 <w:sz w:val="16"/>
               </w:rPr>
-              <w:t>Gateway 로그 정책</w:t>
+              <w:t>Authentication/Authorization/Header</w:t>
+            </w:r>
+          </w:p>
+        </w:tc>
+        <w:tc>
+          <w:tcPr>
+            <w:tcW w:type="dxa" w:w="4422"/>
+            <w:tcMar>
+              <w:top w:w="60" w:type="dxa"/>
+              <w:start w:w="80" w:type="dxa"/>
+              <w:bottom w:w="60" w:type="dxa"/>
+              <w:end w:w="80" w:type="dxa"/>
+            </w:tcMar>
+            <w:vAlign w:val="center"/>
+          </w:tcPr>
+          <w:p>
+            <w:pPr>
+              <w:spacing w:after="0"/>
+            </w:pPr>
+            <w:r>
+              <w:rPr>
+                <w:rFonts w:ascii="맑은 고딕" w:hAnsi="맑은 고딕" w:eastAsia="맑은 고딕"/>
+                <w:color w:val="18233D"/>
+                <w:sz w:val="16"/>
+              </w:rPr>
+              <w:t>외부 진입 경계 일관화</w:t>
             </w:r>
           </w:p>
         </w:tc>
@@ -3415,53 +1682,79 @@
         </w:trPr>
         <w:tc>
           <w:tcPr>
-            <w:tcW w:type="dxa" w:w="2592"/>
+            <w:tcW w:type="dxa" w:w="1757"/>
             <w:tcMar>
-              <w:top w:w="75" w:type="dxa"/>
-              <w:start w:w="95" w:type="dxa"/>
-              <w:bottom w:w="75" w:type="dxa"/>
-              <w:end w:w="95" w:type="dxa"/>
+              <w:top w:w="60" w:type="dxa"/>
+              <w:start w:w="80" w:type="dxa"/>
+              <w:bottom w:w="60" w:type="dxa"/>
+              <w:end w:w="80" w:type="dxa"/>
             </w:tcMar>
             <w:vAlign w:val="center"/>
+            <w:shd w:fill="FBFCFE"/>
           </w:tcPr>
           <w:p>
             <w:pPr>
-              <w:jc w:val="center"/>
-              <w:keepNext/>
+              <w:spacing w:after="0"/>
             </w:pPr>
             <w:r>
               <w:rPr>
-                <w:rFonts w:ascii="Noto Sans CJK KR" w:hAnsi="Noto Sans CJK KR"/>
-                <w:color w:val="17233A"/>
+                <w:rFonts w:ascii="맑은 고딕" w:hAnsi="맑은 고딕" w:eastAsia="맑은 고딕"/>
+                <w:color w:val="18233D"/>
                 <w:sz w:val="16"/>
               </w:rPr>
-              <w:t>Backend 거래 연결</w:t>
+              <w:t>Traffic</w:t>
             </w:r>
           </w:p>
         </w:tc>
         <w:tc>
           <w:tcPr>
-            <w:tcW w:type="dxa" w:w="7056"/>
+            <w:tcW w:type="dxa" w:w="3515"/>
             <w:tcMar>
-              <w:top w:w="75" w:type="dxa"/>
-              <w:start w:w="95" w:type="dxa"/>
-              <w:bottom w:w="75" w:type="dxa"/>
-              <w:end w:w="95" w:type="dxa"/>
+              <w:top w:w="60" w:type="dxa"/>
+              <w:start w:w="80" w:type="dxa"/>
+              <w:bottom w:w="60" w:type="dxa"/>
+              <w:end w:w="80" w:type="dxa"/>
             </w:tcMar>
             <w:vAlign w:val="center"/>
+            <w:shd w:fill="FBFCFE"/>
           </w:tcPr>
           <w:p>
             <w:pPr>
-              <w:jc w:val="left"/>
-              <w:keepNext/>
+              <w:spacing w:after="0"/>
             </w:pPr>
             <w:r>
               <w:rPr>
-                <w:rFonts w:ascii="Noto Sans CJK KR" w:hAnsi="Noto Sans CJK KR"/>
-                <w:color w:val="17233A"/>
+                <w:rFonts w:ascii="맑은 고딕" w:hAnsi="맑은 고딕" w:eastAsia="맑은 고딕"/>
+                <w:color w:val="18233D"/>
                 <w:sz w:val="16"/>
               </w:rPr>
-              <w:t>Online·Batch 통합 Trace</w:t>
+              <w:t>Rate/Concurrency/Canary</w:t>
+            </w:r>
+          </w:p>
+        </w:tc>
+        <w:tc>
+          <w:tcPr>
+            <w:tcW w:type="dxa" w:w="4422"/>
+            <w:tcMar>
+              <w:top w:w="60" w:type="dxa"/>
+              <w:start w:w="80" w:type="dxa"/>
+              <w:bottom w:w="60" w:type="dxa"/>
+              <w:end w:w="80" w:type="dxa"/>
+            </w:tcMar>
+            <w:vAlign w:val="center"/>
+            <w:shd w:fill="FBFCFE"/>
+          </w:tcPr>
+          <w:p>
+            <w:pPr>
+              <w:spacing w:after="0"/>
+            </w:pPr>
+            <w:r>
+              <w:rPr>
+                <w:rFonts w:ascii="맑은 고딕" w:hAnsi="맑은 고딕" w:eastAsia="맑은 고딕"/>
+                <w:color w:val="18233D"/>
+                <w:sz w:val="16"/>
+              </w:rPr>
+              <w:t>서비스 보호와 점진 전환</w:t>
             </w:r>
           </w:p>
         </w:tc>
@@ -3472,265 +1765,76 @@
         </w:trPr>
         <w:tc>
           <w:tcPr>
-            <w:tcW w:type="dxa" w:w="2592"/>
+            <w:tcW w:type="dxa" w:w="1757"/>
             <w:tcMar>
-              <w:top w:w="75" w:type="dxa"/>
-              <w:start w:w="95" w:type="dxa"/>
-              <w:bottom w:w="75" w:type="dxa"/>
-              <w:end w:w="95" w:type="dxa"/>
+              <w:top w:w="60" w:type="dxa"/>
+              <w:start w:w="80" w:type="dxa"/>
+              <w:bottom w:w="60" w:type="dxa"/>
+              <w:end w:w="80" w:type="dxa"/>
             </w:tcMar>
             <w:vAlign w:val="center"/>
-            <w:shd w:fill="FAFBFE"/>
           </w:tcPr>
           <w:p>
             <w:pPr>
-              <w:jc w:val="center"/>
+              <w:spacing w:after="0"/>
             </w:pPr>
             <w:r>
               <w:rPr>
-                <w:rFonts w:ascii="Noto Sans CJK KR" w:hAnsi="Noto Sans CJK KR"/>
-                <w:color w:val="17233A"/>
+                <w:rFonts w:ascii="맑은 고딕" w:hAnsi="맑은 고딕" w:eastAsia="맑은 고딕"/>
+                <w:color w:val="18233D"/>
                 <w:sz w:val="16"/>
               </w:rPr>
-              <w:t>적용 이벤트</w:t>
+              <w:t>Resilience</w:t>
             </w:r>
           </w:p>
         </w:tc>
         <w:tc>
           <w:tcPr>
-            <w:tcW w:type="dxa" w:w="7056"/>
+            <w:tcW w:type="dxa" w:w="3515"/>
             <w:tcMar>
-              <w:top w:w="75" w:type="dxa"/>
-              <w:start w:w="95" w:type="dxa"/>
-              <w:bottom w:w="75" w:type="dxa"/>
-              <w:end w:w="95" w:type="dxa"/>
-            </w:tcMar>
-            <w:vAlign w:val="center"/>
-            <w:shd w:fill="FAFBFE"/>
-          </w:tcPr>
-          <w:p>
-            <w:pPr>
-              <w:jc w:val="left"/>
-            </w:pPr>
-            <w:r>
-              <w:rPr>
-                <w:rFonts w:ascii="Noto Sans CJK KR" w:hAnsi="Noto Sans CJK KR"/>
-                <w:color w:val="17233A"/>
-                <w:sz w:val="16"/>
-              </w:rPr>
-              <w:t>Gateway 적용 상태·이력</w:t>
-            </w:r>
-          </w:p>
-        </w:tc>
-      </w:tr>
-    </w:tbl>
-    <w:p/>
-    <w:p>
-      <w:bookmarkStart w:id="583" w:name="g09"/>
-      <w:pPr>
-        <w:pStyle w:val="Heading1"/>
-        <w:keepNext/>
-      </w:pPr>
-      <w:r>
-        <w:t>9. 변경·배포·Rollback</w:t>
-      </w:r>
-      <w:bookmarkEnd w:id="583"/>
-    </w:p>
-    <w:p>
-      <w:pPr>
-        <w:spacing w:after="20"/>
-        <w:jc w:val="right"/>
-      </w:pPr>
-      <w:hyperlink w:anchor="TOC">
-        <w:r>
-          <w:rPr>
-            <w:rFonts w:ascii="Noto Sans CJK KR" w:hAnsi="Noto Sans CJK KR" w:eastAsia="Noto Sans CJK KR"/>
-            <w:color w:val="65718A"/>
-            <w:u w:val="single"/>
-          </w:rPr>
-          <w:t>전체 목차로</w:t>
-        </w:r>
-      </w:hyperlink>
-    </w:p>
-    <w:p>
-      <w:r>
-        <w:t>다중 Gateway Instance에서는 “저장 성공”보다 실제 반영 상태가 중요합니다.</w:t>
-      </w:r>
-    </w:p>
-    <w:p>
-      <w:pPr>
-        <w:pStyle w:val="ListNumber"/>
-      </w:pPr>
-      <w:r>
-        <w:t>변경 전 현재 Route/Policy Version을 확인합니다.</w:t>
-      </w:r>
-    </w:p>
-    <w:p>
-      <w:pPr>
-        <w:pStyle w:val="ListNumber"/>
-      </w:pPr>
-      <w:r>
-        <w:t>변경 내용을 Validate합니다.</w:t>
-      </w:r>
-    </w:p>
-    <w:p>
-      <w:pPr>
-        <w:pStyle w:val="ListNumber"/>
-      </w:pPr>
-      <w:r>
-        <w:t>승인 정책이 있으면 승인 후 Apply합니다.</w:t>
-      </w:r>
-    </w:p>
-    <w:p>
-      <w:pPr>
-        <w:pStyle w:val="ListNumber"/>
-      </w:pPr>
-      <w:r>
-        <w:t>Instance별 적용 상태/Version을 확인합니다.</w:t>
-      </w:r>
-    </w:p>
-    <w:p>
-      <w:pPr>
-        <w:pStyle w:val="ListNumber"/>
-      </w:pPr>
-      <w:r>
-        <w:t>Health/연결시험/실제 요청을 확인합니다.</w:t>
-      </w:r>
-    </w:p>
-    <w:p>
-      <w:pPr>
-        <w:pStyle w:val="ListNumber"/>
-      </w:pPr>
-      <w:r>
-        <w:t>부분 적용이면 추가 변경보다 정합성 정상화를 우선합니다.</w:t>
-      </w:r>
-    </w:p>
-    <w:p>
-      <w:bookmarkStart w:id="584" w:name="g10"/>
-      <w:pPr>
-        <w:pStyle w:val="Heading1"/>
-        <w:keepNext/>
-      </w:pPr>
-      <w:r>
-        <w:t>10. 오류별 확인 순서</w:t>
-      </w:r>
-      <w:bookmarkEnd w:id="584"/>
-    </w:p>
-    <w:p>
-      <w:pPr>
-        <w:spacing w:after="20"/>
-        <w:jc w:val="right"/>
-      </w:pPr>
-      <w:hyperlink w:anchor="TOC">
-        <w:r>
-          <w:rPr>
-            <w:rFonts w:ascii="Noto Sans CJK KR" w:hAnsi="Noto Sans CJK KR" w:eastAsia="Noto Sans CJK KR"/>
-            <w:color w:val="65718A"/>
-            <w:u w:val="single"/>
-          </w:rPr>
-          <w:t>전체 목차로</w:t>
-        </w:r>
-      </w:hyperlink>
-    </w:p>
-    <w:tbl>
-      <w:tblPr>
-        <w:tblStyle w:val="TableGrid"/>
-        <w:tblW w:type="auto" w:w="0"/>
-        <w:jc w:val="center"/>
-        <w:tblLayout w:type="fixed"/>
-        <w:tblLook w:firstColumn="1" w:firstRow="1" w:lastColumn="0" w:lastRow="0" w:noHBand="0" w:noVBand="1" w:val="04A0"/>
-      </w:tblPr>
-      <w:tblGrid>
-        <w:gridCol w:w="1728"/>
-        <w:gridCol w:w="3816"/>
-        <w:gridCol w:w="4104"/>
-      </w:tblGrid>
-      <w:tr>
-        <w:trPr>
-          <w:tblHeader w:val="true"/>
-          <w:cantSplit/>
-        </w:trPr>
-        <w:tc>
-          <w:tcPr>
-            <w:tcW w:type="dxa" w:w="1728"/>
-            <w:shd w:fill="10243F"/>
-            <w:tcMar>
-              <w:top w:w="75" w:type="dxa"/>
-              <w:start w:w="95" w:type="dxa"/>
-              <w:bottom w:w="75" w:type="dxa"/>
-              <w:end w:w="95" w:type="dxa"/>
+              <w:top w:w="60" w:type="dxa"/>
+              <w:start w:w="80" w:type="dxa"/>
+              <w:bottom w:w="60" w:type="dxa"/>
+              <w:end w:w="80" w:type="dxa"/>
             </w:tcMar>
             <w:vAlign w:val="center"/>
           </w:tcPr>
           <w:p>
             <w:pPr>
-              <w:jc w:val="center"/>
-              <w:keepNext/>
+              <w:spacing w:after="0"/>
             </w:pPr>
             <w:r>
               <w:rPr>
-                <w:rFonts w:ascii="Noto Sans CJK KR" w:hAnsi="Noto Sans CJK KR"/>
-                <w:b/>
-                <w:color w:val="FFFFFF"/>
-                <w:sz w:val="17"/>
+                <w:rFonts w:ascii="맑은 고딕" w:hAnsi="맑은 고딕" w:eastAsia="맑은 고딕"/>
+                <w:color w:val="18233D"/>
+                <w:sz w:val="16"/>
               </w:rPr>
-              <w:t>증상</w:t>
+              <w:t>Timeout/Retry/Circuit/Health</w:t>
             </w:r>
           </w:p>
         </w:tc>
         <w:tc>
           <w:tcPr>
-            <w:tcW w:type="dxa" w:w="3816"/>
-            <w:shd w:fill="10243F"/>
+            <w:tcW w:type="dxa" w:w="4422"/>
             <w:tcMar>
-              <w:top w:w="75" w:type="dxa"/>
-              <w:start w:w="95" w:type="dxa"/>
-              <w:bottom w:w="75" w:type="dxa"/>
-              <w:end w:w="95" w:type="dxa"/>
+              <w:top w:w="60" w:type="dxa"/>
+              <w:start w:w="80" w:type="dxa"/>
+              <w:bottom w:w="60" w:type="dxa"/>
+              <w:end w:w="80" w:type="dxa"/>
             </w:tcMar>
             <w:vAlign w:val="center"/>
           </w:tcPr>
           <w:p>
             <w:pPr>
-              <w:jc w:val="center"/>
-              <w:keepNext/>
+              <w:spacing w:after="0"/>
             </w:pPr>
             <w:r>
               <w:rPr>
-                <w:rFonts w:ascii="Noto Sans CJK KR" w:hAnsi="Noto Sans CJK KR"/>
-                <w:b/>
-                <w:color w:val="FFFFFF"/>
-                <w:sz w:val="17"/>
+                <w:rFonts w:ascii="맑은 고딕" w:hAnsi="맑은 고딕" w:eastAsia="맑은 고딕"/>
+                <w:color w:val="18233D"/>
+                <w:sz w:val="16"/>
               </w:rPr>
-              <w:t>첫 확인</w:t>
-            </w:r>
-          </w:p>
-        </w:tc>
-        <w:tc>
-          <w:tcPr>
-            <w:tcW w:type="dxa" w:w="4104"/>
-            <w:shd w:fill="10243F"/>
-            <w:tcMar>
-              <w:top w:w="75" w:type="dxa"/>
-              <w:start w:w="95" w:type="dxa"/>
-              <w:bottom w:w="75" w:type="dxa"/>
-              <w:end w:w="95" w:type="dxa"/>
-            </w:tcMar>
-            <w:vAlign w:val="center"/>
-          </w:tcPr>
-          <w:p>
-            <w:pPr>
-              <w:jc w:val="center"/>
-              <w:keepNext/>
-            </w:pPr>
-            <w:r>
-              <w:rPr>
-                <w:rFonts w:ascii="Noto Sans CJK KR" w:hAnsi="Noto Sans CJK KR"/>
-                <w:b/>
-                <w:color w:val="FFFFFF"/>
-                <w:sz w:val="17"/>
-              </w:rPr>
-              <w:t>다음</w:t>
+              <w:t>불량 Target 격리/실패 확산 완화</w:t>
             </w:r>
           </w:p>
         </w:tc>
@@ -3741,79 +1845,246 @@
         </w:trPr>
         <w:tc>
           <w:tcPr>
-            <w:tcW w:type="dxa" w:w="1728"/>
+            <w:tcW w:type="dxa" w:w="1757"/>
             <w:tcMar>
-              <w:top w:w="75" w:type="dxa"/>
-              <w:start w:w="95" w:type="dxa"/>
-              <w:bottom w:w="75" w:type="dxa"/>
-              <w:end w:w="95" w:type="dxa"/>
+              <w:top w:w="60" w:type="dxa"/>
+              <w:start w:w="80" w:type="dxa"/>
+              <w:bottom w:w="60" w:type="dxa"/>
+              <w:end w:w="80" w:type="dxa"/>
+            </w:tcMar>
+            <w:vAlign w:val="center"/>
+            <w:shd w:fill="FBFCFE"/>
+          </w:tcPr>
+          <w:p>
+            <w:pPr>
+              <w:spacing w:after="0"/>
+            </w:pPr>
+            <w:r>
+              <w:rPr>
+                <w:rFonts w:ascii="맑은 고딕" w:hAnsi="맑은 고딕" w:eastAsia="맑은 고딕"/>
+                <w:color w:val="18233D"/>
+                <w:sz w:val="16"/>
+              </w:rPr>
+              <w:t>Observability</w:t>
+            </w:r>
+          </w:p>
+        </w:tc>
+        <w:tc>
+          <w:tcPr>
+            <w:tcW w:type="dxa" w:w="3515"/>
+            <w:tcMar>
+              <w:top w:w="60" w:type="dxa"/>
+              <w:start w:w="80" w:type="dxa"/>
+              <w:bottom w:w="60" w:type="dxa"/>
+              <w:end w:w="80" w:type="dxa"/>
+            </w:tcMar>
+            <w:vAlign w:val="center"/>
+            <w:shd w:fill="FBFCFE"/>
+          </w:tcPr>
+          <w:p>
+            <w:pPr>
+              <w:spacing w:after="0"/>
+            </w:pPr>
+            <w:r>
+              <w:rPr>
+                <w:rFonts w:ascii="맑은 고딕" w:hAnsi="맑은 고딕" w:eastAsia="맑은 고딕"/>
+                <w:color w:val="18233D"/>
+                <w:sz w:val="16"/>
+              </w:rPr>
+              <w:t>Trace/Audit/적용 상태</w:t>
+            </w:r>
+          </w:p>
+        </w:tc>
+        <w:tc>
+          <w:tcPr>
+            <w:tcW w:type="dxa" w:w="4422"/>
+            <w:tcMar>
+              <w:top w:w="60" w:type="dxa"/>
+              <w:start w:w="80" w:type="dxa"/>
+              <w:bottom w:w="60" w:type="dxa"/>
+              <w:end w:w="80" w:type="dxa"/>
+            </w:tcMar>
+            <w:vAlign w:val="center"/>
+            <w:shd w:fill="FBFCFE"/>
+          </w:tcPr>
+          <w:p>
+            <w:pPr>
+              <w:spacing w:after="0"/>
+            </w:pPr>
+            <w:r>
+              <w:rPr>
+                <w:rFonts w:ascii="맑은 고딕" w:hAnsi="맑은 고딕" w:eastAsia="맑은 고딕"/>
+                <w:color w:val="18233D"/>
+                <w:sz w:val="16"/>
+              </w:rPr>
+              <w:t>진입 구간을 한곳에서 확인</w:t>
+            </w:r>
+          </w:p>
+        </w:tc>
+      </w:tr>
+    </w:tbl>
+    <w:p>
+      <w:pPr>
+        <w:spacing w:after="20"/>
+      </w:pPr>
+    </w:p>
+    <w:p>
+      <w:bookmarkStart w:id="163" w:name="route"/>
+      <w:pPr>
+        <w:pStyle w:val="Heading1"/>
+        <w:keepNext w:val="1"/>
+        <w:keepLines/>
+      </w:pPr>
+      <w:bookmarkEnd w:id="163"/>
+      <w:r>
+        <w:rPr>
+          <w:rFonts w:ascii="맑은 고딕" w:hAnsi="맑은 고딕" w:eastAsia="맑은 고딕"/>
+          <w:b/>
+          <w:color w:val="4F6EF7"/>
+          <w:sz w:val="38"/>
+        </w:rPr>
+        <w:t>3. Route 만들기</w:t>
+      </w:r>
+    </w:p>
+    <w:p>
+      <w:pPr>
+        <w:spacing w:after="120"/>
+        <w:keepNext w:val="1"/>
+        <w:keepLines/>
+      </w:pPr>
+      <w:hyperlink w:anchor="TOC">
+        <w:r>
+          <w:rPr>
+            <w:color w:val="4F6EF7"/>
+            <w:u w:val="single"/>
+          </w:rPr>
+          <w:t>전체 목차로</w:t>
+        </w:r>
+      </w:hyperlink>
+    </w:p>
+    <w:tbl>
+      <w:tblPr>
+        <w:tblW w:type="auto" w:w="0"/>
+        <w:jc w:val="center"/>
+        <w:tblLayout w:type="fixed"/>
+        <w:tblLook w:firstColumn="1" w:firstRow="1" w:lastColumn="0" w:lastRow="0" w:noHBand="0" w:noVBand="1" w:val="04A0"/>
+      </w:tblPr>
+      <w:tblGrid>
+        <w:gridCol w:w="1701"/>
+        <w:gridCol w:w="3005"/>
+        <w:gridCol w:w="2494"/>
+        <w:gridCol w:w="2381"/>
+      </w:tblGrid>
+      <w:tr>
+        <w:trPr>
+          <w:tblHeader w:val="true"/>
+          <w:cantSplit/>
+        </w:trPr>
+        <w:tc>
+          <w:tcPr>
+            <w:tcW w:type="dxa" w:w="1701"/>
+            <w:shd w:fill="18233D"/>
+            <w:tcMar>
+              <w:top w:w="70" w:type="dxa"/>
+              <w:start w:w="90" w:type="dxa"/>
+              <w:bottom w:w="70" w:type="dxa"/>
+              <w:end w:w="90" w:type="dxa"/>
             </w:tcMar>
             <w:vAlign w:val="center"/>
           </w:tcPr>
           <w:p>
             <w:pPr>
               <w:jc w:val="center"/>
-              <w:keepNext/>
             </w:pPr>
             <w:r>
               <w:rPr>
-                <w:rFonts w:ascii="Noto Sans CJK KR" w:hAnsi="Noto Sans CJK KR"/>
-                <w:color w:val="17233A"/>
+                <w:rFonts w:ascii="맑은 고딕" w:hAnsi="맑은 고딕" w:eastAsia="맑은 고딕"/>
+                <w:b/>
+                <w:color w:val="FFFFFF"/>
                 <w:sz w:val="16"/>
               </w:rPr>
-              <w:t>401/403</w:t>
+              <w:t>설정</w:t>
             </w:r>
           </w:p>
         </w:tc>
         <w:tc>
           <w:tcPr>
-            <w:tcW w:type="dxa" w:w="3816"/>
+            <w:tcW w:type="dxa" w:w="3005"/>
+            <w:shd w:fill="18233D"/>
             <w:tcMar>
-              <w:top w:w="75" w:type="dxa"/>
-              <w:start w:w="95" w:type="dxa"/>
-              <w:bottom w:w="75" w:type="dxa"/>
-              <w:end w:w="95" w:type="dxa"/>
+              <w:top w:w="70" w:type="dxa"/>
+              <w:start w:w="90" w:type="dxa"/>
+              <w:bottom w:w="70" w:type="dxa"/>
+              <w:end w:w="90" w:type="dxa"/>
             </w:tcMar>
             <w:vAlign w:val="center"/>
           </w:tcPr>
           <w:p>
             <w:pPr>
-              <w:jc w:val="left"/>
-              <w:keepNext/>
+              <w:jc w:val="center"/>
             </w:pPr>
             <w:r>
               <w:rPr>
-                <w:rFonts w:ascii="Noto Sans CJK KR" w:hAnsi="Noto Sans CJK KR"/>
-                <w:color w:val="17233A"/>
+                <w:rFonts w:ascii="맑은 고딕" w:hAnsi="맑은 고딕" w:eastAsia="맑은 고딕"/>
+                <w:b/>
+                <w:color w:val="FFFFFF"/>
                 <w:sz w:val="16"/>
               </w:rPr>
-              <w:t>Gateway 보안·제한</w:t>
+              <w:t>용도</w:t>
             </w:r>
           </w:p>
         </w:tc>
         <w:tc>
           <w:tcPr>
-            <w:tcW w:type="dxa" w:w="4104"/>
+            <w:tcW w:type="dxa" w:w="2494"/>
+            <w:shd w:fill="18233D"/>
             <w:tcMar>
-              <w:top w:w="75" w:type="dxa"/>
-              <w:start w:w="95" w:type="dxa"/>
-              <w:bottom w:w="75" w:type="dxa"/>
-              <w:end w:w="95" w:type="dxa"/>
+              <w:top w:w="70" w:type="dxa"/>
+              <w:start w:w="90" w:type="dxa"/>
+              <w:bottom w:w="70" w:type="dxa"/>
+              <w:end w:w="90" w:type="dxa"/>
             </w:tcMar>
             <w:vAlign w:val="center"/>
           </w:tcPr>
           <w:p>
             <w:pPr>
-              <w:jc w:val="left"/>
-              <w:keepNext/>
+              <w:jc w:val="center"/>
             </w:pPr>
             <w:r>
               <w:rPr>
-                <w:rFonts w:ascii="Noto Sans CJK KR" w:hAnsi="Noto Sans CJK KR"/>
-                <w:color w:val="17233A"/>
+                <w:rFonts w:ascii="맑은 고딕" w:hAnsi="맑은 고딕" w:eastAsia="맑은 고딕"/>
+                <w:b/>
+                <w:color w:val="FFFFFF"/>
                 <w:sz w:val="16"/>
               </w:rPr>
-              <w:t>Backend 권한/Token</w:t>
+              <w:t>예</w:t>
+            </w:r>
+          </w:p>
+        </w:tc>
+        <w:tc>
+          <w:tcPr>
+            <w:tcW w:type="dxa" w:w="2381"/>
+            <w:shd w:fill="18233D"/>
+            <w:tcMar>
+              <w:top w:w="70" w:type="dxa"/>
+              <w:start w:w="90" w:type="dxa"/>
+              <w:bottom w:w="70" w:type="dxa"/>
+              <w:end w:w="90" w:type="dxa"/>
+            </w:tcMar>
+            <w:vAlign w:val="center"/>
+          </w:tcPr>
+          <w:p>
+            <w:pPr>
+              <w:jc w:val="center"/>
+            </w:pPr>
+            <w:r>
+              <w:rPr>
+                <w:rFonts w:ascii="맑은 고딕" w:hAnsi="맑은 고딕" w:eastAsia="맑은 고딕"/>
+                <w:b/>
+                <w:color w:val="FFFFFF"/>
+                <w:sz w:val="16"/>
+              </w:rPr>
+              <w:t>선택 기준</w:t>
             </w:r>
           </w:p>
         </w:tc>
@@ -3824,82 +2095,101 @@
         </w:trPr>
         <w:tc>
           <w:tcPr>
-            <w:tcW w:type="dxa" w:w="1728"/>
+            <w:tcW w:type="dxa" w:w="1701"/>
             <w:tcMar>
-              <w:top w:w="75" w:type="dxa"/>
-              <w:start w:w="95" w:type="dxa"/>
-              <w:bottom w:w="75" w:type="dxa"/>
-              <w:end w:w="95" w:type="dxa"/>
+              <w:top w:w="60" w:type="dxa"/>
+              <w:start w:w="80" w:type="dxa"/>
+              <w:bottom w:w="60" w:type="dxa"/>
+              <w:end w:w="80" w:type="dxa"/>
             </w:tcMar>
             <w:vAlign w:val="center"/>
-            <w:shd w:fill="FAFBFE"/>
           </w:tcPr>
           <w:p>
             <w:pPr>
-              <w:jc w:val="center"/>
-              <w:keepNext/>
+              <w:spacing w:after="0"/>
             </w:pPr>
             <w:r>
               <w:rPr>
-                <w:rFonts w:ascii="Noto Sans CJK KR" w:hAnsi="Noto Sans CJK KR"/>
-                <w:color w:val="17233A"/>
+                <w:rFonts w:ascii="맑은 고딕" w:hAnsi="맑은 고딕" w:eastAsia="맑은 고딕"/>
+                <w:color w:val="18233D"/>
                 <w:sz w:val="16"/>
               </w:rPr>
-              <w:t>404</w:t>
+              <w:t>Match</w:t>
             </w:r>
           </w:p>
         </w:tc>
         <w:tc>
           <w:tcPr>
-            <w:tcW w:type="dxa" w:w="3816"/>
+            <w:tcW w:type="dxa" w:w="3005"/>
             <w:tcMar>
-              <w:top w:w="75" w:type="dxa"/>
-              <w:start w:w="95" w:type="dxa"/>
-              <w:bottom w:w="75" w:type="dxa"/>
-              <w:end w:w="95" w:type="dxa"/>
+              <w:top w:w="60" w:type="dxa"/>
+              <w:start w:w="80" w:type="dxa"/>
+              <w:bottom w:w="60" w:type="dxa"/>
+              <w:end w:w="80" w:type="dxa"/>
             </w:tcMar>
             <w:vAlign w:val="center"/>
-            <w:shd w:fill="FAFBFE"/>
           </w:tcPr>
           <w:p>
             <w:pPr>
-              <w:jc w:val="left"/>
-              <w:keepNext/>
+              <w:spacing w:after="0"/>
             </w:pPr>
             <w:r>
               <w:rPr>
-                <w:rFonts w:ascii="Noto Sans CJK KR" w:hAnsi="Noto Sans CJK KR"/>
-                <w:color w:val="17233A"/>
+                <w:rFonts w:ascii="맑은 고딕" w:hAnsi="맑은 고딕" w:eastAsia="맑은 고딕"/>
+                <w:color w:val="18233D"/>
                 <w:sz w:val="16"/>
               </w:rPr>
-              <w:t>Route Match/Rewrite</w:t>
+              <w:t>요청 선택</w:t>
             </w:r>
           </w:p>
         </w:tc>
         <w:tc>
           <w:tcPr>
-            <w:tcW w:type="dxa" w:w="4104"/>
+            <w:tcW w:type="dxa" w:w="2494"/>
             <w:tcMar>
-              <w:top w:w="75" w:type="dxa"/>
-              <w:start w:w="95" w:type="dxa"/>
-              <w:bottom w:w="75" w:type="dxa"/>
-              <w:end w:w="95" w:type="dxa"/>
+              <w:top w:w="60" w:type="dxa"/>
+              <w:start w:w="80" w:type="dxa"/>
+              <w:bottom w:w="60" w:type="dxa"/>
+              <w:end w:w="80" w:type="dxa"/>
             </w:tcMar>
             <w:vAlign w:val="center"/>
-            <w:shd w:fill="FAFBFE"/>
           </w:tcPr>
           <w:p>
             <w:pPr>
-              <w:jc w:val="left"/>
-              <w:keepNext/>
+              <w:spacing w:after="0"/>
             </w:pPr>
             <w:r>
               <w:rPr>
-                <w:rFonts w:ascii="Noto Sans CJK KR" w:hAnsi="Noto Sans CJK KR"/>
-                <w:color w:val="17233A"/>
+                <w:rFonts w:ascii="맑은 고딕" w:hAnsi="맑은 고딕" w:eastAsia="맑은 고딕"/>
+                <w:color w:val="18233D"/>
                 <w:sz w:val="16"/>
               </w:rPr>
-              <w:t>Backend Path</w:t>
+              <w:t>Host / Path / Method</w:t>
+            </w:r>
+          </w:p>
+        </w:tc>
+        <w:tc>
+          <w:tcPr>
+            <w:tcW w:type="dxa" w:w="2381"/>
+            <w:tcMar>
+              <w:top w:w="60" w:type="dxa"/>
+              <w:start w:w="80" w:type="dxa"/>
+              <w:bottom w:w="60" w:type="dxa"/>
+              <w:end w:w="80" w:type="dxa"/>
+            </w:tcMar>
+            <w:vAlign w:val="center"/>
+          </w:tcPr>
+          <w:p>
+            <w:pPr>
+              <w:spacing w:after="0"/>
+            </w:pPr>
+            <w:r>
+              <w:rPr>
+                <w:rFonts w:ascii="맑은 고딕" w:hAnsi="맑은 고딕" w:eastAsia="맑은 고딕"/>
+                <w:color w:val="18233D"/>
+                <w:sz w:val="16"/>
+              </w:rPr>
+              <w:t>외부 계약 기준</w:t>
             </w:r>
           </w:p>
         </w:tc>
@@ -3910,79 +2200,105 @@
         </w:trPr>
         <w:tc>
           <w:tcPr>
-            <w:tcW w:type="dxa" w:w="1728"/>
+            <w:tcW w:type="dxa" w:w="1701"/>
             <w:tcMar>
-              <w:top w:w="75" w:type="dxa"/>
-              <w:start w:w="95" w:type="dxa"/>
-              <w:bottom w:w="75" w:type="dxa"/>
-              <w:end w:w="95" w:type="dxa"/>
+              <w:top w:w="60" w:type="dxa"/>
+              <w:start w:w="80" w:type="dxa"/>
+              <w:bottom w:w="60" w:type="dxa"/>
+              <w:end w:w="80" w:type="dxa"/>
             </w:tcMar>
             <w:vAlign w:val="center"/>
+            <w:shd w:fill="FBFCFE"/>
           </w:tcPr>
           <w:p>
             <w:pPr>
-              <w:jc w:val="center"/>
-              <w:keepNext/>
+              <w:spacing w:after="0"/>
             </w:pPr>
             <w:r>
               <w:rPr>
-                <w:rFonts w:ascii="Noto Sans CJK KR" w:hAnsi="Noto Sans CJK KR"/>
-                <w:color w:val="17233A"/>
+                <w:rFonts w:ascii="맑은 고딕" w:hAnsi="맑은 고딕" w:eastAsia="맑은 고딕"/>
+                <w:color w:val="18233D"/>
                 <w:sz w:val="16"/>
               </w:rPr>
-              <w:t>429</w:t>
+              <w:t>Target</w:t>
             </w:r>
           </w:p>
         </w:tc>
         <w:tc>
           <w:tcPr>
-            <w:tcW w:type="dxa" w:w="3816"/>
+            <w:tcW w:type="dxa" w:w="3005"/>
             <w:tcMar>
-              <w:top w:w="75" w:type="dxa"/>
-              <w:start w:w="95" w:type="dxa"/>
-              <w:bottom w:w="75" w:type="dxa"/>
-              <w:end w:w="95" w:type="dxa"/>
+              <w:top w:w="60" w:type="dxa"/>
+              <w:start w:w="80" w:type="dxa"/>
+              <w:bottom w:w="60" w:type="dxa"/>
+              <w:end w:w="80" w:type="dxa"/>
             </w:tcMar>
             <w:vAlign w:val="center"/>
+            <w:shd w:fill="FBFCFE"/>
           </w:tcPr>
           <w:p>
             <w:pPr>
-              <w:jc w:val="left"/>
-              <w:keepNext/>
+              <w:spacing w:after="0"/>
             </w:pPr>
             <w:r>
               <w:rPr>
-                <w:rFonts w:ascii="Noto Sans CJK KR" w:hAnsi="Noto Sans CJK KR"/>
-                <w:color w:val="17233A"/>
+                <w:rFonts w:ascii="맑은 고딕" w:hAnsi="맑은 고딕" w:eastAsia="맑은 고딕"/>
+                <w:color w:val="18233D"/>
                 <w:sz w:val="16"/>
               </w:rPr>
-              <w:t>Rate Limit</w:t>
+              <w:t>보낼 서비스/Server Group</w:t>
             </w:r>
           </w:p>
         </w:tc>
         <w:tc>
           <w:tcPr>
-            <w:tcW w:type="dxa" w:w="4104"/>
+            <w:tcW w:type="dxa" w:w="2494"/>
             <w:tcMar>
-              <w:top w:w="75" w:type="dxa"/>
-              <w:start w:w="95" w:type="dxa"/>
-              <w:bottom w:w="75" w:type="dxa"/>
-              <w:end w:w="95" w:type="dxa"/>
+              <w:top w:w="60" w:type="dxa"/>
+              <w:start w:w="80" w:type="dxa"/>
+              <w:bottom w:w="60" w:type="dxa"/>
+              <w:end w:w="80" w:type="dxa"/>
             </w:tcMar>
             <w:vAlign w:val="center"/>
+            <w:shd w:fill="FBFCFE"/>
           </w:tcPr>
           <w:p>
             <w:pPr>
-              <w:jc w:val="left"/>
-              <w:keepNext/>
+              <w:spacing w:after="0"/>
             </w:pPr>
             <w:r>
               <w:rPr>
-                <w:rFonts w:ascii="Noto Sans CJK KR" w:hAnsi="Noto Sans CJK KR"/>
-                <w:color w:val="17233A"/>
+                <w:rFonts w:ascii="맑은 고딕" w:hAnsi="맑은 고딕" w:eastAsia="맑은 고딕"/>
+                <w:color w:val="18233D"/>
                 <w:sz w:val="16"/>
               </w:rPr>
-              <w:t>Key/Threshold/Traffic</w:t>
+              <w:t>member-api</w:t>
+            </w:r>
+          </w:p>
+        </w:tc>
+        <w:tc>
+          <w:tcPr>
+            <w:tcW w:type="dxa" w:w="2381"/>
+            <w:tcMar>
+              <w:top w:w="60" w:type="dxa"/>
+              <w:start w:w="80" w:type="dxa"/>
+              <w:bottom w:w="60" w:type="dxa"/>
+              <w:end w:w="80" w:type="dxa"/>
+            </w:tcMar>
+            <w:vAlign w:val="center"/>
+            <w:shd w:fill="FBFCFE"/>
+          </w:tcPr>
+          <w:p>
+            <w:pPr>
+              <w:spacing w:after="0"/>
+            </w:pPr>
+            <w:r>
+              <w:rPr>
+                <w:rFonts w:ascii="맑은 고딕" w:hAnsi="맑은 고딕" w:eastAsia="맑은 고딕"/>
+                <w:color w:val="18233D"/>
+                <w:sz w:val="16"/>
+              </w:rPr>
+              <w:t>Service Registry/Health 연계</w:t>
             </w:r>
           </w:p>
         </w:tc>
@@ -3993,82 +2309,101 @@
         </w:trPr>
         <w:tc>
           <w:tcPr>
-            <w:tcW w:type="dxa" w:w="1728"/>
+            <w:tcW w:type="dxa" w:w="1701"/>
             <w:tcMar>
-              <w:top w:w="75" w:type="dxa"/>
-              <w:start w:w="95" w:type="dxa"/>
-              <w:bottom w:w="75" w:type="dxa"/>
-              <w:end w:w="95" w:type="dxa"/>
+              <w:top w:w="60" w:type="dxa"/>
+              <w:start w:w="80" w:type="dxa"/>
+              <w:bottom w:w="60" w:type="dxa"/>
+              <w:end w:w="80" w:type="dxa"/>
             </w:tcMar>
             <w:vAlign w:val="center"/>
-            <w:shd w:fill="FAFBFE"/>
           </w:tcPr>
           <w:p>
             <w:pPr>
-              <w:jc w:val="center"/>
-              <w:keepNext/>
+              <w:spacing w:after="0"/>
             </w:pPr>
             <w:r>
               <w:rPr>
-                <w:rFonts w:ascii="Noto Sans CJK KR" w:hAnsi="Noto Sans CJK KR"/>
-                <w:color w:val="17233A"/>
+                <w:rFonts w:ascii="맑은 고딕" w:hAnsi="맑은 고딕" w:eastAsia="맑은 고딕"/>
+                <w:color w:val="18233D"/>
                 <w:sz w:val="16"/>
               </w:rPr>
-              <w:t>502</w:t>
+              <w:t>Rewrite</w:t>
             </w:r>
           </w:p>
         </w:tc>
         <w:tc>
           <w:tcPr>
-            <w:tcW w:type="dxa" w:w="3816"/>
+            <w:tcW w:type="dxa" w:w="3005"/>
             <w:tcMar>
-              <w:top w:w="75" w:type="dxa"/>
-              <w:start w:w="95" w:type="dxa"/>
-              <w:bottom w:w="75" w:type="dxa"/>
-              <w:end w:w="95" w:type="dxa"/>
+              <w:top w:w="60" w:type="dxa"/>
+              <w:start w:w="80" w:type="dxa"/>
+              <w:bottom w:w="60" w:type="dxa"/>
+              <w:end w:w="80" w:type="dxa"/>
             </w:tcMar>
             <w:vAlign w:val="center"/>
-            <w:shd w:fill="FAFBFE"/>
           </w:tcPr>
           <w:p>
             <w:pPr>
-              <w:jc w:val="left"/>
-              <w:keepNext/>
+              <w:spacing w:after="0"/>
             </w:pPr>
             <w:r>
               <w:rPr>
-                <w:rFonts w:ascii="Noto Sans CJK KR" w:hAnsi="Noto Sans CJK KR"/>
-                <w:color w:val="17233A"/>
+                <w:rFonts w:ascii="맑은 고딕" w:hAnsi="맑은 고딕" w:eastAsia="맑은 고딕"/>
+                <w:color w:val="18233D"/>
                 <w:sz w:val="16"/>
               </w:rPr>
-              <w:t>Target Health</w:t>
+              <w:t>외부→Backend Path 변환</w:t>
             </w:r>
           </w:p>
         </w:tc>
         <w:tc>
           <w:tcPr>
-            <w:tcW w:type="dxa" w:w="4104"/>
+            <w:tcW w:type="dxa" w:w="2494"/>
             <w:tcMar>
-              <w:top w:w="75" w:type="dxa"/>
-              <w:start w:w="95" w:type="dxa"/>
-              <w:bottom w:w="75" w:type="dxa"/>
-              <w:end w:w="95" w:type="dxa"/>
+              <w:top w:w="60" w:type="dxa"/>
+              <w:start w:w="80" w:type="dxa"/>
+              <w:bottom w:w="60" w:type="dxa"/>
+              <w:end w:w="80" w:type="dxa"/>
             </w:tcMar>
             <w:vAlign w:val="center"/>
-            <w:shd w:fill="FAFBFE"/>
           </w:tcPr>
           <w:p>
             <w:pPr>
-              <w:jc w:val="left"/>
-              <w:keepNext/>
+              <w:spacing w:after="0"/>
             </w:pPr>
             <w:r>
               <w:rPr>
-                <w:rFonts w:ascii="Noto Sans CJK KR" w:hAnsi="Noto Sans CJK KR"/>
-                <w:color w:val="17233A"/>
+                <w:rFonts w:ascii="맑은 고딕" w:hAnsi="맑은 고딕" w:eastAsia="맑은 고딕"/>
+                <w:color w:val="18233D"/>
                 <w:sz w:val="16"/>
               </w:rPr>
-              <w:t>DNS/Port/Backend</w:t>
+              <w:t>/api/member → /members</w:t>
+            </w:r>
+          </w:p>
+        </w:tc>
+        <w:tc>
+          <w:tcPr>
+            <w:tcW w:type="dxa" w:w="2381"/>
+            <w:tcMar>
+              <w:top w:w="60" w:type="dxa"/>
+              <w:start w:w="80" w:type="dxa"/>
+              <w:bottom w:w="60" w:type="dxa"/>
+              <w:end w:w="80" w:type="dxa"/>
+            </w:tcMar>
+            <w:vAlign w:val="center"/>
+          </w:tcPr>
+          <w:p>
+            <w:pPr>
+              <w:spacing w:after="0"/>
+            </w:pPr>
+            <w:r>
+              <w:rPr>
+                <w:rFonts w:ascii="맑은 고딕" w:hAnsi="맑은 고딕" w:eastAsia="맑은 고딕"/>
+                <w:color w:val="18233D"/>
+                <w:sz w:val="16"/>
+              </w:rPr>
+              <w:t>필요할 때만</w:t>
             </w:r>
           </w:p>
         </w:tc>
@@ -4079,79 +2414,105 @@
         </w:trPr>
         <w:tc>
           <w:tcPr>
-            <w:tcW w:type="dxa" w:w="1728"/>
+            <w:tcW w:type="dxa" w:w="1701"/>
             <w:tcMar>
-              <w:top w:w="75" w:type="dxa"/>
-              <w:start w:w="95" w:type="dxa"/>
-              <w:bottom w:w="75" w:type="dxa"/>
-              <w:end w:w="95" w:type="dxa"/>
+              <w:top w:w="60" w:type="dxa"/>
+              <w:start w:w="80" w:type="dxa"/>
+              <w:bottom w:w="60" w:type="dxa"/>
+              <w:end w:w="80" w:type="dxa"/>
             </w:tcMar>
             <w:vAlign w:val="center"/>
+            <w:shd w:fill="FBFCFE"/>
           </w:tcPr>
           <w:p>
             <w:pPr>
-              <w:jc w:val="center"/>
-              <w:keepNext/>
+              <w:spacing w:after="0"/>
             </w:pPr>
             <w:r>
               <w:rPr>
-                <w:rFonts w:ascii="Noto Sans CJK KR" w:hAnsi="Noto Sans CJK KR"/>
-                <w:color w:val="17233A"/>
+                <w:rFonts w:ascii="맑은 고딕" w:hAnsi="맑은 고딕" w:eastAsia="맑은 고딕"/>
+                <w:color w:val="18233D"/>
                 <w:sz w:val="16"/>
               </w:rPr>
-              <w:t>504</w:t>
+              <w:t>Priority</w:t>
             </w:r>
           </w:p>
         </w:tc>
         <w:tc>
           <w:tcPr>
-            <w:tcW w:type="dxa" w:w="3816"/>
+            <w:tcW w:type="dxa" w:w="3005"/>
             <w:tcMar>
-              <w:top w:w="75" w:type="dxa"/>
-              <w:start w:w="95" w:type="dxa"/>
-              <w:bottom w:w="75" w:type="dxa"/>
-              <w:end w:w="95" w:type="dxa"/>
+              <w:top w:w="60" w:type="dxa"/>
+              <w:start w:w="80" w:type="dxa"/>
+              <w:bottom w:w="60" w:type="dxa"/>
+              <w:end w:w="80" w:type="dxa"/>
             </w:tcMar>
             <w:vAlign w:val="center"/>
+            <w:shd w:fill="FBFCFE"/>
           </w:tcPr>
           <w:p>
             <w:pPr>
-              <w:jc w:val="left"/>
-              <w:keepNext/>
+              <w:spacing w:after="0"/>
             </w:pPr>
             <w:r>
               <w:rPr>
-                <w:rFonts w:ascii="Noto Sans CJK KR" w:hAnsi="Noto Sans CJK KR"/>
-                <w:color w:val="17233A"/>
+                <w:rFonts w:ascii="맑은 고딕" w:hAnsi="맑은 고딕" w:eastAsia="맑은 고딕"/>
+                <w:color w:val="18233D"/>
                 <w:sz w:val="16"/>
               </w:rPr>
-              <w:t>Gateway/Backend Timeout</w:t>
+              <w:t>겹치는 Route 우선순위</w:t>
             </w:r>
           </w:p>
         </w:tc>
         <w:tc>
           <w:tcPr>
-            <w:tcW w:type="dxa" w:w="4104"/>
+            <w:tcW w:type="dxa" w:w="2494"/>
             <w:tcMar>
-              <w:top w:w="75" w:type="dxa"/>
-              <w:start w:w="95" w:type="dxa"/>
-              <w:bottom w:w="75" w:type="dxa"/>
-              <w:end w:w="95" w:type="dxa"/>
+              <w:top w:w="60" w:type="dxa"/>
+              <w:start w:w="80" w:type="dxa"/>
+              <w:bottom w:w="60" w:type="dxa"/>
+              <w:end w:w="80" w:type="dxa"/>
             </w:tcMar>
             <w:vAlign w:val="center"/>
+            <w:shd w:fill="FBFCFE"/>
           </w:tcPr>
           <w:p>
             <w:pPr>
-              <w:jc w:val="left"/>
-              <w:keepNext/>
+              <w:spacing w:after="0"/>
             </w:pPr>
             <w:r>
               <w:rPr>
-                <w:rFonts w:ascii="Noto Sans CJK KR" w:hAnsi="Noto Sans CJK KR"/>
-                <w:color w:val="17233A"/>
+                <w:rFonts w:ascii="맑은 고딕" w:hAnsi="맑은 고딕" w:eastAsia="맑은 고딕"/>
+                <w:color w:val="18233D"/>
                 <w:sz w:val="16"/>
               </w:rPr>
-              <w:t>외부 연계 지연</w:t>
+              <w:t>정수/정책</w:t>
+            </w:r>
+          </w:p>
+        </w:tc>
+        <w:tc>
+          <w:tcPr>
+            <w:tcW w:type="dxa" w:w="2381"/>
+            <w:tcMar>
+              <w:top w:w="60" w:type="dxa"/>
+              <w:start w:w="80" w:type="dxa"/>
+              <w:bottom w:w="60" w:type="dxa"/>
+              <w:end w:w="80" w:type="dxa"/>
+            </w:tcMar>
+            <w:vAlign w:val="center"/>
+            <w:shd w:fill="FBFCFE"/>
+          </w:tcPr>
+          <w:p>
+            <w:pPr>
+              <w:spacing w:after="0"/>
+            </w:pPr>
+            <w:r>
+              <w:rPr>
+                <w:rFonts w:ascii="맑은 고딕" w:hAnsi="맑은 고딕" w:eastAsia="맑은 고딕"/>
+                <w:color w:val="18233D"/>
+                <w:sz w:val="16"/>
+              </w:rPr>
+              <w:t>구체 Route 우선</w:t>
             </w:r>
           </w:p>
         </w:tc>
@@ -4162,106 +2523,139 @@
         </w:trPr>
         <w:tc>
           <w:tcPr>
-            <w:tcW w:type="dxa" w:w="1728"/>
+            <w:tcW w:type="dxa" w:w="1701"/>
             <w:tcMar>
-              <w:top w:w="75" w:type="dxa"/>
-              <w:start w:w="95" w:type="dxa"/>
-              <w:bottom w:w="75" w:type="dxa"/>
-              <w:end w:w="95" w:type="dxa"/>
+              <w:top w:w="60" w:type="dxa"/>
+              <w:start w:w="80" w:type="dxa"/>
+              <w:bottom w:w="60" w:type="dxa"/>
+              <w:end w:w="80" w:type="dxa"/>
             </w:tcMar>
             <w:vAlign w:val="center"/>
-            <w:shd w:fill="FAFBFE"/>
           </w:tcPr>
           <w:p>
             <w:pPr>
-              <w:jc w:val="center"/>
+              <w:spacing w:after="0"/>
             </w:pPr>
             <w:r>
               <w:rPr>
-                <w:rFonts w:ascii="Noto Sans CJK KR" w:hAnsi="Noto Sans CJK KR"/>
-                <w:color w:val="17233A"/>
+                <w:rFonts w:ascii="맑은 고딕" w:hAnsi="맑은 고딕" w:eastAsia="맑은 고딕"/>
+                <w:color w:val="18233D"/>
                 <w:sz w:val="16"/>
               </w:rPr>
-              <w:t>한 Instance만 오류</w:t>
+              <w:t>Enabled/Version</w:t>
             </w:r>
           </w:p>
         </w:tc>
         <w:tc>
           <w:tcPr>
-            <w:tcW w:type="dxa" w:w="3816"/>
+            <w:tcW w:type="dxa" w:w="3005"/>
             <w:tcMar>
-              <w:top w:w="75" w:type="dxa"/>
-              <w:start w:w="95" w:type="dxa"/>
-              <w:bottom w:w="75" w:type="dxa"/>
-              <w:end w:w="95" w:type="dxa"/>
+              <w:top w:w="60" w:type="dxa"/>
+              <w:start w:w="80" w:type="dxa"/>
+              <w:bottom w:w="60" w:type="dxa"/>
+              <w:end w:w="80" w:type="dxa"/>
             </w:tcMar>
             <w:vAlign w:val="center"/>
-            <w:shd w:fill="FAFBFE"/>
           </w:tcPr>
           <w:p>
             <w:pPr>
-              <w:jc w:val="left"/>
+              <w:spacing w:after="0"/>
             </w:pPr>
             <w:r>
               <w:rPr>
-                <w:rFonts w:ascii="Noto Sans CJK KR" w:hAnsi="Noto Sans CJK KR"/>
-                <w:color w:val="17233A"/>
+                <w:rFonts w:ascii="맑은 고딕" w:hAnsi="맑은 고딕" w:eastAsia="맑은 고딕"/>
+                <w:color w:val="18233D"/>
                 <w:sz w:val="16"/>
               </w:rPr>
-              <w:t>적용 상태·이력</w:t>
+              <w:t>적용 상태/동시 변경</w:t>
             </w:r>
           </w:p>
         </w:tc>
         <w:tc>
           <w:tcPr>
-            <w:tcW w:type="dxa" w:w="4104"/>
+            <w:tcW w:type="dxa" w:w="2494"/>
             <w:tcMar>
-              <w:top w:w="75" w:type="dxa"/>
-              <w:start w:w="95" w:type="dxa"/>
-              <w:bottom w:w="75" w:type="dxa"/>
-              <w:end w:w="95" w:type="dxa"/>
+              <w:top w:w="60" w:type="dxa"/>
+              <w:start w:w="80" w:type="dxa"/>
+              <w:bottom w:w="60" w:type="dxa"/>
+              <w:end w:w="80" w:type="dxa"/>
             </w:tcMar>
             <w:vAlign w:val="center"/>
-            <w:shd w:fill="FAFBFE"/>
           </w:tcPr>
           <w:p>
             <w:pPr>
-              <w:jc w:val="left"/>
+              <w:spacing w:after="0"/>
             </w:pPr>
             <w:r>
               <w:rPr>
-                <w:rFonts w:ascii="Noto Sans CJK KR" w:hAnsi="Noto Sans CJK KR"/>
-                <w:color w:val="17233A"/>
+                <w:rFonts w:ascii="맑은 고딕" w:hAnsi="맑은 고딕" w:eastAsia="맑은 고딕"/>
+                <w:color w:val="18233D"/>
                 <w:sz w:val="16"/>
               </w:rPr>
-              <w:t>Version drift</w:t>
+              <w:t>enabled/version</w:t>
+            </w:r>
+          </w:p>
+        </w:tc>
+        <w:tc>
+          <w:tcPr>
+            <w:tcW w:type="dxa" w:w="2381"/>
+            <w:tcMar>
+              <w:top w:w="60" w:type="dxa"/>
+              <w:start w:w="80" w:type="dxa"/>
+              <w:bottom w:w="60" w:type="dxa"/>
+              <w:end w:w="80" w:type="dxa"/>
+            </w:tcMar>
+            <w:vAlign w:val="center"/>
+          </w:tcPr>
+          <w:p>
+            <w:pPr>
+              <w:spacing w:after="0"/>
+            </w:pPr>
+            <w:r>
+              <w:rPr>
+                <w:rFonts w:ascii="맑은 고딕" w:hAnsi="맑은 고딕" w:eastAsia="맑은 고딕"/>
+                <w:color w:val="18233D"/>
+                <w:sz w:val="16"/>
+              </w:rPr>
+              <w:t>승인·Rollback 연결</w:t>
             </w:r>
           </w:p>
         </w:tc>
       </w:tr>
     </w:tbl>
-    <w:p/>
     <w:p>
-      <w:bookmarkStart w:id="585" w:name="g11"/>
+      <w:pPr>
+        <w:spacing w:after="20"/>
+      </w:pPr>
+    </w:p>
+    <w:p>
+      <w:bookmarkStart w:id="164" w:name="target"/>
       <w:pPr>
         <w:pStyle w:val="Heading1"/>
-        <w:keepNext/>
+        <w:keepNext w:val="1"/>
+        <w:keepLines/>
       </w:pPr>
+      <w:bookmarkEnd w:id="164"/>
       <w:r>
-        <w:t>11. ADM 메뉴·Reference</w:t>
+        <w:rPr>
+          <w:rFonts w:ascii="맑은 고딕" w:hAnsi="맑은 고딕" w:eastAsia="맑은 고딕"/>
+          <w:b/>
+          <w:color w:val="4F6EF7"/>
+          <w:sz w:val="38"/>
+        </w:rPr>
+        <w:t>4. Target·Health</w:t>
       </w:r>
-      <w:bookmarkEnd w:id="585"/>
     </w:p>
     <w:p>
       <w:pPr>
-        <w:spacing w:after="20"/>
-        <w:jc w:val="right"/>
+        <w:spacing w:after="120"/>
+        <w:keepNext w:val="1"/>
+        <w:keepLines/>
       </w:pPr>
       <w:hyperlink w:anchor="TOC">
         <w:r>
           <w:rPr>
-            <w:rFonts w:ascii="Noto Sans CJK KR" w:hAnsi="Noto Sans CJK KR" w:eastAsia="Noto Sans CJK KR"/>
-            <w:color w:val="65718A"/>
+            <w:color w:val="4F6EF7"/>
             <w:u w:val="single"/>
           </w:rPr>
           <w:t>전체 목차로</w:t>
@@ -4270,15 +2664,15 @@
     </w:p>
     <w:tbl>
       <w:tblPr>
-        <w:tblStyle w:val="TableGrid"/>
         <w:tblW w:type="auto" w:w="0"/>
         <w:jc w:val="center"/>
         <w:tblLayout w:type="fixed"/>
         <w:tblLook w:firstColumn="1" w:firstRow="1" w:lastColumn="0" w:lastRow="0" w:noHBand="0" w:noVBand="1" w:val="04A0"/>
       </w:tblPr>
       <w:tblGrid>
-        <w:gridCol w:w="4680"/>
-        <w:gridCol w:w="4968"/>
+        <w:gridCol w:w="1927"/>
+        <w:gridCol w:w="3402"/>
+        <w:gridCol w:w="3969"/>
       </w:tblGrid>
       <w:tr>
         <w:trPr>
@@ -4287,57 +2681,82 @@
         </w:trPr>
         <w:tc>
           <w:tcPr>
-            <w:tcW w:type="dxa" w:w="4680"/>
-            <w:shd w:fill="10243F"/>
+            <w:tcW w:type="dxa" w:w="1928"/>
+            <w:shd w:fill="18233D"/>
             <w:tcMar>
-              <w:top w:w="75" w:type="dxa"/>
-              <w:start w:w="95" w:type="dxa"/>
-              <w:bottom w:w="75" w:type="dxa"/>
-              <w:end w:w="95" w:type="dxa"/>
+              <w:top w:w="70" w:type="dxa"/>
+              <w:start w:w="90" w:type="dxa"/>
+              <w:bottom w:w="70" w:type="dxa"/>
+              <w:end w:w="90" w:type="dxa"/>
             </w:tcMar>
             <w:vAlign w:val="center"/>
           </w:tcPr>
           <w:p>
             <w:pPr>
               <w:jc w:val="center"/>
-              <w:keepNext/>
             </w:pPr>
             <w:r>
               <w:rPr>
-                <w:rFonts w:ascii="Noto Sans CJK KR" w:hAnsi="Noto Sans CJK KR"/>
+                <w:rFonts w:ascii="맑은 고딕" w:hAnsi="맑은 고딕" w:eastAsia="맑은 고딕"/>
                 <w:b/>
                 <w:color w:val="FFFFFF"/>
-                <w:sz w:val="17"/>
+                <w:sz w:val="16"/>
               </w:rPr>
-              <w:t>메뉴</w:t>
+              <w:t>확인</w:t>
             </w:r>
           </w:p>
         </w:tc>
         <w:tc>
           <w:tcPr>
-            <w:tcW w:type="dxa" w:w="4968"/>
-            <w:shd w:fill="10243F"/>
+            <w:tcW w:type="dxa" w:w="3402"/>
+            <w:shd w:fill="18233D"/>
             <w:tcMar>
-              <w:top w:w="75" w:type="dxa"/>
-              <w:start w:w="95" w:type="dxa"/>
-              <w:bottom w:w="75" w:type="dxa"/>
-              <w:end w:w="95" w:type="dxa"/>
+              <w:top w:w="70" w:type="dxa"/>
+              <w:start w:w="90" w:type="dxa"/>
+              <w:bottom w:w="70" w:type="dxa"/>
+              <w:end w:w="90" w:type="dxa"/>
             </w:tcMar>
             <w:vAlign w:val="center"/>
           </w:tcPr>
           <w:p>
             <w:pPr>
               <w:jc w:val="center"/>
-              <w:keepNext/>
             </w:pPr>
             <w:r>
               <w:rPr>
-                <w:rFonts w:ascii="Noto Sans CJK KR" w:hAnsi="Noto Sans CJK KR"/>
+                <w:rFonts w:ascii="맑은 고딕" w:hAnsi="맑은 고딕" w:eastAsia="맑은 고딕"/>
                 <w:b/>
                 <w:color w:val="FFFFFF"/>
-                <w:sz w:val="17"/>
+                <w:sz w:val="16"/>
               </w:rPr>
-              <w:t>경로</w:t>
+              <w:t>의미</w:t>
+            </w:r>
+          </w:p>
+        </w:tc>
+        <w:tc>
+          <w:tcPr>
+            <w:tcW w:type="dxa" w:w="3969"/>
+            <w:shd w:fill="18233D"/>
+            <w:tcMar>
+              <w:top w:w="70" w:type="dxa"/>
+              <w:start w:w="90" w:type="dxa"/>
+              <w:bottom w:w="70" w:type="dxa"/>
+              <w:end w:w="90" w:type="dxa"/>
+            </w:tcMar>
+            <w:vAlign w:val="center"/>
+          </w:tcPr>
+          <w:p>
+            <w:pPr>
+              <w:jc w:val="center"/>
+            </w:pPr>
+            <w:r>
+              <w:rPr>
+                <w:rFonts w:ascii="맑은 고딕" w:hAnsi="맑은 고딕" w:eastAsia="맑은 고딕"/>
+                <w:b/>
+                <w:color w:val="FFFFFF"/>
+                <w:sz w:val="16"/>
+              </w:rPr>
+              <w:t>개발/운영 기준</w:t>
             </w:r>
           </w:p>
         </w:tc>
@@ -4348,53 +2767,76 @@
         </w:trPr>
         <w:tc>
           <w:tcPr>
-            <w:tcW w:type="dxa" w:w="4680"/>
+            <w:tcW w:type="dxa" w:w="1928"/>
             <w:tcMar>
-              <w:top w:w="75" w:type="dxa"/>
-              <w:start w:w="95" w:type="dxa"/>
-              <w:bottom w:w="75" w:type="dxa"/>
-              <w:end w:w="95" w:type="dxa"/>
+              <w:top w:w="60" w:type="dxa"/>
+              <w:start w:w="80" w:type="dxa"/>
+              <w:bottom w:w="60" w:type="dxa"/>
+              <w:end w:w="80" w:type="dxa"/>
             </w:tcMar>
             <w:vAlign w:val="center"/>
           </w:tcPr>
           <w:p>
             <w:pPr>
-              <w:jc w:val="center"/>
-              <w:keepNext/>
+              <w:spacing w:after="0"/>
             </w:pPr>
             <w:r>
               <w:rPr>
-                <w:rFonts w:ascii="Noto Sans CJK KR" w:hAnsi="Noto Sans CJK KR"/>
-                <w:color w:val="17233A"/>
+                <w:rFonts w:ascii="맑은 고딕" w:hAnsi="맑은 고딕" w:eastAsia="맑은 고딕"/>
+                <w:color w:val="18233D"/>
                 <w:sz w:val="16"/>
               </w:rPr>
-              <w:t>Gateway 대시보드</w:t>
+              <w:t>Target 주소/Port</w:t>
             </w:r>
           </w:p>
         </w:tc>
         <w:tc>
           <w:tcPr>
-            <w:tcW w:type="dxa" w:w="4968"/>
+            <w:tcW w:type="dxa" w:w="3402"/>
             <w:tcMar>
-              <w:top w:w="75" w:type="dxa"/>
-              <w:start w:w="95" w:type="dxa"/>
-              <w:bottom w:w="75" w:type="dxa"/>
-              <w:end w:w="95" w:type="dxa"/>
+              <w:top w:w="60" w:type="dxa"/>
+              <w:start w:w="80" w:type="dxa"/>
+              <w:bottom w:w="60" w:type="dxa"/>
+              <w:end w:w="80" w:type="dxa"/>
             </w:tcMar>
             <w:vAlign w:val="center"/>
           </w:tcPr>
           <w:p>
             <w:pPr>
-              <w:jc w:val="left"/>
-              <w:keepNext/>
+              <w:spacing w:after="0"/>
             </w:pPr>
             <w:r>
               <w:rPr>
-                <w:rFonts w:ascii="Noto Sans CJK KR" w:hAnsi="Noto Sans CJK KR"/>
-                <w:color w:val="17233A"/>
+                <w:rFonts w:ascii="맑은 고딕" w:hAnsi="맑은 고딕" w:eastAsia="맑은 고딕"/>
+                <w:color w:val="18233D"/>
                 <w:sz w:val="16"/>
               </w:rPr>
-              <w:t>/gateway-dashboard</w:t>
+              <w:t>실제 Backend Endpoint</w:t>
+            </w:r>
+          </w:p>
+        </w:tc>
+        <w:tc>
+          <w:tcPr>
+            <w:tcW w:type="dxa" w:w="3969"/>
+            <w:tcMar>
+              <w:top w:w="60" w:type="dxa"/>
+              <w:start w:w="80" w:type="dxa"/>
+              <w:bottom w:w="60" w:type="dxa"/>
+              <w:end w:w="80" w:type="dxa"/>
+            </w:tcMar>
+            <w:vAlign w:val="center"/>
+          </w:tcPr>
+          <w:p>
+            <w:pPr>
+              <w:spacing w:after="0"/>
+            </w:pPr>
+            <w:r>
+              <w:rPr>
+                <w:rFonts w:ascii="맑은 고딕" w:hAnsi="맑은 고딕" w:eastAsia="맑은 고딕"/>
+                <w:color w:val="18233D"/>
+                <w:sz w:val="16"/>
+              </w:rPr>
+              <w:t>환경별 Registry/설정 확인</w:t>
             </w:r>
           </w:p>
         </w:tc>
@@ -4405,55 +2847,79 @@
         </w:trPr>
         <w:tc>
           <w:tcPr>
-            <w:tcW w:type="dxa" w:w="4680"/>
+            <w:tcW w:type="dxa" w:w="1928"/>
             <w:tcMar>
-              <w:top w:w="75" w:type="dxa"/>
-              <w:start w:w="95" w:type="dxa"/>
-              <w:bottom w:w="75" w:type="dxa"/>
-              <w:end w:w="95" w:type="dxa"/>
+              <w:top w:w="60" w:type="dxa"/>
+              <w:start w:w="80" w:type="dxa"/>
+              <w:bottom w:w="60" w:type="dxa"/>
+              <w:end w:w="80" w:type="dxa"/>
             </w:tcMar>
             <w:vAlign w:val="center"/>
-            <w:shd w:fill="FAFBFE"/>
+            <w:shd w:fill="FBFCFE"/>
           </w:tcPr>
           <w:p>
             <w:pPr>
-              <w:jc w:val="center"/>
-              <w:keepNext/>
+              <w:spacing w:after="0"/>
             </w:pPr>
             <w:r>
               <w:rPr>
-                <w:rFonts w:ascii="Noto Sans CJK KR" w:hAnsi="Noto Sans CJK KR"/>
-                <w:color w:val="17233A"/>
+                <w:rFonts w:ascii="맑은 고딕" w:hAnsi="맑은 고딕" w:eastAsia="맑은 고딕"/>
+                <w:color w:val="18233D"/>
                 <w:sz w:val="16"/>
               </w:rPr>
-              <w:t>Gateway 연동 서버</w:t>
+              <w:t>Application Health</w:t>
             </w:r>
           </w:p>
         </w:tc>
         <w:tc>
           <w:tcPr>
-            <w:tcW w:type="dxa" w:w="4968"/>
+            <w:tcW w:type="dxa" w:w="3402"/>
             <w:tcMar>
-              <w:top w:w="75" w:type="dxa"/>
-              <w:start w:w="95" w:type="dxa"/>
-              <w:bottom w:w="75" w:type="dxa"/>
-              <w:end w:w="95" w:type="dxa"/>
+              <w:top w:w="60" w:type="dxa"/>
+              <w:start w:w="80" w:type="dxa"/>
+              <w:bottom w:w="60" w:type="dxa"/>
+              <w:end w:w="80" w:type="dxa"/>
             </w:tcMar>
             <w:vAlign w:val="center"/>
-            <w:shd w:fill="FAFBFE"/>
+            <w:shd w:fill="FBFCFE"/>
           </w:tcPr>
           <w:p>
             <w:pPr>
-              <w:jc w:val="left"/>
-              <w:keepNext/>
+              <w:spacing w:after="0"/>
             </w:pPr>
             <w:r>
               <w:rPr>
-                <w:rFonts w:ascii="Noto Sans CJK KR" w:hAnsi="Noto Sans CJK KR"/>
-                <w:color w:val="17233A"/>
+                <w:rFonts w:ascii="맑은 고딕" w:hAnsi="맑은 고딕" w:eastAsia="맑은 고딕"/>
+                <w:color w:val="18233D"/>
                 <w:sz w:val="16"/>
               </w:rPr>
-              <w:t>/gateway-servers</w:t>
+              <w:t>Backend가 요청 처리 가능한지</w:t>
+            </w:r>
+          </w:p>
+        </w:tc>
+        <w:tc>
+          <w:tcPr>
+            <w:tcW w:type="dxa" w:w="3969"/>
+            <w:tcMar>
+              <w:top w:w="60" w:type="dxa"/>
+              <w:start w:w="80" w:type="dxa"/>
+              <w:bottom w:w="60" w:type="dxa"/>
+              <w:end w:w="80" w:type="dxa"/>
+            </w:tcMar>
+            <w:vAlign w:val="center"/>
+            <w:shd w:fill="FBFCFE"/>
+          </w:tcPr>
+          <w:p>
+            <w:pPr>
+              <w:spacing w:after="0"/>
+            </w:pPr>
+            <w:r>
+              <w:rPr>
+                <w:rFonts w:ascii="맑은 고딕" w:hAnsi="맑은 고딕" w:eastAsia="맑은 고딕"/>
+                <w:color w:val="18233D"/>
+                <w:sz w:val="16"/>
+              </w:rPr>
+              <w:t>단순 Port Open과 구분</w:t>
             </w:r>
           </w:p>
         </w:tc>
@@ -4464,53 +2930,76 @@
         </w:trPr>
         <w:tc>
           <w:tcPr>
-            <w:tcW w:type="dxa" w:w="4680"/>
+            <w:tcW w:type="dxa" w:w="1928"/>
             <w:tcMar>
-              <w:top w:w="75" w:type="dxa"/>
-              <w:start w:w="95" w:type="dxa"/>
-              <w:bottom w:w="75" w:type="dxa"/>
-              <w:end w:w="95" w:type="dxa"/>
+              <w:top w:w="60" w:type="dxa"/>
+              <w:start w:w="80" w:type="dxa"/>
+              <w:bottom w:w="60" w:type="dxa"/>
+              <w:end w:w="80" w:type="dxa"/>
             </w:tcMar>
             <w:vAlign w:val="center"/>
           </w:tcPr>
           <w:p>
             <w:pPr>
-              <w:jc w:val="center"/>
-              <w:keepNext/>
+              <w:spacing w:after="0"/>
             </w:pPr>
             <w:r>
               <w:rPr>
-                <w:rFonts w:ascii="Noto Sans CJK KR" w:hAnsi="Noto Sans CJK KR"/>
-                <w:color w:val="17233A"/>
+                <w:rFonts w:ascii="맑은 고딕" w:hAnsi="맑은 고딕" w:eastAsia="맑은 고딕"/>
+                <w:color w:val="18233D"/>
                 <w:sz w:val="16"/>
               </w:rPr>
-              <w:t>Gateway 서버 그룹</w:t>
+              <w:t>Server Group</w:t>
             </w:r>
           </w:p>
         </w:tc>
         <w:tc>
           <w:tcPr>
-            <w:tcW w:type="dxa" w:w="4968"/>
+            <w:tcW w:type="dxa" w:w="3402"/>
             <w:tcMar>
-              <w:top w:w="75" w:type="dxa"/>
-              <w:start w:w="95" w:type="dxa"/>
-              <w:bottom w:w="75" w:type="dxa"/>
-              <w:end w:w="95" w:type="dxa"/>
+              <w:top w:w="60" w:type="dxa"/>
+              <w:start w:w="80" w:type="dxa"/>
+              <w:bottom w:w="60" w:type="dxa"/>
+              <w:end w:w="80" w:type="dxa"/>
             </w:tcMar>
             <w:vAlign w:val="center"/>
           </w:tcPr>
           <w:p>
             <w:pPr>
-              <w:jc w:val="left"/>
-              <w:keepNext/>
+              <w:spacing w:after="0"/>
             </w:pPr>
             <w:r>
               <w:rPr>
-                <w:rFonts w:ascii="Noto Sans CJK KR" w:hAnsi="Noto Sans CJK KR"/>
-                <w:color w:val="17233A"/>
+                <w:rFonts w:ascii="맑은 고딕" w:hAnsi="맑은 고딕" w:eastAsia="맑은 고딕"/>
+                <w:color w:val="18233D"/>
                 <w:sz w:val="16"/>
               </w:rPr>
-              <w:t>/gateway-groups</w:t>
+              <w:t>복수 Instance 집합</w:t>
+            </w:r>
+          </w:p>
+        </w:tc>
+        <w:tc>
+          <w:tcPr>
+            <w:tcW w:type="dxa" w:w="3969"/>
+            <w:tcMar>
+              <w:top w:w="60" w:type="dxa"/>
+              <w:start w:w="80" w:type="dxa"/>
+              <w:bottom w:w="60" w:type="dxa"/>
+              <w:end w:w="80" w:type="dxa"/>
+            </w:tcMar>
+            <w:vAlign w:val="center"/>
+          </w:tcPr>
+          <w:p>
+            <w:pPr>
+              <w:spacing w:after="0"/>
+            </w:pPr>
+            <w:r>
+              <w:rPr>
+                <w:rFonts w:ascii="맑은 고딕" w:hAnsi="맑은 고딕" w:eastAsia="맑은 고딕"/>
+                <w:color w:val="18233D"/>
+                <w:sz w:val="16"/>
+              </w:rPr>
+              <w:t>불량 Target 포함 여부</w:t>
             </w:r>
           </w:p>
         </w:tc>
@@ -4521,55 +3010,79 @@
         </w:trPr>
         <w:tc>
           <w:tcPr>
-            <w:tcW w:type="dxa" w:w="4680"/>
+            <w:tcW w:type="dxa" w:w="1928"/>
             <w:tcMar>
-              <w:top w:w="75" w:type="dxa"/>
-              <w:start w:w="95" w:type="dxa"/>
-              <w:bottom w:w="75" w:type="dxa"/>
-              <w:end w:w="95" w:type="dxa"/>
+              <w:top w:w="60" w:type="dxa"/>
+              <w:start w:w="80" w:type="dxa"/>
+              <w:bottom w:w="60" w:type="dxa"/>
+              <w:end w:w="80" w:type="dxa"/>
             </w:tcMar>
             <w:vAlign w:val="center"/>
-            <w:shd w:fill="FAFBFE"/>
+            <w:shd w:fill="FBFCFE"/>
           </w:tcPr>
           <w:p>
             <w:pPr>
-              <w:jc w:val="center"/>
-              <w:keepNext/>
+              <w:spacing w:after="0"/>
             </w:pPr>
             <w:r>
               <w:rPr>
-                <w:rFonts w:ascii="Noto Sans CJK KR" w:hAnsi="Noto Sans CJK KR"/>
-                <w:color w:val="17233A"/>
+                <w:rFonts w:ascii="맑은 고딕" w:hAnsi="맑은 고딕" w:eastAsia="맑은 고딕"/>
+                <w:color w:val="18233D"/>
                 <w:sz w:val="16"/>
               </w:rPr>
-              <w:t>Gateway 경로·라우팅</w:t>
+              <w:t>연결시험</w:t>
             </w:r>
           </w:p>
         </w:tc>
         <w:tc>
           <w:tcPr>
-            <w:tcW w:type="dxa" w:w="4968"/>
+            <w:tcW w:type="dxa" w:w="3402"/>
             <w:tcMar>
-              <w:top w:w="75" w:type="dxa"/>
-              <w:start w:w="95" w:type="dxa"/>
-              <w:bottom w:w="75" w:type="dxa"/>
-              <w:end w:w="95" w:type="dxa"/>
+              <w:top w:w="60" w:type="dxa"/>
+              <w:start w:w="80" w:type="dxa"/>
+              <w:bottom w:w="60" w:type="dxa"/>
+              <w:end w:w="80" w:type="dxa"/>
             </w:tcMar>
             <w:vAlign w:val="center"/>
-            <w:shd w:fill="FAFBFE"/>
+            <w:shd w:fill="FBFCFE"/>
           </w:tcPr>
           <w:p>
             <w:pPr>
-              <w:jc w:val="left"/>
-              <w:keepNext/>
+              <w:spacing w:after="0"/>
             </w:pPr>
             <w:r>
               <w:rPr>
-                <w:rFonts w:ascii="Noto Sans CJK KR" w:hAnsi="Noto Sans CJK KR"/>
-                <w:color w:val="17233A"/>
+                <w:rFonts w:ascii="맑은 고딕" w:hAnsi="맑은 고딕" w:eastAsia="맑은 고딕"/>
+                <w:color w:val="18233D"/>
                 <w:sz w:val="16"/>
               </w:rPr>
-              <w:t>/gateway-routes</w:t>
+              <w:t>Gateway→Target 실제 연결</w:t>
+            </w:r>
+          </w:p>
+        </w:tc>
+        <w:tc>
+          <w:tcPr>
+            <w:tcW w:type="dxa" w:w="3969"/>
+            <w:tcMar>
+              <w:top w:w="60" w:type="dxa"/>
+              <w:start w:w="80" w:type="dxa"/>
+              <w:bottom w:w="60" w:type="dxa"/>
+              <w:end w:w="80" w:type="dxa"/>
+            </w:tcMar>
+            <w:vAlign w:val="center"/>
+            <w:shd w:fill="FBFCFE"/>
+          </w:tcPr>
+          <w:p>
+            <w:pPr>
+              <w:spacing w:after="0"/>
+            </w:pPr>
+            <w:r>
+              <w:rPr>
+                <w:rFonts w:ascii="맑은 고딕" w:hAnsi="맑은 고딕" w:eastAsia="맑은 고딕"/>
+                <w:color w:val="18233D"/>
+                <w:sz w:val="16"/>
+              </w:rPr>
+              <w:t>Route 적용 전/장애 시</w:t>
             </w:r>
           </w:p>
         </w:tc>
@@ -4580,53 +3093,215 @@
         </w:trPr>
         <w:tc>
           <w:tcPr>
-            <w:tcW w:type="dxa" w:w="4680"/>
+            <w:tcW w:type="dxa" w:w="1928"/>
             <w:tcMar>
-              <w:top w:w="75" w:type="dxa"/>
-              <w:start w:w="95" w:type="dxa"/>
-              <w:bottom w:w="75" w:type="dxa"/>
-              <w:end w:w="95" w:type="dxa"/>
+              <w:top w:w="60" w:type="dxa"/>
+              <w:start w:w="80" w:type="dxa"/>
+              <w:bottom w:w="60" w:type="dxa"/>
+              <w:end w:w="80" w:type="dxa"/>
+            </w:tcMar>
+            <w:vAlign w:val="center"/>
+          </w:tcPr>
+          <w:p>
+            <w:pPr>
+              <w:spacing w:after="0"/>
+            </w:pPr>
+            <w:r>
+              <w:rPr>
+                <w:rFonts w:ascii="맑은 고딕" w:hAnsi="맑은 고딕" w:eastAsia="맑은 고딕"/>
+                <w:color w:val="18233D"/>
+                <w:sz w:val="16"/>
+              </w:rPr>
+              <w:t>Canary Weight</w:t>
+            </w:r>
+          </w:p>
+        </w:tc>
+        <w:tc>
+          <w:tcPr>
+            <w:tcW w:type="dxa" w:w="3402"/>
+            <w:tcMar>
+              <w:top w:w="60" w:type="dxa"/>
+              <w:start w:w="80" w:type="dxa"/>
+              <w:bottom w:w="60" w:type="dxa"/>
+              <w:end w:w="80" w:type="dxa"/>
+            </w:tcMar>
+            <w:vAlign w:val="center"/>
+          </w:tcPr>
+          <w:p>
+            <w:pPr>
+              <w:spacing w:after="0"/>
+            </w:pPr>
+            <w:r>
+              <w:rPr>
+                <w:rFonts w:ascii="맑은 고딕" w:hAnsi="맑은 고딕" w:eastAsia="맑은 고딕"/>
+                <w:color w:val="18233D"/>
+                <w:sz w:val="16"/>
+              </w:rPr>
+              <w:t>일부 Traffic 분배</w:t>
+            </w:r>
+          </w:p>
+        </w:tc>
+        <w:tc>
+          <w:tcPr>
+            <w:tcW w:type="dxa" w:w="3969"/>
+            <w:tcMar>
+              <w:top w:w="60" w:type="dxa"/>
+              <w:start w:w="80" w:type="dxa"/>
+              <w:bottom w:w="60" w:type="dxa"/>
+              <w:end w:w="80" w:type="dxa"/>
+            </w:tcMar>
+            <w:vAlign w:val="center"/>
+          </w:tcPr>
+          <w:p>
+            <w:pPr>
+              <w:spacing w:after="0"/>
+            </w:pPr>
+            <w:r>
+              <w:rPr>
+                <w:rFonts w:ascii="맑은 고딕" w:hAnsi="맑은 고딕" w:eastAsia="맑은 고딕"/>
+                <w:color w:val="18233D"/>
+                <w:sz w:val="16"/>
+              </w:rPr>
+              <w:t>점진 전환 시</w:t>
+            </w:r>
+          </w:p>
+        </w:tc>
+      </w:tr>
+    </w:tbl>
+    <w:p>
+      <w:pPr>
+        <w:spacing w:after="20"/>
+      </w:pPr>
+    </w:p>
+    <w:p>
+      <w:bookmarkStart w:id="165" w:name="gwsec"/>
+      <w:pPr>
+        <w:pStyle w:val="Heading1"/>
+        <w:keepNext w:val="1"/>
+        <w:keepLines/>
+      </w:pPr>
+      <w:bookmarkEnd w:id="165"/>
+      <w:r>
+        <w:rPr>
+          <w:rFonts w:ascii="맑은 고딕" w:hAnsi="맑은 고딕" w:eastAsia="맑은 고딕"/>
+          <w:b/>
+          <w:color w:val="4F6EF7"/>
+          <w:sz w:val="38"/>
+        </w:rPr>
+        <w:t>5. Security·Header</w:t>
+      </w:r>
+    </w:p>
+    <w:p>
+      <w:pPr>
+        <w:spacing w:after="120"/>
+        <w:keepNext w:val="1"/>
+        <w:keepLines/>
+      </w:pPr>
+      <w:hyperlink w:anchor="TOC">
+        <w:r>
+          <w:rPr>
+            <w:color w:val="4F6EF7"/>
+            <w:u w:val="single"/>
+          </w:rPr>
+          <w:t>전체 목차로</w:t>
+        </w:r>
+      </w:hyperlink>
+    </w:p>
+    <w:tbl>
+      <w:tblPr>
+        <w:tblW w:type="auto" w:w="0"/>
+        <w:jc w:val="center"/>
+        <w:tblLayout w:type="fixed"/>
+        <w:tblLook w:firstColumn="1" w:firstRow="1" w:lastColumn="0" w:lastRow="0" w:noHBand="0" w:noVBand="1" w:val="04A0"/>
+      </w:tblPr>
+      <w:tblGrid>
+        <w:gridCol w:w="2268"/>
+        <w:gridCol w:w="3628"/>
+        <w:gridCol w:w="3855"/>
+      </w:tblGrid>
+      <w:tr>
+        <w:trPr>
+          <w:tblHeader w:val="true"/>
+          <w:cantSplit/>
+        </w:trPr>
+        <w:tc>
+          <w:tcPr>
+            <w:tcW w:type="dxa" w:w="2268"/>
+            <w:shd w:fill="18233D"/>
+            <w:tcMar>
+              <w:top w:w="70" w:type="dxa"/>
+              <w:start w:w="90" w:type="dxa"/>
+              <w:bottom w:w="70" w:type="dxa"/>
+              <w:end w:w="90" w:type="dxa"/>
             </w:tcMar>
             <w:vAlign w:val="center"/>
           </w:tcPr>
           <w:p>
             <w:pPr>
               <w:jc w:val="center"/>
-              <w:keepNext/>
             </w:pPr>
             <w:r>
               <w:rPr>
-                <w:rFonts w:ascii="Noto Sans CJK KR" w:hAnsi="Noto Sans CJK KR"/>
-                <w:color w:val="17233A"/>
+                <w:rFonts w:ascii="맑은 고딕" w:hAnsi="맑은 고딕" w:eastAsia="맑은 고딕"/>
+                <w:b/>
+                <w:color w:val="FFFFFF"/>
                 <w:sz w:val="16"/>
               </w:rPr>
-              <w:t>Gateway 보안·제한</w:t>
+              <w:t>항목</w:t>
             </w:r>
           </w:p>
         </w:tc>
         <w:tc>
           <w:tcPr>
-            <w:tcW w:type="dxa" w:w="4968"/>
+            <w:tcW w:type="dxa" w:w="3628"/>
+            <w:shd w:fill="18233D"/>
             <w:tcMar>
-              <w:top w:w="75" w:type="dxa"/>
-              <w:start w:w="95" w:type="dxa"/>
-              <w:bottom w:w="75" w:type="dxa"/>
-              <w:end w:w="95" w:type="dxa"/>
+              <w:top w:w="70" w:type="dxa"/>
+              <w:start w:w="90" w:type="dxa"/>
+              <w:bottom w:w="70" w:type="dxa"/>
+              <w:end w:w="90" w:type="dxa"/>
             </w:tcMar>
             <w:vAlign w:val="center"/>
           </w:tcPr>
           <w:p>
             <w:pPr>
-              <w:jc w:val="left"/>
-              <w:keepNext/>
+              <w:jc w:val="center"/>
             </w:pPr>
             <w:r>
               <w:rPr>
-                <w:rFonts w:ascii="Noto Sans CJK KR" w:hAnsi="Noto Sans CJK KR"/>
-                <w:color w:val="17233A"/>
+                <w:rFonts w:ascii="맑은 고딕" w:hAnsi="맑은 고딕" w:eastAsia="맑은 고딕"/>
+                <w:b/>
+                <w:color w:val="FFFFFF"/>
                 <w:sz w:val="16"/>
               </w:rPr>
-              <w:t>/gateway-security</w:t>
+              <w:t>용도</w:t>
+            </w:r>
+          </w:p>
+        </w:tc>
+        <w:tc>
+          <w:tcPr>
+            <w:tcW w:type="dxa" w:w="3855"/>
+            <w:shd w:fill="18233D"/>
+            <w:tcMar>
+              <w:top w:w="70" w:type="dxa"/>
+              <w:start w:w="90" w:type="dxa"/>
+              <w:bottom w:w="70" w:type="dxa"/>
+              <w:end w:w="90" w:type="dxa"/>
+            </w:tcMar>
+            <w:vAlign w:val="center"/>
+          </w:tcPr>
+          <w:p>
+            <w:pPr>
+              <w:jc w:val="center"/>
+            </w:pPr>
+            <w:r>
+              <w:rPr>
+                <w:rFonts w:ascii="맑은 고딕" w:hAnsi="맑은 고딕" w:eastAsia="맑은 고딕"/>
+                <w:b/>
+                <w:color w:val="FFFFFF"/>
+                <w:sz w:val="16"/>
+              </w:rPr>
+              <w:t>주의</w:t>
             </w:r>
           </w:p>
         </w:tc>
@@ -4637,55 +3312,76 @@
         </w:trPr>
         <w:tc>
           <w:tcPr>
-            <w:tcW w:type="dxa" w:w="4680"/>
+            <w:tcW w:type="dxa" w:w="2268"/>
             <w:tcMar>
-              <w:top w:w="75" w:type="dxa"/>
-              <w:start w:w="95" w:type="dxa"/>
-              <w:bottom w:w="75" w:type="dxa"/>
-              <w:end w:w="95" w:type="dxa"/>
+              <w:top w:w="60" w:type="dxa"/>
+              <w:start w:w="80" w:type="dxa"/>
+              <w:bottom w:w="60" w:type="dxa"/>
+              <w:end w:w="80" w:type="dxa"/>
             </w:tcMar>
             <w:vAlign w:val="center"/>
-            <w:shd w:fill="FAFBFE"/>
           </w:tcPr>
           <w:p>
             <w:pPr>
-              <w:jc w:val="center"/>
-              <w:keepNext/>
+              <w:spacing w:after="0"/>
             </w:pPr>
             <w:r>
               <w:rPr>
-                <w:rFonts w:ascii="Noto Sans CJK KR" w:hAnsi="Noto Sans CJK KR"/>
-                <w:color w:val="17233A"/>
+                <w:rFonts w:ascii="맑은 고딕" w:hAnsi="맑은 고딕" w:eastAsia="맑은 고딕"/>
+                <w:color w:val="18233D"/>
                 <w:sz w:val="16"/>
               </w:rPr>
-              <w:t>Gateway Health·연결시험</w:t>
+              <w:t>Authentication</w:t>
             </w:r>
           </w:p>
         </w:tc>
         <w:tc>
           <w:tcPr>
-            <w:tcW w:type="dxa" w:w="4968"/>
+            <w:tcW w:type="dxa" w:w="3628"/>
             <w:tcMar>
-              <w:top w:w="75" w:type="dxa"/>
-              <w:start w:w="95" w:type="dxa"/>
-              <w:bottom w:w="75" w:type="dxa"/>
-              <w:end w:w="95" w:type="dxa"/>
+              <w:top w:w="60" w:type="dxa"/>
+              <w:start w:w="80" w:type="dxa"/>
+              <w:bottom w:w="60" w:type="dxa"/>
+              <w:end w:w="80" w:type="dxa"/>
             </w:tcMar>
             <w:vAlign w:val="center"/>
-            <w:shd w:fill="FAFBFE"/>
           </w:tcPr>
           <w:p>
             <w:pPr>
-              <w:jc w:val="left"/>
-              <w:keepNext/>
+              <w:spacing w:after="0"/>
             </w:pPr>
             <w:r>
               <w:rPr>
-                <w:rFonts w:ascii="Noto Sans CJK KR" w:hAnsi="Noto Sans CJK KR"/>
-                <w:color w:val="17233A"/>
+                <w:rFonts w:ascii="맑은 고딕" w:hAnsi="맑은 고딕" w:eastAsia="맑은 고딕"/>
+                <w:color w:val="18233D"/>
                 <w:sz w:val="16"/>
               </w:rPr>
-              <w:t>/gateway-health</w:t>
+              <w:t>외부 Principal 확인</w:t>
+            </w:r>
+          </w:p>
+        </w:tc>
+        <w:tc>
+          <w:tcPr>
+            <w:tcW w:type="dxa" w:w="3855"/>
+            <w:tcMar>
+              <w:top w:w="60" w:type="dxa"/>
+              <w:start w:w="80" w:type="dxa"/>
+              <w:bottom w:w="60" w:type="dxa"/>
+              <w:end w:w="80" w:type="dxa"/>
+            </w:tcMar>
+            <w:vAlign w:val="center"/>
+          </w:tcPr>
+          <w:p>
+            <w:pPr>
+              <w:spacing w:after="0"/>
+            </w:pPr>
+            <w:r>
+              <w:rPr>
+                <w:rFonts w:ascii="맑은 고딕" w:hAnsi="맑은 고딕" w:eastAsia="맑은 고딕"/>
+                <w:color w:val="18233D"/>
+                <w:sz w:val="16"/>
+              </w:rPr>
+              <w:t>Backend와 책임 중복/누락 금지</w:t>
             </w:r>
           </w:p>
         </w:tc>
@@ -4696,53 +3392,79 @@
         </w:trPr>
         <w:tc>
           <w:tcPr>
-            <w:tcW w:type="dxa" w:w="4680"/>
+            <w:tcW w:type="dxa" w:w="2268"/>
             <w:tcMar>
-              <w:top w:w="75" w:type="dxa"/>
-              <w:start w:w="95" w:type="dxa"/>
-              <w:bottom w:w="75" w:type="dxa"/>
-              <w:end w:w="95" w:type="dxa"/>
+              <w:top w:w="60" w:type="dxa"/>
+              <w:start w:w="80" w:type="dxa"/>
+              <w:bottom w:w="60" w:type="dxa"/>
+              <w:end w:w="80" w:type="dxa"/>
             </w:tcMar>
             <w:vAlign w:val="center"/>
+            <w:shd w:fill="FBFCFE"/>
           </w:tcPr>
           <w:p>
             <w:pPr>
-              <w:jc w:val="center"/>
-              <w:keepNext/>
+              <w:spacing w:after="0"/>
             </w:pPr>
             <w:r>
               <w:rPr>
-                <w:rFonts w:ascii="Noto Sans CJK KR" w:hAnsi="Noto Sans CJK KR"/>
-                <w:color w:val="17233A"/>
+                <w:rFonts w:ascii="맑은 고딕" w:hAnsi="맑은 고딕" w:eastAsia="맑은 고딕"/>
+                <w:color w:val="18233D"/>
                 <w:sz w:val="16"/>
               </w:rPr>
-              <w:t>Gateway 거래 조회</w:t>
+              <w:t>Authorization</w:t>
             </w:r>
           </w:p>
         </w:tc>
         <w:tc>
           <w:tcPr>
-            <w:tcW w:type="dxa" w:w="4968"/>
+            <w:tcW w:type="dxa" w:w="3628"/>
             <w:tcMar>
-              <w:top w:w="75" w:type="dxa"/>
-              <w:start w:w="95" w:type="dxa"/>
-              <w:bottom w:w="75" w:type="dxa"/>
-              <w:end w:w="95" w:type="dxa"/>
+              <w:top w:w="60" w:type="dxa"/>
+              <w:start w:w="80" w:type="dxa"/>
+              <w:bottom w:w="60" w:type="dxa"/>
+              <w:end w:w="80" w:type="dxa"/>
             </w:tcMar>
             <w:vAlign w:val="center"/>
+            <w:shd w:fill="FBFCFE"/>
           </w:tcPr>
           <w:p>
             <w:pPr>
-              <w:jc w:val="left"/>
-              <w:keepNext/>
+              <w:spacing w:after="0"/>
             </w:pPr>
             <w:r>
               <w:rPr>
-                <w:rFonts w:ascii="Noto Sans CJK KR" w:hAnsi="Noto Sans CJK KR"/>
-                <w:color w:val="17233A"/>
+                <w:rFonts w:ascii="맑은 고딕" w:hAnsi="맑은 고딕" w:eastAsia="맑은 고딕"/>
+                <w:color w:val="18233D"/>
                 <w:sz w:val="16"/>
               </w:rPr>
-              <w:t>/gateway-transactions</w:t>
+              <w:t>Route/업무 권한 경계</w:t>
+            </w:r>
+          </w:p>
+        </w:tc>
+        <w:tc>
+          <w:tcPr>
+            <w:tcW w:type="dxa" w:w="3855"/>
+            <w:tcMar>
+              <w:top w:w="60" w:type="dxa"/>
+              <w:start w:w="80" w:type="dxa"/>
+              <w:bottom w:w="60" w:type="dxa"/>
+              <w:end w:w="80" w:type="dxa"/>
+            </w:tcMar>
+            <w:vAlign w:val="center"/>
+            <w:shd w:fill="FBFCFE"/>
+          </w:tcPr>
+          <w:p>
+            <w:pPr>
+              <w:spacing w:after="0"/>
+            </w:pPr>
+            <w:r>
+              <w:rPr>
+                <w:rFonts w:ascii="맑은 고딕" w:hAnsi="맑은 고딕" w:eastAsia="맑은 고딕"/>
+                <w:color w:val="18233D"/>
+                <w:sz w:val="16"/>
+              </w:rPr>
+              <w:t>업무 권한은 Service에서도 fail-closed</w:t>
             </w:r>
           </w:p>
         </w:tc>
@@ -4753,59 +3475,208 @@
         </w:trPr>
         <w:tc>
           <w:tcPr>
-            <w:tcW w:type="dxa" w:w="4680"/>
+            <w:tcW w:type="dxa" w:w="2268"/>
             <w:tcMar>
-              <w:top w:w="75" w:type="dxa"/>
-              <w:start w:w="95" w:type="dxa"/>
-              <w:bottom w:w="75" w:type="dxa"/>
-              <w:end w:w="95" w:type="dxa"/>
+              <w:top w:w="60" w:type="dxa"/>
+              <w:start w:w="80" w:type="dxa"/>
+              <w:bottom w:w="60" w:type="dxa"/>
+              <w:end w:w="80" w:type="dxa"/>
             </w:tcMar>
             <w:vAlign w:val="center"/>
-            <w:shd w:fill="FAFBFE"/>
           </w:tcPr>
           <w:p>
             <w:pPr>
-              <w:jc w:val="center"/>
+              <w:spacing w:after="0"/>
             </w:pPr>
             <w:r>
               <w:rPr>
-                <w:rFonts w:ascii="Noto Sans CJK KR" w:hAnsi="Noto Sans CJK KR"/>
-                <w:color w:val="17233A"/>
+                <w:rFonts w:ascii="맑은 고딕" w:hAnsi="맑은 고딕" w:eastAsia="맑은 고딕"/>
+                <w:color w:val="18233D"/>
                 <w:sz w:val="16"/>
               </w:rPr>
-              <w:t>Gateway 적용 상태·이력</w:t>
+              <w:t>CPF Context Header</w:t>
             </w:r>
           </w:p>
         </w:tc>
         <w:tc>
           <w:tcPr>
-            <w:tcW w:type="dxa" w:w="4968"/>
+            <w:tcW w:type="dxa" w:w="3628"/>
             <w:tcMar>
-              <w:top w:w="75" w:type="dxa"/>
-              <w:start w:w="95" w:type="dxa"/>
-              <w:bottom w:w="75" w:type="dxa"/>
-              <w:end w:w="95" w:type="dxa"/>
+              <w:top w:w="60" w:type="dxa"/>
+              <w:start w:w="80" w:type="dxa"/>
+              <w:bottom w:w="60" w:type="dxa"/>
+              <w:end w:w="80" w:type="dxa"/>
             </w:tcMar>
             <w:vAlign w:val="center"/>
-            <w:shd w:fill="FAFBFE"/>
           </w:tcPr>
           <w:p>
             <w:pPr>
-              <w:jc w:val="left"/>
+              <w:spacing w:after="0"/>
             </w:pPr>
             <w:r>
               <w:rPr>
-                <w:rFonts w:ascii="Noto Sans CJK KR" w:hAnsi="Noto Sans CJK KR"/>
-                <w:color w:val="17233A"/>
+                <w:rFonts w:ascii="맑은 고딕" w:hAnsi="맑은 고딕" w:eastAsia="맑은 고딕"/>
+                <w:color w:val="18233D"/>
                 <w:sz w:val="16"/>
               </w:rPr>
-              <w:t>/gateway-apply-status</w:t>
+              <w:t>transaction/execution/tenant 등 전파</w:t>
+            </w:r>
+          </w:p>
+        </w:tc>
+        <w:tc>
+          <w:tcPr>
+            <w:tcW w:type="dxa" w:w="3855"/>
+            <w:tcMar>
+              <w:top w:w="60" w:type="dxa"/>
+              <w:start w:w="80" w:type="dxa"/>
+              <w:bottom w:w="60" w:type="dxa"/>
+              <w:end w:w="80" w:type="dxa"/>
+            </w:tcMar>
+            <w:vAlign w:val="center"/>
+          </w:tcPr>
+          <w:p>
+            <w:pPr>
+              <w:spacing w:after="0"/>
+            </w:pPr>
+            <w:r>
+              <w:rPr>
+                <w:rFonts w:ascii="맑은 고딕" w:hAnsi="맑은 고딕" w:eastAsia="맑은 고딕"/>
+                <w:color w:val="18233D"/>
+                <w:sz w:val="16"/>
+              </w:rPr>
+              <w:t>Client 임의 값 신뢰 금지</w:t>
+            </w:r>
+          </w:p>
+        </w:tc>
+      </w:tr>
+      <w:tr>
+        <w:trPr>
+          <w:cantSplit/>
+        </w:trPr>
+        <w:tc>
+          <w:tcPr>
+            <w:tcW w:type="dxa" w:w="2268"/>
+            <w:tcMar>
+              <w:top w:w="60" w:type="dxa"/>
+              <w:start w:w="80" w:type="dxa"/>
+              <w:bottom w:w="60" w:type="dxa"/>
+              <w:end w:w="80" w:type="dxa"/>
+            </w:tcMar>
+            <w:vAlign w:val="center"/>
+            <w:shd w:fill="FBFCFE"/>
+          </w:tcPr>
+          <w:p>
+            <w:pPr>
+              <w:spacing w:after="0"/>
+            </w:pPr>
+            <w:r>
+              <w:rPr>
+                <w:rFonts w:ascii="맑은 고딕" w:hAnsi="맑은 고딕" w:eastAsia="맑은 고딕"/>
+                <w:color w:val="18233D"/>
+                <w:sz w:val="16"/>
+              </w:rPr>
+              <w:t>Sensitive Header</w:t>
+            </w:r>
+          </w:p>
+        </w:tc>
+        <w:tc>
+          <w:tcPr>
+            <w:tcW w:type="dxa" w:w="3628"/>
+            <w:tcMar>
+              <w:top w:w="60" w:type="dxa"/>
+              <w:start w:w="80" w:type="dxa"/>
+              <w:bottom w:w="60" w:type="dxa"/>
+              <w:end w:w="80" w:type="dxa"/>
+            </w:tcMar>
+            <w:vAlign w:val="center"/>
+            <w:shd w:fill="FBFCFE"/>
+          </w:tcPr>
+          <w:p>
+            <w:pPr>
+              <w:spacing w:after="0"/>
+            </w:pPr>
+            <w:r>
+              <w:rPr>
+                <w:rFonts w:ascii="맑은 고딕" w:hAnsi="맑은 고딕" w:eastAsia="맑은 고딕"/>
+                <w:color w:val="18233D"/>
+                <w:sz w:val="16"/>
+              </w:rPr>
+              <w:t>Secret/Token</w:t>
+            </w:r>
+          </w:p>
+        </w:tc>
+        <w:tc>
+          <w:tcPr>
+            <w:tcW w:type="dxa" w:w="3855"/>
+            <w:tcMar>
+              <w:top w:w="60" w:type="dxa"/>
+              <w:start w:w="80" w:type="dxa"/>
+              <w:bottom w:w="60" w:type="dxa"/>
+              <w:end w:w="80" w:type="dxa"/>
+            </w:tcMar>
+            <w:vAlign w:val="center"/>
+            <w:shd w:fill="FBFCFE"/>
+          </w:tcPr>
+          <w:p>
+            <w:pPr>
+              <w:spacing w:after="0"/>
+            </w:pPr>
+            <w:r>
+              <w:rPr>
+                <w:rFonts w:ascii="맑은 고딕" w:hAnsi="맑은 고딕" w:eastAsia="맑은 고딕"/>
+                <w:color w:val="18233D"/>
+                <w:sz w:val="16"/>
+              </w:rPr>
+              <w:t>Log/Audit 원문 금지</w:t>
             </w:r>
           </w:p>
         </w:tc>
       </w:tr>
     </w:tbl>
-    <w:p/>
+    <w:p>
+      <w:pPr>
+        <w:spacing w:after="20"/>
+      </w:pPr>
+    </w:p>
+    <w:p>
+      <w:r>
+        <w:br w:type="page"/>
+      </w:r>
+    </w:p>
+    <w:p>
+      <w:bookmarkStart w:id="166" w:name="gwres"/>
+      <w:pPr>
+        <w:pStyle w:val="Heading1"/>
+        <w:keepNext w:val="1"/>
+        <w:keepLines/>
+      </w:pPr>
+      <w:bookmarkEnd w:id="166"/>
+      <w:r>
+        <w:rPr>
+          <w:rFonts w:ascii="맑은 고딕" w:hAnsi="맑은 고딕" w:eastAsia="맑은 고딕"/>
+          <w:b/>
+          <w:color w:val="4F6EF7"/>
+          <w:sz w:val="38"/>
+        </w:rPr>
+        <w:t>6. Timeout·Retry·Circuit·Rate Limit</w:t>
+      </w:r>
+    </w:p>
+    <w:p>
+      <w:pPr>
+        <w:spacing w:after="120"/>
+        <w:keepNext w:val="1"/>
+        <w:keepLines/>
+      </w:pPr>
+      <w:hyperlink w:anchor="TOC">
+        <w:r>
+          <w:rPr>
+            <w:color w:val="4F6EF7"/>
+            <w:u w:val="single"/>
+          </w:rPr>
+          <w:t>전체 목차로</w:t>
+        </w:r>
+      </w:hyperlink>
+    </w:p>
     <w:tbl>
       <w:tblPr>
         <w:tblW w:type="auto" w:w="0"/>
@@ -4814,48 +3685,2602 @@
         <w:tblLook w:firstColumn="1" w:firstRow="1" w:lastColumn="0" w:lastRow="0" w:noHBand="0" w:noVBand="1" w:val="04A0"/>
       </w:tblPr>
       <w:tblGrid>
-        <w:gridCol w:w="10166"/>
+        <w:gridCol w:w="1984"/>
+        <w:gridCol w:w="2948"/>
+        <w:gridCol w:w="2721"/>
+        <w:gridCol w:w="2097"/>
       </w:tblGrid>
       <w:tr>
+        <w:trPr>
+          <w:tblHeader w:val="true"/>
+          <w:cantSplit/>
+        </w:trPr>
         <w:tc>
           <w:tcPr>
-            <w:tcW w:type="dxa" w:w="9619"/>
-            <w:shd w:fill="EAF1FE"/>
+            <w:tcW w:type="dxa" w:w="1984"/>
+            <w:shd w:fill="18233D"/>
             <w:tcMar>
-              <w:top w:w="100" w:type="dxa"/>
-              <w:start w:w="140" w:type="dxa"/>
-              <w:bottom w:w="100" w:type="dxa"/>
-              <w:end w:w="140" w:type="dxa"/>
+              <w:top w:w="70" w:type="dxa"/>
+              <w:start w:w="90" w:type="dxa"/>
+              <w:bottom w:w="70" w:type="dxa"/>
+              <w:end w:w="90" w:type="dxa"/>
+            </w:tcMar>
+            <w:vAlign w:val="center"/>
+          </w:tcPr>
+          <w:p>
+            <w:pPr>
+              <w:jc w:val="center"/>
+            </w:pPr>
+            <w:r>
+              <w:rPr>
+                <w:rFonts w:ascii="맑은 고딕" w:hAnsi="맑은 고딕" w:eastAsia="맑은 고딕"/>
+                <w:b/>
+                <w:color w:val="FFFFFF"/>
+                <w:sz w:val="16"/>
+              </w:rPr>
+              <w:t>정책</w:t>
+            </w:r>
+          </w:p>
+        </w:tc>
+        <w:tc>
+          <w:tcPr>
+            <w:tcW w:type="dxa" w:w="2948"/>
+            <w:shd w:fill="18233D"/>
+            <w:tcMar>
+              <w:top w:w="70" w:type="dxa"/>
+              <w:start w:w="90" w:type="dxa"/>
+              <w:bottom w:w="70" w:type="dxa"/>
+              <w:end w:w="90" w:type="dxa"/>
+            </w:tcMar>
+            <w:vAlign w:val="center"/>
+          </w:tcPr>
+          <w:p>
+            <w:pPr>
+              <w:jc w:val="center"/>
+            </w:pPr>
+            <w:r>
+              <w:rPr>
+                <w:rFonts w:ascii="맑은 고딕" w:hAnsi="맑은 고딕" w:eastAsia="맑은 고딕"/>
+                <w:b/>
+                <w:color w:val="FFFFFF"/>
+                <w:sz w:val="16"/>
+              </w:rPr>
+              <w:t>용도</w:t>
+            </w:r>
+          </w:p>
+        </w:tc>
+        <w:tc>
+          <w:tcPr>
+            <w:tcW w:type="dxa" w:w="2721"/>
+            <w:shd w:fill="18233D"/>
+            <w:tcMar>
+              <w:top w:w="70" w:type="dxa"/>
+              <w:start w:w="90" w:type="dxa"/>
+              <w:bottom w:w="70" w:type="dxa"/>
+              <w:end w:w="90" w:type="dxa"/>
+            </w:tcMar>
+            <w:vAlign w:val="center"/>
+          </w:tcPr>
+          <w:p>
+            <w:pPr>
+              <w:jc w:val="center"/>
+            </w:pPr>
+            <w:r>
+              <w:rPr>
+                <w:rFonts w:ascii="맑은 고딕" w:hAnsi="맑은 고딕" w:eastAsia="맑은 고딕"/>
+                <w:b/>
+                <w:color w:val="FFFFFF"/>
+                <w:sz w:val="16"/>
+              </w:rPr>
+              <w:t>적용 기준</w:t>
+            </w:r>
+          </w:p>
+        </w:tc>
+        <w:tc>
+          <w:tcPr>
+            <w:tcW w:type="dxa" w:w="2098"/>
+            <w:shd w:fill="18233D"/>
+            <w:tcMar>
+              <w:top w:w="70" w:type="dxa"/>
+              <w:start w:w="90" w:type="dxa"/>
+              <w:bottom w:w="70" w:type="dxa"/>
+              <w:end w:w="90" w:type="dxa"/>
+            </w:tcMar>
+            <w:vAlign w:val="center"/>
+          </w:tcPr>
+          <w:p>
+            <w:pPr>
+              <w:jc w:val="center"/>
+            </w:pPr>
+            <w:r>
+              <w:rPr>
+                <w:rFonts w:ascii="맑은 고딕" w:hAnsi="맑은 고딕" w:eastAsia="맑은 고딕"/>
+                <w:b/>
+                <w:color w:val="FFFFFF"/>
+                <w:sz w:val="16"/>
+              </w:rPr>
+              <w:t>주의</w:t>
+            </w:r>
+          </w:p>
+        </w:tc>
+      </w:tr>
+      <w:tr>
+        <w:trPr>
+          <w:cantSplit/>
+        </w:trPr>
+        <w:tc>
+          <w:tcPr>
+            <w:tcW w:type="dxa" w:w="1984"/>
+            <w:tcMar>
+              <w:top w:w="60" w:type="dxa"/>
+              <w:start w:w="80" w:type="dxa"/>
+              <w:bottom w:w="60" w:type="dxa"/>
+              <w:end w:w="80" w:type="dxa"/>
+            </w:tcMar>
+            <w:vAlign w:val="center"/>
+          </w:tcPr>
+          <w:p>
+            <w:pPr>
+              <w:spacing w:after="0"/>
+            </w:pPr>
+            <w:r>
+              <w:rPr>
+                <w:rFonts w:ascii="맑은 고딕" w:hAnsi="맑은 고딕" w:eastAsia="맑은 고딕"/>
+                <w:color w:val="18233D"/>
+                <w:sz w:val="16"/>
+              </w:rPr>
+              <w:t>Timeout</w:t>
+            </w:r>
+          </w:p>
+        </w:tc>
+        <w:tc>
+          <w:tcPr>
+            <w:tcW w:type="dxa" w:w="2948"/>
+            <w:tcMar>
+              <w:top w:w="60" w:type="dxa"/>
+              <w:start w:w="80" w:type="dxa"/>
+              <w:bottom w:w="60" w:type="dxa"/>
+              <w:end w:w="80" w:type="dxa"/>
+            </w:tcMar>
+            <w:vAlign w:val="center"/>
+          </w:tcPr>
+          <w:p>
+            <w:pPr>
+              <w:spacing w:after="0"/>
+            </w:pPr>
+            <w:r>
+              <w:rPr>
+                <w:rFonts w:ascii="맑은 고딕" w:hAnsi="맑은 고딕" w:eastAsia="맑은 고딕"/>
+                <w:color w:val="18233D"/>
+                <w:sz w:val="16"/>
+              </w:rPr>
+              <w:t>응답 대기 상한</w:t>
+            </w:r>
+          </w:p>
+        </w:tc>
+        <w:tc>
+          <w:tcPr>
+            <w:tcW w:type="dxa" w:w="2721"/>
+            <w:tcMar>
+              <w:top w:w="60" w:type="dxa"/>
+              <w:start w:w="80" w:type="dxa"/>
+              <w:bottom w:w="60" w:type="dxa"/>
+              <w:end w:w="80" w:type="dxa"/>
+            </w:tcMar>
+            <w:vAlign w:val="center"/>
+          </w:tcPr>
+          <w:p>
+            <w:pPr>
+              <w:spacing w:after="0"/>
+            </w:pPr>
+            <w:r>
+              <w:rPr>
+                <w:rFonts w:ascii="맑은 고딕" w:hAnsi="맑은 고딕" w:eastAsia="맑은 고딕"/>
+                <w:color w:val="18233D"/>
+                <w:sz w:val="16"/>
+              </w:rPr>
+              <w:t>Backend SLA/전체 호출 Budget</w:t>
+            </w:r>
+          </w:p>
+        </w:tc>
+        <w:tc>
+          <w:tcPr>
+            <w:tcW w:type="dxa" w:w="2098"/>
+            <w:tcMar>
+              <w:top w:w="60" w:type="dxa"/>
+              <w:start w:w="80" w:type="dxa"/>
+              <w:bottom w:w="60" w:type="dxa"/>
+              <w:end w:w="80" w:type="dxa"/>
+            </w:tcMar>
+            <w:vAlign w:val="center"/>
+          </w:tcPr>
+          <w:p>
+            <w:pPr>
+              <w:spacing w:after="0"/>
+            </w:pPr>
+            <w:r>
+              <w:rPr>
+                <w:rFonts w:ascii="맑은 고딕" w:hAnsi="맑은 고딕" w:eastAsia="맑은 고딕"/>
+                <w:color w:val="18233D"/>
+                <w:sz w:val="16"/>
+              </w:rPr>
+              <w:t>무조건 짧게/길게가 정답 아님</w:t>
+            </w:r>
+          </w:p>
+        </w:tc>
+      </w:tr>
+      <w:tr>
+        <w:trPr>
+          <w:cantSplit/>
+        </w:trPr>
+        <w:tc>
+          <w:tcPr>
+            <w:tcW w:type="dxa" w:w="1984"/>
+            <w:tcMar>
+              <w:top w:w="60" w:type="dxa"/>
+              <w:start w:w="80" w:type="dxa"/>
+              <w:bottom w:w="60" w:type="dxa"/>
+              <w:end w:w="80" w:type="dxa"/>
+            </w:tcMar>
+            <w:vAlign w:val="center"/>
+            <w:shd w:fill="FBFCFE"/>
+          </w:tcPr>
+          <w:p>
+            <w:pPr>
+              <w:spacing w:after="0"/>
+            </w:pPr>
+            <w:r>
+              <w:rPr>
+                <w:rFonts w:ascii="맑은 고딕" w:hAnsi="맑은 고딕" w:eastAsia="맑은 고딕"/>
+                <w:color w:val="18233D"/>
+                <w:sz w:val="16"/>
+              </w:rPr>
+              <w:t>Retry</w:t>
+            </w:r>
+          </w:p>
+        </w:tc>
+        <w:tc>
+          <w:tcPr>
+            <w:tcW w:type="dxa" w:w="2948"/>
+            <w:tcMar>
+              <w:top w:w="60" w:type="dxa"/>
+              <w:start w:w="80" w:type="dxa"/>
+              <w:bottom w:w="60" w:type="dxa"/>
+              <w:end w:w="80" w:type="dxa"/>
+            </w:tcMar>
+            <w:vAlign w:val="center"/>
+            <w:shd w:fill="FBFCFE"/>
+          </w:tcPr>
+          <w:p>
+            <w:pPr>
+              <w:spacing w:after="0"/>
+            </w:pPr>
+            <w:r>
+              <w:rPr>
+                <w:rFonts w:ascii="맑은 고딕" w:hAnsi="맑은 고딕" w:eastAsia="맑은 고딕"/>
+                <w:color w:val="18233D"/>
+                <w:sz w:val="16"/>
+              </w:rPr>
+              <w:t>일시 오류 재시도</w:t>
+            </w:r>
+          </w:p>
+        </w:tc>
+        <w:tc>
+          <w:tcPr>
+            <w:tcW w:type="dxa" w:w="2721"/>
+            <w:tcMar>
+              <w:top w:w="60" w:type="dxa"/>
+              <w:start w:w="80" w:type="dxa"/>
+              <w:bottom w:w="60" w:type="dxa"/>
+              <w:end w:w="80" w:type="dxa"/>
+            </w:tcMar>
+            <w:vAlign w:val="center"/>
+            <w:shd w:fill="FBFCFE"/>
+          </w:tcPr>
+          <w:p>
+            <w:pPr>
+              <w:spacing w:after="0"/>
+            </w:pPr>
+            <w:r>
+              <w:rPr>
+                <w:rFonts w:ascii="맑은 고딕" w:hAnsi="맑은 고딕" w:eastAsia="맑은 고딕"/>
+                <w:color w:val="18233D"/>
+                <w:sz w:val="16"/>
+              </w:rPr>
+              <w:t>멱등 요청</w:t>
+            </w:r>
+          </w:p>
+        </w:tc>
+        <w:tc>
+          <w:tcPr>
+            <w:tcW w:type="dxa" w:w="2098"/>
+            <w:tcMar>
+              <w:top w:w="60" w:type="dxa"/>
+              <w:start w:w="80" w:type="dxa"/>
+              <w:bottom w:w="60" w:type="dxa"/>
+              <w:end w:w="80" w:type="dxa"/>
+            </w:tcMar>
+            <w:vAlign w:val="center"/>
+            <w:shd w:fill="FBFCFE"/>
+          </w:tcPr>
+          <w:p>
+            <w:pPr>
+              <w:spacing w:after="0"/>
+            </w:pPr>
+            <w:r>
+              <w:rPr>
+                <w:rFonts w:ascii="맑은 고딕" w:hAnsi="맑은 고딕" w:eastAsia="맑은 고딕"/>
+                <w:color w:val="18233D"/>
+                <w:sz w:val="16"/>
+              </w:rPr>
+              <w:t>Side Effect/UNKNOWN 주의</w:t>
+            </w:r>
+          </w:p>
+        </w:tc>
+      </w:tr>
+      <w:tr>
+        <w:trPr>
+          <w:cantSplit/>
+        </w:trPr>
+        <w:tc>
+          <w:tcPr>
+            <w:tcW w:type="dxa" w:w="1984"/>
+            <w:tcMar>
+              <w:top w:w="60" w:type="dxa"/>
+              <w:start w:w="80" w:type="dxa"/>
+              <w:bottom w:w="60" w:type="dxa"/>
+              <w:end w:w="80" w:type="dxa"/>
+            </w:tcMar>
+            <w:vAlign w:val="center"/>
+          </w:tcPr>
+          <w:p>
+            <w:pPr>
+              <w:spacing w:after="0"/>
+            </w:pPr>
+            <w:r>
+              <w:rPr>
+                <w:rFonts w:ascii="맑은 고딕" w:hAnsi="맑은 고딕" w:eastAsia="맑은 고딕"/>
+                <w:color w:val="18233D"/>
+                <w:sz w:val="16"/>
+              </w:rPr>
+              <w:t>Circuit Breaker</w:t>
+            </w:r>
+          </w:p>
+        </w:tc>
+        <w:tc>
+          <w:tcPr>
+            <w:tcW w:type="dxa" w:w="2948"/>
+            <w:tcMar>
+              <w:top w:w="60" w:type="dxa"/>
+              <w:start w:w="80" w:type="dxa"/>
+              <w:bottom w:w="60" w:type="dxa"/>
+              <w:end w:w="80" w:type="dxa"/>
+            </w:tcMar>
+            <w:vAlign w:val="center"/>
+          </w:tcPr>
+          <w:p>
+            <w:pPr>
+              <w:spacing w:after="0"/>
+            </w:pPr>
+            <w:r>
+              <w:rPr>
+                <w:rFonts w:ascii="맑은 고딕" w:hAnsi="맑은 고딕" w:eastAsia="맑은 고딕"/>
+                <w:color w:val="18233D"/>
+                <w:sz w:val="16"/>
+              </w:rPr>
+              <w:t>연속 실패 Target 보호</w:t>
+            </w:r>
+          </w:p>
+        </w:tc>
+        <w:tc>
+          <w:tcPr>
+            <w:tcW w:type="dxa" w:w="2721"/>
+            <w:tcMar>
+              <w:top w:w="60" w:type="dxa"/>
+              <w:start w:w="80" w:type="dxa"/>
+              <w:bottom w:w="60" w:type="dxa"/>
+              <w:end w:w="80" w:type="dxa"/>
+            </w:tcMar>
+            <w:vAlign w:val="center"/>
+          </w:tcPr>
+          <w:p>
+            <w:pPr>
+              <w:spacing w:after="0"/>
+            </w:pPr>
+            <w:r>
+              <w:rPr>
+                <w:rFonts w:ascii="맑은 고딕" w:hAnsi="맑은 고딕" w:eastAsia="맑은 고딕"/>
+                <w:color w:val="18233D"/>
+                <w:sz w:val="16"/>
+              </w:rPr>
+              <w:t>실패율/복구 Window</w:t>
+            </w:r>
+          </w:p>
+        </w:tc>
+        <w:tc>
+          <w:tcPr>
+            <w:tcW w:type="dxa" w:w="2098"/>
+            <w:tcMar>
+              <w:top w:w="60" w:type="dxa"/>
+              <w:start w:w="80" w:type="dxa"/>
+              <w:bottom w:w="60" w:type="dxa"/>
+              <w:end w:w="80" w:type="dxa"/>
+            </w:tcMar>
+            <w:vAlign w:val="center"/>
+          </w:tcPr>
+          <w:p>
+            <w:pPr>
+              <w:spacing w:after="0"/>
+            </w:pPr>
+            <w:r>
+              <w:rPr>
+                <w:rFonts w:ascii="맑은 고딕" w:hAnsi="맑은 고딕" w:eastAsia="맑은 고딕"/>
+                <w:color w:val="18233D"/>
+                <w:sz w:val="16"/>
+              </w:rPr>
+              <w:t>Open을 단순 장애로 오해 금지</w:t>
+            </w:r>
+          </w:p>
+        </w:tc>
+      </w:tr>
+      <w:tr>
+        <w:trPr>
+          <w:cantSplit/>
+        </w:trPr>
+        <w:tc>
+          <w:tcPr>
+            <w:tcW w:type="dxa" w:w="1984"/>
+            <w:tcMar>
+              <w:top w:w="60" w:type="dxa"/>
+              <w:start w:w="80" w:type="dxa"/>
+              <w:bottom w:w="60" w:type="dxa"/>
+              <w:end w:w="80" w:type="dxa"/>
+            </w:tcMar>
+            <w:vAlign w:val="center"/>
+            <w:shd w:fill="FBFCFE"/>
+          </w:tcPr>
+          <w:p>
+            <w:pPr>
+              <w:spacing w:after="0"/>
+            </w:pPr>
+            <w:r>
+              <w:rPr>
+                <w:rFonts w:ascii="맑은 고딕" w:hAnsi="맑은 고딕" w:eastAsia="맑은 고딕"/>
+                <w:color w:val="18233D"/>
+                <w:sz w:val="16"/>
+              </w:rPr>
+              <w:t>Rate Limit</w:t>
+            </w:r>
+          </w:p>
+        </w:tc>
+        <w:tc>
+          <w:tcPr>
+            <w:tcW w:type="dxa" w:w="2948"/>
+            <w:tcMar>
+              <w:top w:w="60" w:type="dxa"/>
+              <w:start w:w="80" w:type="dxa"/>
+              <w:bottom w:w="60" w:type="dxa"/>
+              <w:end w:w="80" w:type="dxa"/>
+            </w:tcMar>
+            <w:vAlign w:val="center"/>
+            <w:shd w:fill="FBFCFE"/>
+          </w:tcPr>
+          <w:p>
+            <w:pPr>
+              <w:spacing w:after="0"/>
+            </w:pPr>
+            <w:r>
+              <w:rPr>
+                <w:rFonts w:ascii="맑은 고딕" w:hAnsi="맑은 고딕" w:eastAsia="맑은 고딕"/>
+                <w:color w:val="18233D"/>
+                <w:sz w:val="16"/>
+              </w:rPr>
+              <w:t>Client/Route 보호</w:t>
+            </w:r>
+          </w:p>
+        </w:tc>
+        <w:tc>
+          <w:tcPr>
+            <w:tcW w:type="dxa" w:w="2721"/>
+            <w:tcMar>
+              <w:top w:w="60" w:type="dxa"/>
+              <w:start w:w="80" w:type="dxa"/>
+              <w:bottom w:w="60" w:type="dxa"/>
+              <w:end w:w="80" w:type="dxa"/>
+            </w:tcMar>
+            <w:vAlign w:val="center"/>
+            <w:shd w:fill="FBFCFE"/>
+          </w:tcPr>
+          <w:p>
+            <w:pPr>
+              <w:spacing w:after="0"/>
+            </w:pPr>
+            <w:r>
+              <w:rPr>
+                <w:rFonts w:ascii="맑은 고딕" w:hAnsi="맑은 고딕" w:eastAsia="맑은 고딕"/>
+                <w:color w:val="18233D"/>
+                <w:sz w:val="16"/>
+              </w:rPr>
+              <w:t>업무 허용량</w:t>
+            </w:r>
+          </w:p>
+        </w:tc>
+        <w:tc>
+          <w:tcPr>
+            <w:tcW w:type="dxa" w:w="2098"/>
+            <w:tcMar>
+              <w:top w:w="60" w:type="dxa"/>
+              <w:start w:w="80" w:type="dxa"/>
+              <w:bottom w:w="60" w:type="dxa"/>
+              <w:end w:w="80" w:type="dxa"/>
+            </w:tcMar>
+            <w:vAlign w:val="center"/>
+            <w:shd w:fill="FBFCFE"/>
+          </w:tcPr>
+          <w:p>
+            <w:pPr>
+              <w:spacing w:after="0"/>
+            </w:pPr>
+            <w:r>
+              <w:rPr>
+                <w:rFonts w:ascii="맑은 고딕" w:hAnsi="맑은 고딕" w:eastAsia="맑은 고딕"/>
+                <w:color w:val="18233D"/>
+                <w:sz w:val="16"/>
+              </w:rPr>
+              <w:t>429 계약</w:t>
+            </w:r>
+          </w:p>
+        </w:tc>
+      </w:tr>
+      <w:tr>
+        <w:trPr>
+          <w:cantSplit/>
+        </w:trPr>
+        <w:tc>
+          <w:tcPr>
+            <w:tcW w:type="dxa" w:w="1984"/>
+            <w:tcMar>
+              <w:top w:w="60" w:type="dxa"/>
+              <w:start w:w="80" w:type="dxa"/>
+              <w:bottom w:w="60" w:type="dxa"/>
+              <w:end w:w="80" w:type="dxa"/>
+            </w:tcMar>
+            <w:vAlign w:val="center"/>
+          </w:tcPr>
+          <w:p>
+            <w:pPr>
+              <w:spacing w:after="0"/>
+            </w:pPr>
+            <w:r>
+              <w:rPr>
+                <w:rFonts w:ascii="맑은 고딕" w:hAnsi="맑은 고딕" w:eastAsia="맑은 고딕"/>
+                <w:color w:val="18233D"/>
+                <w:sz w:val="16"/>
+              </w:rPr>
+              <w:t>Concurrency</w:t>
+            </w:r>
+          </w:p>
+        </w:tc>
+        <w:tc>
+          <w:tcPr>
+            <w:tcW w:type="dxa" w:w="2948"/>
+            <w:tcMar>
+              <w:top w:w="60" w:type="dxa"/>
+              <w:start w:w="80" w:type="dxa"/>
+              <w:bottom w:w="60" w:type="dxa"/>
+              <w:end w:w="80" w:type="dxa"/>
+            </w:tcMar>
+            <w:vAlign w:val="center"/>
+          </w:tcPr>
+          <w:p>
+            <w:pPr>
+              <w:spacing w:after="0"/>
+            </w:pPr>
+            <w:r>
+              <w:rPr>
+                <w:rFonts w:ascii="맑은 고딕" w:hAnsi="맑은 고딕" w:eastAsia="맑은 고딕"/>
+                <w:color w:val="18233D"/>
+                <w:sz w:val="16"/>
+              </w:rPr>
+              <w:t>동시 요청 상한</w:t>
+            </w:r>
+          </w:p>
+        </w:tc>
+        <w:tc>
+          <w:tcPr>
+            <w:tcW w:type="dxa" w:w="2721"/>
+            <w:tcMar>
+              <w:top w:w="60" w:type="dxa"/>
+              <w:start w:w="80" w:type="dxa"/>
+              <w:bottom w:w="60" w:type="dxa"/>
+              <w:end w:w="80" w:type="dxa"/>
+            </w:tcMar>
+            <w:vAlign w:val="center"/>
+          </w:tcPr>
+          <w:p>
+            <w:pPr>
+              <w:spacing w:after="0"/>
+            </w:pPr>
+            <w:r>
+              <w:rPr>
+                <w:rFonts w:ascii="맑은 고딕" w:hAnsi="맑은 고딕" w:eastAsia="맑은 고딕"/>
+                <w:color w:val="18233D"/>
+                <w:sz w:val="16"/>
+              </w:rPr>
+              <w:t>Backend 용량</w:t>
+            </w:r>
+          </w:p>
+        </w:tc>
+        <w:tc>
+          <w:tcPr>
+            <w:tcW w:type="dxa" w:w="2098"/>
+            <w:tcMar>
+              <w:top w:w="60" w:type="dxa"/>
+              <w:start w:w="80" w:type="dxa"/>
+              <w:bottom w:w="60" w:type="dxa"/>
+              <w:end w:w="80" w:type="dxa"/>
+            </w:tcMar>
+            <w:vAlign w:val="center"/>
+          </w:tcPr>
+          <w:p>
+            <w:pPr>
+              <w:spacing w:after="0"/>
+            </w:pPr>
+            <w:r>
+              <w:rPr>
+                <w:rFonts w:ascii="맑은 고딕" w:hAnsi="맑은 고딕" w:eastAsia="맑은 고딕"/>
+                <w:color w:val="18233D"/>
+                <w:sz w:val="16"/>
+              </w:rPr>
+              <w:t>Queue/Timeout과 함께</w:t>
+            </w:r>
+          </w:p>
+        </w:tc>
+      </w:tr>
+    </w:tbl>
+    <w:p>
+      <w:pPr>
+        <w:spacing w:after="20"/>
+      </w:pPr>
+    </w:p>
+    <w:p>
+      <w:bookmarkStart w:id="167" w:name="gwapply"/>
+      <w:pPr>
+        <w:pStyle w:val="Heading1"/>
+        <w:keepNext w:val="1"/>
+        <w:keepLines/>
+      </w:pPr>
+      <w:bookmarkEnd w:id="167"/>
+      <w:r>
+        <w:rPr>
+          <w:rFonts w:ascii="맑은 고딕" w:hAnsi="맑은 고딕" w:eastAsia="맑은 고딕"/>
+          <w:b/>
+          <w:color w:val="4F6EF7"/>
+          <w:sz w:val="38"/>
+        </w:rPr>
+        <w:t>7. 적용·검증·Rollback</w:t>
+      </w:r>
+    </w:p>
+    <w:p>
+      <w:pPr>
+        <w:spacing w:after="120"/>
+        <w:keepNext w:val="1"/>
+        <w:keepLines/>
+      </w:pPr>
+      <w:hyperlink w:anchor="TOC">
+        <w:r>
+          <w:rPr>
+            <w:color w:val="4F6EF7"/>
+            <w:u w:val="single"/>
+          </w:rPr>
+          <w:t>전체 목차로</w:t>
+        </w:r>
+      </w:hyperlink>
+    </w:p>
+    <w:tbl>
+      <w:tblPr>
+        <w:tblW w:type="auto" w:w="0"/>
+        <w:jc w:val="center"/>
+        <w:tblLayout w:type="fixed"/>
+        <w:tblLook w:firstColumn="1" w:firstRow="1" w:lastColumn="0" w:lastRow="0" w:noHBand="0" w:noVBand="1" w:val="04A0"/>
+      </w:tblPr>
+      <w:tblGrid>
+        <w:gridCol w:w="1134"/>
+        <w:gridCol w:w="4536"/>
+        <w:gridCol w:w="3855"/>
+      </w:tblGrid>
+      <w:tr>
+        <w:trPr>
+          <w:tblHeader w:val="true"/>
+          <w:cantSplit/>
+        </w:trPr>
+        <w:tc>
+          <w:tcPr>
+            <w:tcW w:type="dxa" w:w="1134"/>
+            <w:shd w:fill="18233D"/>
+            <w:tcMar>
+              <w:top w:w="70" w:type="dxa"/>
+              <w:start w:w="90" w:type="dxa"/>
+              <w:bottom w:w="70" w:type="dxa"/>
+              <w:end w:w="90" w:type="dxa"/>
+            </w:tcMar>
+            <w:vAlign w:val="center"/>
+          </w:tcPr>
+          <w:p>
+            <w:pPr>
+              <w:jc w:val="center"/>
+            </w:pPr>
+            <w:r>
+              <w:rPr>
+                <w:rFonts w:ascii="맑은 고딕" w:hAnsi="맑은 고딕" w:eastAsia="맑은 고딕"/>
+                <w:b/>
+                <w:color w:val="FFFFFF"/>
+                <w:sz w:val="16"/>
+              </w:rPr>
+              <w:t>순서</w:t>
+            </w:r>
+          </w:p>
+        </w:tc>
+        <w:tc>
+          <w:tcPr>
+            <w:tcW w:type="dxa" w:w="4535"/>
+            <w:shd w:fill="18233D"/>
+            <w:tcMar>
+              <w:top w:w="70" w:type="dxa"/>
+              <w:start w:w="90" w:type="dxa"/>
+              <w:bottom w:w="70" w:type="dxa"/>
+              <w:end w:w="90" w:type="dxa"/>
+            </w:tcMar>
+            <w:vAlign w:val="center"/>
+          </w:tcPr>
+          <w:p>
+            <w:pPr>
+              <w:jc w:val="center"/>
+            </w:pPr>
+            <w:r>
+              <w:rPr>
+                <w:rFonts w:ascii="맑은 고딕" w:hAnsi="맑은 고딕" w:eastAsia="맑은 고딕"/>
+                <w:b/>
+                <w:color w:val="FFFFFF"/>
+                <w:sz w:val="16"/>
+              </w:rPr>
+              <w:t>작업</w:t>
+            </w:r>
+          </w:p>
+        </w:tc>
+        <w:tc>
+          <w:tcPr>
+            <w:tcW w:type="dxa" w:w="3855"/>
+            <w:shd w:fill="18233D"/>
+            <w:tcMar>
+              <w:top w:w="70" w:type="dxa"/>
+              <w:start w:w="90" w:type="dxa"/>
+              <w:bottom w:w="70" w:type="dxa"/>
+              <w:end w:w="90" w:type="dxa"/>
+            </w:tcMar>
+            <w:vAlign w:val="center"/>
+          </w:tcPr>
+          <w:p>
+            <w:pPr>
+              <w:jc w:val="center"/>
+            </w:pPr>
+            <w:r>
+              <w:rPr>
+                <w:rFonts w:ascii="맑은 고딕" w:hAnsi="맑은 고딕" w:eastAsia="맑은 고딕"/>
+                <w:b/>
+                <w:color w:val="FFFFFF"/>
+                <w:sz w:val="16"/>
+              </w:rPr>
+              <w:t>확인</w:t>
+            </w:r>
+          </w:p>
+        </w:tc>
+      </w:tr>
+      <w:tr>
+        <w:trPr>
+          <w:cantSplit/>
+        </w:trPr>
+        <w:tc>
+          <w:tcPr>
+            <w:tcW w:type="dxa" w:w="1134"/>
+            <w:tcMar>
+              <w:top w:w="60" w:type="dxa"/>
+              <w:start w:w="80" w:type="dxa"/>
+              <w:bottom w:w="60" w:type="dxa"/>
+              <w:end w:w="80" w:type="dxa"/>
+            </w:tcMar>
+            <w:vAlign w:val="center"/>
+          </w:tcPr>
+          <w:p>
+            <w:pPr>
+              <w:spacing w:after="0"/>
+            </w:pPr>
+            <w:r>
+              <w:rPr>
+                <w:rFonts w:ascii="맑은 고딕" w:hAnsi="맑은 고딕" w:eastAsia="맑은 고딕"/>
+                <w:color w:val="18233D"/>
+                <w:sz w:val="16"/>
+              </w:rPr>
+              <w:t>1</w:t>
+            </w:r>
+          </w:p>
+        </w:tc>
+        <w:tc>
+          <w:tcPr>
+            <w:tcW w:type="dxa" w:w="4535"/>
+            <w:tcMar>
+              <w:top w:w="60" w:type="dxa"/>
+              <w:start w:w="80" w:type="dxa"/>
+              <w:bottom w:w="60" w:type="dxa"/>
+              <w:end w:w="80" w:type="dxa"/>
+            </w:tcMar>
+            <w:vAlign w:val="center"/>
+          </w:tcPr>
+          <w:p>
+            <w:pPr>
+              <w:spacing w:after="0"/>
+            </w:pPr>
+            <w:r>
+              <w:rPr>
+                <w:rFonts w:ascii="맑은 고딕" w:hAnsi="맑은 고딕" w:eastAsia="맑은 고딕"/>
+                <w:color w:val="18233D"/>
+                <w:sz w:val="16"/>
+              </w:rPr>
+              <w:t>Route/Target 작성</w:t>
+            </w:r>
+          </w:p>
+        </w:tc>
+        <w:tc>
+          <w:tcPr>
+            <w:tcW w:type="dxa" w:w="3855"/>
+            <w:tcMar>
+              <w:top w:w="60" w:type="dxa"/>
+              <w:start w:w="80" w:type="dxa"/>
+              <w:bottom w:w="60" w:type="dxa"/>
+              <w:end w:w="80" w:type="dxa"/>
+            </w:tcMar>
+            <w:vAlign w:val="center"/>
+          </w:tcPr>
+          <w:p>
+            <w:pPr>
+              <w:spacing w:after="0"/>
+            </w:pPr>
+            <w:r>
+              <w:rPr>
+                <w:rFonts w:ascii="맑은 고딕" w:hAnsi="맑은 고딕" w:eastAsia="맑은 고딕"/>
+                <w:color w:val="18233D"/>
+                <w:sz w:val="16"/>
+              </w:rPr>
+              <w:t>Match/Target/Policy</w:t>
+            </w:r>
+          </w:p>
+        </w:tc>
+      </w:tr>
+      <w:tr>
+        <w:trPr>
+          <w:cantSplit/>
+        </w:trPr>
+        <w:tc>
+          <w:tcPr>
+            <w:tcW w:type="dxa" w:w="1134"/>
+            <w:tcMar>
+              <w:top w:w="60" w:type="dxa"/>
+              <w:start w:w="80" w:type="dxa"/>
+              <w:bottom w:w="60" w:type="dxa"/>
+              <w:end w:w="80" w:type="dxa"/>
+            </w:tcMar>
+            <w:vAlign w:val="center"/>
+            <w:shd w:fill="FBFCFE"/>
+          </w:tcPr>
+          <w:p>
+            <w:pPr>
+              <w:spacing w:after="0"/>
+            </w:pPr>
+            <w:r>
+              <w:rPr>
+                <w:rFonts w:ascii="맑은 고딕" w:hAnsi="맑은 고딕" w:eastAsia="맑은 고딕"/>
+                <w:color w:val="18233D"/>
+                <w:sz w:val="16"/>
+              </w:rPr>
+              <w:t>2</w:t>
+            </w:r>
+          </w:p>
+        </w:tc>
+        <w:tc>
+          <w:tcPr>
+            <w:tcW w:type="dxa" w:w="4535"/>
+            <w:tcMar>
+              <w:top w:w="60" w:type="dxa"/>
+              <w:start w:w="80" w:type="dxa"/>
+              <w:bottom w:w="60" w:type="dxa"/>
+              <w:end w:w="80" w:type="dxa"/>
+            </w:tcMar>
+            <w:vAlign w:val="center"/>
+            <w:shd w:fill="FBFCFE"/>
+          </w:tcPr>
+          <w:p>
+            <w:pPr>
+              <w:spacing w:after="0"/>
+            </w:pPr>
+            <w:r>
+              <w:rPr>
+                <w:rFonts w:ascii="맑은 고딕" w:hAnsi="맑은 고딕" w:eastAsia="맑은 고딕"/>
+                <w:color w:val="18233D"/>
+                <w:sz w:val="16"/>
+              </w:rPr>
+              <w:t>Validation/연결시험</w:t>
+            </w:r>
+          </w:p>
+        </w:tc>
+        <w:tc>
+          <w:tcPr>
+            <w:tcW w:type="dxa" w:w="3855"/>
+            <w:tcMar>
+              <w:top w:w="60" w:type="dxa"/>
+              <w:start w:w="80" w:type="dxa"/>
+              <w:bottom w:w="60" w:type="dxa"/>
+              <w:end w:w="80" w:type="dxa"/>
+            </w:tcMar>
+            <w:vAlign w:val="center"/>
+            <w:shd w:fill="FBFCFE"/>
+          </w:tcPr>
+          <w:p>
+            <w:pPr>
+              <w:spacing w:after="0"/>
+            </w:pPr>
+            <w:r>
+              <w:rPr>
+                <w:rFonts w:ascii="맑은 고딕" w:hAnsi="맑은 고딕" w:eastAsia="맑은 고딕"/>
+                <w:color w:val="18233D"/>
+                <w:sz w:val="16"/>
+              </w:rPr>
+              <w:t>Schema/Target Health</w:t>
+            </w:r>
+          </w:p>
+        </w:tc>
+      </w:tr>
+      <w:tr>
+        <w:trPr>
+          <w:cantSplit/>
+        </w:trPr>
+        <w:tc>
+          <w:tcPr>
+            <w:tcW w:type="dxa" w:w="1134"/>
+            <w:tcMar>
+              <w:top w:w="60" w:type="dxa"/>
+              <w:start w:w="80" w:type="dxa"/>
+              <w:bottom w:w="60" w:type="dxa"/>
+              <w:end w:w="80" w:type="dxa"/>
+            </w:tcMar>
+            <w:vAlign w:val="center"/>
+          </w:tcPr>
+          <w:p>
+            <w:pPr>
+              <w:spacing w:after="0"/>
+            </w:pPr>
+            <w:r>
+              <w:rPr>
+                <w:rFonts w:ascii="맑은 고딕" w:hAnsi="맑은 고딕" w:eastAsia="맑은 고딕"/>
+                <w:color w:val="18233D"/>
+                <w:sz w:val="16"/>
+              </w:rPr>
+              <w:t>3</w:t>
+            </w:r>
+          </w:p>
+        </w:tc>
+        <w:tc>
+          <w:tcPr>
+            <w:tcW w:type="dxa" w:w="4535"/>
+            <w:tcMar>
+              <w:top w:w="60" w:type="dxa"/>
+              <w:start w:w="80" w:type="dxa"/>
+              <w:bottom w:w="60" w:type="dxa"/>
+              <w:end w:w="80" w:type="dxa"/>
+            </w:tcMar>
+            <w:vAlign w:val="center"/>
+          </w:tcPr>
+          <w:p>
+            <w:pPr>
+              <w:spacing w:after="0"/>
+            </w:pPr>
+            <w:r>
+              <w:rPr>
+                <w:rFonts w:ascii="맑은 고딕" w:hAnsi="맑은 고딕" w:eastAsia="맑은 고딕"/>
+                <w:color w:val="18233D"/>
+                <w:sz w:val="16"/>
+              </w:rPr>
+              <w:t>승인 필요한 변경 처리</w:t>
+            </w:r>
+          </w:p>
+        </w:tc>
+        <w:tc>
+          <w:tcPr>
+            <w:tcW w:type="dxa" w:w="3855"/>
+            <w:tcMar>
+              <w:top w:w="60" w:type="dxa"/>
+              <w:start w:w="80" w:type="dxa"/>
+              <w:bottom w:w="60" w:type="dxa"/>
+              <w:end w:w="80" w:type="dxa"/>
+            </w:tcMar>
+            <w:vAlign w:val="center"/>
+          </w:tcPr>
+          <w:p>
+            <w:pPr>
+              <w:spacing w:after="0"/>
+            </w:pPr>
+            <w:r>
+              <w:rPr>
+                <w:rFonts w:ascii="맑은 고딕" w:hAnsi="맑은 고딕" w:eastAsia="맑은 고딕"/>
+                <w:color w:val="18233D"/>
+                <w:sz w:val="16"/>
+              </w:rPr>
+              <w:t>권한/사유/Approval</w:t>
+            </w:r>
+          </w:p>
+        </w:tc>
+      </w:tr>
+      <w:tr>
+        <w:trPr>
+          <w:cantSplit/>
+        </w:trPr>
+        <w:tc>
+          <w:tcPr>
+            <w:tcW w:type="dxa" w:w="1134"/>
+            <w:tcMar>
+              <w:top w:w="60" w:type="dxa"/>
+              <w:start w:w="80" w:type="dxa"/>
+              <w:bottom w:w="60" w:type="dxa"/>
+              <w:end w:w="80" w:type="dxa"/>
+            </w:tcMar>
+            <w:vAlign w:val="center"/>
+            <w:shd w:fill="FBFCFE"/>
+          </w:tcPr>
+          <w:p>
+            <w:pPr>
+              <w:spacing w:after="0"/>
+            </w:pPr>
+            <w:r>
+              <w:rPr>
+                <w:rFonts w:ascii="맑은 고딕" w:hAnsi="맑은 고딕" w:eastAsia="맑은 고딕"/>
+                <w:color w:val="18233D"/>
+                <w:sz w:val="16"/>
+              </w:rPr>
+              <w:t>4</w:t>
+            </w:r>
+          </w:p>
+        </w:tc>
+        <w:tc>
+          <w:tcPr>
+            <w:tcW w:type="dxa" w:w="4535"/>
+            <w:tcMar>
+              <w:top w:w="60" w:type="dxa"/>
+              <w:start w:w="80" w:type="dxa"/>
+              <w:bottom w:w="60" w:type="dxa"/>
+              <w:end w:w="80" w:type="dxa"/>
+            </w:tcMar>
+            <w:vAlign w:val="center"/>
+            <w:shd w:fill="FBFCFE"/>
+          </w:tcPr>
+          <w:p>
+            <w:pPr>
+              <w:spacing w:after="0"/>
+            </w:pPr>
+            <w:r>
+              <w:rPr>
+                <w:rFonts w:ascii="맑은 고딕" w:hAnsi="맑은 고딕" w:eastAsia="맑은 고딕"/>
+                <w:color w:val="18233D"/>
+                <w:sz w:val="16"/>
+              </w:rPr>
+              <w:t>적용/게시</w:t>
+            </w:r>
+          </w:p>
+        </w:tc>
+        <w:tc>
+          <w:tcPr>
+            <w:tcW w:type="dxa" w:w="3855"/>
+            <w:tcMar>
+              <w:top w:w="60" w:type="dxa"/>
+              <w:start w:w="80" w:type="dxa"/>
+              <w:bottom w:w="60" w:type="dxa"/>
+              <w:end w:w="80" w:type="dxa"/>
+            </w:tcMar>
+            <w:vAlign w:val="center"/>
+            <w:shd w:fill="FBFCFE"/>
+          </w:tcPr>
+          <w:p>
+            <w:pPr>
+              <w:spacing w:after="0"/>
+            </w:pPr>
+            <w:r>
+              <w:rPr>
+                <w:rFonts w:ascii="맑은 고딕" w:hAnsi="맑은 고딕" w:eastAsia="맑은 고딕"/>
+                <w:color w:val="18233D"/>
+                <w:sz w:val="16"/>
+              </w:rPr>
+              <w:t>Version/적용 상태</w:t>
+            </w:r>
+          </w:p>
+        </w:tc>
+      </w:tr>
+      <w:tr>
+        <w:trPr>
+          <w:cantSplit/>
+        </w:trPr>
+        <w:tc>
+          <w:tcPr>
+            <w:tcW w:type="dxa" w:w="1134"/>
+            <w:tcMar>
+              <w:top w:w="60" w:type="dxa"/>
+              <w:start w:w="80" w:type="dxa"/>
+              <w:bottom w:w="60" w:type="dxa"/>
+              <w:end w:w="80" w:type="dxa"/>
+            </w:tcMar>
+            <w:vAlign w:val="center"/>
+          </w:tcPr>
+          <w:p>
+            <w:pPr>
+              <w:spacing w:after="0"/>
+            </w:pPr>
+            <w:r>
+              <w:rPr>
+                <w:rFonts w:ascii="맑은 고딕" w:hAnsi="맑은 고딕" w:eastAsia="맑은 고딕"/>
+                <w:color w:val="18233D"/>
+                <w:sz w:val="16"/>
+              </w:rPr>
+              <w:t>5</w:t>
+            </w:r>
+          </w:p>
+        </w:tc>
+        <w:tc>
+          <w:tcPr>
+            <w:tcW w:type="dxa" w:w="4535"/>
+            <w:tcMar>
+              <w:top w:w="60" w:type="dxa"/>
+              <w:start w:w="80" w:type="dxa"/>
+              <w:bottom w:w="60" w:type="dxa"/>
+              <w:end w:w="80" w:type="dxa"/>
+            </w:tcMar>
+            <w:vAlign w:val="center"/>
+          </w:tcPr>
+          <w:p>
+            <w:pPr>
+              <w:spacing w:after="0"/>
+            </w:pPr>
+            <w:r>
+              <w:rPr>
+                <w:rFonts w:ascii="맑은 고딕" w:hAnsi="맑은 고딕" w:eastAsia="맑은 고딕"/>
+                <w:color w:val="18233D"/>
+                <w:sz w:val="16"/>
+              </w:rPr>
+              <w:t>실제 요청 Test</w:t>
+            </w:r>
+          </w:p>
+        </w:tc>
+        <w:tc>
+          <w:tcPr>
+            <w:tcW w:type="dxa" w:w="3855"/>
+            <w:tcMar>
+              <w:top w:w="60" w:type="dxa"/>
+              <w:start w:w="80" w:type="dxa"/>
+              <w:bottom w:w="60" w:type="dxa"/>
+              <w:end w:w="80" w:type="dxa"/>
+            </w:tcMar>
+            <w:vAlign w:val="center"/>
+          </w:tcPr>
+          <w:p>
+            <w:pPr>
+              <w:spacing w:after="0"/>
+            </w:pPr>
+            <w:r>
+              <w:rPr>
+                <w:rFonts w:ascii="맑은 고딕" w:hAnsi="맑은 고딕" w:eastAsia="맑은 고딕"/>
+                <w:color w:val="18233D"/>
+                <w:sz w:val="16"/>
+              </w:rPr>
+              <w:t>2xx/4xx/5xx/Trace</w:t>
+            </w:r>
+          </w:p>
+        </w:tc>
+      </w:tr>
+      <w:tr>
+        <w:trPr>
+          <w:cantSplit/>
+        </w:trPr>
+        <w:tc>
+          <w:tcPr>
+            <w:tcW w:type="dxa" w:w="1134"/>
+            <w:tcMar>
+              <w:top w:w="60" w:type="dxa"/>
+              <w:start w:w="80" w:type="dxa"/>
+              <w:bottom w:w="60" w:type="dxa"/>
+              <w:end w:w="80" w:type="dxa"/>
+            </w:tcMar>
+            <w:vAlign w:val="center"/>
+            <w:shd w:fill="FBFCFE"/>
+          </w:tcPr>
+          <w:p>
+            <w:pPr>
+              <w:spacing w:after="0"/>
+            </w:pPr>
+            <w:r>
+              <w:rPr>
+                <w:rFonts w:ascii="맑은 고딕" w:hAnsi="맑은 고딕" w:eastAsia="맑은 고딕"/>
+                <w:color w:val="18233D"/>
+                <w:sz w:val="16"/>
+              </w:rPr>
+              <w:t>6</w:t>
+            </w:r>
+          </w:p>
+        </w:tc>
+        <w:tc>
+          <w:tcPr>
+            <w:tcW w:type="dxa" w:w="4535"/>
+            <w:tcMar>
+              <w:top w:w="60" w:type="dxa"/>
+              <w:start w:w="80" w:type="dxa"/>
+              <w:bottom w:w="60" w:type="dxa"/>
+              <w:end w:w="80" w:type="dxa"/>
+            </w:tcMar>
+            <w:vAlign w:val="center"/>
+            <w:shd w:fill="FBFCFE"/>
+          </w:tcPr>
+          <w:p>
+            <w:pPr>
+              <w:spacing w:after="0"/>
+            </w:pPr>
+            <w:r>
+              <w:rPr>
+                <w:rFonts w:ascii="맑은 고딕" w:hAnsi="맑은 고딕" w:eastAsia="맑은 고딕"/>
+                <w:color w:val="18233D"/>
+                <w:sz w:val="16"/>
+              </w:rPr>
+              <w:t>이상 시 Rollback</w:t>
+            </w:r>
+          </w:p>
+        </w:tc>
+        <w:tc>
+          <w:tcPr>
+            <w:tcW w:type="dxa" w:w="3855"/>
+            <w:tcMar>
+              <w:top w:w="60" w:type="dxa"/>
+              <w:start w:w="80" w:type="dxa"/>
+              <w:bottom w:w="60" w:type="dxa"/>
+              <w:end w:w="80" w:type="dxa"/>
+            </w:tcMar>
+            <w:vAlign w:val="center"/>
+            <w:shd w:fill="FBFCFE"/>
+          </w:tcPr>
+          <w:p>
+            <w:pPr>
+              <w:spacing w:after="0"/>
+            </w:pPr>
+            <w:r>
+              <w:rPr>
+                <w:rFonts w:ascii="맑은 고딕" w:hAnsi="맑은 고딕" w:eastAsia="맑은 고딕"/>
+                <w:color w:val="18233D"/>
+                <w:sz w:val="16"/>
+              </w:rPr>
+              <w:t>이전 Version/Target</w:t>
+            </w:r>
+          </w:p>
+        </w:tc>
+      </w:tr>
+    </w:tbl>
+    <w:p>
+      <w:pPr>
+        <w:spacing w:after="20"/>
+      </w:pPr>
+    </w:p>
+    <w:p>
+      <w:bookmarkStart w:id="168" w:name="gwerr"/>
+      <w:pPr>
+        <w:pStyle w:val="Heading1"/>
+        <w:keepNext w:val="1"/>
+        <w:keepLines/>
+      </w:pPr>
+      <w:bookmarkEnd w:id="168"/>
+      <w:r>
+        <w:rPr>
+          <w:rFonts w:ascii="맑은 고딕" w:hAnsi="맑은 고딕" w:eastAsia="맑은 고딕"/>
+          <w:b/>
+          <w:color w:val="4F6EF7"/>
+          <w:sz w:val="38"/>
+        </w:rPr>
+        <w:t>8. 오류별 확인</w:t>
+      </w:r>
+    </w:p>
+    <w:p>
+      <w:pPr>
+        <w:spacing w:after="120"/>
+        <w:keepNext w:val="1"/>
+        <w:keepLines/>
+      </w:pPr>
+      <w:hyperlink w:anchor="TOC">
+        <w:r>
+          <w:rPr>
+            <w:color w:val="4F6EF7"/>
+            <w:u w:val="single"/>
+          </w:rPr>
+          <w:t>전체 목차로</w:t>
+        </w:r>
+      </w:hyperlink>
+    </w:p>
+    <w:tbl>
+      <w:tblPr>
+        <w:tblW w:type="auto" w:w="0"/>
+        <w:jc w:val="center"/>
+        <w:tblLayout w:type="fixed"/>
+        <w:tblLook w:firstColumn="1" w:firstRow="1" w:lastColumn="0" w:lastRow="0" w:noHBand="0" w:noVBand="1" w:val="04A0"/>
+      </w:tblPr>
+      <w:tblGrid>
+        <w:gridCol w:w="1701"/>
+        <w:gridCol w:w="3458"/>
+        <w:gridCol w:w="4309"/>
+      </w:tblGrid>
+      <w:tr>
+        <w:trPr>
+          <w:tblHeader w:val="true"/>
+          <w:cantSplit/>
+        </w:trPr>
+        <w:tc>
+          <w:tcPr>
+            <w:tcW w:type="dxa" w:w="1701"/>
+            <w:shd w:fill="18233D"/>
+            <w:tcMar>
+              <w:top w:w="70" w:type="dxa"/>
+              <w:start w:w="90" w:type="dxa"/>
+              <w:bottom w:w="70" w:type="dxa"/>
+              <w:end w:w="90" w:type="dxa"/>
+            </w:tcMar>
+            <w:vAlign w:val="center"/>
+          </w:tcPr>
+          <w:p>
+            <w:pPr>
+              <w:jc w:val="center"/>
+            </w:pPr>
+            <w:r>
+              <w:rPr>
+                <w:rFonts w:ascii="맑은 고딕" w:hAnsi="맑은 고딕" w:eastAsia="맑은 고딕"/>
+                <w:b/>
+                <w:color w:val="FFFFFF"/>
+                <w:sz w:val="16"/>
+              </w:rPr>
+              <w:t>증상</w:t>
+            </w:r>
+          </w:p>
+        </w:tc>
+        <w:tc>
+          <w:tcPr>
+            <w:tcW w:type="dxa" w:w="3458"/>
+            <w:shd w:fill="18233D"/>
+            <w:tcMar>
+              <w:top w:w="70" w:type="dxa"/>
+              <w:start w:w="90" w:type="dxa"/>
+              <w:bottom w:w="70" w:type="dxa"/>
+              <w:end w:w="90" w:type="dxa"/>
+            </w:tcMar>
+            <w:vAlign w:val="center"/>
+          </w:tcPr>
+          <w:p>
+            <w:pPr>
+              <w:jc w:val="center"/>
+            </w:pPr>
+            <w:r>
+              <w:rPr>
+                <w:rFonts w:ascii="맑은 고딕" w:hAnsi="맑은 고딕" w:eastAsia="맑은 고딕"/>
+                <w:b/>
+                <w:color w:val="FFFFFF"/>
+                <w:sz w:val="16"/>
+              </w:rPr>
+              <w:t>먼저 확인</w:t>
+            </w:r>
+          </w:p>
+        </w:tc>
+        <w:tc>
+          <w:tcPr>
+            <w:tcW w:type="dxa" w:w="4309"/>
+            <w:shd w:fill="18233D"/>
+            <w:tcMar>
+              <w:top w:w="70" w:type="dxa"/>
+              <w:start w:w="90" w:type="dxa"/>
+              <w:bottom w:w="70" w:type="dxa"/>
+              <w:end w:w="90" w:type="dxa"/>
+            </w:tcMar>
+            <w:vAlign w:val="center"/>
+          </w:tcPr>
+          <w:p>
+            <w:pPr>
+              <w:jc w:val="center"/>
+            </w:pPr>
+            <w:r>
+              <w:rPr>
+                <w:rFonts w:ascii="맑은 고딕" w:hAnsi="맑은 고딕" w:eastAsia="맑은 고딕"/>
+                <w:b/>
+                <w:color w:val="FFFFFF"/>
+                <w:sz w:val="16"/>
+              </w:rPr>
+              <w:t>주요 원인</w:t>
+            </w:r>
+          </w:p>
+        </w:tc>
+      </w:tr>
+      <w:tr>
+        <w:trPr>
+          <w:cantSplit/>
+        </w:trPr>
+        <w:tc>
+          <w:tcPr>
+            <w:tcW w:type="dxa" w:w="1701"/>
+            <w:tcMar>
+              <w:top w:w="60" w:type="dxa"/>
+              <w:start w:w="80" w:type="dxa"/>
+              <w:bottom w:w="60" w:type="dxa"/>
+              <w:end w:w="80" w:type="dxa"/>
+            </w:tcMar>
+            <w:vAlign w:val="center"/>
+          </w:tcPr>
+          <w:p>
+            <w:pPr>
+              <w:spacing w:after="0"/>
+            </w:pPr>
+            <w:r>
+              <w:rPr>
+                <w:rFonts w:ascii="맑은 고딕" w:hAnsi="맑은 고딕" w:eastAsia="맑은 고딕"/>
+                <w:color w:val="18233D"/>
+                <w:sz w:val="16"/>
+              </w:rPr>
+              <w:t>401</w:t>
+            </w:r>
+          </w:p>
+        </w:tc>
+        <w:tc>
+          <w:tcPr>
+            <w:tcW w:type="dxa" w:w="3458"/>
+            <w:tcMar>
+              <w:top w:w="60" w:type="dxa"/>
+              <w:start w:w="80" w:type="dxa"/>
+              <w:bottom w:w="60" w:type="dxa"/>
+              <w:end w:w="80" w:type="dxa"/>
+            </w:tcMar>
+            <w:vAlign w:val="center"/>
+          </w:tcPr>
+          <w:p>
+            <w:pPr>
+              <w:spacing w:after="0"/>
+            </w:pPr>
+            <w:r>
+              <w:rPr>
+                <w:rFonts w:ascii="맑은 고딕" w:hAnsi="맑은 고딕" w:eastAsia="맑은 고딕"/>
+                <w:color w:val="18233D"/>
+                <w:sz w:val="16"/>
+              </w:rPr>
+              <w:t>인증/Token/Header</w:t>
+            </w:r>
+          </w:p>
+        </w:tc>
+        <w:tc>
+          <w:tcPr>
+            <w:tcW w:type="dxa" w:w="4309"/>
+            <w:tcMar>
+              <w:top w:w="60" w:type="dxa"/>
+              <w:start w:w="80" w:type="dxa"/>
+              <w:bottom w:w="60" w:type="dxa"/>
+              <w:end w:w="80" w:type="dxa"/>
+            </w:tcMar>
+            <w:vAlign w:val="center"/>
+          </w:tcPr>
+          <w:p>
+            <w:pPr>
+              <w:spacing w:after="0"/>
+            </w:pPr>
+            <w:r>
+              <w:rPr>
+                <w:rFonts w:ascii="맑은 고딕" w:hAnsi="맑은 고딕" w:eastAsia="맑은 고딕"/>
+                <w:color w:val="18233D"/>
+                <w:sz w:val="16"/>
+              </w:rPr>
+              <w:t>인증 누락/만료</w:t>
+            </w:r>
+          </w:p>
+        </w:tc>
+      </w:tr>
+      <w:tr>
+        <w:trPr>
+          <w:cantSplit/>
+        </w:trPr>
+        <w:tc>
+          <w:tcPr>
+            <w:tcW w:type="dxa" w:w="1701"/>
+            <w:tcMar>
+              <w:top w:w="60" w:type="dxa"/>
+              <w:start w:w="80" w:type="dxa"/>
+              <w:bottom w:w="60" w:type="dxa"/>
+              <w:end w:w="80" w:type="dxa"/>
+            </w:tcMar>
+            <w:vAlign w:val="center"/>
+            <w:shd w:fill="FBFCFE"/>
+          </w:tcPr>
+          <w:p>
+            <w:pPr>
+              <w:spacing w:after="0"/>
+            </w:pPr>
+            <w:r>
+              <w:rPr>
+                <w:rFonts w:ascii="맑은 고딕" w:hAnsi="맑은 고딕" w:eastAsia="맑은 고딕"/>
+                <w:color w:val="18233D"/>
+                <w:sz w:val="16"/>
+              </w:rPr>
+              <w:t>403</w:t>
+            </w:r>
+          </w:p>
+        </w:tc>
+        <w:tc>
+          <w:tcPr>
+            <w:tcW w:type="dxa" w:w="3458"/>
+            <w:tcMar>
+              <w:top w:w="60" w:type="dxa"/>
+              <w:start w:w="80" w:type="dxa"/>
+              <w:bottom w:w="60" w:type="dxa"/>
+              <w:end w:w="80" w:type="dxa"/>
+            </w:tcMar>
+            <w:vAlign w:val="center"/>
+            <w:shd w:fill="FBFCFE"/>
+          </w:tcPr>
+          <w:p>
+            <w:pPr>
+              <w:spacing w:after="0"/>
+            </w:pPr>
+            <w:r>
+              <w:rPr>
+                <w:rFonts w:ascii="맑은 고딕" w:hAnsi="맑은 고딕" w:eastAsia="맑은 고딕"/>
+                <w:color w:val="18233D"/>
+                <w:sz w:val="16"/>
+              </w:rPr>
+              <w:t>Permission/Route Policy</w:t>
+            </w:r>
+          </w:p>
+        </w:tc>
+        <w:tc>
+          <w:tcPr>
+            <w:tcW w:type="dxa" w:w="4309"/>
+            <w:tcMar>
+              <w:top w:w="60" w:type="dxa"/>
+              <w:start w:w="80" w:type="dxa"/>
+              <w:bottom w:w="60" w:type="dxa"/>
+              <w:end w:w="80" w:type="dxa"/>
+            </w:tcMar>
+            <w:vAlign w:val="center"/>
+            <w:shd w:fill="FBFCFE"/>
+          </w:tcPr>
+          <w:p>
+            <w:pPr>
+              <w:spacing w:after="0"/>
+            </w:pPr>
+            <w:r>
+              <w:rPr>
+                <w:rFonts w:ascii="맑은 고딕" w:hAnsi="맑은 고딕" w:eastAsia="맑은 고딕"/>
+                <w:color w:val="18233D"/>
+                <w:sz w:val="16"/>
+              </w:rPr>
+              <w:t>권한 부족</w:t>
+            </w:r>
+          </w:p>
+        </w:tc>
+      </w:tr>
+      <w:tr>
+        <w:trPr>
+          <w:cantSplit/>
+        </w:trPr>
+        <w:tc>
+          <w:tcPr>
+            <w:tcW w:type="dxa" w:w="1701"/>
+            <w:tcMar>
+              <w:top w:w="60" w:type="dxa"/>
+              <w:start w:w="80" w:type="dxa"/>
+              <w:bottom w:w="60" w:type="dxa"/>
+              <w:end w:w="80" w:type="dxa"/>
+            </w:tcMar>
+            <w:vAlign w:val="center"/>
+          </w:tcPr>
+          <w:p>
+            <w:pPr>
+              <w:spacing w:after="0"/>
+            </w:pPr>
+            <w:r>
+              <w:rPr>
+                <w:rFonts w:ascii="맑은 고딕" w:hAnsi="맑은 고딕" w:eastAsia="맑은 고딕"/>
+                <w:color w:val="18233D"/>
+                <w:sz w:val="16"/>
+              </w:rPr>
+              <w:t>404</w:t>
+            </w:r>
+          </w:p>
+        </w:tc>
+        <w:tc>
+          <w:tcPr>
+            <w:tcW w:type="dxa" w:w="3458"/>
+            <w:tcMar>
+              <w:top w:w="60" w:type="dxa"/>
+              <w:start w:w="80" w:type="dxa"/>
+              <w:bottom w:w="60" w:type="dxa"/>
+              <w:end w:w="80" w:type="dxa"/>
+            </w:tcMar>
+            <w:vAlign w:val="center"/>
+          </w:tcPr>
+          <w:p>
+            <w:pPr>
+              <w:spacing w:after="0"/>
+            </w:pPr>
+            <w:r>
+              <w:rPr>
+                <w:rFonts w:ascii="맑은 고딕" w:hAnsi="맑은 고딕" w:eastAsia="맑은 고딕"/>
+                <w:color w:val="18233D"/>
+                <w:sz w:val="16"/>
+              </w:rPr>
+              <w:t>Route Match/Rewrite</w:t>
+            </w:r>
+          </w:p>
+        </w:tc>
+        <w:tc>
+          <w:tcPr>
+            <w:tcW w:type="dxa" w:w="4309"/>
+            <w:tcMar>
+              <w:top w:w="60" w:type="dxa"/>
+              <w:start w:w="80" w:type="dxa"/>
+              <w:bottom w:w="60" w:type="dxa"/>
+              <w:end w:w="80" w:type="dxa"/>
+            </w:tcMar>
+            <w:vAlign w:val="center"/>
+          </w:tcPr>
+          <w:p>
+            <w:pPr>
+              <w:spacing w:after="0"/>
+            </w:pPr>
+            <w:r>
+              <w:rPr>
+                <w:rFonts w:ascii="맑은 고딕" w:hAnsi="맑은 고딕" w:eastAsia="맑은 고딕"/>
+                <w:color w:val="18233D"/>
+                <w:sz w:val="16"/>
+              </w:rPr>
+              <w:t>Path/Method 불일치</w:t>
+            </w:r>
+          </w:p>
+        </w:tc>
+      </w:tr>
+      <w:tr>
+        <w:trPr>
+          <w:cantSplit/>
+        </w:trPr>
+        <w:tc>
+          <w:tcPr>
+            <w:tcW w:type="dxa" w:w="1701"/>
+            <w:tcMar>
+              <w:top w:w="60" w:type="dxa"/>
+              <w:start w:w="80" w:type="dxa"/>
+              <w:bottom w:w="60" w:type="dxa"/>
+              <w:end w:w="80" w:type="dxa"/>
+            </w:tcMar>
+            <w:vAlign w:val="center"/>
+            <w:shd w:fill="FBFCFE"/>
+          </w:tcPr>
+          <w:p>
+            <w:pPr>
+              <w:spacing w:after="0"/>
+            </w:pPr>
+            <w:r>
+              <w:rPr>
+                <w:rFonts w:ascii="맑은 고딕" w:hAnsi="맑은 고딕" w:eastAsia="맑은 고딕"/>
+                <w:color w:val="18233D"/>
+                <w:sz w:val="16"/>
+              </w:rPr>
+              <w:t>409</w:t>
+            </w:r>
+          </w:p>
+        </w:tc>
+        <w:tc>
+          <w:tcPr>
+            <w:tcW w:type="dxa" w:w="3458"/>
+            <w:tcMar>
+              <w:top w:w="60" w:type="dxa"/>
+              <w:start w:w="80" w:type="dxa"/>
+              <w:bottom w:w="60" w:type="dxa"/>
+              <w:end w:w="80" w:type="dxa"/>
+            </w:tcMar>
+            <w:vAlign w:val="center"/>
+            <w:shd w:fill="FBFCFE"/>
+          </w:tcPr>
+          <w:p>
+            <w:pPr>
+              <w:spacing w:after="0"/>
+            </w:pPr>
+            <w:r>
+              <w:rPr>
+                <w:rFonts w:ascii="맑은 고딕" w:hAnsi="맑은 고딕" w:eastAsia="맑은 고딕"/>
+                <w:color w:val="18233D"/>
+                <w:sz w:val="16"/>
+              </w:rPr>
+              <w:t>Version/동시 변경</w:t>
+            </w:r>
+          </w:p>
+        </w:tc>
+        <w:tc>
+          <w:tcPr>
+            <w:tcW w:type="dxa" w:w="4309"/>
+            <w:tcMar>
+              <w:top w:w="60" w:type="dxa"/>
+              <w:start w:w="80" w:type="dxa"/>
+              <w:bottom w:w="60" w:type="dxa"/>
+              <w:end w:w="80" w:type="dxa"/>
+            </w:tcMar>
+            <w:vAlign w:val="center"/>
+            <w:shd w:fill="FBFCFE"/>
+          </w:tcPr>
+          <w:p>
+            <w:pPr>
+              <w:spacing w:after="0"/>
+            </w:pPr>
+            <w:r>
+              <w:rPr>
+                <w:rFonts w:ascii="맑은 고딕" w:hAnsi="맑은 고딕" w:eastAsia="맑은 고딕"/>
+                <w:color w:val="18233D"/>
+                <w:sz w:val="16"/>
+              </w:rPr>
+              <w:t>Optimistic conflict</w:t>
+            </w:r>
+          </w:p>
+        </w:tc>
+      </w:tr>
+      <w:tr>
+        <w:trPr>
+          <w:cantSplit/>
+        </w:trPr>
+        <w:tc>
+          <w:tcPr>
+            <w:tcW w:type="dxa" w:w="1701"/>
+            <w:tcMar>
+              <w:top w:w="60" w:type="dxa"/>
+              <w:start w:w="80" w:type="dxa"/>
+              <w:bottom w:w="60" w:type="dxa"/>
+              <w:end w:w="80" w:type="dxa"/>
+            </w:tcMar>
+            <w:vAlign w:val="center"/>
+          </w:tcPr>
+          <w:p>
+            <w:pPr>
+              <w:spacing w:after="0"/>
+            </w:pPr>
+            <w:r>
+              <w:rPr>
+                <w:rFonts w:ascii="맑은 고딕" w:hAnsi="맑은 고딕" w:eastAsia="맑은 고딕"/>
+                <w:color w:val="18233D"/>
+                <w:sz w:val="16"/>
+              </w:rPr>
+              <w:t>429</w:t>
+            </w:r>
+          </w:p>
+        </w:tc>
+        <w:tc>
+          <w:tcPr>
+            <w:tcW w:type="dxa" w:w="3458"/>
+            <w:tcMar>
+              <w:top w:w="60" w:type="dxa"/>
+              <w:start w:w="80" w:type="dxa"/>
+              <w:bottom w:w="60" w:type="dxa"/>
+              <w:end w:w="80" w:type="dxa"/>
+            </w:tcMar>
+            <w:vAlign w:val="center"/>
+          </w:tcPr>
+          <w:p>
+            <w:pPr>
+              <w:spacing w:after="0"/>
+            </w:pPr>
+            <w:r>
+              <w:rPr>
+                <w:rFonts w:ascii="맑은 고딕" w:hAnsi="맑은 고딕" w:eastAsia="맑은 고딕"/>
+                <w:color w:val="18233D"/>
+                <w:sz w:val="16"/>
+              </w:rPr>
+              <w:t>Rate/Concurrency</w:t>
+            </w:r>
+          </w:p>
+        </w:tc>
+        <w:tc>
+          <w:tcPr>
+            <w:tcW w:type="dxa" w:w="4309"/>
+            <w:tcMar>
+              <w:top w:w="60" w:type="dxa"/>
+              <w:start w:w="80" w:type="dxa"/>
+              <w:bottom w:w="60" w:type="dxa"/>
+              <w:end w:w="80" w:type="dxa"/>
+            </w:tcMar>
+            <w:vAlign w:val="center"/>
+          </w:tcPr>
+          <w:p>
+            <w:pPr>
+              <w:spacing w:after="0"/>
+            </w:pPr>
+            <w:r>
+              <w:rPr>
+                <w:rFonts w:ascii="맑은 고딕" w:hAnsi="맑은 고딕" w:eastAsia="맑은 고딕"/>
+                <w:color w:val="18233D"/>
+                <w:sz w:val="16"/>
+              </w:rPr>
+              <w:t>정책 상한</w:t>
+            </w:r>
+          </w:p>
+        </w:tc>
+      </w:tr>
+      <w:tr>
+        <w:trPr>
+          <w:cantSplit/>
+        </w:trPr>
+        <w:tc>
+          <w:tcPr>
+            <w:tcW w:type="dxa" w:w="1701"/>
+            <w:tcMar>
+              <w:top w:w="60" w:type="dxa"/>
+              <w:start w:w="80" w:type="dxa"/>
+              <w:bottom w:w="60" w:type="dxa"/>
+              <w:end w:w="80" w:type="dxa"/>
+            </w:tcMar>
+            <w:vAlign w:val="center"/>
+            <w:shd w:fill="FBFCFE"/>
+          </w:tcPr>
+          <w:p>
+            <w:pPr>
+              <w:spacing w:after="0"/>
+            </w:pPr>
+            <w:r>
+              <w:rPr>
+                <w:rFonts w:ascii="맑은 고딕" w:hAnsi="맑은 고딕" w:eastAsia="맑은 고딕"/>
+                <w:color w:val="18233D"/>
+                <w:sz w:val="16"/>
+              </w:rPr>
+              <w:t>502/503</w:t>
+            </w:r>
+          </w:p>
+        </w:tc>
+        <w:tc>
+          <w:tcPr>
+            <w:tcW w:type="dxa" w:w="3458"/>
+            <w:tcMar>
+              <w:top w:w="60" w:type="dxa"/>
+              <w:start w:w="80" w:type="dxa"/>
+              <w:bottom w:w="60" w:type="dxa"/>
+              <w:end w:w="80" w:type="dxa"/>
+            </w:tcMar>
+            <w:vAlign w:val="center"/>
+            <w:shd w:fill="FBFCFE"/>
+          </w:tcPr>
+          <w:p>
+            <w:pPr>
+              <w:spacing w:after="0"/>
+            </w:pPr>
+            <w:r>
+              <w:rPr>
+                <w:rFonts w:ascii="맑은 고딕" w:hAnsi="맑은 고딕" w:eastAsia="맑은 고딕"/>
+                <w:color w:val="18233D"/>
+                <w:sz w:val="16"/>
+              </w:rPr>
+              <w:t>Target/Health</w:t>
+            </w:r>
+          </w:p>
+        </w:tc>
+        <w:tc>
+          <w:tcPr>
+            <w:tcW w:type="dxa" w:w="4309"/>
+            <w:tcMar>
+              <w:top w:w="60" w:type="dxa"/>
+              <w:start w:w="80" w:type="dxa"/>
+              <w:bottom w:w="60" w:type="dxa"/>
+              <w:end w:w="80" w:type="dxa"/>
+            </w:tcMar>
+            <w:vAlign w:val="center"/>
+            <w:shd w:fill="FBFCFE"/>
+          </w:tcPr>
+          <w:p>
+            <w:pPr>
+              <w:spacing w:after="0"/>
+            </w:pPr>
+            <w:r>
+              <w:rPr>
+                <w:rFonts w:ascii="맑은 고딕" w:hAnsi="맑은 고딕" w:eastAsia="맑은 고딕"/>
+                <w:color w:val="18233D"/>
+                <w:sz w:val="16"/>
+              </w:rPr>
+              <w:t>Backend Down/연결 실패</w:t>
+            </w:r>
+          </w:p>
+        </w:tc>
+      </w:tr>
+      <w:tr>
+        <w:trPr>
+          <w:cantSplit/>
+        </w:trPr>
+        <w:tc>
+          <w:tcPr>
+            <w:tcW w:type="dxa" w:w="1701"/>
+            <w:tcMar>
+              <w:top w:w="60" w:type="dxa"/>
+              <w:start w:w="80" w:type="dxa"/>
+              <w:bottom w:w="60" w:type="dxa"/>
+              <w:end w:w="80" w:type="dxa"/>
+            </w:tcMar>
+            <w:vAlign w:val="center"/>
+          </w:tcPr>
+          <w:p>
+            <w:pPr>
+              <w:spacing w:after="0"/>
+            </w:pPr>
+            <w:r>
+              <w:rPr>
+                <w:rFonts w:ascii="맑은 고딕" w:hAnsi="맑은 고딕" w:eastAsia="맑은 고딕"/>
+                <w:color w:val="18233D"/>
+                <w:sz w:val="16"/>
+              </w:rPr>
+              <w:t>Timeout</w:t>
+            </w:r>
+          </w:p>
+        </w:tc>
+        <w:tc>
+          <w:tcPr>
+            <w:tcW w:type="dxa" w:w="3458"/>
+            <w:tcMar>
+              <w:top w:w="60" w:type="dxa"/>
+              <w:start w:w="80" w:type="dxa"/>
+              <w:bottom w:w="60" w:type="dxa"/>
+              <w:end w:w="80" w:type="dxa"/>
+            </w:tcMar>
+            <w:vAlign w:val="center"/>
+          </w:tcPr>
+          <w:p>
+            <w:pPr>
+              <w:spacing w:after="0"/>
+            </w:pPr>
+            <w:r>
+              <w:rPr>
+                <w:rFonts w:ascii="맑은 고딕" w:hAnsi="맑은 고딕" w:eastAsia="맑은 고딕"/>
+                <w:color w:val="18233D"/>
+                <w:sz w:val="16"/>
+              </w:rPr>
+              <w:t>Gateway/Backend/외부</w:t>
+            </w:r>
+          </w:p>
+        </w:tc>
+        <w:tc>
+          <w:tcPr>
+            <w:tcW w:type="dxa" w:w="4309"/>
+            <w:tcMar>
+              <w:top w:w="60" w:type="dxa"/>
+              <w:start w:w="80" w:type="dxa"/>
+              <w:bottom w:w="60" w:type="dxa"/>
+              <w:end w:w="80" w:type="dxa"/>
+            </w:tcMar>
+            <w:vAlign w:val="center"/>
+          </w:tcPr>
+          <w:p>
+            <w:pPr>
+              <w:spacing w:after="0"/>
+            </w:pPr>
+            <w:r>
+              <w:rPr>
+                <w:rFonts w:ascii="맑은 고딕" w:hAnsi="맑은 고딕" w:eastAsia="맑은 고딕"/>
+                <w:color w:val="18233D"/>
+                <w:sz w:val="16"/>
+              </w:rPr>
+              <w:t>어느 계층 Timeout인지</w:t>
+            </w:r>
+          </w:p>
+        </w:tc>
+      </w:tr>
+    </w:tbl>
+    <w:p>
+      <w:pPr>
+        <w:spacing w:after="20"/>
+      </w:pPr>
+    </w:p>
+    <w:p>
+      <w:r>
+        <w:br w:type="page"/>
+      </w:r>
+    </w:p>
+    <w:p>
+      <w:bookmarkStart w:id="169" w:name="gwref"/>
+      <w:pPr>
+        <w:pStyle w:val="Heading1"/>
+        <w:keepNext w:val="1"/>
+        <w:keepLines/>
+      </w:pPr>
+      <w:bookmarkEnd w:id="169"/>
+      <w:r>
+        <w:rPr>
+          <w:rFonts w:ascii="맑은 고딕" w:hAnsi="맑은 고딕" w:eastAsia="맑은 고딕"/>
+          <w:b/>
+          <w:color w:val="4F6EF7"/>
+          <w:sz w:val="38"/>
+        </w:rPr>
+        <w:t>9. ADM·Reference</w:t>
+      </w:r>
+    </w:p>
+    <w:p>
+      <w:pPr>
+        <w:spacing w:after="120"/>
+        <w:keepNext w:val="1"/>
+        <w:keepLines/>
+      </w:pPr>
+      <w:hyperlink w:anchor="TOC">
+        <w:r>
+          <w:rPr>
+            <w:color w:val="4F6EF7"/>
+            <w:u w:val="single"/>
+          </w:rPr>
+          <w:t>전체 목차로</w:t>
+        </w:r>
+      </w:hyperlink>
+    </w:p>
+    <w:tbl>
+      <w:tblPr>
+        <w:tblW w:type="auto" w:w="0"/>
+        <w:jc w:val="center"/>
+        <w:tblLayout w:type="fixed"/>
+        <w:tblLook w:firstColumn="1" w:firstRow="1" w:lastColumn="0" w:lastRow="0" w:noHBand="0" w:noVBand="1" w:val="04A0"/>
+      </w:tblPr>
+      <w:tblGrid>
+        <w:gridCol w:w="10092"/>
+      </w:tblGrid>
+      <w:tr>
+        <w:trPr>
+          <w:cantSplit/>
+          <w:tblHeader/>
+        </w:trPr>
+        <w:tc>
+          <w:tcPr>
+            <w:tcW w:type="dxa" w:w="9865"/>
+            <w:shd w:fill="F7F9FD"/>
+            <w:tcMar>
+              <w:top w:w="90" w:type="dxa"/>
+              <w:start w:w="120" w:type="dxa"/>
+              <w:bottom w:w="90" w:type="dxa"/>
+              <w:end w:w="120" w:type="dxa"/>
             </w:tcMar>
           </w:tcPr>
           <w:p>
             <w:r>
               <w:rPr>
-                <w:rFonts w:ascii="Noto Sans CJK KR" w:hAnsi="Noto Sans CJK KR"/>
+                <w:rFonts w:ascii="맑은 고딕" w:hAnsi="맑은 고딕" w:eastAsia="맑은 고딕"/>
                 <w:b/>
-                <w:color w:val="2F6DF6"/>
+                <w:color w:val="4F6EF7"/>
+                <w:sz w:val="18"/>
               </w:rPr>
-              <w:t xml:space="preserve">개발/운영 경계  </w:t>
+              <w:t xml:space="preserve">내부 Domain 호출  </w:t>
             </w:r>
             <w:r>
               <w:rPr>
-                <w:rFonts w:ascii="Noto Sans CJK KR" w:hAnsi="Noto Sans CJK KR"/>
-                <w:color w:val="17233A"/>
+                <w:rFonts w:ascii="맑은 고딕" w:hAnsi="맑은 고딕" w:eastAsia="맑은 고딕"/>
+                <w:color w:val="18233D"/>
+                <w:sz w:val="18"/>
               </w:rPr>
-              <w:t>Route와 Policy를 “어떻게 정의하는가”와 실제 적용·장애 확인을 한 문서에서 연결하되, Public API/Config의 정확한 필드는 07 Specification을 참조합니다.</w:t>
+              <w:t>Gateway는 외부 진입 선택 기능입니다. Domain A → Domain B의 업무 호출은 Generated Typed Client를 사용하며 Gateway를 필수 경유하지 않습니다.</w:t>
             </w:r>
           </w:p>
         </w:tc>
-        <w:trPr>
-          <w:tblHeader/>
-        </w:trPr>
       </w:tr>
     </w:tbl>
-    <w:p/>
+    <w:p>
+      <w:pPr>
+        <w:spacing w:after="20"/>
+      </w:pPr>
+    </w:p>
+    <w:tbl>
+      <w:tblPr>
+        <w:tblW w:type="auto" w:w="0"/>
+        <w:jc w:val="center"/>
+        <w:tblLayout w:type="fixed"/>
+        <w:tblLook w:firstColumn="1" w:firstRow="1" w:lastColumn="0" w:lastRow="0" w:noHBand="0" w:noVBand="1" w:val="04A0"/>
+      </w:tblPr>
+      <w:tblGrid>
+        <w:gridCol w:w="2268"/>
+        <w:gridCol w:w="3515"/>
+        <w:gridCol w:w="4025"/>
+      </w:tblGrid>
+      <w:tr>
+        <w:trPr>
+          <w:tblHeader w:val="true"/>
+          <w:cantSplit/>
+        </w:trPr>
+        <w:tc>
+          <w:tcPr>
+            <w:tcW w:type="dxa" w:w="2268"/>
+            <w:shd w:fill="18233D"/>
+            <w:tcMar>
+              <w:top w:w="70" w:type="dxa"/>
+              <w:start w:w="90" w:type="dxa"/>
+              <w:bottom w:w="70" w:type="dxa"/>
+              <w:end w:w="90" w:type="dxa"/>
+            </w:tcMar>
+            <w:vAlign w:val="center"/>
+          </w:tcPr>
+          <w:p>
+            <w:pPr>
+              <w:jc w:val="center"/>
+            </w:pPr>
+            <w:r>
+              <w:rPr>
+                <w:rFonts w:ascii="맑은 고딕" w:hAnsi="맑은 고딕" w:eastAsia="맑은 고딕"/>
+                <w:b/>
+                <w:color w:val="FFFFFF"/>
+                <w:sz w:val="16"/>
+              </w:rPr>
+              <w:t>목적</w:t>
+            </w:r>
+          </w:p>
+        </w:tc>
+        <w:tc>
+          <w:tcPr>
+            <w:tcW w:type="dxa" w:w="3515"/>
+            <w:shd w:fill="18233D"/>
+            <w:tcMar>
+              <w:top w:w="70" w:type="dxa"/>
+              <w:start w:w="90" w:type="dxa"/>
+              <w:bottom w:w="70" w:type="dxa"/>
+              <w:end w:w="90" w:type="dxa"/>
+            </w:tcMar>
+            <w:vAlign w:val="center"/>
+          </w:tcPr>
+          <w:p>
+            <w:pPr>
+              <w:jc w:val="center"/>
+            </w:pPr>
+            <w:r>
+              <w:rPr>
+                <w:rFonts w:ascii="맑은 고딕" w:hAnsi="맑은 고딕" w:eastAsia="맑은 고딕"/>
+                <w:b/>
+                <w:color w:val="FFFFFF"/>
+                <w:sz w:val="16"/>
+              </w:rPr>
+              <w:t>ADM/확인 위치</w:t>
+            </w:r>
+          </w:p>
+        </w:tc>
+        <w:tc>
+          <w:tcPr>
+            <w:tcW w:type="dxa" w:w="4025"/>
+            <w:shd w:fill="18233D"/>
+            <w:tcMar>
+              <w:top w:w="70" w:type="dxa"/>
+              <w:start w:w="90" w:type="dxa"/>
+              <w:bottom w:w="70" w:type="dxa"/>
+              <w:end w:w="90" w:type="dxa"/>
+            </w:tcMar>
+            <w:vAlign w:val="center"/>
+          </w:tcPr>
+          <w:p>
+            <w:pPr>
+              <w:jc w:val="center"/>
+            </w:pPr>
+            <w:r>
+              <w:rPr>
+                <w:rFonts w:ascii="맑은 고딕" w:hAnsi="맑은 고딕" w:eastAsia="맑은 고딕"/>
+                <w:b/>
+                <w:color w:val="FFFFFF"/>
+                <w:sz w:val="16"/>
+              </w:rPr>
+              <w:t>관련 정보</w:t>
+            </w:r>
+          </w:p>
+        </w:tc>
+      </w:tr>
+      <w:tr>
+        <w:trPr>
+          <w:cantSplit/>
+        </w:trPr>
+        <w:tc>
+          <w:tcPr>
+            <w:tcW w:type="dxa" w:w="2268"/>
+            <w:tcMar>
+              <w:top w:w="60" w:type="dxa"/>
+              <w:start w:w="80" w:type="dxa"/>
+              <w:bottom w:w="60" w:type="dxa"/>
+              <w:end w:w="80" w:type="dxa"/>
+            </w:tcMar>
+            <w:vAlign w:val="center"/>
+          </w:tcPr>
+          <w:p>
+            <w:pPr>
+              <w:spacing w:after="0"/>
+            </w:pPr>
+            <w:r>
+              <w:rPr>
+                <w:rFonts w:ascii="맑은 고딕" w:hAnsi="맑은 고딕" w:eastAsia="맑은 고딕"/>
+                <w:color w:val="18233D"/>
+                <w:sz w:val="16"/>
+              </w:rPr>
+              <w:t>Route 조회/변경</w:t>
+            </w:r>
+          </w:p>
+        </w:tc>
+        <w:tc>
+          <w:tcPr>
+            <w:tcW w:type="dxa" w:w="3515"/>
+            <w:tcMar>
+              <w:top w:w="60" w:type="dxa"/>
+              <w:start w:w="80" w:type="dxa"/>
+              <w:bottom w:w="60" w:type="dxa"/>
+              <w:end w:w="80" w:type="dxa"/>
+            </w:tcMar>
+            <w:vAlign w:val="center"/>
+          </w:tcPr>
+          <w:p>
+            <w:pPr>
+              <w:spacing w:after="0"/>
+            </w:pPr>
+            <w:r>
+              <w:rPr>
+                <w:rFonts w:ascii="맑은 고딕" w:hAnsi="맑은 고딕" w:eastAsia="맑은 고딕"/>
+                <w:color w:val="18233D"/>
+                <w:sz w:val="16"/>
+              </w:rPr>
+              <w:t>Gateway Route</w:t>
+            </w:r>
+          </w:p>
+        </w:tc>
+        <w:tc>
+          <w:tcPr>
+            <w:tcW w:type="dxa" w:w="4025"/>
+            <w:tcMar>
+              <w:top w:w="60" w:type="dxa"/>
+              <w:start w:w="80" w:type="dxa"/>
+              <w:bottom w:w="60" w:type="dxa"/>
+              <w:end w:w="80" w:type="dxa"/>
+            </w:tcMar>
+            <w:vAlign w:val="center"/>
+          </w:tcPr>
+          <w:p>
+            <w:pPr>
+              <w:spacing w:after="0"/>
+            </w:pPr>
+            <w:r>
+              <w:rPr>
+                <w:rFonts w:ascii="맑은 고딕" w:hAnsi="맑은 고딕" w:eastAsia="맑은 고딕"/>
+                <w:color w:val="18233D"/>
+                <w:sz w:val="16"/>
+              </w:rPr>
+              <w:t>Match/Target/Policy/Version</w:t>
+            </w:r>
+          </w:p>
+        </w:tc>
+      </w:tr>
+      <w:tr>
+        <w:trPr>
+          <w:cantSplit/>
+        </w:trPr>
+        <w:tc>
+          <w:tcPr>
+            <w:tcW w:type="dxa" w:w="2268"/>
+            <w:tcMar>
+              <w:top w:w="60" w:type="dxa"/>
+              <w:start w:w="80" w:type="dxa"/>
+              <w:bottom w:w="60" w:type="dxa"/>
+              <w:end w:w="80" w:type="dxa"/>
+            </w:tcMar>
+            <w:vAlign w:val="center"/>
+            <w:shd w:fill="FBFCFE"/>
+          </w:tcPr>
+          <w:p>
+            <w:pPr>
+              <w:spacing w:after="0"/>
+            </w:pPr>
+            <w:r>
+              <w:rPr>
+                <w:rFonts w:ascii="맑은 고딕" w:hAnsi="맑은 고딕" w:eastAsia="맑은 고딕"/>
+                <w:color w:val="18233D"/>
+                <w:sz w:val="16"/>
+              </w:rPr>
+              <w:t>Target 상태</w:t>
+            </w:r>
+          </w:p>
+        </w:tc>
+        <w:tc>
+          <w:tcPr>
+            <w:tcW w:type="dxa" w:w="3515"/>
+            <w:tcMar>
+              <w:top w:w="60" w:type="dxa"/>
+              <w:start w:w="80" w:type="dxa"/>
+              <w:bottom w:w="60" w:type="dxa"/>
+              <w:end w:w="80" w:type="dxa"/>
+            </w:tcMar>
+            <w:vAlign w:val="center"/>
+            <w:shd w:fill="FBFCFE"/>
+          </w:tcPr>
+          <w:p>
+            <w:pPr>
+              <w:spacing w:after="0"/>
+            </w:pPr>
+            <w:r>
+              <w:rPr>
+                <w:rFonts w:ascii="맑은 고딕" w:hAnsi="맑은 고딕" w:eastAsia="맑은 고딕"/>
+                <w:color w:val="18233D"/>
+                <w:sz w:val="16"/>
+              </w:rPr>
+              <w:t>Gateway Health/Servers</w:t>
+            </w:r>
+          </w:p>
+        </w:tc>
+        <w:tc>
+          <w:tcPr>
+            <w:tcW w:type="dxa" w:w="4025"/>
+            <w:tcMar>
+              <w:top w:w="60" w:type="dxa"/>
+              <w:start w:w="80" w:type="dxa"/>
+              <w:bottom w:w="60" w:type="dxa"/>
+              <w:end w:w="80" w:type="dxa"/>
+            </w:tcMar>
+            <w:vAlign w:val="center"/>
+            <w:shd w:fill="FBFCFE"/>
+          </w:tcPr>
+          <w:p>
+            <w:pPr>
+              <w:spacing w:after="0"/>
+            </w:pPr>
+            <w:r>
+              <w:rPr>
+                <w:rFonts w:ascii="맑은 고딕" w:hAnsi="맑은 고딕" w:eastAsia="맑은 고딕"/>
+                <w:color w:val="18233D"/>
+                <w:sz w:val="16"/>
+              </w:rPr>
+              <w:t>Health/Connection Test</w:t>
+            </w:r>
+          </w:p>
+        </w:tc>
+      </w:tr>
+      <w:tr>
+        <w:trPr>
+          <w:cantSplit/>
+        </w:trPr>
+        <w:tc>
+          <w:tcPr>
+            <w:tcW w:type="dxa" w:w="2268"/>
+            <w:tcMar>
+              <w:top w:w="60" w:type="dxa"/>
+              <w:start w:w="80" w:type="dxa"/>
+              <w:bottom w:w="60" w:type="dxa"/>
+              <w:end w:w="80" w:type="dxa"/>
+            </w:tcMar>
+            <w:vAlign w:val="center"/>
+          </w:tcPr>
+          <w:p>
+            <w:pPr>
+              <w:spacing w:after="0"/>
+            </w:pPr>
+            <w:r>
+              <w:rPr>
+                <w:rFonts w:ascii="맑은 고딕" w:hAnsi="맑은 고딕" w:eastAsia="맑은 고딕"/>
+                <w:color w:val="18233D"/>
+                <w:sz w:val="16"/>
+              </w:rPr>
+              <w:t>Traffic</w:t>
+            </w:r>
+          </w:p>
+        </w:tc>
+        <w:tc>
+          <w:tcPr>
+            <w:tcW w:type="dxa" w:w="3515"/>
+            <w:tcMar>
+              <w:top w:w="60" w:type="dxa"/>
+              <w:start w:w="80" w:type="dxa"/>
+              <w:bottom w:w="60" w:type="dxa"/>
+              <w:end w:w="80" w:type="dxa"/>
+            </w:tcMar>
+            <w:vAlign w:val="center"/>
+          </w:tcPr>
+          <w:p>
+            <w:pPr>
+              <w:spacing w:after="0"/>
+            </w:pPr>
+            <w:r>
+              <w:rPr>
+                <w:rFonts w:ascii="맑은 고딕" w:hAnsi="맑은 고딕" w:eastAsia="맑은 고딕"/>
+                <w:color w:val="18233D"/>
+                <w:sz w:val="16"/>
+              </w:rPr>
+              <w:t>Gateway Metrics/Diagnostics</w:t>
+            </w:r>
+          </w:p>
+        </w:tc>
+        <w:tc>
+          <w:tcPr>
+            <w:tcW w:type="dxa" w:w="4025"/>
+            <w:tcMar>
+              <w:top w:w="60" w:type="dxa"/>
+              <w:start w:w="80" w:type="dxa"/>
+              <w:bottom w:w="60" w:type="dxa"/>
+              <w:end w:w="80" w:type="dxa"/>
+            </w:tcMar>
+            <w:vAlign w:val="center"/>
+          </w:tcPr>
+          <w:p>
+            <w:pPr>
+              <w:spacing w:after="0"/>
+            </w:pPr>
+            <w:r>
+              <w:rPr>
+                <w:rFonts w:ascii="맑은 고딕" w:hAnsi="맑은 고딕" w:eastAsia="맑은 고딕"/>
+                <w:color w:val="18233D"/>
+                <w:sz w:val="16"/>
+              </w:rPr>
+              <w:t>Rate/Latency/Target</w:t>
+            </w:r>
+          </w:p>
+        </w:tc>
+      </w:tr>
+      <w:tr>
+        <w:trPr>
+          <w:cantSplit/>
+        </w:trPr>
+        <w:tc>
+          <w:tcPr>
+            <w:tcW w:type="dxa" w:w="2268"/>
+            <w:tcMar>
+              <w:top w:w="60" w:type="dxa"/>
+              <w:start w:w="80" w:type="dxa"/>
+              <w:bottom w:w="60" w:type="dxa"/>
+              <w:end w:w="80" w:type="dxa"/>
+            </w:tcMar>
+            <w:vAlign w:val="center"/>
+            <w:shd w:fill="FBFCFE"/>
+          </w:tcPr>
+          <w:p>
+            <w:pPr>
+              <w:spacing w:after="0"/>
+            </w:pPr>
+            <w:r>
+              <w:rPr>
+                <w:rFonts w:ascii="맑은 고딕" w:hAnsi="맑은 고딕" w:eastAsia="맑은 고딕"/>
+                <w:color w:val="18233D"/>
+                <w:sz w:val="16"/>
+              </w:rPr>
+              <w:t>변경 이력</w:t>
+            </w:r>
+          </w:p>
+        </w:tc>
+        <w:tc>
+          <w:tcPr>
+            <w:tcW w:type="dxa" w:w="3515"/>
+            <w:tcMar>
+              <w:top w:w="60" w:type="dxa"/>
+              <w:start w:w="80" w:type="dxa"/>
+              <w:bottom w:w="60" w:type="dxa"/>
+              <w:end w:w="80" w:type="dxa"/>
+            </w:tcMar>
+            <w:vAlign w:val="center"/>
+            <w:shd w:fill="FBFCFE"/>
+          </w:tcPr>
+          <w:p>
+            <w:pPr>
+              <w:spacing w:after="0"/>
+            </w:pPr>
+            <w:r>
+              <w:rPr>
+                <w:rFonts w:ascii="맑은 고딕" w:hAnsi="맑은 고딕" w:eastAsia="맑은 고딕"/>
+                <w:color w:val="18233D"/>
+                <w:sz w:val="16"/>
+              </w:rPr>
+              <w:t>Audit/Approval</w:t>
+            </w:r>
+          </w:p>
+        </w:tc>
+        <w:tc>
+          <w:tcPr>
+            <w:tcW w:type="dxa" w:w="4025"/>
+            <w:tcMar>
+              <w:top w:w="60" w:type="dxa"/>
+              <w:start w:w="80" w:type="dxa"/>
+              <w:bottom w:w="60" w:type="dxa"/>
+              <w:end w:w="80" w:type="dxa"/>
+            </w:tcMar>
+            <w:vAlign w:val="center"/>
+            <w:shd w:fill="FBFCFE"/>
+          </w:tcPr>
+          <w:p>
+            <w:pPr>
+              <w:spacing w:after="0"/>
+            </w:pPr>
+            <w:r>
+              <w:rPr>
+                <w:rFonts w:ascii="맑은 고딕" w:hAnsi="맑은 고딕" w:eastAsia="맑은 고딕"/>
+                <w:color w:val="18233D"/>
+                <w:sz w:val="16"/>
+              </w:rPr>
+              <w:t>사유/승인/결과</w:t>
+            </w:r>
+          </w:p>
+        </w:tc>
+      </w:tr>
+      <w:tr>
+        <w:trPr>
+          <w:cantSplit/>
+        </w:trPr>
+        <w:tc>
+          <w:tcPr>
+            <w:tcW w:type="dxa" w:w="2268"/>
+            <w:tcMar>
+              <w:top w:w="60" w:type="dxa"/>
+              <w:start w:w="80" w:type="dxa"/>
+              <w:bottom w:w="60" w:type="dxa"/>
+              <w:end w:w="80" w:type="dxa"/>
+            </w:tcMar>
+            <w:vAlign w:val="center"/>
+          </w:tcPr>
+          <w:p>
+            <w:pPr>
+              <w:spacing w:after="0"/>
+            </w:pPr>
+            <w:r>
+              <w:rPr>
+                <w:rFonts w:ascii="맑은 고딕" w:hAnsi="맑은 고딕" w:eastAsia="맑은 고딕"/>
+                <w:color w:val="18233D"/>
+                <w:sz w:val="16"/>
+              </w:rPr>
+              <w:t>상세 계약</w:t>
+            </w:r>
+          </w:p>
+        </w:tc>
+        <w:tc>
+          <w:tcPr>
+            <w:tcW w:type="dxa" w:w="3515"/>
+            <w:tcMar>
+              <w:top w:w="60" w:type="dxa"/>
+              <w:start w:w="80" w:type="dxa"/>
+              <w:bottom w:w="60" w:type="dxa"/>
+              <w:end w:w="80" w:type="dxa"/>
+            </w:tcMar>
+            <w:vAlign w:val="center"/>
+          </w:tcPr>
+          <w:p>
+            <w:pPr>
+              <w:spacing w:after="0"/>
+            </w:pPr>
+            <w:r>
+              <w:rPr>
+                <w:rFonts w:ascii="맑은 고딕" w:hAnsi="맑은 고딕" w:eastAsia="맑은 고딕"/>
+                <w:color w:val="18233D"/>
+                <w:sz w:val="16"/>
+              </w:rPr>
+              <w:t>07 Specification</w:t>
+            </w:r>
+          </w:p>
+        </w:tc>
+        <w:tc>
+          <w:tcPr>
+            <w:tcW w:type="dxa" w:w="4025"/>
+            <w:tcMar>
+              <w:top w:w="60" w:type="dxa"/>
+              <w:start w:w="80" w:type="dxa"/>
+              <w:bottom w:w="60" w:type="dxa"/>
+              <w:end w:w="80" w:type="dxa"/>
+            </w:tcMar>
+            <w:vAlign w:val="center"/>
+          </w:tcPr>
+          <w:p>
+            <w:pPr>
+              <w:spacing w:after="0"/>
+            </w:pPr>
+            <w:r>
+              <w:rPr>
+                <w:rFonts w:ascii="맑은 고딕" w:hAnsi="맑은 고딕" w:eastAsia="맑은 고딕"/>
+                <w:color w:val="18233D"/>
+                <w:sz w:val="16"/>
+              </w:rPr>
+              <w:t>Route/Config/State/API</w:t>
+            </w:r>
+          </w:p>
+        </w:tc>
+      </w:tr>
+    </w:tbl>
     <w:sectPr>
       <w:footerReference w:type="default" r:id="rId9"/>
-      <w:pgSz w:w="12240" w:h="15840"/>
-      <w:pgMar w:top="893" w:right="1037" w:bottom="893" w:left="1037" w:header="720" w:footer="720" w:gutter="0"/>
+      <w:pgSz w:w="11906" w:h="16838"/>
+      <w:pgMar w:top="850" w:right="907" w:bottom="794" w:left="907" w:header="720" w:footer="720" w:gutter="0"/>
       <w:cols w:space="720"/>
       <w:docGrid w:linePitch="360"/>
     </w:sectPr>
@@ -4872,13 +6297,32 @@
     </w:pPr>
     <w:r>
       <w:rPr>
-        <w:rFonts w:ascii="Noto Sans CJK KR" w:hAnsi="Noto Sans CJK KR"/>
-        <w:color w:val="65718A"/>
+        <w:rFonts w:ascii="맑은 고딕" w:hAnsi="맑은 고딕" w:eastAsia="맑은 고딕"/>
+        <w:color w:val="667085"/>
+        <w:sz w:val="15"/>
+      </w:rPr>
+      <w:t>CPF  |  CPF Gateway 개발·사용 가이드</w:t>
+    </w:r>
+    <w:r>
+      <w:rPr>
+        <w:rFonts w:ascii="맑은 고딕" w:hAnsi="맑은 고딕" w:eastAsia="맑은 고딕"/>
+        <w:sz w:val="15"/>
+      </w:rPr>
+      <w:t xml:space="preserve">     </w:t>
+    </w:r>
+    <w:r>
+      <w:rPr>
+        <w:rFonts w:ascii="맑은 고딕" w:hAnsi="맑은 고딕" w:eastAsia="맑은 고딕"/>
+        <w:color w:val="667085"/>
         <w:sz w:val="16"/>
       </w:rPr>
-      <w:t xml:space="preserve">CPF  |  </w:t>
+      <w:t xml:space="preserve">Page </w:t>
     </w:r>
-    <w:fldSimple w:instr="PAGE"/>
+    <w:r>
+      <w:fldChar w:fldCharType="begin"/>
+      <w:instrText xml:space="preserve">PAGE</w:instrText>
+      <w:fldChar w:fldCharType="end"/>
+    </w:r>
   </w:p>
 </w:ftr>
 </file>
@@ -5247,11 +6691,10 @@
     <w:qFormat/>
     <w:rsid w:val="00FC693F"/>
     <w:pPr>
-      <w:spacing w:after="80" w:line="293" w:lineRule="auto"/>
+      <w:spacing w:after="100" w:line="283" w:lineRule="auto"/>
     </w:pPr>
     <w:rPr>
-      <w:rFonts w:ascii="Noto Sans CJK KR" w:hAnsi="Noto Sans CJK KR"/>
-      <w:color w:val="17233A"/>
+      <w:rFonts w:ascii="맑은 고딕" w:hAnsi="맑은 고딕" w:eastAsia="맑은 고딕"/>
       <w:sz w:val="20"/>
     </w:rPr>
   </w:style>
@@ -5310,15 +6753,15 @@
     <w:pPr>
       <w:keepNext/>
       <w:keepLines/>
-      <w:spacing w:before="200" w:after="100"/>
+      <w:spacing w:before="200" w:after="120"/>
       <w:outlineLvl w:val="0"/>
     </w:pPr>
     <w:rPr>
-      <w:rFonts w:asciiTheme="majorHAnsi" w:eastAsiaTheme="majorEastAsia" w:hAnsiTheme="majorHAnsi" w:cstheme="majorBidi" w:ascii="Noto Sans CJK KR" w:hAnsi="Noto Sans CJK KR"/>
+      <w:rFonts w:asciiTheme="majorHAnsi" w:eastAsiaTheme="majorEastAsia" w:hAnsiTheme="majorHAnsi" w:cstheme="majorBidi" w:ascii="맑은 고딕" w:hAnsi="맑은 고딕" w:eastAsia="맑은 고딕"/>
       <w:b/>
       <w:bCs/>
-      <w:color w:val="10243F"/>
-      <w:sz w:val="36"/>
+      <w:color w:val="4F6EF7"/>
+      <w:sz w:val="38"/>
       <w:szCs w:val="28"/>
     </w:rPr>
   </w:style>
@@ -5334,15 +6777,15 @@
     <w:pPr>
       <w:keepNext/>
       <w:keepLines/>
-      <w:spacing w:before="200" w:after="100"/>
+      <w:spacing w:before="200" w:after="120"/>
       <w:outlineLvl w:val="1"/>
     </w:pPr>
     <w:rPr>
-      <w:rFonts w:asciiTheme="majorHAnsi" w:eastAsiaTheme="majorEastAsia" w:hAnsiTheme="majorHAnsi" w:cstheme="majorBidi" w:ascii="Noto Sans CJK KR" w:hAnsi="Noto Sans CJK KR"/>
+      <w:rFonts w:asciiTheme="majorHAnsi" w:eastAsiaTheme="majorEastAsia" w:hAnsiTheme="majorHAnsi" w:cstheme="majorBidi" w:ascii="맑은 고딕" w:hAnsi="맑은 고딕" w:eastAsia="맑은 고딕"/>
       <w:b/>
       <w:bCs/>
-      <w:color w:val="2F6DF6"/>
-      <w:sz w:val="27"/>
+      <w:color w:val="18233D"/>
+      <w:sz w:val="28"/>
       <w:szCs w:val="26"/>
     </w:rPr>
   </w:style>
@@ -5358,15 +6801,15 @@
     <w:pPr>
       <w:keepNext/>
       <w:keepLines/>
-      <w:spacing w:before="200" w:after="100"/>
+      <w:spacing w:before="200" w:after="120"/>
       <w:outlineLvl w:val="2"/>
     </w:pPr>
     <w:rPr>
-      <w:rFonts w:asciiTheme="majorHAnsi" w:eastAsiaTheme="majorEastAsia" w:hAnsiTheme="majorHAnsi" w:cstheme="majorBidi" w:ascii="Noto Sans CJK KR" w:hAnsi="Noto Sans CJK KR"/>
+      <w:rFonts w:asciiTheme="majorHAnsi" w:eastAsiaTheme="majorEastAsia" w:hAnsiTheme="majorHAnsi" w:cstheme="majorBidi" w:ascii="맑은 고딕" w:hAnsi="맑은 고딕" w:eastAsia="맑은 고딕"/>
       <w:b/>
       <w:bCs/>
-      <w:color w:val="7259D6"/>
-      <w:sz w:val="22"/>
+      <w:color w:val="7357E8"/>
+      <w:sz w:val="23"/>
     </w:rPr>
   </w:style>
   <w:style w:type="paragraph" w:styleId="Heading4">
@@ -5600,16 +7043,16 @@
       <w:pBdr>
         <w:bottom w:val="single" w:sz="8" w:space="4" w:color="4F81BD" w:themeColor="accent1"/>
       </w:pBdr>
-      <w:spacing w:after="100" w:line="240" w:lineRule="auto" w:before="200"/>
+      <w:spacing w:after="120" w:line="240" w:lineRule="auto" w:before="200"/>
       <w:contextualSpacing/>
     </w:pPr>
     <w:rPr>
-      <w:rFonts w:asciiTheme="majorHAnsi" w:eastAsiaTheme="majorEastAsia" w:hAnsiTheme="majorHAnsi" w:cstheme="majorBidi" w:ascii="Noto Sans CJK KR" w:hAnsi="Noto Sans CJK KR"/>
+      <w:rFonts w:asciiTheme="majorHAnsi" w:eastAsiaTheme="majorEastAsia" w:hAnsiTheme="majorHAnsi" w:cstheme="majorBidi" w:ascii="맑은 고딕" w:hAnsi="맑은 고딕" w:eastAsia="맑은 고딕"/>
       <w:b/>
-      <w:color w:val="10243F"/>
+      <w:color w:val="18233D"/>
       <w:spacing w:val="5"/>
       <w:kern w:val="28"/>
-      <w:sz w:val="56"/>
+      <w:sz w:val="60"/>
       <w:szCs w:val="52"/>
     </w:rPr>
   </w:style>
@@ -16942,12 +18385,10 @@
   <w:style w:type="paragraph" w:customStyle="1" w:styleId="CPFCode">
     <w:name w:val="CPF Code"/>
     <w:pPr>
-      <w:spacing w:before="80" w:after="120" w:line="240" w:lineRule="auto"/>
-      <w:ind w:left="259" w:right="259"/>
+      <w:spacing w:after="0" w:line="240" w:lineRule="auto"/>
     </w:pPr>
     <w:rPr>
-      <w:rFonts w:ascii="DejaVu Sans Mono" w:hAnsi="DejaVu Sans Mono"/>
-      <w:color w:val="17233A"/>
+      <w:rFonts w:ascii="D2Coding" w:hAnsi="D2Coding" w:eastAsia="D2Coding"/>
       <w:sz w:val="17"/>
     </w:rPr>
   </w:style>

--- a/cpf-docs/guides/06_Gateway_개발_사용_가이드.docx
+++ b/cpf-docs/guides/06_Gateway_개발_사용_가이드.docx
@@ -4,6 +4,7 @@
   <w:body>
     <w:p>
       <w:pPr>
+        <w:keepNext w:val="0"/>
         <w:jc w:val="center"/>
       </w:pPr>
       <w:r>
@@ -23,6 +24,7 @@
     </w:p>
     <w:p>
       <w:pPr>
+        <w:keepNext w:val="0"/>
         <w:jc w:val="center"/>
       </w:pPr>
       <w:r>
@@ -36,6 +38,7 @@
     </w:p>
     <w:p>
       <w:pPr>
+        <w:keepNext w:val="0"/>
         <w:spacing w:before="560"/>
         <w:jc w:val="center"/>
       </w:pPr>
@@ -51,6 +54,7 @@
     </w:p>
     <w:p>
       <w:pPr>
+        <w:keepNext w:val="0"/>
         <w:spacing w:before="3200"/>
         <w:jc w:val="center"/>
       </w:pPr>
@@ -70,7 +74,7 @@
     </w:p>
     <w:p>
       <w:pPr>
-        <w:keepNext w:val="1"/>
+        <w:keepNext w:val="0"/>
         <w:keepLines/>
       </w:pPr>
       <w:bookmarkStart w:id="160" w:name="TOC"/>
@@ -87,33 +91,37 @@
     </w:p>
     <w:tbl>
       <w:tblPr>
-        <w:tblW w:type="auto" w:w="0"/>
+        <w:tblW w:type="dxa" w:w="10601"/>
         <w:jc w:val="center"/>
         <w:tblLayout w:type="fixed"/>
         <w:tblLook w:firstColumn="1" w:firstRow="1" w:lastColumn="0" w:lastRow="0" w:noHBand="0" w:noVBand="1" w:val="04A0"/>
       </w:tblPr>
       <w:tblGrid>
-        <w:gridCol w:w="3515"/>
-        <w:gridCol w:w="6407"/>
+        <w:gridCol w:w="2621"/>
+        <w:gridCol w:w="7979"/>
       </w:tblGrid>
       <w:tr>
         <w:trPr>
           <w:tblHeader w:val="true"/>
+          <w:cantSplit/>
         </w:trPr>
         <w:tc>
           <w:tcPr>
-            <w:tcW w:type="dxa" w:w="3515"/>
+            <w:tcW w:type="dxa" w:w="2621"/>
             <w:shd w:fill="18233D"/>
             <w:vAlign w:val="center"/>
             <w:tcMar>
-              <w:top w:w="80" w:type="dxa"/>
-              <w:start w:w="100" w:type="dxa"/>
-              <w:bottom w:w="80" w:type="dxa"/>
-              <w:end w:w="100" w:type="dxa"/>
+              <w:top w:w="55" w:type="dxa"/>
+              <w:start w:w="70" w:type="dxa"/>
+              <w:bottom w:w="55" w:type="dxa"/>
+              <w:end w:w="70" w:type="dxa"/>
             </w:tcMar>
           </w:tcPr>
           <w:p>
             <w:pPr>
+              <w:keepNext w:val="0"/>
+              <w:keepLines/>
+              <w:spacing w:before="0" w:after="0" w:line="240" w:lineRule="auto"/>
               <w:jc w:val="center"/>
             </w:pPr>
             <w:r>
@@ -129,18 +137,21 @@
         </w:tc>
         <w:tc>
           <w:tcPr>
-            <w:tcW w:type="dxa" w:w="6406"/>
+            <w:tcW w:type="dxa" w:w="7979"/>
             <w:shd w:fill="18233D"/>
             <w:vAlign w:val="center"/>
             <w:tcMar>
-              <w:top w:w="80" w:type="dxa"/>
-              <w:start w:w="100" w:type="dxa"/>
-              <w:bottom w:w="80" w:type="dxa"/>
-              <w:end w:w="100" w:type="dxa"/>
+              <w:top w:w="55" w:type="dxa"/>
+              <w:start w:w="70" w:type="dxa"/>
+              <w:bottom w:w="55" w:type="dxa"/>
+              <w:end w:w="70" w:type="dxa"/>
             </w:tcMar>
           </w:tcPr>
           <w:p>
             <w:pPr>
+              <w:keepNext w:val="0"/>
+              <w:keepLines/>
+              <w:spacing w:before="0" w:after="0" w:line="240" w:lineRule="auto"/>
               <w:jc w:val="center"/>
             </w:pPr>
             <w:r>
@@ -161,17 +172,20 @@
         </w:trPr>
         <w:tc>
           <w:tcPr>
-            <w:tcW w:type="dxa" w:w="3515"/>
+            <w:tcW w:type="dxa" w:w="2621"/>
             <w:tcMar>
-              <w:top w:w="60" w:type="dxa"/>
-              <w:start w:w="90" w:type="dxa"/>
-              <w:bottom w:w="60" w:type="dxa"/>
-              <w:end w:w="90" w:type="dxa"/>
+              <w:top w:w="55" w:type="dxa"/>
+              <w:start w:w="70" w:type="dxa"/>
+              <w:bottom w:w="55" w:type="dxa"/>
+              <w:end w:w="70" w:type="dxa"/>
             </w:tcMar>
+            <w:vAlign w:val="center"/>
           </w:tcPr>
           <w:p>
             <w:pPr>
-              <w:spacing w:after="0"/>
+              <w:keepNext w:val="0"/>
+              <w:keepLines/>
+              <w:spacing w:after="0" w:before="0" w:line="240" w:lineRule="auto"/>
             </w:pPr>
             <w:hyperlink w:anchor="gwmap">
               <w:r>
@@ -187,17 +201,20 @@
         </w:tc>
         <w:tc>
           <w:tcPr>
-            <w:tcW w:type="dxa" w:w="6406"/>
+            <w:tcW w:type="dxa" w:w="7979"/>
             <w:tcMar>
-              <w:top w:w="60" w:type="dxa"/>
-              <w:start w:w="90" w:type="dxa"/>
-              <w:bottom w:w="60" w:type="dxa"/>
-              <w:end w:w="90" w:type="dxa"/>
+              <w:top w:w="55" w:type="dxa"/>
+              <w:start w:w="70" w:type="dxa"/>
+              <w:bottom w:w="55" w:type="dxa"/>
+              <w:end w:w="70" w:type="dxa"/>
             </w:tcMar>
+            <w:vAlign w:val="center"/>
           </w:tcPr>
           <w:p>
             <w:pPr>
-              <w:spacing w:after="0"/>
+              <w:keepNext w:val="0"/>
+              <w:keepLines/>
+              <w:spacing w:after="0" w:before="0" w:line="240" w:lineRule="auto"/>
             </w:pPr>
             <w:r>
               <w:rPr>
@@ -216,17 +233,20 @@
         </w:trPr>
         <w:tc>
           <w:tcPr>
-            <w:tcW w:type="dxa" w:w="3515"/>
+            <w:tcW w:type="dxa" w:w="2621"/>
             <w:tcMar>
-              <w:top w:w="60" w:type="dxa"/>
-              <w:start w:w="90" w:type="dxa"/>
-              <w:bottom w:w="60" w:type="dxa"/>
-              <w:end w:w="90" w:type="dxa"/>
+              <w:top w:w="55" w:type="dxa"/>
+              <w:start w:w="70" w:type="dxa"/>
+              <w:bottom w:w="55" w:type="dxa"/>
+              <w:end w:w="70" w:type="dxa"/>
             </w:tcMar>
+            <w:vAlign w:val="center"/>
           </w:tcPr>
           <w:p>
             <w:pPr>
-              <w:spacing w:after="0"/>
+              <w:keepNext w:val="0"/>
+              <w:keepLines/>
+              <w:spacing w:after="0" w:before="0" w:line="240" w:lineRule="auto"/>
             </w:pPr>
             <w:hyperlink w:anchor="gwbenefit">
               <w:r>
@@ -242,17 +262,20 @@
         </w:tc>
         <w:tc>
           <w:tcPr>
-            <w:tcW w:type="dxa" w:w="6406"/>
+            <w:tcW w:type="dxa" w:w="7979"/>
             <w:tcMar>
-              <w:top w:w="60" w:type="dxa"/>
-              <w:start w:w="90" w:type="dxa"/>
-              <w:bottom w:w="60" w:type="dxa"/>
-              <w:end w:w="90" w:type="dxa"/>
+              <w:top w:w="55" w:type="dxa"/>
+              <w:start w:w="70" w:type="dxa"/>
+              <w:bottom w:w="55" w:type="dxa"/>
+              <w:end w:w="70" w:type="dxa"/>
             </w:tcMar>
+            <w:vAlign w:val="center"/>
           </w:tcPr>
           <w:p>
             <w:pPr>
-              <w:spacing w:after="0"/>
+              <w:keepNext w:val="0"/>
+              <w:keepLines/>
+              <w:spacing w:after="0" w:before="0" w:line="240" w:lineRule="auto"/>
             </w:pPr>
             <w:r>
               <w:rPr>
@@ -271,17 +294,20 @@
         </w:trPr>
         <w:tc>
           <w:tcPr>
-            <w:tcW w:type="dxa" w:w="3515"/>
+            <w:tcW w:type="dxa" w:w="2621"/>
             <w:tcMar>
-              <w:top w:w="60" w:type="dxa"/>
-              <w:start w:w="90" w:type="dxa"/>
-              <w:bottom w:w="60" w:type="dxa"/>
-              <w:end w:w="90" w:type="dxa"/>
+              <w:top w:w="55" w:type="dxa"/>
+              <w:start w:w="70" w:type="dxa"/>
+              <w:bottom w:w="55" w:type="dxa"/>
+              <w:end w:w="70" w:type="dxa"/>
             </w:tcMar>
+            <w:vAlign w:val="center"/>
           </w:tcPr>
           <w:p>
             <w:pPr>
-              <w:spacing w:after="0"/>
+              <w:keepNext w:val="0"/>
+              <w:keepLines/>
+              <w:spacing w:after="0" w:before="0" w:line="240" w:lineRule="auto"/>
             </w:pPr>
             <w:hyperlink w:anchor="route">
               <w:r>
@@ -297,17 +323,20 @@
         </w:tc>
         <w:tc>
           <w:tcPr>
-            <w:tcW w:type="dxa" w:w="6406"/>
+            <w:tcW w:type="dxa" w:w="7979"/>
             <w:tcMar>
-              <w:top w:w="60" w:type="dxa"/>
-              <w:start w:w="90" w:type="dxa"/>
-              <w:bottom w:w="60" w:type="dxa"/>
-              <w:end w:w="90" w:type="dxa"/>
+              <w:top w:w="55" w:type="dxa"/>
+              <w:start w:w="70" w:type="dxa"/>
+              <w:bottom w:w="55" w:type="dxa"/>
+              <w:end w:w="70" w:type="dxa"/>
             </w:tcMar>
+            <w:vAlign w:val="center"/>
           </w:tcPr>
           <w:p>
             <w:pPr>
-              <w:spacing w:after="0"/>
+              <w:keepNext w:val="0"/>
+              <w:keepLines/>
+              <w:spacing w:after="0" w:before="0" w:line="240" w:lineRule="auto"/>
             </w:pPr>
             <w:r>
               <w:rPr>
@@ -326,17 +355,20 @@
         </w:trPr>
         <w:tc>
           <w:tcPr>
-            <w:tcW w:type="dxa" w:w="3515"/>
+            <w:tcW w:type="dxa" w:w="2621"/>
             <w:tcMar>
-              <w:top w:w="60" w:type="dxa"/>
-              <w:start w:w="90" w:type="dxa"/>
-              <w:bottom w:w="60" w:type="dxa"/>
-              <w:end w:w="90" w:type="dxa"/>
+              <w:top w:w="55" w:type="dxa"/>
+              <w:start w:w="70" w:type="dxa"/>
+              <w:bottom w:w="55" w:type="dxa"/>
+              <w:end w:w="70" w:type="dxa"/>
             </w:tcMar>
+            <w:vAlign w:val="center"/>
           </w:tcPr>
           <w:p>
             <w:pPr>
-              <w:spacing w:after="0"/>
+              <w:keepNext w:val="0"/>
+              <w:keepLines/>
+              <w:spacing w:after="0" w:before="0" w:line="240" w:lineRule="auto"/>
             </w:pPr>
             <w:hyperlink w:anchor="target">
               <w:r>
@@ -352,17 +384,20 @@
         </w:tc>
         <w:tc>
           <w:tcPr>
-            <w:tcW w:type="dxa" w:w="6406"/>
+            <w:tcW w:type="dxa" w:w="7979"/>
             <w:tcMar>
-              <w:top w:w="60" w:type="dxa"/>
-              <w:start w:w="90" w:type="dxa"/>
-              <w:bottom w:w="60" w:type="dxa"/>
-              <w:end w:w="90" w:type="dxa"/>
+              <w:top w:w="55" w:type="dxa"/>
+              <w:start w:w="70" w:type="dxa"/>
+              <w:bottom w:w="55" w:type="dxa"/>
+              <w:end w:w="70" w:type="dxa"/>
             </w:tcMar>
+            <w:vAlign w:val="center"/>
           </w:tcPr>
           <w:p>
             <w:pPr>
-              <w:spacing w:after="0"/>
+              <w:keepNext w:val="0"/>
+              <w:keepLines/>
+              <w:spacing w:after="0" w:before="0" w:line="240" w:lineRule="auto"/>
             </w:pPr>
             <w:r>
               <w:rPr>
@@ -381,17 +416,20 @@
         </w:trPr>
         <w:tc>
           <w:tcPr>
-            <w:tcW w:type="dxa" w:w="3515"/>
+            <w:tcW w:type="dxa" w:w="2621"/>
             <w:tcMar>
-              <w:top w:w="60" w:type="dxa"/>
-              <w:start w:w="90" w:type="dxa"/>
-              <w:bottom w:w="60" w:type="dxa"/>
-              <w:end w:w="90" w:type="dxa"/>
+              <w:top w:w="55" w:type="dxa"/>
+              <w:start w:w="70" w:type="dxa"/>
+              <w:bottom w:w="55" w:type="dxa"/>
+              <w:end w:w="70" w:type="dxa"/>
             </w:tcMar>
+            <w:vAlign w:val="center"/>
           </w:tcPr>
           <w:p>
             <w:pPr>
-              <w:spacing w:after="0"/>
+              <w:keepNext w:val="0"/>
+              <w:keepLines/>
+              <w:spacing w:after="0" w:before="0" w:line="240" w:lineRule="auto"/>
             </w:pPr>
             <w:hyperlink w:anchor="gwsec">
               <w:r>
@@ -407,17 +445,20 @@
         </w:tc>
         <w:tc>
           <w:tcPr>
-            <w:tcW w:type="dxa" w:w="6406"/>
+            <w:tcW w:type="dxa" w:w="7979"/>
             <w:tcMar>
-              <w:top w:w="60" w:type="dxa"/>
-              <w:start w:w="90" w:type="dxa"/>
-              <w:bottom w:w="60" w:type="dxa"/>
-              <w:end w:w="90" w:type="dxa"/>
+              <w:top w:w="55" w:type="dxa"/>
+              <w:start w:w="70" w:type="dxa"/>
+              <w:bottom w:w="55" w:type="dxa"/>
+              <w:end w:w="70" w:type="dxa"/>
             </w:tcMar>
+            <w:vAlign w:val="center"/>
           </w:tcPr>
           <w:p>
             <w:pPr>
-              <w:spacing w:after="0"/>
+              <w:keepNext w:val="0"/>
+              <w:keepLines/>
+              <w:spacing w:after="0" w:before="0" w:line="240" w:lineRule="auto"/>
             </w:pPr>
             <w:r>
               <w:rPr>
@@ -436,17 +477,20 @@
         </w:trPr>
         <w:tc>
           <w:tcPr>
-            <w:tcW w:type="dxa" w:w="3515"/>
+            <w:tcW w:type="dxa" w:w="2621"/>
             <w:tcMar>
-              <w:top w:w="60" w:type="dxa"/>
-              <w:start w:w="90" w:type="dxa"/>
-              <w:bottom w:w="60" w:type="dxa"/>
-              <w:end w:w="90" w:type="dxa"/>
+              <w:top w:w="55" w:type="dxa"/>
+              <w:start w:w="70" w:type="dxa"/>
+              <w:bottom w:w="55" w:type="dxa"/>
+              <w:end w:w="70" w:type="dxa"/>
             </w:tcMar>
+            <w:vAlign w:val="center"/>
           </w:tcPr>
           <w:p>
             <w:pPr>
-              <w:spacing w:after="0"/>
+              <w:keepNext w:val="0"/>
+              <w:keepLines/>
+              <w:spacing w:after="0" w:before="0" w:line="240" w:lineRule="auto"/>
             </w:pPr>
             <w:hyperlink w:anchor="gwres">
               <w:r>
@@ -462,17 +506,20 @@
         </w:tc>
         <w:tc>
           <w:tcPr>
-            <w:tcW w:type="dxa" w:w="6406"/>
+            <w:tcW w:type="dxa" w:w="7979"/>
             <w:tcMar>
-              <w:top w:w="60" w:type="dxa"/>
-              <w:start w:w="90" w:type="dxa"/>
-              <w:bottom w:w="60" w:type="dxa"/>
-              <w:end w:w="90" w:type="dxa"/>
+              <w:top w:w="55" w:type="dxa"/>
+              <w:start w:w="70" w:type="dxa"/>
+              <w:bottom w:w="55" w:type="dxa"/>
+              <w:end w:w="70" w:type="dxa"/>
             </w:tcMar>
+            <w:vAlign w:val="center"/>
           </w:tcPr>
           <w:p>
             <w:pPr>
-              <w:spacing w:after="0"/>
+              <w:keepNext w:val="0"/>
+              <w:keepLines/>
+              <w:spacing w:after="0" w:before="0" w:line="240" w:lineRule="auto"/>
             </w:pPr>
             <w:r>
               <w:rPr>
@@ -491,17 +538,20 @@
         </w:trPr>
         <w:tc>
           <w:tcPr>
-            <w:tcW w:type="dxa" w:w="3515"/>
+            <w:tcW w:type="dxa" w:w="2621"/>
             <w:tcMar>
-              <w:top w:w="60" w:type="dxa"/>
-              <w:start w:w="90" w:type="dxa"/>
-              <w:bottom w:w="60" w:type="dxa"/>
-              <w:end w:w="90" w:type="dxa"/>
+              <w:top w:w="55" w:type="dxa"/>
+              <w:start w:w="70" w:type="dxa"/>
+              <w:bottom w:w="55" w:type="dxa"/>
+              <w:end w:w="70" w:type="dxa"/>
             </w:tcMar>
+            <w:vAlign w:val="center"/>
           </w:tcPr>
           <w:p>
             <w:pPr>
-              <w:spacing w:after="0"/>
+              <w:keepNext w:val="0"/>
+              <w:keepLines/>
+              <w:spacing w:after="0" w:before="0" w:line="240" w:lineRule="auto"/>
             </w:pPr>
             <w:hyperlink w:anchor="gwapply">
               <w:r>
@@ -517,17 +567,20 @@
         </w:tc>
         <w:tc>
           <w:tcPr>
-            <w:tcW w:type="dxa" w:w="6406"/>
+            <w:tcW w:type="dxa" w:w="7979"/>
             <w:tcMar>
-              <w:top w:w="60" w:type="dxa"/>
-              <w:start w:w="90" w:type="dxa"/>
-              <w:bottom w:w="60" w:type="dxa"/>
-              <w:end w:w="90" w:type="dxa"/>
+              <w:top w:w="55" w:type="dxa"/>
+              <w:start w:w="70" w:type="dxa"/>
+              <w:bottom w:w="55" w:type="dxa"/>
+              <w:end w:w="70" w:type="dxa"/>
             </w:tcMar>
+            <w:vAlign w:val="center"/>
           </w:tcPr>
           <w:p>
             <w:pPr>
-              <w:spacing w:after="0"/>
+              <w:keepNext w:val="0"/>
+              <w:keepLines/>
+              <w:spacing w:after="0" w:before="0" w:line="240" w:lineRule="auto"/>
             </w:pPr>
             <w:r>
               <w:rPr>
@@ -546,17 +599,20 @@
         </w:trPr>
         <w:tc>
           <w:tcPr>
-            <w:tcW w:type="dxa" w:w="3515"/>
+            <w:tcW w:type="dxa" w:w="2621"/>
             <w:tcMar>
-              <w:top w:w="60" w:type="dxa"/>
-              <w:start w:w="90" w:type="dxa"/>
-              <w:bottom w:w="60" w:type="dxa"/>
-              <w:end w:w="90" w:type="dxa"/>
+              <w:top w:w="55" w:type="dxa"/>
+              <w:start w:w="70" w:type="dxa"/>
+              <w:bottom w:w="55" w:type="dxa"/>
+              <w:end w:w="70" w:type="dxa"/>
             </w:tcMar>
+            <w:vAlign w:val="center"/>
           </w:tcPr>
           <w:p>
             <w:pPr>
-              <w:spacing w:after="0"/>
+              <w:keepNext w:val="0"/>
+              <w:keepLines/>
+              <w:spacing w:after="0" w:before="0" w:line="240" w:lineRule="auto"/>
             </w:pPr>
             <w:hyperlink w:anchor="gwerr">
               <w:r>
@@ -572,17 +628,20 @@
         </w:tc>
         <w:tc>
           <w:tcPr>
-            <w:tcW w:type="dxa" w:w="6406"/>
+            <w:tcW w:type="dxa" w:w="7979"/>
             <w:tcMar>
-              <w:top w:w="60" w:type="dxa"/>
-              <w:start w:w="90" w:type="dxa"/>
-              <w:bottom w:w="60" w:type="dxa"/>
-              <w:end w:w="90" w:type="dxa"/>
+              <w:top w:w="55" w:type="dxa"/>
+              <w:start w:w="70" w:type="dxa"/>
+              <w:bottom w:w="55" w:type="dxa"/>
+              <w:end w:w="70" w:type="dxa"/>
             </w:tcMar>
+            <w:vAlign w:val="center"/>
           </w:tcPr>
           <w:p>
             <w:pPr>
-              <w:spacing w:after="0"/>
+              <w:keepNext w:val="0"/>
+              <w:keepLines/>
+              <w:spacing w:after="0" w:before="0" w:line="240" w:lineRule="auto"/>
             </w:pPr>
             <w:r>
               <w:rPr>
@@ -601,17 +660,20 @@
         </w:trPr>
         <w:tc>
           <w:tcPr>
-            <w:tcW w:type="dxa" w:w="3515"/>
+            <w:tcW w:type="dxa" w:w="2621"/>
             <w:tcMar>
-              <w:top w:w="60" w:type="dxa"/>
-              <w:start w:w="90" w:type="dxa"/>
-              <w:bottom w:w="60" w:type="dxa"/>
-              <w:end w:w="90" w:type="dxa"/>
+              <w:top w:w="55" w:type="dxa"/>
+              <w:start w:w="70" w:type="dxa"/>
+              <w:bottom w:w="55" w:type="dxa"/>
+              <w:end w:w="70" w:type="dxa"/>
             </w:tcMar>
+            <w:vAlign w:val="center"/>
           </w:tcPr>
           <w:p>
             <w:pPr>
-              <w:spacing w:after="0"/>
+              <w:keepNext w:val="0"/>
+              <w:keepLines/>
+              <w:spacing w:after="0" w:before="0" w:line="240" w:lineRule="auto"/>
             </w:pPr>
             <w:hyperlink w:anchor="gwref">
               <w:r>
@@ -627,17 +689,20 @@
         </w:tc>
         <w:tc>
           <w:tcPr>
-            <w:tcW w:type="dxa" w:w="6406"/>
+            <w:tcW w:type="dxa" w:w="7979"/>
             <w:tcMar>
-              <w:top w:w="60" w:type="dxa"/>
-              <w:start w:w="90" w:type="dxa"/>
-              <w:bottom w:w="60" w:type="dxa"/>
-              <w:end w:w="90" w:type="dxa"/>
+              <w:top w:w="55" w:type="dxa"/>
+              <w:start w:w="70" w:type="dxa"/>
+              <w:bottom w:w="55" w:type="dxa"/>
+              <w:end w:w="70" w:type="dxa"/>
             </w:tcMar>
+            <w:vAlign w:val="center"/>
           </w:tcPr>
           <w:p>
             <w:pPr>
-              <w:spacing w:after="0"/>
+              <w:keepNext w:val="0"/>
+              <w:keepLines/>
+              <w:spacing w:after="0" w:before="0" w:line="240" w:lineRule="auto"/>
             </w:pPr>
             <w:r>
               <w:rPr>
@@ -660,8 +725,9 @@
       <w:bookmarkStart w:id="161" w:name="gwmap"/>
       <w:pPr>
         <w:pStyle w:val="Heading1"/>
-        <w:keepNext w:val="1"/>
+        <w:keepNext/>
         <w:keepLines/>
+        <w:spacing w:before="220" w:after="80"/>
       </w:pPr>
       <w:bookmarkEnd w:id="161"/>
       <w:r>
@@ -676,9 +742,9 @@
     </w:p>
     <w:p>
       <w:pPr>
-        <w:spacing w:after="120"/>
-        <w:keepNext w:val="1"/>
-        <w:keepLines/>
+        <w:spacing w:after="40"/>
+        <w:keepNext w:val="0"/>
+        <w:keepLines w:val="0"/>
       </w:pPr>
       <w:hyperlink w:anchor="TOC">
         <w:r>
@@ -733,17 +799,17 @@
     </w:p>
     <w:tbl>
       <w:tblPr>
-        <w:tblW w:type="auto" w:w="0"/>
+        <w:tblW w:type="dxa" w:w="10601"/>
         <w:jc w:val="center"/>
         <w:tblLayout w:type="fixed"/>
         <w:tblLook w:firstColumn="1" w:firstRow="1" w:lastColumn="0" w:lastRow="0" w:noHBand="0" w:noVBand="1" w:val="04A0"/>
       </w:tblPr>
       <w:tblGrid>
-        <w:gridCol w:w="1814"/>
-        <w:gridCol w:w="2835"/>
-        <w:gridCol w:w="1984"/>
-        <w:gridCol w:w="1927"/>
-        <w:gridCol w:w="1701"/>
+        <w:gridCol w:w="2120"/>
+        <w:gridCol w:w="2120"/>
+        <w:gridCol w:w="2120"/>
+        <w:gridCol w:w="2120"/>
+        <w:gridCol w:w="2120"/>
       </w:tblGrid>
       <w:tr>
         <w:trPr>
@@ -752,18 +818,21 @@
         </w:trPr>
         <w:tc>
           <w:tcPr>
-            <w:tcW w:type="dxa" w:w="1814"/>
+            <w:tcW w:type="dxa" w:w="2120"/>
             <w:shd w:fill="18233D"/>
             <w:tcMar>
-              <w:top w:w="70" w:type="dxa"/>
-              <w:start w:w="90" w:type="dxa"/>
-              <w:bottom w:w="70" w:type="dxa"/>
-              <w:end w:w="90" w:type="dxa"/>
+              <w:top w:w="55" w:type="dxa"/>
+              <w:start w:w="70" w:type="dxa"/>
+              <w:bottom w:w="55" w:type="dxa"/>
+              <w:end w:w="70" w:type="dxa"/>
             </w:tcMar>
             <w:vAlign w:val="center"/>
           </w:tcPr>
           <w:p>
             <w:pPr>
+              <w:keepNext w:val="0"/>
+              <w:keepLines/>
+              <w:spacing w:before="0" w:after="0" w:line="240" w:lineRule="auto"/>
               <w:jc w:val="center"/>
             </w:pPr>
             <w:r>
@@ -779,18 +848,21 @@
         </w:tc>
         <w:tc>
           <w:tcPr>
-            <w:tcW w:type="dxa" w:w="2835"/>
+            <w:tcW w:type="dxa" w:w="2120"/>
             <w:shd w:fill="18233D"/>
             <w:tcMar>
-              <w:top w:w="70" w:type="dxa"/>
-              <w:start w:w="90" w:type="dxa"/>
-              <w:bottom w:w="70" w:type="dxa"/>
-              <w:end w:w="90" w:type="dxa"/>
+              <w:top w:w="55" w:type="dxa"/>
+              <w:start w:w="70" w:type="dxa"/>
+              <w:bottom w:w="55" w:type="dxa"/>
+              <w:end w:w="70" w:type="dxa"/>
             </w:tcMar>
             <w:vAlign w:val="center"/>
           </w:tcPr>
           <w:p>
             <w:pPr>
+              <w:keepNext w:val="0"/>
+              <w:keepLines/>
+              <w:spacing w:before="0" w:after="0" w:line="240" w:lineRule="auto"/>
               <w:jc w:val="center"/>
             </w:pPr>
             <w:r>
@@ -806,18 +878,21 @@
         </w:tc>
         <w:tc>
           <w:tcPr>
-            <w:tcW w:type="dxa" w:w="1984"/>
+            <w:tcW w:type="dxa" w:w="2120"/>
             <w:shd w:fill="18233D"/>
             <w:tcMar>
-              <w:top w:w="70" w:type="dxa"/>
-              <w:start w:w="90" w:type="dxa"/>
-              <w:bottom w:w="70" w:type="dxa"/>
-              <w:end w:w="90" w:type="dxa"/>
+              <w:top w:w="55" w:type="dxa"/>
+              <w:start w:w="70" w:type="dxa"/>
+              <w:bottom w:w="55" w:type="dxa"/>
+              <w:end w:w="70" w:type="dxa"/>
             </w:tcMar>
             <w:vAlign w:val="center"/>
           </w:tcPr>
           <w:p>
             <w:pPr>
+              <w:keepNext w:val="0"/>
+              <w:keepLines/>
+              <w:spacing w:before="0" w:after="0" w:line="240" w:lineRule="auto"/>
               <w:jc w:val="center"/>
             </w:pPr>
             <w:r>
@@ -833,18 +908,21 @@
         </w:tc>
         <w:tc>
           <w:tcPr>
-            <w:tcW w:type="dxa" w:w="1928"/>
+            <w:tcW w:type="dxa" w:w="2120"/>
             <w:shd w:fill="18233D"/>
             <w:tcMar>
-              <w:top w:w="70" w:type="dxa"/>
-              <w:start w:w="90" w:type="dxa"/>
-              <w:bottom w:w="70" w:type="dxa"/>
-              <w:end w:w="90" w:type="dxa"/>
+              <w:top w:w="55" w:type="dxa"/>
+              <w:start w:w="70" w:type="dxa"/>
+              <w:bottom w:w="55" w:type="dxa"/>
+              <w:end w:w="70" w:type="dxa"/>
             </w:tcMar>
             <w:vAlign w:val="center"/>
           </w:tcPr>
           <w:p>
             <w:pPr>
+              <w:keepNext w:val="0"/>
+              <w:keepLines/>
+              <w:spacing w:before="0" w:after="0" w:line="240" w:lineRule="auto"/>
               <w:jc w:val="center"/>
             </w:pPr>
             <w:r>
@@ -860,18 +938,21 @@
         </w:tc>
         <w:tc>
           <w:tcPr>
-            <w:tcW w:type="dxa" w:w="1701"/>
+            <w:tcW w:type="dxa" w:w="2120"/>
             <w:shd w:fill="18233D"/>
             <w:tcMar>
-              <w:top w:w="70" w:type="dxa"/>
-              <w:start w:w="90" w:type="dxa"/>
-              <w:bottom w:w="70" w:type="dxa"/>
-              <w:end w:w="90" w:type="dxa"/>
+              <w:top w:w="55" w:type="dxa"/>
+              <w:start w:w="70" w:type="dxa"/>
+              <w:bottom w:w="55" w:type="dxa"/>
+              <w:end w:w="70" w:type="dxa"/>
             </w:tcMar>
             <w:vAlign w:val="center"/>
           </w:tcPr>
           <w:p>
             <w:pPr>
+              <w:keepNext w:val="0"/>
+              <w:keepLines/>
+              <w:spacing w:before="0" w:after="0" w:line="240" w:lineRule="auto"/>
               <w:jc w:val="center"/>
             </w:pPr>
             <w:r>
@@ -892,18 +973,20 @@
         </w:trPr>
         <w:tc>
           <w:tcPr>
-            <w:tcW w:type="dxa" w:w="1814"/>
+            <w:tcW w:type="dxa" w:w="2120"/>
             <w:tcMar>
-              <w:top w:w="60" w:type="dxa"/>
-              <w:start w:w="80" w:type="dxa"/>
-              <w:bottom w:w="60" w:type="dxa"/>
-              <w:end w:w="80" w:type="dxa"/>
+              <w:top w:w="55" w:type="dxa"/>
+              <w:start w:w="70" w:type="dxa"/>
+              <w:bottom w:w="55" w:type="dxa"/>
+              <w:end w:w="70" w:type="dxa"/>
             </w:tcMar>
             <w:vAlign w:val="center"/>
           </w:tcPr>
           <w:p>
             <w:pPr>
-              <w:spacing w:after="0"/>
+              <w:keepNext w:val="0"/>
+              <w:keepLines/>
+              <w:spacing w:after="0" w:before="0" w:line="240" w:lineRule="auto"/>
             </w:pPr>
             <w:r>
               <w:rPr>
@@ -917,18 +1000,20 @@
         </w:tc>
         <w:tc>
           <w:tcPr>
-            <w:tcW w:type="dxa" w:w="2835"/>
+            <w:tcW w:type="dxa" w:w="2120"/>
             <w:tcMar>
-              <w:top w:w="60" w:type="dxa"/>
-              <w:start w:w="80" w:type="dxa"/>
-              <w:bottom w:w="60" w:type="dxa"/>
-              <w:end w:w="80" w:type="dxa"/>
+              <w:top w:w="55" w:type="dxa"/>
+              <w:start w:w="70" w:type="dxa"/>
+              <w:bottom w:w="55" w:type="dxa"/>
+              <w:end w:w="70" w:type="dxa"/>
             </w:tcMar>
             <w:vAlign w:val="center"/>
           </w:tcPr>
           <w:p>
             <w:pPr>
-              <w:spacing w:after="0"/>
+              <w:keepNext w:val="0"/>
+              <w:keepLines/>
+              <w:spacing w:after="0" w:before="0" w:line="240" w:lineRule="auto"/>
             </w:pPr>
             <w:r>
               <w:rPr>
@@ -942,18 +1027,20 @@
         </w:tc>
         <w:tc>
           <w:tcPr>
-            <w:tcW w:type="dxa" w:w="1984"/>
+            <w:tcW w:type="dxa" w:w="2120"/>
             <w:tcMar>
-              <w:top w:w="60" w:type="dxa"/>
-              <w:start w:w="80" w:type="dxa"/>
-              <w:bottom w:w="60" w:type="dxa"/>
-              <w:end w:w="80" w:type="dxa"/>
+              <w:top w:w="55" w:type="dxa"/>
+              <w:start w:w="70" w:type="dxa"/>
+              <w:bottom w:w="55" w:type="dxa"/>
+              <w:end w:w="70" w:type="dxa"/>
             </w:tcMar>
             <w:vAlign w:val="center"/>
           </w:tcPr>
           <w:p>
             <w:pPr>
-              <w:spacing w:after="0"/>
+              <w:keepNext w:val="0"/>
+              <w:keepLines/>
+              <w:spacing w:after="0" w:before="0" w:line="240" w:lineRule="auto"/>
             </w:pPr>
             <w:r>
               <w:rPr>
@@ -967,18 +1054,20 @@
         </w:tc>
         <w:tc>
           <w:tcPr>
-            <w:tcW w:type="dxa" w:w="1928"/>
+            <w:tcW w:type="dxa" w:w="2120"/>
             <w:tcMar>
-              <w:top w:w="60" w:type="dxa"/>
-              <w:start w:w="80" w:type="dxa"/>
-              <w:bottom w:w="60" w:type="dxa"/>
-              <w:end w:w="80" w:type="dxa"/>
+              <w:top w:w="55" w:type="dxa"/>
+              <w:start w:w="70" w:type="dxa"/>
+              <w:bottom w:w="55" w:type="dxa"/>
+              <w:end w:w="70" w:type="dxa"/>
             </w:tcMar>
             <w:vAlign w:val="center"/>
           </w:tcPr>
           <w:p>
             <w:pPr>
-              <w:spacing w:after="0"/>
+              <w:keepNext w:val="0"/>
+              <w:keepLines/>
+              <w:spacing w:after="0" w:before="0" w:line="240" w:lineRule="auto"/>
             </w:pPr>
             <w:r>
               <w:rPr>
@@ -992,18 +1081,20 @@
         </w:tc>
         <w:tc>
           <w:tcPr>
-            <w:tcW w:type="dxa" w:w="1701"/>
+            <w:tcW w:type="dxa" w:w="2120"/>
             <w:tcMar>
-              <w:top w:w="60" w:type="dxa"/>
-              <w:start w:w="80" w:type="dxa"/>
-              <w:bottom w:w="60" w:type="dxa"/>
-              <w:end w:w="80" w:type="dxa"/>
+              <w:top w:w="55" w:type="dxa"/>
+              <w:start w:w="70" w:type="dxa"/>
+              <w:bottom w:w="55" w:type="dxa"/>
+              <w:end w:w="70" w:type="dxa"/>
             </w:tcMar>
             <w:vAlign w:val="center"/>
           </w:tcPr>
           <w:p>
             <w:pPr>
-              <w:spacing w:after="0"/>
+              <w:keepNext w:val="0"/>
+              <w:keepLines/>
+              <w:spacing w:after="0" w:before="0" w:line="240" w:lineRule="auto"/>
             </w:pPr>
             <w:r>
               <w:rPr>
@@ -1022,19 +1113,21 @@
         </w:trPr>
         <w:tc>
           <w:tcPr>
-            <w:tcW w:type="dxa" w:w="1814"/>
+            <w:tcW w:type="dxa" w:w="2120"/>
             <w:tcMar>
-              <w:top w:w="60" w:type="dxa"/>
-              <w:start w:w="80" w:type="dxa"/>
-              <w:bottom w:w="60" w:type="dxa"/>
-              <w:end w:w="80" w:type="dxa"/>
+              <w:top w:w="55" w:type="dxa"/>
+              <w:start w:w="70" w:type="dxa"/>
+              <w:bottom w:w="55" w:type="dxa"/>
+              <w:end w:w="70" w:type="dxa"/>
             </w:tcMar>
             <w:vAlign w:val="center"/>
             <w:shd w:fill="FBFCFE"/>
           </w:tcPr>
           <w:p>
             <w:pPr>
-              <w:spacing w:after="0"/>
+              <w:keepNext w:val="0"/>
+              <w:keepLines/>
+              <w:spacing w:after="0" w:before="0" w:line="240" w:lineRule="auto"/>
             </w:pPr>
             <w:r>
               <w:rPr>
@@ -1048,19 +1141,21 @@
         </w:tc>
         <w:tc>
           <w:tcPr>
-            <w:tcW w:type="dxa" w:w="2835"/>
+            <w:tcW w:type="dxa" w:w="2120"/>
             <w:tcMar>
-              <w:top w:w="60" w:type="dxa"/>
-              <w:start w:w="80" w:type="dxa"/>
-              <w:bottom w:w="60" w:type="dxa"/>
-              <w:end w:w="80" w:type="dxa"/>
+              <w:top w:w="55" w:type="dxa"/>
+              <w:start w:w="70" w:type="dxa"/>
+              <w:bottom w:w="55" w:type="dxa"/>
+              <w:end w:w="70" w:type="dxa"/>
             </w:tcMar>
             <w:vAlign w:val="center"/>
             <w:shd w:fill="FBFCFE"/>
           </w:tcPr>
           <w:p>
             <w:pPr>
-              <w:spacing w:after="0"/>
+              <w:keepNext w:val="0"/>
+              <w:keepLines/>
+              <w:spacing w:after="0" w:before="0" w:line="240" w:lineRule="auto"/>
             </w:pPr>
             <w:r>
               <w:rPr>
@@ -1074,19 +1169,21 @@
         </w:tc>
         <w:tc>
           <w:tcPr>
-            <w:tcW w:type="dxa" w:w="1984"/>
+            <w:tcW w:type="dxa" w:w="2120"/>
             <w:tcMar>
-              <w:top w:w="60" w:type="dxa"/>
-              <w:start w:w="80" w:type="dxa"/>
-              <w:bottom w:w="60" w:type="dxa"/>
-              <w:end w:w="80" w:type="dxa"/>
+              <w:top w:w="55" w:type="dxa"/>
+              <w:start w:w="70" w:type="dxa"/>
+              <w:bottom w:w="55" w:type="dxa"/>
+              <w:end w:w="70" w:type="dxa"/>
             </w:tcMar>
             <w:vAlign w:val="center"/>
             <w:shd w:fill="FBFCFE"/>
           </w:tcPr>
           <w:p>
             <w:pPr>
-              <w:spacing w:after="0"/>
+              <w:keepNext w:val="0"/>
+              <w:keepLines/>
+              <w:spacing w:after="0" w:before="0" w:line="240" w:lineRule="auto"/>
             </w:pPr>
             <w:r>
               <w:rPr>
@@ -1100,19 +1197,21 @@
         </w:tc>
         <w:tc>
           <w:tcPr>
-            <w:tcW w:type="dxa" w:w="1928"/>
+            <w:tcW w:type="dxa" w:w="2120"/>
             <w:tcMar>
-              <w:top w:w="60" w:type="dxa"/>
-              <w:start w:w="80" w:type="dxa"/>
-              <w:bottom w:w="60" w:type="dxa"/>
-              <w:end w:w="80" w:type="dxa"/>
+              <w:top w:w="55" w:type="dxa"/>
+              <w:start w:w="70" w:type="dxa"/>
+              <w:bottom w:w="55" w:type="dxa"/>
+              <w:end w:w="70" w:type="dxa"/>
             </w:tcMar>
             <w:vAlign w:val="center"/>
             <w:shd w:fill="FBFCFE"/>
           </w:tcPr>
           <w:p>
             <w:pPr>
-              <w:spacing w:after="0"/>
+              <w:keepNext w:val="0"/>
+              <w:keepLines/>
+              <w:spacing w:after="0" w:before="0" w:line="240" w:lineRule="auto"/>
             </w:pPr>
             <w:r>
               <w:rPr>
@@ -1126,19 +1225,21 @@
         </w:tc>
         <w:tc>
           <w:tcPr>
-            <w:tcW w:type="dxa" w:w="1701"/>
+            <w:tcW w:type="dxa" w:w="2120"/>
             <w:tcMar>
-              <w:top w:w="60" w:type="dxa"/>
-              <w:start w:w="80" w:type="dxa"/>
-              <w:bottom w:w="60" w:type="dxa"/>
-              <w:end w:w="80" w:type="dxa"/>
+              <w:top w:w="55" w:type="dxa"/>
+              <w:start w:w="70" w:type="dxa"/>
+              <w:bottom w:w="55" w:type="dxa"/>
+              <w:end w:w="70" w:type="dxa"/>
             </w:tcMar>
             <w:vAlign w:val="center"/>
             <w:shd w:fill="FBFCFE"/>
           </w:tcPr>
           <w:p>
             <w:pPr>
-              <w:spacing w:after="0"/>
+              <w:keepNext w:val="0"/>
+              <w:keepLines/>
+              <w:spacing w:after="0" w:before="0" w:line="240" w:lineRule="auto"/>
             </w:pPr>
             <w:r>
               <w:rPr>
@@ -1157,18 +1258,20 @@
         </w:trPr>
         <w:tc>
           <w:tcPr>
-            <w:tcW w:type="dxa" w:w="1814"/>
+            <w:tcW w:type="dxa" w:w="2120"/>
             <w:tcMar>
-              <w:top w:w="60" w:type="dxa"/>
-              <w:start w:w="80" w:type="dxa"/>
-              <w:bottom w:w="60" w:type="dxa"/>
-              <w:end w:w="80" w:type="dxa"/>
+              <w:top w:w="55" w:type="dxa"/>
+              <w:start w:w="70" w:type="dxa"/>
+              <w:bottom w:w="55" w:type="dxa"/>
+              <w:end w:w="70" w:type="dxa"/>
             </w:tcMar>
             <w:vAlign w:val="center"/>
           </w:tcPr>
           <w:p>
             <w:pPr>
-              <w:spacing w:after="0"/>
+              <w:keepNext w:val="0"/>
+              <w:keepLines/>
+              <w:spacing w:after="0" w:before="0" w:line="240" w:lineRule="auto"/>
             </w:pPr>
             <w:r>
               <w:rPr>
@@ -1182,18 +1285,20 @@
         </w:tc>
         <w:tc>
           <w:tcPr>
-            <w:tcW w:type="dxa" w:w="2835"/>
+            <w:tcW w:type="dxa" w:w="2120"/>
             <w:tcMar>
-              <w:top w:w="60" w:type="dxa"/>
-              <w:start w:w="80" w:type="dxa"/>
-              <w:bottom w:w="60" w:type="dxa"/>
-              <w:end w:w="80" w:type="dxa"/>
+              <w:top w:w="55" w:type="dxa"/>
+              <w:start w:w="70" w:type="dxa"/>
+              <w:bottom w:w="55" w:type="dxa"/>
+              <w:end w:w="70" w:type="dxa"/>
             </w:tcMar>
             <w:vAlign w:val="center"/>
           </w:tcPr>
           <w:p>
             <w:pPr>
-              <w:spacing w:after="0"/>
+              <w:keepNext w:val="0"/>
+              <w:keepLines/>
+              <w:spacing w:after="0" w:before="0" w:line="240" w:lineRule="auto"/>
             </w:pPr>
             <w:r>
               <w:rPr>
@@ -1207,18 +1312,20 @@
         </w:tc>
         <w:tc>
           <w:tcPr>
-            <w:tcW w:type="dxa" w:w="1984"/>
+            <w:tcW w:type="dxa" w:w="2120"/>
             <w:tcMar>
-              <w:top w:w="60" w:type="dxa"/>
-              <w:start w:w="80" w:type="dxa"/>
-              <w:bottom w:w="60" w:type="dxa"/>
-              <w:end w:w="80" w:type="dxa"/>
+              <w:top w:w="55" w:type="dxa"/>
+              <w:start w:w="70" w:type="dxa"/>
+              <w:bottom w:w="55" w:type="dxa"/>
+              <w:end w:w="70" w:type="dxa"/>
             </w:tcMar>
             <w:vAlign w:val="center"/>
           </w:tcPr>
           <w:p>
             <w:pPr>
-              <w:spacing w:after="0"/>
+              <w:keepNext w:val="0"/>
+              <w:keepLines/>
+              <w:spacing w:after="0" w:before="0" w:line="240" w:lineRule="auto"/>
             </w:pPr>
             <w:r>
               <w:rPr>
@@ -1232,18 +1339,20 @@
         </w:tc>
         <w:tc>
           <w:tcPr>
-            <w:tcW w:type="dxa" w:w="1928"/>
+            <w:tcW w:type="dxa" w:w="2120"/>
             <w:tcMar>
-              <w:top w:w="60" w:type="dxa"/>
-              <w:start w:w="80" w:type="dxa"/>
-              <w:bottom w:w="60" w:type="dxa"/>
-              <w:end w:w="80" w:type="dxa"/>
+              <w:top w:w="55" w:type="dxa"/>
+              <w:start w:w="70" w:type="dxa"/>
+              <w:bottom w:w="55" w:type="dxa"/>
+              <w:end w:w="70" w:type="dxa"/>
             </w:tcMar>
             <w:vAlign w:val="center"/>
           </w:tcPr>
           <w:p>
             <w:pPr>
-              <w:spacing w:after="0"/>
+              <w:keepNext w:val="0"/>
+              <w:keepLines/>
+              <w:spacing w:after="0" w:before="0" w:line="240" w:lineRule="auto"/>
             </w:pPr>
             <w:r>
               <w:rPr>
@@ -1257,18 +1366,20 @@
         </w:tc>
         <w:tc>
           <w:tcPr>
-            <w:tcW w:type="dxa" w:w="1701"/>
+            <w:tcW w:type="dxa" w:w="2120"/>
             <w:tcMar>
-              <w:top w:w="60" w:type="dxa"/>
-              <w:start w:w="80" w:type="dxa"/>
-              <w:bottom w:w="60" w:type="dxa"/>
-              <w:end w:w="80" w:type="dxa"/>
+              <w:top w:w="55" w:type="dxa"/>
+              <w:start w:w="70" w:type="dxa"/>
+              <w:bottom w:w="55" w:type="dxa"/>
+              <w:end w:w="70" w:type="dxa"/>
             </w:tcMar>
             <w:vAlign w:val="center"/>
           </w:tcPr>
           <w:p>
             <w:pPr>
-              <w:spacing w:after="0"/>
+              <w:keepNext w:val="0"/>
+              <w:keepLines/>
+              <w:spacing w:after="0" w:before="0" w:line="240" w:lineRule="auto"/>
             </w:pPr>
             <w:r>
               <w:rPr>
@@ -1291,8 +1402,9 @@
       <w:bookmarkStart w:id="162" w:name="gwbenefit"/>
       <w:pPr>
         <w:pStyle w:val="Heading1"/>
-        <w:keepNext w:val="1"/>
+        <w:keepNext/>
         <w:keepLines/>
+        <w:spacing w:before="220" w:after="80"/>
       </w:pPr>
       <w:bookmarkEnd w:id="162"/>
       <w:r>
@@ -1307,9 +1419,9 @@
     </w:p>
     <w:p>
       <w:pPr>
-        <w:spacing w:after="120"/>
-        <w:keepNext w:val="1"/>
-        <w:keepLines/>
+        <w:spacing w:after="40"/>
+        <w:keepNext w:val="0"/>
+        <w:keepLines w:val="0"/>
       </w:pPr>
       <w:hyperlink w:anchor="TOC">
         <w:r>
@@ -1323,6 +1435,7 @@
     </w:p>
     <w:p>
       <w:pPr>
+        <w:keepNext w:val="0"/>
         <w:spacing w:after="100"/>
       </w:pPr>
       <w:r>
@@ -1336,15 +1449,15 @@
     </w:p>
     <w:tbl>
       <w:tblPr>
-        <w:tblW w:type="auto" w:w="0"/>
+        <w:tblW w:type="dxa" w:w="10601"/>
         <w:jc w:val="center"/>
         <w:tblLayout w:type="fixed"/>
         <w:tblLook w:firstColumn="1" w:firstRow="1" w:lastColumn="0" w:lastRow="0" w:noHBand="0" w:noVBand="1" w:val="04A0"/>
       </w:tblPr>
       <w:tblGrid>
-        <w:gridCol w:w="1757"/>
-        <w:gridCol w:w="3515"/>
-        <w:gridCol w:w="4422"/>
+        <w:gridCol w:w="3020"/>
+        <w:gridCol w:w="3761"/>
+        <w:gridCol w:w="3818"/>
       </w:tblGrid>
       <w:tr>
         <w:trPr>
@@ -1353,18 +1466,21 @@
         </w:trPr>
         <w:tc>
           <w:tcPr>
-            <w:tcW w:type="dxa" w:w="1757"/>
+            <w:tcW w:type="dxa" w:w="3020"/>
             <w:shd w:fill="18233D"/>
             <w:tcMar>
-              <w:top w:w="70" w:type="dxa"/>
-              <w:start w:w="90" w:type="dxa"/>
-              <w:bottom w:w="70" w:type="dxa"/>
-              <w:end w:w="90" w:type="dxa"/>
+              <w:top w:w="55" w:type="dxa"/>
+              <w:start w:w="70" w:type="dxa"/>
+              <w:bottom w:w="55" w:type="dxa"/>
+              <w:end w:w="70" w:type="dxa"/>
             </w:tcMar>
             <w:vAlign w:val="center"/>
           </w:tcPr>
           <w:p>
             <w:pPr>
+              <w:keepNext w:val="0"/>
+              <w:keepLines/>
+              <w:spacing w:before="0" w:after="0" w:line="240" w:lineRule="auto"/>
               <w:jc w:val="center"/>
             </w:pPr>
             <w:r>
@@ -1380,18 +1496,21 @@
         </w:tc>
         <w:tc>
           <w:tcPr>
-            <w:tcW w:type="dxa" w:w="3515"/>
+            <w:tcW w:type="dxa" w:w="3761"/>
             <w:shd w:fill="18233D"/>
             <w:tcMar>
-              <w:top w:w="70" w:type="dxa"/>
-              <w:start w:w="90" w:type="dxa"/>
-              <w:bottom w:w="70" w:type="dxa"/>
-              <w:end w:w="90" w:type="dxa"/>
+              <w:top w:w="55" w:type="dxa"/>
+              <w:start w:w="70" w:type="dxa"/>
+              <w:bottom w:w="55" w:type="dxa"/>
+              <w:end w:w="70" w:type="dxa"/>
             </w:tcMar>
             <w:vAlign w:val="center"/>
           </w:tcPr>
           <w:p>
             <w:pPr>
+              <w:keepNext w:val="0"/>
+              <w:keepLines/>
+              <w:spacing w:before="0" w:after="0" w:line="240" w:lineRule="auto"/>
               <w:jc w:val="center"/>
             </w:pPr>
             <w:r>
@@ -1407,18 +1526,21 @@
         </w:tc>
         <w:tc>
           <w:tcPr>
-            <w:tcW w:type="dxa" w:w="4422"/>
+            <w:tcW w:type="dxa" w:w="3818"/>
             <w:shd w:fill="18233D"/>
             <w:tcMar>
-              <w:top w:w="70" w:type="dxa"/>
-              <w:start w:w="90" w:type="dxa"/>
-              <w:bottom w:w="70" w:type="dxa"/>
-              <w:end w:w="90" w:type="dxa"/>
+              <w:top w:w="55" w:type="dxa"/>
+              <w:start w:w="70" w:type="dxa"/>
+              <w:bottom w:w="55" w:type="dxa"/>
+              <w:end w:w="70" w:type="dxa"/>
             </w:tcMar>
             <w:vAlign w:val="center"/>
           </w:tcPr>
           <w:p>
             <w:pPr>
+              <w:keepNext w:val="0"/>
+              <w:keepLines/>
+              <w:spacing w:before="0" w:after="0" w:line="240" w:lineRule="auto"/>
               <w:jc w:val="center"/>
             </w:pPr>
             <w:r>
@@ -1439,18 +1561,20 @@
         </w:trPr>
         <w:tc>
           <w:tcPr>
-            <w:tcW w:type="dxa" w:w="1757"/>
+            <w:tcW w:type="dxa" w:w="3020"/>
             <w:tcMar>
-              <w:top w:w="60" w:type="dxa"/>
-              <w:start w:w="80" w:type="dxa"/>
-              <w:bottom w:w="60" w:type="dxa"/>
-              <w:end w:w="80" w:type="dxa"/>
+              <w:top w:w="55" w:type="dxa"/>
+              <w:start w:w="70" w:type="dxa"/>
+              <w:bottom w:w="55" w:type="dxa"/>
+              <w:end w:w="70" w:type="dxa"/>
             </w:tcMar>
             <w:vAlign w:val="center"/>
           </w:tcPr>
           <w:p>
             <w:pPr>
-              <w:spacing w:after="0"/>
+              <w:keepNext w:val="0"/>
+              <w:keepLines/>
+              <w:spacing w:after="0" w:before="0" w:line="240" w:lineRule="auto"/>
             </w:pPr>
             <w:r>
               <w:rPr>
@@ -1464,18 +1588,20 @@
         </w:tc>
         <w:tc>
           <w:tcPr>
-            <w:tcW w:type="dxa" w:w="3515"/>
+            <w:tcW w:type="dxa" w:w="3761"/>
             <w:tcMar>
-              <w:top w:w="60" w:type="dxa"/>
-              <w:start w:w="80" w:type="dxa"/>
-              <w:bottom w:w="60" w:type="dxa"/>
-              <w:end w:w="80" w:type="dxa"/>
+              <w:top w:w="55" w:type="dxa"/>
+              <w:start w:w="70" w:type="dxa"/>
+              <w:bottom w:w="55" w:type="dxa"/>
+              <w:end w:w="70" w:type="dxa"/>
             </w:tcMar>
             <w:vAlign w:val="center"/>
           </w:tcPr>
           <w:p>
             <w:pPr>
-              <w:spacing w:after="0"/>
+              <w:keepNext w:val="0"/>
+              <w:keepLines/>
+              <w:spacing w:after="0" w:before="0" w:line="240" w:lineRule="auto"/>
             </w:pPr>
             <w:r>
               <w:rPr>
@@ -1489,18 +1615,20 @@
         </w:tc>
         <w:tc>
           <w:tcPr>
-            <w:tcW w:type="dxa" w:w="4422"/>
+            <w:tcW w:type="dxa" w:w="3818"/>
             <w:tcMar>
-              <w:top w:w="60" w:type="dxa"/>
-              <w:start w:w="80" w:type="dxa"/>
-              <w:bottom w:w="60" w:type="dxa"/>
-              <w:end w:w="80" w:type="dxa"/>
+              <w:top w:w="55" w:type="dxa"/>
+              <w:start w:w="70" w:type="dxa"/>
+              <w:bottom w:w="55" w:type="dxa"/>
+              <w:end w:w="70" w:type="dxa"/>
             </w:tcMar>
             <w:vAlign w:val="center"/>
           </w:tcPr>
           <w:p>
             <w:pPr>
-              <w:spacing w:after="0"/>
+              <w:keepNext w:val="0"/>
+              <w:keepLines/>
+              <w:spacing w:after="0" w:before="0" w:line="240" w:lineRule="auto"/>
             </w:pPr>
             <w:r>
               <w:rPr>
@@ -1519,19 +1647,21 @@
         </w:trPr>
         <w:tc>
           <w:tcPr>
-            <w:tcW w:type="dxa" w:w="1757"/>
+            <w:tcW w:type="dxa" w:w="3020"/>
             <w:tcMar>
-              <w:top w:w="60" w:type="dxa"/>
-              <w:start w:w="80" w:type="dxa"/>
-              <w:bottom w:w="60" w:type="dxa"/>
-              <w:end w:w="80" w:type="dxa"/>
+              <w:top w:w="55" w:type="dxa"/>
+              <w:start w:w="70" w:type="dxa"/>
+              <w:bottom w:w="55" w:type="dxa"/>
+              <w:end w:w="70" w:type="dxa"/>
             </w:tcMar>
             <w:vAlign w:val="center"/>
             <w:shd w:fill="FBFCFE"/>
           </w:tcPr>
           <w:p>
             <w:pPr>
-              <w:spacing w:after="0"/>
+              <w:keepNext w:val="0"/>
+              <w:keepLines/>
+              <w:spacing w:after="0" w:before="0" w:line="240" w:lineRule="auto"/>
             </w:pPr>
             <w:r>
               <w:rPr>
@@ -1545,19 +1675,21 @@
         </w:tc>
         <w:tc>
           <w:tcPr>
-            <w:tcW w:type="dxa" w:w="3515"/>
+            <w:tcW w:type="dxa" w:w="3761"/>
             <w:tcMar>
-              <w:top w:w="60" w:type="dxa"/>
-              <w:start w:w="80" w:type="dxa"/>
-              <w:bottom w:w="60" w:type="dxa"/>
-              <w:end w:w="80" w:type="dxa"/>
+              <w:top w:w="55" w:type="dxa"/>
+              <w:start w:w="70" w:type="dxa"/>
+              <w:bottom w:w="55" w:type="dxa"/>
+              <w:end w:w="70" w:type="dxa"/>
             </w:tcMar>
             <w:vAlign w:val="center"/>
             <w:shd w:fill="FBFCFE"/>
           </w:tcPr>
           <w:p>
             <w:pPr>
-              <w:spacing w:after="0"/>
+              <w:keepNext w:val="0"/>
+              <w:keepLines/>
+              <w:spacing w:after="0" w:before="0" w:line="240" w:lineRule="auto"/>
             </w:pPr>
             <w:r>
               <w:rPr>
@@ -1571,19 +1703,21 @@
         </w:tc>
         <w:tc>
           <w:tcPr>
-            <w:tcW w:type="dxa" w:w="4422"/>
+            <w:tcW w:type="dxa" w:w="3818"/>
             <w:tcMar>
-              <w:top w:w="60" w:type="dxa"/>
-              <w:start w:w="80" w:type="dxa"/>
-              <w:bottom w:w="60" w:type="dxa"/>
-              <w:end w:w="80" w:type="dxa"/>
+              <w:top w:w="55" w:type="dxa"/>
+              <w:start w:w="70" w:type="dxa"/>
+              <w:bottom w:w="55" w:type="dxa"/>
+              <w:end w:w="70" w:type="dxa"/>
             </w:tcMar>
             <w:vAlign w:val="center"/>
             <w:shd w:fill="FBFCFE"/>
           </w:tcPr>
           <w:p>
             <w:pPr>
-              <w:spacing w:after="0"/>
+              <w:keepNext w:val="0"/>
+              <w:keepLines/>
+              <w:spacing w:after="0" w:before="0" w:line="240" w:lineRule="auto"/>
             </w:pPr>
             <w:r>
               <w:rPr>
@@ -1602,18 +1736,20 @@
         </w:trPr>
         <w:tc>
           <w:tcPr>
-            <w:tcW w:type="dxa" w:w="1757"/>
+            <w:tcW w:type="dxa" w:w="3020"/>
             <w:tcMar>
-              <w:top w:w="60" w:type="dxa"/>
-              <w:start w:w="80" w:type="dxa"/>
-              <w:bottom w:w="60" w:type="dxa"/>
-              <w:end w:w="80" w:type="dxa"/>
+              <w:top w:w="55" w:type="dxa"/>
+              <w:start w:w="70" w:type="dxa"/>
+              <w:bottom w:w="55" w:type="dxa"/>
+              <w:end w:w="70" w:type="dxa"/>
             </w:tcMar>
             <w:vAlign w:val="center"/>
           </w:tcPr>
           <w:p>
             <w:pPr>
-              <w:spacing w:after="0"/>
+              <w:keepNext w:val="0"/>
+              <w:keepLines/>
+              <w:spacing w:after="0" w:before="0" w:line="240" w:lineRule="auto"/>
             </w:pPr>
             <w:r>
               <w:rPr>
@@ -1627,18 +1763,20 @@
         </w:tc>
         <w:tc>
           <w:tcPr>
-            <w:tcW w:type="dxa" w:w="3515"/>
+            <w:tcW w:type="dxa" w:w="3761"/>
             <w:tcMar>
-              <w:top w:w="60" w:type="dxa"/>
-              <w:start w:w="80" w:type="dxa"/>
-              <w:bottom w:w="60" w:type="dxa"/>
-              <w:end w:w="80" w:type="dxa"/>
+              <w:top w:w="55" w:type="dxa"/>
+              <w:start w:w="70" w:type="dxa"/>
+              <w:bottom w:w="55" w:type="dxa"/>
+              <w:end w:w="70" w:type="dxa"/>
             </w:tcMar>
             <w:vAlign w:val="center"/>
           </w:tcPr>
           <w:p>
             <w:pPr>
-              <w:spacing w:after="0"/>
+              <w:keepNext w:val="0"/>
+              <w:keepLines/>
+              <w:spacing w:after="0" w:before="0" w:line="240" w:lineRule="auto"/>
             </w:pPr>
             <w:r>
               <w:rPr>
@@ -1652,18 +1790,20 @@
         </w:tc>
         <w:tc>
           <w:tcPr>
-            <w:tcW w:type="dxa" w:w="4422"/>
+            <w:tcW w:type="dxa" w:w="3818"/>
             <w:tcMar>
-              <w:top w:w="60" w:type="dxa"/>
-              <w:start w:w="80" w:type="dxa"/>
-              <w:bottom w:w="60" w:type="dxa"/>
-              <w:end w:w="80" w:type="dxa"/>
+              <w:top w:w="55" w:type="dxa"/>
+              <w:start w:w="70" w:type="dxa"/>
+              <w:bottom w:w="55" w:type="dxa"/>
+              <w:end w:w="70" w:type="dxa"/>
             </w:tcMar>
             <w:vAlign w:val="center"/>
           </w:tcPr>
           <w:p>
             <w:pPr>
-              <w:spacing w:after="0"/>
+              <w:keepNext w:val="0"/>
+              <w:keepLines/>
+              <w:spacing w:after="0" w:before="0" w:line="240" w:lineRule="auto"/>
             </w:pPr>
             <w:r>
               <w:rPr>
@@ -1682,19 +1822,21 @@
         </w:trPr>
         <w:tc>
           <w:tcPr>
-            <w:tcW w:type="dxa" w:w="1757"/>
+            <w:tcW w:type="dxa" w:w="3020"/>
             <w:tcMar>
-              <w:top w:w="60" w:type="dxa"/>
-              <w:start w:w="80" w:type="dxa"/>
-              <w:bottom w:w="60" w:type="dxa"/>
-              <w:end w:w="80" w:type="dxa"/>
+              <w:top w:w="55" w:type="dxa"/>
+              <w:start w:w="70" w:type="dxa"/>
+              <w:bottom w:w="55" w:type="dxa"/>
+              <w:end w:w="70" w:type="dxa"/>
             </w:tcMar>
             <w:vAlign w:val="center"/>
             <w:shd w:fill="FBFCFE"/>
           </w:tcPr>
           <w:p>
             <w:pPr>
-              <w:spacing w:after="0"/>
+              <w:keepNext w:val="0"/>
+              <w:keepLines/>
+              <w:spacing w:after="0" w:before="0" w:line="240" w:lineRule="auto"/>
             </w:pPr>
             <w:r>
               <w:rPr>
@@ -1708,19 +1850,21 @@
         </w:tc>
         <w:tc>
           <w:tcPr>
-            <w:tcW w:type="dxa" w:w="3515"/>
+            <w:tcW w:type="dxa" w:w="3761"/>
             <w:tcMar>
-              <w:top w:w="60" w:type="dxa"/>
-              <w:start w:w="80" w:type="dxa"/>
-              <w:bottom w:w="60" w:type="dxa"/>
-              <w:end w:w="80" w:type="dxa"/>
+              <w:top w:w="55" w:type="dxa"/>
+              <w:start w:w="70" w:type="dxa"/>
+              <w:bottom w:w="55" w:type="dxa"/>
+              <w:end w:w="70" w:type="dxa"/>
             </w:tcMar>
             <w:vAlign w:val="center"/>
             <w:shd w:fill="FBFCFE"/>
           </w:tcPr>
           <w:p>
             <w:pPr>
-              <w:spacing w:after="0"/>
+              <w:keepNext w:val="0"/>
+              <w:keepLines/>
+              <w:spacing w:after="0" w:before="0" w:line="240" w:lineRule="auto"/>
             </w:pPr>
             <w:r>
               <w:rPr>
@@ -1734,19 +1878,21 @@
         </w:tc>
         <w:tc>
           <w:tcPr>
-            <w:tcW w:type="dxa" w:w="4422"/>
+            <w:tcW w:type="dxa" w:w="3818"/>
             <w:tcMar>
-              <w:top w:w="60" w:type="dxa"/>
-              <w:start w:w="80" w:type="dxa"/>
-              <w:bottom w:w="60" w:type="dxa"/>
-              <w:end w:w="80" w:type="dxa"/>
+              <w:top w:w="55" w:type="dxa"/>
+              <w:start w:w="70" w:type="dxa"/>
+              <w:bottom w:w="55" w:type="dxa"/>
+              <w:end w:w="70" w:type="dxa"/>
             </w:tcMar>
             <w:vAlign w:val="center"/>
             <w:shd w:fill="FBFCFE"/>
           </w:tcPr>
           <w:p>
             <w:pPr>
-              <w:spacing w:after="0"/>
+              <w:keepNext w:val="0"/>
+              <w:keepLines/>
+              <w:spacing w:after="0" w:before="0" w:line="240" w:lineRule="auto"/>
             </w:pPr>
             <w:r>
               <w:rPr>
@@ -1765,18 +1911,20 @@
         </w:trPr>
         <w:tc>
           <w:tcPr>
-            <w:tcW w:type="dxa" w:w="1757"/>
+            <w:tcW w:type="dxa" w:w="3020"/>
             <w:tcMar>
-              <w:top w:w="60" w:type="dxa"/>
-              <w:start w:w="80" w:type="dxa"/>
-              <w:bottom w:w="60" w:type="dxa"/>
-              <w:end w:w="80" w:type="dxa"/>
+              <w:top w:w="55" w:type="dxa"/>
+              <w:start w:w="70" w:type="dxa"/>
+              <w:bottom w:w="55" w:type="dxa"/>
+              <w:end w:w="70" w:type="dxa"/>
             </w:tcMar>
             <w:vAlign w:val="center"/>
           </w:tcPr>
           <w:p>
             <w:pPr>
-              <w:spacing w:after="0"/>
+              <w:keepNext w:val="0"/>
+              <w:keepLines/>
+              <w:spacing w:after="0" w:before="0" w:line="240" w:lineRule="auto"/>
             </w:pPr>
             <w:r>
               <w:rPr>
@@ -1790,18 +1938,20 @@
         </w:tc>
         <w:tc>
           <w:tcPr>
-            <w:tcW w:type="dxa" w:w="3515"/>
+            <w:tcW w:type="dxa" w:w="3761"/>
             <w:tcMar>
-              <w:top w:w="60" w:type="dxa"/>
-              <w:start w:w="80" w:type="dxa"/>
-              <w:bottom w:w="60" w:type="dxa"/>
-              <w:end w:w="80" w:type="dxa"/>
+              <w:top w:w="55" w:type="dxa"/>
+              <w:start w:w="70" w:type="dxa"/>
+              <w:bottom w:w="55" w:type="dxa"/>
+              <w:end w:w="70" w:type="dxa"/>
             </w:tcMar>
             <w:vAlign w:val="center"/>
           </w:tcPr>
           <w:p>
             <w:pPr>
-              <w:spacing w:after="0"/>
+              <w:keepNext w:val="0"/>
+              <w:keepLines/>
+              <w:spacing w:after="0" w:before="0" w:line="240" w:lineRule="auto"/>
             </w:pPr>
             <w:r>
               <w:rPr>
@@ -1815,18 +1965,20 @@
         </w:tc>
         <w:tc>
           <w:tcPr>
-            <w:tcW w:type="dxa" w:w="4422"/>
+            <w:tcW w:type="dxa" w:w="3818"/>
             <w:tcMar>
-              <w:top w:w="60" w:type="dxa"/>
-              <w:start w:w="80" w:type="dxa"/>
-              <w:bottom w:w="60" w:type="dxa"/>
-              <w:end w:w="80" w:type="dxa"/>
+              <w:top w:w="55" w:type="dxa"/>
+              <w:start w:w="70" w:type="dxa"/>
+              <w:bottom w:w="55" w:type="dxa"/>
+              <w:end w:w="70" w:type="dxa"/>
             </w:tcMar>
             <w:vAlign w:val="center"/>
           </w:tcPr>
           <w:p>
             <w:pPr>
-              <w:spacing w:after="0"/>
+              <w:keepNext w:val="0"/>
+              <w:keepLines/>
+              <w:spacing w:after="0" w:before="0" w:line="240" w:lineRule="auto"/>
             </w:pPr>
             <w:r>
               <w:rPr>
@@ -1845,19 +1997,21 @@
         </w:trPr>
         <w:tc>
           <w:tcPr>
-            <w:tcW w:type="dxa" w:w="1757"/>
+            <w:tcW w:type="dxa" w:w="3020"/>
             <w:tcMar>
-              <w:top w:w="60" w:type="dxa"/>
-              <w:start w:w="80" w:type="dxa"/>
-              <w:bottom w:w="60" w:type="dxa"/>
-              <w:end w:w="80" w:type="dxa"/>
+              <w:top w:w="55" w:type="dxa"/>
+              <w:start w:w="70" w:type="dxa"/>
+              <w:bottom w:w="55" w:type="dxa"/>
+              <w:end w:w="70" w:type="dxa"/>
             </w:tcMar>
             <w:vAlign w:val="center"/>
             <w:shd w:fill="FBFCFE"/>
           </w:tcPr>
           <w:p>
             <w:pPr>
-              <w:spacing w:after="0"/>
+              <w:keepNext w:val="0"/>
+              <w:keepLines/>
+              <w:spacing w:after="0" w:before="0" w:line="240" w:lineRule="auto"/>
             </w:pPr>
             <w:r>
               <w:rPr>
@@ -1871,19 +2025,21 @@
         </w:tc>
         <w:tc>
           <w:tcPr>
-            <w:tcW w:type="dxa" w:w="3515"/>
+            <w:tcW w:type="dxa" w:w="3761"/>
             <w:tcMar>
-              <w:top w:w="60" w:type="dxa"/>
-              <w:start w:w="80" w:type="dxa"/>
-              <w:bottom w:w="60" w:type="dxa"/>
-              <w:end w:w="80" w:type="dxa"/>
+              <w:top w:w="55" w:type="dxa"/>
+              <w:start w:w="70" w:type="dxa"/>
+              <w:bottom w:w="55" w:type="dxa"/>
+              <w:end w:w="70" w:type="dxa"/>
             </w:tcMar>
             <w:vAlign w:val="center"/>
             <w:shd w:fill="FBFCFE"/>
           </w:tcPr>
           <w:p>
             <w:pPr>
-              <w:spacing w:after="0"/>
+              <w:keepNext w:val="0"/>
+              <w:keepLines/>
+              <w:spacing w:after="0" w:before="0" w:line="240" w:lineRule="auto"/>
             </w:pPr>
             <w:r>
               <w:rPr>
@@ -1897,19 +2053,21 @@
         </w:tc>
         <w:tc>
           <w:tcPr>
-            <w:tcW w:type="dxa" w:w="4422"/>
+            <w:tcW w:type="dxa" w:w="3818"/>
             <w:tcMar>
-              <w:top w:w="60" w:type="dxa"/>
-              <w:start w:w="80" w:type="dxa"/>
-              <w:bottom w:w="60" w:type="dxa"/>
-              <w:end w:w="80" w:type="dxa"/>
+              <w:top w:w="55" w:type="dxa"/>
+              <w:start w:w="70" w:type="dxa"/>
+              <w:bottom w:w="55" w:type="dxa"/>
+              <w:end w:w="70" w:type="dxa"/>
             </w:tcMar>
             <w:vAlign w:val="center"/>
             <w:shd w:fill="FBFCFE"/>
           </w:tcPr>
           <w:p>
             <w:pPr>
-              <w:spacing w:after="0"/>
+              <w:keepNext w:val="0"/>
+              <w:keepLines/>
+              <w:spacing w:after="0" w:before="0" w:line="240" w:lineRule="auto"/>
             </w:pPr>
             <w:r>
               <w:rPr>
@@ -1932,8 +2090,9 @@
       <w:bookmarkStart w:id="163" w:name="route"/>
       <w:pPr>
         <w:pStyle w:val="Heading1"/>
-        <w:keepNext w:val="1"/>
+        <w:keepNext/>
         <w:keepLines/>
+        <w:spacing w:before="220" w:after="80"/>
       </w:pPr>
       <w:bookmarkEnd w:id="163"/>
       <w:r>
@@ -1948,9 +2107,9 @@
     </w:p>
     <w:p>
       <w:pPr>
-        <w:spacing w:after="120"/>
-        <w:keepNext w:val="1"/>
-        <w:keepLines/>
+        <w:spacing w:after="40"/>
+        <w:keepNext w:val="0"/>
+        <w:keepLines w:val="0"/>
       </w:pPr>
       <w:hyperlink w:anchor="TOC">
         <w:r>
@@ -1964,16 +2123,16 @@
     </w:p>
     <w:tbl>
       <w:tblPr>
-        <w:tblW w:type="auto" w:w="0"/>
+        <w:tblW w:type="dxa" w:w="10601"/>
         <w:jc w:val="center"/>
         <w:tblLayout w:type="fixed"/>
         <w:tblLook w:firstColumn="1" w:firstRow="1" w:lastColumn="0" w:lastRow="0" w:noHBand="0" w:noVBand="1" w:val="04A0"/>
       </w:tblPr>
       <w:tblGrid>
-        <w:gridCol w:w="1701"/>
-        <w:gridCol w:w="3005"/>
-        <w:gridCol w:w="2494"/>
-        <w:gridCol w:w="2381"/>
+        <w:gridCol w:w="2491"/>
+        <w:gridCol w:w="2838"/>
+        <w:gridCol w:w="2491"/>
+        <w:gridCol w:w="2780"/>
       </w:tblGrid>
       <w:tr>
         <w:trPr>
@@ -1982,18 +2141,21 @@
         </w:trPr>
         <w:tc>
           <w:tcPr>
-            <w:tcW w:type="dxa" w:w="1701"/>
+            <w:tcW w:type="dxa" w:w="2491"/>
             <w:shd w:fill="18233D"/>
             <w:tcMar>
-              <w:top w:w="70" w:type="dxa"/>
-              <w:start w:w="90" w:type="dxa"/>
-              <w:bottom w:w="70" w:type="dxa"/>
-              <w:end w:w="90" w:type="dxa"/>
+              <w:top w:w="55" w:type="dxa"/>
+              <w:start w:w="70" w:type="dxa"/>
+              <w:bottom w:w="55" w:type="dxa"/>
+              <w:end w:w="70" w:type="dxa"/>
             </w:tcMar>
             <w:vAlign w:val="center"/>
           </w:tcPr>
           <w:p>
             <w:pPr>
+              <w:keepNext w:val="0"/>
+              <w:keepLines/>
+              <w:spacing w:before="0" w:after="0" w:line="240" w:lineRule="auto"/>
               <w:jc w:val="center"/>
             </w:pPr>
             <w:r>
@@ -2009,18 +2171,21 @@
         </w:tc>
         <w:tc>
           <w:tcPr>
-            <w:tcW w:type="dxa" w:w="3005"/>
+            <w:tcW w:type="dxa" w:w="2838"/>
             <w:shd w:fill="18233D"/>
             <w:tcMar>
-              <w:top w:w="70" w:type="dxa"/>
-              <w:start w:w="90" w:type="dxa"/>
-              <w:bottom w:w="70" w:type="dxa"/>
-              <w:end w:w="90" w:type="dxa"/>
+              <w:top w:w="55" w:type="dxa"/>
+              <w:start w:w="70" w:type="dxa"/>
+              <w:bottom w:w="55" w:type="dxa"/>
+              <w:end w:w="70" w:type="dxa"/>
             </w:tcMar>
             <w:vAlign w:val="center"/>
           </w:tcPr>
           <w:p>
             <w:pPr>
+              <w:keepNext w:val="0"/>
+              <w:keepLines/>
+              <w:spacing w:before="0" w:after="0" w:line="240" w:lineRule="auto"/>
               <w:jc w:val="center"/>
             </w:pPr>
             <w:r>
@@ -2036,18 +2201,21 @@
         </w:tc>
         <w:tc>
           <w:tcPr>
-            <w:tcW w:type="dxa" w:w="2494"/>
+            <w:tcW w:type="dxa" w:w="2491"/>
             <w:shd w:fill="18233D"/>
             <w:tcMar>
-              <w:top w:w="70" w:type="dxa"/>
-              <w:start w:w="90" w:type="dxa"/>
-              <w:bottom w:w="70" w:type="dxa"/>
-              <w:end w:w="90" w:type="dxa"/>
+              <w:top w:w="55" w:type="dxa"/>
+              <w:start w:w="70" w:type="dxa"/>
+              <w:bottom w:w="55" w:type="dxa"/>
+              <w:end w:w="70" w:type="dxa"/>
             </w:tcMar>
             <w:vAlign w:val="center"/>
           </w:tcPr>
           <w:p>
             <w:pPr>
+              <w:keepNext w:val="0"/>
+              <w:keepLines/>
+              <w:spacing w:before="0" w:after="0" w:line="240" w:lineRule="auto"/>
               <w:jc w:val="center"/>
             </w:pPr>
             <w:r>
@@ -2063,18 +2231,21 @@
         </w:tc>
         <w:tc>
           <w:tcPr>
-            <w:tcW w:type="dxa" w:w="2381"/>
+            <w:tcW w:type="dxa" w:w="2780"/>
             <w:shd w:fill="18233D"/>
             <w:tcMar>
-              <w:top w:w="70" w:type="dxa"/>
-              <w:start w:w="90" w:type="dxa"/>
-              <w:bottom w:w="70" w:type="dxa"/>
-              <w:end w:w="90" w:type="dxa"/>
+              <w:top w:w="55" w:type="dxa"/>
+              <w:start w:w="70" w:type="dxa"/>
+              <w:bottom w:w="55" w:type="dxa"/>
+              <w:end w:w="70" w:type="dxa"/>
             </w:tcMar>
             <w:vAlign w:val="center"/>
           </w:tcPr>
           <w:p>
             <w:pPr>
+              <w:keepNext w:val="0"/>
+              <w:keepLines/>
+              <w:spacing w:before="0" w:after="0" w:line="240" w:lineRule="auto"/>
               <w:jc w:val="center"/>
             </w:pPr>
             <w:r>
@@ -2095,18 +2266,20 @@
         </w:trPr>
         <w:tc>
           <w:tcPr>
-            <w:tcW w:type="dxa" w:w="1701"/>
+            <w:tcW w:type="dxa" w:w="2491"/>
             <w:tcMar>
-              <w:top w:w="60" w:type="dxa"/>
-              <w:start w:w="80" w:type="dxa"/>
-              <w:bottom w:w="60" w:type="dxa"/>
-              <w:end w:w="80" w:type="dxa"/>
+              <w:top w:w="55" w:type="dxa"/>
+              <w:start w:w="70" w:type="dxa"/>
+              <w:bottom w:w="55" w:type="dxa"/>
+              <w:end w:w="70" w:type="dxa"/>
             </w:tcMar>
             <w:vAlign w:val="center"/>
           </w:tcPr>
           <w:p>
             <w:pPr>
-              <w:spacing w:after="0"/>
+              <w:keepNext w:val="0"/>
+              <w:keepLines/>
+              <w:spacing w:after="0" w:before="0" w:line="240" w:lineRule="auto"/>
             </w:pPr>
             <w:r>
               <w:rPr>
@@ -2120,18 +2293,20 @@
         </w:tc>
         <w:tc>
           <w:tcPr>
-            <w:tcW w:type="dxa" w:w="3005"/>
+            <w:tcW w:type="dxa" w:w="2838"/>
             <w:tcMar>
-              <w:top w:w="60" w:type="dxa"/>
-              <w:start w:w="80" w:type="dxa"/>
-              <w:bottom w:w="60" w:type="dxa"/>
-              <w:end w:w="80" w:type="dxa"/>
+              <w:top w:w="55" w:type="dxa"/>
+              <w:start w:w="70" w:type="dxa"/>
+              <w:bottom w:w="55" w:type="dxa"/>
+              <w:end w:w="70" w:type="dxa"/>
             </w:tcMar>
             <w:vAlign w:val="center"/>
           </w:tcPr>
           <w:p>
             <w:pPr>
-              <w:spacing w:after="0"/>
+              <w:keepNext w:val="0"/>
+              <w:keepLines/>
+              <w:spacing w:after="0" w:before="0" w:line="240" w:lineRule="auto"/>
             </w:pPr>
             <w:r>
               <w:rPr>
@@ -2145,18 +2320,20 @@
         </w:tc>
         <w:tc>
           <w:tcPr>
-            <w:tcW w:type="dxa" w:w="2494"/>
+            <w:tcW w:type="dxa" w:w="2491"/>
             <w:tcMar>
-              <w:top w:w="60" w:type="dxa"/>
-              <w:start w:w="80" w:type="dxa"/>
-              <w:bottom w:w="60" w:type="dxa"/>
-              <w:end w:w="80" w:type="dxa"/>
+              <w:top w:w="55" w:type="dxa"/>
+              <w:start w:w="70" w:type="dxa"/>
+              <w:bottom w:w="55" w:type="dxa"/>
+              <w:end w:w="70" w:type="dxa"/>
             </w:tcMar>
             <w:vAlign w:val="center"/>
           </w:tcPr>
           <w:p>
             <w:pPr>
-              <w:spacing w:after="0"/>
+              <w:keepNext w:val="0"/>
+              <w:keepLines/>
+              <w:spacing w:after="0" w:before="0" w:line="240" w:lineRule="auto"/>
             </w:pPr>
             <w:r>
               <w:rPr>
@@ -2170,18 +2347,20 @@
         </w:tc>
         <w:tc>
           <w:tcPr>
-            <w:tcW w:type="dxa" w:w="2381"/>
+            <w:tcW w:type="dxa" w:w="2780"/>
             <w:tcMar>
-              <w:top w:w="60" w:type="dxa"/>
-              <w:start w:w="80" w:type="dxa"/>
-              <w:bottom w:w="60" w:type="dxa"/>
-              <w:end w:w="80" w:type="dxa"/>
+              <w:top w:w="55" w:type="dxa"/>
+              <w:start w:w="70" w:type="dxa"/>
+              <w:bottom w:w="55" w:type="dxa"/>
+              <w:end w:w="70" w:type="dxa"/>
             </w:tcMar>
             <w:vAlign w:val="center"/>
           </w:tcPr>
           <w:p>
             <w:pPr>
-              <w:spacing w:after="0"/>
+              <w:keepNext w:val="0"/>
+              <w:keepLines/>
+              <w:spacing w:after="0" w:before="0" w:line="240" w:lineRule="auto"/>
             </w:pPr>
             <w:r>
               <w:rPr>
@@ -2200,19 +2379,21 @@
         </w:trPr>
         <w:tc>
           <w:tcPr>
-            <w:tcW w:type="dxa" w:w="1701"/>
+            <w:tcW w:type="dxa" w:w="2491"/>
             <w:tcMar>
-              <w:top w:w="60" w:type="dxa"/>
-              <w:start w:w="80" w:type="dxa"/>
-              <w:bottom w:w="60" w:type="dxa"/>
-              <w:end w:w="80" w:type="dxa"/>
+              <w:top w:w="55" w:type="dxa"/>
+              <w:start w:w="70" w:type="dxa"/>
+              <w:bottom w:w="55" w:type="dxa"/>
+              <w:end w:w="70" w:type="dxa"/>
             </w:tcMar>
             <w:vAlign w:val="center"/>
             <w:shd w:fill="FBFCFE"/>
           </w:tcPr>
           <w:p>
             <w:pPr>
-              <w:spacing w:after="0"/>
+              <w:keepNext w:val="0"/>
+              <w:keepLines/>
+              <w:spacing w:after="0" w:before="0" w:line="240" w:lineRule="auto"/>
             </w:pPr>
             <w:r>
               <w:rPr>
@@ -2226,19 +2407,21 @@
         </w:tc>
         <w:tc>
           <w:tcPr>
-            <w:tcW w:type="dxa" w:w="3005"/>
+            <w:tcW w:type="dxa" w:w="2838"/>
             <w:tcMar>
-              <w:top w:w="60" w:type="dxa"/>
-              <w:start w:w="80" w:type="dxa"/>
-              <w:bottom w:w="60" w:type="dxa"/>
-              <w:end w:w="80" w:type="dxa"/>
+              <w:top w:w="55" w:type="dxa"/>
+              <w:start w:w="70" w:type="dxa"/>
+              <w:bottom w:w="55" w:type="dxa"/>
+              <w:end w:w="70" w:type="dxa"/>
             </w:tcMar>
             <w:vAlign w:val="center"/>
             <w:shd w:fill="FBFCFE"/>
           </w:tcPr>
           <w:p>
             <w:pPr>
-              <w:spacing w:after="0"/>
+              <w:keepNext w:val="0"/>
+              <w:keepLines/>
+              <w:spacing w:after="0" w:before="0" w:line="240" w:lineRule="auto"/>
             </w:pPr>
             <w:r>
               <w:rPr>
@@ -2252,19 +2435,21 @@
         </w:tc>
         <w:tc>
           <w:tcPr>
-            <w:tcW w:type="dxa" w:w="2494"/>
+            <w:tcW w:type="dxa" w:w="2491"/>
             <w:tcMar>
-              <w:top w:w="60" w:type="dxa"/>
-              <w:start w:w="80" w:type="dxa"/>
-              <w:bottom w:w="60" w:type="dxa"/>
-              <w:end w:w="80" w:type="dxa"/>
+              <w:top w:w="55" w:type="dxa"/>
+              <w:start w:w="70" w:type="dxa"/>
+              <w:bottom w:w="55" w:type="dxa"/>
+              <w:end w:w="70" w:type="dxa"/>
             </w:tcMar>
             <w:vAlign w:val="center"/>
             <w:shd w:fill="FBFCFE"/>
           </w:tcPr>
           <w:p>
             <w:pPr>
-              <w:spacing w:after="0"/>
+              <w:keepNext w:val="0"/>
+              <w:keepLines/>
+              <w:spacing w:after="0" w:before="0" w:line="240" w:lineRule="auto"/>
             </w:pPr>
             <w:r>
               <w:rPr>
@@ -2278,19 +2463,21 @@
         </w:tc>
         <w:tc>
           <w:tcPr>
-            <w:tcW w:type="dxa" w:w="2381"/>
+            <w:tcW w:type="dxa" w:w="2780"/>
             <w:tcMar>
-              <w:top w:w="60" w:type="dxa"/>
-              <w:start w:w="80" w:type="dxa"/>
-              <w:bottom w:w="60" w:type="dxa"/>
-              <w:end w:w="80" w:type="dxa"/>
+              <w:top w:w="55" w:type="dxa"/>
+              <w:start w:w="70" w:type="dxa"/>
+              <w:bottom w:w="55" w:type="dxa"/>
+              <w:end w:w="70" w:type="dxa"/>
             </w:tcMar>
             <w:vAlign w:val="center"/>
             <w:shd w:fill="FBFCFE"/>
           </w:tcPr>
           <w:p>
             <w:pPr>
-              <w:spacing w:after="0"/>
+              <w:keepNext w:val="0"/>
+              <w:keepLines/>
+              <w:spacing w:after="0" w:before="0" w:line="240" w:lineRule="auto"/>
             </w:pPr>
             <w:r>
               <w:rPr>
@@ -2309,18 +2496,20 @@
         </w:trPr>
         <w:tc>
           <w:tcPr>
-            <w:tcW w:type="dxa" w:w="1701"/>
+            <w:tcW w:type="dxa" w:w="2491"/>
             <w:tcMar>
-              <w:top w:w="60" w:type="dxa"/>
-              <w:start w:w="80" w:type="dxa"/>
-              <w:bottom w:w="60" w:type="dxa"/>
-              <w:end w:w="80" w:type="dxa"/>
+              <w:top w:w="55" w:type="dxa"/>
+              <w:start w:w="70" w:type="dxa"/>
+              <w:bottom w:w="55" w:type="dxa"/>
+              <w:end w:w="70" w:type="dxa"/>
             </w:tcMar>
             <w:vAlign w:val="center"/>
           </w:tcPr>
           <w:p>
             <w:pPr>
-              <w:spacing w:after="0"/>
+              <w:keepNext w:val="0"/>
+              <w:keepLines/>
+              <w:spacing w:after="0" w:before="0" w:line="240" w:lineRule="auto"/>
             </w:pPr>
             <w:r>
               <w:rPr>
@@ -2334,18 +2523,20 @@
         </w:tc>
         <w:tc>
           <w:tcPr>
-            <w:tcW w:type="dxa" w:w="3005"/>
+            <w:tcW w:type="dxa" w:w="2838"/>
             <w:tcMar>
-              <w:top w:w="60" w:type="dxa"/>
-              <w:start w:w="80" w:type="dxa"/>
-              <w:bottom w:w="60" w:type="dxa"/>
-              <w:end w:w="80" w:type="dxa"/>
+              <w:top w:w="55" w:type="dxa"/>
+              <w:start w:w="70" w:type="dxa"/>
+              <w:bottom w:w="55" w:type="dxa"/>
+              <w:end w:w="70" w:type="dxa"/>
             </w:tcMar>
             <w:vAlign w:val="center"/>
           </w:tcPr>
           <w:p>
             <w:pPr>
-              <w:spacing w:after="0"/>
+              <w:keepNext w:val="0"/>
+              <w:keepLines/>
+              <w:spacing w:after="0" w:before="0" w:line="240" w:lineRule="auto"/>
             </w:pPr>
             <w:r>
               <w:rPr>
@@ -2359,18 +2550,20 @@
         </w:tc>
         <w:tc>
           <w:tcPr>
-            <w:tcW w:type="dxa" w:w="2494"/>
+            <w:tcW w:type="dxa" w:w="2491"/>
             <w:tcMar>
-              <w:top w:w="60" w:type="dxa"/>
-              <w:start w:w="80" w:type="dxa"/>
-              <w:bottom w:w="60" w:type="dxa"/>
-              <w:end w:w="80" w:type="dxa"/>
+              <w:top w:w="55" w:type="dxa"/>
+              <w:start w:w="70" w:type="dxa"/>
+              <w:bottom w:w="55" w:type="dxa"/>
+              <w:end w:w="70" w:type="dxa"/>
             </w:tcMar>
             <w:vAlign w:val="center"/>
           </w:tcPr>
           <w:p>
             <w:pPr>
-              <w:spacing w:after="0"/>
+              <w:keepNext w:val="0"/>
+              <w:keepLines/>
+              <w:spacing w:after="0" w:before="0" w:line="240" w:lineRule="auto"/>
             </w:pPr>
             <w:r>
               <w:rPr>
@@ -2384,18 +2577,20 @@
         </w:tc>
         <w:tc>
           <w:tcPr>
-            <w:tcW w:type="dxa" w:w="2381"/>
+            <w:tcW w:type="dxa" w:w="2780"/>
             <w:tcMar>
-              <w:top w:w="60" w:type="dxa"/>
-              <w:start w:w="80" w:type="dxa"/>
-              <w:bottom w:w="60" w:type="dxa"/>
-              <w:end w:w="80" w:type="dxa"/>
+              <w:top w:w="55" w:type="dxa"/>
+              <w:start w:w="70" w:type="dxa"/>
+              <w:bottom w:w="55" w:type="dxa"/>
+              <w:end w:w="70" w:type="dxa"/>
             </w:tcMar>
             <w:vAlign w:val="center"/>
           </w:tcPr>
           <w:p>
             <w:pPr>
-              <w:spacing w:after="0"/>
+              <w:keepNext w:val="0"/>
+              <w:keepLines/>
+              <w:spacing w:after="0" w:before="0" w:line="240" w:lineRule="auto"/>
             </w:pPr>
             <w:r>
               <w:rPr>
@@ -2414,19 +2609,21 @@
         </w:trPr>
         <w:tc>
           <w:tcPr>
-            <w:tcW w:type="dxa" w:w="1701"/>
+            <w:tcW w:type="dxa" w:w="2491"/>
             <w:tcMar>
-              <w:top w:w="60" w:type="dxa"/>
-              <w:start w:w="80" w:type="dxa"/>
-              <w:bottom w:w="60" w:type="dxa"/>
-              <w:end w:w="80" w:type="dxa"/>
+              <w:top w:w="55" w:type="dxa"/>
+              <w:start w:w="70" w:type="dxa"/>
+              <w:bottom w:w="55" w:type="dxa"/>
+              <w:end w:w="70" w:type="dxa"/>
             </w:tcMar>
             <w:vAlign w:val="center"/>
             <w:shd w:fill="FBFCFE"/>
           </w:tcPr>
           <w:p>
             <w:pPr>
-              <w:spacing w:after="0"/>
+              <w:keepNext w:val="0"/>
+              <w:keepLines/>
+              <w:spacing w:after="0" w:before="0" w:line="240" w:lineRule="auto"/>
             </w:pPr>
             <w:r>
               <w:rPr>
@@ -2440,19 +2637,21 @@
         </w:tc>
         <w:tc>
           <w:tcPr>
-            <w:tcW w:type="dxa" w:w="3005"/>
+            <w:tcW w:type="dxa" w:w="2838"/>
             <w:tcMar>
-              <w:top w:w="60" w:type="dxa"/>
-              <w:start w:w="80" w:type="dxa"/>
-              <w:bottom w:w="60" w:type="dxa"/>
-              <w:end w:w="80" w:type="dxa"/>
+              <w:top w:w="55" w:type="dxa"/>
+              <w:start w:w="70" w:type="dxa"/>
+              <w:bottom w:w="55" w:type="dxa"/>
+              <w:end w:w="70" w:type="dxa"/>
             </w:tcMar>
             <w:vAlign w:val="center"/>
             <w:shd w:fill="FBFCFE"/>
           </w:tcPr>
           <w:p>
             <w:pPr>
-              <w:spacing w:after="0"/>
+              <w:keepNext w:val="0"/>
+              <w:keepLines/>
+              <w:spacing w:after="0" w:before="0" w:line="240" w:lineRule="auto"/>
             </w:pPr>
             <w:r>
               <w:rPr>
@@ -2466,19 +2665,21 @@
         </w:tc>
         <w:tc>
           <w:tcPr>
-            <w:tcW w:type="dxa" w:w="2494"/>
+            <w:tcW w:type="dxa" w:w="2491"/>
             <w:tcMar>
-              <w:top w:w="60" w:type="dxa"/>
-              <w:start w:w="80" w:type="dxa"/>
-              <w:bottom w:w="60" w:type="dxa"/>
-              <w:end w:w="80" w:type="dxa"/>
+              <w:top w:w="55" w:type="dxa"/>
+              <w:start w:w="70" w:type="dxa"/>
+              <w:bottom w:w="55" w:type="dxa"/>
+              <w:end w:w="70" w:type="dxa"/>
             </w:tcMar>
             <w:vAlign w:val="center"/>
             <w:shd w:fill="FBFCFE"/>
           </w:tcPr>
           <w:p>
             <w:pPr>
-              <w:spacing w:after="0"/>
+              <w:keepNext w:val="0"/>
+              <w:keepLines/>
+              <w:spacing w:after="0" w:before="0" w:line="240" w:lineRule="auto"/>
             </w:pPr>
             <w:r>
               <w:rPr>
@@ -2492,19 +2693,21 @@
         </w:tc>
         <w:tc>
           <w:tcPr>
-            <w:tcW w:type="dxa" w:w="2381"/>
+            <w:tcW w:type="dxa" w:w="2780"/>
             <w:tcMar>
-              <w:top w:w="60" w:type="dxa"/>
-              <w:start w:w="80" w:type="dxa"/>
-              <w:bottom w:w="60" w:type="dxa"/>
-              <w:end w:w="80" w:type="dxa"/>
+              <w:top w:w="55" w:type="dxa"/>
+              <w:start w:w="70" w:type="dxa"/>
+              <w:bottom w:w="55" w:type="dxa"/>
+              <w:end w:w="70" w:type="dxa"/>
             </w:tcMar>
             <w:vAlign w:val="center"/>
             <w:shd w:fill="FBFCFE"/>
           </w:tcPr>
           <w:p>
             <w:pPr>
-              <w:spacing w:after="0"/>
+              <w:keepNext w:val="0"/>
+              <w:keepLines/>
+              <w:spacing w:after="0" w:before="0" w:line="240" w:lineRule="auto"/>
             </w:pPr>
             <w:r>
               <w:rPr>
@@ -2523,18 +2726,20 @@
         </w:trPr>
         <w:tc>
           <w:tcPr>
-            <w:tcW w:type="dxa" w:w="1701"/>
+            <w:tcW w:type="dxa" w:w="2491"/>
             <w:tcMar>
-              <w:top w:w="60" w:type="dxa"/>
-              <w:start w:w="80" w:type="dxa"/>
-              <w:bottom w:w="60" w:type="dxa"/>
-              <w:end w:w="80" w:type="dxa"/>
+              <w:top w:w="55" w:type="dxa"/>
+              <w:start w:w="70" w:type="dxa"/>
+              <w:bottom w:w="55" w:type="dxa"/>
+              <w:end w:w="70" w:type="dxa"/>
             </w:tcMar>
             <w:vAlign w:val="center"/>
           </w:tcPr>
           <w:p>
             <w:pPr>
-              <w:spacing w:after="0"/>
+              <w:keepNext w:val="0"/>
+              <w:keepLines/>
+              <w:spacing w:after="0" w:before="0" w:line="240" w:lineRule="auto"/>
             </w:pPr>
             <w:r>
               <w:rPr>
@@ -2548,18 +2753,20 @@
         </w:tc>
         <w:tc>
           <w:tcPr>
-            <w:tcW w:type="dxa" w:w="3005"/>
+            <w:tcW w:type="dxa" w:w="2838"/>
             <w:tcMar>
-              <w:top w:w="60" w:type="dxa"/>
-              <w:start w:w="80" w:type="dxa"/>
-              <w:bottom w:w="60" w:type="dxa"/>
-              <w:end w:w="80" w:type="dxa"/>
+              <w:top w:w="55" w:type="dxa"/>
+              <w:start w:w="70" w:type="dxa"/>
+              <w:bottom w:w="55" w:type="dxa"/>
+              <w:end w:w="70" w:type="dxa"/>
             </w:tcMar>
             <w:vAlign w:val="center"/>
           </w:tcPr>
           <w:p>
             <w:pPr>
-              <w:spacing w:after="0"/>
+              <w:keepNext w:val="0"/>
+              <w:keepLines/>
+              <w:spacing w:after="0" w:before="0" w:line="240" w:lineRule="auto"/>
             </w:pPr>
             <w:r>
               <w:rPr>
@@ -2573,18 +2780,20 @@
         </w:tc>
         <w:tc>
           <w:tcPr>
-            <w:tcW w:type="dxa" w:w="2494"/>
+            <w:tcW w:type="dxa" w:w="2491"/>
             <w:tcMar>
-              <w:top w:w="60" w:type="dxa"/>
-              <w:start w:w="80" w:type="dxa"/>
-              <w:bottom w:w="60" w:type="dxa"/>
-              <w:end w:w="80" w:type="dxa"/>
+              <w:top w:w="55" w:type="dxa"/>
+              <w:start w:w="70" w:type="dxa"/>
+              <w:bottom w:w="55" w:type="dxa"/>
+              <w:end w:w="70" w:type="dxa"/>
             </w:tcMar>
             <w:vAlign w:val="center"/>
           </w:tcPr>
           <w:p>
             <w:pPr>
-              <w:spacing w:after="0"/>
+              <w:keepNext w:val="0"/>
+              <w:keepLines/>
+              <w:spacing w:after="0" w:before="0" w:line="240" w:lineRule="auto"/>
             </w:pPr>
             <w:r>
               <w:rPr>
@@ -2598,18 +2807,20 @@
         </w:tc>
         <w:tc>
           <w:tcPr>
-            <w:tcW w:type="dxa" w:w="2381"/>
+            <w:tcW w:type="dxa" w:w="2780"/>
             <w:tcMar>
-              <w:top w:w="60" w:type="dxa"/>
-              <w:start w:w="80" w:type="dxa"/>
-              <w:bottom w:w="60" w:type="dxa"/>
-              <w:end w:w="80" w:type="dxa"/>
+              <w:top w:w="55" w:type="dxa"/>
+              <w:start w:w="70" w:type="dxa"/>
+              <w:bottom w:w="55" w:type="dxa"/>
+              <w:end w:w="70" w:type="dxa"/>
             </w:tcMar>
             <w:vAlign w:val="center"/>
           </w:tcPr>
           <w:p>
             <w:pPr>
-              <w:spacing w:after="0"/>
+              <w:keepNext w:val="0"/>
+              <w:keepLines/>
+              <w:spacing w:after="0" w:before="0" w:line="240" w:lineRule="auto"/>
             </w:pPr>
             <w:r>
               <w:rPr>
@@ -2632,8 +2843,9 @@
       <w:bookmarkStart w:id="164" w:name="target"/>
       <w:pPr>
         <w:pStyle w:val="Heading1"/>
-        <w:keepNext w:val="1"/>
+        <w:keepNext/>
         <w:keepLines/>
+        <w:spacing w:before="220" w:after="80"/>
       </w:pPr>
       <w:bookmarkEnd w:id="164"/>
       <w:r>
@@ -2648,9 +2860,9 @@
     </w:p>
     <w:p>
       <w:pPr>
-        <w:spacing w:after="120"/>
-        <w:keepNext w:val="1"/>
-        <w:keepLines/>
+        <w:spacing w:after="40"/>
+        <w:keepNext w:val="0"/>
+        <w:keepLines w:val="0"/>
       </w:pPr>
       <w:hyperlink w:anchor="TOC">
         <w:r>
@@ -2664,15 +2876,15 @@
     </w:p>
     <w:tbl>
       <w:tblPr>
-        <w:tblW w:type="auto" w:w="0"/>
+        <w:tblW w:type="dxa" w:w="10601"/>
         <w:jc w:val="center"/>
         <w:tblLayout w:type="fixed"/>
         <w:tblLook w:firstColumn="1" w:firstRow="1" w:lastColumn="0" w:lastRow="0" w:noHBand="0" w:noVBand="1" w:val="04A0"/>
       </w:tblPr>
       <w:tblGrid>
-        <w:gridCol w:w="1927"/>
-        <w:gridCol w:w="3402"/>
-        <w:gridCol w:w="3969"/>
+        <w:gridCol w:w="3020"/>
+        <w:gridCol w:w="3761"/>
+        <w:gridCol w:w="3818"/>
       </w:tblGrid>
       <w:tr>
         <w:trPr>
@@ -2681,18 +2893,21 @@
         </w:trPr>
         <w:tc>
           <w:tcPr>
-            <w:tcW w:type="dxa" w:w="1928"/>
+            <w:tcW w:type="dxa" w:w="3020"/>
             <w:shd w:fill="18233D"/>
             <w:tcMar>
-              <w:top w:w="70" w:type="dxa"/>
-              <w:start w:w="90" w:type="dxa"/>
-              <w:bottom w:w="70" w:type="dxa"/>
-              <w:end w:w="90" w:type="dxa"/>
+              <w:top w:w="55" w:type="dxa"/>
+              <w:start w:w="70" w:type="dxa"/>
+              <w:bottom w:w="55" w:type="dxa"/>
+              <w:end w:w="70" w:type="dxa"/>
             </w:tcMar>
             <w:vAlign w:val="center"/>
           </w:tcPr>
           <w:p>
             <w:pPr>
+              <w:keepNext w:val="0"/>
+              <w:keepLines/>
+              <w:spacing w:before="0" w:after="0" w:line="240" w:lineRule="auto"/>
               <w:jc w:val="center"/>
             </w:pPr>
             <w:r>
@@ -2708,18 +2923,21 @@
         </w:tc>
         <w:tc>
           <w:tcPr>
-            <w:tcW w:type="dxa" w:w="3402"/>
+            <w:tcW w:type="dxa" w:w="3761"/>
             <w:shd w:fill="18233D"/>
             <w:tcMar>
-              <w:top w:w="70" w:type="dxa"/>
-              <w:start w:w="90" w:type="dxa"/>
-              <w:bottom w:w="70" w:type="dxa"/>
-              <w:end w:w="90" w:type="dxa"/>
+              <w:top w:w="55" w:type="dxa"/>
+              <w:start w:w="70" w:type="dxa"/>
+              <w:bottom w:w="55" w:type="dxa"/>
+              <w:end w:w="70" w:type="dxa"/>
             </w:tcMar>
             <w:vAlign w:val="center"/>
           </w:tcPr>
           <w:p>
             <w:pPr>
+              <w:keepNext w:val="0"/>
+              <w:keepLines/>
+              <w:spacing w:before="0" w:after="0" w:line="240" w:lineRule="auto"/>
               <w:jc w:val="center"/>
             </w:pPr>
             <w:r>
@@ -2735,18 +2953,21 @@
         </w:tc>
         <w:tc>
           <w:tcPr>
-            <w:tcW w:type="dxa" w:w="3969"/>
+            <w:tcW w:type="dxa" w:w="3818"/>
             <w:shd w:fill="18233D"/>
             <w:tcMar>
-              <w:top w:w="70" w:type="dxa"/>
-              <w:start w:w="90" w:type="dxa"/>
-              <w:bottom w:w="70" w:type="dxa"/>
-              <w:end w:w="90" w:type="dxa"/>
+              <w:top w:w="55" w:type="dxa"/>
+              <w:start w:w="70" w:type="dxa"/>
+              <w:bottom w:w="55" w:type="dxa"/>
+              <w:end w:w="70" w:type="dxa"/>
             </w:tcMar>
             <w:vAlign w:val="center"/>
           </w:tcPr>
           <w:p>
             <w:pPr>
+              <w:keepNext w:val="0"/>
+              <w:keepLines/>
+              <w:spacing w:before="0" w:after="0" w:line="240" w:lineRule="auto"/>
               <w:jc w:val="center"/>
             </w:pPr>
             <w:r>
@@ -2767,18 +2988,20 @@
         </w:trPr>
         <w:tc>
           <w:tcPr>
-            <w:tcW w:type="dxa" w:w="1928"/>
+            <w:tcW w:type="dxa" w:w="3020"/>
             <w:tcMar>
-              <w:top w:w="60" w:type="dxa"/>
-              <w:start w:w="80" w:type="dxa"/>
-              <w:bottom w:w="60" w:type="dxa"/>
-              <w:end w:w="80" w:type="dxa"/>
+              <w:top w:w="55" w:type="dxa"/>
+              <w:start w:w="70" w:type="dxa"/>
+              <w:bottom w:w="55" w:type="dxa"/>
+              <w:end w:w="70" w:type="dxa"/>
             </w:tcMar>
             <w:vAlign w:val="center"/>
           </w:tcPr>
           <w:p>
             <w:pPr>
-              <w:spacing w:after="0"/>
+              <w:keepNext w:val="0"/>
+              <w:keepLines/>
+              <w:spacing w:after="0" w:before="0" w:line="240" w:lineRule="auto"/>
             </w:pPr>
             <w:r>
               <w:rPr>
@@ -2792,18 +3015,20 @@
         </w:tc>
         <w:tc>
           <w:tcPr>
-            <w:tcW w:type="dxa" w:w="3402"/>
+            <w:tcW w:type="dxa" w:w="3761"/>
             <w:tcMar>
-              <w:top w:w="60" w:type="dxa"/>
-              <w:start w:w="80" w:type="dxa"/>
-              <w:bottom w:w="60" w:type="dxa"/>
-              <w:end w:w="80" w:type="dxa"/>
+              <w:top w:w="55" w:type="dxa"/>
+              <w:start w:w="70" w:type="dxa"/>
+              <w:bottom w:w="55" w:type="dxa"/>
+              <w:end w:w="70" w:type="dxa"/>
             </w:tcMar>
             <w:vAlign w:val="center"/>
           </w:tcPr>
           <w:p>
             <w:pPr>
-              <w:spacing w:after="0"/>
+              <w:keepNext w:val="0"/>
+              <w:keepLines/>
+              <w:spacing w:after="0" w:before="0" w:line="240" w:lineRule="auto"/>
             </w:pPr>
             <w:r>
               <w:rPr>
@@ -2817,18 +3042,20 @@
         </w:tc>
         <w:tc>
           <w:tcPr>
-            <w:tcW w:type="dxa" w:w="3969"/>
+            <w:tcW w:type="dxa" w:w="3818"/>
             <w:tcMar>
-              <w:top w:w="60" w:type="dxa"/>
-              <w:start w:w="80" w:type="dxa"/>
-              <w:bottom w:w="60" w:type="dxa"/>
-              <w:end w:w="80" w:type="dxa"/>
+              <w:top w:w="55" w:type="dxa"/>
+              <w:start w:w="70" w:type="dxa"/>
+              <w:bottom w:w="55" w:type="dxa"/>
+              <w:end w:w="70" w:type="dxa"/>
             </w:tcMar>
             <w:vAlign w:val="center"/>
           </w:tcPr>
           <w:p>
             <w:pPr>
-              <w:spacing w:after="0"/>
+              <w:keepNext w:val="0"/>
+              <w:keepLines/>
+              <w:spacing w:after="0" w:before="0" w:line="240" w:lineRule="auto"/>
             </w:pPr>
             <w:r>
               <w:rPr>
@@ -2847,19 +3074,21 @@
         </w:trPr>
         <w:tc>
           <w:tcPr>
-            <w:tcW w:type="dxa" w:w="1928"/>
+            <w:tcW w:type="dxa" w:w="3020"/>
             <w:tcMar>
-              <w:top w:w="60" w:type="dxa"/>
-              <w:start w:w="80" w:type="dxa"/>
-              <w:bottom w:w="60" w:type="dxa"/>
-              <w:end w:w="80" w:type="dxa"/>
+              <w:top w:w="55" w:type="dxa"/>
+              <w:start w:w="70" w:type="dxa"/>
+              <w:bottom w:w="55" w:type="dxa"/>
+              <w:end w:w="70" w:type="dxa"/>
             </w:tcMar>
             <w:vAlign w:val="center"/>
             <w:shd w:fill="FBFCFE"/>
           </w:tcPr>
           <w:p>
             <w:pPr>
-              <w:spacing w:after="0"/>
+              <w:keepNext w:val="0"/>
+              <w:keepLines/>
+              <w:spacing w:after="0" w:before="0" w:line="240" w:lineRule="auto"/>
             </w:pPr>
             <w:r>
               <w:rPr>
@@ -2873,19 +3102,21 @@
         </w:tc>
         <w:tc>
           <w:tcPr>
-            <w:tcW w:type="dxa" w:w="3402"/>
+            <w:tcW w:type="dxa" w:w="3761"/>
             <w:tcMar>
-              <w:top w:w="60" w:type="dxa"/>
-              <w:start w:w="80" w:type="dxa"/>
-              <w:bottom w:w="60" w:type="dxa"/>
-              <w:end w:w="80" w:type="dxa"/>
+              <w:top w:w="55" w:type="dxa"/>
+              <w:start w:w="70" w:type="dxa"/>
+              <w:bottom w:w="55" w:type="dxa"/>
+              <w:end w:w="70" w:type="dxa"/>
             </w:tcMar>
             <w:vAlign w:val="center"/>
             <w:shd w:fill="FBFCFE"/>
           </w:tcPr>
           <w:p>
             <w:pPr>
-              <w:spacing w:after="0"/>
+              <w:keepNext w:val="0"/>
+              <w:keepLines/>
+              <w:spacing w:after="0" w:before="0" w:line="240" w:lineRule="auto"/>
             </w:pPr>
             <w:r>
               <w:rPr>
@@ -2899,19 +3130,21 @@
         </w:tc>
         <w:tc>
           <w:tcPr>
-            <w:tcW w:type="dxa" w:w="3969"/>
+            <w:tcW w:type="dxa" w:w="3818"/>
             <w:tcMar>
-              <w:top w:w="60" w:type="dxa"/>
-              <w:start w:w="80" w:type="dxa"/>
-              <w:bottom w:w="60" w:type="dxa"/>
-              <w:end w:w="80" w:type="dxa"/>
+              <w:top w:w="55" w:type="dxa"/>
+              <w:start w:w="70" w:type="dxa"/>
+              <w:bottom w:w="55" w:type="dxa"/>
+              <w:end w:w="70" w:type="dxa"/>
             </w:tcMar>
             <w:vAlign w:val="center"/>
             <w:shd w:fill="FBFCFE"/>
           </w:tcPr>
           <w:p>
             <w:pPr>
-              <w:spacing w:after="0"/>
+              <w:keepNext w:val="0"/>
+              <w:keepLines/>
+              <w:spacing w:after="0" w:before="0" w:line="240" w:lineRule="auto"/>
             </w:pPr>
             <w:r>
               <w:rPr>
@@ -2930,18 +3163,20 @@
         </w:trPr>
         <w:tc>
           <w:tcPr>
-            <w:tcW w:type="dxa" w:w="1928"/>
+            <w:tcW w:type="dxa" w:w="3020"/>
             <w:tcMar>
-              <w:top w:w="60" w:type="dxa"/>
-              <w:start w:w="80" w:type="dxa"/>
-              <w:bottom w:w="60" w:type="dxa"/>
-              <w:end w:w="80" w:type="dxa"/>
+              <w:top w:w="55" w:type="dxa"/>
+              <w:start w:w="70" w:type="dxa"/>
+              <w:bottom w:w="55" w:type="dxa"/>
+              <w:end w:w="70" w:type="dxa"/>
             </w:tcMar>
             <w:vAlign w:val="center"/>
           </w:tcPr>
           <w:p>
             <w:pPr>
-              <w:spacing w:after="0"/>
+              <w:keepNext w:val="0"/>
+              <w:keepLines/>
+              <w:spacing w:after="0" w:before="0" w:line="240" w:lineRule="auto"/>
             </w:pPr>
             <w:r>
               <w:rPr>
@@ -2955,18 +3190,20 @@
         </w:tc>
         <w:tc>
           <w:tcPr>
-            <w:tcW w:type="dxa" w:w="3402"/>
+            <w:tcW w:type="dxa" w:w="3761"/>
             <w:tcMar>
-              <w:top w:w="60" w:type="dxa"/>
-              <w:start w:w="80" w:type="dxa"/>
-              <w:bottom w:w="60" w:type="dxa"/>
-              <w:end w:w="80" w:type="dxa"/>
+              <w:top w:w="55" w:type="dxa"/>
+              <w:start w:w="70" w:type="dxa"/>
+              <w:bottom w:w="55" w:type="dxa"/>
+              <w:end w:w="70" w:type="dxa"/>
             </w:tcMar>
             <w:vAlign w:val="center"/>
           </w:tcPr>
           <w:p>
             <w:pPr>
-              <w:spacing w:after="0"/>
+              <w:keepNext w:val="0"/>
+              <w:keepLines/>
+              <w:spacing w:after="0" w:before="0" w:line="240" w:lineRule="auto"/>
             </w:pPr>
             <w:r>
               <w:rPr>
@@ -2980,18 +3217,20 @@
         </w:tc>
         <w:tc>
           <w:tcPr>
-            <w:tcW w:type="dxa" w:w="3969"/>
+            <w:tcW w:type="dxa" w:w="3818"/>
             <w:tcMar>
-              <w:top w:w="60" w:type="dxa"/>
-              <w:start w:w="80" w:type="dxa"/>
-              <w:bottom w:w="60" w:type="dxa"/>
-              <w:end w:w="80" w:type="dxa"/>
+              <w:top w:w="55" w:type="dxa"/>
+              <w:start w:w="70" w:type="dxa"/>
+              <w:bottom w:w="55" w:type="dxa"/>
+              <w:end w:w="70" w:type="dxa"/>
             </w:tcMar>
             <w:vAlign w:val="center"/>
           </w:tcPr>
           <w:p>
             <w:pPr>
-              <w:spacing w:after="0"/>
+              <w:keepNext w:val="0"/>
+              <w:keepLines/>
+              <w:spacing w:after="0" w:before="0" w:line="240" w:lineRule="auto"/>
             </w:pPr>
             <w:r>
               <w:rPr>
@@ -3010,19 +3249,21 @@
         </w:trPr>
         <w:tc>
           <w:tcPr>
-            <w:tcW w:type="dxa" w:w="1928"/>
+            <w:tcW w:type="dxa" w:w="3020"/>
             <w:tcMar>
-              <w:top w:w="60" w:type="dxa"/>
-              <w:start w:w="80" w:type="dxa"/>
-              <w:bottom w:w="60" w:type="dxa"/>
-              <w:end w:w="80" w:type="dxa"/>
+              <w:top w:w="55" w:type="dxa"/>
+              <w:start w:w="70" w:type="dxa"/>
+              <w:bottom w:w="55" w:type="dxa"/>
+              <w:end w:w="70" w:type="dxa"/>
             </w:tcMar>
             <w:vAlign w:val="center"/>
             <w:shd w:fill="FBFCFE"/>
           </w:tcPr>
           <w:p>
             <w:pPr>
-              <w:spacing w:after="0"/>
+              <w:keepNext w:val="0"/>
+              <w:keepLines/>
+              <w:spacing w:after="0" w:before="0" w:line="240" w:lineRule="auto"/>
             </w:pPr>
             <w:r>
               <w:rPr>
@@ -3036,19 +3277,21 @@
         </w:tc>
         <w:tc>
           <w:tcPr>
-            <w:tcW w:type="dxa" w:w="3402"/>
+            <w:tcW w:type="dxa" w:w="3761"/>
             <w:tcMar>
-              <w:top w:w="60" w:type="dxa"/>
-              <w:start w:w="80" w:type="dxa"/>
-              <w:bottom w:w="60" w:type="dxa"/>
-              <w:end w:w="80" w:type="dxa"/>
+              <w:top w:w="55" w:type="dxa"/>
+              <w:start w:w="70" w:type="dxa"/>
+              <w:bottom w:w="55" w:type="dxa"/>
+              <w:end w:w="70" w:type="dxa"/>
             </w:tcMar>
             <w:vAlign w:val="center"/>
             <w:shd w:fill="FBFCFE"/>
           </w:tcPr>
           <w:p>
             <w:pPr>
-              <w:spacing w:after="0"/>
+              <w:keepNext w:val="0"/>
+              <w:keepLines/>
+              <w:spacing w:after="0" w:before="0" w:line="240" w:lineRule="auto"/>
             </w:pPr>
             <w:r>
               <w:rPr>
@@ -3062,19 +3305,21 @@
         </w:tc>
         <w:tc>
           <w:tcPr>
-            <w:tcW w:type="dxa" w:w="3969"/>
+            <w:tcW w:type="dxa" w:w="3818"/>
             <w:tcMar>
-              <w:top w:w="60" w:type="dxa"/>
-              <w:start w:w="80" w:type="dxa"/>
-              <w:bottom w:w="60" w:type="dxa"/>
-              <w:end w:w="80" w:type="dxa"/>
+              <w:top w:w="55" w:type="dxa"/>
+              <w:start w:w="70" w:type="dxa"/>
+              <w:bottom w:w="55" w:type="dxa"/>
+              <w:end w:w="70" w:type="dxa"/>
             </w:tcMar>
             <w:vAlign w:val="center"/>
             <w:shd w:fill="FBFCFE"/>
           </w:tcPr>
           <w:p>
             <w:pPr>
-              <w:spacing w:after="0"/>
+              <w:keepNext w:val="0"/>
+              <w:keepLines/>
+              <w:spacing w:after="0" w:before="0" w:line="240" w:lineRule="auto"/>
             </w:pPr>
             <w:r>
               <w:rPr>
@@ -3093,18 +3338,20 @@
         </w:trPr>
         <w:tc>
           <w:tcPr>
-            <w:tcW w:type="dxa" w:w="1928"/>
+            <w:tcW w:type="dxa" w:w="3020"/>
             <w:tcMar>
-              <w:top w:w="60" w:type="dxa"/>
-              <w:start w:w="80" w:type="dxa"/>
-              <w:bottom w:w="60" w:type="dxa"/>
-              <w:end w:w="80" w:type="dxa"/>
+              <w:top w:w="55" w:type="dxa"/>
+              <w:start w:w="70" w:type="dxa"/>
+              <w:bottom w:w="55" w:type="dxa"/>
+              <w:end w:w="70" w:type="dxa"/>
             </w:tcMar>
             <w:vAlign w:val="center"/>
           </w:tcPr>
           <w:p>
             <w:pPr>
-              <w:spacing w:after="0"/>
+              <w:keepNext w:val="0"/>
+              <w:keepLines/>
+              <w:spacing w:after="0" w:before="0" w:line="240" w:lineRule="auto"/>
             </w:pPr>
             <w:r>
               <w:rPr>
@@ -3118,18 +3365,20 @@
         </w:tc>
         <w:tc>
           <w:tcPr>
-            <w:tcW w:type="dxa" w:w="3402"/>
+            <w:tcW w:type="dxa" w:w="3761"/>
             <w:tcMar>
-              <w:top w:w="60" w:type="dxa"/>
-              <w:start w:w="80" w:type="dxa"/>
-              <w:bottom w:w="60" w:type="dxa"/>
-              <w:end w:w="80" w:type="dxa"/>
+              <w:top w:w="55" w:type="dxa"/>
+              <w:start w:w="70" w:type="dxa"/>
+              <w:bottom w:w="55" w:type="dxa"/>
+              <w:end w:w="70" w:type="dxa"/>
             </w:tcMar>
             <w:vAlign w:val="center"/>
           </w:tcPr>
           <w:p>
             <w:pPr>
-              <w:spacing w:after="0"/>
+              <w:keepNext w:val="0"/>
+              <w:keepLines/>
+              <w:spacing w:after="0" w:before="0" w:line="240" w:lineRule="auto"/>
             </w:pPr>
             <w:r>
               <w:rPr>
@@ -3143,18 +3392,20 @@
         </w:tc>
         <w:tc>
           <w:tcPr>
-            <w:tcW w:type="dxa" w:w="3969"/>
+            <w:tcW w:type="dxa" w:w="3818"/>
             <w:tcMar>
-              <w:top w:w="60" w:type="dxa"/>
-              <w:start w:w="80" w:type="dxa"/>
-              <w:bottom w:w="60" w:type="dxa"/>
-              <w:end w:w="80" w:type="dxa"/>
+              <w:top w:w="55" w:type="dxa"/>
+              <w:start w:w="70" w:type="dxa"/>
+              <w:bottom w:w="55" w:type="dxa"/>
+              <w:end w:w="70" w:type="dxa"/>
             </w:tcMar>
             <w:vAlign w:val="center"/>
           </w:tcPr>
           <w:p>
             <w:pPr>
-              <w:spacing w:after="0"/>
+              <w:keepNext w:val="0"/>
+              <w:keepLines/>
+              <w:spacing w:after="0" w:before="0" w:line="240" w:lineRule="auto"/>
             </w:pPr>
             <w:r>
               <w:rPr>
@@ -3177,8 +3428,9 @@
       <w:bookmarkStart w:id="165" w:name="gwsec"/>
       <w:pPr>
         <w:pStyle w:val="Heading1"/>
-        <w:keepNext w:val="1"/>
+        <w:keepNext/>
         <w:keepLines/>
+        <w:spacing w:before="220" w:after="80"/>
       </w:pPr>
       <w:bookmarkEnd w:id="165"/>
       <w:r>
@@ -3193,9 +3445,9 @@
     </w:p>
     <w:p>
       <w:pPr>
-        <w:spacing w:after="120"/>
-        <w:keepNext w:val="1"/>
-        <w:keepLines/>
+        <w:spacing w:after="40"/>
+        <w:keepNext w:val="0"/>
+        <w:keepLines w:val="0"/>
       </w:pPr>
       <w:hyperlink w:anchor="TOC">
         <w:r>
@@ -3209,15 +3461,15 @@
     </w:p>
     <w:tbl>
       <w:tblPr>
-        <w:tblW w:type="auto" w:w="0"/>
+        <w:tblW w:type="dxa" w:w="10601"/>
         <w:jc w:val="center"/>
         <w:tblLayout w:type="fixed"/>
         <w:tblLook w:firstColumn="1" w:firstRow="1" w:lastColumn="0" w:lastRow="0" w:noHBand="0" w:noVBand="1" w:val="04A0"/>
       </w:tblPr>
       <w:tblGrid>
-        <w:gridCol w:w="2268"/>
-        <w:gridCol w:w="3628"/>
-        <w:gridCol w:w="3855"/>
+        <w:gridCol w:w="3020"/>
+        <w:gridCol w:w="3761"/>
+        <w:gridCol w:w="3818"/>
       </w:tblGrid>
       <w:tr>
         <w:trPr>
@@ -3226,18 +3478,21 @@
         </w:trPr>
         <w:tc>
           <w:tcPr>
-            <w:tcW w:type="dxa" w:w="2268"/>
+            <w:tcW w:type="dxa" w:w="3020"/>
             <w:shd w:fill="18233D"/>
             <w:tcMar>
-              <w:top w:w="70" w:type="dxa"/>
-              <w:start w:w="90" w:type="dxa"/>
-              <w:bottom w:w="70" w:type="dxa"/>
-              <w:end w:w="90" w:type="dxa"/>
+              <w:top w:w="55" w:type="dxa"/>
+              <w:start w:w="70" w:type="dxa"/>
+              <w:bottom w:w="55" w:type="dxa"/>
+              <w:end w:w="70" w:type="dxa"/>
             </w:tcMar>
             <w:vAlign w:val="center"/>
           </w:tcPr>
           <w:p>
             <w:pPr>
+              <w:keepNext w:val="0"/>
+              <w:keepLines/>
+              <w:spacing w:before="0" w:after="0" w:line="240" w:lineRule="auto"/>
               <w:jc w:val="center"/>
             </w:pPr>
             <w:r>
@@ -3253,18 +3508,21 @@
         </w:tc>
         <w:tc>
           <w:tcPr>
-            <w:tcW w:type="dxa" w:w="3628"/>
+            <w:tcW w:type="dxa" w:w="3761"/>
             <w:shd w:fill="18233D"/>
             <w:tcMar>
-              <w:top w:w="70" w:type="dxa"/>
-              <w:start w:w="90" w:type="dxa"/>
-              <w:bottom w:w="70" w:type="dxa"/>
-              <w:end w:w="90" w:type="dxa"/>
+              <w:top w:w="55" w:type="dxa"/>
+              <w:start w:w="70" w:type="dxa"/>
+              <w:bottom w:w="55" w:type="dxa"/>
+              <w:end w:w="70" w:type="dxa"/>
             </w:tcMar>
             <w:vAlign w:val="center"/>
           </w:tcPr>
           <w:p>
             <w:pPr>
+              <w:keepNext w:val="0"/>
+              <w:keepLines/>
+              <w:spacing w:before="0" w:after="0" w:line="240" w:lineRule="auto"/>
               <w:jc w:val="center"/>
             </w:pPr>
             <w:r>
@@ -3280,18 +3538,21 @@
         </w:tc>
         <w:tc>
           <w:tcPr>
-            <w:tcW w:type="dxa" w:w="3855"/>
+            <w:tcW w:type="dxa" w:w="3818"/>
             <w:shd w:fill="18233D"/>
             <w:tcMar>
-              <w:top w:w="70" w:type="dxa"/>
-              <w:start w:w="90" w:type="dxa"/>
-              <w:bottom w:w="70" w:type="dxa"/>
-              <w:end w:w="90" w:type="dxa"/>
+              <w:top w:w="55" w:type="dxa"/>
+              <w:start w:w="70" w:type="dxa"/>
+              <w:bottom w:w="55" w:type="dxa"/>
+              <w:end w:w="70" w:type="dxa"/>
             </w:tcMar>
             <w:vAlign w:val="center"/>
           </w:tcPr>
           <w:p>
             <w:pPr>
+              <w:keepNext w:val="0"/>
+              <w:keepLines/>
+              <w:spacing w:before="0" w:after="0" w:line="240" w:lineRule="auto"/>
               <w:jc w:val="center"/>
             </w:pPr>
             <w:r>
@@ -3312,18 +3573,20 @@
         </w:trPr>
         <w:tc>
           <w:tcPr>
-            <w:tcW w:type="dxa" w:w="2268"/>
+            <w:tcW w:type="dxa" w:w="3020"/>
             <w:tcMar>
-              <w:top w:w="60" w:type="dxa"/>
-              <w:start w:w="80" w:type="dxa"/>
-              <w:bottom w:w="60" w:type="dxa"/>
-              <w:end w:w="80" w:type="dxa"/>
+              <w:top w:w="55" w:type="dxa"/>
+              <w:start w:w="70" w:type="dxa"/>
+              <w:bottom w:w="55" w:type="dxa"/>
+              <w:end w:w="70" w:type="dxa"/>
             </w:tcMar>
             <w:vAlign w:val="center"/>
           </w:tcPr>
           <w:p>
             <w:pPr>
-              <w:spacing w:after="0"/>
+              <w:keepNext w:val="0"/>
+              <w:keepLines/>
+              <w:spacing w:after="0" w:before="0" w:line="240" w:lineRule="auto"/>
             </w:pPr>
             <w:r>
               <w:rPr>
@@ -3337,18 +3600,20 @@
         </w:tc>
         <w:tc>
           <w:tcPr>
-            <w:tcW w:type="dxa" w:w="3628"/>
+            <w:tcW w:type="dxa" w:w="3761"/>
             <w:tcMar>
-              <w:top w:w="60" w:type="dxa"/>
-              <w:start w:w="80" w:type="dxa"/>
-              <w:bottom w:w="60" w:type="dxa"/>
-              <w:end w:w="80" w:type="dxa"/>
+              <w:top w:w="55" w:type="dxa"/>
+              <w:start w:w="70" w:type="dxa"/>
+              <w:bottom w:w="55" w:type="dxa"/>
+              <w:end w:w="70" w:type="dxa"/>
             </w:tcMar>
             <w:vAlign w:val="center"/>
           </w:tcPr>
           <w:p>
             <w:pPr>
-              <w:spacing w:after="0"/>
+              <w:keepNext w:val="0"/>
+              <w:keepLines/>
+              <w:spacing w:after="0" w:before="0" w:line="240" w:lineRule="auto"/>
             </w:pPr>
             <w:r>
               <w:rPr>
@@ -3362,18 +3627,20 @@
         </w:tc>
         <w:tc>
           <w:tcPr>
-            <w:tcW w:type="dxa" w:w="3855"/>
+            <w:tcW w:type="dxa" w:w="3818"/>
             <w:tcMar>
-              <w:top w:w="60" w:type="dxa"/>
-              <w:start w:w="80" w:type="dxa"/>
-              <w:bottom w:w="60" w:type="dxa"/>
-              <w:end w:w="80" w:type="dxa"/>
+              <w:top w:w="55" w:type="dxa"/>
+              <w:start w:w="70" w:type="dxa"/>
+              <w:bottom w:w="55" w:type="dxa"/>
+              <w:end w:w="70" w:type="dxa"/>
             </w:tcMar>
             <w:vAlign w:val="center"/>
           </w:tcPr>
           <w:p>
             <w:pPr>
-              <w:spacing w:after="0"/>
+              <w:keepNext w:val="0"/>
+              <w:keepLines/>
+              <w:spacing w:after="0" w:before="0" w:line="240" w:lineRule="auto"/>
             </w:pPr>
             <w:r>
               <w:rPr>
@@ -3392,19 +3659,21 @@
         </w:trPr>
         <w:tc>
           <w:tcPr>
-            <w:tcW w:type="dxa" w:w="2268"/>
+            <w:tcW w:type="dxa" w:w="3020"/>
             <w:tcMar>
-              <w:top w:w="60" w:type="dxa"/>
-              <w:start w:w="80" w:type="dxa"/>
-              <w:bottom w:w="60" w:type="dxa"/>
-              <w:end w:w="80" w:type="dxa"/>
+              <w:top w:w="55" w:type="dxa"/>
+              <w:start w:w="70" w:type="dxa"/>
+              <w:bottom w:w="55" w:type="dxa"/>
+              <w:end w:w="70" w:type="dxa"/>
             </w:tcMar>
             <w:vAlign w:val="center"/>
             <w:shd w:fill="FBFCFE"/>
           </w:tcPr>
           <w:p>
             <w:pPr>
-              <w:spacing w:after="0"/>
+              <w:keepNext w:val="0"/>
+              <w:keepLines/>
+              <w:spacing w:after="0" w:before="0" w:line="240" w:lineRule="auto"/>
             </w:pPr>
             <w:r>
               <w:rPr>
@@ -3418,19 +3687,21 @@
         </w:tc>
         <w:tc>
           <w:tcPr>
-            <w:tcW w:type="dxa" w:w="3628"/>
+            <w:tcW w:type="dxa" w:w="3761"/>
             <w:tcMar>
-              <w:top w:w="60" w:type="dxa"/>
-              <w:start w:w="80" w:type="dxa"/>
-              <w:bottom w:w="60" w:type="dxa"/>
-              <w:end w:w="80" w:type="dxa"/>
+              <w:top w:w="55" w:type="dxa"/>
+              <w:start w:w="70" w:type="dxa"/>
+              <w:bottom w:w="55" w:type="dxa"/>
+              <w:end w:w="70" w:type="dxa"/>
             </w:tcMar>
             <w:vAlign w:val="center"/>
             <w:shd w:fill="FBFCFE"/>
           </w:tcPr>
           <w:p>
             <w:pPr>
-              <w:spacing w:after="0"/>
+              <w:keepNext w:val="0"/>
+              <w:keepLines/>
+              <w:spacing w:after="0" w:before="0" w:line="240" w:lineRule="auto"/>
             </w:pPr>
             <w:r>
               <w:rPr>
@@ -3444,19 +3715,21 @@
         </w:tc>
         <w:tc>
           <w:tcPr>
-            <w:tcW w:type="dxa" w:w="3855"/>
+            <w:tcW w:type="dxa" w:w="3818"/>
             <w:tcMar>
-              <w:top w:w="60" w:type="dxa"/>
-              <w:start w:w="80" w:type="dxa"/>
-              <w:bottom w:w="60" w:type="dxa"/>
-              <w:end w:w="80" w:type="dxa"/>
+              <w:top w:w="55" w:type="dxa"/>
+              <w:start w:w="70" w:type="dxa"/>
+              <w:bottom w:w="55" w:type="dxa"/>
+              <w:end w:w="70" w:type="dxa"/>
             </w:tcMar>
             <w:vAlign w:val="center"/>
             <w:shd w:fill="FBFCFE"/>
           </w:tcPr>
           <w:p>
             <w:pPr>
-              <w:spacing w:after="0"/>
+              <w:keepNext w:val="0"/>
+              <w:keepLines/>
+              <w:spacing w:after="0" w:before="0" w:line="240" w:lineRule="auto"/>
             </w:pPr>
             <w:r>
               <w:rPr>
@@ -3475,18 +3748,20 @@
         </w:trPr>
         <w:tc>
           <w:tcPr>
-            <w:tcW w:type="dxa" w:w="2268"/>
+            <w:tcW w:type="dxa" w:w="3020"/>
             <w:tcMar>
-              <w:top w:w="60" w:type="dxa"/>
-              <w:start w:w="80" w:type="dxa"/>
-              <w:bottom w:w="60" w:type="dxa"/>
-              <w:end w:w="80" w:type="dxa"/>
+              <w:top w:w="55" w:type="dxa"/>
+              <w:start w:w="70" w:type="dxa"/>
+              <w:bottom w:w="55" w:type="dxa"/>
+              <w:end w:w="70" w:type="dxa"/>
             </w:tcMar>
             <w:vAlign w:val="center"/>
           </w:tcPr>
           <w:p>
             <w:pPr>
-              <w:spacing w:after="0"/>
+              <w:keepNext w:val="0"/>
+              <w:keepLines/>
+              <w:spacing w:after="0" w:before="0" w:line="240" w:lineRule="auto"/>
             </w:pPr>
             <w:r>
               <w:rPr>
@@ -3500,18 +3775,20 @@
         </w:tc>
         <w:tc>
           <w:tcPr>
-            <w:tcW w:type="dxa" w:w="3628"/>
+            <w:tcW w:type="dxa" w:w="3761"/>
             <w:tcMar>
-              <w:top w:w="60" w:type="dxa"/>
-              <w:start w:w="80" w:type="dxa"/>
-              <w:bottom w:w="60" w:type="dxa"/>
-              <w:end w:w="80" w:type="dxa"/>
+              <w:top w:w="55" w:type="dxa"/>
+              <w:start w:w="70" w:type="dxa"/>
+              <w:bottom w:w="55" w:type="dxa"/>
+              <w:end w:w="70" w:type="dxa"/>
             </w:tcMar>
             <w:vAlign w:val="center"/>
           </w:tcPr>
           <w:p>
             <w:pPr>
-              <w:spacing w:after="0"/>
+              <w:keepNext w:val="0"/>
+              <w:keepLines/>
+              <w:spacing w:after="0" w:before="0" w:line="240" w:lineRule="auto"/>
             </w:pPr>
             <w:r>
               <w:rPr>
@@ -3525,18 +3802,20 @@
         </w:tc>
         <w:tc>
           <w:tcPr>
-            <w:tcW w:type="dxa" w:w="3855"/>
+            <w:tcW w:type="dxa" w:w="3818"/>
             <w:tcMar>
-              <w:top w:w="60" w:type="dxa"/>
-              <w:start w:w="80" w:type="dxa"/>
-              <w:bottom w:w="60" w:type="dxa"/>
-              <w:end w:w="80" w:type="dxa"/>
+              <w:top w:w="55" w:type="dxa"/>
+              <w:start w:w="70" w:type="dxa"/>
+              <w:bottom w:w="55" w:type="dxa"/>
+              <w:end w:w="70" w:type="dxa"/>
             </w:tcMar>
             <w:vAlign w:val="center"/>
           </w:tcPr>
           <w:p>
             <w:pPr>
-              <w:spacing w:after="0"/>
+              <w:keepNext w:val="0"/>
+              <w:keepLines/>
+              <w:spacing w:after="0" w:before="0" w:line="240" w:lineRule="auto"/>
             </w:pPr>
             <w:r>
               <w:rPr>
@@ -3555,19 +3834,21 @@
         </w:trPr>
         <w:tc>
           <w:tcPr>
-            <w:tcW w:type="dxa" w:w="2268"/>
+            <w:tcW w:type="dxa" w:w="3020"/>
             <w:tcMar>
-              <w:top w:w="60" w:type="dxa"/>
-              <w:start w:w="80" w:type="dxa"/>
-              <w:bottom w:w="60" w:type="dxa"/>
-              <w:end w:w="80" w:type="dxa"/>
+              <w:top w:w="55" w:type="dxa"/>
+              <w:start w:w="70" w:type="dxa"/>
+              <w:bottom w:w="55" w:type="dxa"/>
+              <w:end w:w="70" w:type="dxa"/>
             </w:tcMar>
             <w:vAlign w:val="center"/>
             <w:shd w:fill="FBFCFE"/>
           </w:tcPr>
           <w:p>
             <w:pPr>
-              <w:spacing w:after="0"/>
+              <w:keepNext w:val="0"/>
+              <w:keepLines/>
+              <w:spacing w:after="0" w:before="0" w:line="240" w:lineRule="auto"/>
             </w:pPr>
             <w:r>
               <w:rPr>
@@ -3581,19 +3862,21 @@
         </w:tc>
         <w:tc>
           <w:tcPr>
-            <w:tcW w:type="dxa" w:w="3628"/>
+            <w:tcW w:type="dxa" w:w="3761"/>
             <w:tcMar>
-              <w:top w:w="60" w:type="dxa"/>
-              <w:start w:w="80" w:type="dxa"/>
-              <w:bottom w:w="60" w:type="dxa"/>
-              <w:end w:w="80" w:type="dxa"/>
+              <w:top w:w="55" w:type="dxa"/>
+              <w:start w:w="70" w:type="dxa"/>
+              <w:bottom w:w="55" w:type="dxa"/>
+              <w:end w:w="70" w:type="dxa"/>
             </w:tcMar>
             <w:vAlign w:val="center"/>
             <w:shd w:fill="FBFCFE"/>
           </w:tcPr>
           <w:p>
             <w:pPr>
-              <w:spacing w:after="0"/>
+              <w:keepNext w:val="0"/>
+              <w:keepLines/>
+              <w:spacing w:after="0" w:before="0" w:line="240" w:lineRule="auto"/>
             </w:pPr>
             <w:r>
               <w:rPr>
@@ -3607,19 +3890,21 @@
         </w:tc>
         <w:tc>
           <w:tcPr>
-            <w:tcW w:type="dxa" w:w="3855"/>
+            <w:tcW w:type="dxa" w:w="3818"/>
             <w:tcMar>
-              <w:top w:w="60" w:type="dxa"/>
-              <w:start w:w="80" w:type="dxa"/>
-              <w:bottom w:w="60" w:type="dxa"/>
-              <w:end w:w="80" w:type="dxa"/>
+              <w:top w:w="55" w:type="dxa"/>
+              <w:start w:w="70" w:type="dxa"/>
+              <w:bottom w:w="55" w:type="dxa"/>
+              <w:end w:w="70" w:type="dxa"/>
             </w:tcMar>
             <w:vAlign w:val="center"/>
             <w:shd w:fill="FBFCFE"/>
           </w:tcPr>
           <w:p>
             <w:pPr>
-              <w:spacing w:after="0"/>
+              <w:keepNext w:val="0"/>
+              <w:keepLines/>
+              <w:spacing w:after="0" w:before="0" w:line="240" w:lineRule="auto"/>
             </w:pPr>
             <w:r>
               <w:rPr>
@@ -3639,16 +3924,15 @@
       </w:pPr>
     </w:p>
     <w:p>
-      <w:r>
-        <w:br w:type="page"/>
-      </w:r>
+      <w:r/>
     </w:p>
     <w:p>
       <w:bookmarkStart w:id="166" w:name="gwres"/>
       <w:pPr>
         <w:pStyle w:val="Heading1"/>
-        <w:keepNext w:val="1"/>
+        <w:keepNext/>
         <w:keepLines/>
+        <w:spacing w:before="220" w:after="80"/>
       </w:pPr>
       <w:bookmarkEnd w:id="166"/>
       <w:r>
@@ -3663,9 +3947,9 @@
     </w:p>
     <w:p>
       <w:pPr>
-        <w:spacing w:after="120"/>
-        <w:keepNext w:val="1"/>
-        <w:keepLines/>
+        <w:spacing w:after="40"/>
+        <w:keepNext w:val="0"/>
+        <w:keepLines w:val="0"/>
       </w:pPr>
       <w:hyperlink w:anchor="TOC">
         <w:r>
@@ -3679,16 +3963,16 @@
     </w:p>
     <w:tbl>
       <w:tblPr>
-        <w:tblW w:type="auto" w:w="0"/>
+        <w:tblW w:type="dxa" w:w="10601"/>
         <w:jc w:val="center"/>
         <w:tblLayout w:type="fixed"/>
         <w:tblLook w:firstColumn="1" w:firstRow="1" w:lastColumn="0" w:lastRow="0" w:noHBand="0" w:noVBand="1" w:val="04A0"/>
       </w:tblPr>
       <w:tblGrid>
-        <w:gridCol w:w="1984"/>
-        <w:gridCol w:w="2948"/>
-        <w:gridCol w:w="2721"/>
-        <w:gridCol w:w="2097"/>
+        <w:gridCol w:w="2491"/>
+        <w:gridCol w:w="2838"/>
+        <w:gridCol w:w="2780"/>
+        <w:gridCol w:w="2491"/>
       </w:tblGrid>
       <w:tr>
         <w:trPr>
@@ -3697,18 +3981,21 @@
         </w:trPr>
         <w:tc>
           <w:tcPr>
-            <w:tcW w:type="dxa" w:w="1984"/>
+            <w:tcW w:type="dxa" w:w="2491"/>
             <w:shd w:fill="18233D"/>
             <w:tcMar>
-              <w:top w:w="70" w:type="dxa"/>
-              <w:start w:w="90" w:type="dxa"/>
-              <w:bottom w:w="70" w:type="dxa"/>
-              <w:end w:w="90" w:type="dxa"/>
+              <w:top w:w="55" w:type="dxa"/>
+              <w:start w:w="70" w:type="dxa"/>
+              <w:bottom w:w="55" w:type="dxa"/>
+              <w:end w:w="70" w:type="dxa"/>
             </w:tcMar>
             <w:vAlign w:val="center"/>
           </w:tcPr>
           <w:p>
             <w:pPr>
+              <w:keepNext w:val="0"/>
+              <w:keepLines/>
+              <w:spacing w:before="0" w:after="0" w:line="240" w:lineRule="auto"/>
               <w:jc w:val="center"/>
             </w:pPr>
             <w:r>
@@ -3724,18 +4011,21 @@
         </w:tc>
         <w:tc>
           <w:tcPr>
-            <w:tcW w:type="dxa" w:w="2948"/>
+            <w:tcW w:type="dxa" w:w="2838"/>
             <w:shd w:fill="18233D"/>
             <w:tcMar>
-              <w:top w:w="70" w:type="dxa"/>
-              <w:start w:w="90" w:type="dxa"/>
-              <w:bottom w:w="70" w:type="dxa"/>
-              <w:end w:w="90" w:type="dxa"/>
+              <w:top w:w="55" w:type="dxa"/>
+              <w:start w:w="70" w:type="dxa"/>
+              <w:bottom w:w="55" w:type="dxa"/>
+              <w:end w:w="70" w:type="dxa"/>
             </w:tcMar>
             <w:vAlign w:val="center"/>
           </w:tcPr>
           <w:p>
             <w:pPr>
+              <w:keepNext w:val="0"/>
+              <w:keepLines/>
+              <w:spacing w:before="0" w:after="0" w:line="240" w:lineRule="auto"/>
               <w:jc w:val="center"/>
             </w:pPr>
             <w:r>
@@ -3751,18 +4041,21 @@
         </w:tc>
         <w:tc>
           <w:tcPr>
-            <w:tcW w:type="dxa" w:w="2721"/>
+            <w:tcW w:type="dxa" w:w="2780"/>
             <w:shd w:fill="18233D"/>
             <w:tcMar>
-              <w:top w:w="70" w:type="dxa"/>
-              <w:start w:w="90" w:type="dxa"/>
-              <w:bottom w:w="70" w:type="dxa"/>
-              <w:end w:w="90" w:type="dxa"/>
+              <w:top w:w="55" w:type="dxa"/>
+              <w:start w:w="70" w:type="dxa"/>
+              <w:bottom w:w="55" w:type="dxa"/>
+              <w:end w:w="70" w:type="dxa"/>
             </w:tcMar>
             <w:vAlign w:val="center"/>
           </w:tcPr>
           <w:p>
             <w:pPr>
+              <w:keepNext w:val="0"/>
+              <w:keepLines/>
+              <w:spacing w:before="0" w:after="0" w:line="240" w:lineRule="auto"/>
               <w:jc w:val="center"/>
             </w:pPr>
             <w:r>
@@ -3778,18 +4071,21 @@
         </w:tc>
         <w:tc>
           <w:tcPr>
-            <w:tcW w:type="dxa" w:w="2098"/>
+            <w:tcW w:type="dxa" w:w="2491"/>
             <w:shd w:fill="18233D"/>
             <w:tcMar>
-              <w:top w:w="70" w:type="dxa"/>
-              <w:start w:w="90" w:type="dxa"/>
-              <w:bottom w:w="70" w:type="dxa"/>
-              <w:end w:w="90" w:type="dxa"/>
+              <w:top w:w="55" w:type="dxa"/>
+              <w:start w:w="70" w:type="dxa"/>
+              <w:bottom w:w="55" w:type="dxa"/>
+              <w:end w:w="70" w:type="dxa"/>
             </w:tcMar>
             <w:vAlign w:val="center"/>
           </w:tcPr>
           <w:p>
             <w:pPr>
+              <w:keepNext w:val="0"/>
+              <w:keepLines/>
+              <w:spacing w:before="0" w:after="0" w:line="240" w:lineRule="auto"/>
               <w:jc w:val="center"/>
             </w:pPr>
             <w:r>
@@ -3810,18 +4106,20 @@
         </w:trPr>
         <w:tc>
           <w:tcPr>
-            <w:tcW w:type="dxa" w:w="1984"/>
+            <w:tcW w:type="dxa" w:w="2491"/>
             <w:tcMar>
-              <w:top w:w="60" w:type="dxa"/>
-              <w:start w:w="80" w:type="dxa"/>
-              <w:bottom w:w="60" w:type="dxa"/>
-              <w:end w:w="80" w:type="dxa"/>
+              <w:top w:w="55" w:type="dxa"/>
+              <w:start w:w="70" w:type="dxa"/>
+              <w:bottom w:w="55" w:type="dxa"/>
+              <w:end w:w="70" w:type="dxa"/>
             </w:tcMar>
             <w:vAlign w:val="center"/>
           </w:tcPr>
           <w:p>
             <w:pPr>
-              <w:spacing w:after="0"/>
+              <w:keepNext w:val="0"/>
+              <w:keepLines/>
+              <w:spacing w:after="0" w:before="0" w:line="240" w:lineRule="auto"/>
             </w:pPr>
             <w:r>
               <w:rPr>
@@ -3835,18 +4133,20 @@
         </w:tc>
         <w:tc>
           <w:tcPr>
-            <w:tcW w:type="dxa" w:w="2948"/>
+            <w:tcW w:type="dxa" w:w="2838"/>
             <w:tcMar>
-              <w:top w:w="60" w:type="dxa"/>
-              <w:start w:w="80" w:type="dxa"/>
-              <w:bottom w:w="60" w:type="dxa"/>
-              <w:end w:w="80" w:type="dxa"/>
+              <w:top w:w="55" w:type="dxa"/>
+              <w:start w:w="70" w:type="dxa"/>
+              <w:bottom w:w="55" w:type="dxa"/>
+              <w:end w:w="70" w:type="dxa"/>
             </w:tcMar>
             <w:vAlign w:val="center"/>
           </w:tcPr>
           <w:p>
             <w:pPr>
-              <w:spacing w:after="0"/>
+              <w:keepNext w:val="0"/>
+              <w:keepLines/>
+              <w:spacing w:after="0" w:before="0" w:line="240" w:lineRule="auto"/>
             </w:pPr>
             <w:r>
               <w:rPr>
@@ -3860,18 +4160,20 @@
         </w:tc>
         <w:tc>
           <w:tcPr>
-            <w:tcW w:type="dxa" w:w="2721"/>
+            <w:tcW w:type="dxa" w:w="2780"/>
             <w:tcMar>
-              <w:top w:w="60" w:type="dxa"/>
-              <w:start w:w="80" w:type="dxa"/>
-              <w:bottom w:w="60" w:type="dxa"/>
-              <w:end w:w="80" w:type="dxa"/>
+              <w:top w:w="55" w:type="dxa"/>
+              <w:start w:w="70" w:type="dxa"/>
+              <w:bottom w:w="55" w:type="dxa"/>
+              <w:end w:w="70" w:type="dxa"/>
             </w:tcMar>
             <w:vAlign w:val="center"/>
           </w:tcPr>
           <w:p>
             <w:pPr>
-              <w:spacing w:after="0"/>
+              <w:keepNext w:val="0"/>
+              <w:keepLines/>
+              <w:spacing w:after="0" w:before="0" w:line="240" w:lineRule="auto"/>
             </w:pPr>
             <w:r>
               <w:rPr>
@@ -3885,18 +4187,20 @@
         </w:tc>
         <w:tc>
           <w:tcPr>
-            <w:tcW w:type="dxa" w:w="2098"/>
+            <w:tcW w:type="dxa" w:w="2491"/>
             <w:tcMar>
-              <w:top w:w="60" w:type="dxa"/>
-              <w:start w:w="80" w:type="dxa"/>
-              <w:bottom w:w="60" w:type="dxa"/>
-              <w:end w:w="80" w:type="dxa"/>
+              <w:top w:w="55" w:type="dxa"/>
+              <w:start w:w="70" w:type="dxa"/>
+              <w:bottom w:w="55" w:type="dxa"/>
+              <w:end w:w="70" w:type="dxa"/>
             </w:tcMar>
             <w:vAlign w:val="center"/>
           </w:tcPr>
           <w:p>
             <w:pPr>
-              <w:spacing w:after="0"/>
+              <w:keepNext w:val="0"/>
+              <w:keepLines/>
+              <w:spacing w:after="0" w:before="0" w:line="240" w:lineRule="auto"/>
             </w:pPr>
             <w:r>
               <w:rPr>
@@ -3915,19 +4219,21 @@
         </w:trPr>
         <w:tc>
           <w:tcPr>
-            <w:tcW w:type="dxa" w:w="1984"/>
+            <w:tcW w:type="dxa" w:w="2491"/>
             <w:tcMar>
-              <w:top w:w="60" w:type="dxa"/>
-              <w:start w:w="80" w:type="dxa"/>
-              <w:bottom w:w="60" w:type="dxa"/>
-              <w:end w:w="80" w:type="dxa"/>
+              <w:top w:w="55" w:type="dxa"/>
+              <w:start w:w="70" w:type="dxa"/>
+              <w:bottom w:w="55" w:type="dxa"/>
+              <w:end w:w="70" w:type="dxa"/>
             </w:tcMar>
             <w:vAlign w:val="center"/>
             <w:shd w:fill="FBFCFE"/>
           </w:tcPr>
           <w:p>
             <w:pPr>
-              <w:spacing w:after="0"/>
+              <w:keepNext w:val="0"/>
+              <w:keepLines/>
+              <w:spacing w:after="0" w:before="0" w:line="240" w:lineRule="auto"/>
             </w:pPr>
             <w:r>
               <w:rPr>
@@ -3941,19 +4247,21 @@
         </w:tc>
         <w:tc>
           <w:tcPr>
-            <w:tcW w:type="dxa" w:w="2948"/>
+            <w:tcW w:type="dxa" w:w="2838"/>
             <w:tcMar>
-              <w:top w:w="60" w:type="dxa"/>
-              <w:start w:w="80" w:type="dxa"/>
-              <w:bottom w:w="60" w:type="dxa"/>
-              <w:end w:w="80" w:type="dxa"/>
+              <w:top w:w="55" w:type="dxa"/>
+              <w:start w:w="70" w:type="dxa"/>
+              <w:bottom w:w="55" w:type="dxa"/>
+              <w:end w:w="70" w:type="dxa"/>
             </w:tcMar>
             <w:vAlign w:val="center"/>
             <w:shd w:fill="FBFCFE"/>
           </w:tcPr>
           <w:p>
             <w:pPr>
-              <w:spacing w:after="0"/>
+              <w:keepNext w:val="0"/>
+              <w:keepLines/>
+              <w:spacing w:after="0" w:before="0" w:line="240" w:lineRule="auto"/>
             </w:pPr>
             <w:r>
               <w:rPr>
@@ -3967,19 +4275,21 @@
         </w:tc>
         <w:tc>
           <w:tcPr>
-            <w:tcW w:type="dxa" w:w="2721"/>
+            <w:tcW w:type="dxa" w:w="2780"/>
             <w:tcMar>
-              <w:top w:w="60" w:type="dxa"/>
-              <w:start w:w="80" w:type="dxa"/>
-              <w:bottom w:w="60" w:type="dxa"/>
-              <w:end w:w="80" w:type="dxa"/>
+              <w:top w:w="55" w:type="dxa"/>
+              <w:start w:w="70" w:type="dxa"/>
+              <w:bottom w:w="55" w:type="dxa"/>
+              <w:end w:w="70" w:type="dxa"/>
             </w:tcMar>
             <w:vAlign w:val="center"/>
             <w:shd w:fill="FBFCFE"/>
           </w:tcPr>
           <w:p>
             <w:pPr>
-              <w:spacing w:after="0"/>
+              <w:keepNext w:val="0"/>
+              <w:keepLines/>
+              <w:spacing w:after="0" w:before="0" w:line="240" w:lineRule="auto"/>
             </w:pPr>
             <w:r>
               <w:rPr>
@@ -3993,19 +4303,21 @@
         </w:tc>
         <w:tc>
           <w:tcPr>
-            <w:tcW w:type="dxa" w:w="2098"/>
+            <w:tcW w:type="dxa" w:w="2491"/>
             <w:tcMar>
-              <w:top w:w="60" w:type="dxa"/>
-              <w:start w:w="80" w:type="dxa"/>
-              <w:bottom w:w="60" w:type="dxa"/>
-              <w:end w:w="80" w:type="dxa"/>
+              <w:top w:w="55" w:type="dxa"/>
+              <w:start w:w="70" w:type="dxa"/>
+              <w:bottom w:w="55" w:type="dxa"/>
+              <w:end w:w="70" w:type="dxa"/>
             </w:tcMar>
             <w:vAlign w:val="center"/>
             <w:shd w:fill="FBFCFE"/>
           </w:tcPr>
           <w:p>
             <w:pPr>
-              <w:spacing w:after="0"/>
+              <w:keepNext w:val="0"/>
+              <w:keepLines/>
+              <w:spacing w:after="0" w:before="0" w:line="240" w:lineRule="auto"/>
             </w:pPr>
             <w:r>
               <w:rPr>
@@ -4024,18 +4336,20 @@
         </w:trPr>
         <w:tc>
           <w:tcPr>
-            <w:tcW w:type="dxa" w:w="1984"/>
+            <w:tcW w:type="dxa" w:w="2491"/>
             <w:tcMar>
-              <w:top w:w="60" w:type="dxa"/>
-              <w:start w:w="80" w:type="dxa"/>
-              <w:bottom w:w="60" w:type="dxa"/>
-              <w:end w:w="80" w:type="dxa"/>
+              <w:top w:w="55" w:type="dxa"/>
+              <w:start w:w="70" w:type="dxa"/>
+              <w:bottom w:w="55" w:type="dxa"/>
+              <w:end w:w="70" w:type="dxa"/>
             </w:tcMar>
             <w:vAlign w:val="center"/>
           </w:tcPr>
           <w:p>
             <w:pPr>
-              <w:spacing w:after="0"/>
+              <w:keepNext w:val="0"/>
+              <w:keepLines/>
+              <w:spacing w:after="0" w:before="0" w:line="240" w:lineRule="auto"/>
             </w:pPr>
             <w:r>
               <w:rPr>
@@ -4049,18 +4363,20 @@
         </w:tc>
         <w:tc>
           <w:tcPr>
-            <w:tcW w:type="dxa" w:w="2948"/>
+            <w:tcW w:type="dxa" w:w="2838"/>
             <w:tcMar>
-              <w:top w:w="60" w:type="dxa"/>
-              <w:start w:w="80" w:type="dxa"/>
-              <w:bottom w:w="60" w:type="dxa"/>
-              <w:end w:w="80" w:type="dxa"/>
+              <w:top w:w="55" w:type="dxa"/>
+              <w:start w:w="70" w:type="dxa"/>
+              <w:bottom w:w="55" w:type="dxa"/>
+              <w:end w:w="70" w:type="dxa"/>
             </w:tcMar>
             <w:vAlign w:val="center"/>
           </w:tcPr>
           <w:p>
             <w:pPr>
-              <w:spacing w:after="0"/>
+              <w:keepNext w:val="0"/>
+              <w:keepLines/>
+              <w:spacing w:after="0" w:before="0" w:line="240" w:lineRule="auto"/>
             </w:pPr>
             <w:r>
               <w:rPr>
@@ -4074,18 +4390,20 @@
         </w:tc>
         <w:tc>
           <w:tcPr>
-            <w:tcW w:type="dxa" w:w="2721"/>
+            <w:tcW w:type="dxa" w:w="2780"/>
             <w:tcMar>
-              <w:top w:w="60" w:type="dxa"/>
-              <w:start w:w="80" w:type="dxa"/>
-              <w:bottom w:w="60" w:type="dxa"/>
-              <w:end w:w="80" w:type="dxa"/>
+              <w:top w:w="55" w:type="dxa"/>
+              <w:start w:w="70" w:type="dxa"/>
+              <w:bottom w:w="55" w:type="dxa"/>
+              <w:end w:w="70" w:type="dxa"/>
             </w:tcMar>
             <w:vAlign w:val="center"/>
           </w:tcPr>
           <w:p>
             <w:pPr>
-              <w:spacing w:after="0"/>
+              <w:keepNext w:val="0"/>
+              <w:keepLines/>
+              <w:spacing w:after="0" w:before="0" w:line="240" w:lineRule="auto"/>
             </w:pPr>
             <w:r>
               <w:rPr>
@@ -4099,18 +4417,20 @@
         </w:tc>
         <w:tc>
           <w:tcPr>
-            <w:tcW w:type="dxa" w:w="2098"/>
+            <w:tcW w:type="dxa" w:w="2491"/>
             <w:tcMar>
-              <w:top w:w="60" w:type="dxa"/>
-              <w:start w:w="80" w:type="dxa"/>
-              <w:bottom w:w="60" w:type="dxa"/>
-              <w:end w:w="80" w:type="dxa"/>
+              <w:top w:w="55" w:type="dxa"/>
+              <w:start w:w="70" w:type="dxa"/>
+              <w:bottom w:w="55" w:type="dxa"/>
+              <w:end w:w="70" w:type="dxa"/>
             </w:tcMar>
             <w:vAlign w:val="center"/>
           </w:tcPr>
           <w:p>
             <w:pPr>
-              <w:spacing w:after="0"/>
+              <w:keepNext w:val="0"/>
+              <w:keepLines/>
+              <w:spacing w:after="0" w:before="0" w:line="240" w:lineRule="auto"/>
             </w:pPr>
             <w:r>
               <w:rPr>
@@ -4129,19 +4449,21 @@
         </w:trPr>
         <w:tc>
           <w:tcPr>
-            <w:tcW w:type="dxa" w:w="1984"/>
+            <w:tcW w:type="dxa" w:w="2491"/>
             <w:tcMar>
-              <w:top w:w="60" w:type="dxa"/>
-              <w:start w:w="80" w:type="dxa"/>
-              <w:bottom w:w="60" w:type="dxa"/>
-              <w:end w:w="80" w:type="dxa"/>
+              <w:top w:w="55" w:type="dxa"/>
+              <w:start w:w="70" w:type="dxa"/>
+              <w:bottom w:w="55" w:type="dxa"/>
+              <w:end w:w="70" w:type="dxa"/>
             </w:tcMar>
             <w:vAlign w:val="center"/>
             <w:shd w:fill="FBFCFE"/>
           </w:tcPr>
           <w:p>
             <w:pPr>
-              <w:spacing w:after="0"/>
+              <w:keepNext w:val="0"/>
+              <w:keepLines/>
+              <w:spacing w:after="0" w:before="0" w:line="240" w:lineRule="auto"/>
             </w:pPr>
             <w:r>
               <w:rPr>
@@ -4155,19 +4477,21 @@
         </w:tc>
         <w:tc>
           <w:tcPr>
-            <w:tcW w:type="dxa" w:w="2948"/>
+            <w:tcW w:type="dxa" w:w="2838"/>
             <w:tcMar>
-              <w:top w:w="60" w:type="dxa"/>
-              <w:start w:w="80" w:type="dxa"/>
-              <w:bottom w:w="60" w:type="dxa"/>
-              <w:end w:w="80" w:type="dxa"/>
+              <w:top w:w="55" w:type="dxa"/>
+              <w:start w:w="70" w:type="dxa"/>
+              <w:bottom w:w="55" w:type="dxa"/>
+              <w:end w:w="70" w:type="dxa"/>
             </w:tcMar>
             <w:vAlign w:val="center"/>
             <w:shd w:fill="FBFCFE"/>
           </w:tcPr>
           <w:p>
             <w:pPr>
-              <w:spacing w:after="0"/>
+              <w:keepNext w:val="0"/>
+              <w:keepLines/>
+              <w:spacing w:after="0" w:before="0" w:line="240" w:lineRule="auto"/>
             </w:pPr>
             <w:r>
               <w:rPr>
@@ -4181,19 +4505,21 @@
         </w:tc>
         <w:tc>
           <w:tcPr>
-            <w:tcW w:type="dxa" w:w="2721"/>
+            <w:tcW w:type="dxa" w:w="2780"/>
             <w:tcMar>
-              <w:top w:w="60" w:type="dxa"/>
-              <w:start w:w="80" w:type="dxa"/>
-              <w:bottom w:w="60" w:type="dxa"/>
-              <w:end w:w="80" w:type="dxa"/>
+              <w:top w:w="55" w:type="dxa"/>
+              <w:start w:w="70" w:type="dxa"/>
+              <w:bottom w:w="55" w:type="dxa"/>
+              <w:end w:w="70" w:type="dxa"/>
             </w:tcMar>
             <w:vAlign w:val="center"/>
             <w:shd w:fill="FBFCFE"/>
           </w:tcPr>
           <w:p>
             <w:pPr>
-              <w:spacing w:after="0"/>
+              <w:keepNext w:val="0"/>
+              <w:keepLines/>
+              <w:spacing w:after="0" w:before="0" w:line="240" w:lineRule="auto"/>
             </w:pPr>
             <w:r>
               <w:rPr>
@@ -4207,19 +4533,21 @@
         </w:tc>
         <w:tc>
           <w:tcPr>
-            <w:tcW w:type="dxa" w:w="2098"/>
+            <w:tcW w:type="dxa" w:w="2491"/>
             <w:tcMar>
-              <w:top w:w="60" w:type="dxa"/>
-              <w:start w:w="80" w:type="dxa"/>
-              <w:bottom w:w="60" w:type="dxa"/>
-              <w:end w:w="80" w:type="dxa"/>
+              <w:top w:w="55" w:type="dxa"/>
+              <w:start w:w="70" w:type="dxa"/>
+              <w:bottom w:w="55" w:type="dxa"/>
+              <w:end w:w="70" w:type="dxa"/>
             </w:tcMar>
             <w:vAlign w:val="center"/>
             <w:shd w:fill="FBFCFE"/>
           </w:tcPr>
           <w:p>
             <w:pPr>
-              <w:spacing w:after="0"/>
+              <w:keepNext w:val="0"/>
+              <w:keepLines/>
+              <w:spacing w:after="0" w:before="0" w:line="240" w:lineRule="auto"/>
             </w:pPr>
             <w:r>
               <w:rPr>
@@ -4238,18 +4566,20 @@
         </w:trPr>
         <w:tc>
           <w:tcPr>
-            <w:tcW w:type="dxa" w:w="1984"/>
+            <w:tcW w:type="dxa" w:w="2491"/>
             <w:tcMar>
-              <w:top w:w="60" w:type="dxa"/>
-              <w:start w:w="80" w:type="dxa"/>
-              <w:bottom w:w="60" w:type="dxa"/>
-              <w:end w:w="80" w:type="dxa"/>
+              <w:top w:w="55" w:type="dxa"/>
+              <w:start w:w="70" w:type="dxa"/>
+              <w:bottom w:w="55" w:type="dxa"/>
+              <w:end w:w="70" w:type="dxa"/>
             </w:tcMar>
             <w:vAlign w:val="center"/>
           </w:tcPr>
           <w:p>
             <w:pPr>
-              <w:spacing w:after="0"/>
+              <w:keepNext w:val="0"/>
+              <w:keepLines/>
+              <w:spacing w:after="0" w:before="0" w:line="240" w:lineRule="auto"/>
             </w:pPr>
             <w:r>
               <w:rPr>
@@ -4263,18 +4593,20 @@
         </w:tc>
         <w:tc>
           <w:tcPr>
-            <w:tcW w:type="dxa" w:w="2948"/>
+            <w:tcW w:type="dxa" w:w="2838"/>
             <w:tcMar>
-              <w:top w:w="60" w:type="dxa"/>
-              <w:start w:w="80" w:type="dxa"/>
-              <w:bottom w:w="60" w:type="dxa"/>
-              <w:end w:w="80" w:type="dxa"/>
+              <w:top w:w="55" w:type="dxa"/>
+              <w:start w:w="70" w:type="dxa"/>
+              <w:bottom w:w="55" w:type="dxa"/>
+              <w:end w:w="70" w:type="dxa"/>
             </w:tcMar>
             <w:vAlign w:val="center"/>
           </w:tcPr>
           <w:p>
             <w:pPr>
-              <w:spacing w:after="0"/>
+              <w:keepNext w:val="0"/>
+              <w:keepLines/>
+              <w:spacing w:after="0" w:before="0" w:line="240" w:lineRule="auto"/>
             </w:pPr>
             <w:r>
               <w:rPr>
@@ -4288,18 +4620,20 @@
         </w:tc>
         <w:tc>
           <w:tcPr>
-            <w:tcW w:type="dxa" w:w="2721"/>
+            <w:tcW w:type="dxa" w:w="2780"/>
             <w:tcMar>
-              <w:top w:w="60" w:type="dxa"/>
-              <w:start w:w="80" w:type="dxa"/>
-              <w:bottom w:w="60" w:type="dxa"/>
-              <w:end w:w="80" w:type="dxa"/>
+              <w:top w:w="55" w:type="dxa"/>
+              <w:start w:w="70" w:type="dxa"/>
+              <w:bottom w:w="55" w:type="dxa"/>
+              <w:end w:w="70" w:type="dxa"/>
             </w:tcMar>
             <w:vAlign w:val="center"/>
           </w:tcPr>
           <w:p>
             <w:pPr>
-              <w:spacing w:after="0"/>
+              <w:keepNext w:val="0"/>
+              <w:keepLines/>
+              <w:spacing w:after="0" w:before="0" w:line="240" w:lineRule="auto"/>
             </w:pPr>
             <w:r>
               <w:rPr>
@@ -4313,18 +4647,20 @@
         </w:tc>
         <w:tc>
           <w:tcPr>
-            <w:tcW w:type="dxa" w:w="2098"/>
+            <w:tcW w:type="dxa" w:w="2491"/>
             <w:tcMar>
-              <w:top w:w="60" w:type="dxa"/>
-              <w:start w:w="80" w:type="dxa"/>
-              <w:bottom w:w="60" w:type="dxa"/>
-              <w:end w:w="80" w:type="dxa"/>
+              <w:top w:w="55" w:type="dxa"/>
+              <w:start w:w="70" w:type="dxa"/>
+              <w:bottom w:w="55" w:type="dxa"/>
+              <w:end w:w="70" w:type="dxa"/>
             </w:tcMar>
             <w:vAlign w:val="center"/>
           </w:tcPr>
           <w:p>
             <w:pPr>
-              <w:spacing w:after="0"/>
+              <w:keepNext w:val="0"/>
+              <w:keepLines/>
+              <w:spacing w:after="0" w:before="0" w:line="240" w:lineRule="auto"/>
             </w:pPr>
             <w:r>
               <w:rPr>
@@ -4347,8 +4683,9 @@
       <w:bookmarkStart w:id="167" w:name="gwapply"/>
       <w:pPr>
         <w:pStyle w:val="Heading1"/>
-        <w:keepNext w:val="1"/>
+        <w:keepNext/>
         <w:keepLines/>
+        <w:spacing w:before="220" w:after="80"/>
       </w:pPr>
       <w:bookmarkEnd w:id="167"/>
       <w:r>
@@ -4363,9 +4700,9 @@
     </w:p>
     <w:p>
       <w:pPr>
-        <w:spacing w:after="120"/>
-        <w:keepNext w:val="1"/>
-        <w:keepLines/>
+        <w:spacing w:after="40"/>
+        <w:keepNext w:val="0"/>
+        <w:keepLines w:val="0"/>
       </w:pPr>
       <w:hyperlink w:anchor="TOC">
         <w:r>
@@ -4379,15 +4716,15 @@
     </w:p>
     <w:tbl>
       <w:tblPr>
-        <w:tblW w:type="auto" w:w="0"/>
+        <w:tblW w:type="dxa" w:w="10601"/>
         <w:jc w:val="center"/>
         <w:tblLayout w:type="fixed"/>
         <w:tblLook w:firstColumn="1" w:firstRow="1" w:lastColumn="0" w:lastRow="0" w:noHBand="0" w:noVBand="1" w:val="04A0"/>
       </w:tblPr>
       <w:tblGrid>
-        <w:gridCol w:w="1134"/>
-        <w:gridCol w:w="4536"/>
-        <w:gridCol w:w="3855"/>
+        <w:gridCol w:w="3020"/>
+        <w:gridCol w:w="3761"/>
+        <w:gridCol w:w="3818"/>
       </w:tblGrid>
       <w:tr>
         <w:trPr>
@@ -4396,18 +4733,21 @@
         </w:trPr>
         <w:tc>
           <w:tcPr>
-            <w:tcW w:type="dxa" w:w="1134"/>
+            <w:tcW w:type="dxa" w:w="3020"/>
             <w:shd w:fill="18233D"/>
             <w:tcMar>
-              <w:top w:w="70" w:type="dxa"/>
-              <w:start w:w="90" w:type="dxa"/>
-              <w:bottom w:w="70" w:type="dxa"/>
-              <w:end w:w="90" w:type="dxa"/>
+              <w:top w:w="55" w:type="dxa"/>
+              <w:start w:w="70" w:type="dxa"/>
+              <w:bottom w:w="55" w:type="dxa"/>
+              <w:end w:w="70" w:type="dxa"/>
             </w:tcMar>
             <w:vAlign w:val="center"/>
           </w:tcPr>
           <w:p>
             <w:pPr>
+              <w:keepNext w:val="0"/>
+              <w:keepLines/>
+              <w:spacing w:before="0" w:after="0" w:line="240" w:lineRule="auto"/>
               <w:jc w:val="center"/>
             </w:pPr>
             <w:r>
@@ -4423,18 +4763,21 @@
         </w:tc>
         <w:tc>
           <w:tcPr>
-            <w:tcW w:type="dxa" w:w="4535"/>
+            <w:tcW w:type="dxa" w:w="3761"/>
             <w:shd w:fill="18233D"/>
             <w:tcMar>
-              <w:top w:w="70" w:type="dxa"/>
-              <w:start w:w="90" w:type="dxa"/>
-              <w:bottom w:w="70" w:type="dxa"/>
-              <w:end w:w="90" w:type="dxa"/>
+              <w:top w:w="55" w:type="dxa"/>
+              <w:start w:w="70" w:type="dxa"/>
+              <w:bottom w:w="55" w:type="dxa"/>
+              <w:end w:w="70" w:type="dxa"/>
             </w:tcMar>
             <w:vAlign w:val="center"/>
           </w:tcPr>
           <w:p>
             <w:pPr>
+              <w:keepNext w:val="0"/>
+              <w:keepLines/>
+              <w:spacing w:before="0" w:after="0" w:line="240" w:lineRule="auto"/>
               <w:jc w:val="center"/>
             </w:pPr>
             <w:r>
@@ -4450,18 +4793,21 @@
         </w:tc>
         <w:tc>
           <w:tcPr>
-            <w:tcW w:type="dxa" w:w="3855"/>
+            <w:tcW w:type="dxa" w:w="3818"/>
             <w:shd w:fill="18233D"/>
             <w:tcMar>
-              <w:top w:w="70" w:type="dxa"/>
-              <w:start w:w="90" w:type="dxa"/>
-              <w:bottom w:w="70" w:type="dxa"/>
-              <w:end w:w="90" w:type="dxa"/>
+              <w:top w:w="55" w:type="dxa"/>
+              <w:start w:w="70" w:type="dxa"/>
+              <w:bottom w:w="55" w:type="dxa"/>
+              <w:end w:w="70" w:type="dxa"/>
             </w:tcMar>
             <w:vAlign w:val="center"/>
           </w:tcPr>
           <w:p>
             <w:pPr>
+              <w:keepNext w:val="0"/>
+              <w:keepLines/>
+              <w:spacing w:before="0" w:after="0" w:line="240" w:lineRule="auto"/>
               <w:jc w:val="center"/>
             </w:pPr>
             <w:r>
@@ -4482,18 +4828,20 @@
         </w:trPr>
         <w:tc>
           <w:tcPr>
-            <w:tcW w:type="dxa" w:w="1134"/>
+            <w:tcW w:type="dxa" w:w="3020"/>
             <w:tcMar>
-              <w:top w:w="60" w:type="dxa"/>
-              <w:start w:w="80" w:type="dxa"/>
-              <w:bottom w:w="60" w:type="dxa"/>
-              <w:end w:w="80" w:type="dxa"/>
+              <w:top w:w="55" w:type="dxa"/>
+              <w:start w:w="70" w:type="dxa"/>
+              <w:bottom w:w="55" w:type="dxa"/>
+              <w:end w:w="70" w:type="dxa"/>
             </w:tcMar>
             <w:vAlign w:val="center"/>
           </w:tcPr>
           <w:p>
             <w:pPr>
-              <w:spacing w:after="0"/>
+              <w:keepNext w:val="0"/>
+              <w:keepLines/>
+              <w:spacing w:after="0" w:before="0" w:line="240" w:lineRule="auto"/>
             </w:pPr>
             <w:r>
               <w:rPr>
@@ -4507,18 +4855,20 @@
         </w:tc>
         <w:tc>
           <w:tcPr>
-            <w:tcW w:type="dxa" w:w="4535"/>
+            <w:tcW w:type="dxa" w:w="3761"/>
             <w:tcMar>
-              <w:top w:w="60" w:type="dxa"/>
-              <w:start w:w="80" w:type="dxa"/>
-              <w:bottom w:w="60" w:type="dxa"/>
-              <w:end w:w="80" w:type="dxa"/>
+              <w:top w:w="55" w:type="dxa"/>
+              <w:start w:w="70" w:type="dxa"/>
+              <w:bottom w:w="55" w:type="dxa"/>
+              <w:end w:w="70" w:type="dxa"/>
             </w:tcMar>
             <w:vAlign w:val="center"/>
           </w:tcPr>
           <w:p>
             <w:pPr>
-              <w:spacing w:after="0"/>
+              <w:keepNext w:val="0"/>
+              <w:keepLines/>
+              <w:spacing w:after="0" w:before="0" w:line="240" w:lineRule="auto"/>
             </w:pPr>
             <w:r>
               <w:rPr>
@@ -4532,18 +4882,20 @@
         </w:tc>
         <w:tc>
           <w:tcPr>
-            <w:tcW w:type="dxa" w:w="3855"/>
+            <w:tcW w:type="dxa" w:w="3818"/>
             <w:tcMar>
-              <w:top w:w="60" w:type="dxa"/>
-              <w:start w:w="80" w:type="dxa"/>
-              <w:bottom w:w="60" w:type="dxa"/>
-              <w:end w:w="80" w:type="dxa"/>
+              <w:top w:w="55" w:type="dxa"/>
+              <w:start w:w="70" w:type="dxa"/>
+              <w:bottom w:w="55" w:type="dxa"/>
+              <w:end w:w="70" w:type="dxa"/>
             </w:tcMar>
             <w:vAlign w:val="center"/>
           </w:tcPr>
           <w:p>
             <w:pPr>
-              <w:spacing w:after="0"/>
+              <w:keepNext w:val="0"/>
+              <w:keepLines/>
+              <w:spacing w:after="0" w:before="0" w:line="240" w:lineRule="auto"/>
             </w:pPr>
             <w:r>
               <w:rPr>
@@ -4562,19 +4914,21 @@
         </w:trPr>
         <w:tc>
           <w:tcPr>
-            <w:tcW w:type="dxa" w:w="1134"/>
+            <w:tcW w:type="dxa" w:w="3020"/>
             <w:tcMar>
-              <w:top w:w="60" w:type="dxa"/>
-              <w:start w:w="80" w:type="dxa"/>
-              <w:bottom w:w="60" w:type="dxa"/>
-              <w:end w:w="80" w:type="dxa"/>
+              <w:top w:w="55" w:type="dxa"/>
+              <w:start w:w="70" w:type="dxa"/>
+              <w:bottom w:w="55" w:type="dxa"/>
+              <w:end w:w="70" w:type="dxa"/>
             </w:tcMar>
             <w:vAlign w:val="center"/>
             <w:shd w:fill="FBFCFE"/>
           </w:tcPr>
           <w:p>
             <w:pPr>
-              <w:spacing w:after="0"/>
+              <w:keepNext w:val="0"/>
+              <w:keepLines/>
+              <w:spacing w:after="0" w:before="0" w:line="240" w:lineRule="auto"/>
             </w:pPr>
             <w:r>
               <w:rPr>
@@ -4588,19 +4942,21 @@
         </w:tc>
         <w:tc>
           <w:tcPr>
-            <w:tcW w:type="dxa" w:w="4535"/>
+            <w:tcW w:type="dxa" w:w="3761"/>
             <w:tcMar>
-              <w:top w:w="60" w:type="dxa"/>
-              <w:start w:w="80" w:type="dxa"/>
-              <w:bottom w:w="60" w:type="dxa"/>
-              <w:end w:w="80" w:type="dxa"/>
+              <w:top w:w="55" w:type="dxa"/>
+              <w:start w:w="70" w:type="dxa"/>
+              <w:bottom w:w="55" w:type="dxa"/>
+              <w:end w:w="70" w:type="dxa"/>
             </w:tcMar>
             <w:vAlign w:val="center"/>
             <w:shd w:fill="FBFCFE"/>
           </w:tcPr>
           <w:p>
             <w:pPr>
-              <w:spacing w:after="0"/>
+              <w:keepNext w:val="0"/>
+              <w:keepLines/>
+              <w:spacing w:after="0" w:before="0" w:line="240" w:lineRule="auto"/>
             </w:pPr>
             <w:r>
               <w:rPr>
@@ -4614,19 +4970,21 @@
         </w:tc>
         <w:tc>
           <w:tcPr>
-            <w:tcW w:type="dxa" w:w="3855"/>
+            <w:tcW w:type="dxa" w:w="3818"/>
             <w:tcMar>
-              <w:top w:w="60" w:type="dxa"/>
-              <w:start w:w="80" w:type="dxa"/>
-              <w:bottom w:w="60" w:type="dxa"/>
-              <w:end w:w="80" w:type="dxa"/>
+              <w:top w:w="55" w:type="dxa"/>
+              <w:start w:w="70" w:type="dxa"/>
+              <w:bottom w:w="55" w:type="dxa"/>
+              <w:end w:w="70" w:type="dxa"/>
             </w:tcMar>
             <w:vAlign w:val="center"/>
             <w:shd w:fill="FBFCFE"/>
           </w:tcPr>
           <w:p>
             <w:pPr>
-              <w:spacing w:after="0"/>
+              <w:keepNext w:val="0"/>
+              <w:keepLines/>
+              <w:spacing w:after="0" w:before="0" w:line="240" w:lineRule="auto"/>
             </w:pPr>
             <w:r>
               <w:rPr>
@@ -4645,18 +5003,20 @@
         </w:trPr>
         <w:tc>
           <w:tcPr>
-            <w:tcW w:type="dxa" w:w="1134"/>
+            <w:tcW w:type="dxa" w:w="3020"/>
             <w:tcMar>
-              <w:top w:w="60" w:type="dxa"/>
-              <w:start w:w="80" w:type="dxa"/>
-              <w:bottom w:w="60" w:type="dxa"/>
-              <w:end w:w="80" w:type="dxa"/>
+              <w:top w:w="55" w:type="dxa"/>
+              <w:start w:w="70" w:type="dxa"/>
+              <w:bottom w:w="55" w:type="dxa"/>
+              <w:end w:w="70" w:type="dxa"/>
             </w:tcMar>
             <w:vAlign w:val="center"/>
           </w:tcPr>
           <w:p>
             <w:pPr>
-              <w:spacing w:after="0"/>
+              <w:keepNext w:val="0"/>
+              <w:keepLines/>
+              <w:spacing w:after="0" w:before="0" w:line="240" w:lineRule="auto"/>
             </w:pPr>
             <w:r>
               <w:rPr>
@@ -4670,18 +5030,20 @@
         </w:tc>
         <w:tc>
           <w:tcPr>
-            <w:tcW w:type="dxa" w:w="4535"/>
+            <w:tcW w:type="dxa" w:w="3761"/>
             <w:tcMar>
-              <w:top w:w="60" w:type="dxa"/>
-              <w:start w:w="80" w:type="dxa"/>
-              <w:bottom w:w="60" w:type="dxa"/>
-              <w:end w:w="80" w:type="dxa"/>
+              <w:top w:w="55" w:type="dxa"/>
+              <w:start w:w="70" w:type="dxa"/>
+              <w:bottom w:w="55" w:type="dxa"/>
+              <w:end w:w="70" w:type="dxa"/>
             </w:tcMar>
             <w:vAlign w:val="center"/>
           </w:tcPr>
           <w:p>
             <w:pPr>
-              <w:spacing w:after="0"/>
+              <w:keepNext w:val="0"/>
+              <w:keepLines/>
+              <w:spacing w:after="0" w:before="0" w:line="240" w:lineRule="auto"/>
             </w:pPr>
             <w:r>
               <w:rPr>
@@ -4695,18 +5057,20 @@
         </w:tc>
         <w:tc>
           <w:tcPr>
-            <w:tcW w:type="dxa" w:w="3855"/>
+            <w:tcW w:type="dxa" w:w="3818"/>
             <w:tcMar>
-              <w:top w:w="60" w:type="dxa"/>
-              <w:start w:w="80" w:type="dxa"/>
-              <w:bottom w:w="60" w:type="dxa"/>
-              <w:end w:w="80" w:type="dxa"/>
+              <w:top w:w="55" w:type="dxa"/>
+              <w:start w:w="70" w:type="dxa"/>
+              <w:bottom w:w="55" w:type="dxa"/>
+              <w:end w:w="70" w:type="dxa"/>
             </w:tcMar>
             <w:vAlign w:val="center"/>
           </w:tcPr>
           <w:p>
             <w:pPr>
-              <w:spacing w:after="0"/>
+              <w:keepNext w:val="0"/>
+              <w:keepLines/>
+              <w:spacing w:after="0" w:before="0" w:line="240" w:lineRule="auto"/>
             </w:pPr>
             <w:r>
               <w:rPr>
@@ -4725,19 +5089,21 @@
         </w:trPr>
         <w:tc>
           <w:tcPr>
-            <w:tcW w:type="dxa" w:w="1134"/>
+            <w:tcW w:type="dxa" w:w="3020"/>
             <w:tcMar>
-              <w:top w:w="60" w:type="dxa"/>
-              <w:start w:w="80" w:type="dxa"/>
-              <w:bottom w:w="60" w:type="dxa"/>
-              <w:end w:w="80" w:type="dxa"/>
+              <w:top w:w="55" w:type="dxa"/>
+              <w:start w:w="70" w:type="dxa"/>
+              <w:bottom w:w="55" w:type="dxa"/>
+              <w:end w:w="70" w:type="dxa"/>
             </w:tcMar>
             <w:vAlign w:val="center"/>
             <w:shd w:fill="FBFCFE"/>
           </w:tcPr>
           <w:p>
             <w:pPr>
-              <w:spacing w:after="0"/>
+              <w:keepNext w:val="0"/>
+              <w:keepLines/>
+              <w:spacing w:after="0" w:before="0" w:line="240" w:lineRule="auto"/>
             </w:pPr>
             <w:r>
               <w:rPr>
@@ -4751,19 +5117,21 @@
         </w:tc>
         <w:tc>
           <w:tcPr>
-            <w:tcW w:type="dxa" w:w="4535"/>
+            <w:tcW w:type="dxa" w:w="3761"/>
             <w:tcMar>
-              <w:top w:w="60" w:type="dxa"/>
-              <w:start w:w="80" w:type="dxa"/>
-              <w:bottom w:w="60" w:type="dxa"/>
-              <w:end w:w="80" w:type="dxa"/>
+              <w:top w:w="55" w:type="dxa"/>
+              <w:start w:w="70" w:type="dxa"/>
+              <w:bottom w:w="55" w:type="dxa"/>
+              <w:end w:w="70" w:type="dxa"/>
             </w:tcMar>
             <w:vAlign w:val="center"/>
             <w:shd w:fill="FBFCFE"/>
           </w:tcPr>
           <w:p>
             <w:pPr>
-              <w:spacing w:after="0"/>
+              <w:keepNext w:val="0"/>
+              <w:keepLines/>
+              <w:spacing w:after="0" w:before="0" w:line="240" w:lineRule="auto"/>
             </w:pPr>
             <w:r>
               <w:rPr>
@@ -4777,19 +5145,21 @@
         </w:tc>
         <w:tc>
           <w:tcPr>
-            <w:tcW w:type="dxa" w:w="3855"/>
+            <w:tcW w:type="dxa" w:w="3818"/>
             <w:tcMar>
-              <w:top w:w="60" w:type="dxa"/>
-              <w:start w:w="80" w:type="dxa"/>
-              <w:bottom w:w="60" w:type="dxa"/>
-              <w:end w:w="80" w:type="dxa"/>
+              <w:top w:w="55" w:type="dxa"/>
+              <w:start w:w="70" w:type="dxa"/>
+              <w:bottom w:w="55" w:type="dxa"/>
+              <w:end w:w="70" w:type="dxa"/>
             </w:tcMar>
             <w:vAlign w:val="center"/>
             <w:shd w:fill="FBFCFE"/>
           </w:tcPr>
           <w:p>
             <w:pPr>
-              <w:spacing w:after="0"/>
+              <w:keepNext w:val="0"/>
+              <w:keepLines/>
+              <w:spacing w:after="0" w:before="0" w:line="240" w:lineRule="auto"/>
             </w:pPr>
             <w:r>
               <w:rPr>
@@ -4808,18 +5178,20 @@
         </w:trPr>
         <w:tc>
           <w:tcPr>
-            <w:tcW w:type="dxa" w:w="1134"/>
+            <w:tcW w:type="dxa" w:w="3020"/>
             <w:tcMar>
-              <w:top w:w="60" w:type="dxa"/>
-              <w:start w:w="80" w:type="dxa"/>
-              <w:bottom w:w="60" w:type="dxa"/>
-              <w:end w:w="80" w:type="dxa"/>
+              <w:top w:w="55" w:type="dxa"/>
+              <w:start w:w="70" w:type="dxa"/>
+              <w:bottom w:w="55" w:type="dxa"/>
+              <w:end w:w="70" w:type="dxa"/>
             </w:tcMar>
             <w:vAlign w:val="center"/>
           </w:tcPr>
           <w:p>
             <w:pPr>
-              <w:spacing w:after="0"/>
+              <w:keepNext w:val="0"/>
+              <w:keepLines/>
+              <w:spacing w:after="0" w:before="0" w:line="240" w:lineRule="auto"/>
             </w:pPr>
             <w:r>
               <w:rPr>
@@ -4833,18 +5205,20 @@
         </w:tc>
         <w:tc>
           <w:tcPr>
-            <w:tcW w:type="dxa" w:w="4535"/>
+            <w:tcW w:type="dxa" w:w="3761"/>
             <w:tcMar>
-              <w:top w:w="60" w:type="dxa"/>
-              <w:start w:w="80" w:type="dxa"/>
-              <w:bottom w:w="60" w:type="dxa"/>
-              <w:end w:w="80" w:type="dxa"/>
+              <w:top w:w="55" w:type="dxa"/>
+              <w:start w:w="70" w:type="dxa"/>
+              <w:bottom w:w="55" w:type="dxa"/>
+              <w:end w:w="70" w:type="dxa"/>
             </w:tcMar>
             <w:vAlign w:val="center"/>
           </w:tcPr>
           <w:p>
             <w:pPr>
-              <w:spacing w:after="0"/>
+              <w:keepNext w:val="0"/>
+              <w:keepLines/>
+              <w:spacing w:after="0" w:before="0" w:line="240" w:lineRule="auto"/>
             </w:pPr>
             <w:r>
               <w:rPr>
@@ -4858,18 +5232,20 @@
         </w:tc>
         <w:tc>
           <w:tcPr>
-            <w:tcW w:type="dxa" w:w="3855"/>
+            <w:tcW w:type="dxa" w:w="3818"/>
             <w:tcMar>
-              <w:top w:w="60" w:type="dxa"/>
-              <w:start w:w="80" w:type="dxa"/>
-              <w:bottom w:w="60" w:type="dxa"/>
-              <w:end w:w="80" w:type="dxa"/>
+              <w:top w:w="55" w:type="dxa"/>
+              <w:start w:w="70" w:type="dxa"/>
+              <w:bottom w:w="55" w:type="dxa"/>
+              <w:end w:w="70" w:type="dxa"/>
             </w:tcMar>
             <w:vAlign w:val="center"/>
           </w:tcPr>
           <w:p>
             <w:pPr>
-              <w:spacing w:after="0"/>
+              <w:keepNext w:val="0"/>
+              <w:keepLines/>
+              <w:spacing w:after="0" w:before="0" w:line="240" w:lineRule="auto"/>
             </w:pPr>
             <w:r>
               <w:rPr>
@@ -4888,19 +5264,21 @@
         </w:trPr>
         <w:tc>
           <w:tcPr>
-            <w:tcW w:type="dxa" w:w="1134"/>
+            <w:tcW w:type="dxa" w:w="3020"/>
             <w:tcMar>
-              <w:top w:w="60" w:type="dxa"/>
-              <w:start w:w="80" w:type="dxa"/>
-              <w:bottom w:w="60" w:type="dxa"/>
-              <w:end w:w="80" w:type="dxa"/>
+              <w:top w:w="55" w:type="dxa"/>
+              <w:start w:w="70" w:type="dxa"/>
+              <w:bottom w:w="55" w:type="dxa"/>
+              <w:end w:w="70" w:type="dxa"/>
             </w:tcMar>
             <w:vAlign w:val="center"/>
             <w:shd w:fill="FBFCFE"/>
           </w:tcPr>
           <w:p>
             <w:pPr>
-              <w:spacing w:after="0"/>
+              <w:keepNext w:val="0"/>
+              <w:keepLines/>
+              <w:spacing w:after="0" w:before="0" w:line="240" w:lineRule="auto"/>
             </w:pPr>
             <w:r>
               <w:rPr>
@@ -4914,19 +5292,21 @@
         </w:tc>
         <w:tc>
           <w:tcPr>
-            <w:tcW w:type="dxa" w:w="4535"/>
+            <w:tcW w:type="dxa" w:w="3761"/>
             <w:tcMar>
-              <w:top w:w="60" w:type="dxa"/>
-              <w:start w:w="80" w:type="dxa"/>
-              <w:bottom w:w="60" w:type="dxa"/>
-              <w:end w:w="80" w:type="dxa"/>
+              <w:top w:w="55" w:type="dxa"/>
+              <w:start w:w="70" w:type="dxa"/>
+              <w:bottom w:w="55" w:type="dxa"/>
+              <w:end w:w="70" w:type="dxa"/>
             </w:tcMar>
             <w:vAlign w:val="center"/>
             <w:shd w:fill="FBFCFE"/>
           </w:tcPr>
           <w:p>
             <w:pPr>
-              <w:spacing w:after="0"/>
+              <w:keepNext w:val="0"/>
+              <w:keepLines/>
+              <w:spacing w:after="0" w:before="0" w:line="240" w:lineRule="auto"/>
             </w:pPr>
             <w:r>
               <w:rPr>
@@ -4940,19 +5320,21 @@
         </w:tc>
         <w:tc>
           <w:tcPr>
-            <w:tcW w:type="dxa" w:w="3855"/>
+            <w:tcW w:type="dxa" w:w="3818"/>
             <w:tcMar>
-              <w:top w:w="60" w:type="dxa"/>
-              <w:start w:w="80" w:type="dxa"/>
-              <w:bottom w:w="60" w:type="dxa"/>
-              <w:end w:w="80" w:type="dxa"/>
+              <w:top w:w="55" w:type="dxa"/>
+              <w:start w:w="70" w:type="dxa"/>
+              <w:bottom w:w="55" w:type="dxa"/>
+              <w:end w:w="70" w:type="dxa"/>
             </w:tcMar>
             <w:vAlign w:val="center"/>
             <w:shd w:fill="FBFCFE"/>
           </w:tcPr>
           <w:p>
             <w:pPr>
-              <w:spacing w:after="0"/>
+              <w:keepNext w:val="0"/>
+              <w:keepLines/>
+              <w:spacing w:after="0" w:before="0" w:line="240" w:lineRule="auto"/>
             </w:pPr>
             <w:r>
               <w:rPr>
@@ -4975,8 +5357,9 @@
       <w:bookmarkStart w:id="168" w:name="gwerr"/>
       <w:pPr>
         <w:pStyle w:val="Heading1"/>
-        <w:keepNext w:val="1"/>
+        <w:keepNext/>
         <w:keepLines/>
+        <w:spacing w:before="220" w:after="80"/>
       </w:pPr>
       <w:bookmarkEnd w:id="168"/>
       <w:r>
@@ -4991,9 +5374,9 @@
     </w:p>
     <w:p>
       <w:pPr>
-        <w:spacing w:after="120"/>
-        <w:keepNext w:val="1"/>
-        <w:keepLines/>
+        <w:spacing w:after="40"/>
+        <w:keepNext w:val="0"/>
+        <w:keepLines w:val="0"/>
       </w:pPr>
       <w:hyperlink w:anchor="TOC">
         <w:r>
@@ -5007,15 +5390,15 @@
     </w:p>
     <w:tbl>
       <w:tblPr>
-        <w:tblW w:type="auto" w:w="0"/>
+        <w:tblW w:type="dxa" w:w="10601"/>
         <w:jc w:val="center"/>
         <w:tblLayout w:type="fixed"/>
         <w:tblLook w:firstColumn="1" w:firstRow="1" w:lastColumn="0" w:lastRow="0" w:noHBand="0" w:noVBand="1" w:val="04A0"/>
       </w:tblPr>
       <w:tblGrid>
-        <w:gridCol w:w="1701"/>
-        <w:gridCol w:w="3458"/>
-        <w:gridCol w:w="4309"/>
+        <w:gridCol w:w="3020"/>
+        <w:gridCol w:w="3761"/>
+        <w:gridCol w:w="3818"/>
       </w:tblGrid>
       <w:tr>
         <w:trPr>
@@ -5024,18 +5407,21 @@
         </w:trPr>
         <w:tc>
           <w:tcPr>
-            <w:tcW w:type="dxa" w:w="1701"/>
+            <w:tcW w:type="dxa" w:w="3020"/>
             <w:shd w:fill="18233D"/>
             <w:tcMar>
-              <w:top w:w="70" w:type="dxa"/>
-              <w:start w:w="90" w:type="dxa"/>
-              <w:bottom w:w="70" w:type="dxa"/>
-              <w:end w:w="90" w:type="dxa"/>
+              <w:top w:w="55" w:type="dxa"/>
+              <w:start w:w="70" w:type="dxa"/>
+              <w:bottom w:w="55" w:type="dxa"/>
+              <w:end w:w="70" w:type="dxa"/>
             </w:tcMar>
             <w:vAlign w:val="center"/>
           </w:tcPr>
           <w:p>
             <w:pPr>
+              <w:keepNext w:val="0"/>
+              <w:keepLines/>
+              <w:spacing w:before="0" w:after="0" w:line="240" w:lineRule="auto"/>
               <w:jc w:val="center"/>
             </w:pPr>
             <w:r>
@@ -5051,18 +5437,21 @@
         </w:tc>
         <w:tc>
           <w:tcPr>
-            <w:tcW w:type="dxa" w:w="3458"/>
+            <w:tcW w:type="dxa" w:w="3761"/>
             <w:shd w:fill="18233D"/>
             <w:tcMar>
-              <w:top w:w="70" w:type="dxa"/>
-              <w:start w:w="90" w:type="dxa"/>
-              <w:bottom w:w="70" w:type="dxa"/>
-              <w:end w:w="90" w:type="dxa"/>
+              <w:top w:w="55" w:type="dxa"/>
+              <w:start w:w="70" w:type="dxa"/>
+              <w:bottom w:w="55" w:type="dxa"/>
+              <w:end w:w="70" w:type="dxa"/>
             </w:tcMar>
             <w:vAlign w:val="center"/>
           </w:tcPr>
           <w:p>
             <w:pPr>
+              <w:keepNext w:val="0"/>
+              <w:keepLines/>
+              <w:spacing w:before="0" w:after="0" w:line="240" w:lineRule="auto"/>
               <w:jc w:val="center"/>
             </w:pPr>
             <w:r>
@@ -5078,18 +5467,21 @@
         </w:tc>
         <w:tc>
           <w:tcPr>
-            <w:tcW w:type="dxa" w:w="4309"/>
+            <w:tcW w:type="dxa" w:w="3818"/>
             <w:shd w:fill="18233D"/>
             <w:tcMar>
-              <w:top w:w="70" w:type="dxa"/>
-              <w:start w:w="90" w:type="dxa"/>
-              <w:bottom w:w="70" w:type="dxa"/>
-              <w:end w:w="90" w:type="dxa"/>
+              <w:top w:w="55" w:type="dxa"/>
+              <w:start w:w="70" w:type="dxa"/>
+              <w:bottom w:w="55" w:type="dxa"/>
+              <w:end w:w="70" w:type="dxa"/>
             </w:tcMar>
             <w:vAlign w:val="center"/>
           </w:tcPr>
           <w:p>
             <w:pPr>
+              <w:keepNext w:val="0"/>
+              <w:keepLines/>
+              <w:spacing w:before="0" w:after="0" w:line="240" w:lineRule="auto"/>
               <w:jc w:val="center"/>
             </w:pPr>
             <w:r>
@@ -5110,18 +5502,20 @@
         </w:trPr>
         <w:tc>
           <w:tcPr>
-            <w:tcW w:type="dxa" w:w="1701"/>
+            <w:tcW w:type="dxa" w:w="3020"/>
             <w:tcMar>
-              <w:top w:w="60" w:type="dxa"/>
-              <w:start w:w="80" w:type="dxa"/>
-              <w:bottom w:w="60" w:type="dxa"/>
-              <w:end w:w="80" w:type="dxa"/>
+              <w:top w:w="55" w:type="dxa"/>
+              <w:start w:w="70" w:type="dxa"/>
+              <w:bottom w:w="55" w:type="dxa"/>
+              <w:end w:w="70" w:type="dxa"/>
             </w:tcMar>
             <w:vAlign w:val="center"/>
           </w:tcPr>
           <w:p>
             <w:pPr>
-              <w:spacing w:after="0"/>
+              <w:keepNext w:val="0"/>
+              <w:keepLines/>
+              <w:spacing w:after="0" w:before="0" w:line="240" w:lineRule="auto"/>
             </w:pPr>
             <w:r>
               <w:rPr>
@@ -5135,18 +5529,20 @@
         </w:tc>
         <w:tc>
           <w:tcPr>
-            <w:tcW w:type="dxa" w:w="3458"/>
+            <w:tcW w:type="dxa" w:w="3761"/>
             <w:tcMar>
-              <w:top w:w="60" w:type="dxa"/>
-              <w:start w:w="80" w:type="dxa"/>
-              <w:bottom w:w="60" w:type="dxa"/>
-              <w:end w:w="80" w:type="dxa"/>
+              <w:top w:w="55" w:type="dxa"/>
+              <w:start w:w="70" w:type="dxa"/>
+              <w:bottom w:w="55" w:type="dxa"/>
+              <w:end w:w="70" w:type="dxa"/>
             </w:tcMar>
             <w:vAlign w:val="center"/>
           </w:tcPr>
           <w:p>
             <w:pPr>
-              <w:spacing w:after="0"/>
+              <w:keepNext w:val="0"/>
+              <w:keepLines/>
+              <w:spacing w:after="0" w:before="0" w:line="240" w:lineRule="auto"/>
             </w:pPr>
             <w:r>
               <w:rPr>
@@ -5160,18 +5556,20 @@
         </w:tc>
         <w:tc>
           <w:tcPr>
-            <w:tcW w:type="dxa" w:w="4309"/>
+            <w:tcW w:type="dxa" w:w="3818"/>
             <w:tcMar>
-              <w:top w:w="60" w:type="dxa"/>
-              <w:start w:w="80" w:type="dxa"/>
-              <w:bottom w:w="60" w:type="dxa"/>
-              <w:end w:w="80" w:type="dxa"/>
+              <w:top w:w="55" w:type="dxa"/>
+              <w:start w:w="70" w:type="dxa"/>
+              <w:bottom w:w="55" w:type="dxa"/>
+              <w:end w:w="70" w:type="dxa"/>
             </w:tcMar>
             <w:vAlign w:val="center"/>
           </w:tcPr>
           <w:p>
             <w:pPr>
-              <w:spacing w:after="0"/>
+              <w:keepNext w:val="0"/>
+              <w:keepLines/>
+              <w:spacing w:after="0" w:before="0" w:line="240" w:lineRule="auto"/>
             </w:pPr>
             <w:r>
               <w:rPr>
@@ -5190,19 +5588,21 @@
         </w:trPr>
         <w:tc>
           <w:tcPr>
-            <w:tcW w:type="dxa" w:w="1701"/>
+            <w:tcW w:type="dxa" w:w="3020"/>
             <w:tcMar>
-              <w:top w:w="60" w:type="dxa"/>
-              <w:start w:w="80" w:type="dxa"/>
-              <w:bottom w:w="60" w:type="dxa"/>
-              <w:end w:w="80" w:type="dxa"/>
+              <w:top w:w="55" w:type="dxa"/>
+              <w:start w:w="70" w:type="dxa"/>
+              <w:bottom w:w="55" w:type="dxa"/>
+              <w:end w:w="70" w:type="dxa"/>
             </w:tcMar>
             <w:vAlign w:val="center"/>
             <w:shd w:fill="FBFCFE"/>
           </w:tcPr>
           <w:p>
             <w:pPr>
-              <w:spacing w:after="0"/>
+              <w:keepNext w:val="0"/>
+              <w:keepLines/>
+              <w:spacing w:after="0" w:before="0" w:line="240" w:lineRule="auto"/>
             </w:pPr>
             <w:r>
               <w:rPr>
@@ -5216,19 +5616,21 @@
         </w:tc>
         <w:tc>
           <w:tcPr>
-            <w:tcW w:type="dxa" w:w="3458"/>
+            <w:tcW w:type="dxa" w:w="3761"/>
             <w:tcMar>
-              <w:top w:w="60" w:type="dxa"/>
-              <w:start w:w="80" w:type="dxa"/>
-              <w:bottom w:w="60" w:type="dxa"/>
-              <w:end w:w="80" w:type="dxa"/>
+              <w:top w:w="55" w:type="dxa"/>
+              <w:start w:w="70" w:type="dxa"/>
+              <w:bottom w:w="55" w:type="dxa"/>
+              <w:end w:w="70" w:type="dxa"/>
             </w:tcMar>
             <w:vAlign w:val="center"/>
             <w:shd w:fill="FBFCFE"/>
           </w:tcPr>
           <w:p>
             <w:pPr>
-              <w:spacing w:after="0"/>
+              <w:keepNext w:val="0"/>
+              <w:keepLines/>
+              <w:spacing w:after="0" w:before="0" w:line="240" w:lineRule="auto"/>
             </w:pPr>
             <w:r>
               <w:rPr>
@@ -5242,19 +5644,21 @@
         </w:tc>
         <w:tc>
           <w:tcPr>
-            <w:tcW w:type="dxa" w:w="4309"/>
+            <w:tcW w:type="dxa" w:w="3818"/>
             <w:tcMar>
-              <w:top w:w="60" w:type="dxa"/>
-              <w:start w:w="80" w:type="dxa"/>
-              <w:bottom w:w="60" w:type="dxa"/>
-              <w:end w:w="80" w:type="dxa"/>
+              <w:top w:w="55" w:type="dxa"/>
+              <w:start w:w="70" w:type="dxa"/>
+              <w:bottom w:w="55" w:type="dxa"/>
+              <w:end w:w="70" w:type="dxa"/>
             </w:tcMar>
             <w:vAlign w:val="center"/>
             <w:shd w:fill="FBFCFE"/>
           </w:tcPr>
           <w:p>
             <w:pPr>
-              <w:spacing w:after="0"/>
+              <w:keepNext w:val="0"/>
+              <w:keepLines/>
+              <w:spacing w:after="0" w:before="0" w:line="240" w:lineRule="auto"/>
             </w:pPr>
             <w:r>
               <w:rPr>
@@ -5273,18 +5677,20 @@
         </w:trPr>
         <w:tc>
           <w:tcPr>
-            <w:tcW w:type="dxa" w:w="1701"/>
+            <w:tcW w:type="dxa" w:w="3020"/>
             <w:tcMar>
-              <w:top w:w="60" w:type="dxa"/>
-              <w:start w:w="80" w:type="dxa"/>
-              <w:bottom w:w="60" w:type="dxa"/>
-              <w:end w:w="80" w:type="dxa"/>
+              <w:top w:w="55" w:type="dxa"/>
+              <w:start w:w="70" w:type="dxa"/>
+              <w:bottom w:w="55" w:type="dxa"/>
+              <w:end w:w="70" w:type="dxa"/>
             </w:tcMar>
             <w:vAlign w:val="center"/>
           </w:tcPr>
           <w:p>
             <w:pPr>
-              <w:spacing w:after="0"/>
+              <w:keepNext w:val="0"/>
+              <w:keepLines/>
+              <w:spacing w:after="0" w:before="0" w:line="240" w:lineRule="auto"/>
             </w:pPr>
             <w:r>
               <w:rPr>
@@ -5298,18 +5704,20 @@
         </w:tc>
         <w:tc>
           <w:tcPr>
-            <w:tcW w:type="dxa" w:w="3458"/>
+            <w:tcW w:type="dxa" w:w="3761"/>
             <w:tcMar>
-              <w:top w:w="60" w:type="dxa"/>
-              <w:start w:w="80" w:type="dxa"/>
-              <w:bottom w:w="60" w:type="dxa"/>
-              <w:end w:w="80" w:type="dxa"/>
+              <w:top w:w="55" w:type="dxa"/>
+              <w:start w:w="70" w:type="dxa"/>
+              <w:bottom w:w="55" w:type="dxa"/>
+              <w:end w:w="70" w:type="dxa"/>
             </w:tcMar>
             <w:vAlign w:val="center"/>
           </w:tcPr>
           <w:p>
             <w:pPr>
-              <w:spacing w:after="0"/>
+              <w:keepNext w:val="0"/>
+              <w:keepLines/>
+              <w:spacing w:after="0" w:before="0" w:line="240" w:lineRule="auto"/>
             </w:pPr>
             <w:r>
               <w:rPr>
@@ -5323,18 +5731,20 @@
         </w:tc>
         <w:tc>
           <w:tcPr>
-            <w:tcW w:type="dxa" w:w="4309"/>
+            <w:tcW w:type="dxa" w:w="3818"/>
             <w:tcMar>
-              <w:top w:w="60" w:type="dxa"/>
-              <w:start w:w="80" w:type="dxa"/>
-              <w:bottom w:w="60" w:type="dxa"/>
-              <w:end w:w="80" w:type="dxa"/>
+              <w:top w:w="55" w:type="dxa"/>
+              <w:start w:w="70" w:type="dxa"/>
+              <w:bottom w:w="55" w:type="dxa"/>
+              <w:end w:w="70" w:type="dxa"/>
             </w:tcMar>
             <w:vAlign w:val="center"/>
           </w:tcPr>
           <w:p>
             <w:pPr>
-              <w:spacing w:after="0"/>
+              <w:keepNext w:val="0"/>
+              <w:keepLines/>
+              <w:spacing w:after="0" w:before="0" w:line="240" w:lineRule="auto"/>
             </w:pPr>
             <w:r>
               <w:rPr>
@@ -5353,19 +5763,21 @@
         </w:trPr>
         <w:tc>
           <w:tcPr>
-            <w:tcW w:type="dxa" w:w="1701"/>
+            <w:tcW w:type="dxa" w:w="3020"/>
             <w:tcMar>
-              <w:top w:w="60" w:type="dxa"/>
-              <w:start w:w="80" w:type="dxa"/>
-              <w:bottom w:w="60" w:type="dxa"/>
-              <w:end w:w="80" w:type="dxa"/>
+              <w:top w:w="55" w:type="dxa"/>
+              <w:start w:w="70" w:type="dxa"/>
+              <w:bottom w:w="55" w:type="dxa"/>
+              <w:end w:w="70" w:type="dxa"/>
             </w:tcMar>
             <w:vAlign w:val="center"/>
             <w:shd w:fill="FBFCFE"/>
           </w:tcPr>
           <w:p>
             <w:pPr>
-              <w:spacing w:after="0"/>
+              <w:keepNext w:val="0"/>
+              <w:keepLines/>
+              <w:spacing w:after="0" w:before="0" w:line="240" w:lineRule="auto"/>
             </w:pPr>
             <w:r>
               <w:rPr>
@@ -5379,19 +5791,21 @@
         </w:tc>
         <w:tc>
           <w:tcPr>
-            <w:tcW w:type="dxa" w:w="3458"/>
+            <w:tcW w:type="dxa" w:w="3761"/>
             <w:tcMar>
-              <w:top w:w="60" w:type="dxa"/>
-              <w:start w:w="80" w:type="dxa"/>
-              <w:bottom w:w="60" w:type="dxa"/>
-              <w:end w:w="80" w:type="dxa"/>
+              <w:top w:w="55" w:type="dxa"/>
+              <w:start w:w="70" w:type="dxa"/>
+              <w:bottom w:w="55" w:type="dxa"/>
+              <w:end w:w="70" w:type="dxa"/>
             </w:tcMar>
             <w:vAlign w:val="center"/>
             <w:shd w:fill="FBFCFE"/>
           </w:tcPr>
           <w:p>
             <w:pPr>
-              <w:spacing w:after="0"/>
+              <w:keepNext w:val="0"/>
+              <w:keepLines/>
+              <w:spacing w:after="0" w:before="0" w:line="240" w:lineRule="auto"/>
             </w:pPr>
             <w:r>
               <w:rPr>
@@ -5405,19 +5819,21 @@
         </w:tc>
         <w:tc>
           <w:tcPr>
-            <w:tcW w:type="dxa" w:w="4309"/>
+            <w:tcW w:type="dxa" w:w="3818"/>
             <w:tcMar>
-              <w:top w:w="60" w:type="dxa"/>
-              <w:start w:w="80" w:type="dxa"/>
-              <w:bottom w:w="60" w:type="dxa"/>
-              <w:end w:w="80" w:type="dxa"/>
+              <w:top w:w="55" w:type="dxa"/>
+              <w:start w:w="70" w:type="dxa"/>
+              <w:bottom w:w="55" w:type="dxa"/>
+              <w:end w:w="70" w:type="dxa"/>
             </w:tcMar>
             <w:vAlign w:val="center"/>
             <w:shd w:fill="FBFCFE"/>
           </w:tcPr>
           <w:p>
             <w:pPr>
-              <w:spacing w:after="0"/>
+              <w:keepNext w:val="0"/>
+              <w:keepLines/>
+              <w:spacing w:after="0" w:before="0" w:line="240" w:lineRule="auto"/>
             </w:pPr>
             <w:r>
               <w:rPr>
@@ -5436,18 +5852,20 @@
         </w:trPr>
         <w:tc>
           <w:tcPr>
-            <w:tcW w:type="dxa" w:w="1701"/>
+            <w:tcW w:type="dxa" w:w="3020"/>
             <w:tcMar>
-              <w:top w:w="60" w:type="dxa"/>
-              <w:start w:w="80" w:type="dxa"/>
-              <w:bottom w:w="60" w:type="dxa"/>
-              <w:end w:w="80" w:type="dxa"/>
+              <w:top w:w="55" w:type="dxa"/>
+              <w:start w:w="70" w:type="dxa"/>
+              <w:bottom w:w="55" w:type="dxa"/>
+              <w:end w:w="70" w:type="dxa"/>
             </w:tcMar>
             <w:vAlign w:val="center"/>
           </w:tcPr>
           <w:p>
             <w:pPr>
-              <w:spacing w:after="0"/>
+              <w:keepNext w:val="0"/>
+              <w:keepLines/>
+              <w:spacing w:after="0" w:before="0" w:line="240" w:lineRule="auto"/>
             </w:pPr>
             <w:r>
               <w:rPr>
@@ -5461,18 +5879,20 @@
         </w:tc>
         <w:tc>
           <w:tcPr>
-            <w:tcW w:type="dxa" w:w="3458"/>
+            <w:tcW w:type="dxa" w:w="3761"/>
             <w:tcMar>
-              <w:top w:w="60" w:type="dxa"/>
-              <w:start w:w="80" w:type="dxa"/>
-              <w:bottom w:w="60" w:type="dxa"/>
-              <w:end w:w="80" w:type="dxa"/>
+              <w:top w:w="55" w:type="dxa"/>
+              <w:start w:w="70" w:type="dxa"/>
+              <w:bottom w:w="55" w:type="dxa"/>
+              <w:end w:w="70" w:type="dxa"/>
             </w:tcMar>
             <w:vAlign w:val="center"/>
           </w:tcPr>
           <w:p>
             <w:pPr>
-              <w:spacing w:after="0"/>
+              <w:keepNext w:val="0"/>
+              <w:keepLines/>
+              <w:spacing w:after="0" w:before="0" w:line="240" w:lineRule="auto"/>
             </w:pPr>
             <w:r>
               <w:rPr>
@@ -5486,18 +5906,20 @@
         </w:tc>
         <w:tc>
           <w:tcPr>
-            <w:tcW w:type="dxa" w:w="4309"/>
+            <w:tcW w:type="dxa" w:w="3818"/>
             <w:tcMar>
-              <w:top w:w="60" w:type="dxa"/>
-              <w:start w:w="80" w:type="dxa"/>
-              <w:bottom w:w="60" w:type="dxa"/>
-              <w:end w:w="80" w:type="dxa"/>
+              <w:top w:w="55" w:type="dxa"/>
+              <w:start w:w="70" w:type="dxa"/>
+              <w:bottom w:w="55" w:type="dxa"/>
+              <w:end w:w="70" w:type="dxa"/>
             </w:tcMar>
             <w:vAlign w:val="center"/>
           </w:tcPr>
           <w:p>
             <w:pPr>
-              <w:spacing w:after="0"/>
+              <w:keepNext w:val="0"/>
+              <w:keepLines/>
+              <w:spacing w:after="0" w:before="0" w:line="240" w:lineRule="auto"/>
             </w:pPr>
             <w:r>
               <w:rPr>
@@ -5516,19 +5938,21 @@
         </w:trPr>
         <w:tc>
           <w:tcPr>
-            <w:tcW w:type="dxa" w:w="1701"/>
+            <w:tcW w:type="dxa" w:w="3020"/>
             <w:tcMar>
-              <w:top w:w="60" w:type="dxa"/>
-              <w:start w:w="80" w:type="dxa"/>
-              <w:bottom w:w="60" w:type="dxa"/>
-              <w:end w:w="80" w:type="dxa"/>
+              <w:top w:w="55" w:type="dxa"/>
+              <w:start w:w="70" w:type="dxa"/>
+              <w:bottom w:w="55" w:type="dxa"/>
+              <w:end w:w="70" w:type="dxa"/>
             </w:tcMar>
             <w:vAlign w:val="center"/>
             <w:shd w:fill="FBFCFE"/>
           </w:tcPr>
           <w:p>
             <w:pPr>
-              <w:spacing w:after="0"/>
+              <w:keepNext w:val="0"/>
+              <w:keepLines/>
+              <w:spacing w:after="0" w:before="0" w:line="240" w:lineRule="auto"/>
             </w:pPr>
             <w:r>
               <w:rPr>
@@ -5542,19 +5966,21 @@
         </w:tc>
         <w:tc>
           <w:tcPr>
-            <w:tcW w:type="dxa" w:w="3458"/>
+            <w:tcW w:type="dxa" w:w="3761"/>
             <w:tcMar>
-              <w:top w:w="60" w:type="dxa"/>
-              <w:start w:w="80" w:type="dxa"/>
-              <w:bottom w:w="60" w:type="dxa"/>
-              <w:end w:w="80" w:type="dxa"/>
+              <w:top w:w="55" w:type="dxa"/>
+              <w:start w:w="70" w:type="dxa"/>
+              <w:bottom w:w="55" w:type="dxa"/>
+              <w:end w:w="70" w:type="dxa"/>
             </w:tcMar>
             <w:vAlign w:val="center"/>
             <w:shd w:fill="FBFCFE"/>
           </w:tcPr>
           <w:p>
             <w:pPr>
-              <w:spacing w:after="0"/>
+              <w:keepNext w:val="0"/>
+              <w:keepLines/>
+              <w:spacing w:after="0" w:before="0" w:line="240" w:lineRule="auto"/>
             </w:pPr>
             <w:r>
               <w:rPr>
@@ -5568,19 +5994,21 @@
         </w:tc>
         <w:tc>
           <w:tcPr>
-            <w:tcW w:type="dxa" w:w="4309"/>
+            <w:tcW w:type="dxa" w:w="3818"/>
             <w:tcMar>
-              <w:top w:w="60" w:type="dxa"/>
-              <w:start w:w="80" w:type="dxa"/>
-              <w:bottom w:w="60" w:type="dxa"/>
-              <w:end w:w="80" w:type="dxa"/>
+              <w:top w:w="55" w:type="dxa"/>
+              <w:start w:w="70" w:type="dxa"/>
+              <w:bottom w:w="55" w:type="dxa"/>
+              <w:end w:w="70" w:type="dxa"/>
             </w:tcMar>
             <w:vAlign w:val="center"/>
             <w:shd w:fill="FBFCFE"/>
           </w:tcPr>
           <w:p>
             <w:pPr>
-              <w:spacing w:after="0"/>
+              <w:keepNext w:val="0"/>
+              <w:keepLines/>
+              <w:spacing w:after="0" w:before="0" w:line="240" w:lineRule="auto"/>
             </w:pPr>
             <w:r>
               <w:rPr>
@@ -5599,18 +6027,20 @@
         </w:trPr>
         <w:tc>
           <w:tcPr>
-            <w:tcW w:type="dxa" w:w="1701"/>
+            <w:tcW w:type="dxa" w:w="3020"/>
             <w:tcMar>
-              <w:top w:w="60" w:type="dxa"/>
-              <w:start w:w="80" w:type="dxa"/>
-              <w:bottom w:w="60" w:type="dxa"/>
-              <w:end w:w="80" w:type="dxa"/>
+              <w:top w:w="55" w:type="dxa"/>
+              <w:start w:w="70" w:type="dxa"/>
+              <w:bottom w:w="55" w:type="dxa"/>
+              <w:end w:w="70" w:type="dxa"/>
             </w:tcMar>
             <w:vAlign w:val="center"/>
           </w:tcPr>
           <w:p>
             <w:pPr>
-              <w:spacing w:after="0"/>
+              <w:keepNext w:val="0"/>
+              <w:keepLines/>
+              <w:spacing w:after="0" w:before="0" w:line="240" w:lineRule="auto"/>
             </w:pPr>
             <w:r>
               <w:rPr>
@@ -5624,18 +6054,20 @@
         </w:tc>
         <w:tc>
           <w:tcPr>
-            <w:tcW w:type="dxa" w:w="3458"/>
+            <w:tcW w:type="dxa" w:w="3761"/>
             <w:tcMar>
-              <w:top w:w="60" w:type="dxa"/>
-              <w:start w:w="80" w:type="dxa"/>
-              <w:bottom w:w="60" w:type="dxa"/>
-              <w:end w:w="80" w:type="dxa"/>
+              <w:top w:w="55" w:type="dxa"/>
+              <w:start w:w="70" w:type="dxa"/>
+              <w:bottom w:w="55" w:type="dxa"/>
+              <w:end w:w="70" w:type="dxa"/>
             </w:tcMar>
             <w:vAlign w:val="center"/>
           </w:tcPr>
           <w:p>
             <w:pPr>
-              <w:spacing w:after="0"/>
+              <w:keepNext w:val="0"/>
+              <w:keepLines/>
+              <w:spacing w:after="0" w:before="0" w:line="240" w:lineRule="auto"/>
             </w:pPr>
             <w:r>
               <w:rPr>
@@ -5649,18 +6081,20 @@
         </w:tc>
         <w:tc>
           <w:tcPr>
-            <w:tcW w:type="dxa" w:w="4309"/>
+            <w:tcW w:type="dxa" w:w="3818"/>
             <w:tcMar>
-              <w:top w:w="60" w:type="dxa"/>
-              <w:start w:w="80" w:type="dxa"/>
-              <w:bottom w:w="60" w:type="dxa"/>
-              <w:end w:w="80" w:type="dxa"/>
+              <w:top w:w="55" w:type="dxa"/>
+              <w:start w:w="70" w:type="dxa"/>
+              <w:bottom w:w="55" w:type="dxa"/>
+              <w:end w:w="70" w:type="dxa"/>
             </w:tcMar>
             <w:vAlign w:val="center"/>
           </w:tcPr>
           <w:p>
             <w:pPr>
-              <w:spacing w:after="0"/>
+              <w:keepNext w:val="0"/>
+              <w:keepLines/>
+              <w:spacing w:after="0" w:before="0" w:line="240" w:lineRule="auto"/>
             </w:pPr>
             <w:r>
               <w:rPr>
@@ -5680,16 +6114,15 @@
       </w:pPr>
     </w:p>
     <w:p>
-      <w:r>
-        <w:br w:type="page"/>
-      </w:r>
+      <w:r/>
     </w:p>
     <w:p>
       <w:bookmarkStart w:id="169" w:name="gwref"/>
       <w:pPr>
         <w:pStyle w:val="Heading1"/>
-        <w:keepNext w:val="1"/>
+        <w:keepNext/>
         <w:keepLines/>
+        <w:spacing w:before="220" w:after="80"/>
       </w:pPr>
       <w:bookmarkEnd w:id="169"/>
       <w:r>
@@ -5704,9 +6137,9 @@
     </w:p>
     <w:p>
       <w:pPr>
-        <w:spacing w:after="120"/>
-        <w:keepNext w:val="1"/>
-        <w:keepLines/>
+        <w:spacing w:after="40"/>
+        <w:keepNext w:val="0"/>
+        <w:keepLines w:val="0"/>
       </w:pPr>
       <w:hyperlink w:anchor="TOC">
         <w:r>
@@ -5720,13 +6153,13 @@
     </w:p>
     <w:tbl>
       <w:tblPr>
-        <w:tblW w:type="auto" w:w="0"/>
+        <w:tblW w:type="dxa" w:w="10601"/>
         <w:jc w:val="center"/>
         <w:tblLayout w:type="fixed"/>
         <w:tblLook w:firstColumn="1" w:firstRow="1" w:lastColumn="0" w:lastRow="0" w:noHBand="0" w:noVBand="1" w:val="04A0"/>
       </w:tblPr>
       <w:tblGrid>
-        <w:gridCol w:w="10092"/>
+        <w:gridCol w:w="10601"/>
       </w:tblGrid>
       <w:tr>
         <w:trPr>
@@ -5735,16 +6168,22 @@
         </w:trPr>
         <w:tc>
           <w:tcPr>
-            <w:tcW w:type="dxa" w:w="9865"/>
+            <w:tcW w:type="dxa" w:w="10601"/>
             <w:shd w:fill="F7F9FD"/>
             <w:tcMar>
-              <w:top w:w="90" w:type="dxa"/>
-              <w:start w:w="120" w:type="dxa"/>
-              <w:bottom w:w="90" w:type="dxa"/>
-              <w:end w:w="120" w:type="dxa"/>
+              <w:top w:w="55" w:type="dxa"/>
+              <w:start w:w="70" w:type="dxa"/>
+              <w:bottom w:w="55" w:type="dxa"/>
+              <w:end w:w="70" w:type="dxa"/>
             </w:tcMar>
+            <w:vAlign w:val="center"/>
           </w:tcPr>
           <w:p>
+            <w:pPr>
+              <w:keepNext w:val="0"/>
+              <w:keepLines/>
+              <w:spacing w:before="0" w:after="0" w:line="240" w:lineRule="auto"/>
+            </w:pPr>
             <w:r>
               <w:rPr>
                 <w:rFonts w:ascii="맑은 고딕" w:hAnsi="맑은 고딕" w:eastAsia="맑은 고딕"/>
@@ -5773,15 +6212,15 @@
     </w:p>
     <w:tbl>
       <w:tblPr>
-        <w:tblW w:type="auto" w:w="0"/>
+        <w:tblW w:type="dxa" w:w="10601"/>
         <w:jc w:val="center"/>
         <w:tblLayout w:type="fixed"/>
         <w:tblLook w:firstColumn="1" w:firstRow="1" w:lastColumn="0" w:lastRow="0" w:noHBand="0" w:noVBand="1" w:val="04A0"/>
       </w:tblPr>
       <w:tblGrid>
-        <w:gridCol w:w="2268"/>
-        <w:gridCol w:w="3515"/>
-        <w:gridCol w:w="4025"/>
+        <w:gridCol w:w="3020"/>
+        <w:gridCol w:w="3761"/>
+        <w:gridCol w:w="3818"/>
       </w:tblGrid>
       <w:tr>
         <w:trPr>
@@ -5790,18 +6229,21 @@
         </w:trPr>
         <w:tc>
           <w:tcPr>
-            <w:tcW w:type="dxa" w:w="2268"/>
+            <w:tcW w:type="dxa" w:w="3020"/>
             <w:shd w:fill="18233D"/>
             <w:tcMar>
-              <w:top w:w="70" w:type="dxa"/>
-              <w:start w:w="90" w:type="dxa"/>
-              <w:bottom w:w="70" w:type="dxa"/>
-              <w:end w:w="90" w:type="dxa"/>
+              <w:top w:w="55" w:type="dxa"/>
+              <w:start w:w="70" w:type="dxa"/>
+              <w:bottom w:w="55" w:type="dxa"/>
+              <w:end w:w="70" w:type="dxa"/>
             </w:tcMar>
             <w:vAlign w:val="center"/>
           </w:tcPr>
           <w:p>
             <w:pPr>
+              <w:keepNext w:val="0"/>
+              <w:keepLines/>
+              <w:spacing w:before="0" w:after="0" w:line="240" w:lineRule="auto"/>
               <w:jc w:val="center"/>
             </w:pPr>
             <w:r>
@@ -5817,18 +6259,21 @@
         </w:tc>
         <w:tc>
           <w:tcPr>
-            <w:tcW w:type="dxa" w:w="3515"/>
+            <w:tcW w:type="dxa" w:w="3761"/>
             <w:shd w:fill="18233D"/>
             <w:tcMar>
-              <w:top w:w="70" w:type="dxa"/>
-              <w:start w:w="90" w:type="dxa"/>
-              <w:bottom w:w="70" w:type="dxa"/>
-              <w:end w:w="90" w:type="dxa"/>
+              <w:top w:w="55" w:type="dxa"/>
+              <w:start w:w="70" w:type="dxa"/>
+              <w:bottom w:w="55" w:type="dxa"/>
+              <w:end w:w="70" w:type="dxa"/>
             </w:tcMar>
             <w:vAlign w:val="center"/>
           </w:tcPr>
           <w:p>
             <w:pPr>
+              <w:keepNext w:val="0"/>
+              <w:keepLines/>
+              <w:spacing w:before="0" w:after="0" w:line="240" w:lineRule="auto"/>
               <w:jc w:val="center"/>
             </w:pPr>
             <w:r>
@@ -5844,18 +6289,21 @@
         </w:tc>
         <w:tc>
           <w:tcPr>
-            <w:tcW w:type="dxa" w:w="4025"/>
+            <w:tcW w:type="dxa" w:w="3818"/>
             <w:shd w:fill="18233D"/>
             <w:tcMar>
-              <w:top w:w="70" w:type="dxa"/>
-              <w:start w:w="90" w:type="dxa"/>
-              <w:bottom w:w="70" w:type="dxa"/>
-              <w:end w:w="90" w:type="dxa"/>
+              <w:top w:w="55" w:type="dxa"/>
+              <w:start w:w="70" w:type="dxa"/>
+              <w:bottom w:w="55" w:type="dxa"/>
+              <w:end w:w="70" w:type="dxa"/>
             </w:tcMar>
             <w:vAlign w:val="center"/>
           </w:tcPr>
           <w:p>
             <w:pPr>
+              <w:keepNext w:val="0"/>
+              <w:keepLines/>
+              <w:spacing w:before="0" w:after="0" w:line="240" w:lineRule="auto"/>
               <w:jc w:val="center"/>
             </w:pPr>
             <w:r>
@@ -5876,18 +6324,20 @@
         </w:trPr>
         <w:tc>
           <w:tcPr>
-            <w:tcW w:type="dxa" w:w="2268"/>
+            <w:tcW w:type="dxa" w:w="3020"/>
             <w:tcMar>
-              <w:top w:w="60" w:type="dxa"/>
-              <w:start w:w="80" w:type="dxa"/>
-              <w:bottom w:w="60" w:type="dxa"/>
-              <w:end w:w="80" w:type="dxa"/>
+              <w:top w:w="55" w:type="dxa"/>
+              <w:start w:w="70" w:type="dxa"/>
+              <w:bottom w:w="55" w:type="dxa"/>
+              <w:end w:w="70" w:type="dxa"/>
             </w:tcMar>
             <w:vAlign w:val="center"/>
           </w:tcPr>
           <w:p>
             <w:pPr>
-              <w:spacing w:after="0"/>
+              <w:keepNext w:val="0"/>
+              <w:keepLines/>
+              <w:spacing w:after="0" w:before="0" w:line="240" w:lineRule="auto"/>
             </w:pPr>
             <w:r>
               <w:rPr>
@@ -5901,18 +6351,20 @@
         </w:tc>
         <w:tc>
           <w:tcPr>
-            <w:tcW w:type="dxa" w:w="3515"/>
+            <w:tcW w:type="dxa" w:w="3761"/>
             <w:tcMar>
-              <w:top w:w="60" w:type="dxa"/>
-              <w:start w:w="80" w:type="dxa"/>
-              <w:bottom w:w="60" w:type="dxa"/>
-              <w:end w:w="80" w:type="dxa"/>
+              <w:top w:w="55" w:type="dxa"/>
+              <w:start w:w="70" w:type="dxa"/>
+              <w:bottom w:w="55" w:type="dxa"/>
+              <w:end w:w="70" w:type="dxa"/>
             </w:tcMar>
             <w:vAlign w:val="center"/>
           </w:tcPr>
           <w:p>
             <w:pPr>
-              <w:spacing w:after="0"/>
+              <w:keepNext w:val="0"/>
+              <w:keepLines/>
+              <w:spacing w:after="0" w:before="0" w:line="240" w:lineRule="auto"/>
             </w:pPr>
             <w:r>
               <w:rPr>
@@ -5926,18 +6378,20 @@
         </w:tc>
         <w:tc>
           <w:tcPr>
-            <w:tcW w:type="dxa" w:w="4025"/>
+            <w:tcW w:type="dxa" w:w="3818"/>
             <w:tcMar>
-              <w:top w:w="60" w:type="dxa"/>
-              <w:start w:w="80" w:type="dxa"/>
-              <w:bottom w:w="60" w:type="dxa"/>
-              <w:end w:w="80" w:type="dxa"/>
+              <w:top w:w="55" w:type="dxa"/>
+              <w:start w:w="70" w:type="dxa"/>
+              <w:bottom w:w="55" w:type="dxa"/>
+              <w:end w:w="70" w:type="dxa"/>
             </w:tcMar>
             <w:vAlign w:val="center"/>
           </w:tcPr>
           <w:p>
             <w:pPr>
-              <w:spacing w:after="0"/>
+              <w:keepNext w:val="0"/>
+              <w:keepLines/>
+              <w:spacing w:after="0" w:before="0" w:line="240" w:lineRule="auto"/>
             </w:pPr>
             <w:r>
               <w:rPr>
@@ -5956,19 +6410,21 @@
         </w:trPr>
         <w:tc>
           <w:tcPr>
-            <w:tcW w:type="dxa" w:w="2268"/>
+            <w:tcW w:type="dxa" w:w="3020"/>
             <w:tcMar>
-              <w:top w:w="60" w:type="dxa"/>
-              <w:start w:w="80" w:type="dxa"/>
-              <w:bottom w:w="60" w:type="dxa"/>
-              <w:end w:w="80" w:type="dxa"/>
+              <w:top w:w="55" w:type="dxa"/>
+              <w:start w:w="70" w:type="dxa"/>
+              <w:bottom w:w="55" w:type="dxa"/>
+              <w:end w:w="70" w:type="dxa"/>
             </w:tcMar>
             <w:vAlign w:val="center"/>
             <w:shd w:fill="FBFCFE"/>
           </w:tcPr>
           <w:p>
             <w:pPr>
-              <w:spacing w:after="0"/>
+              <w:keepNext w:val="0"/>
+              <w:keepLines/>
+              <w:spacing w:after="0" w:before="0" w:line="240" w:lineRule="auto"/>
             </w:pPr>
             <w:r>
               <w:rPr>
@@ -5982,19 +6438,21 @@
         </w:tc>
         <w:tc>
           <w:tcPr>
-            <w:tcW w:type="dxa" w:w="3515"/>
+            <w:tcW w:type="dxa" w:w="3761"/>
             <w:tcMar>
-              <w:top w:w="60" w:type="dxa"/>
-              <w:start w:w="80" w:type="dxa"/>
-              <w:bottom w:w="60" w:type="dxa"/>
-              <w:end w:w="80" w:type="dxa"/>
+              <w:top w:w="55" w:type="dxa"/>
+              <w:start w:w="70" w:type="dxa"/>
+              <w:bottom w:w="55" w:type="dxa"/>
+              <w:end w:w="70" w:type="dxa"/>
             </w:tcMar>
             <w:vAlign w:val="center"/>
             <w:shd w:fill="FBFCFE"/>
           </w:tcPr>
           <w:p>
             <w:pPr>
-              <w:spacing w:after="0"/>
+              <w:keepNext w:val="0"/>
+              <w:keepLines/>
+              <w:spacing w:after="0" w:before="0" w:line="240" w:lineRule="auto"/>
             </w:pPr>
             <w:r>
               <w:rPr>
@@ -6008,19 +6466,21 @@
         </w:tc>
         <w:tc>
           <w:tcPr>
-            <w:tcW w:type="dxa" w:w="4025"/>
+            <w:tcW w:type="dxa" w:w="3818"/>
             <w:tcMar>
-              <w:top w:w="60" w:type="dxa"/>
-              <w:start w:w="80" w:type="dxa"/>
-              <w:bottom w:w="60" w:type="dxa"/>
-              <w:end w:w="80" w:type="dxa"/>
+              <w:top w:w="55" w:type="dxa"/>
+              <w:start w:w="70" w:type="dxa"/>
+              <w:bottom w:w="55" w:type="dxa"/>
+              <w:end w:w="70" w:type="dxa"/>
             </w:tcMar>
             <w:vAlign w:val="center"/>
             <w:shd w:fill="FBFCFE"/>
           </w:tcPr>
           <w:p>
             <w:pPr>
-              <w:spacing w:after="0"/>
+              <w:keepNext w:val="0"/>
+              <w:keepLines/>
+              <w:spacing w:after="0" w:before="0" w:line="240" w:lineRule="auto"/>
             </w:pPr>
             <w:r>
               <w:rPr>
@@ -6039,18 +6499,20 @@
         </w:trPr>
         <w:tc>
           <w:tcPr>
-            <w:tcW w:type="dxa" w:w="2268"/>
+            <w:tcW w:type="dxa" w:w="3020"/>
             <w:tcMar>
-              <w:top w:w="60" w:type="dxa"/>
-              <w:start w:w="80" w:type="dxa"/>
-              <w:bottom w:w="60" w:type="dxa"/>
-              <w:end w:w="80" w:type="dxa"/>
+              <w:top w:w="55" w:type="dxa"/>
+              <w:start w:w="70" w:type="dxa"/>
+              <w:bottom w:w="55" w:type="dxa"/>
+              <w:end w:w="70" w:type="dxa"/>
             </w:tcMar>
             <w:vAlign w:val="center"/>
           </w:tcPr>
           <w:p>
             <w:pPr>
-              <w:spacing w:after="0"/>
+              <w:keepNext w:val="0"/>
+              <w:keepLines/>
+              <w:spacing w:after="0" w:before="0" w:line="240" w:lineRule="auto"/>
             </w:pPr>
             <w:r>
               <w:rPr>
@@ -6064,18 +6526,20 @@
         </w:tc>
         <w:tc>
           <w:tcPr>
-            <w:tcW w:type="dxa" w:w="3515"/>
+            <w:tcW w:type="dxa" w:w="3761"/>
             <w:tcMar>
-              <w:top w:w="60" w:type="dxa"/>
-              <w:start w:w="80" w:type="dxa"/>
-              <w:bottom w:w="60" w:type="dxa"/>
-              <w:end w:w="80" w:type="dxa"/>
+              <w:top w:w="55" w:type="dxa"/>
+              <w:start w:w="70" w:type="dxa"/>
+              <w:bottom w:w="55" w:type="dxa"/>
+              <w:end w:w="70" w:type="dxa"/>
             </w:tcMar>
             <w:vAlign w:val="center"/>
           </w:tcPr>
           <w:p>
             <w:pPr>
-              <w:spacing w:after="0"/>
+              <w:keepNext w:val="0"/>
+              <w:keepLines/>
+              <w:spacing w:after="0" w:before="0" w:line="240" w:lineRule="auto"/>
             </w:pPr>
             <w:r>
               <w:rPr>
@@ -6089,18 +6553,20 @@
         </w:tc>
         <w:tc>
           <w:tcPr>
-            <w:tcW w:type="dxa" w:w="4025"/>
+            <w:tcW w:type="dxa" w:w="3818"/>
             <w:tcMar>
-              <w:top w:w="60" w:type="dxa"/>
-              <w:start w:w="80" w:type="dxa"/>
-              <w:bottom w:w="60" w:type="dxa"/>
-              <w:end w:w="80" w:type="dxa"/>
+              <w:top w:w="55" w:type="dxa"/>
+              <w:start w:w="70" w:type="dxa"/>
+              <w:bottom w:w="55" w:type="dxa"/>
+              <w:end w:w="70" w:type="dxa"/>
             </w:tcMar>
             <w:vAlign w:val="center"/>
           </w:tcPr>
           <w:p>
             <w:pPr>
-              <w:spacing w:after="0"/>
+              <w:keepNext w:val="0"/>
+              <w:keepLines/>
+              <w:spacing w:after="0" w:before="0" w:line="240" w:lineRule="auto"/>
             </w:pPr>
             <w:r>
               <w:rPr>
@@ -6119,19 +6585,21 @@
         </w:trPr>
         <w:tc>
           <w:tcPr>
-            <w:tcW w:type="dxa" w:w="2268"/>
+            <w:tcW w:type="dxa" w:w="3020"/>
             <w:tcMar>
-              <w:top w:w="60" w:type="dxa"/>
-              <w:start w:w="80" w:type="dxa"/>
-              <w:bottom w:w="60" w:type="dxa"/>
-              <w:end w:w="80" w:type="dxa"/>
+              <w:top w:w="55" w:type="dxa"/>
+              <w:start w:w="70" w:type="dxa"/>
+              <w:bottom w:w="55" w:type="dxa"/>
+              <w:end w:w="70" w:type="dxa"/>
             </w:tcMar>
             <w:vAlign w:val="center"/>
             <w:shd w:fill="FBFCFE"/>
           </w:tcPr>
           <w:p>
             <w:pPr>
-              <w:spacing w:after="0"/>
+              <w:keepNext w:val="0"/>
+              <w:keepLines/>
+              <w:spacing w:after="0" w:before="0" w:line="240" w:lineRule="auto"/>
             </w:pPr>
             <w:r>
               <w:rPr>
@@ -6145,19 +6613,21 @@
         </w:tc>
         <w:tc>
           <w:tcPr>
-            <w:tcW w:type="dxa" w:w="3515"/>
+            <w:tcW w:type="dxa" w:w="3761"/>
             <w:tcMar>
-              <w:top w:w="60" w:type="dxa"/>
-              <w:start w:w="80" w:type="dxa"/>
-              <w:bottom w:w="60" w:type="dxa"/>
-              <w:end w:w="80" w:type="dxa"/>
+              <w:top w:w="55" w:type="dxa"/>
+              <w:start w:w="70" w:type="dxa"/>
+              <w:bottom w:w="55" w:type="dxa"/>
+              <w:end w:w="70" w:type="dxa"/>
             </w:tcMar>
             <w:vAlign w:val="center"/>
             <w:shd w:fill="FBFCFE"/>
           </w:tcPr>
           <w:p>
             <w:pPr>
-              <w:spacing w:after="0"/>
+              <w:keepNext w:val="0"/>
+              <w:keepLines/>
+              <w:spacing w:after="0" w:before="0" w:line="240" w:lineRule="auto"/>
             </w:pPr>
             <w:r>
               <w:rPr>
@@ -6171,19 +6641,21 @@
         </w:tc>
         <w:tc>
           <w:tcPr>
-            <w:tcW w:type="dxa" w:w="4025"/>
+            <w:tcW w:type="dxa" w:w="3818"/>
             <w:tcMar>
-              <w:top w:w="60" w:type="dxa"/>
-              <w:start w:w="80" w:type="dxa"/>
-              <w:bottom w:w="60" w:type="dxa"/>
-              <w:end w:w="80" w:type="dxa"/>
+              <w:top w:w="55" w:type="dxa"/>
+              <w:start w:w="70" w:type="dxa"/>
+              <w:bottom w:w="55" w:type="dxa"/>
+              <w:end w:w="70" w:type="dxa"/>
             </w:tcMar>
             <w:vAlign w:val="center"/>
             <w:shd w:fill="FBFCFE"/>
           </w:tcPr>
           <w:p>
             <w:pPr>
-              <w:spacing w:after="0"/>
+              <w:keepNext w:val="0"/>
+              <w:keepLines/>
+              <w:spacing w:after="0" w:before="0" w:line="240" w:lineRule="auto"/>
             </w:pPr>
             <w:r>
               <w:rPr>
@@ -6202,18 +6674,20 @@
         </w:trPr>
         <w:tc>
           <w:tcPr>
-            <w:tcW w:type="dxa" w:w="2268"/>
+            <w:tcW w:type="dxa" w:w="3020"/>
             <w:tcMar>
-              <w:top w:w="60" w:type="dxa"/>
-              <w:start w:w="80" w:type="dxa"/>
-              <w:bottom w:w="60" w:type="dxa"/>
-              <w:end w:w="80" w:type="dxa"/>
+              <w:top w:w="55" w:type="dxa"/>
+              <w:start w:w="70" w:type="dxa"/>
+              <w:bottom w:w="55" w:type="dxa"/>
+              <w:end w:w="70" w:type="dxa"/>
             </w:tcMar>
             <w:vAlign w:val="center"/>
           </w:tcPr>
           <w:p>
             <w:pPr>
-              <w:spacing w:after="0"/>
+              <w:keepNext w:val="0"/>
+              <w:keepLines/>
+              <w:spacing w:after="0" w:before="0" w:line="240" w:lineRule="auto"/>
             </w:pPr>
             <w:r>
               <w:rPr>
@@ -6227,18 +6701,20 @@
         </w:tc>
         <w:tc>
           <w:tcPr>
-            <w:tcW w:type="dxa" w:w="3515"/>
+            <w:tcW w:type="dxa" w:w="3761"/>
             <w:tcMar>
-              <w:top w:w="60" w:type="dxa"/>
-              <w:start w:w="80" w:type="dxa"/>
-              <w:bottom w:w="60" w:type="dxa"/>
-              <w:end w:w="80" w:type="dxa"/>
+              <w:top w:w="55" w:type="dxa"/>
+              <w:start w:w="70" w:type="dxa"/>
+              <w:bottom w:w="55" w:type="dxa"/>
+              <w:end w:w="70" w:type="dxa"/>
             </w:tcMar>
             <w:vAlign w:val="center"/>
           </w:tcPr>
           <w:p>
             <w:pPr>
-              <w:spacing w:after="0"/>
+              <w:keepNext w:val="0"/>
+              <w:keepLines/>
+              <w:spacing w:after="0" w:before="0" w:line="240" w:lineRule="auto"/>
             </w:pPr>
             <w:r>
               <w:rPr>
@@ -6252,18 +6728,20 @@
         </w:tc>
         <w:tc>
           <w:tcPr>
-            <w:tcW w:type="dxa" w:w="4025"/>
+            <w:tcW w:type="dxa" w:w="3818"/>
             <w:tcMar>
-              <w:top w:w="60" w:type="dxa"/>
-              <w:start w:w="80" w:type="dxa"/>
-              <w:bottom w:w="60" w:type="dxa"/>
-              <w:end w:w="80" w:type="dxa"/>
+              <w:top w:w="55" w:type="dxa"/>
+              <w:start w:w="70" w:type="dxa"/>
+              <w:bottom w:w="55" w:type="dxa"/>
+              <w:end w:w="70" w:type="dxa"/>
             </w:tcMar>
             <w:vAlign w:val="center"/>
           </w:tcPr>
           <w:p>
             <w:pPr>
-              <w:spacing w:after="0"/>
+              <w:keepNext w:val="0"/>
+              <w:keepLines/>
+              <w:spacing w:after="0" w:before="0" w:line="240" w:lineRule="auto"/>
             </w:pPr>
             <w:r>
               <w:rPr>
@@ -6280,7 +6758,7 @@
     <w:sectPr>
       <w:footerReference w:type="default" r:id="rId9"/>
       <w:pgSz w:w="11906" w:h="16838"/>
-      <w:pgMar w:top="850" w:right="907" w:bottom="794" w:left="907" w:header="720" w:footer="720" w:gutter="0"/>
+      <w:pgMar w:top="737" w:right="652" w:bottom="680" w:left="652" w:header="369" w:footer="369" w:gutter="0"/>
       <w:cols w:space="720"/>
       <w:docGrid w:linePitch="360"/>
     </w:sectPr>

--- a/cpf-docs/guides/06_Gateway_개발_사용_가이드.docx
+++ b/cpf-docs/guides/06_Gateway_개발_사용_가이드.docx
@@ -163,7 +163,7 @@
           <w:color w:val="5F6368"/>
           <w:sz w:val="19"/>
         </w:rPr>
-        <w:t xml:space="preserve">Harness v1.1.3 / </w:t>
+        <w:t xml:space="preserve">Harness v1.2.5 / </w:t>
       </w:r>
       <w:r>
         <w:rPr>
@@ -179,7 +179,7 @@
           <w:color w:val="5F6368"/>
           <w:sz w:val="19"/>
         </w:rPr>
-        <w:t>Rev. 1</w:t>
+        <w:t>Rev. 2</w:t>
       </w:r>
       <w:r>
         <w:rPr>
@@ -238,7 +238,7 @@
           <w:color w:val="5F6368"/>
           <w:sz w:val="19"/>
         </w:rPr>
-        <w:t>2026-08-25</w:t>
+        <w:t>2026-08-26</w:t>
       </w:r>
     </w:p>
     <w:p>
@@ -258,958 +258,980 @@
         <w:t>목차</w:t>
       </w:r>
     </w:p>
-    <w:sdt>
-      <w:sdtPr>
-        <w:docPartObj>
-          <w:docPartGallery w:val="Table of Contents"/>
-          <w:docPartUnique w:val="true"/>
-        </w:docPartObj>
-      </w:sdtPr>
-      <w:sdtContent>
-        <w:p>
-          <w:pPr>
-            <w:pStyle w:val="TOC1"/>
-            <w:tabs>
-              <w:tab w:val="clear" w:pos="15818"/>
-              <w:tab w:val="right" w:pos="15817" w:leader="dot"/>
-            </w:tabs>
-            <w:rPr/>
-          </w:pPr>
-          <w:r>
-            <w:fldChar w:fldCharType="begin"/>
-          </w:r>
-          <w:r>
-            <w:rPr>
-              <w:webHidden/>
-              <w:rStyle w:val="IndexLink"/>
-            </w:rPr>
-            <w:instrText xml:space="preserve"> TOC \z \o "1-2" \u \h</w:instrText>
-          </w:r>
-          <w:r>
-            <w:rPr>
-              <w:webHidden/>
-              <w:rStyle w:val="IndexLink"/>
-            </w:rPr>
-            <w:fldChar w:fldCharType="separate"/>
-          </w:r>
-          <w:hyperlink w:anchor="__RefHeading___Toc5991_1069379125">
-            <w:r>
-              <w:rPr>
-                <w:webHidden/>
-                <w:rStyle w:val="IndexLink"/>
-              </w:rPr>
-              <w:t xml:space="preserve">1. Gateway </w:t>
-            </w:r>
-            <w:r>
-              <w:rPr>
-                <w:rStyle w:val="IndexLink"/>
-              </w:rPr>
-              <w:t xml:space="preserve">사용 여부와 </w:t>
-            </w:r>
-            <w:r>
-              <w:rPr>
-                <w:rStyle w:val="IndexLink"/>
-              </w:rPr>
-              <w:t>Topology</w:t>
-              <w:tab/>
-              <w:t>3</w:t>
-            </w:r>
-          </w:hyperlink>
-        </w:p>
-        <w:p>
-          <w:pPr>
-            <w:pStyle w:val="TOC2"/>
-            <w:tabs>
-              <w:tab w:val="clear" w:pos="15535"/>
-              <w:tab w:val="right" w:pos="15817" w:leader="dot"/>
-            </w:tabs>
-            <w:rPr/>
-          </w:pPr>
-          <w:hyperlink w:anchor="__RefHeading___Toc5993_1069379125">
-            <w:r>
-              <w:rPr>
-                <w:webHidden/>
-                <w:rStyle w:val="IndexLink"/>
-              </w:rPr>
-              <w:t xml:space="preserve">1.1 </w:t>
-            </w:r>
-            <w:r>
-              <w:rPr>
-                <w:rStyle w:val="IndexLink"/>
-              </w:rPr>
-              <w:t>사용</w:t>
-            </w:r>
-            <w:r>
-              <w:rPr>
-                <w:rStyle w:val="IndexLink"/>
-              </w:rPr>
-              <w:t>/</w:t>
-            </w:r>
-            <w:r>
-              <w:rPr>
-                <w:rStyle w:val="IndexLink"/>
-              </w:rPr>
-              <w:t>미사용 선택 기준</w:t>
-            </w:r>
-            <w:r>
-              <w:rPr>
-                <w:rStyle w:val="IndexLink"/>
-              </w:rPr>
-              <w:tab/>
-              <w:t>3</w:t>
-            </w:r>
-          </w:hyperlink>
-        </w:p>
-        <w:p>
-          <w:pPr>
-            <w:pStyle w:val="TOC2"/>
-            <w:tabs>
-              <w:tab w:val="clear" w:pos="15535"/>
-              <w:tab w:val="right" w:pos="15817" w:leader="dot"/>
-            </w:tabs>
-            <w:rPr/>
-          </w:pPr>
-          <w:hyperlink w:anchor="__RefHeading___Toc5995_1069379125">
-            <w:r>
-              <w:rPr>
-                <w:webHidden/>
-                <w:rStyle w:val="IndexLink"/>
-              </w:rPr>
-              <w:t>1.2 Gateway</w:t>
-            </w:r>
-            <w:r>
-              <w:rPr>
-                <w:rStyle w:val="IndexLink"/>
-              </w:rPr>
-              <w:t>가 담당하는 경계</w:t>
-            </w:r>
-            <w:r>
-              <w:rPr>
-                <w:rStyle w:val="IndexLink"/>
-              </w:rPr>
-              <w:tab/>
-              <w:t>4</w:t>
-            </w:r>
-          </w:hyperlink>
-        </w:p>
-        <w:p>
-          <w:pPr>
-            <w:pStyle w:val="TOC2"/>
-            <w:tabs>
-              <w:tab w:val="clear" w:pos="15535"/>
-              <w:tab w:val="right" w:pos="15817" w:leader="dot"/>
-            </w:tabs>
-            <w:rPr/>
-          </w:pPr>
-          <w:hyperlink w:anchor="__RefHeading___Toc5997_1069379125">
-            <w:r>
-              <w:rPr>
-                <w:webHidden/>
-                <w:rStyle w:val="IndexLink"/>
-              </w:rPr>
-              <w:t xml:space="preserve">1.3 Gateway </w:t>
-            </w:r>
-            <w:r>
-              <w:rPr>
-                <w:rStyle w:val="IndexLink"/>
-              </w:rPr>
-              <w:t>없이 배포하는 경우</w:t>
-            </w:r>
-            <w:r>
-              <w:rPr>
-                <w:rStyle w:val="IndexLink"/>
-              </w:rPr>
-              <w:tab/>
-              <w:t>4</w:t>
-            </w:r>
-          </w:hyperlink>
-        </w:p>
-        <w:p>
-          <w:pPr>
-            <w:pStyle w:val="TOC1"/>
-            <w:tabs>
-              <w:tab w:val="clear" w:pos="15818"/>
-              <w:tab w:val="right" w:pos="15817" w:leader="dot"/>
-            </w:tabs>
-            <w:rPr/>
-          </w:pPr>
-          <w:hyperlink w:anchor="__RefHeading___Toc5999_1069379125">
-            <w:r>
-              <w:rPr>
-                <w:webHidden/>
-                <w:rStyle w:val="IndexLink"/>
-              </w:rPr>
-              <w:t>2. Routing</w:t>
-            </w:r>
-            <w:r>
-              <w:rPr>
-                <w:rStyle w:val="IndexLink"/>
-              </w:rPr>
-              <w:t xml:space="preserve">과 </w:t>
-            </w:r>
-            <w:r>
-              <w:rPr>
-                <w:rStyle w:val="IndexLink"/>
-              </w:rPr>
-              <w:t>Domain Route</w:t>
-              <w:tab/>
-              <w:t>5</w:t>
-            </w:r>
-          </w:hyperlink>
-        </w:p>
-        <w:p>
-          <w:pPr>
-            <w:pStyle w:val="TOC2"/>
-            <w:tabs>
-              <w:tab w:val="clear" w:pos="15535"/>
-              <w:tab w:val="right" w:pos="15817" w:leader="dot"/>
-            </w:tabs>
-            <w:rPr/>
-          </w:pPr>
-          <w:hyperlink w:anchor="__RefHeading___Toc6001_1069379125">
-            <w:r>
-              <w:rPr>
-                <w:webHidden/>
-                <w:rStyle w:val="IndexLink"/>
-              </w:rPr>
-              <w:t xml:space="preserve">2.1 Route </w:t>
-            </w:r>
-            <w:r>
-              <w:rPr>
-                <w:rStyle w:val="IndexLink"/>
-              </w:rPr>
-              <w:t>규칙</w:t>
-            </w:r>
-            <w:r>
-              <w:rPr>
-                <w:rStyle w:val="IndexLink"/>
-              </w:rPr>
-              <w:tab/>
-              <w:t>5</w:t>
-            </w:r>
-          </w:hyperlink>
-        </w:p>
-        <w:p>
-          <w:pPr>
-            <w:pStyle w:val="TOC2"/>
-            <w:tabs>
-              <w:tab w:val="clear" w:pos="15535"/>
-              <w:tab w:val="right" w:pos="15817" w:leader="dot"/>
-            </w:tabs>
-            <w:rPr/>
-          </w:pPr>
-          <w:hyperlink w:anchor="__RefHeading___Toc6003_1069379125">
-            <w:r>
-              <w:rPr>
-                <w:webHidden/>
-                <w:rStyle w:val="IndexLink"/>
-              </w:rPr>
-              <w:t>2.2 Domain Route</w:t>
-              <w:tab/>
-              <w:t>5</w:t>
-            </w:r>
-          </w:hyperlink>
-        </w:p>
-        <w:p>
-          <w:pPr>
-            <w:pStyle w:val="TOC2"/>
-            <w:tabs>
-              <w:tab w:val="clear" w:pos="15535"/>
-              <w:tab w:val="right" w:pos="15817" w:leader="dot"/>
-            </w:tabs>
-            <w:rPr/>
-          </w:pPr>
-          <w:hyperlink w:anchor="__RefHeading___Toc6005_1069379125">
-            <w:r>
-              <w:rPr>
-                <w:webHidden/>
-                <w:rStyle w:val="IndexLink"/>
-              </w:rPr>
-              <w:t>2.3 Discovery/Target</w:t>
-              <w:tab/>
-              <w:t>5</w:t>
-            </w:r>
-          </w:hyperlink>
-        </w:p>
-        <w:p>
-          <w:pPr>
-            <w:pStyle w:val="TOC2"/>
-            <w:tabs>
-              <w:tab w:val="clear" w:pos="15535"/>
-              <w:tab w:val="right" w:pos="15817" w:leader="dot"/>
-            </w:tabs>
-            <w:rPr/>
-          </w:pPr>
-          <w:hyperlink w:anchor="__RefHeading___Toc6007_1069379125">
-            <w:r>
-              <w:rPr>
-                <w:webHidden/>
-                <w:rStyle w:val="IndexLink"/>
-              </w:rPr>
-              <w:t xml:space="preserve">2.4 </w:t>
-            </w:r>
-            <w:r>
-              <w:rPr>
-                <w:rStyle w:val="IndexLink"/>
-              </w:rPr>
-              <w:t xml:space="preserve">잘못된 </w:t>
-            </w:r>
-            <w:r>
-              <w:rPr>
-                <w:rStyle w:val="IndexLink"/>
-              </w:rPr>
-              <w:t>Route</w:t>
-              <w:tab/>
-              <w:t>5</w:t>
-            </w:r>
-          </w:hyperlink>
-        </w:p>
-        <w:p>
-          <w:pPr>
-            <w:pStyle w:val="TOC1"/>
-            <w:tabs>
-              <w:tab w:val="clear" w:pos="15818"/>
-              <w:tab w:val="right" w:pos="15817" w:leader="dot"/>
-            </w:tabs>
-            <w:rPr/>
-          </w:pPr>
-          <w:hyperlink w:anchor="__RefHeading___Toc6009_1069379125">
-            <w:r>
-              <w:rPr>
-                <w:webHidden/>
-                <w:rStyle w:val="IndexLink"/>
-              </w:rPr>
-              <w:t>3. Context</w:t>
-            </w:r>
-            <w:r>
-              <w:rPr>
-                <w:rStyle w:val="IndexLink"/>
-              </w:rPr>
-              <w:t xml:space="preserve">와 </w:t>
-            </w:r>
-            <w:r>
-              <w:rPr>
-                <w:rStyle w:val="IndexLink"/>
-              </w:rPr>
-              <w:t>Security</w:t>
-              <w:tab/>
-              <w:t>6</w:t>
-            </w:r>
-          </w:hyperlink>
-        </w:p>
-        <w:p>
-          <w:pPr>
-            <w:pStyle w:val="TOC2"/>
-            <w:tabs>
-              <w:tab w:val="clear" w:pos="15535"/>
-              <w:tab w:val="right" w:pos="15817" w:leader="dot"/>
-            </w:tabs>
-            <w:rPr/>
-          </w:pPr>
-          <w:hyperlink w:anchor="__RefHeading___Toc6011_1069379125">
-            <w:r>
-              <w:rPr>
-                <w:webHidden/>
-                <w:rStyle w:val="IndexLink"/>
-              </w:rPr>
-              <w:t>3.1 System6/Context</w:t>
-              <w:tab/>
-              <w:t>6</w:t>
-            </w:r>
-          </w:hyperlink>
-        </w:p>
-        <w:p>
-          <w:pPr>
-            <w:pStyle w:val="TOC2"/>
-            <w:tabs>
-              <w:tab w:val="clear" w:pos="15535"/>
-              <w:tab w:val="right" w:pos="15817" w:leader="dot"/>
-            </w:tabs>
-            <w:rPr/>
-          </w:pPr>
-          <w:hyperlink w:anchor="__RefHeading___Toc6013_1069379125">
-            <w:r>
-              <w:rPr>
-                <w:webHidden/>
-                <w:rStyle w:val="IndexLink"/>
-              </w:rPr>
-              <w:t>3.2 Authentication</w:t>
-              <w:tab/>
-              <w:t>6</w:t>
-            </w:r>
-          </w:hyperlink>
-        </w:p>
-        <w:p>
-          <w:pPr>
-            <w:pStyle w:val="TOC2"/>
-            <w:tabs>
-              <w:tab w:val="clear" w:pos="15535"/>
-              <w:tab w:val="right" w:pos="15817" w:leader="dot"/>
-            </w:tabs>
-            <w:rPr/>
-          </w:pPr>
-          <w:hyperlink w:anchor="__RefHeading___Toc6015_1069379125">
-            <w:r>
-              <w:rPr>
-                <w:webHidden/>
-                <w:rStyle w:val="IndexLink"/>
-              </w:rPr>
-              <w:t>3.3 Authorization</w:t>
-              <w:tab/>
-              <w:t>6</w:t>
-            </w:r>
-          </w:hyperlink>
-        </w:p>
-        <w:p>
-          <w:pPr>
-            <w:pStyle w:val="TOC2"/>
-            <w:tabs>
-              <w:tab w:val="clear" w:pos="15535"/>
-              <w:tab w:val="right" w:pos="15817" w:leader="dot"/>
-            </w:tabs>
-            <w:rPr/>
-          </w:pPr>
-          <w:hyperlink w:anchor="__RefHeading___Toc6017_1069379125">
-            <w:r>
-              <w:rPr>
-                <w:webHidden/>
-                <w:rStyle w:val="IndexLink"/>
-              </w:rPr>
-              <w:t>3.4 Trust Boundary</w:t>
-              <w:tab/>
-              <w:t>7</w:t>
-            </w:r>
-          </w:hyperlink>
-        </w:p>
-        <w:p>
-          <w:pPr>
-            <w:pStyle w:val="TOC1"/>
-            <w:tabs>
-              <w:tab w:val="clear" w:pos="15818"/>
-              <w:tab w:val="right" w:pos="15817" w:leader="dot"/>
-            </w:tabs>
-            <w:rPr/>
-          </w:pPr>
-          <w:hyperlink w:anchor="__RefHeading___Toc6019_1069379125">
-            <w:r>
-              <w:rPr>
-                <w:webHidden/>
-                <w:rStyle w:val="IndexLink"/>
-              </w:rPr>
-              <w:t>4. Timeout·Retry·Rate Limit</w:t>
-              <w:tab/>
-              <w:t>8</w:t>
-            </w:r>
-          </w:hyperlink>
-        </w:p>
-        <w:p>
-          <w:pPr>
-            <w:pStyle w:val="TOC2"/>
-            <w:tabs>
-              <w:tab w:val="clear" w:pos="15535"/>
-              <w:tab w:val="right" w:pos="15817" w:leader="dot"/>
-            </w:tabs>
-            <w:rPr/>
-          </w:pPr>
-          <w:hyperlink w:anchor="__RefHeading___Toc6021_1069379125">
-            <w:r>
-              <w:rPr>
-                <w:webHidden/>
-                <w:rStyle w:val="IndexLink"/>
-              </w:rPr>
-              <w:t>4.1 Timeout/Deadline</w:t>
-              <w:tab/>
-              <w:t>8</w:t>
-            </w:r>
-          </w:hyperlink>
-        </w:p>
-        <w:p>
-          <w:pPr>
-            <w:pStyle w:val="TOC2"/>
-            <w:tabs>
-              <w:tab w:val="clear" w:pos="15535"/>
-              <w:tab w:val="right" w:pos="15817" w:leader="dot"/>
-            </w:tabs>
-            <w:rPr/>
-          </w:pPr>
-          <w:hyperlink w:anchor="__RefHeading___Toc6023_1069379125">
-            <w:r>
-              <w:rPr>
-                <w:webHidden/>
-                <w:rStyle w:val="IndexLink"/>
-              </w:rPr>
-              <w:t xml:space="preserve">4.2 Retry </w:t>
-            </w:r>
-            <w:r>
-              <w:rPr>
-                <w:rStyle w:val="IndexLink"/>
-              </w:rPr>
-              <w:t>조건</w:t>
-            </w:r>
-            <w:r>
-              <w:rPr>
-                <w:rStyle w:val="IndexLink"/>
-              </w:rPr>
-              <w:tab/>
-              <w:t>8</w:t>
-            </w:r>
-          </w:hyperlink>
-        </w:p>
-        <w:p>
-          <w:pPr>
-            <w:pStyle w:val="TOC2"/>
-            <w:tabs>
-              <w:tab w:val="clear" w:pos="15535"/>
-              <w:tab w:val="right" w:pos="15817" w:leader="dot"/>
-            </w:tabs>
-            <w:rPr/>
-          </w:pPr>
-          <w:hyperlink w:anchor="__RefHeading___Toc6025_1069379125">
-            <w:r>
-              <w:rPr>
-                <w:webHidden/>
-                <w:rStyle w:val="IndexLink"/>
-              </w:rPr>
-              <w:t>4.3 Rate Limit</w:t>
-              <w:tab/>
-              <w:t>8</w:t>
-            </w:r>
-          </w:hyperlink>
-        </w:p>
-        <w:p>
-          <w:pPr>
-            <w:pStyle w:val="TOC2"/>
-            <w:tabs>
-              <w:tab w:val="clear" w:pos="15535"/>
-              <w:tab w:val="right" w:pos="15817" w:leader="dot"/>
-            </w:tabs>
-            <w:rPr/>
-          </w:pPr>
-          <w:hyperlink w:anchor="__RefHeading___Toc6027_1069379125">
-            <w:r>
-              <w:rPr>
-                <w:webHidden/>
-                <w:rStyle w:val="IndexLink"/>
-              </w:rPr>
-              <w:t>4.4 Circuit/Failure</w:t>
-              <w:tab/>
-              <w:t>8</w:t>
-            </w:r>
-          </w:hyperlink>
-        </w:p>
-        <w:p>
-          <w:pPr>
-            <w:pStyle w:val="TOC1"/>
-            <w:tabs>
-              <w:tab w:val="clear" w:pos="15818"/>
-              <w:tab w:val="right" w:pos="15817" w:leader="dot"/>
-            </w:tabs>
-            <w:rPr/>
-          </w:pPr>
-          <w:hyperlink w:anchor="__RefHeading___Toc6029_1069379125">
-            <w:r>
-              <w:rPr>
-                <w:webHidden/>
-                <w:rStyle w:val="IndexLink"/>
-              </w:rPr>
-              <w:t>5. HTTP Error Mapping</w:t>
-              <w:tab/>
-              <w:t>9</w:t>
-            </w:r>
-          </w:hyperlink>
-        </w:p>
-        <w:p>
-          <w:pPr>
-            <w:pStyle w:val="TOC2"/>
-            <w:tabs>
-              <w:tab w:val="clear" w:pos="15535"/>
-              <w:tab w:val="right" w:pos="15817" w:leader="dot"/>
-            </w:tabs>
-            <w:rPr/>
-          </w:pPr>
-          <w:hyperlink w:anchor="__RefHeading___Toc6031_1069379125">
-            <w:r>
-              <w:rPr>
-                <w:webHidden/>
-                <w:rStyle w:val="IndexLink"/>
-              </w:rPr>
-              <w:t>5.1 401·403·404·409</w:t>
-              <w:tab/>
-              <w:t>9</w:t>
-            </w:r>
-          </w:hyperlink>
-        </w:p>
-        <w:p>
-          <w:pPr>
-            <w:pStyle w:val="TOC2"/>
-            <w:tabs>
-              <w:tab w:val="clear" w:pos="15535"/>
-              <w:tab w:val="right" w:pos="15817" w:leader="dot"/>
-            </w:tabs>
-            <w:rPr/>
-          </w:pPr>
-          <w:hyperlink w:anchor="__RefHeading___Toc6033_1069379125">
-            <w:r>
-              <w:rPr>
-                <w:webHidden/>
-                <w:rStyle w:val="IndexLink"/>
-              </w:rPr>
-              <w:t>5.2 429</w:t>
-              <w:tab/>
-              <w:t>9</w:t>
-            </w:r>
-          </w:hyperlink>
-        </w:p>
-        <w:p>
-          <w:pPr>
-            <w:pStyle w:val="TOC2"/>
-            <w:tabs>
-              <w:tab w:val="clear" w:pos="15535"/>
-              <w:tab w:val="right" w:pos="15817" w:leader="dot"/>
-            </w:tabs>
-            <w:rPr/>
-          </w:pPr>
-          <w:hyperlink w:anchor="__RefHeading___Toc6035_1069379125">
-            <w:r>
-              <w:rPr>
-                <w:webHidden/>
-                <w:rStyle w:val="IndexLink"/>
-              </w:rPr>
-              <w:t>5.3 500·503</w:t>
-              <w:tab/>
-              <w:t>9</w:t>
-            </w:r>
-          </w:hyperlink>
-        </w:p>
-        <w:p>
-          <w:pPr>
-            <w:pStyle w:val="TOC2"/>
-            <w:tabs>
-              <w:tab w:val="clear" w:pos="15535"/>
-              <w:tab w:val="right" w:pos="15817" w:leader="dot"/>
-            </w:tabs>
-            <w:rPr/>
-          </w:pPr>
-          <w:hyperlink w:anchor="__RefHeading___Toc6037_1069379125">
-            <w:r>
-              <w:rPr>
-                <w:webHidden/>
-                <w:rStyle w:val="IndexLink"/>
-              </w:rPr>
-              <w:t>5.4 Client/</w:t>
-            </w:r>
-            <w:r>
-              <w:rPr>
-                <w:rStyle w:val="IndexLink"/>
-              </w:rPr>
-              <w:t>운영 조치</w:t>
-            </w:r>
-            <w:r>
-              <w:rPr>
-                <w:rStyle w:val="IndexLink"/>
-              </w:rPr>
-              <w:tab/>
-              <w:t>10</w:t>
-            </w:r>
-          </w:hyperlink>
-        </w:p>
-        <w:p>
-          <w:pPr>
-            <w:pStyle w:val="TOC1"/>
-            <w:tabs>
-              <w:tab w:val="clear" w:pos="15818"/>
-              <w:tab w:val="right" w:pos="15817" w:leader="dot"/>
-            </w:tabs>
-            <w:rPr/>
-          </w:pPr>
-          <w:hyperlink w:anchor="__RefHeading___Toc6039_1069379125">
-            <w:r>
-              <w:rPr>
-                <w:webHidden/>
-                <w:rStyle w:val="IndexLink"/>
-              </w:rPr>
-              <w:t>6. HA·Canary·Rollback</w:t>
-              <w:tab/>
-              <w:t>10</w:t>
-            </w:r>
-          </w:hyperlink>
-        </w:p>
-        <w:p>
-          <w:pPr>
-            <w:pStyle w:val="TOC2"/>
-            <w:tabs>
-              <w:tab w:val="clear" w:pos="15535"/>
-              <w:tab w:val="right" w:pos="15817" w:leader="dot"/>
-            </w:tabs>
-            <w:rPr/>
-          </w:pPr>
-          <w:hyperlink w:anchor="__RefHeading___Toc6041_1069379125">
-            <w:r>
-              <w:rPr>
-                <w:webHidden/>
-                <w:rStyle w:val="IndexLink"/>
-              </w:rPr>
-              <w:t>6.1 HA</w:t>
-              <w:tab/>
-              <w:t>10</w:t>
-            </w:r>
-          </w:hyperlink>
-        </w:p>
-        <w:p>
-          <w:pPr>
-            <w:pStyle w:val="TOC2"/>
-            <w:tabs>
-              <w:tab w:val="clear" w:pos="15535"/>
-              <w:tab w:val="right" w:pos="15817" w:leader="dot"/>
-            </w:tabs>
-            <w:rPr/>
-          </w:pPr>
-          <w:hyperlink w:anchor="__RefHeading___Toc6043_1069379125">
-            <w:r>
-              <w:rPr>
-                <w:webHidden/>
-                <w:rStyle w:val="IndexLink"/>
-              </w:rPr>
-              <w:t>6.2 Canary</w:t>
-              <w:tab/>
-              <w:t>10</w:t>
-            </w:r>
-          </w:hyperlink>
-        </w:p>
-        <w:p>
-          <w:pPr>
-            <w:pStyle w:val="TOC2"/>
-            <w:tabs>
-              <w:tab w:val="clear" w:pos="15535"/>
-              <w:tab w:val="right" w:pos="15817" w:leader="dot"/>
-            </w:tabs>
-            <w:rPr/>
-          </w:pPr>
-          <w:hyperlink w:anchor="__RefHeading___Toc6045_1069379125">
-            <w:r>
-              <w:rPr>
-                <w:webHidden/>
-                <w:rStyle w:val="IndexLink"/>
-              </w:rPr>
-              <w:t>6.3 Rollback</w:t>
-              <w:tab/>
-              <w:t>11</w:t>
-            </w:r>
-          </w:hyperlink>
-        </w:p>
-        <w:p>
-          <w:pPr>
-            <w:pStyle w:val="TOC2"/>
-            <w:tabs>
-              <w:tab w:val="clear" w:pos="15535"/>
-              <w:tab w:val="right" w:pos="15817" w:leader="dot"/>
-            </w:tabs>
-            <w:rPr/>
-          </w:pPr>
-          <w:hyperlink w:anchor="__RefHeading___Toc6047_1069379125">
-            <w:r>
-              <w:rPr>
-                <w:webHidden/>
-                <w:rStyle w:val="IndexLink"/>
-              </w:rPr>
-              <w:t xml:space="preserve">6.4 Gateway </w:t>
-            </w:r>
-            <w:r>
-              <w:rPr>
-                <w:rStyle w:val="IndexLink"/>
-              </w:rPr>
-              <w:t>장애 시 영향</w:t>
-            </w:r>
-            <w:r>
-              <w:rPr>
-                <w:rStyle w:val="IndexLink"/>
-              </w:rPr>
-              <w:tab/>
-              <w:t>11</w:t>
-            </w:r>
-          </w:hyperlink>
-        </w:p>
-        <w:p>
-          <w:pPr>
-            <w:pStyle w:val="TOC1"/>
-            <w:tabs>
-              <w:tab w:val="clear" w:pos="15818"/>
-              <w:tab w:val="right" w:pos="15817" w:leader="dot"/>
-            </w:tabs>
-            <w:rPr/>
-          </w:pPr>
-          <w:hyperlink w:anchor="__RefHeading___Toc6049_1069379125">
-            <w:r>
-              <w:rPr>
-                <w:webHidden/>
-                <w:rStyle w:val="IndexLink"/>
-              </w:rPr>
-              <w:t xml:space="preserve">7. </w:t>
-            </w:r>
-            <w:r>
-              <w:rPr>
-                <w:rStyle w:val="IndexLink"/>
-              </w:rPr>
-              <w:t>개발</w:t>
-            </w:r>
-            <w:r>
-              <w:rPr>
-                <w:rStyle w:val="IndexLink"/>
-              </w:rPr>
-              <w:t>·</w:t>
-            </w:r>
-            <w:r>
-              <w:rPr>
-                <w:rStyle w:val="IndexLink"/>
-              </w:rPr>
-              <w:t>운영</w:t>
-            </w:r>
-            <w:r>
-              <w:rPr>
-                <w:rStyle w:val="IndexLink"/>
-              </w:rPr>
-              <w:t>·Source</w:t>
-              <w:tab/>
-              <w:t>12</w:t>
-            </w:r>
-          </w:hyperlink>
-        </w:p>
-        <w:p>
-          <w:pPr>
-            <w:pStyle w:val="TOC2"/>
-            <w:tabs>
-              <w:tab w:val="clear" w:pos="15535"/>
-              <w:tab w:val="right" w:pos="15817" w:leader="dot"/>
-            </w:tabs>
-            <w:rPr/>
-          </w:pPr>
-          <w:hyperlink w:anchor="__RefHeading___Toc6051_1069379125">
-            <w:r>
-              <w:rPr>
-                <w:webHidden/>
-                <w:rStyle w:val="IndexLink"/>
-              </w:rPr>
-              <w:t xml:space="preserve">7.1 </w:t>
-            </w:r>
-            <w:r>
-              <w:rPr>
-                <w:rStyle w:val="IndexLink"/>
-              </w:rPr>
-              <w:t>최소 개발 예</w:t>
-            </w:r>
-            <w:r>
-              <w:rPr>
-                <w:rStyle w:val="IndexLink"/>
-              </w:rPr>
-              <w:tab/>
-              <w:t>12</w:t>
-            </w:r>
-          </w:hyperlink>
-        </w:p>
-        <w:p>
-          <w:pPr>
-            <w:pStyle w:val="TOC2"/>
-            <w:tabs>
-              <w:tab w:val="clear" w:pos="15535"/>
-              <w:tab w:val="right" w:pos="15817" w:leader="dot"/>
-            </w:tabs>
-            <w:rPr/>
-          </w:pPr>
-          <w:hyperlink w:anchor="__RefHeading___Toc6053_1069379125">
-            <w:r>
-              <w:rPr>
-                <w:webHidden/>
-                <w:rStyle w:val="IndexLink"/>
-              </w:rPr>
-              <w:t>7.2 Health/</w:t>
-            </w:r>
-            <w:r>
-              <w:rPr>
-                <w:rStyle w:val="IndexLink"/>
-              </w:rPr>
-              <w:t>운영 확인</w:t>
-            </w:r>
-            <w:r>
-              <w:rPr>
-                <w:rStyle w:val="IndexLink"/>
-              </w:rPr>
-              <w:tab/>
-              <w:t>12</w:t>
-            </w:r>
-          </w:hyperlink>
-        </w:p>
-        <w:p>
-          <w:pPr>
-            <w:pStyle w:val="TOC2"/>
-            <w:tabs>
-              <w:tab w:val="clear" w:pos="15535"/>
-              <w:tab w:val="right" w:pos="15817" w:leader="dot"/>
-            </w:tabs>
-            <w:rPr/>
-          </w:pPr>
-          <w:hyperlink w:anchor="__RefHeading___Toc6055_1069379125">
-            <w:r>
-              <w:rPr>
-                <w:webHidden/>
-                <w:rStyle w:val="IndexLink"/>
-              </w:rPr>
-              <w:t xml:space="preserve">7.3 </w:t>
-            </w:r>
-            <w:r>
-              <w:rPr>
-                <w:rStyle w:val="IndexLink"/>
-              </w:rPr>
-              <w:t>금지 우회</w:t>
-            </w:r>
-            <w:r>
-              <w:rPr>
-                <w:rStyle w:val="IndexLink"/>
-              </w:rPr>
-              <w:tab/>
-              <w:t>12</w:t>
-            </w:r>
-          </w:hyperlink>
-        </w:p>
-        <w:p>
-          <w:pPr>
-            <w:pStyle w:val="TOC2"/>
-            <w:tabs>
-              <w:tab w:val="clear" w:pos="15535"/>
-              <w:tab w:val="right" w:pos="15817" w:leader="dot"/>
-            </w:tabs>
-            <w:rPr/>
-          </w:pPr>
-          <w:hyperlink w:anchor="__RefHeading___Toc6057_1069379125">
-            <w:r>
-              <w:rPr>
-                <w:webHidden/>
-                <w:rStyle w:val="IndexLink"/>
-              </w:rPr>
-              <w:t xml:space="preserve">7.4 Source/API </w:t>
-            </w:r>
-            <w:r>
-              <w:rPr>
-                <w:rStyle w:val="IndexLink"/>
-              </w:rPr>
-              <w:t>길찾기</w:t>
-            </w:r>
-            <w:r>
-              <w:rPr>
-                <w:rStyle w:val="IndexLink"/>
-              </w:rPr>
-              <w:tab/>
-              <w:t>12</w:t>
-            </w:r>
-          </w:hyperlink>
-          <w:r>
-            <w:rPr>
-              <w:rStyle w:val="IndexLink"/>
-            </w:rPr>
-            <w:fldChar w:fldCharType="end"/>
-          </w:r>
-        </w:p>
-      </w:sdtContent>
-    </w:sdt>
+    <w:tbl>
+      <w:tblPr>
+        <w:tblW w:type="auto" w:w="0"/>
+        <w:tblLayout w:type="fixed"/>
+        <w:tblLook w:firstColumn="1" w:firstRow="1" w:lastColumn="0" w:lastRow="0" w:noHBand="0" w:noVBand="1" w:val="04A0"/>
+        <w:tblBorders>
+          <w:top w:val="nil"/>
+          <w:left w:val="nil"/>
+          <w:bottom w:val="nil"/>
+          <w:right w:val="nil"/>
+          <w:insideH w:val="nil"/>
+          <w:insideV w:val="nil"/>
+        </w:tblBorders>
+      </w:tblPr>
+      <w:tblGrid>
+        <w:gridCol w:w="4535"/>
+        <w:gridCol w:w="4535"/>
+      </w:tblGrid>
+      <w:tr>
+        <w:trPr>
+          <w:tblHeader w:val="true"/>
+        </w:trPr>
+        <w:tc>
+          <w:tcPr>
+            <w:tcW w:type="dxa" w:w="7909"/>
+            <w:vAlign w:val="top"/>
+            <w:tcMar>
+              <w:top w:w="60" w:type="dxa"/>
+              <w:start w:w="80" w:type="dxa"/>
+              <w:bottom w:w="60" w:type="dxa"/>
+              <w:end w:w="80" w:type="dxa"/>
+            </w:tcMar>
+          </w:tcPr>
+          <w:p>
+            <w:pPr>
+              <w:spacing w:before="0" w:after="20" w:line="240" w:lineRule="auto"/>
+              <w:jc w:val="left"/>
+            </w:pPr>
+            <w:r>
+              <w:rPr>
+                <w:rFonts w:ascii="Noto Sans CJK KR" w:hAnsi="Noto Sans CJK KR"/>
+                <w:b/>
+                <w:color w:val="17324D"/>
+                <w:sz w:val="16"/>
+              </w:rPr>
+              <w:t>1. Gateway 사용 여부와 Topology  ·  p.2</w:t>
+            </w:r>
+          </w:p>
+        </w:tc>
+        <w:tc>
+          <w:tcPr>
+            <w:tcW w:type="dxa" w:w="7909"/>
+            <w:vAlign w:val="top"/>
+            <w:tcMar>
+              <w:top w:w="60" w:type="dxa"/>
+              <w:start w:w="80" w:type="dxa"/>
+              <w:bottom w:w="60" w:type="dxa"/>
+              <w:end w:w="80" w:type="dxa"/>
+            </w:tcMar>
+          </w:tcPr>
+          <w:p>
+            <w:pPr>
+              <w:spacing w:before="0" w:after="20" w:line="240" w:lineRule="auto"/>
+              <w:jc w:val="left"/>
+            </w:pPr>
+            <w:r>
+              <w:rPr>
+                <w:rFonts w:ascii="Noto Sans CJK KR" w:hAnsi="Noto Sans CJK KR"/>
+                <w:b w:val="0"/>
+                <w:color w:val="52667A"/>
+                <w:sz w:val="15"/>
+              </w:rPr>
+              <w:t xml:space="preserve">   4.3 Rate Limit  ·  p.7</w:t>
+            </w:r>
+          </w:p>
+        </w:tc>
+      </w:tr>
+      <w:tr>
+        <w:tc>
+          <w:tcPr>
+            <w:tcW w:type="dxa" w:w="7909"/>
+            <w:vAlign w:val="top"/>
+            <w:tcMar>
+              <w:top w:w="60" w:type="dxa"/>
+              <w:start w:w="80" w:type="dxa"/>
+              <w:bottom w:w="60" w:type="dxa"/>
+              <w:end w:w="80" w:type="dxa"/>
+            </w:tcMar>
+          </w:tcPr>
+          <w:p>
+            <w:pPr>
+              <w:spacing w:before="0" w:after="20" w:line="240" w:lineRule="auto"/>
+              <w:jc w:val="left"/>
+            </w:pPr>
+            <w:r>
+              <w:rPr>
+                <w:rFonts w:ascii="Noto Sans CJK KR" w:hAnsi="Noto Sans CJK KR"/>
+                <w:b w:val="0"/>
+                <w:color w:val="52667A"/>
+                <w:sz w:val="15"/>
+              </w:rPr>
+              <w:t xml:space="preserve">   1.1 사용/미사용 선택 기준  ·  p.2</w:t>
+            </w:r>
+          </w:p>
+        </w:tc>
+        <w:tc>
+          <w:tcPr>
+            <w:tcW w:type="dxa" w:w="7909"/>
+            <w:vAlign w:val="top"/>
+            <w:tcMar>
+              <w:top w:w="60" w:type="dxa"/>
+              <w:start w:w="80" w:type="dxa"/>
+              <w:bottom w:w="60" w:type="dxa"/>
+              <w:end w:w="80" w:type="dxa"/>
+            </w:tcMar>
+          </w:tcPr>
+          <w:p>
+            <w:pPr>
+              <w:spacing w:before="0" w:after="20" w:line="240" w:lineRule="auto"/>
+              <w:jc w:val="left"/>
+            </w:pPr>
+            <w:r>
+              <w:rPr>
+                <w:rFonts w:ascii="Noto Sans CJK KR" w:hAnsi="Noto Sans CJK KR"/>
+                <w:b w:val="0"/>
+                <w:color w:val="52667A"/>
+                <w:sz w:val="15"/>
+              </w:rPr>
+              <w:t xml:space="preserve">   4.4 Circuit/Failure  ·  p.7</w:t>
+            </w:r>
+          </w:p>
+        </w:tc>
+      </w:tr>
+      <w:tr>
+        <w:tc>
+          <w:tcPr>
+            <w:tcW w:type="dxa" w:w="7909"/>
+            <w:vAlign w:val="top"/>
+            <w:tcMar>
+              <w:top w:w="60" w:type="dxa"/>
+              <w:start w:w="80" w:type="dxa"/>
+              <w:bottom w:w="60" w:type="dxa"/>
+              <w:end w:w="80" w:type="dxa"/>
+            </w:tcMar>
+          </w:tcPr>
+          <w:p>
+            <w:pPr>
+              <w:spacing w:before="0" w:after="20" w:line="240" w:lineRule="auto"/>
+              <w:jc w:val="left"/>
+            </w:pPr>
+            <w:r>
+              <w:rPr>
+                <w:rFonts w:ascii="Noto Sans CJK KR" w:hAnsi="Noto Sans CJK KR"/>
+                <w:b w:val="0"/>
+                <w:color w:val="52667A"/>
+                <w:sz w:val="15"/>
+              </w:rPr>
+              <w:t xml:space="preserve">   1.2 Gateway가 담당하는 경계  ·  p.3</w:t>
+            </w:r>
+          </w:p>
+        </w:tc>
+        <w:tc>
+          <w:tcPr>
+            <w:tcW w:type="dxa" w:w="7909"/>
+            <w:vAlign w:val="top"/>
+            <w:tcMar>
+              <w:top w:w="60" w:type="dxa"/>
+              <w:start w:w="80" w:type="dxa"/>
+              <w:bottom w:w="60" w:type="dxa"/>
+              <w:end w:w="80" w:type="dxa"/>
+            </w:tcMar>
+          </w:tcPr>
+          <w:p>
+            <w:pPr>
+              <w:spacing w:before="0" w:after="20" w:line="240" w:lineRule="auto"/>
+              <w:jc w:val="left"/>
+            </w:pPr>
+            <w:r>
+              <w:rPr>
+                <w:rFonts w:ascii="Noto Sans CJK KR" w:hAnsi="Noto Sans CJK KR"/>
+                <w:b/>
+                <w:color w:val="17324D"/>
+                <w:sz w:val="16"/>
+              </w:rPr>
+              <w:t>5. HTTP Error Mapping  ·  p.8</w:t>
+            </w:r>
+          </w:p>
+        </w:tc>
+      </w:tr>
+      <w:tr>
+        <w:tc>
+          <w:tcPr>
+            <w:tcW w:type="dxa" w:w="7909"/>
+            <w:vAlign w:val="top"/>
+            <w:tcMar>
+              <w:top w:w="60" w:type="dxa"/>
+              <w:start w:w="80" w:type="dxa"/>
+              <w:bottom w:w="60" w:type="dxa"/>
+              <w:end w:w="80" w:type="dxa"/>
+            </w:tcMar>
+          </w:tcPr>
+          <w:p>
+            <w:pPr>
+              <w:spacing w:before="0" w:after="20" w:line="240" w:lineRule="auto"/>
+              <w:jc w:val="left"/>
+            </w:pPr>
+            <w:r>
+              <w:rPr>
+                <w:rFonts w:ascii="Noto Sans CJK KR" w:hAnsi="Noto Sans CJK KR"/>
+                <w:b w:val="0"/>
+                <w:color w:val="52667A"/>
+                <w:sz w:val="15"/>
+              </w:rPr>
+              <w:t xml:space="preserve">   1.3 Gateway 없이 배포하는 경우  ·  p.3</w:t>
+            </w:r>
+          </w:p>
+        </w:tc>
+        <w:tc>
+          <w:tcPr>
+            <w:tcW w:type="dxa" w:w="7909"/>
+            <w:vAlign w:val="top"/>
+            <w:tcMar>
+              <w:top w:w="60" w:type="dxa"/>
+              <w:start w:w="80" w:type="dxa"/>
+              <w:bottom w:w="60" w:type="dxa"/>
+              <w:end w:w="80" w:type="dxa"/>
+            </w:tcMar>
+          </w:tcPr>
+          <w:p>
+            <w:pPr>
+              <w:spacing w:before="0" w:after="20" w:line="240" w:lineRule="auto"/>
+              <w:jc w:val="left"/>
+            </w:pPr>
+            <w:r>
+              <w:rPr>
+                <w:rFonts w:ascii="Noto Sans CJK KR" w:hAnsi="Noto Sans CJK KR"/>
+                <w:b w:val="0"/>
+                <w:color w:val="52667A"/>
+                <w:sz w:val="15"/>
+              </w:rPr>
+              <w:t xml:space="preserve">   5.1 401·403·404·409  ·  p.8</w:t>
+            </w:r>
+          </w:p>
+        </w:tc>
+      </w:tr>
+      <w:tr>
+        <w:tc>
+          <w:tcPr>
+            <w:tcW w:type="dxa" w:w="7909"/>
+            <w:vAlign w:val="top"/>
+            <w:tcMar>
+              <w:top w:w="60" w:type="dxa"/>
+              <w:start w:w="80" w:type="dxa"/>
+              <w:bottom w:w="60" w:type="dxa"/>
+              <w:end w:w="80" w:type="dxa"/>
+            </w:tcMar>
+          </w:tcPr>
+          <w:p>
+            <w:pPr>
+              <w:spacing w:before="0" w:after="20" w:line="240" w:lineRule="auto"/>
+              <w:jc w:val="left"/>
+            </w:pPr>
+            <w:r>
+              <w:rPr>
+                <w:rFonts w:ascii="Noto Sans CJK KR" w:hAnsi="Noto Sans CJK KR"/>
+                <w:b/>
+                <w:color w:val="17324D"/>
+                <w:sz w:val="16"/>
+              </w:rPr>
+              <w:t>2. Routing과 Domain Route  ·  p.4</w:t>
+            </w:r>
+          </w:p>
+        </w:tc>
+        <w:tc>
+          <w:tcPr>
+            <w:tcW w:type="dxa" w:w="7909"/>
+            <w:vAlign w:val="top"/>
+            <w:tcMar>
+              <w:top w:w="60" w:type="dxa"/>
+              <w:start w:w="80" w:type="dxa"/>
+              <w:bottom w:w="60" w:type="dxa"/>
+              <w:end w:w="80" w:type="dxa"/>
+            </w:tcMar>
+          </w:tcPr>
+          <w:p>
+            <w:pPr>
+              <w:spacing w:before="0" w:after="20" w:line="240" w:lineRule="auto"/>
+              <w:jc w:val="left"/>
+            </w:pPr>
+            <w:r>
+              <w:rPr>
+                <w:rFonts w:ascii="Noto Sans CJK KR" w:hAnsi="Noto Sans CJK KR"/>
+                <w:b w:val="0"/>
+                <w:color w:val="52667A"/>
+                <w:sz w:val="15"/>
+              </w:rPr>
+              <w:t xml:space="preserve">   5.2 429  ·  p.8</w:t>
+            </w:r>
+          </w:p>
+        </w:tc>
+      </w:tr>
+      <w:tr>
+        <w:tc>
+          <w:tcPr>
+            <w:tcW w:type="dxa" w:w="7909"/>
+            <w:vAlign w:val="top"/>
+            <w:tcMar>
+              <w:top w:w="60" w:type="dxa"/>
+              <w:start w:w="80" w:type="dxa"/>
+              <w:bottom w:w="60" w:type="dxa"/>
+              <w:end w:w="80" w:type="dxa"/>
+            </w:tcMar>
+          </w:tcPr>
+          <w:p>
+            <w:pPr>
+              <w:spacing w:before="0" w:after="20" w:line="240" w:lineRule="auto"/>
+              <w:jc w:val="left"/>
+            </w:pPr>
+            <w:r>
+              <w:rPr>
+                <w:rFonts w:ascii="Noto Sans CJK KR" w:hAnsi="Noto Sans CJK KR"/>
+                <w:b w:val="0"/>
+                <w:color w:val="52667A"/>
+                <w:sz w:val="15"/>
+              </w:rPr>
+              <w:t xml:space="preserve">   2.1 Route 규칙  ·  p.4</w:t>
+            </w:r>
+          </w:p>
+        </w:tc>
+        <w:tc>
+          <w:tcPr>
+            <w:tcW w:type="dxa" w:w="7909"/>
+            <w:vAlign w:val="top"/>
+            <w:tcMar>
+              <w:top w:w="60" w:type="dxa"/>
+              <w:start w:w="80" w:type="dxa"/>
+              <w:bottom w:w="60" w:type="dxa"/>
+              <w:end w:w="80" w:type="dxa"/>
+            </w:tcMar>
+          </w:tcPr>
+          <w:p>
+            <w:pPr>
+              <w:spacing w:before="0" w:after="20" w:line="240" w:lineRule="auto"/>
+              <w:jc w:val="left"/>
+            </w:pPr>
+            <w:r>
+              <w:rPr>
+                <w:rFonts w:ascii="Noto Sans CJK KR" w:hAnsi="Noto Sans CJK KR"/>
+                <w:b w:val="0"/>
+                <w:color w:val="52667A"/>
+                <w:sz w:val="15"/>
+              </w:rPr>
+              <w:t xml:space="preserve">   5.3 500·503  ·  p.8</w:t>
+            </w:r>
+          </w:p>
+        </w:tc>
+      </w:tr>
+      <w:tr>
+        <w:tc>
+          <w:tcPr>
+            <w:tcW w:type="dxa" w:w="7909"/>
+            <w:vAlign w:val="top"/>
+            <w:tcMar>
+              <w:top w:w="60" w:type="dxa"/>
+              <w:start w:w="80" w:type="dxa"/>
+              <w:bottom w:w="60" w:type="dxa"/>
+              <w:end w:w="80" w:type="dxa"/>
+            </w:tcMar>
+          </w:tcPr>
+          <w:p>
+            <w:pPr>
+              <w:spacing w:before="0" w:after="20" w:line="240" w:lineRule="auto"/>
+              <w:jc w:val="left"/>
+            </w:pPr>
+            <w:r>
+              <w:rPr>
+                <w:rFonts w:ascii="Noto Sans CJK KR" w:hAnsi="Noto Sans CJK KR"/>
+                <w:b w:val="0"/>
+                <w:color w:val="52667A"/>
+                <w:sz w:val="15"/>
+              </w:rPr>
+              <w:t xml:space="preserve">   2.2 Domain Route  ·  p.4</w:t>
+            </w:r>
+          </w:p>
+        </w:tc>
+        <w:tc>
+          <w:tcPr>
+            <w:tcW w:type="dxa" w:w="7909"/>
+            <w:vAlign w:val="top"/>
+            <w:tcMar>
+              <w:top w:w="60" w:type="dxa"/>
+              <w:start w:w="80" w:type="dxa"/>
+              <w:bottom w:w="60" w:type="dxa"/>
+              <w:end w:w="80" w:type="dxa"/>
+            </w:tcMar>
+          </w:tcPr>
+          <w:p>
+            <w:pPr>
+              <w:spacing w:before="0" w:after="20" w:line="240" w:lineRule="auto"/>
+              <w:jc w:val="left"/>
+            </w:pPr>
+            <w:r>
+              <w:rPr>
+                <w:rFonts w:ascii="Noto Sans CJK KR" w:hAnsi="Noto Sans CJK KR"/>
+                <w:b w:val="0"/>
+                <w:color w:val="52667A"/>
+                <w:sz w:val="15"/>
+              </w:rPr>
+              <w:t xml:space="preserve">   5.4 Client/운영 조치  ·  p.9</w:t>
+            </w:r>
+          </w:p>
+        </w:tc>
+      </w:tr>
+      <w:tr>
+        <w:tc>
+          <w:tcPr>
+            <w:tcW w:type="dxa" w:w="7909"/>
+            <w:vAlign w:val="top"/>
+            <w:tcMar>
+              <w:top w:w="60" w:type="dxa"/>
+              <w:start w:w="80" w:type="dxa"/>
+              <w:bottom w:w="60" w:type="dxa"/>
+              <w:end w:w="80" w:type="dxa"/>
+            </w:tcMar>
+          </w:tcPr>
+          <w:p>
+            <w:pPr>
+              <w:spacing w:before="0" w:after="20" w:line="240" w:lineRule="auto"/>
+              <w:jc w:val="left"/>
+            </w:pPr>
+            <w:r>
+              <w:rPr>
+                <w:rFonts w:ascii="Noto Sans CJK KR" w:hAnsi="Noto Sans CJK KR"/>
+                <w:b w:val="0"/>
+                <w:color w:val="52667A"/>
+                <w:sz w:val="15"/>
+              </w:rPr>
+              <w:t xml:space="preserve">   2.3 Discovery/Target  ·  p.4</w:t>
+            </w:r>
+          </w:p>
+        </w:tc>
+        <w:tc>
+          <w:tcPr>
+            <w:tcW w:type="dxa" w:w="7909"/>
+            <w:vAlign w:val="top"/>
+            <w:tcMar>
+              <w:top w:w="60" w:type="dxa"/>
+              <w:start w:w="80" w:type="dxa"/>
+              <w:bottom w:w="60" w:type="dxa"/>
+              <w:end w:w="80" w:type="dxa"/>
+            </w:tcMar>
+          </w:tcPr>
+          <w:p>
+            <w:pPr>
+              <w:spacing w:before="0" w:after="20" w:line="240" w:lineRule="auto"/>
+              <w:jc w:val="left"/>
+            </w:pPr>
+            <w:r>
+              <w:rPr>
+                <w:rFonts w:ascii="Noto Sans CJK KR" w:hAnsi="Noto Sans CJK KR"/>
+                <w:b/>
+                <w:color w:val="17324D"/>
+                <w:sz w:val="16"/>
+              </w:rPr>
+              <w:t>6. HA·Canary·Rollback  ·  p.9</w:t>
+            </w:r>
+          </w:p>
+        </w:tc>
+      </w:tr>
+      <w:tr>
+        <w:tc>
+          <w:tcPr>
+            <w:tcW w:type="dxa" w:w="7909"/>
+            <w:vAlign w:val="top"/>
+            <w:tcMar>
+              <w:top w:w="60" w:type="dxa"/>
+              <w:start w:w="80" w:type="dxa"/>
+              <w:bottom w:w="60" w:type="dxa"/>
+              <w:end w:w="80" w:type="dxa"/>
+            </w:tcMar>
+          </w:tcPr>
+          <w:p>
+            <w:pPr>
+              <w:spacing w:before="0" w:after="20" w:line="240" w:lineRule="auto"/>
+              <w:jc w:val="left"/>
+            </w:pPr>
+            <w:r>
+              <w:rPr>
+                <w:rFonts w:ascii="Noto Sans CJK KR" w:hAnsi="Noto Sans CJK KR"/>
+                <w:b w:val="0"/>
+                <w:color w:val="52667A"/>
+                <w:sz w:val="15"/>
+              </w:rPr>
+              <w:t xml:space="preserve">   2.4 잘못된 Route  ·  p.4</w:t>
+            </w:r>
+          </w:p>
+        </w:tc>
+        <w:tc>
+          <w:tcPr>
+            <w:tcW w:type="dxa" w:w="7909"/>
+            <w:vAlign w:val="top"/>
+            <w:tcMar>
+              <w:top w:w="60" w:type="dxa"/>
+              <w:start w:w="80" w:type="dxa"/>
+              <w:bottom w:w="60" w:type="dxa"/>
+              <w:end w:w="80" w:type="dxa"/>
+            </w:tcMar>
+          </w:tcPr>
+          <w:p>
+            <w:pPr>
+              <w:spacing w:before="0" w:after="20" w:line="240" w:lineRule="auto"/>
+              <w:jc w:val="left"/>
+            </w:pPr>
+            <w:r>
+              <w:rPr>
+                <w:rFonts w:ascii="Noto Sans CJK KR" w:hAnsi="Noto Sans CJK KR"/>
+                <w:b w:val="0"/>
+                <w:color w:val="52667A"/>
+                <w:sz w:val="15"/>
+              </w:rPr>
+              <w:t xml:space="preserve">   6.1 HA  ·  p.9</w:t>
+            </w:r>
+          </w:p>
+        </w:tc>
+      </w:tr>
+      <w:tr>
+        <w:tc>
+          <w:tcPr>
+            <w:tcW w:type="dxa" w:w="7909"/>
+            <w:vAlign w:val="top"/>
+            <w:tcMar>
+              <w:top w:w="60" w:type="dxa"/>
+              <w:start w:w="80" w:type="dxa"/>
+              <w:bottom w:w="60" w:type="dxa"/>
+              <w:end w:w="80" w:type="dxa"/>
+            </w:tcMar>
+          </w:tcPr>
+          <w:p>
+            <w:pPr>
+              <w:spacing w:before="0" w:after="20" w:line="240" w:lineRule="auto"/>
+              <w:jc w:val="left"/>
+            </w:pPr>
+            <w:r>
+              <w:rPr>
+                <w:rFonts w:ascii="Noto Sans CJK KR" w:hAnsi="Noto Sans CJK KR"/>
+                <w:b/>
+                <w:color w:val="17324D"/>
+                <w:sz w:val="16"/>
+              </w:rPr>
+              <w:t>3. Context와 Security  ·  p.5</w:t>
+            </w:r>
+          </w:p>
+        </w:tc>
+        <w:tc>
+          <w:tcPr>
+            <w:tcW w:type="dxa" w:w="7909"/>
+            <w:vAlign w:val="top"/>
+            <w:tcMar>
+              <w:top w:w="60" w:type="dxa"/>
+              <w:start w:w="80" w:type="dxa"/>
+              <w:bottom w:w="60" w:type="dxa"/>
+              <w:end w:w="80" w:type="dxa"/>
+            </w:tcMar>
+          </w:tcPr>
+          <w:p>
+            <w:pPr>
+              <w:spacing w:before="0" w:after="20" w:line="240" w:lineRule="auto"/>
+              <w:jc w:val="left"/>
+            </w:pPr>
+            <w:r>
+              <w:rPr>
+                <w:rFonts w:ascii="Noto Sans CJK KR" w:hAnsi="Noto Sans CJK KR"/>
+                <w:b w:val="0"/>
+                <w:color w:val="52667A"/>
+                <w:sz w:val="15"/>
+              </w:rPr>
+              <w:t xml:space="preserve">   6.2 Canary  ·  p.9</w:t>
+            </w:r>
+          </w:p>
+        </w:tc>
+      </w:tr>
+      <w:tr>
+        <w:tc>
+          <w:tcPr>
+            <w:tcW w:type="dxa" w:w="7909"/>
+            <w:vAlign w:val="top"/>
+            <w:tcMar>
+              <w:top w:w="60" w:type="dxa"/>
+              <w:start w:w="80" w:type="dxa"/>
+              <w:bottom w:w="60" w:type="dxa"/>
+              <w:end w:w="80" w:type="dxa"/>
+            </w:tcMar>
+          </w:tcPr>
+          <w:p>
+            <w:pPr>
+              <w:spacing w:before="0" w:after="20" w:line="240" w:lineRule="auto"/>
+              <w:jc w:val="left"/>
+            </w:pPr>
+            <w:r>
+              <w:rPr>
+                <w:rFonts w:ascii="Noto Sans CJK KR" w:hAnsi="Noto Sans CJK KR"/>
+                <w:b w:val="0"/>
+                <w:color w:val="52667A"/>
+                <w:sz w:val="15"/>
+              </w:rPr>
+              <w:t xml:space="preserve">   3.1 System6/Context  ·  p.5</w:t>
+            </w:r>
+          </w:p>
+        </w:tc>
+        <w:tc>
+          <w:tcPr>
+            <w:tcW w:type="dxa" w:w="7909"/>
+            <w:vAlign w:val="top"/>
+            <w:tcMar>
+              <w:top w:w="60" w:type="dxa"/>
+              <w:start w:w="80" w:type="dxa"/>
+              <w:bottom w:w="60" w:type="dxa"/>
+              <w:end w:w="80" w:type="dxa"/>
+            </w:tcMar>
+          </w:tcPr>
+          <w:p>
+            <w:pPr>
+              <w:spacing w:before="0" w:after="20" w:line="240" w:lineRule="auto"/>
+              <w:jc w:val="left"/>
+            </w:pPr>
+            <w:r>
+              <w:rPr>
+                <w:rFonts w:ascii="Noto Sans CJK KR" w:hAnsi="Noto Sans CJK KR"/>
+                <w:b w:val="0"/>
+                <w:color w:val="52667A"/>
+                <w:sz w:val="15"/>
+              </w:rPr>
+              <w:t xml:space="preserve">   6.3 Rollback  ·  p.10</w:t>
+            </w:r>
+          </w:p>
+        </w:tc>
+      </w:tr>
+      <w:tr>
+        <w:tc>
+          <w:tcPr>
+            <w:tcW w:type="dxa" w:w="7909"/>
+            <w:vAlign w:val="top"/>
+            <w:tcMar>
+              <w:top w:w="60" w:type="dxa"/>
+              <w:start w:w="80" w:type="dxa"/>
+              <w:bottom w:w="60" w:type="dxa"/>
+              <w:end w:w="80" w:type="dxa"/>
+            </w:tcMar>
+          </w:tcPr>
+          <w:p>
+            <w:pPr>
+              <w:spacing w:before="0" w:after="20" w:line="240" w:lineRule="auto"/>
+              <w:jc w:val="left"/>
+            </w:pPr>
+            <w:r>
+              <w:rPr>
+                <w:rFonts w:ascii="Noto Sans CJK KR" w:hAnsi="Noto Sans CJK KR"/>
+                <w:b w:val="0"/>
+                <w:color w:val="52667A"/>
+                <w:sz w:val="15"/>
+              </w:rPr>
+              <w:t xml:space="preserve">   3.2 Authentication  ·  p.5</w:t>
+            </w:r>
+          </w:p>
+        </w:tc>
+        <w:tc>
+          <w:tcPr>
+            <w:tcW w:type="dxa" w:w="7909"/>
+            <w:vAlign w:val="top"/>
+            <w:tcMar>
+              <w:top w:w="60" w:type="dxa"/>
+              <w:start w:w="80" w:type="dxa"/>
+              <w:bottom w:w="60" w:type="dxa"/>
+              <w:end w:w="80" w:type="dxa"/>
+            </w:tcMar>
+          </w:tcPr>
+          <w:p>
+            <w:pPr>
+              <w:spacing w:before="0" w:after="20" w:line="240" w:lineRule="auto"/>
+              <w:jc w:val="left"/>
+            </w:pPr>
+            <w:r>
+              <w:rPr>
+                <w:rFonts w:ascii="Noto Sans CJK KR" w:hAnsi="Noto Sans CJK KR"/>
+                <w:b w:val="0"/>
+                <w:color w:val="52667A"/>
+                <w:sz w:val="15"/>
+              </w:rPr>
+              <w:t xml:space="preserve">   6.4 Gateway 장애 시 영향  ·  p.10</w:t>
+            </w:r>
+          </w:p>
+        </w:tc>
+      </w:tr>
+      <w:tr>
+        <w:tc>
+          <w:tcPr>
+            <w:tcW w:type="dxa" w:w="7909"/>
+            <w:vAlign w:val="top"/>
+            <w:tcMar>
+              <w:top w:w="60" w:type="dxa"/>
+              <w:start w:w="80" w:type="dxa"/>
+              <w:bottom w:w="60" w:type="dxa"/>
+              <w:end w:w="80" w:type="dxa"/>
+            </w:tcMar>
+          </w:tcPr>
+          <w:p>
+            <w:pPr>
+              <w:spacing w:before="0" w:after="20" w:line="240" w:lineRule="auto"/>
+              <w:jc w:val="left"/>
+            </w:pPr>
+            <w:r>
+              <w:rPr>
+                <w:rFonts w:ascii="Noto Sans CJK KR" w:hAnsi="Noto Sans CJK KR"/>
+                <w:b w:val="0"/>
+                <w:color w:val="52667A"/>
+                <w:sz w:val="15"/>
+              </w:rPr>
+              <w:t xml:space="preserve">   3.3 Authorization  ·  p.5</w:t>
+            </w:r>
+          </w:p>
+        </w:tc>
+        <w:tc>
+          <w:tcPr>
+            <w:tcW w:type="dxa" w:w="7909"/>
+            <w:vAlign w:val="top"/>
+            <w:tcMar>
+              <w:top w:w="60" w:type="dxa"/>
+              <w:start w:w="80" w:type="dxa"/>
+              <w:bottom w:w="60" w:type="dxa"/>
+              <w:end w:w="80" w:type="dxa"/>
+            </w:tcMar>
+          </w:tcPr>
+          <w:p>
+            <w:pPr>
+              <w:spacing w:before="0" w:after="20" w:line="240" w:lineRule="auto"/>
+              <w:jc w:val="left"/>
+            </w:pPr>
+            <w:r>
+              <w:rPr>
+                <w:rFonts w:ascii="Noto Sans CJK KR" w:hAnsi="Noto Sans CJK KR"/>
+                <w:b/>
+                <w:color w:val="17324D"/>
+                <w:sz w:val="16"/>
+              </w:rPr>
+              <w:t>7. 개발·운영·Source  ·  p.11</w:t>
+            </w:r>
+          </w:p>
+        </w:tc>
+      </w:tr>
+      <w:tr>
+        <w:tc>
+          <w:tcPr>
+            <w:tcW w:type="dxa" w:w="7909"/>
+            <w:vAlign w:val="top"/>
+            <w:tcMar>
+              <w:top w:w="60" w:type="dxa"/>
+              <w:start w:w="80" w:type="dxa"/>
+              <w:bottom w:w="60" w:type="dxa"/>
+              <w:end w:w="80" w:type="dxa"/>
+            </w:tcMar>
+          </w:tcPr>
+          <w:p>
+            <w:pPr>
+              <w:spacing w:before="0" w:after="20" w:line="240" w:lineRule="auto"/>
+              <w:jc w:val="left"/>
+            </w:pPr>
+            <w:r>
+              <w:rPr>
+                <w:rFonts w:ascii="Noto Sans CJK KR" w:hAnsi="Noto Sans CJK KR"/>
+                <w:b w:val="0"/>
+                <w:color w:val="52667A"/>
+                <w:sz w:val="15"/>
+              </w:rPr>
+              <w:t xml:space="preserve">   3.4 Trust Boundary  ·  p.6</w:t>
+            </w:r>
+          </w:p>
+        </w:tc>
+        <w:tc>
+          <w:tcPr>
+            <w:tcW w:type="dxa" w:w="7909"/>
+            <w:vAlign w:val="top"/>
+            <w:tcMar>
+              <w:top w:w="60" w:type="dxa"/>
+              <w:start w:w="80" w:type="dxa"/>
+              <w:bottom w:w="60" w:type="dxa"/>
+              <w:end w:w="80" w:type="dxa"/>
+            </w:tcMar>
+          </w:tcPr>
+          <w:p>
+            <w:pPr>
+              <w:spacing w:before="0" w:after="20" w:line="240" w:lineRule="auto"/>
+              <w:jc w:val="left"/>
+            </w:pPr>
+            <w:r>
+              <w:rPr>
+                <w:rFonts w:ascii="Noto Sans CJK KR" w:hAnsi="Noto Sans CJK KR"/>
+                <w:b w:val="0"/>
+                <w:color w:val="52667A"/>
+                <w:sz w:val="15"/>
+              </w:rPr>
+              <w:t xml:space="preserve">   7.1 최소 개발 예  ·  p.11</w:t>
+            </w:r>
+          </w:p>
+        </w:tc>
+      </w:tr>
+      <w:tr>
+        <w:tc>
+          <w:tcPr>
+            <w:tcW w:type="dxa" w:w="7909"/>
+            <w:vAlign w:val="top"/>
+            <w:tcMar>
+              <w:top w:w="60" w:type="dxa"/>
+              <w:start w:w="80" w:type="dxa"/>
+              <w:bottom w:w="60" w:type="dxa"/>
+              <w:end w:w="80" w:type="dxa"/>
+            </w:tcMar>
+          </w:tcPr>
+          <w:p>
+            <w:pPr>
+              <w:spacing w:before="0" w:after="20" w:line="240" w:lineRule="auto"/>
+              <w:jc w:val="left"/>
+            </w:pPr>
+            <w:r>
+              <w:rPr>
+                <w:rFonts w:ascii="Noto Sans CJK KR" w:hAnsi="Noto Sans CJK KR"/>
+                <w:b/>
+                <w:color w:val="17324D"/>
+                <w:sz w:val="16"/>
+              </w:rPr>
+              <w:t>4. Timeout·Retry·Rate Limit  ·  p.7</w:t>
+            </w:r>
+          </w:p>
+        </w:tc>
+        <w:tc>
+          <w:tcPr>
+            <w:tcW w:type="dxa" w:w="7909"/>
+            <w:vAlign w:val="top"/>
+            <w:tcMar>
+              <w:top w:w="60" w:type="dxa"/>
+              <w:start w:w="80" w:type="dxa"/>
+              <w:bottom w:w="60" w:type="dxa"/>
+              <w:end w:w="80" w:type="dxa"/>
+            </w:tcMar>
+          </w:tcPr>
+          <w:p>
+            <w:pPr>
+              <w:spacing w:before="0" w:after="20" w:line="240" w:lineRule="auto"/>
+              <w:jc w:val="left"/>
+            </w:pPr>
+            <w:r>
+              <w:rPr>
+                <w:rFonts w:ascii="Noto Sans CJK KR" w:hAnsi="Noto Sans CJK KR"/>
+                <w:b w:val="0"/>
+                <w:color w:val="52667A"/>
+                <w:sz w:val="15"/>
+              </w:rPr>
+              <w:t xml:space="preserve">   7.2 Health/운영 확인  ·  p.11</w:t>
+            </w:r>
+          </w:p>
+        </w:tc>
+      </w:tr>
+      <w:tr>
+        <w:tc>
+          <w:tcPr>
+            <w:tcW w:type="dxa" w:w="7909"/>
+            <w:vAlign w:val="top"/>
+            <w:tcMar>
+              <w:top w:w="60" w:type="dxa"/>
+              <w:start w:w="80" w:type="dxa"/>
+              <w:bottom w:w="60" w:type="dxa"/>
+              <w:end w:w="80" w:type="dxa"/>
+            </w:tcMar>
+          </w:tcPr>
+          <w:p>
+            <w:pPr>
+              <w:spacing w:before="0" w:after="20" w:line="240" w:lineRule="auto"/>
+              <w:jc w:val="left"/>
+            </w:pPr>
+            <w:r>
+              <w:rPr>
+                <w:rFonts w:ascii="Noto Sans CJK KR" w:hAnsi="Noto Sans CJK KR"/>
+                <w:b w:val="0"/>
+                <w:color w:val="52667A"/>
+                <w:sz w:val="15"/>
+              </w:rPr>
+              <w:t xml:space="preserve">   4.1 Timeout/Deadline  ·  p.7</w:t>
+            </w:r>
+          </w:p>
+        </w:tc>
+        <w:tc>
+          <w:tcPr>
+            <w:tcW w:type="dxa" w:w="7909"/>
+            <w:vAlign w:val="top"/>
+            <w:tcMar>
+              <w:top w:w="60" w:type="dxa"/>
+              <w:start w:w="80" w:type="dxa"/>
+              <w:bottom w:w="60" w:type="dxa"/>
+              <w:end w:w="80" w:type="dxa"/>
+            </w:tcMar>
+          </w:tcPr>
+          <w:p>
+            <w:pPr>
+              <w:spacing w:before="0" w:after="20" w:line="240" w:lineRule="auto"/>
+              <w:jc w:val="left"/>
+            </w:pPr>
+            <w:r>
+              <w:rPr>
+                <w:rFonts w:ascii="Noto Sans CJK KR" w:hAnsi="Noto Sans CJK KR"/>
+                <w:b w:val="0"/>
+                <w:color w:val="52667A"/>
+                <w:sz w:val="15"/>
+              </w:rPr>
+              <w:t xml:space="preserve">   7.3 금지 우회  ·  p.11</w:t>
+            </w:r>
+          </w:p>
+        </w:tc>
+      </w:tr>
+      <w:tr>
+        <w:tc>
+          <w:tcPr>
+            <w:tcW w:type="dxa" w:w="7909"/>
+            <w:vAlign w:val="top"/>
+            <w:tcMar>
+              <w:top w:w="60" w:type="dxa"/>
+              <w:start w:w="80" w:type="dxa"/>
+              <w:bottom w:w="60" w:type="dxa"/>
+              <w:end w:w="80" w:type="dxa"/>
+            </w:tcMar>
+          </w:tcPr>
+          <w:p>
+            <w:pPr>
+              <w:spacing w:before="0" w:after="20" w:line="240" w:lineRule="auto"/>
+              <w:jc w:val="left"/>
+            </w:pPr>
+            <w:r>
+              <w:rPr>
+                <w:rFonts w:ascii="Noto Sans CJK KR" w:hAnsi="Noto Sans CJK KR"/>
+                <w:b w:val="0"/>
+                <w:color w:val="52667A"/>
+                <w:sz w:val="15"/>
+              </w:rPr>
+              <w:t xml:space="preserve">   4.2 Retry 조건  ·  p.7</w:t>
+            </w:r>
+          </w:p>
+        </w:tc>
+        <w:tc>
+          <w:tcPr>
+            <w:tcW w:type="dxa" w:w="7909"/>
+            <w:vAlign w:val="top"/>
+            <w:tcMar>
+              <w:top w:w="60" w:type="dxa"/>
+              <w:start w:w="80" w:type="dxa"/>
+              <w:bottom w:w="60" w:type="dxa"/>
+              <w:end w:w="80" w:type="dxa"/>
+            </w:tcMar>
+          </w:tcPr>
+          <w:p>
+            <w:pPr>
+              <w:spacing w:before="0" w:after="20" w:line="240" w:lineRule="auto"/>
+              <w:jc w:val="left"/>
+            </w:pPr>
+            <w:r>
+              <w:rPr>
+                <w:rFonts w:ascii="Noto Sans CJK KR" w:hAnsi="Noto Sans CJK KR"/>
+                <w:b w:val="0"/>
+                <w:color w:val="52667A"/>
+                <w:sz w:val="15"/>
+              </w:rPr>
+              <w:t xml:space="preserve">   7.4 Source/API 길찾기  ·  p.11</w:t>
+            </w:r>
+          </w:p>
+        </w:tc>
+      </w:tr>
+    </w:tbl>
     <w:p>
       <w:pPr>
         <w:pStyle w:val="Heading1"/>
@@ -1220,9 +1242,7 @@
         <w:spacing w:before="0" w:after="160"/>
         <w:rPr/>
       </w:pPr>
-      <w:r>
-        <w:br w:type="page"/>
-      </w:r>
+      <w:r/>
       <w:bookmarkStart w:id="0" w:name="__RefHeading___Toc5991_1069379125"/>
       <w:bookmarkEnd w:id="0"/>
       <w:r>
@@ -1301,44 +1321,6 @@
       </w:pPr>
       <w:r>
         <w:rPr/>
-        <w:drawing>
-          <wp:inline distT="0" distB="0" distL="0" distR="0">
-            <wp:extent cx="7487920" cy="4211955"/>
-            <wp:effectExtent l="0" t="0" r="0" b="0"/>
-            <wp:docPr id="1" name="Picture 1" descr="CPF SPLIT_COMPARE - 1장 구조와 흐름" title=""/>
-            <wp:cNvGraphicFramePr>
-              <a:graphicFrameLocks xmlns:a="http://schemas.openxmlformats.org/drawingml/2006/main" noChangeAspect="1"/>
-            </wp:cNvGraphicFramePr>
-            <a:graphic xmlns:a="http://schemas.openxmlformats.org/drawingml/2006/main">
-              <a:graphicData uri="http://schemas.openxmlformats.org/drawingml/2006/picture">
-                <pic:pic xmlns:pic="http://schemas.openxmlformats.org/drawingml/2006/picture">
-                  <pic:nvPicPr>
-                    <pic:cNvPr id="1" name="Picture 1" descr="CPF SPLIT_COMPARE - 1장 구조와 흐름" title=""/>
-                    <pic:cNvPicPr>
-                      <a:picLocks noChangeAspect="1" noChangeArrowheads="1"/>
-                    </pic:cNvPicPr>
-                  </pic:nvPicPr>
-                  <pic:blipFill>
-                    <a:blip r:embed="rId8"/>
-                    <a:stretch>
-                      <a:fillRect/>
-                    </a:stretch>
-                  </pic:blipFill>
-                  <pic:spPr bwMode="auto">
-                    <a:xfrm>
-                      <a:off x="0" y="0"/>
-                      <a:ext cx="7487920" cy="4211955"/>
-                    </a:xfrm>
-                    <a:prstGeom prst="rect">
-                      <a:avLst/>
-                    </a:prstGeom>
-                    <a:noFill/>
-                  </pic:spPr>
-                </pic:pic>
-              </a:graphicData>
-            </a:graphic>
-          </wp:inline>
-        </w:drawing>
       </w:r>
     </w:p>
     <w:p>
@@ -1347,28 +1329,7 @@
         <w:rPr/>
       </w:pPr>
       <w:r>
-        <w:rPr/>
-        <w:t xml:space="preserve">그림 </w:t>
-      </w:r>
-      <w:r>
-        <w:rPr/>
-        <w:t xml:space="preserve">1-1. Split Compare - </w:t>
-      </w:r>
-      <w:r>
-        <w:rPr/>
-        <w:t xml:space="preserve">이 절의 </w:t>
-      </w:r>
-      <w:r>
-        <w:rPr/>
-        <w:t xml:space="preserve">Owner, </w:t>
-      </w:r>
-      <w:r>
-        <w:rPr/>
-        <w:t>흐름 또는 상태 전이를 한눈에 확인합니다</w:t>
-      </w:r>
-      <w:r>
-        <w:rPr/>
-        <w:t>.</w:t>
+        <w:t>그림 1-1. Split Compare - Gateway 선택/미선택 시 외부 Edge만 달라지고 내부 Domain 호출은 Gateway를 경유하지 않습니다.</w:t>
       </w:r>
     </w:p>
     <w:p>
@@ -13928,10 +13889,49 @@
   <w:p>
     <w:pPr>
       <w:pStyle w:val="Footer"/>
+      <w:tabs>
+        <w:tab w:pos="9354" w:val="right"/>
+      </w:tabs>
       <w:rPr/>
     </w:pPr>
     <w:r>
-      <w:rPr/>
+      <w:rPr>
+        <w:rFonts w:ascii="Noto Sans CJK KR" w:hAnsi="Noto Sans CJK KR"/>
+        <w:color w:val="5F6368"/>
+        <w:sz w:val="16"/>
+      </w:rPr>
+      <w:t>Core Platform Framework</w:t>
+    </w:r>
+    <w:r>
+      <w:tab/>
+    </w:r>
+    <w:r>
+      <w:rPr>
+        <w:rFonts w:ascii="Noto Sans CJK KR" w:hAnsi="Noto Sans CJK KR"/>
+        <w:color w:val="5F6368"/>
+        <w:sz w:val="16"/>
+      </w:rPr>
+      <w:t xml:space="preserve">p. </w:t>
+    </w:r>
+    <w:r>
+      <w:fldChar w:fldCharType="begin"/>
+    </w:r>
+    <w:r>
+      <w:instrText xml:space="preserve"> PAGE </w:instrText>
+    </w:r>
+    <w:r>
+      <w:fldChar w:fldCharType="separate"/>
+    </w:r>
+    <w:r>
+      <w:rPr>
+        <w:rFonts w:ascii="Noto Sans CJK KR" w:hAnsi="Noto Sans CJK KR"/>
+        <w:color w:val="5F6368"/>
+        <w:sz w:val="16"/>
+      </w:rPr>
+      <w:t>1</w:t>
+    </w:r>
+    <w:r>
+      <w:fldChar w:fldCharType="end"/>
     </w:r>
   </w:p>
 </w:ftr>
@@ -13970,46 +13970,48 @@
   <w:p>
     <w:pPr>
       <w:pStyle w:val="Footer"/>
+      <w:tabs>
+        <w:tab w:pos="9354" w:val="right"/>
+      </w:tabs>
       <w:rPr/>
     </w:pPr>
     <w:r>
       <w:rPr>
-        <w:rFonts w:eastAsia="Noto Sans CJK KR"/>
+        <w:rFonts w:ascii="Noto Sans CJK KR" w:hAnsi="Noto Sans CJK KR"/>
         <w:color w:val="5F6368"/>
         <w:sz w:val="16"/>
       </w:rPr>
       <w:t>Core Platform Framework</w:t>
     </w:r>
     <w:r>
-      <w:rPr/>
-      <w:t xml:space="preserve">            </w:t>
+      <w:tab/>
     </w:r>
     <w:r>
       <w:rPr>
-        <w:rFonts w:eastAsia="Noto Sans CJK KR"/>
+        <w:rFonts w:ascii="Noto Sans CJK KR" w:hAnsi="Noto Sans CJK KR"/>
         <w:color w:val="5F6368"/>
         <w:sz w:val="16"/>
       </w:rPr>
       <w:t xml:space="preserve">p. </w:t>
     </w:r>
     <w:r>
-      <w:rPr/>
       <w:fldChar w:fldCharType="begin"/>
     </w:r>
     <w:r>
-      <w:rPr/>
       <w:instrText xml:space="preserve"> PAGE </w:instrText>
     </w:r>
     <w:r>
-      <w:rPr/>
       <w:fldChar w:fldCharType="separate"/>
     </w:r>
     <w:r>
-      <w:rPr/>
-      <w:t>13</w:t>
+      <w:rPr>
+        <w:rFonts w:ascii="Noto Sans CJK KR" w:hAnsi="Noto Sans CJK KR"/>
+        <w:color w:val="5F6368"/>
+        <w:sz w:val="16"/>
+      </w:rPr>
+      <w:t>1</w:t>
     </w:r>
     <w:r>
-      <w:rPr/>
       <w:fldChar w:fldCharType="end"/>
     </w:r>
   </w:p>
@@ -14163,7 +14165,7 @@
         <w:color w:val="5F6368"/>
         <w:sz w:val="16"/>
       </w:rPr>
-      <w:t xml:space="preserve">Harness v1.1.3 / </w:t>
+      <w:t xml:space="preserve">Harness v1.2.5 / </w:t>
     </w:r>
     <w:r>
       <w:rPr>
@@ -14179,7 +14181,7 @@
         <w:color w:val="5F6368"/>
         <w:sz w:val="16"/>
       </w:rPr>
-      <w:t>Rev. 1</w:t>
+      <w:t>Rev. 2</w:t>
     </w:r>
   </w:p>
 </w:hdr>
@@ -14225,7 +14227,7 @@
         <w:color w:val="5F6368"/>
         <w:sz w:val="16"/>
       </w:rPr>
-      <w:t xml:space="preserve">Harness v1.1.3 / </w:t>
+      <w:t xml:space="preserve">Harness v1.2.5 / </w:t>
     </w:r>
     <w:r>
       <w:rPr>

--- a/cpf-docs/guides/06_Gateway_개발_사용_가이드.docx
+++ b/cpf-docs/guides/06_Gateway_개발_사용_가이드.docx
@@ -2,73 +2,239 @@
 <file path=word/document.xml><?xml version="1.0" encoding="utf-8"?>
 <w:document xmlns:wpc="http://schemas.microsoft.com/office/word/2010/wordprocessingCanvas" xmlns:mo="http://schemas.microsoft.com/office/mac/office/2008/main" xmlns:mc="http://schemas.openxmlformats.org/markup-compatibility/2006" xmlns:mv="urn:schemas-microsoft-com:mac:vml" xmlns:o="urn:schemas-microsoft-com:office:office" xmlns:r="http://schemas.openxmlformats.org/officeDocument/2006/relationships" xmlns:m="http://schemas.openxmlformats.org/officeDocument/2006/math" xmlns:v="urn:schemas-microsoft-com:vml" xmlns:wp14="http://schemas.microsoft.com/office/word/2010/wordprocessingDrawing" xmlns:wp="http://schemas.openxmlformats.org/drawingml/2006/wordprocessingDrawing" xmlns:w10="urn:schemas-microsoft-com:office:word" xmlns:w="http://schemas.openxmlformats.org/wordprocessingml/2006/main" xmlns:w14="http://schemas.microsoft.com/office/word/2010/wordml" xmlns:wpg="http://schemas.microsoft.com/office/word/2010/wordprocessingGroup" xmlns:wpi="http://schemas.microsoft.com/office/word/2010/wordprocessingInk" xmlns:wne="http://schemas.microsoft.com/office/word/2006/wordml" xmlns:wps="http://schemas.microsoft.com/office/word/2010/wordprocessingShape" mc:Ignorable="w14 wp14">
   <w:body>
+    <w:p>
+      <w:pPr>
+        <w:spacing w:before="280"/>
+      </w:pPr>
+      <w:r>
+        <w:rPr>
+          <w:rFonts w:ascii="Noto Sans KR" w:hAnsi="Noto Sans KR"/>
+          <w:b/>
+          <w:color w:val="00B882"/>
+          <w:sz w:val="22"/>
+        </w:rPr>
+        <w:t>CORE PLATFORM FRAMEWORK</w:t>
+      </w:r>
+    </w:p>
+    <w:p>
+      <w:pPr>
+        <w:pStyle w:val="Title"/>
+      </w:pPr>
+      <w:r>
+        <w:t>Gateway 개발·사용 가이드</w:t>
+      </w:r>
+    </w:p>
+    <w:p>
+      <w:pPr>
+        <w:pStyle w:val="Subtitle"/>
+      </w:pPr>
+      <w:r>
+        <w:t>Gateway가 필요한 경계와 내부 Domain 호출 경계를 혼동하지 않는 실무 가이드</w:t>
+      </w:r>
+    </w:p>
+    <w:p>
+      <w:pPr>
+        <w:spacing w:before="240" w:after="160"/>
+      </w:pPr>
+    </w:p>
     <w:tbl>
       <w:tblPr>
         <w:tblW w:type="auto" w:w="0"/>
         <w:jc w:val="left"/>
+        <w:tblLayout w:type="fixed"/>
         <w:tblLook w:firstColumn="1" w:firstRow="1" w:lastColumn="0" w:lastRow="0" w:noHBand="0" w:noVBand="1" w:val="04A0"/>
       </w:tblPr>
       <w:tblGrid>
-        <w:gridCol w:w="10880"/>
+        <w:gridCol w:w="7625"/>
+        <w:gridCol w:w="7625"/>
       </w:tblGrid>
       <w:tr>
+        <w:trPr>
+          <w:tblHeader w:val="true"/>
+        </w:trPr>
         <w:tc>
           <w:tcPr>
-            <w:tcW w:type="dxa" w:w="10880"/>
-            <w:shd w:fill="0B2137"/>
+            <w:tcW w:type="dxa" w:w="7625"/>
             <w:tcMar>
-              <w:top w:w="220" w:type="dxa"/>
-              <w:start w:w="260" w:type="dxa"/>
-              <w:bottom w:w="220" w:type="dxa"/>
-              <w:end w:w="260" w:type="dxa"/>
+              <w:top w:w="100" w:type="dxa"/>
+              <w:start w:w="150" w:type="dxa"/>
+              <w:bottom w:w="100" w:type="dxa"/>
+              <w:end w:w="150" w:type="dxa"/>
+            </w:tcMar>
+            <w:shd w:fill="17324D"/>
+          </w:tcPr>
+          <w:p>
+            <w:r>
+              <w:rPr>
+                <w:b/>
+                <w:color w:val="FFFFFF"/>
+                <w:sz w:val="18"/>
+              </w:rPr>
+              <w:t>누가 보는가</w:t>
+            </w:r>
+          </w:p>
+        </w:tc>
+        <w:tc>
+          <w:tcPr>
+            <w:tcW w:type="dxa" w:w="7625"/>
+            <w:tcMar>
+              <w:top w:w="100" w:type="dxa"/>
+              <w:start w:w="150" w:type="dxa"/>
+              <w:bottom w:w="100" w:type="dxa"/>
+              <w:end w:w="150" w:type="dxa"/>
             </w:tcMar>
           </w:tcPr>
           <w:p>
             <w:r>
               <w:rPr>
-                <w:rFonts w:ascii="Noto Sans CJK KR" w:hAnsi="Noto Sans CJK KR"/>
-                <w:b/>
-                <w:color w:val="FFFFFF"/>
-                <w:sz w:val="28"/>
+                <w:sz w:val="18"/>
               </w:rPr>
-              <w:t>CPF  |  Core Platform Framework</w:t>
-            </w:r>
-          </w:p>
-          <w:p>
-            <w:pPr>
-              <w:spacing w:before="80" w:after="0"/>
-            </w:pPr>
-            <w:r>
-              <w:rPr>
-                <w:rFonts w:ascii="Noto Sans CJK KR" w:hAnsi="Noto Sans CJK KR"/>
-                <w:color w:val="CFE2F5"/>
-                <w:sz w:val="19"/>
-              </w:rPr>
-              <w:t>Business Platform Documentation</w:t>
+              <w:t>Gateway/BFF/Domain 개발자</w:t>
             </w:r>
           </w:p>
         </w:tc>
-        <w:trPr>
-          <w:tblHeader/>
-        </w:trPr>
+      </w:tr>
+      <w:tr>
+        <w:tc>
+          <w:tcPr>
+            <w:tcW w:type="dxa" w:w="7625"/>
+            <w:tcMar>
+              <w:top w:w="100" w:type="dxa"/>
+              <w:start w:w="150" w:type="dxa"/>
+              <w:bottom w:w="100" w:type="dxa"/>
+              <w:end w:w="150" w:type="dxa"/>
+            </w:tcMar>
+            <w:shd w:fill="17324D"/>
+          </w:tcPr>
+          <w:p>
+            <w:r>
+              <w:rPr>
+                <w:b/>
+                <w:color w:val="FFFFFF"/>
+                <w:sz w:val="18"/>
+              </w:rPr>
+              <w:t>이 문서로 끝낼 일</w:t>
+            </w:r>
+          </w:p>
+        </w:tc>
+        <w:tc>
+          <w:tcPr>
+            <w:tcW w:type="dxa" w:w="7625"/>
+            <w:tcMar>
+              <w:top w:w="100" w:type="dxa"/>
+              <w:start w:w="150" w:type="dxa"/>
+              <w:bottom w:w="100" w:type="dxa"/>
+              <w:end w:w="150" w:type="dxa"/>
+            </w:tcMar>
+          </w:tcPr>
+          <w:p>
+            <w:r>
+              <w:rPr>
+                <w:sz w:val="18"/>
+              </w:rPr>
+              <w:t>외부 Entry 정책을 적용하면서 내부 Domain 호출을 왜곡하지 않는다</w:t>
+            </w:r>
+          </w:p>
+        </w:tc>
+      </w:tr>
+      <w:tr>
+        <w:tc>
+          <w:tcPr>
+            <w:tcW w:type="dxa" w:w="7625"/>
+            <w:tcMar>
+              <w:top w:w="100" w:type="dxa"/>
+              <w:start w:w="150" w:type="dxa"/>
+              <w:bottom w:w="100" w:type="dxa"/>
+              <w:end w:w="150" w:type="dxa"/>
+            </w:tcMar>
+            <w:shd w:fill="17324D"/>
+          </w:tcPr>
+          <w:p>
+            <w:r>
+              <w:rPr>
+                <w:b/>
+                <w:color w:val="FFFFFF"/>
+                <w:sz w:val="18"/>
+              </w:rPr>
+              <w:t>기준</w:t>
+            </w:r>
+          </w:p>
+        </w:tc>
+        <w:tc>
+          <w:tcPr>
+            <w:tcW w:type="dxa" w:w="7625"/>
+            <w:tcMar>
+              <w:top w:w="100" w:type="dxa"/>
+              <w:start w:w="150" w:type="dxa"/>
+              <w:bottom w:w="100" w:type="dxa"/>
+              <w:end w:w="150" w:type="dxa"/>
+            </w:tcMar>
+          </w:tcPr>
+          <w:p>
+            <w:r>
+              <w:rPr>
+                <w:sz w:val="18"/>
+              </w:rPr>
+              <w:t>Harness 2.2.0 · Source 054d894b47f4 · Oracle/PostgreSQL/MariaDB</w:t>
+            </w:r>
+          </w:p>
+        </w:tc>
       </w:tr>
     </w:tbl>
     <w:p>
       <w:pPr>
-        <w:pStyle w:val="Title"/>
-        <w:spacing w:before="680"/>
+        <w:spacing w:before="200"/>
+      </w:pPr>
+    </w:p>
+    <w:p>
+      <w:pPr>
+        <w:pStyle w:val="ListBullet"/>
+        <w:spacing w:after="60"/>
+        <w:ind w:left="283"/>
       </w:pPr>
       <w:r>
-        <w:t>CPF Gateway 개발/사용 가이드</w:t>
+        <w:t>Gateway는 외부 Entry/Edge 정책이 필요할 때 선택합니다.</w:t>
       </w:r>
     </w:p>
     <w:p>
       <w:pPr>
-        <w:pStyle w:val="Subtitle"/>
-        <w:spacing w:after="440"/>
+        <w:pStyle w:val="ListBullet"/>
+        <w:spacing w:after="60"/>
+        <w:ind w:left="283"/>
       </w:pPr>
       <w:r>
-        <w:t>Gateway 선택 여부부터 Route·Security·Retry·Canary·운영 경계를 설명합니다.</w:t>
+        <w:t>내부 Domain 호출은 Gateway를 경유하지 않습니다.</w:t>
+      </w:r>
+    </w:p>
+    <w:p>
+      <w:pPr>
+        <w:pStyle w:val="ListBullet"/>
+        <w:spacing w:after="60"/>
+        <w:ind w:left="283"/>
+      </w:pPr>
+      <w:r>
+        <w:t>System6/operationId/상태 코드를 기준으로 장애를 추적합니다.</w:t>
+      </w:r>
+    </w:p>
+    <w:p>
+      <w:r>
+        <w:br w:type="page"/>
+      </w:r>
+    </w:p>
+    <w:p>
+      <w:pPr>
+        <w:pStyle w:val="Heading1"/>
+      </w:pPr>
+      <w:r>
+        <w:t>찾아보기</w:t>
+      </w:r>
+    </w:p>
+    <w:p>
+      <w:pPr>
+        <w:spacing w:after="100"/>
+      </w:pPr>
+      <w:r>
+        <w:t>필요한 작업을 먼저 찾고 해당 장으로 이동합니다. 페이지 번호는 최종 PDF 기준입니다.</w:t>
       </w:r>
     </w:p>
     <w:tbl>
@@ -79,153 +245,292 @@
         <w:tblLook w:firstColumn="1" w:firstRow="1" w:lastColumn="0" w:lastRow="0" w:noHBand="0" w:noVBand="1" w:val="04A0"/>
       </w:tblPr>
       <w:tblGrid>
-        <w:gridCol w:w="5440"/>
-        <w:gridCol w:w="5440"/>
+        <w:gridCol w:w="5083"/>
+        <w:gridCol w:w="5083"/>
+        <w:gridCol w:w="5083"/>
       </w:tblGrid>
       <w:tr>
+        <w:trPr>
+          <w:tblHeader w:val="true"/>
+        </w:trPr>
         <w:tc>
           <w:tcPr>
-            <w:tcW w:type="dxa" w:w="2154"/>
-            <w:shd w:fill="F4F7FA"/>
+            <w:tcW w:type="dxa" w:w="1247"/>
+            <w:shd w:fill="17324D"/>
+          </w:tcPr>
+          <w:p>
+            <w:r>
+              <w:rPr>
+                <w:b/>
+                <w:color w:val="FFFFFF"/>
+                <w:sz w:val="17"/>
+              </w:rPr>
+              <w:t>구분</w:t>
+            </w:r>
+          </w:p>
+        </w:tc>
+        <w:tc>
+          <w:tcPr>
+            <w:tcW w:type="dxa" w:w="12190"/>
+            <w:shd w:fill="17324D"/>
+          </w:tcPr>
+          <w:p>
+            <w:r>
+              <w:rPr>
+                <w:b/>
+                <w:color w:val="FFFFFF"/>
+                <w:sz w:val="17"/>
+              </w:rPr>
+              <w:t>내용</w:t>
+            </w:r>
+          </w:p>
+        </w:tc>
+        <w:tc>
+          <w:tcPr>
+            <w:tcW w:type="dxa" w:w="1020"/>
+            <w:shd w:fill="17324D"/>
+          </w:tcPr>
+          <w:p>
+            <w:r>
+              <w:rPr>
+                <w:b/>
+                <w:color w:val="FFFFFF"/>
+                <w:sz w:val="17"/>
+              </w:rPr>
+              <w:t>쪽</w:t>
+            </w:r>
+          </w:p>
+        </w:tc>
+      </w:tr>
+      <w:tr>
+        <w:trPr>
+          <w:cantSplit/>
+        </w:trPr>
+        <w:tc>
+          <w:tcPr>
+            <w:tcW w:type="dxa" w:w="1247"/>
+            <w:shd w:fill="E9F6F2"/>
             <w:tcMar>
-              <w:top w:w="80" w:type="dxa"/>
-              <w:start w:w="90" w:type="dxa"/>
-              <w:bottom w:w="80" w:type="dxa"/>
-              <w:end w:w="90" w:type="dxa"/>
+              <w:top w:w="70" w:type="dxa"/>
+              <w:start w:w="100" w:type="dxa"/>
+              <w:bottom w:w="70" w:type="dxa"/>
+              <w:end w:w="100" w:type="dxa"/>
+            </w:tcMar>
+          </w:tcPr>
+          <w:p>
+            <w:r>
+              <w:t>대메뉴</w:t>
+            </w:r>
+          </w:p>
+        </w:tc>
+        <w:tc>
+          <w:tcPr>
+            <w:tcW w:type="dxa" w:w="12190"/>
+            <w:tcMar>
+              <w:top w:w="70" w:type="dxa"/>
+              <w:start w:w="100" w:type="dxa"/>
+              <w:bottom w:w="70" w:type="dxa"/>
+              <w:end w:w="100" w:type="dxa"/>
             </w:tcMar>
           </w:tcPr>
           <w:p>
             <w:r>
               <w:rPr>
-                <w:rFonts w:ascii="Noto Sans CJK KR" w:hAnsi="Noto Sans CJK KR"/>
                 <w:b/>
-                <w:sz w:val="18"/>
               </w:rPr>
-              <w:t>문서 기준</w:t>
+              <w:t>1 Gateway가 필요한지 먼저 판단</w:t>
             </w:r>
           </w:p>
         </w:tc>
         <w:tc>
           <w:tcPr>
-            <w:tcW w:type="dxa" w:w="7370"/>
+            <w:tcW w:type="dxa" w:w="1020"/>
             <w:tcMar>
-              <w:top w:w="80" w:type="dxa"/>
-              <w:start w:w="90" w:type="dxa"/>
-              <w:bottom w:w="80" w:type="dxa"/>
-              <w:end w:w="90" w:type="dxa"/>
+              <w:top w:w="70" w:type="dxa"/>
+              <w:start w:w="100" w:type="dxa"/>
+              <w:bottom w:w="70" w:type="dxa"/>
+              <w:end w:w="100" w:type="dxa"/>
+            </w:tcMar>
+          </w:tcPr>
+          <w:p>
+            <w:r>
+              <w:t>3</w:t>
+            </w:r>
+          </w:p>
+        </w:tc>
+      </w:tr>
+      <w:tr>
+        <w:trPr>
+          <w:cantSplit/>
+        </w:trPr>
+        <w:tc>
+          <w:tcPr>
+            <w:tcW w:type="dxa" w:w="1247"/>
+            <w:shd w:fill="E9F6F2"/>
+            <w:tcMar>
+              <w:top w:w="70" w:type="dxa"/>
+              <w:start w:w="100" w:type="dxa"/>
+              <w:bottom w:w="70" w:type="dxa"/>
+              <w:end w:w="100" w:type="dxa"/>
+            </w:tcMar>
+          </w:tcPr>
+          <w:p>
+            <w:r>
+              <w:t>대메뉴</w:t>
+            </w:r>
+          </w:p>
+        </w:tc>
+        <w:tc>
+          <w:tcPr>
+            <w:tcW w:type="dxa" w:w="12190"/>
+            <w:tcMar>
+              <w:top w:w="70" w:type="dxa"/>
+              <w:start w:w="100" w:type="dxa"/>
+              <w:bottom w:w="70" w:type="dxa"/>
+              <w:end w:w="100" w:type="dxa"/>
             </w:tcMar>
           </w:tcPr>
           <w:p>
             <w:r>
               <w:rPr>
-                <w:rFonts w:ascii="Noto Sans CJK KR" w:hAnsi="Noto Sans CJK KR"/>
-                <w:sz w:val="18"/>
+                <w:b/>
               </w:rPr>
-              <w:t>Documentation Harness v2.1.0</w:t>
+              <w:t>2 Route와 Operation</w:t>
             </w:r>
           </w:p>
         </w:tc>
-        <w:trPr>
-          <w:tblHeader/>
-        </w:trPr>
+        <w:tc>
+          <w:tcPr>
+            <w:tcW w:type="dxa" w:w="1020"/>
+            <w:tcMar>
+              <w:top w:w="70" w:type="dxa"/>
+              <w:start w:w="100" w:type="dxa"/>
+              <w:bottom w:w="70" w:type="dxa"/>
+              <w:end w:w="100" w:type="dxa"/>
+            </w:tcMar>
+          </w:tcPr>
+          <w:p>
+            <w:r>
+              <w:t>4</w:t>
+            </w:r>
+          </w:p>
+        </w:tc>
       </w:tr>
       <w:tr>
+        <w:trPr>
+          <w:cantSplit/>
+        </w:trPr>
         <w:tc>
           <w:tcPr>
-            <w:tcW w:type="dxa" w:w="2154"/>
-            <w:shd w:fill="F4F7FA"/>
+            <w:tcW w:type="dxa" w:w="1247"/>
+            <w:shd w:fill="E9F6F2"/>
             <w:tcMar>
-              <w:top w:w="80" w:type="dxa"/>
-              <w:start w:w="90" w:type="dxa"/>
-              <w:bottom w:w="80" w:type="dxa"/>
-              <w:end w:w="90" w:type="dxa"/>
+              <w:top w:w="70" w:type="dxa"/>
+              <w:start w:w="100" w:type="dxa"/>
+              <w:bottom w:w="70" w:type="dxa"/>
+              <w:end w:w="100" w:type="dxa"/>
+            </w:tcMar>
+          </w:tcPr>
+          <w:p>
+            <w:r>
+              <w:t>대메뉴</w:t>
+            </w:r>
+          </w:p>
+        </w:tc>
+        <w:tc>
+          <w:tcPr>
+            <w:tcW w:type="dxa" w:w="12190"/>
+            <w:tcMar>
+              <w:top w:w="70" w:type="dxa"/>
+              <w:start w:w="100" w:type="dxa"/>
+              <w:bottom w:w="70" w:type="dxa"/>
+              <w:end w:w="100" w:type="dxa"/>
             </w:tcMar>
           </w:tcPr>
           <w:p>
             <w:r>
               <w:rPr>
-                <w:rFonts w:ascii="Noto Sans CJK KR" w:hAnsi="Noto Sans CJK KR"/>
                 <w:b/>
-                <w:sz w:val="18"/>
               </w:rPr>
-              <w:t>기준 Source</w:t>
+              <w:t>3 Edge Security</w:t>
             </w:r>
           </w:p>
         </w:tc>
         <w:tc>
           <w:tcPr>
-            <w:tcW w:type="dxa" w:w="7370"/>
+            <w:tcW w:type="dxa" w:w="1020"/>
             <w:tcMar>
-              <w:top w:w="80" w:type="dxa"/>
-              <w:start w:w="90" w:type="dxa"/>
-              <w:bottom w:w="80" w:type="dxa"/>
-              <w:end w:w="90" w:type="dxa"/>
+              <w:top w:w="70" w:type="dxa"/>
+              <w:start w:w="100" w:type="dxa"/>
+              <w:bottom w:w="70" w:type="dxa"/>
+              <w:end w:w="100" w:type="dxa"/>
+            </w:tcMar>
+          </w:tcPr>
+          <w:p>
+            <w:r>
+              <w:t>5</w:t>
+            </w:r>
+          </w:p>
+        </w:tc>
+      </w:tr>
+      <w:tr>
+        <w:trPr>
+          <w:cantSplit/>
+        </w:trPr>
+        <w:tc>
+          <w:tcPr>
+            <w:tcW w:type="dxa" w:w="1247"/>
+            <w:shd w:fill="E9F6F2"/>
+            <w:tcMar>
+              <w:top w:w="70" w:type="dxa"/>
+              <w:start w:w="100" w:type="dxa"/>
+              <w:bottom w:w="70" w:type="dxa"/>
+              <w:end w:w="100" w:type="dxa"/>
+            </w:tcMar>
+          </w:tcPr>
+          <w:p>
+            <w:r>
+              <w:t>대메뉴</w:t>
+            </w:r>
+          </w:p>
+        </w:tc>
+        <w:tc>
+          <w:tcPr>
+            <w:tcW w:type="dxa" w:w="12190"/>
+            <w:tcMar>
+              <w:top w:w="70" w:type="dxa"/>
+              <w:start w:w="100" w:type="dxa"/>
+              <w:bottom w:w="70" w:type="dxa"/>
+              <w:end w:w="100" w:type="dxa"/>
             </w:tcMar>
           </w:tcPr>
           <w:p>
             <w:r>
               <w:rPr>
-                <w:rFonts w:ascii="Noto Sans CJK KR" w:hAnsi="Noto Sans CJK KR"/>
-                <w:sz w:val="18"/>
+                <w:b/>
               </w:rPr>
-              <w:t>master 054d894b47f4be8323439dc6f9e58b7d8b60fe54</w:t>
-            </w:r>
-          </w:p>
-        </w:tc>
-      </w:tr>
-      <w:tr>
-        <w:tc>
-          <w:tcPr>
-            <w:tcW w:type="dxa" w:w="2154"/>
-            <w:shd w:fill="F4F7FA"/>
-            <w:tcMar>
-              <w:top w:w="80" w:type="dxa"/>
-              <w:start w:w="90" w:type="dxa"/>
-              <w:bottom w:w="80" w:type="dxa"/>
-              <w:end w:w="90" w:type="dxa"/>
-            </w:tcMar>
-          </w:tcPr>
-          <w:p>
-            <w:r>
-              <w:rPr>
-                <w:rFonts w:ascii="Noto Sans CJK KR" w:hAnsi="Noto Sans CJK KR"/>
-                <w:b/>
-                <w:sz w:val="18"/>
-              </w:rPr>
-              <w:t>기준일</w:t>
+              <w:t>4 관측과 장애 복구</w:t>
             </w:r>
           </w:p>
         </w:tc>
         <w:tc>
           <w:tcPr>
-            <w:tcW w:type="dxa" w:w="7370"/>
+            <w:tcW w:type="dxa" w:w="1020"/>
             <w:tcMar>
-              <w:top w:w="80" w:type="dxa"/>
-              <w:start w:w="90" w:type="dxa"/>
-              <w:bottom w:w="80" w:type="dxa"/>
-              <w:end w:w="90" w:type="dxa"/>
+              <w:top w:w="70" w:type="dxa"/>
+              <w:start w:w="100" w:type="dxa"/>
+              <w:bottom w:w="70" w:type="dxa"/>
+              <w:end w:w="100" w:type="dxa"/>
             </w:tcMar>
           </w:tcPr>
           <w:p>
             <w:r>
-              <w:rPr>
-                <w:rFonts w:ascii="Noto Sans CJK KR" w:hAnsi="Noto Sans CJK KR"/>
-                <w:sz w:val="18"/>
-              </w:rPr>
-              <w:t>2026-08-26</w:t>
+              <w:t>5</w:t>
             </w:r>
           </w:p>
         </w:tc>
       </w:tr>
     </w:tbl>
-    <w:p>
-      <w:pPr>
-        <w:pStyle w:val="Subtitle"/>
-      </w:pPr>
-      <w:r>
-        <w:t>이 문서는 최신 Source의 공개 계약과 운영 경계를 기준으로 작성하며, 실행하지 않은 검증을 성공으로 기록하지 않습니다.</w:t>
-      </w:r>
-    </w:p>
     <w:p>
       <w:r>
         <w:br w:type="page"/>
@@ -233,18 +538,10 @@
     </w:p>
     <w:p>
       <w:pPr>
-        <w:pStyle w:val="Title"/>
+        <w:pStyle w:val="Heading1"/>
       </w:pPr>
       <w:r>
-        <w:t>목차</w:t>
-      </w:r>
-    </w:p>
-    <w:p>
-      <w:pPr>
-        <w:pStyle w:val="Subtitle"/>
-      </w:pPr>
-      <w:r>
-        <w:t>역할과 질문을 기준으로 필요한 절을 빠르게 찾습니다.</w:t>
+        <w:t>1 Gateway가 필요한지 먼저 판단</w:t>
       </w:r>
     </w:p>
     <w:tbl>
@@ -255,402 +552,468 @@
         <w:tblLook w:firstColumn="1" w:firstRow="1" w:lastColumn="0" w:lastRow="0" w:noHBand="0" w:noVBand="1" w:val="04A0"/>
       </w:tblPr>
       <w:tblGrid>
-        <w:gridCol w:w="5440"/>
-        <w:gridCol w:w="5440"/>
+        <w:gridCol w:w="7625"/>
+        <w:gridCol w:w="7625"/>
       </w:tblGrid>
       <w:tr>
+        <w:trPr>
+          <w:tblHeader w:val="true"/>
+        </w:trPr>
         <w:tc>
           <w:tcPr>
-            <w:tcW w:type="dxa" w:w="5440"/>
+            <w:tcW w:type="dxa" w:w="1927"/>
+            <w:shd w:fill="17324D"/>
             <w:tcMar>
-              <w:top w:w="0" w:type="dxa"/>
-              <w:start w:w="0" w:type="dxa"/>
-              <w:bottom w:w="0" w:type="dxa"/>
-              <w:end w:w="130" w:type="dxa"/>
+              <w:top w:w="110" w:type="dxa"/>
+              <w:start w:w="140" w:type="dxa"/>
+              <w:bottom w:w="110" w:type="dxa"/>
+              <w:end w:w="140" w:type="dxa"/>
             </w:tcMar>
-            <w:tcBorders>
-              <w:top w:val="nil"/>
-              <w:left w:val="nil"/>
-              <w:bottom w:val="nil"/>
-              <w:right w:val="nil"/>
-              <w:insideH w:val="nil"/>
-              <w:insideV w:val="nil"/>
-            </w:tcBorders>
           </w:tcPr>
           <w:p>
-            <w:pPr>
-              <w:pStyle w:val="TOC1"/>
-              <w:spacing w:after="28"/>
-            </w:pPr>
-            <w:r/>
             <w:r>
-              <w:t>1. Gateway 사용 여부와 Topology</w:t>
-            </w:r>
-          </w:p>
-          <w:p>
-            <w:pPr>
-              <w:pStyle w:val="TOC2"/>
-              <w:spacing w:after="12"/>
-            </w:pPr>
-            <w:r>
-              <w:t>1.1 사용/미사용 선택 기준</w:t>
-            </w:r>
-          </w:p>
-          <w:p>
-            <w:pPr>
-              <w:pStyle w:val="TOC2"/>
-              <w:spacing w:after="12"/>
-            </w:pPr>
-            <w:r>
-              <w:t>1.2 Gateway가 담당하는 경계</w:t>
-            </w:r>
-          </w:p>
-          <w:p>
-            <w:pPr>
-              <w:pStyle w:val="TOC2"/>
-              <w:spacing w:after="12"/>
-            </w:pPr>
-            <w:r>
-              <w:t>1.3 Gateway 없이 배포하는 경우</w:t>
-            </w:r>
-          </w:p>
-          <w:p>
-            <w:pPr>
-              <w:pStyle w:val="TOC1"/>
-              <w:spacing w:after="28"/>
-            </w:pPr>
-            <w:r>
-              <w:t>2. Routing과 Domain Route</w:t>
-            </w:r>
-          </w:p>
-          <w:p>
-            <w:pPr>
-              <w:pStyle w:val="TOC2"/>
-              <w:spacing w:after="12"/>
-            </w:pPr>
-            <w:r>
-              <w:t>2.1 Route 규칙</w:t>
-            </w:r>
-          </w:p>
-          <w:p>
-            <w:pPr>
-              <w:pStyle w:val="TOC2"/>
-              <w:spacing w:after="12"/>
-            </w:pPr>
-            <w:r>
-              <w:t>2.2 Domain Route</w:t>
-            </w:r>
-          </w:p>
-          <w:p>
-            <w:pPr>
-              <w:pStyle w:val="TOC2"/>
-              <w:spacing w:after="12"/>
-            </w:pPr>
-            <w:r>
-              <w:t>2.3 Discovery/Target</w:t>
-            </w:r>
-          </w:p>
-          <w:p>
-            <w:pPr>
-              <w:pStyle w:val="TOC2"/>
-              <w:spacing w:after="12"/>
-            </w:pPr>
-            <w:r>
-              <w:t>2.4 잘못된 Route</w:t>
-            </w:r>
-          </w:p>
-          <w:p>
-            <w:pPr>
-              <w:pStyle w:val="TOC1"/>
-              <w:spacing w:after="28"/>
-            </w:pPr>
-            <w:r>
-              <w:t>3. Context와 Security</w:t>
-            </w:r>
-          </w:p>
-          <w:p>
-            <w:pPr>
-              <w:pStyle w:val="TOC2"/>
-              <w:spacing w:after="12"/>
-            </w:pPr>
-            <w:r>
-              <w:t>3.1 System6/Context</w:t>
-            </w:r>
-          </w:p>
-          <w:p>
-            <w:pPr>
-              <w:pStyle w:val="TOC2"/>
-              <w:spacing w:after="12"/>
-            </w:pPr>
-            <w:r>
-              <w:t>3.2 Authentication</w:t>
-            </w:r>
-          </w:p>
-          <w:p>
-            <w:pPr>
-              <w:pStyle w:val="TOC2"/>
-              <w:spacing w:after="12"/>
-            </w:pPr>
-            <w:r>
-              <w:t>3.3 Authorization</w:t>
-            </w:r>
-          </w:p>
-          <w:p>
-            <w:pPr>
-              <w:pStyle w:val="TOC2"/>
-              <w:spacing w:after="12"/>
-            </w:pPr>
-            <w:r>
-              <w:t>3.4 Trust Boundary</w:t>
-            </w:r>
-          </w:p>
-          <w:p>
-            <w:pPr>
-              <w:pStyle w:val="TOC1"/>
-              <w:spacing w:after="28"/>
-            </w:pPr>
-            <w:r>
-              <w:t>4. Timeout·Retry·Rate Limit</w:t>
-            </w:r>
-          </w:p>
-          <w:p>
-            <w:pPr>
-              <w:pStyle w:val="TOC2"/>
-              <w:spacing w:after="12"/>
-            </w:pPr>
-            <w:r>
-              <w:t>4.1 Timeout/Deadline</w:t>
-            </w:r>
-          </w:p>
-          <w:p>
-            <w:pPr>
-              <w:pStyle w:val="TOC2"/>
-              <w:spacing w:after="12"/>
-            </w:pPr>
-            <w:r>
-              <w:t>4.2 Retry 조건</w:t>
+              <w:rPr>
+                <w:b/>
+                <w:color w:val="FFFFFF"/>
+              </w:rPr>
+              <w:t>이 장을 보는 이유</w:t>
             </w:r>
           </w:p>
         </w:tc>
         <w:tc>
           <w:tcPr>
-            <w:tcW w:type="dxa" w:w="5440"/>
+            <w:tcW w:type="dxa" w:w="11623"/>
             <w:tcMar>
-              <w:top w:w="0" w:type="dxa"/>
-              <w:start w:w="0" w:type="dxa"/>
-              <w:bottom w:w="0" w:type="dxa"/>
-              <w:end w:w="130" w:type="dxa"/>
+              <w:top w:w="110" w:type="dxa"/>
+              <w:start w:w="140" w:type="dxa"/>
+              <w:bottom w:w="110" w:type="dxa"/>
+              <w:end w:w="140" w:type="dxa"/>
             </w:tcMar>
-            <w:tcBorders>
-              <w:top w:val="nil"/>
-              <w:left w:val="nil"/>
-              <w:bottom w:val="nil"/>
-              <w:right w:val="nil"/>
-              <w:insideH w:val="nil"/>
-              <w:insideV w:val="nil"/>
-            </w:tcBorders>
+          </w:tcPr>
+          <w:p>
+            <w:r>
+              <w:t>모든 내부 호출을 Gateway에 넣지 않고 외부 Entry/Edge 정책이 필요한 경우에만 선택합니다.</w:t>
+            </w:r>
+          </w:p>
+        </w:tc>
+      </w:tr>
+    </w:tbl>
+    <w:p>
+      <w:pPr>
+        <w:pStyle w:val="CPFLabel"/>
+      </w:pPr>
+      <w:r>
+        <w:t>경로 선택</w:t>
+      </w:r>
+    </w:p>
+    <w:tbl>
+      <w:tblPr>
+        <w:tblW w:type="auto" w:w="0"/>
+        <w:jc w:val="left"/>
+        <w:tblLayout w:type="fixed"/>
+        <w:tblLook w:firstColumn="1" w:firstRow="1" w:lastColumn="0" w:lastRow="0" w:noHBand="0" w:noVBand="1" w:val="04A0"/>
+      </w:tblPr>
+      <w:tblGrid>
+        <w:gridCol w:w="5083"/>
+        <w:gridCol w:w="5083"/>
+        <w:gridCol w:w="5083"/>
+      </w:tblGrid>
+      <w:tr>
+        <w:trPr>
+          <w:tblHeader w:val="true"/>
+        </w:trPr>
+        <w:tc>
+          <w:tcPr>
+            <w:tcW w:type="dxa" w:w="3577"/>
+            <w:shd w:fill="17324D"/>
+            <w:tcMar>
+              <w:top w:w="90" w:type="dxa"/>
+              <w:start w:w="110" w:type="dxa"/>
+              <w:bottom w:w="90" w:type="dxa"/>
+              <w:end w:w="110" w:type="dxa"/>
+            </w:tcMar>
+          </w:tcPr>
+          <w:p>
+            <w:r>
+              <w:rPr>
+                <w:b/>
+                <w:color w:val="FFFFFF"/>
+                <w:sz w:val="16"/>
+              </w:rPr>
+              <w:t>상황</w:t>
+            </w:r>
+          </w:p>
+        </w:tc>
+        <w:tc>
+          <w:tcPr>
+            <w:tcW w:type="dxa" w:w="7393"/>
+            <w:shd w:fill="17324D"/>
+            <w:tcMar>
+              <w:top w:w="90" w:type="dxa"/>
+              <w:start w:w="110" w:type="dxa"/>
+              <w:bottom w:w="90" w:type="dxa"/>
+              <w:end w:w="110" w:type="dxa"/>
+            </w:tcMar>
+          </w:tcPr>
+          <w:p>
+            <w:r>
+              <w:rPr>
+                <w:b/>
+                <w:color w:val="FFFFFF"/>
+                <w:sz w:val="16"/>
+              </w:rPr>
+              <w:t>권장 경로</w:t>
+            </w:r>
+          </w:p>
+        </w:tc>
+        <w:tc>
+          <w:tcPr>
+            <w:tcW w:type="dxa" w:w="4054"/>
+            <w:shd w:fill="17324D"/>
+            <w:tcMar>
+              <w:top w:w="90" w:type="dxa"/>
+              <w:start w:w="110" w:type="dxa"/>
+              <w:bottom w:w="90" w:type="dxa"/>
+              <w:end w:w="110" w:type="dxa"/>
+            </w:tcMar>
+          </w:tcPr>
+          <w:p>
+            <w:r>
+              <w:rPr>
+                <w:b/>
+                <w:color w:val="FFFFFF"/>
+                <w:sz w:val="16"/>
+              </w:rPr>
+              <w:t>Gateway</w:t>
+            </w:r>
+          </w:p>
+        </w:tc>
+      </w:tr>
+      <w:tr>
+        <w:trPr>
+          <w:cantSplit/>
+        </w:trPr>
+        <w:tc>
+          <w:tcPr>
+            <w:tcW w:type="dxa" w:w="3577"/>
+            <w:tcMar>
+              <w:top w:w="80" w:type="dxa"/>
+              <w:start w:w="100" w:type="dxa"/>
+              <w:bottom w:w="80" w:type="dxa"/>
+              <w:end w:w="100" w:type="dxa"/>
+            </w:tcMar>
+            <w:vAlign w:val="center"/>
           </w:tcPr>
           <w:p>
             <w:pPr>
-              <w:pStyle w:val="TOC2"/>
-              <w:spacing w:after="12"/>
-            </w:pPr>
-            <w:r/>
-            <w:r>
-              <w:t>4.3 Rate Limit</w:t>
-            </w:r>
-          </w:p>
-          <w:p>
-            <w:pPr>
-              <w:pStyle w:val="TOC2"/>
-              <w:spacing w:after="12"/>
+              <w:spacing w:after="0" w:line="252" w:lineRule="auto"/>
             </w:pPr>
             <w:r>
-              <w:t>4.4 Circuit/Failure</w:t>
-            </w:r>
-          </w:p>
-          <w:p>
-            <w:pPr>
-              <w:pStyle w:val="TOC1"/>
-              <w:spacing w:after="28"/>
-            </w:pPr>
-            <w:r>
-              <w:t>5. HTTP Error Mapping</w:t>
-            </w:r>
-          </w:p>
-          <w:p>
-            <w:pPr>
-              <w:pStyle w:val="TOC2"/>
-              <w:spacing w:after="12"/>
-            </w:pPr>
-            <w:r>
-              <w:t>5.1 401·403·404·409</w:t>
-            </w:r>
-          </w:p>
-          <w:p>
-            <w:pPr>
-              <w:pStyle w:val="TOC2"/>
-              <w:spacing w:after="12"/>
-            </w:pPr>
-            <w:r>
-              <w:t>5.2 429</w:t>
-            </w:r>
-          </w:p>
-          <w:p>
-            <w:pPr>
-              <w:pStyle w:val="TOC2"/>
-              <w:spacing w:after="12"/>
-            </w:pPr>
-            <w:r>
-              <w:t>5.3 500·503</w:t>
-            </w:r>
-          </w:p>
-          <w:p>
-            <w:pPr>
-              <w:pStyle w:val="TOC2"/>
-              <w:spacing w:after="12"/>
-            </w:pPr>
-            <w:r>
-              <w:t>5.4 Client/운영 조치</w:t>
-            </w:r>
-          </w:p>
-          <w:p>
-            <w:pPr>
-              <w:pStyle w:val="TOC1"/>
-              <w:spacing w:after="28"/>
-            </w:pPr>
-            <w:r>
-              <w:t>6. HA·Canary·Rollback</w:t>
-            </w:r>
-          </w:p>
-          <w:p>
-            <w:pPr>
-              <w:pStyle w:val="TOC2"/>
-              <w:spacing w:after="12"/>
-            </w:pPr>
-            <w:r>
-              <w:t>6.1 HA</w:t>
-            </w:r>
-          </w:p>
-          <w:p>
-            <w:pPr>
-              <w:pStyle w:val="TOC2"/>
-              <w:spacing w:after="12"/>
-            </w:pPr>
-            <w:r>
-              <w:t>6.2 Canary</w:t>
-            </w:r>
-          </w:p>
-          <w:p>
-            <w:pPr>
-              <w:pStyle w:val="TOC2"/>
-              <w:spacing w:after="12"/>
-            </w:pPr>
-            <w:r>
-              <w:t>6.3 Rollback</w:t>
-            </w:r>
-          </w:p>
-          <w:p>
-            <w:pPr>
-              <w:pStyle w:val="TOC2"/>
-              <w:spacing w:after="12"/>
-            </w:pPr>
-            <w:r>
-              <w:t>6.4 Gateway 장애 시 영향</w:t>
-            </w:r>
-          </w:p>
-          <w:p>
-            <w:pPr>
-              <w:pStyle w:val="TOC1"/>
-              <w:spacing w:after="28"/>
-            </w:pPr>
-            <w:r>
-              <w:t>7. 개발·운영·Source</w:t>
-            </w:r>
-          </w:p>
-          <w:p>
-            <w:pPr>
-              <w:pStyle w:val="TOC2"/>
-              <w:spacing w:after="12"/>
-            </w:pPr>
-            <w:r>
-              <w:t>7.1 최소 개발 예</w:t>
-            </w:r>
-          </w:p>
-          <w:p>
-            <w:pPr>
-              <w:pStyle w:val="TOC2"/>
-              <w:spacing w:after="12"/>
-            </w:pPr>
-            <w:r>
-              <w:t>7.2 Health/운영 확인</w:t>
-            </w:r>
-          </w:p>
-          <w:p>
-            <w:pPr>
-              <w:pStyle w:val="TOC2"/>
-              <w:spacing w:after="12"/>
-            </w:pPr>
-            <w:r>
-              <w:t>7.3 금지 우회</w:t>
-            </w:r>
-          </w:p>
-          <w:p>
-            <w:pPr>
-              <w:pStyle w:val="TOC2"/>
-              <w:spacing w:after="12"/>
-            </w:pPr>
-            <w:r>
-              <w:t>7.4 Source/API 길찾기</w:t>
+              <w:rPr>
+                <w:rFonts w:ascii="Noto Sans KR" w:hAnsi="Noto Sans KR" w:eastAsia="Noto Sans KR"/>
+                <w:sz w:val="16"/>
+              </w:rPr>
+              <w:t>Same JVM Domain</w:t>
             </w:r>
           </w:p>
         </w:tc>
+        <w:tc>
+          <w:tcPr>
+            <w:tcW w:type="dxa" w:w="7393"/>
+            <w:tcMar>
+              <w:top w:w="80" w:type="dxa"/>
+              <w:start w:w="100" w:type="dxa"/>
+              <w:bottom w:w="80" w:type="dxa"/>
+              <w:end w:w="100" w:type="dxa"/>
+            </w:tcMar>
+            <w:vAlign w:val="center"/>
+          </w:tcPr>
+          <w:p>
+            <w:pPr>
+              <w:spacing w:after="0" w:line="252" w:lineRule="auto"/>
+            </w:pPr>
+            <w:r>
+              <w:rPr>
+                <w:rFonts w:ascii="Noto Sans KR" w:hAnsi="Noto Sans KR" w:eastAsia="Noto Sans KR"/>
+                <w:sz w:val="16"/>
+              </w:rPr>
+              <w:t>Caller → in-process binding → Owner Domain</w:t>
+            </w:r>
+          </w:p>
+        </w:tc>
+        <w:tc>
+          <w:tcPr>
+            <w:tcW w:type="dxa" w:w="4054"/>
+            <w:tcMar>
+              <w:top w:w="80" w:type="dxa"/>
+              <w:start w:w="100" w:type="dxa"/>
+              <w:bottom w:w="80" w:type="dxa"/>
+              <w:end w:w="100" w:type="dxa"/>
+            </w:tcMar>
+            <w:vAlign w:val="center"/>
+          </w:tcPr>
+          <w:p>
+            <w:pPr>
+              <w:spacing w:after="0" w:line="252" w:lineRule="auto"/>
+            </w:pPr>
+            <w:r>
+              <w:rPr>
+                <w:rFonts w:ascii="Noto Sans KR" w:hAnsi="Noto Sans KR" w:eastAsia="Noto Sans KR"/>
+                <w:sz w:val="16"/>
+              </w:rPr>
+              <w:t>사용하지 않음</w:t>
+            </w:r>
+          </w:p>
+        </w:tc>
+      </w:tr>
+      <w:tr>
         <w:trPr>
-          <w:tblHeader/>
+          <w:cantSplit/>
         </w:trPr>
+        <w:tc>
+          <w:tcPr>
+            <w:tcW w:type="dxa" w:w="3577"/>
+            <w:tcMar>
+              <w:top w:w="80" w:type="dxa"/>
+              <w:start w:w="100" w:type="dxa"/>
+              <w:bottom w:w="80" w:type="dxa"/>
+              <w:end w:w="100" w:type="dxa"/>
+            </w:tcMar>
+            <w:vAlign w:val="center"/>
+            <w:shd w:fill="F7FAFC"/>
+          </w:tcPr>
+          <w:p>
+            <w:pPr>
+              <w:spacing w:after="0" w:line="252" w:lineRule="auto"/>
+            </w:pPr>
+            <w:r>
+              <w:rPr>
+                <w:rFonts w:ascii="Noto Sans KR" w:hAnsi="Noto Sans KR" w:eastAsia="Noto Sans KR"/>
+                <w:sz w:val="16"/>
+              </w:rPr>
+              <w:t>분리 WAS/MSA 내부 Domain</w:t>
+            </w:r>
+          </w:p>
+        </w:tc>
+        <w:tc>
+          <w:tcPr>
+            <w:tcW w:type="dxa" w:w="7393"/>
+            <w:tcMar>
+              <w:top w:w="80" w:type="dxa"/>
+              <w:start w:w="100" w:type="dxa"/>
+              <w:bottom w:w="80" w:type="dxa"/>
+              <w:end w:w="100" w:type="dxa"/>
+            </w:tcMar>
+            <w:vAlign w:val="center"/>
+            <w:shd w:fill="F7FAFC"/>
+          </w:tcPr>
+          <w:p>
+            <w:pPr>
+              <w:spacing w:after="0" w:line="252" w:lineRule="auto"/>
+            </w:pPr>
+            <w:r>
+              <w:rPr>
+                <w:rFonts w:ascii="Noto Sans KR" w:hAnsi="Noto Sans KR" w:eastAsia="Noto Sans KR"/>
+                <w:sz w:val="16"/>
+              </w:rPr>
+              <w:t>Remote Adapter/Registry → Owner Domain</w:t>
+            </w:r>
+          </w:p>
+        </w:tc>
+        <w:tc>
+          <w:tcPr>
+            <w:tcW w:type="dxa" w:w="4054"/>
+            <w:tcMar>
+              <w:top w:w="80" w:type="dxa"/>
+              <w:start w:w="100" w:type="dxa"/>
+              <w:bottom w:w="80" w:type="dxa"/>
+              <w:end w:w="100" w:type="dxa"/>
+            </w:tcMar>
+            <w:vAlign w:val="center"/>
+            <w:shd w:fill="F7FAFC"/>
+          </w:tcPr>
+          <w:p>
+            <w:pPr>
+              <w:spacing w:after="0" w:line="252" w:lineRule="auto"/>
+            </w:pPr>
+            <w:r>
+              <w:rPr>
+                <w:rFonts w:ascii="Noto Sans KR" w:hAnsi="Noto Sans KR" w:eastAsia="Noto Sans KR"/>
+                <w:sz w:val="16"/>
+              </w:rPr>
+              <w:t>내부 호출 경유하지 않음</w:t>
+            </w:r>
+          </w:p>
+        </w:tc>
+      </w:tr>
+      <w:tr>
+        <w:trPr>
+          <w:cantSplit/>
+        </w:trPr>
+        <w:tc>
+          <w:tcPr>
+            <w:tcW w:type="dxa" w:w="3577"/>
+            <w:tcMar>
+              <w:top w:w="80" w:type="dxa"/>
+              <w:start w:w="100" w:type="dxa"/>
+              <w:bottom w:w="80" w:type="dxa"/>
+              <w:end w:w="100" w:type="dxa"/>
+            </w:tcMar>
+            <w:vAlign w:val="center"/>
+          </w:tcPr>
+          <w:p>
+            <w:pPr>
+              <w:spacing w:after="0" w:line="252" w:lineRule="auto"/>
+            </w:pPr>
+            <w:r>
+              <w:rPr>
+                <w:rFonts w:ascii="Noto Sans KR" w:hAnsi="Noto Sans KR" w:eastAsia="Noto Sans KR"/>
+                <w:sz w:val="16"/>
+              </w:rPr>
+              <w:t>외부 Partner/Channel</w:t>
+            </w:r>
+          </w:p>
+        </w:tc>
+        <w:tc>
+          <w:tcPr>
+            <w:tcW w:type="dxa" w:w="7393"/>
+            <w:tcMar>
+              <w:top w:w="80" w:type="dxa"/>
+              <w:start w:w="100" w:type="dxa"/>
+              <w:bottom w:w="80" w:type="dxa"/>
+              <w:end w:w="100" w:type="dxa"/>
+            </w:tcMar>
+            <w:vAlign w:val="center"/>
+          </w:tcPr>
+          <w:p>
+            <w:pPr>
+              <w:spacing w:after="0" w:line="252" w:lineRule="auto"/>
+            </w:pPr>
+            <w:r>
+              <w:rPr>
+                <w:rFonts w:ascii="Noto Sans KR" w:hAnsi="Noto Sans KR" w:eastAsia="Noto Sans KR"/>
+                <w:sz w:val="16"/>
+              </w:rPr>
+              <w:t>External → Gateway → Target</w:t>
+            </w:r>
+          </w:p>
+        </w:tc>
+        <w:tc>
+          <w:tcPr>
+            <w:tcW w:type="dxa" w:w="4054"/>
+            <w:tcMar>
+              <w:top w:w="80" w:type="dxa"/>
+              <w:start w:w="100" w:type="dxa"/>
+              <w:bottom w:w="80" w:type="dxa"/>
+              <w:end w:w="100" w:type="dxa"/>
+            </w:tcMar>
+            <w:vAlign w:val="center"/>
+          </w:tcPr>
+          <w:p>
+            <w:pPr>
+              <w:spacing w:after="0" w:line="252" w:lineRule="auto"/>
+            </w:pPr>
+            <w:r>
+              <w:rPr>
+                <w:rFonts w:ascii="Noto Sans KR" w:hAnsi="Noto Sans KR" w:eastAsia="Noto Sans KR"/>
+                <w:sz w:val="16"/>
+              </w:rPr>
+              <w:t>선택/권장</w:t>
+            </w:r>
+          </w:p>
+        </w:tc>
+      </w:tr>
+      <w:tr>
+        <w:trPr>
+          <w:cantSplit/>
+        </w:trPr>
+        <w:tc>
+          <w:tcPr>
+            <w:tcW w:type="dxa" w:w="3577"/>
+            <w:tcMar>
+              <w:top w:w="80" w:type="dxa"/>
+              <w:start w:w="100" w:type="dxa"/>
+              <w:bottom w:w="80" w:type="dxa"/>
+              <w:end w:w="100" w:type="dxa"/>
+            </w:tcMar>
+            <w:vAlign w:val="center"/>
+            <w:shd w:fill="F7FAFC"/>
+          </w:tcPr>
+          <w:p>
+            <w:pPr>
+              <w:spacing w:after="0" w:line="252" w:lineRule="auto"/>
+            </w:pPr>
+            <w:r>
+              <w:rPr>
+                <w:rFonts w:ascii="Noto Sans KR" w:hAnsi="Noto Sans KR" w:eastAsia="Noto Sans KR"/>
+                <w:sz w:val="16"/>
+              </w:rPr>
+              <w:t>관리 UI/BFF</w:t>
+            </w:r>
+          </w:p>
+        </w:tc>
+        <w:tc>
+          <w:tcPr>
+            <w:tcW w:type="dxa" w:w="7393"/>
+            <w:tcMar>
+              <w:top w:w="80" w:type="dxa"/>
+              <w:start w:w="100" w:type="dxa"/>
+              <w:bottom w:w="80" w:type="dxa"/>
+              <w:end w:w="100" w:type="dxa"/>
+            </w:tcMar>
+            <w:vAlign w:val="center"/>
+            <w:shd w:fill="F7FAFC"/>
+          </w:tcPr>
+          <w:p>
+            <w:pPr>
+              <w:spacing w:after="0" w:line="252" w:lineRule="auto"/>
+            </w:pPr>
+            <w:r>
+              <w:rPr>
+                <w:rFonts w:ascii="Noto Sans KR" w:hAnsi="Noto Sans KR" w:eastAsia="Noto Sans KR"/>
+                <w:sz w:val="16"/>
+              </w:rPr>
+              <w:t>Channel/BFF → 내부 Owner 계약</w:t>
+            </w:r>
+          </w:p>
+        </w:tc>
+        <w:tc>
+          <w:tcPr>
+            <w:tcW w:type="dxa" w:w="4054"/>
+            <w:tcMar>
+              <w:top w:w="80" w:type="dxa"/>
+              <w:start w:w="100" w:type="dxa"/>
+              <w:bottom w:w="80" w:type="dxa"/>
+              <w:end w:w="100" w:type="dxa"/>
+            </w:tcMar>
+            <w:vAlign w:val="center"/>
+            <w:shd w:fill="F7FAFC"/>
+          </w:tcPr>
+          <w:p>
+            <w:pPr>
+              <w:spacing w:after="0" w:line="252" w:lineRule="auto"/>
+            </w:pPr>
+            <w:r>
+              <w:rPr>
+                <w:rFonts w:ascii="Noto Sans KR" w:hAnsi="Noto Sans KR" w:eastAsia="Noto Sans KR"/>
+                <w:sz w:val="16"/>
+              </w:rPr>
+              <w:t>Topology에 따라 Edge 사용</w:t>
+            </w:r>
+          </w:p>
+        </w:tc>
       </w:tr>
     </w:tbl>
     <w:p>
-      <w:r>
-        <w:br w:type="page"/>
-      </w:r>
-    </w:p>
-    <w:p>
       <w:pPr>
-        <w:pStyle w:val="Heading1"/>
-        <w:keepNext/>
-        <w:keepLines/>
-        <w:widowControl/>
-      </w:pPr>
-      <w:r>
-        <w:t>1. Gateway 사용 여부와 Topology</w:t>
-      </w:r>
-    </w:p>
-    <w:p>
-      <w:pPr>
-        <w:pStyle w:val="FigureCaption"/>
-        <w:jc w:val="left"/>
-        <w:keepNext/>
-        <w:keepLines/>
-        <w:widowControl/>
-      </w:pPr>
-      <w:r>
-        <w:t>그림 1-1. Gateway Optional Boundary</w:t>
-      </w:r>
-    </w:p>
-    <w:p>
-      <w:pPr>
-        <w:spacing w:after="40"/>
+        <w:spacing w:before="60" w:after="40"/>
         <w:jc w:val="center"/>
-        <w:keepNext/>
-        <w:keepLines/>
-        <w:widowControl/>
       </w:pPr>
       <w:r>
         <w:drawing>
           <wp:inline xmlns:a="http://schemas.openxmlformats.org/drawingml/2006/main" xmlns:pic="http://schemas.openxmlformats.org/drawingml/2006/picture">
-            <wp:extent cx="6408000" cy="3204000"/>
-            <wp:docPr id="1" name="Picture 1" descr="그림 1-1. Gateway Optional Boundary - Gateway는 외부 Entry Policy가 필요할 때만 선택하며 내부 Domain 호출 경계는 그대로 유지합니다." title="그림 1-1. Gateway Optional Boundary"/>
+            <wp:extent cx="8251545" cy="4584192"/>
+            <wp:docPr id="1" name="Picture 1" descr="Gateway 선택 경계 시각화" title="Gateway 선택 경계 시각화"/>
             <wp:cNvGraphicFramePr>
               <a:graphicFrameLocks noChangeAspect="1"/>
             </wp:cNvGraphicFramePr>
@@ -670,7 +1033,7 @@
                   <pic:spPr>
                     <a:xfrm>
                       <a:off x="0" y="0"/>
-                      <a:ext cx="6408000" cy="3204000"/>
+                      <a:ext cx="8251545" cy="4584192"/>
                     </a:xfrm>
                     <a:prstGeom prst="rect"/>
                   </pic:spPr>
@@ -683,252 +1046,162 @@
     </w:p>
     <w:p>
       <w:pPr>
-        <w:pStyle w:val="FigureExplain"/>
-        <w:keepLines/>
-        <w:widowControl/>
+        <w:pStyle w:val="CPFCaption"/>
+        <w:jc w:val="left"/>
       </w:pPr>
       <w:r>
-        <w:t>Gateway는 외부 Entry Policy가 필요할 때만 선택하며 내부 Domain 호출 경계는 그대로 유지합니다.</w:t>
+        <w:t>Gateway는 외부 Entry와 Edge 정책을 담당하는 선택 경계입니다. Domain A에서 Domain B로 가는 내부 호출을 Gateway로 우회시키지 않습니다.</w:t>
       </w:r>
     </w:p>
     <w:p>
       <w:pPr>
-        <w:pStyle w:val="Heading2"/>
-        <w:keepNext/>
-        <w:keepLines/>
-        <w:widowControl/>
+        <w:pStyle w:val="Heading1"/>
       </w:pPr>
       <w:r>
-        <w:t>1.1 사용/미사용 선택 기준</w:t>
-      </w:r>
-    </w:p>
-    <w:p>
-      <w:pPr>
-        <w:pStyle w:val="BodyRail"/>
-      </w:pPr>
-      <w:r>
-        <w:t>Gateway는 외부 진입, trust normalization, routing, rate/resilience가 필요한 경우 선택합니다. 내부 Same JVM 호출이나 Gateway가 필요 없는 배포는 공식 Domain Invocation 계약을 그대로 사용합니다.</w:t>
-      </w:r>
-    </w:p>
-    <w:p>
-      <w:pPr>
-        <w:pStyle w:val="BulletRail"/>
-      </w:pPr>
-      <w:r>
-        <w:t>•  선택하지 않은 Optional 기능의 숨은 Side Effect가 없어야 합니다.</w:t>
-      </w:r>
-    </w:p>
-    <w:p>
-      <w:pPr>
-        <w:pStyle w:val="BulletRail"/>
-      </w:pPr>
-      <w:r>
-        <w:t>•  Source identifier와 실행 Evidence를 기준으로 완료 여부를 판단합니다.</w:t>
-      </w:r>
-    </w:p>
-    <w:p>
-      <w:pPr>
-        <w:pStyle w:val="Heading2"/>
-        <w:keepNext/>
-        <w:keepLines/>
-        <w:widowControl/>
-      </w:pPr>
-      <w:r>
-        <w:t>1.2 Gateway가 담당하는 경계</w:t>
-      </w:r>
-    </w:p>
-    <w:p>
-      <w:pPr>
-        <w:pStyle w:val="BodyRail"/>
-      </w:pPr>
-      <w:r>
-        <w:t>Gateway는 외부 진입·trust normalization·routing·rate/resilience를 담당하는 Optional Edge입니다. 업무 로직과 Business DB는 Gateway에 두지 않습니다.</w:t>
-      </w:r>
-    </w:p>
-    <w:p>
-      <w:pPr>
-        <w:pStyle w:val="BulletRail"/>
-      </w:pPr>
-      <w:r>
-        <w:t>•  Gateway 없이 배포하는 topology도 공식 Domain 계약을 유지합니다.</w:t>
-      </w:r>
-    </w:p>
-    <w:p>
-      <w:pPr>
-        <w:pStyle w:val="BulletRail"/>
-      </w:pPr>
-      <w:r>
-        <w:t>•  Route 변경은 health/draining/canary/rollback과 함께 운영합니다.</w:t>
-      </w:r>
-    </w:p>
-    <w:p>
-      <w:pPr>
-        <w:pStyle w:val="Heading2"/>
-        <w:keepNext/>
-        <w:keepLines/>
-        <w:widowControl/>
-      </w:pPr>
-      <w:r>
-        <w:t>1.3 Gateway 없이 배포하는 경우</w:t>
-      </w:r>
-    </w:p>
-    <w:p>
-      <w:pPr>
-        <w:pStyle w:val="BodyRail"/>
-      </w:pPr>
-      <w:r>
-        <w:t>Gateway를 사용하지 않는 배포에서도 업무 Domain은 동일한 Domain Invocation과 System6 계약을 유지합니다. Gateway 제거가 업무 코드나 Owner DB 경계를 바꾸는 조건이 되어서는 안 됩니다.</w:t>
-      </w:r>
-    </w:p>
-    <w:p>
-      <w:pPr>
-        <w:pStyle w:val="BodyRail"/>
-      </w:pPr>
-      <w:r>
-        <w:t>상황에 맞는 선택과 피해야 할 경로를 판단합니다.</w:t>
-      </w:r>
-    </w:p>
-    <w:p>
-      <w:pPr>
-        <w:pStyle w:val="BodyRail"/>
-      </w:pPr>
-      <w:r>
-        <w:t>배포 방식이 달라도 유지해야 할 호출 계약을 비교합니다.</w:t>
-      </w:r>
-    </w:p>
-    <w:p>
-      <w:pPr>
-        <w:pStyle w:val="TableTitle"/>
-        <w:keepNext/>
-        <w:keepLines/>
-        <w:widowControl/>
-      </w:pPr>
-      <w:r>
-        <w:t>표 1-1. 관점 / Same JVM / Remote / 공통 계약</w:t>
-      </w:r>
-    </w:p>
-    <w:p>
-      <w:pPr>
-        <w:pStyle w:val="TablePurpose"/>
-        <w:keepNext/>
-        <w:keepLines/>
-        <w:widowControl/>
-      </w:pPr>
-      <w:r>
-        <w:t>비교·선택·확인에 필요한 항목만 압축해 정리합니다.</w:t>
+        <w:t>2 Route와 Operation</w:t>
       </w:r>
     </w:p>
     <w:tbl>
       <w:tblPr>
         <w:tblW w:type="auto" w:w="0"/>
         <w:jc w:val="left"/>
-        <w:tblLayout w:type="autofit"/>
+        <w:tblLayout w:type="fixed"/>
         <w:tblLook w:firstColumn="1" w:firstRow="1" w:lastColumn="0" w:lastRow="0" w:noHBand="0" w:noVBand="1" w:val="04A0"/>
       </w:tblPr>
       <w:tblGrid>
-        <w:gridCol w:w="2720"/>
-        <w:gridCol w:w="2720"/>
-        <w:gridCol w:w="2720"/>
-        <w:gridCol w:w="2720"/>
+        <w:gridCol w:w="7625"/>
+        <w:gridCol w:w="7625"/>
       </w:tblGrid>
       <w:tr>
         <w:trPr>
-          <w:cantSplit/>
           <w:tblHeader w:val="true"/>
         </w:trPr>
         <w:tc>
           <w:tcPr>
-            <w:tcW w:type="dxa" w:w="2720"/>
+            <w:tcW w:type="dxa" w:w="1927"/>
+            <w:shd w:fill="17324D"/>
             <w:tcMar>
-              <w:top w:w="70" w:type="dxa"/>
-              <w:start w:w="80" w:type="dxa"/>
-              <w:bottom w:w="70" w:type="dxa"/>
-              <w:end w:w="80" w:type="dxa"/>
+              <w:top w:w="110" w:type="dxa"/>
+              <w:start w:w="140" w:type="dxa"/>
+              <w:bottom w:w="110" w:type="dxa"/>
+              <w:end w:w="140" w:type="dxa"/>
             </w:tcMar>
-            <w:vAlign w:val="top"/>
-            <w:shd w:fill="17324D"/>
           </w:tcPr>
           <w:p>
             <w:r>
               <w:rPr>
-                <w:rFonts w:ascii="Noto Sans CJK KR" w:hAnsi="Noto Sans CJK KR"/>
                 <w:b/>
                 <w:color w:val="FFFFFF"/>
-                <w:sz w:val="17"/>
               </w:rPr>
-              <w:t>관점</w:t>
+              <w:t>이 장을 보는 이유</w:t>
             </w:r>
           </w:p>
         </w:tc>
         <w:tc>
           <w:tcPr>
-            <w:tcW w:type="dxa" w:w="2720"/>
+            <w:tcW w:type="dxa" w:w="11623"/>
             <w:tcMar>
-              <w:top w:w="70" w:type="dxa"/>
-              <w:start w:w="80" w:type="dxa"/>
-              <w:bottom w:w="70" w:type="dxa"/>
-              <w:end w:w="80" w:type="dxa"/>
+              <w:top w:w="110" w:type="dxa"/>
+              <w:start w:w="140" w:type="dxa"/>
+              <w:bottom w:w="110" w:type="dxa"/>
+              <w:end w:w="140" w:type="dxa"/>
             </w:tcMar>
-            <w:vAlign w:val="top"/>
+          </w:tcPr>
+          <w:p>
+            <w:r>
+              <w:t>Route는 endpoint를 고르고 업무 코드는 Domain/Operation 계약을 호출합니다.</w:t>
+            </w:r>
+          </w:p>
+        </w:tc>
+      </w:tr>
+    </w:tbl>
+    <w:p>
+      <w:pPr>
+        <w:pStyle w:val="CPFLabel"/>
+      </w:pPr>
+      <w:r>
+        <w:t>식별자</w:t>
+      </w:r>
+    </w:p>
+    <w:tbl>
+      <w:tblPr>
+        <w:tblW w:type="auto" w:w="0"/>
+        <w:jc w:val="left"/>
+        <w:tblLayout w:type="fixed"/>
+        <w:tblLook w:firstColumn="1" w:firstRow="1" w:lastColumn="0" w:lastRow="0" w:noHBand="0" w:noVBand="1" w:val="04A0"/>
+      </w:tblPr>
+      <w:tblGrid>
+        <w:gridCol w:w="5083"/>
+        <w:gridCol w:w="5083"/>
+        <w:gridCol w:w="5083"/>
+      </w:tblGrid>
+      <w:tr>
+        <w:trPr>
+          <w:tblHeader w:val="true"/>
+        </w:trPr>
+        <w:tc>
+          <w:tcPr>
+            <w:tcW w:type="dxa" w:w="3420"/>
             <w:shd w:fill="17324D"/>
+            <w:tcMar>
+              <w:top w:w="90" w:type="dxa"/>
+              <w:start w:w="110" w:type="dxa"/>
+              <w:bottom w:w="90" w:type="dxa"/>
+              <w:end w:w="110" w:type="dxa"/>
+            </w:tcMar>
           </w:tcPr>
           <w:p>
             <w:r>
               <w:rPr>
-                <w:rFonts w:ascii="Noto Sans CJK KR" w:hAnsi="Noto Sans CJK KR"/>
                 <w:b/>
                 <w:color w:val="FFFFFF"/>
-                <w:sz w:val="17"/>
+                <w:sz w:val="16"/>
               </w:rPr>
-              <w:t>Same JVM</w:t>
+              <w:t>값</w:t>
             </w:r>
           </w:p>
         </w:tc>
         <w:tc>
           <w:tcPr>
-            <w:tcW w:type="dxa" w:w="2720"/>
+            <w:tcW w:type="dxa" w:w="5497"/>
+            <w:shd w:fill="17324D"/>
             <w:tcMar>
-              <w:top w:w="70" w:type="dxa"/>
-              <w:start w:w="80" w:type="dxa"/>
-              <w:bottom w:w="70" w:type="dxa"/>
-              <w:end w:w="80" w:type="dxa"/>
+              <w:top w:w="90" w:type="dxa"/>
+              <w:start w:w="110" w:type="dxa"/>
+              <w:bottom w:w="90" w:type="dxa"/>
+              <w:end w:w="110" w:type="dxa"/>
             </w:tcMar>
-            <w:vAlign w:val="top"/>
-            <w:shd w:fill="17324D"/>
           </w:tcPr>
           <w:p>
             <w:r>
               <w:rPr>
-                <w:rFonts w:ascii="Noto Sans CJK KR" w:hAnsi="Noto Sans CJK KR"/>
                 <w:b/>
                 <w:color w:val="FFFFFF"/>
-                <w:sz w:val="17"/>
+                <w:sz w:val="16"/>
               </w:rPr>
-              <w:t>Remote</w:t>
+              <w:t>Owner</w:t>
             </w:r>
           </w:p>
         </w:tc>
         <w:tc>
           <w:tcPr>
-            <w:tcW w:type="dxa" w:w="2720"/>
+            <w:tcW w:type="dxa" w:w="6107"/>
+            <w:shd w:fill="17324D"/>
             <w:tcMar>
-              <w:top w:w="70" w:type="dxa"/>
-              <w:start w:w="80" w:type="dxa"/>
-              <w:bottom w:w="70" w:type="dxa"/>
-              <w:end w:w="80" w:type="dxa"/>
+              <w:top w:w="90" w:type="dxa"/>
+              <w:start w:w="110" w:type="dxa"/>
+              <w:bottom w:w="90" w:type="dxa"/>
+              <w:end w:w="110" w:type="dxa"/>
             </w:tcMar>
-            <w:vAlign w:val="top"/>
-            <w:shd w:fill="17324D"/>
           </w:tcPr>
           <w:p>
             <w:r>
               <w:rPr>
-                <w:rFonts w:ascii="Noto Sans CJK KR" w:hAnsi="Noto Sans CJK KR"/>
                 <w:b/>
                 <w:color w:val="FFFFFF"/>
-                <w:sz w:val="17"/>
+                <w:sz w:val="16"/>
               </w:rPr>
-              <w:t>공통 계약</w:t>
+              <w:t>검증</w:t>
             </w:r>
           </w:p>
         </w:tc>
@@ -939,15 +1212,14 @@
         </w:trPr>
         <w:tc>
           <w:tcPr>
-            <w:tcW w:type="dxa" w:w="2720"/>
+            <w:tcW w:type="dxa" w:w="3420"/>
             <w:tcMar>
-              <w:top w:w="70" w:type="dxa"/>
-              <w:start w:w="80" w:type="dxa"/>
-              <w:bottom w:w="70" w:type="dxa"/>
-              <w:end w:w="80" w:type="dxa"/>
+              <w:top w:w="80" w:type="dxa"/>
+              <w:start w:w="100" w:type="dxa"/>
+              <w:bottom w:w="80" w:type="dxa"/>
+              <w:end w:w="100" w:type="dxa"/>
             </w:tcMar>
-            <w:vAlign w:val="top"/>
-            <w:shd w:fill="F4F7FA"/>
+            <w:vAlign w:val="center"/>
           </w:tcPr>
           <w:p>
             <w:pPr>
@@ -955,24 +1227,23 @@
             </w:pPr>
             <w:r>
               <w:rPr>
-                <w:rFonts w:ascii="Noto Sans CJK KR" w:hAnsi="Noto Sans CJK KR"/>
-                <w:color w:val="202124"/>
-                <w:sz w:val="17"/>
+                <w:rFonts w:ascii="Noto Sans KR" w:hAnsi="Noto Sans KR" w:eastAsia="Noto Sans KR"/>
+                <w:sz w:val="16"/>
               </w:rPr>
-              <w:t>호출 경로</w:t>
+              <w:t>systemCode</w:t>
             </w:r>
           </w:p>
         </w:tc>
         <w:tc>
           <w:tcPr>
-            <w:tcW w:type="dxa" w:w="2720"/>
+            <w:tcW w:type="dxa" w:w="5497"/>
             <w:tcMar>
-              <w:top w:w="70" w:type="dxa"/>
-              <w:start w:w="80" w:type="dxa"/>
-              <w:bottom w:w="70" w:type="dxa"/>
-              <w:end w:w="80" w:type="dxa"/>
+              <w:top w:w="80" w:type="dxa"/>
+              <w:start w:w="100" w:type="dxa"/>
+              <w:bottom w:w="80" w:type="dxa"/>
+              <w:end w:w="100" w:type="dxa"/>
             </w:tcMar>
-            <w:vAlign w:val="top"/>
+            <w:vAlign w:val="center"/>
           </w:tcPr>
           <w:p>
             <w:pPr>
@@ -980,24 +1251,23 @@
             </w:pPr>
             <w:r>
               <w:rPr>
-                <w:rFonts w:ascii="Noto Sans CJK KR" w:hAnsi="Noto Sans CJK KR"/>
-                <w:color w:val="202124"/>
-                <w:sz w:val="17"/>
+                <w:rFonts w:ascii="Noto Sans KR" w:hAnsi="Noto Sans KR" w:eastAsia="Noto Sans KR"/>
+                <w:sz w:val="16"/>
               </w:rPr>
-              <w:t>In-process route</w:t>
+              <w:t>시스템 정본</w:t>
             </w:r>
           </w:p>
         </w:tc>
         <w:tc>
           <w:tcPr>
-            <w:tcW w:type="dxa" w:w="2720"/>
+            <w:tcW w:type="dxa" w:w="6107"/>
             <w:tcMar>
-              <w:top w:w="70" w:type="dxa"/>
-              <w:start w:w="80" w:type="dxa"/>
-              <w:bottom w:w="70" w:type="dxa"/>
-              <w:end w:w="80" w:type="dxa"/>
+              <w:top w:w="80" w:type="dxa"/>
+              <w:start w:w="100" w:type="dxa"/>
+              <w:bottom w:w="80" w:type="dxa"/>
+              <w:end w:w="100" w:type="dxa"/>
             </w:tcMar>
-            <w:vAlign w:val="top"/>
+            <w:vAlign w:val="center"/>
           </w:tcPr>
           <w:p>
             <w:pPr>
@@ -1005,36 +1275,10 @@
             </w:pPr>
             <w:r>
               <w:rPr>
-                <w:rFonts w:ascii="Noto Sans CJK KR" w:hAnsi="Noto Sans CJK KR"/>
-                <w:color w:val="202124"/>
-                <w:sz w:val="17"/>
+                <w:rFonts w:ascii="Noto Sans KR" w:hAnsi="Noto Sans KR" w:eastAsia="Noto Sans KR"/>
+                <w:sz w:val="16"/>
               </w:rPr>
-              <w:t>Registry+transport</w:t>
-            </w:r>
-          </w:p>
-        </w:tc>
-        <w:tc>
-          <w:tcPr>
-            <w:tcW w:type="dxa" w:w="2720"/>
-            <w:tcMar>
-              <w:top w:w="70" w:type="dxa"/>
-              <w:start w:w="80" w:type="dxa"/>
-              <w:bottom w:w="70" w:type="dxa"/>
-              <w:end w:w="80" w:type="dxa"/>
-            </w:tcMar>
-            <w:vAlign w:val="top"/>
-          </w:tcPr>
-          <w:p>
-            <w:pPr>
-              <w:spacing w:after="0" w:line="252" w:lineRule="auto"/>
-            </w:pPr>
-            <w:r>
-              <w:rPr>
-                <w:rFonts w:ascii="Noto Sans CJK KR" w:hAnsi="Noto Sans CJK KR"/>
-                <w:color w:val="202124"/>
-                <w:sz w:val="17"/>
-              </w:rPr>
-              <w:t>Domain Invocation</w:t>
+              <w:t>Target SystemCode 일치</w:t>
             </w:r>
           </w:p>
         </w:tc>
@@ -1045,15 +1289,15 @@
         </w:trPr>
         <w:tc>
           <w:tcPr>
-            <w:tcW w:type="dxa" w:w="2720"/>
+            <w:tcW w:type="dxa" w:w="3420"/>
             <w:tcMar>
-              <w:top w:w="70" w:type="dxa"/>
-              <w:start w:w="80" w:type="dxa"/>
-              <w:bottom w:w="70" w:type="dxa"/>
-              <w:end w:w="80" w:type="dxa"/>
+              <w:top w:w="80" w:type="dxa"/>
+              <w:start w:w="100" w:type="dxa"/>
+              <w:bottom w:w="80" w:type="dxa"/>
+              <w:end w:w="100" w:type="dxa"/>
             </w:tcMar>
-            <w:vAlign w:val="top"/>
-            <w:shd w:fill="F4F7FA"/>
+            <w:vAlign w:val="center"/>
+            <w:shd w:fill="F7FAFC"/>
           </w:tcPr>
           <w:p>
             <w:pPr>
@@ -1061,24 +1305,24 @@
             </w:pPr>
             <w:r>
               <w:rPr>
-                <w:rFonts w:ascii="Noto Sans CJK KR" w:hAnsi="Noto Sans CJK KR"/>
-                <w:color w:val="202124"/>
-                <w:sz w:val="17"/>
+                <w:rFonts w:ascii="Noto Sans KR" w:hAnsi="Noto Sans KR" w:eastAsia="Noto Sans KR"/>
+                <w:sz w:val="16"/>
               </w:rPr>
-              <w:t>Context</w:t>
+              <w:t>operationId</w:t>
             </w:r>
           </w:p>
         </w:tc>
         <w:tc>
           <w:tcPr>
-            <w:tcW w:type="dxa" w:w="2720"/>
+            <w:tcW w:type="dxa" w:w="5497"/>
             <w:tcMar>
-              <w:top w:w="70" w:type="dxa"/>
-              <w:start w:w="80" w:type="dxa"/>
-              <w:bottom w:w="70" w:type="dxa"/>
-              <w:end w:w="80" w:type="dxa"/>
+              <w:top w:w="80" w:type="dxa"/>
+              <w:start w:w="100" w:type="dxa"/>
+              <w:bottom w:w="80" w:type="dxa"/>
+              <w:end w:w="100" w:type="dxa"/>
             </w:tcMar>
-            <w:vAlign w:val="top"/>
+            <w:vAlign w:val="center"/>
+            <w:shd w:fill="F7FAFC"/>
           </w:tcPr>
           <w:p>
             <w:pPr>
@@ -1086,24 +1330,24 @@
             </w:pPr>
             <w:r>
               <w:rPr>
-                <w:rFonts w:ascii="Noto Sans CJK KR" w:hAnsi="Noto Sans CJK KR"/>
-                <w:color w:val="202124"/>
-                <w:sz w:val="17"/>
+                <w:rFonts w:ascii="Noto Sans KR" w:hAnsi="Noto Sans KR" w:eastAsia="Noto Sans KR"/>
+                <w:sz w:val="16"/>
               </w:rPr>
-              <w:t>CpfContext</w:t>
+              <w:t>Annotation/OpenAPI/Client/Registry/ADM/Log 공통</w:t>
             </w:r>
           </w:p>
         </w:tc>
         <w:tc>
           <w:tcPr>
-            <w:tcW w:type="dxa" w:w="2720"/>
+            <w:tcW w:type="dxa" w:w="6107"/>
             <w:tcMar>
-              <w:top w:w="70" w:type="dxa"/>
-              <w:start w:w="80" w:type="dxa"/>
-              <w:bottom w:w="70" w:type="dxa"/>
-              <w:end w:w="80" w:type="dxa"/>
+              <w:top w:w="80" w:type="dxa"/>
+              <w:start w:w="100" w:type="dxa"/>
+              <w:bottom w:w="80" w:type="dxa"/>
+              <w:end w:w="100" w:type="dxa"/>
             </w:tcMar>
-            <w:vAlign w:val="top"/>
+            <w:vAlign w:val="center"/>
+            <w:shd w:fill="F7FAFC"/>
           </w:tcPr>
           <w:p>
             <w:pPr>
@@ -1111,36 +1355,10 @@
             </w:pPr>
             <w:r>
               <w:rPr>
-                <w:rFonts w:ascii="Noto Sans CJK KR" w:hAnsi="Noto Sans CJK KR"/>
-                <w:color w:val="202124"/>
-                <w:sz w:val="17"/>
+                <w:rFonts w:ascii="Noto Sans KR" w:hAnsi="Noto Sans KR" w:eastAsia="Noto Sans KR"/>
+                <w:sz w:val="16"/>
               </w:rPr>
-              <w:t>System6 serialize</w:t>
-            </w:r>
-          </w:p>
-        </w:tc>
-        <w:tc>
-          <w:tcPr>
-            <w:tcW w:type="dxa" w:w="2720"/>
-            <w:tcMar>
-              <w:top w:w="70" w:type="dxa"/>
-              <w:start w:w="80" w:type="dxa"/>
-              <w:bottom w:w="70" w:type="dxa"/>
-              <w:end w:w="80" w:type="dxa"/>
-            </w:tcMar>
-            <w:vAlign w:val="top"/>
-          </w:tcPr>
-          <w:p>
-            <w:pPr>
-              <w:spacing w:after="0" w:line="252" w:lineRule="auto"/>
-            </w:pPr>
-            <w:r>
-              <w:rPr>
-                <w:rFonts w:ascii="Noto Sans CJK KR" w:hAnsi="Noto Sans CJK KR"/>
-                <w:color w:val="202124"/>
-                <w:sz w:val="17"/>
-              </w:rPr>
-              <w:t>동일 논리 Context</w:t>
+              <w:t>stable id</w:t>
             </w:r>
           </w:p>
         </w:tc>
@@ -1151,15 +1369,14 @@
         </w:trPr>
         <w:tc>
           <w:tcPr>
-            <w:tcW w:type="dxa" w:w="2720"/>
+            <w:tcW w:type="dxa" w:w="3420"/>
             <w:tcMar>
-              <w:top w:w="70" w:type="dxa"/>
-              <w:start w:w="80" w:type="dxa"/>
-              <w:bottom w:w="70" w:type="dxa"/>
-              <w:end w:w="80" w:type="dxa"/>
+              <w:top w:w="80" w:type="dxa"/>
+              <w:start w:w="100" w:type="dxa"/>
+              <w:bottom w:w="80" w:type="dxa"/>
+              <w:end w:w="100" w:type="dxa"/>
             </w:tcMar>
-            <w:vAlign w:val="top"/>
-            <w:shd w:fill="F4F7FA"/>
+            <w:vAlign w:val="center"/>
           </w:tcPr>
           <w:p>
             <w:pPr>
@@ -1167,24 +1384,23 @@
             </w:pPr>
             <w:r>
               <w:rPr>
-                <w:rFonts w:ascii="Noto Sans CJK KR" w:hAnsi="Noto Sans CJK KR"/>
-                <w:color w:val="202124"/>
-                <w:sz w:val="17"/>
+                <w:rFonts w:ascii="Noto Sans KR" w:hAnsi="Noto Sans KR" w:eastAsia="Noto Sans KR"/>
+                <w:sz w:val="16"/>
               </w:rPr>
-              <w:t>실패</w:t>
+              <w:t>transactionId</w:t>
             </w:r>
           </w:p>
         </w:tc>
         <w:tc>
           <w:tcPr>
-            <w:tcW w:type="dxa" w:w="2720"/>
+            <w:tcW w:type="dxa" w:w="5497"/>
             <w:tcMar>
-              <w:top w:w="70" w:type="dxa"/>
-              <w:start w:w="80" w:type="dxa"/>
-              <w:bottom w:w="70" w:type="dxa"/>
-              <w:end w:w="80" w:type="dxa"/>
+              <w:top w:w="80" w:type="dxa"/>
+              <w:start w:w="100" w:type="dxa"/>
+              <w:bottom w:w="80" w:type="dxa"/>
+              <w:end w:w="100" w:type="dxa"/>
             </w:tcMar>
-            <w:vAlign w:val="top"/>
+            <w:vAlign w:val="center"/>
           </w:tcPr>
           <w:p>
             <w:pPr>
@@ -1192,24 +1408,23 @@
             </w:pPr>
             <w:r>
               <w:rPr>
-                <w:rFonts w:ascii="Noto Sans CJK KR" w:hAnsi="Noto Sans CJK KR"/>
-                <w:color w:val="202124"/>
-                <w:sz w:val="17"/>
+                <w:rFonts w:ascii="Noto Sans KR" w:hAnsi="Noto Sans KR" w:eastAsia="Noto Sans KR"/>
+                <w:sz w:val="16"/>
               </w:rPr>
-              <w:t>직접 예외/Result</w:t>
+              <w:t>거래 Context</w:t>
             </w:r>
           </w:p>
         </w:tc>
         <w:tc>
           <w:tcPr>
-            <w:tcW w:type="dxa" w:w="2720"/>
+            <w:tcW w:type="dxa" w:w="6107"/>
             <w:tcMar>
-              <w:top w:w="70" w:type="dxa"/>
-              <w:start w:w="80" w:type="dxa"/>
-              <w:bottom w:w="70" w:type="dxa"/>
-              <w:end w:w="80" w:type="dxa"/>
+              <w:top w:w="80" w:type="dxa"/>
+              <w:start w:w="100" w:type="dxa"/>
+              <w:bottom w:w="80" w:type="dxa"/>
+              <w:end w:w="100" w:type="dxa"/>
             </w:tcMar>
-            <w:vAlign w:val="top"/>
+            <w:vAlign w:val="center"/>
           </w:tcPr>
           <w:p>
             <w:pPr>
@@ -1217,36 +1432,10 @@
             </w:pPr>
             <w:r>
               <w:rPr>
-                <w:rFonts w:ascii="Noto Sans CJK KR" w:hAnsi="Noto Sans CJK KR"/>
-                <w:color w:val="202124"/>
-                <w:sz w:val="17"/>
+                <w:rFonts w:ascii="Noto Sans KR" w:hAnsi="Noto Sans KR" w:eastAsia="Noto Sans KR"/>
+                <w:sz w:val="16"/>
               </w:rPr>
-              <w:t>timeout·network</w:t>
-            </w:r>
-          </w:p>
-        </w:tc>
-        <w:tc>
-          <w:tcPr>
-            <w:tcW w:type="dxa" w:w="2720"/>
-            <w:tcMar>
-              <w:top w:w="70" w:type="dxa"/>
-              <w:start w:w="80" w:type="dxa"/>
-              <w:bottom w:w="70" w:type="dxa"/>
-              <w:end w:w="80" w:type="dxa"/>
-            </w:tcMar>
-            <w:vAlign w:val="top"/>
-          </w:tcPr>
-          <w:p>
-            <w:pPr>
-              <w:spacing w:after="0" w:line="252" w:lineRule="auto"/>
-            </w:pPr>
-            <w:r>
-              <w:rPr>
-                <w:rFonts w:ascii="Noto Sans CJK KR" w:hAnsi="Noto Sans CJK KR"/>
-                <w:color w:val="202124"/>
-                <w:sz w:val="17"/>
-              </w:rPr>
-              <w:t>표준 Error/UNKNOWN</w:t>
+              <w:t>hop 간 유지</w:t>
             </w:r>
           </w:p>
         </w:tc>
@@ -1257,15 +1446,15 @@
         </w:trPr>
         <w:tc>
           <w:tcPr>
-            <w:tcW w:type="dxa" w:w="2720"/>
+            <w:tcW w:type="dxa" w:w="3420"/>
             <w:tcMar>
-              <w:top w:w="70" w:type="dxa"/>
-              <w:start w:w="80" w:type="dxa"/>
-              <w:bottom w:w="70" w:type="dxa"/>
-              <w:end w:w="80" w:type="dxa"/>
+              <w:top w:w="80" w:type="dxa"/>
+              <w:start w:w="100" w:type="dxa"/>
+              <w:bottom w:w="80" w:type="dxa"/>
+              <w:end w:w="100" w:type="dxa"/>
             </w:tcMar>
-            <w:vAlign w:val="top"/>
-            <w:shd w:fill="F4F7FA"/>
+            <w:vAlign w:val="center"/>
+            <w:shd w:fill="F7FAFC"/>
           </w:tcPr>
           <w:p>
             <w:pPr>
@@ -1273,24 +1462,24 @@
             </w:pPr>
             <w:r>
               <w:rPr>
-                <w:rFonts w:ascii="Noto Sans CJK KR" w:hAnsi="Noto Sans CJK KR"/>
-                <w:color w:val="202124"/>
-                <w:sz w:val="17"/>
+                <w:rFonts w:ascii="Noto Sans KR" w:hAnsi="Noto Sans KR" w:eastAsia="Noto Sans KR"/>
+                <w:sz w:val="16"/>
               </w:rPr>
-              <w:t>관측</w:t>
+              <w:t>instanceId</w:t>
             </w:r>
           </w:p>
         </w:tc>
         <w:tc>
           <w:tcPr>
-            <w:tcW w:type="dxa" w:w="2720"/>
+            <w:tcW w:type="dxa" w:w="5497"/>
             <w:tcMar>
-              <w:top w:w="70" w:type="dxa"/>
-              <w:start w:w="80" w:type="dxa"/>
-              <w:bottom w:w="70" w:type="dxa"/>
-              <w:end w:w="80" w:type="dxa"/>
+              <w:top w:w="80" w:type="dxa"/>
+              <w:start w:w="100" w:type="dxa"/>
+              <w:bottom w:w="80" w:type="dxa"/>
+              <w:end w:w="100" w:type="dxa"/>
             </w:tcMar>
-            <w:vAlign w:val="top"/>
+            <w:vAlign w:val="center"/>
+            <w:shd w:fill="F7FAFC"/>
           </w:tcPr>
           <w:p>
             <w:pPr>
@@ -1298,24 +1487,24 @@
             </w:pPr>
             <w:r>
               <w:rPr>
-                <w:rFonts w:ascii="Noto Sans CJK KR" w:hAnsi="Noto Sans CJK KR"/>
-                <w:color w:val="202124"/>
-                <w:sz w:val="17"/>
+                <w:rFonts w:ascii="Noto Sans KR" w:hAnsi="Noto Sans KR" w:eastAsia="Noto Sans KR"/>
+                <w:sz w:val="16"/>
               </w:rPr>
-              <w:t>동일 trace</w:t>
+              <w:t>현재 Runtime instance</w:t>
             </w:r>
           </w:p>
         </w:tc>
         <w:tc>
           <w:tcPr>
-            <w:tcW w:type="dxa" w:w="2720"/>
+            <w:tcW w:type="dxa" w:w="6107"/>
             <w:tcMar>
-              <w:top w:w="70" w:type="dxa"/>
-              <w:start w:w="80" w:type="dxa"/>
-              <w:bottom w:w="70" w:type="dxa"/>
-              <w:end w:w="80" w:type="dxa"/>
+              <w:top w:w="80" w:type="dxa"/>
+              <w:start w:w="100" w:type="dxa"/>
+              <w:bottom w:w="80" w:type="dxa"/>
+              <w:end w:w="100" w:type="dxa"/>
             </w:tcMar>
-            <w:vAlign w:val="top"/>
+            <w:vAlign w:val="center"/>
+            <w:shd w:fill="F7FAFC"/>
           </w:tcPr>
           <w:p>
             <w:pPr>
@@ -1323,518 +1512,164 @@
             </w:pPr>
             <w:r>
               <w:rPr>
-                <w:rFonts w:ascii="Noto Sans CJK KR" w:hAnsi="Noto Sans CJK KR"/>
-                <w:color w:val="202124"/>
-                <w:sz w:val="17"/>
+                <w:rFonts w:ascii="Noto Sans KR" w:hAnsi="Noto Sans KR" w:eastAsia="Noto Sans KR"/>
+                <w:sz w:val="16"/>
               </w:rPr>
-              <w:t>hop trace</w:t>
-            </w:r>
-          </w:p>
-        </w:tc>
-        <w:tc>
-          <w:tcPr>
-            <w:tcW w:type="dxa" w:w="2720"/>
-            <w:tcMar>
-              <w:top w:w="70" w:type="dxa"/>
-              <w:start w:w="80" w:type="dxa"/>
-              <w:bottom w:w="70" w:type="dxa"/>
-              <w:end w:w="80" w:type="dxa"/>
-            </w:tcMar>
-            <w:vAlign w:val="top"/>
-          </w:tcPr>
-          <w:p>
-            <w:pPr>
-              <w:spacing w:after="0" w:line="252" w:lineRule="auto"/>
-            </w:pPr>
-            <w:r>
-              <w:rPr>
-                <w:rFonts w:ascii="Noto Sans CJK KR" w:hAnsi="Noto Sans CJK KR"/>
-                <w:color w:val="202124"/>
-                <w:sz w:val="17"/>
-              </w:rPr>
-              <w:t>transaction/operation 유지</w:t>
+              <w:t>header에 넣지 않음</w:t>
             </w:r>
           </w:p>
         </w:tc>
       </w:tr>
     </w:tbl>
-    <w:p/>
-    <w:p>
-      <w:pPr>
-        <w:pStyle w:val="SourceRail"/>
-      </w:pPr>
-      <w:r>
-        <w:t>Source 길찾기 cpf-gateway/src/main/java/com/cpf/gateway/api/CpfGatewayRoute.java</w:t>
-      </w:r>
-    </w:p>
     <w:p>
       <w:pPr>
         <w:pStyle w:val="Heading1"/>
-        <w:keepNext/>
-        <w:keepLines/>
-        <w:widowControl/>
       </w:pPr>
       <w:r>
-        <w:t>2. Routing과 Domain Route</w:t>
-      </w:r>
-    </w:p>
-    <w:p>
-      <w:pPr>
-        <w:pStyle w:val="FigureCaption"/>
-        <w:jc w:val="left"/>
-        <w:keepNext/>
-        <w:keepLines/>
-        <w:widowControl/>
-      </w:pPr>
-      <w:r>
-        <w:t>그림 2-1. Routing과 Domain Invocation</w:t>
-      </w:r>
-    </w:p>
-    <w:p>
-      <w:pPr>
-        <w:spacing w:after="40"/>
-        <w:jc w:val="center"/>
-        <w:keepNext/>
-        <w:keepLines/>
-        <w:widowControl/>
-      </w:pPr>
-      <w:r>
-        <w:drawing>
-          <wp:inline xmlns:a="http://schemas.openxmlformats.org/drawingml/2006/main" xmlns:pic="http://schemas.openxmlformats.org/drawingml/2006/picture">
-            <wp:extent cx="6408000" cy="3204000"/>
-            <wp:docPr id="2" name="Picture 2" descr="그림 2-1. Routing과 Domain Invocation - Route가 endpoint를 고르더라도 업무 코드는 Domain Operation을 호출하며 내부 Hop을 Gateway로 우회하지 않습니다." title="그림 2-1. Routing과 Domain Invocation"/>
-            <wp:cNvGraphicFramePr>
-              <a:graphicFrameLocks noChangeAspect="1"/>
-            </wp:cNvGraphicFramePr>
-            <a:graphic>
-              <a:graphicData uri="http://schemas.openxmlformats.org/drawingml/2006/picture">
-                <pic:pic>
-                  <pic:nvPicPr>
-                    <pic:cNvPr id="0" name="invoke.png"/>
-                    <pic:cNvPicPr/>
-                  </pic:nvPicPr>
-                  <pic:blipFill>
-                    <a:blip r:embed="rId12"/>
-                    <a:stretch>
-                      <a:fillRect/>
-                    </a:stretch>
-                  </pic:blipFill>
-                  <pic:spPr>
-                    <a:xfrm>
-                      <a:off x="0" y="0"/>
-                      <a:ext cx="6408000" cy="3204000"/>
-                    </a:xfrm>
-                    <a:prstGeom prst="rect"/>
-                  </pic:spPr>
-                </pic:pic>
-              </a:graphicData>
-            </a:graphic>
-          </wp:inline>
-        </w:drawing>
-      </w:r>
-    </w:p>
-    <w:p>
-      <w:pPr>
-        <w:pStyle w:val="FigureExplain"/>
-        <w:keepLines/>
-        <w:widowControl/>
-      </w:pPr>
-      <w:r>
-        <w:t>Route가 endpoint를 고르더라도 업무 코드는 Domain Operation을 호출하며 내부 Hop을 Gateway로 우회하지 않습니다.</w:t>
-      </w:r>
-    </w:p>
-    <w:p>
-      <w:pPr>
-        <w:pStyle w:val="Heading2"/>
-        <w:keepNext/>
-        <w:keepLines/>
-        <w:widowControl/>
-      </w:pPr>
-      <w:r>
-        <w:t>2.1 Route 규칙</w:t>
-      </w:r>
-    </w:p>
-    <w:p>
-      <w:pPr>
-        <w:pStyle w:val="BodyRail"/>
-      </w:pPr>
-      <w:r>
-        <w:t>Route는 System·Target·Operation 식별과 discovery 결과를 기준으로 Owner Domain에 연결합니다. Route 변경은 health, draining, canary, rollback 절차와 함께 관리합니다.</w:t>
-      </w:r>
-    </w:p>
-    <w:p>
-      <w:pPr>
-        <w:pStyle w:val="Heading2"/>
-        <w:keepNext/>
-        <w:keepLines/>
-        <w:widowControl/>
-      </w:pPr>
-      <w:r>
-        <w:t>2.2 Domain Route</w:t>
-      </w:r>
-    </w:p>
-    <w:p>
-      <w:pPr>
-        <w:pStyle w:val="BodyRail"/>
-      </w:pPr>
-      <w:r>
-        <w:t>Domain Route는 Gateway 내부 업무 구현이 아니라 Owner Domain으로 전달할 대상 결정을 표현합니다. Gateway가 Business DB를 직접 조회해 route를 결정하지 않습니다.</w:t>
-      </w:r>
-    </w:p>
-    <w:p>
-      <w:pPr>
-        <w:pStyle w:val="Heading2"/>
-        <w:keepNext/>
-        <w:keepLines/>
-        <w:widowControl/>
-      </w:pPr>
-      <w:r>
-        <w:t>2.3 Discovery/Target</w:t>
-      </w:r>
-    </w:p>
-    <w:p>
-      <w:pPr>
-        <w:pStyle w:val="BodyRail"/>
-      </w:pPr>
-      <w:r>
-        <w:t>Discovery는 실행 가능한 Target instance를 찾는 runtime 정보이고 Route는 어느 Owner Domain으로 보낼지 결정하는 계약입니다. 둘을 Operation 정의의 생성·삭제와 혼동하지 않습니다.</w:t>
-      </w:r>
-    </w:p>
-    <w:p>
-      <w:pPr>
-        <w:pStyle w:val="BodyRail"/>
-      </w:pPr>
-      <w:r>
-        <w:t>Discovery 결과는 현재 실행 가능한 Target을 고르는 근거로 사용하며, 일시적인 미발견을 Operation 정의의 자동 삭제 사유로 사용하지 않습니다.</w:t>
-      </w:r>
-    </w:p>
-    <w:p>
-      <w:pPr>
-        <w:pStyle w:val="Heading2"/>
-        <w:keepNext/>
-        <w:keepLines/>
-        <w:widowControl/>
-      </w:pPr>
-      <w:r>
-        <w:t>2.4 잘못된 Route</w:t>
-      </w:r>
-    </w:p>
-    <w:p>
-      <w:pPr>
-        <w:pStyle w:val="BodyRail"/>
-      </w:pPr>
-      <w:r>
-        <w:t>Target·Operation이 실제 Handler와 일치하지 않거나 실행 가능한 대상이 없으면 업무 Controller 실행 전에 실패로 종료하고 오류를 trace와 운영 상태에 연결합니다.</w:t>
-      </w:r>
-    </w:p>
-    <w:p>
-      <w:pPr>
-        <w:pStyle w:val="BodyRail"/>
-      </w:pPr>
-      <w:r>
-        <w:t>작업에 사용할 Public API와 실패 주의점을 확인합니다.</w:t>
-      </w:r>
-    </w:p>
-    <w:p>
-      <w:pPr>
-        <w:pStyle w:val="BodyRail"/>
-      </w:pPr>
-      <w:r>
-        <w:t>기본값이 아닌 실제 선택이 필요한 옵션을 확인합니다.</w:t>
-      </w:r>
-    </w:p>
-    <w:p>
-      <w:pPr>
-        <w:pStyle w:val="SourceRail"/>
-      </w:pPr>
-      <w:r>
-        <w:t>Source 길찾기 cpf-gateway/src/main/java/com/cpf/gateway/api/CpfGatewayRoute.java</w:t>
-      </w:r>
-    </w:p>
-    <w:p>
-      <w:pPr>
-        <w:pStyle w:val="Heading1"/>
-        <w:keepNext/>
-        <w:keepLines/>
-        <w:widowControl/>
-      </w:pPr>
-      <w:r>
-        <w:t>3. Context와 Security</w:t>
-      </w:r>
-    </w:p>
-    <w:p>
-      <w:pPr>
-        <w:pStyle w:val="Heading2"/>
-        <w:keepNext/>
-        <w:keepLines/>
-        <w:widowControl/>
-      </w:pPr>
-      <w:r>
-        <w:t>3.1 System6/Context</w:t>
-      </w:r>
-    </w:p>
-    <w:p>
-      <w:pPr>
-        <w:pStyle w:val="BodyRail"/>
-      </w:pPr>
-      <w:r>
-        <w:t>업무 Online Transaction은 Controller 실행 전에 Canonical System6를 갖습니다. Transaction/Original은 유지하고 System/Caller/Target/Operation은 Hop 기준으로 CPF가 확정합니다.</w:t>
-      </w:r>
-    </w:p>
-    <w:p>
-      <w:pPr>
-        <w:pStyle w:val="BulletRail"/>
-      </w:pPr>
-      <w:r>
-        <w:t>•  Browser가 Protected Header를 보내도 신뢰하지 않고 Trusted Entry에서 재구성합니다.</w:t>
-      </w:r>
-    </w:p>
-    <w:p>
-      <w:pPr>
-        <w:pStyle w:val="BulletRail"/>
-      </w:pPr>
-      <w:r>
-        <w:t>•  수신 System/Target/Operation이 실제 Runtime/Handler와 다르면 업무 Controller를 호출하지 않습니다.</w:t>
-      </w:r>
-    </w:p>
-    <w:p>
-      <w:pPr>
-        <w:pStyle w:val="Heading2"/>
-        <w:keepNext/>
-        <w:keepLines/>
-        <w:widowControl/>
-      </w:pPr>
-      <w:r>
-        <w:t>3.2 Authentication</w:t>
-      </w:r>
-    </w:p>
-    <w:p>
-      <w:pPr>
-        <w:pStyle w:val="BodyRail"/>
-      </w:pPr>
-      <w:r>
-        <w:t>Security는 Authentication 이후 Authorization/Permission을 분리해 평가하고 Session/Token lifecycle을 Runtime 경계에 맞춥니다. 관리 기능과 업무 기능은 서로 다른 권한 Surface를 가집니다.</w:t>
-      </w:r>
-    </w:p>
-    <w:p>
-      <w:pPr>
-        <w:pStyle w:val="BulletRail"/>
-      </w:pPr>
-      <w:r>
-        <w:t>•  Protected Header와 사용자 credential을 동일 identity로 취급하지 않습니다.</w:t>
-      </w:r>
-    </w:p>
-    <w:p>
-      <w:pPr>
-        <w:pStyle w:val="BulletRail"/>
-      </w:pPr>
-      <w:r>
-        <w:t>•  401/403은 원인을 구분하고 실패도 audit/trace와 연결합니다.</w:t>
-      </w:r>
-    </w:p>
-    <w:p>
-      <w:pPr>
-        <w:pStyle w:val="Heading2"/>
-        <w:keepNext/>
-        <w:keepLines/>
-        <w:widowControl/>
-      </w:pPr>
-      <w:r>
-        <w:t>3.3 Authorization</w:t>
-      </w:r>
-    </w:p>
-    <w:p>
-      <w:pPr>
-        <w:pStyle w:val="BodyRail"/>
-      </w:pPr>
-      <w:r>
-        <w:t>Authorization은 인증된 identity가 현재 Route/Operation을 호출할 권한이 있는지 평가합니다. Route 존재 여부와 권한 부족을 같은 404/403 의미로 섞지 않습니다.</w:t>
-      </w:r>
-    </w:p>
-    <w:p>
-      <w:pPr>
-        <w:pStyle w:val="BulletRail"/>
-      </w:pPr>
-      <w:r>
-        <w:t>•  Route 정책과 Owner Domain의 업무 권한을 각각 검사하되 Gateway가 업무 권한 원장을 직접 소유하지 않습니다.</w:t>
-      </w:r>
-    </w:p>
-    <w:p>
-      <w:pPr>
-        <w:pStyle w:val="BulletRail"/>
-      </w:pPr>
-      <w:r>
-        <w:t>•  401/403은 원인을 구분하고 실패도 audit/trace와 연결합니다.</w:t>
-      </w:r>
-    </w:p>
-    <w:p>
-      <w:pPr>
-        <w:pStyle w:val="Heading2"/>
-        <w:keepNext/>
-        <w:keepLines/>
-        <w:widowControl/>
-      </w:pPr>
-      <w:r>
-        <w:t>3.4 Trust Boundary</w:t>
-      </w:r>
-    </w:p>
-    <w:p>
-      <w:pPr>
-        <w:pStyle w:val="BodyRail"/>
-      </w:pPr>
-      <w:r>
-        <w:t>Trust Boundary에서는 Browser·외부 Client가 보낸 Protected Header를 신뢰하지 않고 Trusted Entry에서 System6와 사용자 identity를 재구성·검증합니다.</w:t>
-      </w:r>
-    </w:p>
-    <w:p>
-      <w:pPr>
-        <w:pStyle w:val="BodyRail"/>
-      </w:pPr>
-      <w:r>
-        <w:t>Protected Header는 외부 입력을 그대로 신뢰하지 않고 Trusted Entry에서 재구성·검증한 뒤 내부 Context로 전달합니다.</w:t>
-      </w:r>
-    </w:p>
-    <w:p>
-      <w:pPr>
-        <w:pStyle w:val="BodyRail"/>
-      </w:pPr>
-      <w:r>
-        <w:t>각 Header의 설정 주체·변경 규칙·수신 검증을 확인합니다.</w:t>
-      </w:r>
-    </w:p>
-    <w:p>
-      <w:pPr>
-        <w:pStyle w:val="TableTitle"/>
-        <w:keepNext/>
-        <w:keepLines/>
-        <w:widowControl/>
-      </w:pPr>
-      <w:r>
-        <w:t>표 3-1. Header / 설정 주체 / 변경 규칙 / 검증/주의</w:t>
-      </w:r>
-    </w:p>
-    <w:p>
-      <w:pPr>
-        <w:pStyle w:val="TablePurpose"/>
-        <w:keepNext/>
-        <w:keepLines/>
-        <w:widowControl/>
-      </w:pPr>
-      <w:r>
-        <w:t>비교·선택·확인에 필요한 항목만 압축해 정리합니다.</w:t>
+        <w:t>3 Edge Security</w:t>
       </w:r>
     </w:p>
     <w:tbl>
       <w:tblPr>
         <w:tblW w:type="auto" w:w="0"/>
         <w:jc w:val="left"/>
-        <w:tblLayout w:type="autofit"/>
+        <w:tblLayout w:type="fixed"/>
         <w:tblLook w:firstColumn="1" w:firstRow="1" w:lastColumn="0" w:lastRow="0" w:noHBand="0" w:noVBand="1" w:val="04A0"/>
       </w:tblPr>
       <w:tblGrid>
-        <w:gridCol w:w="2720"/>
-        <w:gridCol w:w="2720"/>
-        <w:gridCol w:w="2720"/>
-        <w:gridCol w:w="2720"/>
+        <w:gridCol w:w="7625"/>
+        <w:gridCol w:w="7625"/>
       </w:tblGrid>
       <w:tr>
         <w:trPr>
-          <w:cantSplit/>
           <w:tblHeader w:val="true"/>
         </w:trPr>
         <w:tc>
           <w:tcPr>
-            <w:tcW w:type="dxa" w:w="2720"/>
+            <w:tcW w:type="dxa" w:w="1927"/>
+            <w:shd w:fill="17324D"/>
             <w:tcMar>
-              <w:top w:w="70" w:type="dxa"/>
-              <w:start w:w="80" w:type="dxa"/>
-              <w:bottom w:w="70" w:type="dxa"/>
-              <w:end w:w="80" w:type="dxa"/>
+              <w:top w:w="110" w:type="dxa"/>
+              <w:start w:w="140" w:type="dxa"/>
+              <w:bottom w:w="110" w:type="dxa"/>
+              <w:end w:w="140" w:type="dxa"/>
             </w:tcMar>
-            <w:vAlign w:val="top"/>
-            <w:shd w:fill="17324D"/>
           </w:tcPr>
           <w:p>
             <w:r>
               <w:rPr>
-                <w:rFonts w:ascii="Noto Sans CJK KR" w:hAnsi="Noto Sans CJK KR"/>
                 <w:b/>
                 <w:color w:val="FFFFFF"/>
-                <w:sz w:val="17"/>
               </w:rPr>
-              <w:t>Header</w:t>
+              <w:t>이 장을 보는 이유</w:t>
             </w:r>
           </w:p>
         </w:tc>
         <w:tc>
           <w:tcPr>
-            <w:tcW w:type="dxa" w:w="2720"/>
+            <w:tcW w:type="dxa" w:w="11623"/>
             <w:tcMar>
-              <w:top w:w="70" w:type="dxa"/>
-              <w:start w:w="80" w:type="dxa"/>
-              <w:bottom w:w="70" w:type="dxa"/>
-              <w:end w:w="80" w:type="dxa"/>
+              <w:top w:w="110" w:type="dxa"/>
+              <w:start w:w="140" w:type="dxa"/>
+              <w:bottom w:w="110" w:type="dxa"/>
+              <w:end w:w="140" w:type="dxa"/>
             </w:tcMar>
-            <w:vAlign w:val="top"/>
+          </w:tcPr>
+          <w:p>
+            <w:r>
+              <w:t>인증·인가·Rate Limit·Header 검증을 Edge에서 수행하되 업무 Owner 권한을 우회하지 않습니다.</w:t>
+            </w:r>
+          </w:p>
+        </w:tc>
+      </w:tr>
+    </w:tbl>
+    <w:p>
+      <w:pPr>
+        <w:pStyle w:val="CPFLabel"/>
+      </w:pPr>
+      <w:r>
+        <w:t>상태 코드 처리</w:t>
+      </w:r>
+    </w:p>
+    <w:tbl>
+      <w:tblPr>
+        <w:tblW w:type="auto" w:w="0"/>
+        <w:jc w:val="left"/>
+        <w:tblLayout w:type="fixed"/>
+        <w:tblLook w:firstColumn="1" w:firstRow="1" w:lastColumn="0" w:lastRow="0" w:noHBand="0" w:noVBand="1" w:val="04A0"/>
+      </w:tblPr>
+      <w:tblGrid>
+        <w:gridCol w:w="5083"/>
+        <w:gridCol w:w="5083"/>
+        <w:gridCol w:w="5083"/>
+      </w:tblGrid>
+      <w:tr>
+        <w:trPr>
+          <w:tblHeader w:val="true"/>
+        </w:trPr>
+        <w:tc>
+          <w:tcPr>
+            <w:tcW w:type="dxa" w:w="2216"/>
             <w:shd w:fill="17324D"/>
+            <w:tcMar>
+              <w:top w:w="90" w:type="dxa"/>
+              <w:start w:w="110" w:type="dxa"/>
+              <w:bottom w:w="90" w:type="dxa"/>
+              <w:end w:w="110" w:type="dxa"/>
+            </w:tcMar>
           </w:tcPr>
           <w:p>
             <w:r>
               <w:rPr>
-                <w:rFonts w:ascii="Noto Sans CJK KR" w:hAnsi="Noto Sans CJK KR"/>
                 <w:b/>
                 <w:color w:val="FFFFFF"/>
-                <w:sz w:val="17"/>
+                <w:sz w:val="16"/>
               </w:rPr>
-              <w:t>설정 주체</w:t>
+              <w:t>상태</w:t>
             </w:r>
           </w:p>
         </w:tc>
         <w:tc>
           <w:tcPr>
-            <w:tcW w:type="dxa" w:w="2720"/>
+            <w:tcW w:type="dxa" w:w="6650"/>
+            <w:shd w:fill="17324D"/>
             <w:tcMar>
-              <w:top w:w="70" w:type="dxa"/>
-              <w:start w:w="80" w:type="dxa"/>
-              <w:bottom w:w="70" w:type="dxa"/>
-              <w:end w:w="80" w:type="dxa"/>
+              <w:top w:w="90" w:type="dxa"/>
+              <w:start w:w="110" w:type="dxa"/>
+              <w:bottom w:w="90" w:type="dxa"/>
+              <w:end w:w="110" w:type="dxa"/>
             </w:tcMar>
-            <w:vAlign w:val="top"/>
-            <w:shd w:fill="17324D"/>
           </w:tcPr>
           <w:p>
             <w:r>
               <w:rPr>
-                <w:rFonts w:ascii="Noto Sans CJK KR" w:hAnsi="Noto Sans CJK KR"/>
                 <w:b/>
                 <w:color w:val="FFFFFF"/>
-                <w:sz w:val="17"/>
+                <w:sz w:val="16"/>
               </w:rPr>
-              <w:t>변경 규칙</w:t>
+              <w:t>Gateway 판단</w:t>
             </w:r>
           </w:p>
         </w:tc>
         <w:tc>
           <w:tcPr>
-            <w:tcW w:type="dxa" w:w="2720"/>
+            <w:tcW w:type="dxa" w:w="6157"/>
+            <w:shd w:fill="17324D"/>
             <w:tcMar>
-              <w:top w:w="70" w:type="dxa"/>
-              <w:start w:w="80" w:type="dxa"/>
-              <w:bottom w:w="70" w:type="dxa"/>
-              <w:end w:w="80" w:type="dxa"/>
+              <w:top w:w="90" w:type="dxa"/>
+              <w:start w:w="110" w:type="dxa"/>
+              <w:bottom w:w="90" w:type="dxa"/>
+              <w:end w:w="110" w:type="dxa"/>
             </w:tcMar>
-            <w:vAlign w:val="top"/>
-            <w:shd w:fill="17324D"/>
           </w:tcPr>
           <w:p>
             <w:r>
               <w:rPr>
-                <w:rFonts w:ascii="Noto Sans CJK KR" w:hAnsi="Noto Sans CJK KR"/>
                 <w:b/>
                 <w:color w:val="FFFFFF"/>
-                <w:sz w:val="17"/>
+                <w:sz w:val="16"/>
               </w:rPr>
-              <w:t>검증/주의</w:t>
+              <w:t>Caller 행동</w:t>
             </w:r>
           </w:p>
         </w:tc>
@@ -1845,15 +1680,14 @@
         </w:trPr>
         <w:tc>
           <w:tcPr>
-            <w:tcW w:type="dxa" w:w="2720"/>
+            <w:tcW w:type="dxa" w:w="2216"/>
             <w:tcMar>
-              <w:top w:w="70" w:type="dxa"/>
-              <w:start w:w="80" w:type="dxa"/>
-              <w:bottom w:w="70" w:type="dxa"/>
-              <w:end w:w="80" w:type="dxa"/>
+              <w:top w:w="80" w:type="dxa"/>
+              <w:start w:w="100" w:type="dxa"/>
+              <w:bottom w:w="80" w:type="dxa"/>
+              <w:end w:w="100" w:type="dxa"/>
             </w:tcMar>
-            <w:vAlign w:val="top"/>
-            <w:shd w:fill="F4F7FA"/>
+            <w:vAlign w:val="center"/>
           </w:tcPr>
           <w:p>
             <w:pPr>
@@ -1861,24 +1695,23 @@
             </w:pPr>
             <w:r>
               <w:rPr>
-                <w:rFonts w:ascii="Noto Sans CJK KR" w:hAnsi="Noto Sans CJK KR"/>
-                <w:color w:val="202124"/>
-                <w:sz w:val="17"/>
+                <w:rFonts w:ascii="Noto Sans KR" w:hAnsi="Noto Sans KR" w:eastAsia="Noto Sans KR"/>
+                <w:sz w:val="16"/>
               </w:rPr>
-              <w:t>X-Transaction-Id</w:t>
+              <w:t>401</w:t>
             </w:r>
           </w:p>
         </w:tc>
         <w:tc>
           <w:tcPr>
-            <w:tcW w:type="dxa" w:w="2720"/>
+            <w:tcW w:type="dxa" w:w="6650"/>
             <w:tcMar>
-              <w:top w:w="70" w:type="dxa"/>
-              <w:start w:w="80" w:type="dxa"/>
-              <w:bottom w:w="70" w:type="dxa"/>
-              <w:end w:w="80" w:type="dxa"/>
+              <w:top w:w="80" w:type="dxa"/>
+              <w:start w:w="100" w:type="dxa"/>
+              <w:bottom w:w="80" w:type="dxa"/>
+              <w:end w:w="100" w:type="dxa"/>
             </w:tcMar>
-            <w:vAlign w:val="top"/>
+            <w:vAlign w:val="center"/>
           </w:tcPr>
           <w:p>
             <w:pPr>
@@ -1886,24 +1719,23 @@
             </w:pPr>
             <w:r>
               <w:rPr>
-                <w:rFonts w:ascii="Noto Sans CJK KR" w:hAnsi="Noto Sans CJK KR"/>
-                <w:color w:val="202124"/>
-                <w:sz w:val="17"/>
+                <w:rFonts w:ascii="Noto Sans KR" w:hAnsi="Noto Sans KR" w:eastAsia="Noto Sans KR"/>
+                <w:sz w:val="16"/>
               </w:rPr>
-              <w:t>CPF</w:t>
+              <w:t>인증정보 없음/무효</w:t>
             </w:r>
           </w:p>
         </w:tc>
         <w:tc>
           <w:tcPr>
-            <w:tcW w:type="dxa" w:w="2720"/>
+            <w:tcW w:type="dxa" w:w="6157"/>
             <w:tcMar>
-              <w:top w:w="70" w:type="dxa"/>
-              <w:start w:w="80" w:type="dxa"/>
-              <w:bottom w:w="70" w:type="dxa"/>
-              <w:end w:w="80" w:type="dxa"/>
+              <w:top w:w="80" w:type="dxa"/>
+              <w:start w:w="100" w:type="dxa"/>
+              <w:bottom w:w="80" w:type="dxa"/>
+              <w:end w:w="100" w:type="dxa"/>
             </w:tcMar>
-            <w:vAlign w:val="top"/>
+            <w:vAlign w:val="center"/>
           </w:tcPr>
           <w:p>
             <w:pPr>
@@ -1911,1103 +1743,8 @@
             </w:pPr>
             <w:r>
               <w:rPr>
-                <w:rFonts w:ascii="Noto Sans CJK KR" w:hAnsi="Noto Sans CJK KR"/>
-                <w:color w:val="202124"/>
-                <w:sz w:val="17"/>
-              </w:rPr>
-              <w:t>최초 생성 후 불변</w:t>
-            </w:r>
-          </w:p>
-        </w:tc>
-        <w:tc>
-          <w:tcPr>
-            <w:tcW w:type="dxa" w:w="2720"/>
-            <w:tcMar>
-              <w:top w:w="70" w:type="dxa"/>
-              <w:start w:w="80" w:type="dxa"/>
-              <w:bottom w:w="70" w:type="dxa"/>
-              <w:end w:w="80" w:type="dxa"/>
-            </w:tcMar>
-            <w:vAlign w:val="top"/>
-          </w:tcPr>
-          <w:p>
-            <w:pPr>
-              <w:spacing w:after="0" w:line="252" w:lineRule="auto"/>
-            </w:pPr>
-            <w:r>
-              <w:rPr>
-                <w:rFonts w:ascii="Noto Sans CJK KR" w:hAnsi="Noto Sans CJK KR"/>
-                <w:color w:val="202124"/>
-                <w:sz w:val="17"/>
-              </w:rPr>
-              <w:t>거래 전체 correlation</w:t>
-            </w:r>
-          </w:p>
-        </w:tc>
-      </w:tr>
-      <w:tr>
-        <w:trPr>
-          <w:cantSplit/>
-        </w:trPr>
-        <w:tc>
-          <w:tcPr>
-            <w:tcW w:type="dxa" w:w="2720"/>
-            <w:tcMar>
-              <w:top w:w="70" w:type="dxa"/>
-              <w:start w:w="80" w:type="dxa"/>
-              <w:bottom w:w="70" w:type="dxa"/>
-              <w:end w:w="80" w:type="dxa"/>
-            </w:tcMar>
-            <w:vAlign w:val="top"/>
-            <w:shd w:fill="F4F7FA"/>
-          </w:tcPr>
-          <w:p>
-            <w:pPr>
-              <w:spacing w:after="0" w:line="252" w:lineRule="auto"/>
-            </w:pPr>
-            <w:r>
-              <w:rPr>
-                <w:rFonts w:ascii="Noto Sans CJK KR" w:hAnsi="Noto Sans CJK KR"/>
-                <w:color w:val="202124"/>
-                <w:sz w:val="17"/>
-              </w:rPr>
-              <w:t>X-Original-System-Code</w:t>
-            </w:r>
-          </w:p>
-        </w:tc>
-        <w:tc>
-          <w:tcPr>
-            <w:tcW w:type="dxa" w:w="2720"/>
-            <w:tcMar>
-              <w:top w:w="70" w:type="dxa"/>
-              <w:start w:w="80" w:type="dxa"/>
-              <w:bottom w:w="70" w:type="dxa"/>
-              <w:end w:w="80" w:type="dxa"/>
-            </w:tcMar>
-            <w:vAlign w:val="top"/>
-          </w:tcPr>
-          <w:p>
-            <w:pPr>
-              <w:spacing w:after="0" w:line="252" w:lineRule="auto"/>
-            </w:pPr>
-            <w:r>
-              <w:rPr>
-                <w:rFonts w:ascii="Noto Sans CJK KR" w:hAnsi="Noto Sans CJK KR"/>
-                <w:color w:val="202124"/>
-                <w:sz w:val="17"/>
-              </w:rPr>
-              <w:t>CPF Trusted Entry</w:t>
-            </w:r>
-          </w:p>
-        </w:tc>
-        <w:tc>
-          <w:tcPr>
-            <w:tcW w:type="dxa" w:w="2720"/>
-            <w:tcMar>
-              <w:top w:w="70" w:type="dxa"/>
-              <w:start w:w="80" w:type="dxa"/>
-              <w:bottom w:w="70" w:type="dxa"/>
-              <w:end w:w="80" w:type="dxa"/>
-            </w:tcMar>
-            <w:vAlign w:val="top"/>
-          </w:tcPr>
-          <w:p>
-            <w:pPr>
-              <w:spacing w:after="0" w:line="252" w:lineRule="auto"/>
-            </w:pPr>
-            <w:r>
-              <w:rPr>
-                <w:rFonts w:ascii="Noto Sans CJK KR" w:hAnsi="Noto Sans CJK KR"/>
-                <w:color w:val="202124"/>
-                <w:sz w:val="17"/>
-              </w:rPr>
-              <w:t>최초 확정 후 불변</w:t>
-            </w:r>
-          </w:p>
-        </w:tc>
-        <w:tc>
-          <w:tcPr>
-            <w:tcW w:type="dxa" w:w="2720"/>
-            <w:tcMar>
-              <w:top w:w="70" w:type="dxa"/>
-              <w:start w:w="80" w:type="dxa"/>
-              <w:bottom w:w="70" w:type="dxa"/>
-              <w:end w:w="80" w:type="dxa"/>
-            </w:tcMar>
-            <w:vAlign w:val="top"/>
-          </w:tcPr>
-          <w:p>
-            <w:pPr>
-              <w:spacing w:after="0" w:line="252" w:lineRule="auto"/>
-            </w:pPr>
-            <w:r>
-              <w:rPr>
-                <w:rFonts w:ascii="Noto Sans CJK KR" w:hAnsi="Noto Sans CJK KR"/>
-                <w:color w:val="202124"/>
-                <w:sz w:val="17"/>
-              </w:rPr>
-              <w:t>호출자가 임의 변경 금지</w:t>
-            </w:r>
-          </w:p>
-        </w:tc>
-      </w:tr>
-      <w:tr>
-        <w:trPr>
-          <w:cantSplit/>
-        </w:trPr>
-        <w:tc>
-          <w:tcPr>
-            <w:tcW w:type="dxa" w:w="2720"/>
-            <w:tcMar>
-              <w:top w:w="70" w:type="dxa"/>
-              <w:start w:w="80" w:type="dxa"/>
-              <w:bottom w:w="70" w:type="dxa"/>
-              <w:end w:w="80" w:type="dxa"/>
-            </w:tcMar>
-            <w:vAlign w:val="top"/>
-            <w:shd w:fill="F4F7FA"/>
-          </w:tcPr>
-          <w:p>
-            <w:pPr>
-              <w:spacing w:after="0" w:line="252" w:lineRule="auto"/>
-            </w:pPr>
-            <w:r>
-              <w:rPr>
-                <w:rFonts w:ascii="Noto Sans CJK KR" w:hAnsi="Noto Sans CJK KR"/>
-                <w:color w:val="202124"/>
-                <w:sz w:val="17"/>
-              </w:rPr>
-              <w:t>X-System-Code</w:t>
-            </w:r>
-          </w:p>
-        </w:tc>
-        <w:tc>
-          <w:tcPr>
-            <w:tcW w:type="dxa" w:w="2720"/>
-            <w:tcMar>
-              <w:top w:w="70" w:type="dxa"/>
-              <w:start w:w="80" w:type="dxa"/>
-              <w:bottom w:w="70" w:type="dxa"/>
-              <w:end w:w="80" w:type="dxa"/>
-            </w:tcMar>
-            <w:vAlign w:val="top"/>
-          </w:tcPr>
-          <w:p>
-            <w:pPr>
-              <w:spacing w:after="0" w:line="252" w:lineRule="auto"/>
-            </w:pPr>
-            <w:r>
-              <w:rPr>
-                <w:rFonts w:ascii="Noto Sans CJK KR" w:hAnsi="Noto Sans CJK KR"/>
-                <w:color w:val="202124"/>
-                <w:sz w:val="17"/>
-              </w:rPr>
-              <w:t>CPF</w:t>
-            </w:r>
-          </w:p>
-        </w:tc>
-        <w:tc>
-          <w:tcPr>
-            <w:tcW w:type="dxa" w:w="2720"/>
-            <w:tcMar>
-              <w:top w:w="70" w:type="dxa"/>
-              <w:start w:w="80" w:type="dxa"/>
-              <w:bottom w:w="70" w:type="dxa"/>
-              <w:end w:w="80" w:type="dxa"/>
-            </w:tcMar>
-            <w:vAlign w:val="top"/>
-          </w:tcPr>
-          <w:p>
-            <w:pPr>
-              <w:spacing w:after="0" w:line="252" w:lineRule="auto"/>
-            </w:pPr>
-            <w:r>
-              <w:rPr>
-                <w:rFonts w:ascii="Noto Sans CJK KR" w:hAnsi="Noto Sans CJK KR"/>
-                <w:color w:val="202124"/>
-                <w:sz w:val="17"/>
-              </w:rPr>
-              <w:t>Hop마다 현재 처리 System</w:t>
-            </w:r>
-          </w:p>
-        </w:tc>
-        <w:tc>
-          <w:tcPr>
-            <w:tcW w:type="dxa" w:w="2720"/>
-            <w:tcMar>
-              <w:top w:w="70" w:type="dxa"/>
-              <w:start w:w="80" w:type="dxa"/>
-              <w:bottom w:w="70" w:type="dxa"/>
-              <w:end w:w="80" w:type="dxa"/>
-            </w:tcMar>
-            <w:vAlign w:val="top"/>
-          </w:tcPr>
-          <w:p>
-            <w:pPr>
-              <w:spacing w:after="0" w:line="252" w:lineRule="auto"/>
-            </w:pPr>
-            <w:r>
-              <w:rPr>
-                <w:rFonts w:ascii="Noto Sans CJK KR" w:hAnsi="Noto Sans CJK KR"/>
-                <w:color w:val="202124"/>
-                <w:sz w:val="17"/>
-              </w:rPr>
-              <w:t>수신 Runtime과 일치</w:t>
-            </w:r>
-          </w:p>
-        </w:tc>
-      </w:tr>
-      <w:tr>
-        <w:trPr>
-          <w:cantSplit/>
-        </w:trPr>
-        <w:tc>
-          <w:tcPr>
-            <w:tcW w:type="dxa" w:w="2720"/>
-            <w:tcMar>
-              <w:top w:w="70" w:type="dxa"/>
-              <w:start w:w="80" w:type="dxa"/>
-              <w:bottom w:w="70" w:type="dxa"/>
-              <w:end w:w="80" w:type="dxa"/>
-            </w:tcMar>
-            <w:vAlign w:val="top"/>
-            <w:shd w:fill="F4F7FA"/>
-          </w:tcPr>
-          <w:p>
-            <w:pPr>
-              <w:spacing w:after="0" w:line="252" w:lineRule="auto"/>
-            </w:pPr>
-            <w:r>
-              <w:rPr>
-                <w:rFonts w:ascii="Noto Sans CJK KR" w:hAnsi="Noto Sans CJK KR"/>
-                <w:color w:val="202124"/>
-                <w:sz w:val="17"/>
-              </w:rPr>
-              <w:t>X-Caller-System-Code</w:t>
-            </w:r>
-          </w:p>
-        </w:tc>
-        <w:tc>
-          <w:tcPr>
-            <w:tcW w:type="dxa" w:w="2720"/>
-            <w:tcMar>
-              <w:top w:w="70" w:type="dxa"/>
-              <w:start w:w="80" w:type="dxa"/>
-              <w:bottom w:w="70" w:type="dxa"/>
-              <w:end w:w="80" w:type="dxa"/>
-            </w:tcMar>
-            <w:vAlign w:val="top"/>
-          </w:tcPr>
-          <w:p>
-            <w:pPr>
-              <w:spacing w:after="0" w:line="252" w:lineRule="auto"/>
-            </w:pPr>
-            <w:r>
-              <w:rPr>
-                <w:rFonts w:ascii="Noto Sans CJK KR" w:hAnsi="Noto Sans CJK KR"/>
-                <w:color w:val="202124"/>
-                <w:sz w:val="17"/>
-              </w:rPr>
-              <w:t>CPF</w:t>
-            </w:r>
-          </w:p>
-        </w:tc>
-        <w:tc>
-          <w:tcPr>
-            <w:tcW w:type="dxa" w:w="2720"/>
-            <w:tcMar>
-              <w:top w:w="70" w:type="dxa"/>
-              <w:start w:w="80" w:type="dxa"/>
-              <w:bottom w:w="70" w:type="dxa"/>
-              <w:end w:w="80" w:type="dxa"/>
-            </w:tcMar>
-            <w:vAlign w:val="top"/>
-          </w:tcPr>
-          <w:p>
-            <w:pPr>
-              <w:spacing w:after="0" w:line="252" w:lineRule="auto"/>
-            </w:pPr>
-            <w:r>
-              <w:rPr>
-                <w:rFonts w:ascii="Noto Sans CJK KR" w:hAnsi="Noto Sans CJK KR"/>
-                <w:color w:val="202124"/>
-                <w:sz w:val="17"/>
-              </w:rPr>
-              <w:t>Hop마다 직전 Caller</w:t>
-            </w:r>
-          </w:p>
-        </w:tc>
-        <w:tc>
-          <w:tcPr>
-            <w:tcW w:type="dxa" w:w="2720"/>
-            <w:tcMar>
-              <w:top w:w="70" w:type="dxa"/>
-              <w:start w:w="80" w:type="dxa"/>
-              <w:bottom w:w="70" w:type="dxa"/>
-              <w:end w:w="80" w:type="dxa"/>
-            </w:tcMar>
-            <w:vAlign w:val="top"/>
-          </w:tcPr>
-          <w:p>
-            <w:pPr>
-              <w:spacing w:after="0" w:line="252" w:lineRule="auto"/>
-            </w:pPr>
-            <w:r>
-              <w:rPr>
-                <w:rFonts w:ascii="Noto Sans CJK KR" w:hAnsi="Noto Sans CJK KR"/>
-                <w:color w:val="202124"/>
-                <w:sz w:val="17"/>
-              </w:rPr>
-              <w:t>신뢰 System identity 사용</w:t>
-            </w:r>
-          </w:p>
-        </w:tc>
-      </w:tr>
-      <w:tr>
-        <w:trPr>
-          <w:cantSplit/>
-        </w:trPr>
-        <w:tc>
-          <w:tcPr>
-            <w:tcW w:type="dxa" w:w="2720"/>
-            <w:tcMar>
-              <w:top w:w="70" w:type="dxa"/>
-              <w:start w:w="80" w:type="dxa"/>
-              <w:bottom w:w="70" w:type="dxa"/>
-              <w:end w:w="80" w:type="dxa"/>
-            </w:tcMar>
-            <w:vAlign w:val="top"/>
-            <w:shd w:fill="F4F7FA"/>
-          </w:tcPr>
-          <w:p>
-            <w:pPr>
-              <w:spacing w:after="0" w:line="252" w:lineRule="auto"/>
-            </w:pPr>
-            <w:r>
-              <w:rPr>
-                <w:rFonts w:ascii="Noto Sans CJK KR" w:hAnsi="Noto Sans CJK KR"/>
-                <w:color w:val="202124"/>
-                <w:sz w:val="17"/>
-              </w:rPr>
-              <w:t>X-Target-System-Code</w:t>
-            </w:r>
-          </w:p>
-        </w:tc>
-        <w:tc>
-          <w:tcPr>
-            <w:tcW w:type="dxa" w:w="2720"/>
-            <w:tcMar>
-              <w:top w:w="70" w:type="dxa"/>
-              <w:start w:w="80" w:type="dxa"/>
-              <w:bottom w:w="70" w:type="dxa"/>
-              <w:end w:w="80" w:type="dxa"/>
-            </w:tcMar>
-            <w:vAlign w:val="top"/>
-          </w:tcPr>
-          <w:p>
-            <w:pPr>
-              <w:spacing w:after="0" w:line="252" w:lineRule="auto"/>
-            </w:pPr>
-            <w:r>
-              <w:rPr>
-                <w:rFonts w:ascii="Noto Sans CJK KR" w:hAnsi="Noto Sans CJK KR"/>
-                <w:color w:val="202124"/>
-                <w:sz w:val="17"/>
-              </w:rPr>
-              <w:t>CPF</w:t>
-            </w:r>
-          </w:p>
-        </w:tc>
-        <w:tc>
-          <w:tcPr>
-            <w:tcW w:type="dxa" w:w="2720"/>
-            <w:tcMar>
-              <w:top w:w="70" w:type="dxa"/>
-              <w:start w:w="80" w:type="dxa"/>
-              <w:bottom w:w="70" w:type="dxa"/>
-              <w:end w:w="80" w:type="dxa"/>
-            </w:tcMar>
-            <w:vAlign w:val="top"/>
-          </w:tcPr>
-          <w:p>
-            <w:pPr>
-              <w:spacing w:after="0" w:line="252" w:lineRule="auto"/>
-            </w:pPr>
-            <w:r>
-              <w:rPr>
-                <w:rFonts w:ascii="Noto Sans CJK KR" w:hAnsi="Noto Sans CJK KR"/>
-                <w:color w:val="202124"/>
-                <w:sz w:val="17"/>
-              </w:rPr>
-              <w:t>Hop마다 Target</w:t>
-            </w:r>
-          </w:p>
-        </w:tc>
-        <w:tc>
-          <w:tcPr>
-            <w:tcW w:type="dxa" w:w="2720"/>
-            <w:tcMar>
-              <w:top w:w="70" w:type="dxa"/>
-              <w:start w:w="80" w:type="dxa"/>
-              <w:bottom w:w="70" w:type="dxa"/>
-              <w:end w:w="80" w:type="dxa"/>
-            </w:tcMar>
-            <w:vAlign w:val="top"/>
-          </w:tcPr>
-          <w:p>
-            <w:pPr>
-              <w:spacing w:after="0" w:line="252" w:lineRule="auto"/>
-            </w:pPr>
-            <w:r>
-              <w:rPr>
-                <w:rFonts w:ascii="Noto Sans CJK KR" w:hAnsi="Noto Sans CJK KR"/>
-                <w:color w:val="202124"/>
-                <w:sz w:val="17"/>
-              </w:rPr>
-              <w:t>수신 Runtime과 일치</w:t>
-            </w:r>
-          </w:p>
-        </w:tc>
-      </w:tr>
-      <w:tr>
-        <w:trPr>
-          <w:cantSplit/>
-        </w:trPr>
-        <w:tc>
-          <w:tcPr>
-            <w:tcW w:type="dxa" w:w="2720"/>
-            <w:tcMar>
-              <w:top w:w="70" w:type="dxa"/>
-              <w:start w:w="80" w:type="dxa"/>
-              <w:bottom w:w="70" w:type="dxa"/>
-              <w:end w:w="80" w:type="dxa"/>
-            </w:tcMar>
-            <w:vAlign w:val="top"/>
-            <w:shd w:fill="F4F7FA"/>
-          </w:tcPr>
-          <w:p>
-            <w:pPr>
-              <w:spacing w:after="0" w:line="252" w:lineRule="auto"/>
-            </w:pPr>
-            <w:r>
-              <w:rPr>
-                <w:rFonts w:ascii="Noto Sans CJK KR" w:hAnsi="Noto Sans CJK KR"/>
-                <w:color w:val="202124"/>
-                <w:sz w:val="17"/>
-              </w:rPr>
-              <w:t>X-Target-Operation-Id</w:t>
-            </w:r>
-          </w:p>
-        </w:tc>
-        <w:tc>
-          <w:tcPr>
-            <w:tcW w:type="dxa" w:w="2720"/>
-            <w:tcMar>
-              <w:top w:w="70" w:type="dxa"/>
-              <w:start w:w="80" w:type="dxa"/>
-              <w:bottom w:w="70" w:type="dxa"/>
-              <w:end w:w="80" w:type="dxa"/>
-            </w:tcMar>
-            <w:vAlign w:val="top"/>
-          </w:tcPr>
-          <w:p>
-            <w:pPr>
-              <w:spacing w:after="0" w:line="252" w:lineRule="auto"/>
-            </w:pPr>
-            <w:r>
-              <w:rPr>
-                <w:rFonts w:ascii="Noto Sans CJK KR" w:hAnsi="Noto Sans CJK KR"/>
-                <w:color w:val="202124"/>
-                <w:sz w:val="17"/>
-              </w:rPr>
-              <w:t>CPF</w:t>
-            </w:r>
-          </w:p>
-        </w:tc>
-        <w:tc>
-          <w:tcPr>
-            <w:tcW w:type="dxa" w:w="2720"/>
-            <w:tcMar>
-              <w:top w:w="70" w:type="dxa"/>
-              <w:start w:w="80" w:type="dxa"/>
-              <w:bottom w:w="70" w:type="dxa"/>
-              <w:end w:w="80" w:type="dxa"/>
-            </w:tcMar>
-            <w:vAlign w:val="top"/>
-          </w:tcPr>
-          <w:p>
-            <w:pPr>
-              <w:spacing w:after="0" w:line="252" w:lineRule="auto"/>
-            </w:pPr>
-            <w:r>
-              <w:rPr>
-                <w:rFonts w:ascii="Noto Sans CJK KR" w:hAnsi="Noto Sans CJK KR"/>
-                <w:color w:val="202124"/>
-                <w:sz w:val="17"/>
-              </w:rPr>
-              <w:t>Operation마다 갱신</w:t>
-            </w:r>
-          </w:p>
-        </w:tc>
-        <w:tc>
-          <w:tcPr>
-            <w:tcW w:type="dxa" w:w="2720"/>
-            <w:tcMar>
-              <w:top w:w="70" w:type="dxa"/>
-              <w:start w:w="80" w:type="dxa"/>
-              <w:bottom w:w="70" w:type="dxa"/>
-              <w:end w:w="80" w:type="dxa"/>
-            </w:tcMar>
-            <w:vAlign w:val="top"/>
-          </w:tcPr>
-          <w:p>
-            <w:pPr>
-              <w:spacing w:after="0" w:line="252" w:lineRule="auto"/>
-            </w:pPr>
-            <w:r>
-              <w:rPr>
-                <w:rFonts w:ascii="Noto Sans CJK KR" w:hAnsi="Noto Sans CJK KR"/>
-                <w:color w:val="202124"/>
-                <w:sz w:val="17"/>
-              </w:rPr>
-              <w:t>실제 Handler와 일치</w:t>
-            </w:r>
-          </w:p>
-        </w:tc>
-      </w:tr>
-    </w:tbl>
-    <w:p/>
-    <w:p>
-      <w:pPr>
-        <w:pStyle w:val="BodyRail"/>
-      </w:pPr>
-      <w:r>
-        <w:t>작업에 사용할 Public API와 실패 주의점을 확인합니다.</w:t>
-      </w:r>
-    </w:p>
-    <w:p>
-      <w:pPr>
-        <w:pStyle w:val="SourceRail"/>
-      </w:pPr>
-      <w:r>
-        <w:t>Source 길찾기 cpf-gateway/src/main/java/com/cpf/gateway/runtime/CpfApiClientSecurityPolicy.java</w:t>
-      </w:r>
-    </w:p>
-    <w:p>
-      <w:pPr>
-        <w:pStyle w:val="Heading1"/>
-        <w:keepNext/>
-        <w:keepLines/>
-        <w:widowControl/>
-      </w:pPr>
-      <w:r>
-        <w:t>4. Timeout·Retry·Rate Limit</w:t>
-      </w:r>
-    </w:p>
-    <w:p>
-      <w:pPr>
-        <w:pStyle w:val="Heading2"/>
-        <w:keepNext/>
-        <w:keepLines/>
-        <w:widowControl/>
-      </w:pPr>
-      <w:r>
-        <w:t>4.1 Timeout/Deadline</w:t>
-      </w:r>
-    </w:p>
-    <w:p>
-      <w:pPr>
-        <w:pStyle w:val="BodyRail"/>
-      </w:pPr>
-      <w:r>
-        <w:t>Timeout/Deadline은 Caller의 남은 시간과 Target/Provider 제한을 함께 고려해 전파합니다. 하위 hop에서 임의로 더 긴 timeout을 만들어 상위 deadline을 넘기지 않습니다.</w:t>
-      </w:r>
-    </w:p>
-    <w:p>
-      <w:pPr>
-        <w:pStyle w:val="BodyRail"/>
-      </w:pPr>
-      <w:r>
-        <w:t>Timeout은 hop마다 독립적으로 늘리지 않고 남은 deadline과 대상 Provider 한계를 함께 고려해 전달합니다.</w:t>
-      </w:r>
-    </w:p>
-    <w:p>
-      <w:pPr>
-        <w:pStyle w:val="Heading2"/>
-        <w:keepNext/>
-        <w:keepLines/>
-        <w:widowControl/>
-      </w:pPr>
-      <w:r>
-        <w:t>4.2 Retry 조건</w:t>
-      </w:r>
-    </w:p>
-    <w:p>
-      <w:pPr>
-        <w:pStyle w:val="BodyRail"/>
-      </w:pPr>
-      <w:r>
-        <w:t>Retry는 일시 실패이면서 멱등성 또는 재실행 안전성이 확보된 경우에만 허용합니다. 원격 결과가 UNKNOWN이면 먼저 Reconcile합니다.</w:t>
-      </w:r>
-    </w:p>
-    <w:p>
-      <w:pPr>
-        <w:pStyle w:val="BodyRail"/>
-      </w:pPr>
-      <w:r>
-        <w:t>Retry는 멱등성 또는 재실행 안전성이 확보되고 결과가 UNKNOWN으로 남아 있지 않은 조건에서만 수행합니다.</w:t>
-      </w:r>
-    </w:p>
-    <w:p>
-      <w:pPr>
-        <w:pStyle w:val="Heading2"/>
-        <w:keepNext/>
-        <w:keepLines/>
-        <w:widowControl/>
-      </w:pPr>
-      <w:r>
-        <w:t>4.3 Rate Limit</w:t>
-      </w:r>
-    </w:p>
-    <w:p>
-      <w:pPr>
-        <w:pStyle w:val="BodyRail"/>
-      </w:pPr>
-      <w:r>
-        <w:t>Rate Limit은 호출자·Target·정책 단위로 과부하를 제한하고 429 응답에 backoff/Retry-After를 적용해 retry storm을 방지합니다.</w:t>
-      </w:r>
-    </w:p>
-    <w:p>
-      <w:pPr>
-        <w:pStyle w:val="BodyRail"/>
-      </w:pPr>
-      <w:r>
-        <w:t>Rate Limit은 호출자와 대상 정책 단위로 적용하고 429 응답이 retry storm으로 증폭되지 않도록 backoff와 재시도 상한을 함께 둡니다.</w:t>
-      </w:r>
-    </w:p>
-    <w:p>
-      <w:pPr>
-        <w:pStyle w:val="Heading2"/>
-        <w:keepNext/>
-        <w:keepLines/>
-        <w:widowControl/>
-      </w:pPr>
-      <w:r>
-        <w:t>4.4 Circuit/Failure</w:t>
-      </w:r>
-    </w:p>
-    <w:p>
-      <w:pPr>
-        <w:pStyle w:val="BodyRail"/>
-      </w:pPr>
-      <w:r>
-        <w:t>Circuit은 반복되는 Target 실패를 일정 기간 차단해 장애 확산을 줄이고, 상태 전환과 half-open Probe 결과를 운영 Trace에 연결합니다.</w:t>
-      </w:r>
-    </w:p>
-    <w:p>
-      <w:pPr>
-        <w:pStyle w:val="BulletRail"/>
-      </w:pPr>
-      <w:r>
-        <w:t>•  Circuit open 상태에서는 무조건 downstream을 재호출하지 않고 정해진 Probe/복구 조건을 따릅니다.</w:t>
-      </w:r>
-    </w:p>
-    <w:p>
-      <w:pPr>
-        <w:pStyle w:val="BulletRail"/>
-      </w:pPr>
-      <w:r>
-        <w:t>•  timeout·retry·circuit 조합이 retry storm이나 예상보다 긴 총 deadline을 만들지 않는지 검증합니다.</w:t>
-      </w:r>
-    </w:p>
-    <w:p>
-      <w:pPr>
-        <w:pStyle w:val="BodyRail"/>
-      </w:pPr>
-      <w:r>
-        <w:t>기본값이 아닌 실제 선택이 필요한 옵션을 확인합니다.</w:t>
-      </w:r>
-    </w:p>
-    <w:p>
-      <w:pPr>
-        <w:pStyle w:val="BodyRail"/>
-      </w:pPr>
-      <w:r>
-        <w:t>오류 상태에서 Retry·복구·확인 순서를 판단합니다.</w:t>
-      </w:r>
-    </w:p>
-    <w:p>
-      <w:pPr>
-        <w:pStyle w:val="SourceRail"/>
-      </w:pPr>
-      <w:r>
-        <w:t>Source 길찾기 cpf-gateway/src/main/java/com/cpf/gateway/internal/resilience/CpfGatewayResilientInvoker.java</w:t>
-      </w:r>
-    </w:p>
-    <w:p>
-      <w:pPr>
-        <w:pStyle w:val="Heading1"/>
-        <w:keepNext/>
-        <w:keepLines/>
-        <w:widowControl/>
-      </w:pPr>
-      <w:r>
-        <w:t>5. HTTP Error Mapping</w:t>
-      </w:r>
-    </w:p>
-    <w:p>
-      <w:pPr>
-        <w:pStyle w:val="Heading2"/>
-        <w:keepNext/>
-        <w:keepLines/>
-        <w:widowControl/>
-      </w:pPr>
-      <w:r>
-        <w:t>5.1 401·403·404·409</w:t>
-      </w:r>
-    </w:p>
-    <w:p>
-      <w:pPr>
-        <w:pStyle w:val="BodyRail"/>
-      </w:pPr>
-      <w:r>
-        <w:t>401·403·404·409는 서로 다른 원인을 표현합니다. 인증, 권한, 대상 부재, 상태 충돌을 동일 오류로 매핑하지 않고 Client와 운영 조치를 구분합니다.</w:t>
-      </w:r>
-    </w:p>
-    <w:p>
-      <w:pPr>
-        <w:pStyle w:val="BodyRail"/>
-      </w:pPr>
-      <w:r>
-        <w:t>401/403은 인증·권한 실패, 404는 route/target 부재, 409는 상태 충돌로 구분해 Client와 운영 조치를 다르게 합니다.</w:t>
-      </w:r>
-    </w:p>
-    <w:p>
-      <w:pPr>
-        <w:pStyle w:val="Heading2"/>
-        <w:keepNext/>
-        <w:keepLines/>
-        <w:widowControl/>
-      </w:pPr>
-      <w:r>
-        <w:t>5.2 429</w:t>
-      </w:r>
-    </w:p>
-    <w:p>
-      <w:pPr>
-        <w:pStyle w:val="BodyRail"/>
-      </w:pPr>
-      <w:r>
-        <w:t>429는 용량 또는 정책 한계에 따른 거절입니다. 즉시 반복 호출보다 Retry-After, backoff와 호출량 제어를 적용합니다.</w:t>
-      </w:r>
-    </w:p>
-    <w:p>
-      <w:pPr>
-        <w:pStyle w:val="BodyRail"/>
-      </w:pPr>
-      <w:r>
-        <w:t>429는 처리 용량 또는 정책 한계에 따른 거절로 다루며 Retry-After·backoff 정책 없이 즉시 반복 호출하지 않습니다.</w:t>
-      </w:r>
-    </w:p>
-    <w:p>
-      <w:pPr>
-        <w:pStyle w:val="Heading2"/>
-        <w:keepNext/>
-        <w:keepLines/>
-        <w:widowControl/>
-      </w:pPr>
-      <w:r>
-        <w:t>5.3 500·503</w:t>
-      </w:r>
-    </w:p>
-    <w:p>
-      <w:pPr>
-        <w:pStyle w:val="BodyRail"/>
-      </w:pPr>
-      <w:r>
-        <w:t>500은 처리 실패, 503은 일시 가용성 저하로 구분합니다. 503은 health/discovery 상태를 확인하고 제한된 재시도를 적용합니다.</w:t>
-      </w:r>
-    </w:p>
-    <w:p>
-      <w:pPr>
-        <w:pStyle w:val="BodyRail"/>
-      </w:pPr>
-      <w:r>
-        <w:t>500은 처리 실패, 503은 일시적 가용성 저하로 구분하고 503 재시도 전 health와 target 상태를 확인합니다.</w:t>
-      </w:r>
-    </w:p>
-    <w:p>
-      <w:pPr>
-        <w:pStyle w:val="Heading2"/>
-        <w:keepNext/>
-        <w:keepLines/>
-        <w:widowControl/>
-      </w:pPr>
-      <w:r>
-        <w:t>5.4 Client/운영 조치</w:t>
-      </w:r>
-    </w:p>
-    <w:p>
-      <w:pPr>
-        <w:pStyle w:val="BodyRail"/>
-      </w:pPr>
-      <w:r>
-        <w:t>Client는 오류별 재시도 가능 여부를 따르고 운영자는 transactionId·operationId·instanceId로 Route와 Target 상태를 추적합니다.</w:t>
-      </w:r>
-    </w:p>
-    <w:p>
-      <w:pPr>
-        <w:pStyle w:val="BodyRail"/>
-      </w:pPr>
-      <w:r>
-        <w:t>Client는 HTTP 상태별 재시도 가능 여부를 구분하고, 운영자는 transactionId·operationId·instanceId로 실패 경로와 target 상태를 확인합니다.</w:t>
-      </w:r>
-    </w:p>
-    <w:p>
-      <w:pPr>
-        <w:pStyle w:val="BodyRail"/>
-      </w:pPr>
-      <w:r>
-        <w:t>HTTP 상태별 원인 확인과 운영 조치를 구분합니다.</w:t>
-      </w:r>
-    </w:p>
-    <w:p>
-      <w:pPr>
-        <w:pStyle w:val="TableTitle"/>
-        <w:keepNext/>
-        <w:keepLines/>
-        <w:widowControl/>
-      </w:pPr>
-      <w:r>
-        <w:t>표 5-1. HTTP / 의미 / 우선 확인 / 조치</w:t>
-      </w:r>
-    </w:p>
-    <w:p>
-      <w:pPr>
-        <w:pStyle w:val="TablePurpose"/>
-        <w:keepNext/>
-        <w:keepLines/>
-        <w:widowControl/>
-      </w:pPr>
-      <w:r>
-        <w:t>비교·선택·확인에 필요한 항목만 압축해 정리합니다.</w:t>
-      </w:r>
-    </w:p>
-    <w:tbl>
-      <w:tblPr>
-        <w:tblW w:type="auto" w:w="0"/>
-        <w:jc w:val="left"/>
-        <w:tblLayout w:type="autofit"/>
-        <w:tblLook w:firstColumn="1" w:firstRow="1" w:lastColumn="0" w:lastRow="0" w:noHBand="0" w:noVBand="1" w:val="04A0"/>
-      </w:tblPr>
-      <w:tblGrid>
-        <w:gridCol w:w="2720"/>
-        <w:gridCol w:w="2720"/>
-        <w:gridCol w:w="2720"/>
-        <w:gridCol w:w="2720"/>
-      </w:tblGrid>
-      <w:tr>
-        <w:trPr>
-          <w:cantSplit/>
-          <w:tblHeader w:val="true"/>
-        </w:trPr>
-        <w:tc>
-          <w:tcPr>
-            <w:tcW w:type="dxa" w:w="2720"/>
-            <w:tcMar>
-              <w:top w:w="70" w:type="dxa"/>
-              <w:start w:w="80" w:type="dxa"/>
-              <w:bottom w:w="70" w:type="dxa"/>
-              <w:end w:w="80" w:type="dxa"/>
-            </w:tcMar>
-            <w:vAlign w:val="top"/>
-            <w:shd w:fill="17324D"/>
-          </w:tcPr>
-          <w:p>
-            <w:r>
-              <w:rPr>
-                <w:rFonts w:ascii="Noto Sans CJK KR" w:hAnsi="Noto Sans CJK KR"/>
-                <w:b/>
-                <w:color w:val="FFFFFF"/>
-                <w:sz w:val="17"/>
-              </w:rPr>
-              <w:t>HTTP</w:t>
-            </w:r>
-          </w:p>
-        </w:tc>
-        <w:tc>
-          <w:tcPr>
-            <w:tcW w:type="dxa" w:w="2720"/>
-            <w:tcMar>
-              <w:top w:w="70" w:type="dxa"/>
-              <w:start w:w="80" w:type="dxa"/>
-              <w:bottom w:w="70" w:type="dxa"/>
-              <w:end w:w="80" w:type="dxa"/>
-            </w:tcMar>
-            <w:vAlign w:val="top"/>
-            <w:shd w:fill="17324D"/>
-          </w:tcPr>
-          <w:p>
-            <w:r>
-              <w:rPr>
-                <w:rFonts w:ascii="Noto Sans CJK KR" w:hAnsi="Noto Sans CJK KR"/>
-                <w:b/>
-                <w:color w:val="FFFFFF"/>
-                <w:sz w:val="17"/>
-              </w:rPr>
-              <w:t>의미</w:t>
-            </w:r>
-          </w:p>
-        </w:tc>
-        <w:tc>
-          <w:tcPr>
-            <w:tcW w:type="dxa" w:w="2720"/>
-            <w:tcMar>
-              <w:top w:w="70" w:type="dxa"/>
-              <w:start w:w="80" w:type="dxa"/>
-              <w:bottom w:w="70" w:type="dxa"/>
-              <w:end w:w="80" w:type="dxa"/>
-            </w:tcMar>
-            <w:vAlign w:val="top"/>
-            <w:shd w:fill="17324D"/>
-          </w:tcPr>
-          <w:p>
-            <w:r>
-              <w:rPr>
-                <w:rFonts w:ascii="Noto Sans CJK KR" w:hAnsi="Noto Sans CJK KR"/>
-                <w:b/>
-                <w:color w:val="FFFFFF"/>
-                <w:sz w:val="17"/>
-              </w:rPr>
-              <w:t>우선 확인</w:t>
-            </w:r>
-          </w:p>
-        </w:tc>
-        <w:tc>
-          <w:tcPr>
-            <w:tcW w:type="dxa" w:w="2720"/>
-            <w:tcMar>
-              <w:top w:w="70" w:type="dxa"/>
-              <w:start w:w="80" w:type="dxa"/>
-              <w:bottom w:w="70" w:type="dxa"/>
-              <w:end w:w="80" w:type="dxa"/>
-            </w:tcMar>
-            <w:vAlign w:val="top"/>
-            <w:shd w:fill="17324D"/>
-          </w:tcPr>
-          <w:p>
-            <w:r>
-              <w:rPr>
-                <w:rFonts w:ascii="Noto Sans CJK KR" w:hAnsi="Noto Sans CJK KR"/>
-                <w:b/>
-                <w:color w:val="FFFFFF"/>
-                <w:sz w:val="17"/>
-              </w:rPr>
-              <w:t>조치</w:t>
-            </w:r>
-          </w:p>
-        </w:tc>
-      </w:tr>
-      <w:tr>
-        <w:trPr>
-          <w:cantSplit/>
-        </w:trPr>
-        <w:tc>
-          <w:tcPr>
-            <w:tcW w:type="dxa" w:w="2720"/>
-            <w:tcMar>
-              <w:top w:w="70" w:type="dxa"/>
-              <w:start w:w="80" w:type="dxa"/>
-              <w:bottom w:w="70" w:type="dxa"/>
-              <w:end w:w="80" w:type="dxa"/>
-            </w:tcMar>
-            <w:vAlign w:val="top"/>
-            <w:shd w:fill="F4F7FA"/>
-          </w:tcPr>
-          <w:p>
-            <w:pPr>
-              <w:spacing w:after="0" w:line="252" w:lineRule="auto"/>
-            </w:pPr>
-            <w:r>
-              <w:rPr>
-                <w:rFonts w:ascii="Noto Sans CJK KR" w:hAnsi="Noto Sans CJK KR"/>
-                <w:color w:val="202124"/>
-                <w:sz w:val="17"/>
-              </w:rPr>
-              <w:t>401</w:t>
-            </w:r>
-          </w:p>
-        </w:tc>
-        <w:tc>
-          <w:tcPr>
-            <w:tcW w:type="dxa" w:w="2720"/>
-            <w:tcMar>
-              <w:top w:w="70" w:type="dxa"/>
-              <w:start w:w="80" w:type="dxa"/>
-              <w:bottom w:w="70" w:type="dxa"/>
-              <w:end w:w="80" w:type="dxa"/>
-            </w:tcMar>
-            <w:vAlign w:val="top"/>
-          </w:tcPr>
-          <w:p>
-            <w:pPr>
-              <w:spacing w:after="0" w:line="252" w:lineRule="auto"/>
-            </w:pPr>
-            <w:r>
-              <w:rPr>
-                <w:rFonts w:ascii="Noto Sans CJK KR" w:hAnsi="Noto Sans CJK KR"/>
-                <w:color w:val="202124"/>
-                <w:sz w:val="17"/>
-              </w:rPr>
-              <w:t>인증 실패</w:t>
-            </w:r>
-          </w:p>
-        </w:tc>
-        <w:tc>
-          <w:tcPr>
-            <w:tcW w:type="dxa" w:w="2720"/>
-            <w:tcMar>
-              <w:top w:w="70" w:type="dxa"/>
-              <w:start w:w="80" w:type="dxa"/>
-              <w:bottom w:w="70" w:type="dxa"/>
-              <w:end w:w="80" w:type="dxa"/>
-            </w:tcMar>
-            <w:vAlign w:val="top"/>
-          </w:tcPr>
-          <w:p>
-            <w:pPr>
-              <w:spacing w:after="0" w:line="252" w:lineRule="auto"/>
-            </w:pPr>
-            <w:r>
-              <w:rPr>
-                <w:rFonts w:ascii="Noto Sans CJK KR" w:hAnsi="Noto Sans CJK KR"/>
-                <w:color w:val="202124"/>
-                <w:sz w:val="17"/>
-              </w:rPr>
-              <w:t>credential/session</w:t>
-            </w:r>
-          </w:p>
-        </w:tc>
-        <w:tc>
-          <w:tcPr>
-            <w:tcW w:type="dxa" w:w="2720"/>
-            <w:tcMar>
-              <w:top w:w="70" w:type="dxa"/>
-              <w:start w:w="80" w:type="dxa"/>
-              <w:bottom w:w="70" w:type="dxa"/>
-              <w:end w:w="80" w:type="dxa"/>
-            </w:tcMar>
-            <w:vAlign w:val="top"/>
-          </w:tcPr>
-          <w:p>
-            <w:pPr>
-              <w:spacing w:after="0" w:line="252" w:lineRule="auto"/>
-            </w:pPr>
-            <w:r>
-              <w:rPr>
-                <w:rFonts w:ascii="Noto Sans CJK KR" w:hAnsi="Noto Sans CJK KR"/>
-                <w:color w:val="202124"/>
-                <w:sz w:val="17"/>
+                <w:rFonts w:ascii="Noto Sans KR" w:hAnsi="Noto Sans KR" w:eastAsia="Noto Sans KR"/>
+                <w:sz w:val="16"/>
               </w:rPr>
               <w:t>재인증</w:t>
             </w:r>
@@ -3020,15 +1757,15 @@
         </w:trPr>
         <w:tc>
           <w:tcPr>
-            <w:tcW w:type="dxa" w:w="2720"/>
+            <w:tcW w:type="dxa" w:w="2216"/>
             <w:tcMar>
-              <w:top w:w="70" w:type="dxa"/>
-              <w:start w:w="80" w:type="dxa"/>
-              <w:bottom w:w="70" w:type="dxa"/>
-              <w:end w:w="80" w:type="dxa"/>
+              <w:top w:w="80" w:type="dxa"/>
+              <w:start w:w="100" w:type="dxa"/>
+              <w:bottom w:w="80" w:type="dxa"/>
+              <w:end w:w="100" w:type="dxa"/>
             </w:tcMar>
-            <w:vAlign w:val="top"/>
-            <w:shd w:fill="F4F7FA"/>
+            <w:vAlign w:val="center"/>
+            <w:shd w:fill="F7FAFC"/>
           </w:tcPr>
           <w:p>
             <w:pPr>
@@ -3036,9 +1773,8 @@
             </w:pPr>
             <w:r>
               <w:rPr>
-                <w:rFonts w:ascii="Noto Sans CJK KR" w:hAnsi="Noto Sans CJK KR"/>
-                <w:color w:val="202124"/>
-                <w:sz w:val="17"/>
+                <w:rFonts w:ascii="Noto Sans KR" w:hAnsi="Noto Sans KR" w:eastAsia="Noto Sans KR"/>
+                <w:sz w:val="16"/>
               </w:rPr>
               <w:t>403</w:t>
             </w:r>
@@ -3046,14 +1782,15 @@
         </w:tc>
         <w:tc>
           <w:tcPr>
-            <w:tcW w:type="dxa" w:w="2720"/>
+            <w:tcW w:type="dxa" w:w="6650"/>
             <w:tcMar>
-              <w:top w:w="70" w:type="dxa"/>
-              <w:start w:w="80" w:type="dxa"/>
-              <w:bottom w:w="70" w:type="dxa"/>
-              <w:end w:w="80" w:type="dxa"/>
+              <w:top w:w="80" w:type="dxa"/>
+              <w:start w:w="100" w:type="dxa"/>
+              <w:bottom w:w="80" w:type="dxa"/>
+              <w:end w:w="100" w:type="dxa"/>
             </w:tcMar>
-            <w:vAlign w:val="top"/>
+            <w:vAlign w:val="center"/>
+            <w:shd w:fill="F7FAFC"/>
           </w:tcPr>
           <w:p>
             <w:pPr>
@@ -3061,24 +1798,24 @@
             </w:pPr>
             <w:r>
               <w:rPr>
-                <w:rFonts w:ascii="Noto Sans CJK KR" w:hAnsi="Noto Sans CJK KR"/>
-                <w:color w:val="202124"/>
-                <w:sz w:val="17"/>
+                <w:rFonts w:ascii="Noto Sans KR" w:hAnsi="Noto Sans KR" w:eastAsia="Noto Sans KR"/>
+                <w:sz w:val="16"/>
               </w:rPr>
-              <w:t>권한 실패</w:t>
+              <w:t>권한 부족</w:t>
             </w:r>
           </w:p>
         </w:tc>
         <w:tc>
           <w:tcPr>
-            <w:tcW w:type="dxa" w:w="2720"/>
+            <w:tcW w:type="dxa" w:w="6157"/>
             <w:tcMar>
-              <w:top w:w="70" w:type="dxa"/>
-              <w:start w:w="80" w:type="dxa"/>
-              <w:bottom w:w="70" w:type="dxa"/>
-              <w:end w:w="80" w:type="dxa"/>
+              <w:top w:w="80" w:type="dxa"/>
+              <w:start w:w="100" w:type="dxa"/>
+              <w:bottom w:w="80" w:type="dxa"/>
+              <w:end w:w="100" w:type="dxa"/>
             </w:tcMar>
-            <w:vAlign w:val="top"/>
+            <w:vAlign w:val="center"/>
+            <w:shd w:fill="F7FAFC"/>
           </w:tcPr>
           <w:p>
             <w:pPr>
@@ -3086,34 +1823,8 @@
             </w:pPr>
             <w:r>
               <w:rPr>
-                <w:rFonts w:ascii="Noto Sans CJK KR" w:hAnsi="Noto Sans CJK KR"/>
-                <w:color w:val="202124"/>
-                <w:sz w:val="17"/>
-              </w:rPr>
-              <w:t>permission/policy</w:t>
-            </w:r>
-          </w:p>
-        </w:tc>
-        <w:tc>
-          <w:tcPr>
-            <w:tcW w:type="dxa" w:w="2720"/>
-            <w:tcMar>
-              <w:top w:w="70" w:type="dxa"/>
-              <w:start w:w="80" w:type="dxa"/>
-              <w:bottom w:w="70" w:type="dxa"/>
-              <w:end w:w="80" w:type="dxa"/>
-            </w:tcMar>
-            <w:vAlign w:val="top"/>
-          </w:tcPr>
-          <w:p>
-            <w:pPr>
-              <w:spacing w:after="0" w:line="252" w:lineRule="auto"/>
-            </w:pPr>
-            <w:r>
-              <w:rPr>
-                <w:rFonts w:ascii="Noto Sans CJK KR" w:hAnsi="Noto Sans CJK KR"/>
-                <w:color w:val="202124"/>
-                <w:sz w:val="17"/>
+                <w:rFonts w:ascii="Noto Sans KR" w:hAnsi="Noto Sans KR" w:eastAsia="Noto Sans KR"/>
+                <w:sz w:val="16"/>
               </w:rPr>
               <w:t>권한/승인 확인</w:t>
             </w:r>
@@ -3126,15 +1837,14 @@
         </w:trPr>
         <w:tc>
           <w:tcPr>
-            <w:tcW w:type="dxa" w:w="2720"/>
+            <w:tcW w:type="dxa" w:w="2216"/>
             <w:tcMar>
-              <w:top w:w="70" w:type="dxa"/>
-              <w:start w:w="80" w:type="dxa"/>
-              <w:bottom w:w="70" w:type="dxa"/>
-              <w:end w:w="80" w:type="dxa"/>
+              <w:top w:w="80" w:type="dxa"/>
+              <w:start w:w="100" w:type="dxa"/>
+              <w:bottom w:w="80" w:type="dxa"/>
+              <w:end w:w="100" w:type="dxa"/>
             </w:tcMar>
-            <w:vAlign w:val="top"/>
-            <w:shd w:fill="F4F7FA"/>
+            <w:vAlign w:val="center"/>
           </w:tcPr>
           <w:p>
             <w:pPr>
@@ -3142,9 +1852,8 @@
             </w:pPr>
             <w:r>
               <w:rPr>
-                <w:rFonts w:ascii="Noto Sans CJK KR" w:hAnsi="Noto Sans CJK KR"/>
-                <w:color w:val="202124"/>
-                <w:sz w:val="17"/>
+                <w:rFonts w:ascii="Noto Sans KR" w:hAnsi="Noto Sans KR" w:eastAsia="Noto Sans KR"/>
+                <w:sz w:val="16"/>
               </w:rPr>
               <w:t>404</w:t>
             </w:r>
@@ -3152,14 +1861,14 @@
         </w:tc>
         <w:tc>
           <w:tcPr>
-            <w:tcW w:type="dxa" w:w="2720"/>
+            <w:tcW w:type="dxa" w:w="6650"/>
             <w:tcMar>
-              <w:top w:w="70" w:type="dxa"/>
-              <w:start w:w="80" w:type="dxa"/>
-              <w:bottom w:w="70" w:type="dxa"/>
-              <w:end w:w="80" w:type="dxa"/>
+              <w:top w:w="80" w:type="dxa"/>
+              <w:start w:w="100" w:type="dxa"/>
+              <w:bottom w:w="80" w:type="dxa"/>
+              <w:end w:w="100" w:type="dxa"/>
             </w:tcMar>
-            <w:vAlign w:val="top"/>
+            <w:vAlign w:val="center"/>
           </w:tcPr>
           <w:p>
             <w:pPr>
@@ -3167,24 +1876,23 @@
             </w:pPr>
             <w:r>
               <w:rPr>
-                <w:rFonts w:ascii="Noto Sans CJK KR" w:hAnsi="Noto Sans CJK KR"/>
-                <w:color w:val="202124"/>
-                <w:sz w:val="17"/>
+                <w:rFonts w:ascii="Noto Sans KR" w:hAnsi="Noto Sans KR" w:eastAsia="Noto Sans KR"/>
+                <w:sz w:val="16"/>
               </w:rPr>
-              <w:t>대상/route 없음</w:t>
+              <w:t>route/operation 없음</w:t>
             </w:r>
           </w:p>
         </w:tc>
         <w:tc>
           <w:tcPr>
-            <w:tcW w:type="dxa" w:w="2720"/>
+            <w:tcW w:type="dxa" w:w="6157"/>
             <w:tcMar>
-              <w:top w:w="70" w:type="dxa"/>
-              <w:start w:w="80" w:type="dxa"/>
-              <w:bottom w:w="70" w:type="dxa"/>
-              <w:end w:w="80" w:type="dxa"/>
+              <w:top w:w="80" w:type="dxa"/>
+              <w:start w:w="100" w:type="dxa"/>
+              <w:bottom w:w="80" w:type="dxa"/>
+              <w:end w:w="100" w:type="dxa"/>
             </w:tcMar>
-            <w:vAlign w:val="top"/>
+            <w:vAlign w:val="center"/>
           </w:tcPr>
           <w:p>
             <w:pPr>
@@ -3192,36 +1900,10 @@
             </w:pPr>
             <w:r>
               <w:rPr>
-                <w:rFonts w:ascii="Noto Sans CJK KR" w:hAnsi="Noto Sans CJK KR"/>
-                <w:color w:val="202124"/>
-                <w:sz w:val="17"/>
+                <w:rFonts w:ascii="Noto Sans KR" w:hAnsi="Noto Sans KR" w:eastAsia="Noto Sans KR"/>
+                <w:sz w:val="16"/>
               </w:rPr>
-              <w:t>operation/route</w:t>
-            </w:r>
-          </w:p>
-        </w:tc>
-        <w:tc>
-          <w:tcPr>
-            <w:tcW w:type="dxa" w:w="2720"/>
-            <w:tcMar>
-              <w:top w:w="70" w:type="dxa"/>
-              <w:start w:w="80" w:type="dxa"/>
-              <w:bottom w:w="70" w:type="dxa"/>
-              <w:end w:w="80" w:type="dxa"/>
-            </w:tcMar>
-            <w:vAlign w:val="top"/>
-          </w:tcPr>
-          <w:p>
-            <w:pPr>
-              <w:spacing w:after="0" w:line="252" w:lineRule="auto"/>
-            </w:pPr>
-            <w:r>
-              <w:rPr>
-                <w:rFonts w:ascii="Noto Sans CJK KR" w:hAnsi="Noto Sans CJK KR"/>
-                <w:color w:val="202124"/>
-                <w:sz w:val="17"/>
-              </w:rPr>
-              <w:t>등록·경로 확인</w:t>
+              <w:t>registry/version 확인</w:t>
             </w:r>
           </w:p>
         </w:tc>
@@ -3232,15 +1914,15 @@
         </w:trPr>
         <w:tc>
           <w:tcPr>
-            <w:tcW w:type="dxa" w:w="2720"/>
+            <w:tcW w:type="dxa" w:w="2216"/>
             <w:tcMar>
-              <w:top w:w="70" w:type="dxa"/>
-              <w:start w:w="80" w:type="dxa"/>
-              <w:bottom w:w="70" w:type="dxa"/>
-              <w:end w:w="80" w:type="dxa"/>
+              <w:top w:w="80" w:type="dxa"/>
+              <w:start w:w="100" w:type="dxa"/>
+              <w:bottom w:w="80" w:type="dxa"/>
+              <w:end w:w="100" w:type="dxa"/>
             </w:tcMar>
-            <w:vAlign w:val="top"/>
-            <w:shd w:fill="F4F7FA"/>
+            <w:vAlign w:val="center"/>
+            <w:shd w:fill="F7FAFC"/>
           </w:tcPr>
           <w:p>
             <w:pPr>
@@ -3248,9 +1930,8 @@
             </w:pPr>
             <w:r>
               <w:rPr>
-                <w:rFonts w:ascii="Noto Sans CJK KR" w:hAnsi="Noto Sans CJK KR"/>
-                <w:color w:val="202124"/>
-                <w:sz w:val="17"/>
+                <w:rFonts w:ascii="Noto Sans KR" w:hAnsi="Noto Sans KR" w:eastAsia="Noto Sans KR"/>
+                <w:sz w:val="16"/>
               </w:rPr>
               <w:t>409</w:t>
             </w:r>
@@ -3258,14 +1939,15 @@
         </w:tc>
         <w:tc>
           <w:tcPr>
-            <w:tcW w:type="dxa" w:w="2720"/>
+            <w:tcW w:type="dxa" w:w="6650"/>
             <w:tcMar>
-              <w:top w:w="70" w:type="dxa"/>
-              <w:start w:w="80" w:type="dxa"/>
-              <w:bottom w:w="70" w:type="dxa"/>
-              <w:end w:w="80" w:type="dxa"/>
+              <w:top w:w="80" w:type="dxa"/>
+              <w:start w:w="100" w:type="dxa"/>
+              <w:bottom w:w="80" w:type="dxa"/>
+              <w:end w:w="100" w:type="dxa"/>
             </w:tcMar>
-            <w:vAlign w:val="top"/>
+            <w:vAlign w:val="center"/>
+            <w:shd w:fill="F7FAFC"/>
           </w:tcPr>
           <w:p>
             <w:pPr>
@@ -3273,24 +1955,24 @@
             </w:pPr>
             <w:r>
               <w:rPr>
-                <w:rFonts w:ascii="Noto Sans CJK KR" w:hAnsi="Noto Sans CJK KR"/>
-                <w:color w:val="202124"/>
-                <w:sz w:val="17"/>
+                <w:rFonts w:ascii="Noto Sans KR" w:hAnsi="Noto Sans KR" w:eastAsia="Noto Sans KR"/>
+                <w:sz w:val="16"/>
               </w:rPr>
-              <w:t>상태 충돌</w:t>
+              <w:t>중복/충돌</w:t>
             </w:r>
           </w:p>
         </w:tc>
         <w:tc>
           <w:tcPr>
-            <w:tcW w:type="dxa" w:w="2720"/>
+            <w:tcW w:type="dxa" w:w="6157"/>
             <w:tcMar>
-              <w:top w:w="70" w:type="dxa"/>
-              <w:start w:w="80" w:type="dxa"/>
-              <w:bottom w:w="70" w:type="dxa"/>
-              <w:end w:w="80" w:type="dxa"/>
+              <w:top w:w="80" w:type="dxa"/>
+              <w:start w:w="100" w:type="dxa"/>
+              <w:bottom w:w="80" w:type="dxa"/>
+              <w:end w:w="100" w:type="dxa"/>
             </w:tcMar>
-            <w:vAlign w:val="top"/>
+            <w:vAlign w:val="center"/>
+            <w:shd w:fill="F7FAFC"/>
           </w:tcPr>
           <w:p>
             <w:pPr>
@@ -3298,36 +1980,10 @@
             </w:pPr>
             <w:r>
               <w:rPr>
-                <w:rFonts w:ascii="Noto Sans CJK KR" w:hAnsi="Noto Sans CJK KR"/>
-                <w:color w:val="202124"/>
-                <w:sz w:val="17"/>
+                <w:rFonts w:ascii="Noto Sans KR" w:hAnsi="Noto Sans KR" w:eastAsia="Noto Sans KR"/>
+                <w:sz w:val="16"/>
               </w:rPr>
-              <w:t>version/idempotency</w:t>
-            </w:r>
-          </w:p>
-        </w:tc>
-        <w:tc>
-          <w:tcPr>
-            <w:tcW w:type="dxa" w:w="2720"/>
-            <w:tcMar>
-              <w:top w:w="70" w:type="dxa"/>
-              <w:start w:w="80" w:type="dxa"/>
-              <w:bottom w:w="70" w:type="dxa"/>
-              <w:end w:w="80" w:type="dxa"/>
-            </w:tcMar>
-            <w:vAlign w:val="top"/>
-          </w:tcPr>
-          <w:p>
-            <w:pPr>
-              <w:spacing w:after="0" w:line="252" w:lineRule="auto"/>
-            </w:pPr>
-            <w:r>
-              <w:rPr>
-                <w:rFonts w:ascii="Noto Sans CJK KR" w:hAnsi="Noto Sans CJK KR"/>
-                <w:color w:val="202124"/>
-                <w:sz w:val="17"/>
-              </w:rPr>
-              <w:t>현재 상태 재조회</w:t>
+              <w:t>idempotency/state 확인</w:t>
             </w:r>
           </w:p>
         </w:tc>
@@ -3338,15 +1994,14 @@
         </w:trPr>
         <w:tc>
           <w:tcPr>
-            <w:tcW w:type="dxa" w:w="2720"/>
+            <w:tcW w:type="dxa" w:w="2216"/>
             <w:tcMar>
-              <w:top w:w="70" w:type="dxa"/>
-              <w:start w:w="80" w:type="dxa"/>
-              <w:bottom w:w="70" w:type="dxa"/>
-              <w:end w:w="80" w:type="dxa"/>
+              <w:top w:w="80" w:type="dxa"/>
+              <w:start w:w="100" w:type="dxa"/>
+              <w:bottom w:w="80" w:type="dxa"/>
+              <w:end w:w="100" w:type="dxa"/>
             </w:tcMar>
-            <w:vAlign w:val="top"/>
-            <w:shd w:fill="F4F7FA"/>
+            <w:vAlign w:val="center"/>
           </w:tcPr>
           <w:p>
             <w:pPr>
@@ -3354,9 +2009,8 @@
             </w:pPr>
             <w:r>
               <w:rPr>
-                <w:rFonts w:ascii="Noto Sans CJK KR" w:hAnsi="Noto Sans CJK KR"/>
-                <w:color w:val="202124"/>
-                <w:sz w:val="17"/>
+                <w:rFonts w:ascii="Noto Sans KR" w:hAnsi="Noto Sans KR" w:eastAsia="Noto Sans KR"/>
+                <w:sz w:val="16"/>
               </w:rPr>
               <w:t>429</w:t>
             </w:r>
@@ -3364,14 +2018,14 @@
         </w:tc>
         <w:tc>
           <w:tcPr>
-            <w:tcW w:type="dxa" w:w="2720"/>
+            <w:tcW w:type="dxa" w:w="6650"/>
             <w:tcMar>
-              <w:top w:w="70" w:type="dxa"/>
-              <w:start w:w="80" w:type="dxa"/>
-              <w:bottom w:w="70" w:type="dxa"/>
-              <w:end w:w="80" w:type="dxa"/>
+              <w:top w:w="80" w:type="dxa"/>
+              <w:start w:w="100" w:type="dxa"/>
+              <w:bottom w:w="80" w:type="dxa"/>
+              <w:end w:w="100" w:type="dxa"/>
             </w:tcMar>
-            <w:vAlign w:val="top"/>
+            <w:vAlign w:val="center"/>
           </w:tcPr>
           <w:p>
             <w:pPr>
@@ -3379,24 +2033,23 @@
             </w:pPr>
             <w:r>
               <w:rPr>
-                <w:rFonts w:ascii="Noto Sans CJK KR" w:hAnsi="Noto Sans CJK KR"/>
-                <w:color w:val="202124"/>
-                <w:sz w:val="17"/>
+                <w:rFonts w:ascii="Noto Sans KR" w:hAnsi="Noto Sans KR" w:eastAsia="Noto Sans KR"/>
+                <w:sz w:val="16"/>
               </w:rPr>
-              <w:t>Rate 제한</w:t>
+              <w:t>rate limit</w:t>
             </w:r>
           </w:p>
         </w:tc>
         <w:tc>
           <w:tcPr>
-            <w:tcW w:type="dxa" w:w="2720"/>
+            <w:tcW w:type="dxa" w:w="6157"/>
             <w:tcMar>
-              <w:top w:w="70" w:type="dxa"/>
-              <w:start w:w="80" w:type="dxa"/>
-              <w:bottom w:w="70" w:type="dxa"/>
-              <w:end w:w="80" w:type="dxa"/>
+              <w:top w:w="80" w:type="dxa"/>
+              <w:start w:w="100" w:type="dxa"/>
+              <w:bottom w:w="80" w:type="dxa"/>
+              <w:end w:w="100" w:type="dxa"/>
             </w:tcMar>
-            <w:vAlign w:val="top"/>
+            <w:vAlign w:val="center"/>
           </w:tcPr>
           <w:p>
             <w:pPr>
@@ -3404,36 +2057,10 @@
             </w:pPr>
             <w:r>
               <w:rPr>
-                <w:rFonts w:ascii="Noto Sans CJK KR" w:hAnsi="Noto Sans CJK KR"/>
-                <w:color w:val="202124"/>
-                <w:sz w:val="17"/>
+                <w:rFonts w:ascii="Noto Sans KR" w:hAnsi="Noto Sans KR" w:eastAsia="Noto Sans KR"/>
+                <w:sz w:val="16"/>
               </w:rPr>
-              <w:t>quota/window</w:t>
-            </w:r>
-          </w:p>
-        </w:tc>
-        <w:tc>
-          <w:tcPr>
-            <w:tcW w:type="dxa" w:w="2720"/>
-            <w:tcMar>
-              <w:top w:w="70" w:type="dxa"/>
-              <w:start w:w="80" w:type="dxa"/>
-              <w:bottom w:w="70" w:type="dxa"/>
-              <w:end w:w="80" w:type="dxa"/>
-            </w:tcMar>
-            <w:vAlign w:val="top"/>
-          </w:tcPr>
-          <w:p>
-            <w:pPr>
-              <w:spacing w:after="0" w:line="252" w:lineRule="auto"/>
-            </w:pPr>
-            <w:r>
-              <w:rPr>
-                <w:rFonts w:ascii="Noto Sans CJK KR" w:hAnsi="Noto Sans CJK KR"/>
-                <w:color w:val="202124"/>
-                <w:sz w:val="17"/>
-              </w:rPr>
-              <w:t>backoff</w:t>
+              <w:t>Retry-After/backoff</w:t>
             </w:r>
           </w:p>
         </w:tc>
@@ -3444,15 +2071,15 @@
         </w:trPr>
         <w:tc>
           <w:tcPr>
-            <w:tcW w:type="dxa" w:w="2720"/>
+            <w:tcW w:type="dxa" w:w="2216"/>
             <w:tcMar>
-              <w:top w:w="70" w:type="dxa"/>
-              <w:start w:w="80" w:type="dxa"/>
-              <w:bottom w:w="70" w:type="dxa"/>
-              <w:end w:w="80" w:type="dxa"/>
+              <w:top w:w="80" w:type="dxa"/>
+              <w:start w:w="100" w:type="dxa"/>
+              <w:bottom w:w="80" w:type="dxa"/>
+              <w:end w:w="100" w:type="dxa"/>
             </w:tcMar>
-            <w:vAlign w:val="top"/>
-            <w:shd w:fill="F4F7FA"/>
+            <w:vAlign w:val="center"/>
+            <w:shd w:fill="F7FAFC"/>
           </w:tcPr>
           <w:p>
             <w:pPr>
@@ -3460,9 +2087,8 @@
             </w:pPr>
             <w:r>
               <w:rPr>
-                <w:rFonts w:ascii="Noto Sans CJK KR" w:hAnsi="Noto Sans CJK KR"/>
-                <w:color w:val="202124"/>
-                <w:sz w:val="17"/>
+                <w:rFonts w:ascii="Noto Sans KR" w:hAnsi="Noto Sans KR" w:eastAsia="Noto Sans KR"/>
+                <w:sz w:val="16"/>
               </w:rPr>
               <w:t>500</w:t>
             </w:r>
@@ -3470,14 +2096,15 @@
         </w:tc>
         <w:tc>
           <w:tcPr>
-            <w:tcW w:type="dxa" w:w="2720"/>
+            <w:tcW w:type="dxa" w:w="6650"/>
             <w:tcMar>
-              <w:top w:w="70" w:type="dxa"/>
-              <w:start w:w="80" w:type="dxa"/>
-              <w:bottom w:w="70" w:type="dxa"/>
-              <w:end w:w="80" w:type="dxa"/>
+              <w:top w:w="80" w:type="dxa"/>
+              <w:start w:w="100" w:type="dxa"/>
+              <w:bottom w:w="80" w:type="dxa"/>
+              <w:end w:w="100" w:type="dxa"/>
             </w:tcMar>
-            <w:vAlign w:val="top"/>
+            <w:vAlign w:val="center"/>
+            <w:shd w:fill="F7FAFC"/>
           </w:tcPr>
           <w:p>
             <w:pPr>
@@ -3485,24 +2112,24 @@
             </w:pPr>
             <w:r>
               <w:rPr>
-                <w:rFonts w:ascii="Noto Sans CJK KR" w:hAnsi="Noto Sans CJK KR"/>
-                <w:color w:val="202124"/>
-                <w:sz w:val="17"/>
+                <w:rFonts w:ascii="Noto Sans KR" w:hAnsi="Noto Sans KR" w:eastAsia="Noto Sans KR"/>
+                <w:sz w:val="16"/>
               </w:rPr>
-              <w:t>내부 오류</w:t>
+              <w:t>내부 기술오류</w:t>
             </w:r>
           </w:p>
         </w:tc>
         <w:tc>
           <w:tcPr>
-            <w:tcW w:type="dxa" w:w="2720"/>
+            <w:tcW w:type="dxa" w:w="6157"/>
             <w:tcMar>
-              <w:top w:w="70" w:type="dxa"/>
-              <w:start w:w="80" w:type="dxa"/>
-              <w:bottom w:w="70" w:type="dxa"/>
-              <w:end w:w="80" w:type="dxa"/>
+              <w:top w:w="80" w:type="dxa"/>
+              <w:start w:w="100" w:type="dxa"/>
+              <w:bottom w:w="80" w:type="dxa"/>
+              <w:end w:w="100" w:type="dxa"/>
             </w:tcMar>
-            <w:vAlign w:val="top"/>
+            <w:vAlign w:val="center"/>
+            <w:shd w:fill="F7FAFC"/>
           </w:tcPr>
           <w:p>
             <w:pPr>
@@ -3510,36 +2137,10 @@
             </w:pPr>
             <w:r>
               <w:rPr>
-                <w:rFonts w:ascii="Noto Sans CJK KR" w:hAnsi="Noto Sans CJK KR"/>
-                <w:color w:val="202124"/>
-                <w:sz w:val="17"/>
+                <w:rFonts w:ascii="Noto Sans KR" w:hAnsi="Noto Sans KR" w:eastAsia="Noto Sans KR"/>
+                <w:sz w:val="16"/>
               </w:rPr>
-              <w:t>trace/errorCode</w:t>
-            </w:r>
-          </w:p>
-        </w:tc>
-        <w:tc>
-          <w:tcPr>
-            <w:tcW w:type="dxa" w:w="2720"/>
-            <w:tcMar>
-              <w:top w:w="70" w:type="dxa"/>
-              <w:start w:w="80" w:type="dxa"/>
-              <w:bottom w:w="70" w:type="dxa"/>
-              <w:end w:w="80" w:type="dxa"/>
-            </w:tcMar>
-            <w:vAlign w:val="top"/>
-          </w:tcPr>
-          <w:p>
-            <w:pPr>
-              <w:spacing w:after="0" w:line="252" w:lineRule="auto"/>
-            </w:pPr>
-            <w:r>
-              <w:rPr>
-                <w:rFonts w:ascii="Noto Sans CJK KR" w:hAnsi="Noto Sans CJK KR"/>
-                <w:color w:val="202124"/>
-                <w:sz w:val="17"/>
-              </w:rPr>
-              <w:t>원인 분석</w:t>
+              <w:t>trace 확인</w:t>
             </w:r>
           </w:p>
         </w:tc>
@@ -3550,15 +2151,14 @@
         </w:trPr>
         <w:tc>
           <w:tcPr>
-            <w:tcW w:type="dxa" w:w="2720"/>
+            <w:tcW w:type="dxa" w:w="2216"/>
             <w:tcMar>
-              <w:top w:w="70" w:type="dxa"/>
-              <w:start w:w="80" w:type="dxa"/>
-              <w:bottom w:w="70" w:type="dxa"/>
-              <w:end w:w="80" w:type="dxa"/>
+              <w:top w:w="80" w:type="dxa"/>
+              <w:start w:w="100" w:type="dxa"/>
+              <w:bottom w:w="80" w:type="dxa"/>
+              <w:end w:w="100" w:type="dxa"/>
             </w:tcMar>
-            <w:vAlign w:val="top"/>
-            <w:shd w:fill="F4F7FA"/>
+            <w:vAlign w:val="center"/>
           </w:tcPr>
           <w:p>
             <w:pPr>
@@ -3566,9 +2166,8 @@
             </w:pPr>
             <w:r>
               <w:rPr>
-                <w:rFonts w:ascii="Noto Sans CJK KR" w:hAnsi="Noto Sans CJK KR"/>
-                <w:color w:val="202124"/>
-                <w:sz w:val="17"/>
+                <w:rFonts w:ascii="Noto Sans KR" w:hAnsi="Noto Sans KR" w:eastAsia="Noto Sans KR"/>
+                <w:sz w:val="16"/>
               </w:rPr>
               <w:t>503</w:t>
             </w:r>
@@ -3576,14 +2175,14 @@
         </w:tc>
         <w:tc>
           <w:tcPr>
-            <w:tcW w:type="dxa" w:w="2720"/>
+            <w:tcW w:type="dxa" w:w="6650"/>
             <w:tcMar>
-              <w:top w:w="70" w:type="dxa"/>
-              <w:start w:w="80" w:type="dxa"/>
-              <w:bottom w:w="70" w:type="dxa"/>
-              <w:end w:w="80" w:type="dxa"/>
+              <w:top w:w="80" w:type="dxa"/>
+              <w:start w:w="100" w:type="dxa"/>
+              <w:bottom w:w="80" w:type="dxa"/>
+              <w:end w:w="100" w:type="dxa"/>
             </w:tcMar>
-            <w:vAlign w:val="top"/>
+            <w:vAlign w:val="center"/>
           </w:tcPr>
           <w:p>
             <w:pPr>
@@ -3591,24 +2190,23 @@
             </w:pPr>
             <w:r>
               <w:rPr>
-                <w:rFonts w:ascii="Noto Sans CJK KR" w:hAnsi="Noto Sans CJK KR"/>
-                <w:color w:val="202124"/>
-                <w:sz w:val="17"/>
+                <w:rFonts w:ascii="Noto Sans KR" w:hAnsi="Noto Sans KR" w:eastAsia="Noto Sans KR"/>
+                <w:sz w:val="16"/>
               </w:rPr>
-              <w:t>가용성 오류</w:t>
+              <w:t>대상 unavailable</w:t>
             </w:r>
           </w:p>
         </w:tc>
         <w:tc>
           <w:tcPr>
-            <w:tcW w:type="dxa" w:w="2720"/>
+            <w:tcW w:type="dxa" w:w="6157"/>
             <w:tcMar>
-              <w:top w:w="70" w:type="dxa"/>
-              <w:start w:w="80" w:type="dxa"/>
-              <w:bottom w:w="70" w:type="dxa"/>
-              <w:end w:w="80" w:type="dxa"/>
+              <w:top w:w="80" w:type="dxa"/>
+              <w:start w:w="100" w:type="dxa"/>
+              <w:bottom w:w="80" w:type="dxa"/>
+              <w:end w:w="100" w:type="dxa"/>
             </w:tcMar>
-            <w:vAlign w:val="top"/>
+            <w:vAlign w:val="center"/>
           </w:tcPr>
           <w:p>
             <w:pPr>
@@ -3616,381 +2214,131 @@
             </w:pPr>
             <w:r>
               <w:rPr>
-                <w:rFonts w:ascii="Noto Sans CJK KR" w:hAnsi="Noto Sans CJK KR"/>
-                <w:color w:val="202124"/>
-                <w:sz w:val="17"/>
+                <w:rFonts w:ascii="Noto Sans KR" w:hAnsi="Noto Sans KR" w:eastAsia="Noto Sans KR"/>
+                <w:sz w:val="16"/>
               </w:rPr>
-              <w:t>health/draining</w:t>
+              <w:t>health/route/retry-safe 확인</w:t>
+            </w:r>
+          </w:p>
+        </w:tc>
+      </w:tr>
+    </w:tbl>
+    <w:p>
+      <w:pPr>
+        <w:pStyle w:val="Heading1"/>
+      </w:pPr>
+      <w:r>
+        <w:t>4 관측과 장애 복구</w:t>
+      </w:r>
+    </w:p>
+    <w:tbl>
+      <w:tblPr>
+        <w:tblW w:type="auto" w:w="0"/>
+        <w:jc w:val="left"/>
+        <w:tblLayout w:type="fixed"/>
+        <w:tblLook w:firstColumn="1" w:firstRow="1" w:lastColumn="0" w:lastRow="0" w:noHBand="0" w:noVBand="1" w:val="04A0"/>
+      </w:tblPr>
+      <w:tblGrid>
+        <w:gridCol w:w="7625"/>
+        <w:gridCol w:w="7625"/>
+      </w:tblGrid>
+      <w:tr>
+        <w:trPr>
+          <w:tblHeader w:val="true"/>
+        </w:trPr>
+        <w:tc>
+          <w:tcPr>
+            <w:tcW w:type="dxa" w:w="1927"/>
+            <w:shd w:fill="17324D"/>
+            <w:tcMar>
+              <w:top w:w="110" w:type="dxa"/>
+              <w:start w:w="140" w:type="dxa"/>
+              <w:bottom w:w="110" w:type="dxa"/>
+              <w:end w:w="140" w:type="dxa"/>
+            </w:tcMar>
+          </w:tcPr>
+          <w:p>
+            <w:r>
+              <w:rPr>
+                <w:b/>
+                <w:color w:val="FFFFFF"/>
+              </w:rPr>
+              <w:t>이 장을 보는 이유</w:t>
             </w:r>
           </w:p>
         </w:tc>
         <w:tc>
           <w:tcPr>
-            <w:tcW w:type="dxa" w:w="2720"/>
+            <w:tcW w:type="dxa" w:w="11623"/>
             <w:tcMar>
-              <w:top w:w="70" w:type="dxa"/>
-              <w:start w:w="80" w:type="dxa"/>
-              <w:bottom w:w="70" w:type="dxa"/>
-              <w:end w:w="80" w:type="dxa"/>
+              <w:top w:w="110" w:type="dxa"/>
+              <w:start w:w="140" w:type="dxa"/>
+              <w:bottom w:w="110" w:type="dxa"/>
+              <w:end w:w="140" w:type="dxa"/>
             </w:tcMar>
-            <w:vAlign w:val="top"/>
           </w:tcPr>
           <w:p>
-            <w:pPr>
-              <w:spacing w:after="0" w:line="252" w:lineRule="auto"/>
-            </w:pPr>
             <w:r>
-              <w:rPr>
-                <w:rFonts w:ascii="Noto Sans CJK KR" w:hAnsi="Noto Sans CJK KR"/>
-                <w:color w:val="202124"/>
-                <w:sz w:val="17"/>
-              </w:rPr>
-              <w:t>우회·복구 후 재시도</w:t>
+              <w:t>Gateway trace만 보고 전체 거래 성공을 판단하지 않고 Owner Domain과 downstream 결과까지 연결합니다.</w:t>
             </w:r>
           </w:p>
         </w:tc>
       </w:tr>
     </w:tbl>
-    <w:p/>
     <w:p>
       <w:pPr>
-        <w:pStyle w:val="SourceRail"/>
+        <w:pStyle w:val="ListBullet"/>
+        <w:spacing w:after="40"/>
+        <w:ind w:left="454" w:hanging="198"/>
       </w:pPr>
       <w:r>
-        <w:t>Source 길찾기 cpf-gateway/src/main/java/com/cpf/gateway/runtime/CpfGatewayRuntimePolicy.java</w:t>
+        <w:t>System6와 operationId를 통해 hop을 연결합니다.</w:t>
       </w:r>
     </w:p>
     <w:p>
       <w:pPr>
-        <w:pStyle w:val="Heading1"/>
-        <w:keepNext/>
-        <w:keepLines/>
-        <w:widowControl/>
+        <w:pStyle w:val="ListBullet"/>
+        <w:spacing w:after="40"/>
+        <w:ind w:left="454" w:hanging="198"/>
       </w:pPr>
       <w:r>
-        <w:t>6. HA·Canary·Rollback</w:t>
+        <w:t>Side-effecting timeout은 UNKNOWN 가능성을 유지합니다.</w:t>
       </w:r>
     </w:p>
     <w:p>
       <w:pPr>
-        <w:pStyle w:val="Heading2"/>
-        <w:keepNext/>
-        <w:keepLines/>
-        <w:widowControl/>
+        <w:pStyle w:val="ListBullet"/>
+        <w:spacing w:after="40"/>
+        <w:ind w:left="454" w:hanging="198"/>
       </w:pPr>
       <w:r>
-        <w:t>6.1 HA</w:t>
+        <w:t>Retry는 대상 Operation의 idempotency/side-effect 정책을 확인한 뒤 적용합니다.</w:t>
       </w:r>
     </w:p>
     <w:p>
       <w:pPr>
-        <w:pStyle w:val="BodyRail"/>
+        <w:pStyle w:val="ListBullet"/>
+        <w:spacing w:after="40"/>
+        <w:ind w:left="454" w:hanging="198"/>
       </w:pPr>
       <w:r>
-        <w:t>Multi-instance에서는 Process-local 상태를 정답으로 사용하지 않습니다. Registry, durable state, cache invalidation, lease/fencing으로 인스턴스 간 일관성과 장애 격리를 확보합니다.</w:t>
+        <w:t>Gateway가 unavailable이어도 내부 Same-JVM/Remote Domain 계약 자체를 왜곡하지 않습니다.</w:t>
       </w:r>
     </w:p>
     <w:p>
       <w:pPr>
-        <w:pStyle w:val="BulletRail"/>
+        <w:pStyle w:val="CPFCaption"/>
+        <w:spacing w:before="160"/>
       </w:pPr>
       <w:r>
-        <w:t>•  한 Instance 장애가 전체 System 상태로 오판되지 않게 health를 instance/system 축으로 봅니다.</w:t>
-      </w:r>
-    </w:p>
-    <w:p>
-      <w:pPr>
-        <w:pStyle w:val="BulletRail"/>
-      </w:pPr>
-      <w:r>
-        <w:t>•  mixed deployment 중 discovery 차이를 즉시 삭제 사유로 사용하지 않습니다.</w:t>
-      </w:r>
-    </w:p>
-    <w:p>
-      <w:pPr>
-        <w:pStyle w:val="Heading2"/>
-        <w:keepNext/>
-        <w:keepLines/>
-        <w:widowControl/>
-      </w:pPr>
-      <w:r>
-        <w:t>6.2 Canary</w:t>
-      </w:r>
-    </w:p>
-    <w:p>
-      <w:pPr>
-        <w:pStyle w:val="BodyRail"/>
-      </w:pPr>
-      <w:r>
-        <w:t>Canary는 일부 Route/instance에 신규 버전을 제한 적용하고 latency·error·health를 비교합니다. 이상 시 기존 Route로 즉시 되돌릴 수 있어야 합니다.</w:t>
-      </w:r>
-    </w:p>
-    <w:p>
-      <w:pPr>
-        <w:pStyle w:val="BodyRail"/>
-      </w:pPr>
-      <w:r>
-        <w:t>Canary는 일부 인스턴스나 route에 제한 적용한 뒤 error/latency/health를 확인하고 이상 시 즉시 기존 route로 되돌릴 수 있어야 합니다.</w:t>
-      </w:r>
-    </w:p>
-    <w:p>
-      <w:pPr>
-        <w:pStyle w:val="Heading2"/>
-        <w:keepNext/>
-        <w:keepLines/>
-        <w:widowControl/>
-      </w:pPr>
-      <w:r>
-        <w:t>6.3 Rollback</w:t>
-      </w:r>
-    </w:p>
-    <w:p>
-      <w:pPr>
-        <w:pStyle w:val="BodyRail"/>
-      </w:pPr>
-      <w:r>
-        <w:t>Gateway Rollback은 신규 Route/Policy/Target 버전의 이상을 확인했을 때 직전 정상 버전으로 되돌리는 조치입니다. Business Domain 데이터나 원격 Side Effect를 되돌리는 의미와는 분리합니다.</w:t>
-      </w:r>
-    </w:p>
-    <w:p>
-      <w:pPr>
-        <w:pStyle w:val="BulletRail"/>
-      </w:pPr>
-      <w:r>
-        <w:t>•  Rollback 전 현재 publish version, canary 대상, draining 상태와 LKG(Last Known Good)를 확인합니다.</w:t>
-      </w:r>
-    </w:p>
-    <w:p>
-      <w:pPr>
-        <w:pStyle w:val="BulletRail"/>
-      </w:pPr>
-      <w:r>
-        <w:t>•  Rollback 후 health·route resolution·오류율이 이전 정상 기준으로 돌아왔는지 확인합니다.</w:t>
-      </w:r>
-    </w:p>
-    <w:p>
-      <w:pPr>
-        <w:pStyle w:val="Heading2"/>
-        <w:keepNext/>
-        <w:keepLines/>
-        <w:widowControl/>
-      </w:pPr>
-      <w:r>
-        <w:t>6.4 Gateway 장애 시 영향</w:t>
-      </w:r>
-    </w:p>
-    <w:p>
-      <w:pPr>
-        <w:pStyle w:val="BodyRail"/>
-      </w:pPr>
-      <w:r>
-        <w:t>Gateway 장애는 외부 진입 경로의 가용성 문제이며 Owner Domain의 내부 계약과 데이터 소유권을 변경하지 않습니다. HA와 health/draining으로 인스턴스 단위 영향을 격리합니다.</w:t>
-      </w:r>
-    </w:p>
-    <w:p>
-      <w:pPr>
-        <w:pStyle w:val="BodyRail"/>
-      </w:pPr>
-      <w:r>
-        <w:t>상황에 맞는 선택과 피해야 할 경로를 판단합니다.</w:t>
-      </w:r>
-    </w:p>
-    <w:p>
-      <w:pPr>
-        <w:pStyle w:val="BodyRail"/>
-      </w:pPr>
-      <w:r>
-        <w:t>운영 상황별 확인·조치·완료 기준을 확인합니다.</w:t>
-      </w:r>
-    </w:p>
-    <w:p>
-      <w:pPr>
-        <w:pStyle w:val="SourceRail"/>
-      </w:pPr>
-      <w:r>
-        <w:t>Source 길찾기 cpf-gateway/src/main/java/com/cpf/gateway/api/CpfGatewayRoute.java</w:t>
-      </w:r>
-    </w:p>
-    <w:p>
-      <w:pPr>
-        <w:pStyle w:val="Heading1"/>
-        <w:keepNext/>
-        <w:keepLines/>
-        <w:widowControl/>
-      </w:pPr>
-      <w:r>
-        <w:t>7. 개발·운영·Source</w:t>
-      </w:r>
-    </w:p>
-    <w:p>
-      <w:pPr>
-        <w:pStyle w:val="Heading2"/>
-        <w:keepNext/>
-        <w:keepLines/>
-        <w:widowControl/>
-      </w:pPr>
-      <w:r>
-        <w:t>7.1 최소 개발 예</w:t>
-      </w:r>
-    </w:p>
-    <w:p>
-      <w:pPr>
-        <w:pStyle w:val="BodyRail"/>
-      </w:pPr>
-      <w:r>
-        <w:t>최소 Gateway 연계는 Route, System6 전달, timeout/error mapping, health 확인까지 포함하고 업무 로직과 Business DB 접근은 Owner Domain에 둡니다.</w:t>
-      </w:r>
-    </w:p>
-    <w:p>
-      <w:pPr>
-        <w:pStyle w:val="BodyRail"/>
-      </w:pPr>
-      <w:r>
-        <w:t>최소 Gateway 연계는 route 정의, System6 전달, timeout/error mapping, health 확인까지 포함하고 업무 로직은 Owner Domain에 둡니다.</w:t>
-      </w:r>
-    </w:p>
-    <w:p>
-      <w:pPr>
-        <w:pStyle w:val="BodyRail"/>
-      </w:pPr>
-      <w:r>
-        <w:t>// 업무 코드는 Gateway endpoint가 아니라 Domain/Operation 계약을 호출합니다.</w:t>
-      </w:r>
-    </w:p>
-    <w:p>
-      <w:pPr>
-        <w:pStyle w:val="BodyRail"/>
-      </w:pPr>
-      <w:r>
-        <w:t>CpfDomainClient client = ...;</w:t>
-      </w:r>
-    </w:p>
-    <w:p>
-      <w:pPr>
-        <w:pStyle w:val="BodyRail"/>
-      </w:pPr>
-      <w:r>
-        <w:t>client.call(/* target domain + operation */);</w:t>
-      </w:r>
-    </w:p>
-    <w:p>
-      <w:pPr>
-        <w:pStyle w:val="Heading2"/>
-        <w:keepNext/>
-        <w:keepLines/>
-        <w:widowControl/>
-      </w:pPr>
-      <w:r>
-        <w:t>7.2 Health/운영 확인</w:t>
-      </w:r>
-    </w:p>
-    <w:p>
-      <w:pPr>
-        <w:pStyle w:val="BodyRail"/>
-      </w:pPr>
-      <w:r>
-        <w:t>Observability는 transactionId·operationId·instanceId를 중심으로 Log, Trace, Metric, Timeline을 연결합니다. 운영자는 코드 위치보다 거래·실행 식별자에서 시작해 원인을 좁힐 수 있어야 합니다.</w:t>
-      </w:r>
-    </w:p>
-    <w:p>
-      <w:pPr>
-        <w:pStyle w:val="BulletRail"/>
-      </w:pPr>
-      <w:r>
-        <w:t>•  민감정보는 structured log에서도 마스킹합니다.</w:t>
-      </w:r>
-    </w:p>
-    <w:p>
-      <w:pPr>
-        <w:pStyle w:val="BulletRail"/>
-      </w:pPr>
-      <w:r>
-        <w:t>•  재시도/복구 segment가 원 거래와 단절되지 않도록 correlation을 유지합니다.</w:t>
-      </w:r>
-    </w:p>
-    <w:p>
-      <w:pPr>
-        <w:pStyle w:val="Heading2"/>
-        <w:keepNext/>
-        <w:keepLines/>
-        <w:widowControl/>
-      </w:pPr>
-      <w:r>
-        <w:t>7.3 금지 우회</w:t>
-      </w:r>
-    </w:p>
-    <w:p>
-      <w:pPr>
-        <w:pStyle w:val="BodyRail"/>
-      </w:pPr>
-      <w:r>
-        <w:t>금지 패턴은 Owner·Topology·신뢰 경계를 우회하거나 운영 Evidence를 잃게 만드는 구현을 빠르게 차단하기 위한 Review Gate입니다.</w:t>
-      </w:r>
-    </w:p>
-    <w:p>
-      <w:pPr>
-        <w:pStyle w:val="BulletRail"/>
-      </w:pPr>
-      <w:r>
-        <w:t>•  self-HTTP, 타 Owner DB/Internal 직접 참조, secret 원문 로그를 금지합니다.</w:t>
-      </w:r>
-    </w:p>
-    <w:p>
-      <w:pPr>
-        <w:pStyle w:val="BulletRail"/>
-      </w:pPr>
-      <w:r>
-        <w:t>•  미실행 검증·stale Evidence·Optional 기능의 숨은 Side Effect를 완료 근거로 사용하지 않습니다.</w:t>
-      </w:r>
-    </w:p>
-    <w:p>
-      <w:pPr>
-        <w:pStyle w:val="Heading2"/>
-        <w:keepNext/>
-        <w:keepLines/>
-        <w:widowControl/>
-      </w:pPr>
-      <w:r>
-        <w:t>7.4 Source/API 길찾기</w:t>
-      </w:r>
-    </w:p>
-    <w:p>
-      <w:pPr>
-        <w:pStyle w:val="BodyRail"/>
-      </w:pPr>
-      <w:r>
-        <w:t>Gateway Source를 찾을 때는 routing, security, resilience, discovery, operations Public Surface와 실제 Consumer Route를 함께 확인합니다.</w:t>
-      </w:r>
-    </w:p>
-    <w:p>
-      <w:pPr>
-        <w:pStyle w:val="BodyRail"/>
-      </w:pPr>
-      <w:r>
-        <w:t>정상·실패·복구까지 통과해야 할 시나리오를 확인합니다.</w:t>
-      </w:r>
-    </w:p>
-    <w:p>
-      <w:pPr>
-        <w:pStyle w:val="BodyRail"/>
-      </w:pPr>
-      <w:r>
-        <w:t>계약과 실제 Consumer를 확인할 Source 위치를 찾습니다.</w:t>
-      </w:r>
-    </w:p>
-    <w:p>
-      <w:pPr>
-        <w:pStyle w:val="SourceRail"/>
-      </w:pPr>
-      <w:r>
-        <w:t>Source 길찾기 cpf-gateway/src/main/java/com/cpf/gateway/api/CpfGatewayRoute.java</w:t>
+        <w:t>근거: Source snapshot ZIP-SHA256:B47BCE7700700BF4의 Public 계약과 CPF 정본 문서. Source에 없는 API·옵션은 작성하지 않음.</w:t>
       </w:r>
     </w:p>
     <w:sectPr>
       <w:headerReference w:type="default" r:id="rId9"/>
       <w:footerReference w:type="default" r:id="rId10"/>
-      <w:pgSz w:w="12240" w:h="15840"/>
-      <w:pgMar w:top="510" w:right="680" w:bottom="510" w:left="680" w:header="255" w:footer="312" w:gutter="0"/>
+      <w:pgSz w:w="16838" w:h="11906" w:orient="landscape"/>
+      <w:pgMar w:top="737" w:right="794" w:bottom="794" w:left="794" w:header="397" w:footer="454" w:gutter="0"/>
       <w:cols w:space="720"/>
       <w:docGrid w:linePitch="360"/>
     </w:sectPr>
@@ -4003,16 +2351,21 @@
   <w:p>
     <w:pPr>
       <w:pStyle w:val="Footer"/>
-      <w:jc w:val="right"/>
+      <w:jc w:val="center"/>
     </w:pPr>
     <w:r>
       <w:rPr>
-        <w:color w:val="5F738A"/>
-        <w:sz w:val="16"/>
-      </w:rPr>
-      <w:t xml:space="preserve">Harness v2.1.0  ·  Source 054d894b47f4  ·  </w:t>
+        <w:rFonts w:ascii="Noto Sans KR" w:hAnsi="Noto Sans KR"/>
+        <w:color w:val="5E7186"/>
+        <w:sz w:val="15"/>
+      </w:rPr>
+      <w:t xml:space="preserve">Core Platform Framework  |  </w:t>
     </w:r>
-    <w:fldSimple w:instr="PAGE"/>
+    <w:r>
+      <w:fldChar w:fldCharType="begin"/>
+      <w:instrText xml:space="preserve"> PAGE </w:instrText>
+      <w:fldChar w:fldCharType="end"/>
+    </w:r>
   </w:p>
 </w:ftr>
 </file>
@@ -4020,13 +2373,17 @@
 <file path=word/header1.xml><?xml version="1.0" encoding="utf-8"?>
 <w:hdr xmlns:m="http://schemas.openxmlformats.org/officeDocument/2006/math" xmlns:mc="http://schemas.openxmlformats.org/markup-compatibility/2006" xmlns:mo="http://schemas.microsoft.com/office/mac/office/2008/main" xmlns:mv="urn:schemas-microsoft-com:mac:vml" xmlns:o="urn:schemas-microsoft-com:office:office" xmlns:r="http://schemas.openxmlformats.org/officeDocument/2006/relationships" xmlns:v="urn:schemas-microsoft-com:vml" xmlns:w10="urn:schemas-microsoft-com:office:word" xmlns:w14="http://schemas.microsoft.com/office/word/2010/wordml" xmlns:w="http://schemas.openxmlformats.org/wordprocessingml/2006/main" xmlns:wne="http://schemas.microsoft.com/office/word/2006/wordml" xmlns:wp14="http://schemas.microsoft.com/office/word/2010/wordprocessingDrawing" xmlns:wp="http://schemas.openxmlformats.org/drawingml/2006/wordprocessingDrawing" xmlns:wpc="http://schemas.microsoft.com/office/word/2010/wordprocessingCanvas" xmlns:wpg="http://schemas.microsoft.com/office/word/2010/wordprocessingGroup" xmlns:wpi="http://schemas.microsoft.com/office/word/2010/wordprocessingInk" xmlns:wps="http://schemas.microsoft.com/office/word/2010/wordprocessingShape" mc:Ignorable="w14 wp14">
   <w:p>
-    <w:pPr/>
+    <w:pPr>
+      <w:pStyle w:val="Header"/>
+      <w:jc w:val="right"/>
+    </w:pPr>
     <w:r>
       <w:rPr>
-        <w:color w:val="5F738A"/>
-        <w:sz w:val="16"/>
-      </w:rPr>
-      <w:t>CPF  |  Core Platform Framework</w:t>
+        <w:rFonts w:ascii="Noto Sans KR" w:hAnsi="Noto Sans KR"/>
+        <w:color w:val="5E7186"/>
+        <w:sz w:val="15"/>
+      </w:rPr>
+      <w:t>CPF  ·  Gateway 개발·사용 가이드</w:t>
     </w:r>
   </w:p>
 </w:hdr>
@@ -4396,12 +2753,12 @@
     <w:qFormat/>
     <w:rsid w:val="00FC693F"/>
     <w:pPr>
-      <w:spacing w:after="100" w:line="281" w:lineRule="auto"/>
+      <w:spacing w:after="86" w:line="283" w:lineRule="auto"/>
     </w:pPr>
     <w:rPr>
-      <w:rFonts w:ascii="Noto Sans CJK KR" w:hAnsi="Noto Sans CJK KR"/>
-      <w:color w:val="202124"/>
-      <w:sz w:val="20"/>
+      <w:rFonts w:ascii="Noto Sans KR" w:hAnsi="Noto Sans KR" w:eastAsia="Noto Sans KR"/>
+      <w:color w:val="243547"/>
+      <w:sz w:val="18"/>
     </w:rPr>
   </w:style>
   <w:style w:type="paragraph" w:styleId="Header">
@@ -4459,11 +2816,11 @@
     <w:pPr>
       <w:keepNext/>
       <w:keepLines/>
-      <w:spacing w:before="560" w:after="240"/>
+      <w:spacing w:before="300" w:after="100"/>
       <w:outlineLvl w:val="0"/>
     </w:pPr>
     <w:rPr>
-      <w:rFonts w:asciiTheme="majorHAnsi" w:eastAsiaTheme="majorEastAsia" w:hAnsiTheme="majorHAnsi" w:cstheme="majorBidi" w:ascii="Noto Sans CJK KR" w:hAnsi="Noto Sans CJK KR"/>
+      <w:rFonts w:asciiTheme="majorHAnsi" w:eastAsiaTheme="majorEastAsia" w:hAnsiTheme="majorHAnsi" w:cstheme="majorBidi" w:ascii="Noto Sans KR" w:hAnsi="Noto Sans KR" w:eastAsia="Noto Sans KR"/>
       <w:b/>
       <w:bCs/>
       <w:color w:val="17324D"/>
@@ -4483,15 +2840,16 @@
     <w:pPr>
       <w:keepNext/>
       <w:keepLines/>
-      <w:spacing w:before="320" w:after="70"/>
+      <w:spacing w:before="200" w:after="60"/>
+      <w:ind w:left="113"/>
       <w:outlineLvl w:val="1"/>
     </w:pPr>
     <w:rPr>
-      <w:rFonts w:asciiTheme="majorHAnsi" w:eastAsiaTheme="majorEastAsia" w:hAnsiTheme="majorHAnsi" w:cstheme="majorBidi" w:ascii="Noto Sans CJK KR" w:hAnsi="Noto Sans CJK KR"/>
+      <w:rFonts w:asciiTheme="majorHAnsi" w:eastAsiaTheme="majorEastAsia" w:hAnsiTheme="majorHAnsi" w:cstheme="majorBidi" w:ascii="Noto Sans KR" w:hAnsi="Noto Sans KR" w:eastAsia="Noto Sans KR"/>
       <w:b/>
       <w:bCs/>
       <w:color w:val="17324D"/>
-      <w:sz w:val="27"/>
+      <w:sz w:val="25"/>
       <w:szCs w:val="26"/>
     </w:rPr>
   </w:style>
@@ -4507,15 +2865,16 @@
     <w:pPr>
       <w:keepNext/>
       <w:keepLines/>
-      <w:spacing w:before="200" w:after="60"/>
+      <w:spacing w:before="140" w:after="40"/>
+      <w:ind w:left="255"/>
       <w:outlineLvl w:val="2"/>
     </w:pPr>
     <w:rPr>
-      <w:rFonts w:asciiTheme="majorHAnsi" w:eastAsiaTheme="majorEastAsia" w:hAnsiTheme="majorHAnsi" w:cstheme="majorBidi" w:ascii="Noto Sans CJK KR" w:hAnsi="Noto Sans CJK KR"/>
+      <w:rFonts w:asciiTheme="majorHAnsi" w:eastAsiaTheme="majorEastAsia" w:hAnsiTheme="majorHAnsi" w:cstheme="majorBidi" w:ascii="Noto Sans KR" w:hAnsi="Noto Sans KR" w:eastAsia="Noto Sans KR"/>
       <w:b/>
       <w:bCs/>
-      <w:color w:val="2563EB"/>
-      <w:sz w:val="23"/>
+      <w:color w:val="7154C7"/>
+      <w:sz w:val="21"/>
     </w:rPr>
   </w:style>
   <w:style w:type="paragraph" w:styleId="Heading4">
@@ -4749,16 +3108,16 @@
       <w:pBdr>
         <w:bottom w:val="single" w:sz="8" w:space="4" w:color="4F81BD" w:themeColor="accent1"/>
       </w:pBdr>
-      <w:spacing w:after="240" w:line="240" w:lineRule="auto" w:before="0"/>
+      <w:spacing w:after="300" w:line="240" w:lineRule="auto"/>
       <w:contextualSpacing/>
     </w:pPr>
     <w:rPr>
-      <w:rFonts w:asciiTheme="majorHAnsi" w:eastAsiaTheme="majorEastAsia" w:hAnsiTheme="majorHAnsi" w:cstheme="majorBidi" w:ascii="Noto Sans CJK KR" w:hAnsi="Noto Sans CJK KR"/>
+      <w:rFonts w:asciiTheme="majorHAnsi" w:eastAsiaTheme="majorEastAsia" w:hAnsiTheme="majorHAnsi" w:cstheme="majorBidi" w:ascii="Noto Sans KR" w:hAnsi="Noto Sans KR" w:eastAsia="Noto Sans KR"/>
       <w:b/>
-      <w:color w:val="17324D"/>
+      <w:color w:val="071A2B"/>
       <w:spacing w:val="5"/>
       <w:kern w:val="28"/>
-      <w:sz w:val="48"/>
+      <w:sz w:val="60"/>
       <w:szCs w:val="52"/>
     </w:rPr>
   </w:style>
@@ -4789,16 +3148,15 @@
       <w:numPr>
         <w:ilvl w:val="1"/>
       </w:numPr>
-      <w:spacing w:after="100"/>
     </w:pPr>
     <w:rPr>
-      <w:rFonts w:asciiTheme="majorHAnsi" w:eastAsiaTheme="majorEastAsia" w:hAnsiTheme="majorHAnsi" w:cstheme="majorBidi" w:ascii="Noto Sans CJK KR" w:hAnsi="Noto Sans CJK KR"/>
+      <w:rFonts w:asciiTheme="majorHAnsi" w:eastAsiaTheme="majorEastAsia" w:hAnsiTheme="majorHAnsi" w:cstheme="majorBidi" w:ascii="Noto Sans KR" w:hAnsi="Noto Sans KR" w:eastAsia="Noto Sans KR"/>
       <w:b w:val="0"/>
       <w:i/>
       <w:iCs/>
-      <w:color w:val="60738A"/>
+      <w:color w:val="5E7186"/>
       <w:spacing w:val="15"/>
-      <w:sz w:val="23"/>
+      <w:sz w:val="22"/>
       <w:szCs w:val="24"/>
     </w:rPr>
   </w:style>
@@ -16090,117 +14448,42 @@
       </w:tcPr>
     </w:tblStylePr>
   </w:style>
-  <w:style w:type="paragraph" w:customStyle="1" w:styleId="BodyRail">
-    <w:name w:val="Body Rail"/>
-    <w:pPr>
-      <w:spacing w:after="100"/>
+  <w:style w:type="paragraph" w:customStyle="1" w:styleId="CPFCode">
+    <w:name w:val="CPF Code"/>
+    <w:pPr>
+      <w:spacing w:before="40" w:after="80"/>
+      <w:ind w:left="283" w:right="170"/>
+    </w:pPr>
+    <w:rPr>
+      <w:rFonts w:ascii="DejaVu Sans Mono" w:hAnsi="DejaVu Sans Mono" w:eastAsia="DejaVu Sans Mono"/>
+      <w:color w:val="071A2B"/>
+      <w:sz w:val="16"/>
+    </w:rPr>
+  </w:style>
+  <w:style w:type="paragraph" w:customStyle="1" w:styleId="CPFCaption">
+    <w:name w:val="CPF Caption"/>
+    <w:pPr>
+      <w:spacing w:before="40" w:after="100"/>
+      <w:ind w:left="255" w:right="255"/>
+    </w:pPr>
+    <w:rPr>
+      <w:rFonts w:ascii="Noto Sans KR" w:hAnsi="Noto Sans KR" w:eastAsia="Noto Sans KR"/>
+      <w:color w:val="5E7186"/>
+      <w:sz w:val="16"/>
+    </w:rPr>
+  </w:style>
+  <w:style w:type="paragraph" w:customStyle="1" w:styleId="CPFLabel">
+    <w:name w:val="CPF Label"/>
+    <w:pPr>
+      <w:keepNext/>
+      <w:spacing w:before="140" w:after="40"/>
       <w:ind w:left="255"/>
     </w:pPr>
     <w:rPr>
-      <w:rFonts w:ascii="Noto Sans CJK KR" w:hAnsi="Noto Sans CJK KR"/>
-      <w:b w:val="0"/>
-      <w:color w:val="202124"/>
-      <w:sz w:val="20"/>
-    </w:rPr>
-  </w:style>
-  <w:style w:type="paragraph" w:customStyle="1" w:styleId="BulletRail">
-    <w:name w:val="Bullet Rail"/>
-    <w:pPr>
-      <w:spacing w:after="60"/>
-      <w:ind w:left="425" w:hanging="170"/>
-    </w:pPr>
-    <w:rPr>
-      <w:rFonts w:ascii="Noto Sans CJK KR" w:hAnsi="Noto Sans CJK KR"/>
-      <w:b w:val="0"/>
-      <w:color w:val="202124"/>
-      <w:sz w:val="20"/>
-    </w:rPr>
-  </w:style>
-  <w:style w:type="paragraph" w:customStyle="1" w:styleId="FigureCaption">
-    <w:name w:val="Figure Caption"/>
-    <w:pPr>
-      <w:spacing w:after="60"/>
-    </w:pPr>
-    <w:rPr>
-      <w:rFonts w:ascii="Noto Sans CJK KR" w:hAnsi="Noto Sans CJK KR"/>
+      <w:rFonts w:ascii="Noto Sans KR" w:hAnsi="Noto Sans KR" w:eastAsia="Noto Sans KR"/>
       <w:b/>
-      <w:color w:val="17324D"/>
-      <w:sz w:val="18"/>
-    </w:rPr>
-  </w:style>
-  <w:style w:type="paragraph" w:customStyle="1" w:styleId="FigureExplain">
-    <w:name w:val="Figure Explain"/>
-    <w:pPr>
-      <w:spacing w:after="160"/>
-      <w:ind w:left="255"/>
-    </w:pPr>
-    <w:rPr>
-      <w:rFonts w:ascii="Noto Sans CJK KR" w:hAnsi="Noto Sans CJK KR"/>
-      <w:b w:val="0"/>
-      <w:color w:val="60738A"/>
-      <w:sz w:val="18"/>
-    </w:rPr>
-  </w:style>
-  <w:style w:type="paragraph" w:customStyle="1" w:styleId="SourceRail">
-    <w:name w:val="Source Rail"/>
-    <w:pPr>
-      <w:spacing w:after="120"/>
-      <w:ind w:left="255"/>
-    </w:pPr>
-    <w:rPr>
-      <w:rFonts w:ascii="Noto Sans CJK KR" w:hAnsi="Noto Sans CJK KR"/>
-      <w:b w:val="0"/>
-      <w:color w:val="2563EB"/>
-      <w:sz w:val="18"/>
-    </w:rPr>
-  </w:style>
-  <w:style w:type="paragraph" w:customStyle="1" w:styleId="TableTitle">
-    <w:name w:val="Table Title"/>
-    <w:pPr>
-      <w:spacing w:after="40"/>
-    </w:pPr>
-    <w:rPr>
-      <w:rFonts w:ascii="Noto Sans CJK KR" w:hAnsi="Noto Sans CJK KR"/>
-      <w:b/>
-      <w:color w:val="17324D"/>
-      <w:sz w:val="20"/>
-    </w:rPr>
-  </w:style>
-  <w:style w:type="paragraph" w:customStyle="1" w:styleId="TablePurpose">
-    <w:name w:val="Table Purpose"/>
-    <w:pPr>
-      <w:spacing w:after="100"/>
-    </w:pPr>
-    <w:rPr>
-      <w:rFonts w:ascii="Noto Sans CJK KR" w:hAnsi="Noto Sans CJK KR"/>
-      <w:b w:val="0"/>
-      <w:color w:val="60738A"/>
-      <w:sz w:val="18"/>
-    </w:rPr>
-  </w:style>
-  <w:style w:type="paragraph" w:customStyle="1" w:styleId="TOC1">
-    <w:name w:val="TOC 1"/>
-    <w:pPr>
-      <w:spacing w:after="40"/>
-    </w:pPr>
-    <w:rPr>
-      <w:rFonts w:ascii="Noto Sans CJK KR" w:hAnsi="Noto Sans CJK KR"/>
-      <w:b/>
-      <w:color w:val="17324D"/>
+      <w:color w:val="7154C7"/>
       <w:sz w:val="21"/>
-    </w:rPr>
-  </w:style>
-  <w:style w:type="paragraph" w:customStyle="1" w:styleId="TOC2">
-    <w:name w:val="TOC 2"/>
-    <w:pPr>
-      <w:spacing w:after="20"/>
-      <w:ind w:left="340"/>
-    </w:pPr>
-    <w:rPr>
-      <w:rFonts w:ascii="Noto Sans CJK KR" w:hAnsi="Noto Sans CJK KR"/>
-      <w:b w:val="0"/>
-      <w:color w:val="60738A"/>
-      <w:sz w:val="19"/>
     </w:rPr>
   </w:style>
 </w:styles>

--- a/cpf-docs/guides/06_Gateway_개발_사용_가이드.docx
+++ b/cpf-docs/guides/06_Gateway_개발_사용_가이드.docx
@@ -40,7 +40,7 @@
     <w:tbl>
       <w:tblPr>
         <w:tblW w:type="auto" w:w="0"/>
-        <w:jc w:val="left"/>
+        <w:jc w:val="center"/>
         <w:tblLayout w:type="fixed"/>
         <w:tblLook w:firstColumn="1" w:firstRow="1" w:lastColumn="0" w:lastRow="0" w:noHBand="0" w:noVBand="1" w:val="04A0"/>
       </w:tblPr>
@@ -54,21 +54,26 @@
         </w:trPr>
         <w:tc>
           <w:tcPr>
-            <w:tcW w:type="dxa" w:w="7625"/>
+            <w:tcW w:type="dxa" w:w="3660"/>
             <w:tcMar>
-              <w:top w:w="100" w:type="dxa"/>
-              <w:start w:w="150" w:type="dxa"/>
-              <w:bottom w:w="100" w:type="dxa"/>
-              <w:end w:w="150" w:type="dxa"/>
+              <w:top w:w="90" w:type="dxa"/>
+              <w:start w:w="100" w:type="dxa"/>
+              <w:bottom w:w="90" w:type="dxa"/>
+              <w:end w:w="100" w:type="dxa"/>
             </w:tcMar>
-            <w:shd w:fill="17324D"/>
+            <w:shd w:fill="223A57"/>
+            <w:vAlign w:val="center"/>
           </w:tcPr>
           <w:p>
+            <w:pPr>
+              <w:spacing w:before="0" w:after="0" w:line="252" w:lineRule="auto"/>
+              <w:jc w:val="left"/>
+            </w:pPr>
             <w:r>
               <w:rPr>
                 <w:b/>
                 <w:color w:val="FFFFFF"/>
-                <w:sz w:val="18"/>
+                <w:sz w:val="16"/>
               </w:rPr>
               <w:t>누가 보는가</w:t>
             </w:r>
@@ -76,18 +81,26 @@
         </w:tc>
         <w:tc>
           <w:tcPr>
-            <w:tcW w:type="dxa" w:w="7625"/>
+            <w:tcW w:type="dxa" w:w="11590"/>
             <w:tcMar>
-              <w:top w:w="100" w:type="dxa"/>
-              <w:start w:w="150" w:type="dxa"/>
-              <w:bottom w:w="100" w:type="dxa"/>
-              <w:end w:w="150" w:type="dxa"/>
+              <w:top w:w="90" w:type="dxa"/>
+              <w:start w:w="100" w:type="dxa"/>
+              <w:bottom w:w="90" w:type="dxa"/>
+              <w:end w:w="100" w:type="dxa"/>
             </w:tcMar>
+            <w:vAlign w:val="center"/>
+            <w:shd w:fill="223A57"/>
           </w:tcPr>
           <w:p>
+            <w:pPr>
+              <w:spacing w:before="0" w:after="0" w:line="252" w:lineRule="auto"/>
+              <w:jc w:val="left"/>
+            </w:pPr>
             <w:r>
               <w:rPr>
-                <w:sz w:val="18"/>
+                <w:b/>
+                <w:color w:val="FFFFFF"/>
+                <w:sz w:val="16"/>
               </w:rPr>
               <w:t>Gateway/BFF/Domain 개발자</w:t>
             </w:r>
@@ -97,21 +110,25 @@
       <w:tr>
         <w:tc>
           <w:tcPr>
-            <w:tcW w:type="dxa" w:w="7625"/>
+            <w:tcW w:type="dxa" w:w="3660"/>
             <w:tcMar>
-              <w:top w:w="100" w:type="dxa"/>
-              <w:start w:w="150" w:type="dxa"/>
-              <w:bottom w:w="100" w:type="dxa"/>
-              <w:end w:w="150" w:type="dxa"/>
+              <w:top w:w="90" w:type="dxa"/>
+              <w:start w:w="100" w:type="dxa"/>
+              <w:bottom w:w="90" w:type="dxa"/>
+              <w:end w:w="100" w:type="dxa"/>
             </w:tcMar>
             <w:shd w:fill="17324D"/>
+            <w:vAlign w:val="center"/>
           </w:tcPr>
           <w:p>
+            <w:pPr>
+              <w:spacing w:before="0" w:after="0" w:line="252" w:lineRule="auto"/>
+            </w:pPr>
             <w:r>
               <w:rPr>
                 <w:b/>
                 <w:color w:val="FFFFFF"/>
-                <w:sz w:val="18"/>
+                <w:sz w:val="17"/>
               </w:rPr>
               <w:t>이 문서로 끝낼 일</w:t>
             </w:r>
@@ -119,18 +136,22 @@
         </w:tc>
         <w:tc>
           <w:tcPr>
-            <w:tcW w:type="dxa" w:w="7625"/>
+            <w:tcW w:type="dxa" w:w="11590"/>
             <w:tcMar>
-              <w:top w:w="100" w:type="dxa"/>
-              <w:start w:w="150" w:type="dxa"/>
-              <w:bottom w:w="100" w:type="dxa"/>
-              <w:end w:w="150" w:type="dxa"/>
+              <w:top w:w="90" w:type="dxa"/>
+              <w:start w:w="100" w:type="dxa"/>
+              <w:bottom w:w="90" w:type="dxa"/>
+              <w:end w:w="100" w:type="dxa"/>
             </w:tcMar>
+            <w:vAlign w:val="center"/>
           </w:tcPr>
           <w:p>
+            <w:pPr>
+              <w:spacing w:before="0" w:after="0" w:line="252" w:lineRule="auto"/>
+            </w:pPr>
             <w:r>
               <w:rPr>
-                <w:sz w:val="18"/>
+                <w:sz w:val="17"/>
               </w:rPr>
               <w:t>외부 Entry 정책을 적용하면서 내부 Domain 호출을 왜곡하지 않는다</w:t>
             </w:r>
@@ -140,21 +161,25 @@
       <w:tr>
         <w:tc>
           <w:tcPr>
-            <w:tcW w:type="dxa" w:w="7625"/>
+            <w:tcW w:type="dxa" w:w="3660"/>
             <w:tcMar>
-              <w:top w:w="100" w:type="dxa"/>
-              <w:start w:w="150" w:type="dxa"/>
-              <w:bottom w:w="100" w:type="dxa"/>
-              <w:end w:w="150" w:type="dxa"/>
+              <w:top w:w="90" w:type="dxa"/>
+              <w:start w:w="100" w:type="dxa"/>
+              <w:bottom w:w="90" w:type="dxa"/>
+              <w:end w:w="100" w:type="dxa"/>
             </w:tcMar>
-            <w:shd w:fill="17324D"/>
+            <w:shd w:fill="F5F8FB"/>
+            <w:vAlign w:val="center"/>
           </w:tcPr>
           <w:p>
+            <w:pPr>
+              <w:spacing w:before="0" w:after="0" w:line="252" w:lineRule="auto"/>
+            </w:pPr>
             <w:r>
               <w:rPr>
                 <w:b/>
                 <w:color w:val="FFFFFF"/>
-                <w:sz w:val="18"/>
+                <w:sz w:val="17"/>
               </w:rPr>
               <w:t>기준</w:t>
             </w:r>
@@ -162,20 +187,23 @@
         </w:tc>
         <w:tc>
           <w:tcPr>
-            <w:tcW w:type="dxa" w:w="7625"/>
+            <w:tcW w:type="dxa" w:w="11590"/>
             <w:tcMar>
-              <w:top w:w="100" w:type="dxa"/>
-              <w:start w:w="150" w:type="dxa"/>
-              <w:bottom w:w="100" w:type="dxa"/>
-              <w:end w:w="150" w:type="dxa"/>
+              <w:top w:w="90" w:type="dxa"/>
+              <w:start w:w="100" w:type="dxa"/>
+              <w:bottom w:w="90" w:type="dxa"/>
+              <w:end w:w="100" w:type="dxa"/>
             </w:tcMar>
+            <w:vAlign w:val="center"/>
+            <w:shd w:fill="F5F8FB"/>
           </w:tcPr>
           <w:p>
             <w:r>
               <w:rPr>
-                <w:sz w:val="18"/>
+                <w:color w:val="26374C"/>
+                <w:sz w:val="16"/>
               </w:rPr>
-              <w:t>Harness 2.2.0 · Source 054d894b47f4 · Oracle/PostgreSQL/MariaDB</w:t>
+              <w:t>Harness 2.3.0 · Source A5B7844665F4 · Oracle/PostgreSQL/MariaDB</w:t>
             </w:r>
           </w:p>
         </w:tc>
@@ -224,6 +252,7 @@
     <w:p>
       <w:pPr>
         <w:pStyle w:val="Heading1"/>
+        <w:keepNext/>
       </w:pPr>
       <w:r>
         <w:t>찾아보기</w:t>
@@ -237,10 +266,113 @@
         <w:t>필요한 작업을 먼저 찾고 해당 장으로 이동합니다. 페이지 번호는 최종 PDF 기준입니다.</w:t>
       </w:r>
     </w:p>
+    <w:p>
+      <w:pPr>
+        <w:spacing w:after="60"/>
+        <w:ind w:left="259"/>
+      </w:pPr>
+      <w:r>
+        <w:rPr>
+          <w:b/>
+          <w:color w:val="1F3349"/>
+          <w:sz w:val="21"/>
+        </w:rPr>
+        <w:t>1 Gateway가 필요한지 먼저 판단</w:t>
+      </w:r>
+    </w:p>
+    <w:p>
+      <w:pPr>
+        <w:spacing w:after="60"/>
+        <w:ind w:left="259"/>
+      </w:pPr>
+      <w:r>
+        <w:rPr>
+          <w:b/>
+          <w:color w:val="1F3349"/>
+          <w:sz w:val="21"/>
+        </w:rPr>
+        <w:t>2 Route와 Operation</w:t>
+      </w:r>
+    </w:p>
+    <w:p>
+      <w:pPr>
+        <w:spacing w:after="60"/>
+        <w:ind w:left="259"/>
+      </w:pPr>
+      <w:r>
+        <w:rPr>
+          <w:b/>
+          <w:color w:val="1F3349"/>
+          <w:sz w:val="21"/>
+        </w:rPr>
+        <w:t>3 Edge Security</w:t>
+      </w:r>
+    </w:p>
+    <w:p>
+      <w:pPr>
+        <w:spacing w:after="60"/>
+        <w:ind w:left="259"/>
+      </w:pPr>
+      <w:r>
+        <w:rPr>
+          <w:b/>
+          <w:color w:val="1F3349"/>
+          <w:sz w:val="21"/>
+        </w:rPr>
+        <w:t>4 관측과 장애 복구</w:t>
+      </w:r>
+    </w:p>
+    <w:p>
+      <w:r>
+        <w:br w:type="page"/>
+      </w:r>
+    </w:p>
+    <w:p>
+      <w:pPr>
+        <w:pStyle w:val="Heading1"/>
+        <w:keepNext/>
+      </w:pPr>
+      <w:r>
+        <w:t>1 Gateway가 필요한지 먼저 판단</w:t>
+      </w:r>
+    </w:p>
+    <w:p>
+      <w:pPr>
+        <w:spacing w:before="80" w:after="200"/>
+        <w:ind w:left="173" w:right="58"/>
+        <w:shd w:fill="F3F7FB"/>
+        <w:pBdr>
+          <w:left w:val="single" w:sz="18" w:space="8" w:color="4F46E5"/>
+        </w:pBdr>
+      </w:pPr>
+      <w:r>
+        <w:rPr>
+          <w:b/>
+          <w:color w:val="362D91"/>
+          <w:sz w:val="20"/>
+        </w:rPr>
+        <w:t xml:space="preserve">이 장을 보는 이유  </w:t>
+      </w:r>
+      <w:r>
+        <w:rPr>
+          <w:color w:val="26374C"/>
+          <w:sz w:val="20"/>
+        </w:rPr>
+        <w:t>모든 내부 호출을 Gateway에 넣지 않고 외부 Entry/Edge 정책이 필요한 경우에만 선택합니다.</w:t>
+      </w:r>
+    </w:p>
+    <w:p>
+      <w:pPr>
+        <w:pStyle w:val="CPFLabel"/>
+      </w:pPr>
+      <w:r>
+        <w:t>경로 선택</w:t>
+      </w:r>
+    </w:p>
     <w:tbl>
       <w:tblPr>
         <w:tblW w:type="auto" w:w="0"/>
-        <w:jc w:val="left"/>
+        <w:jc w:val="center"/>
         <w:tblLayout w:type="fixed"/>
         <w:tblLook w:firstColumn="1" w:firstRow="1" w:lastColumn="0" w:lastRow="0" w:noHBand="0" w:noVBand="1" w:val="04A0"/>
       </w:tblPr>
@@ -255,385 +387,21 @@
         </w:trPr>
         <w:tc>
           <w:tcPr>
-            <w:tcW w:type="dxa" w:w="1247"/>
-            <w:shd w:fill="17324D"/>
+            <w:tcW w:type="dxa" w:w="3050"/>
+            <w:shd w:fill="223A57"/>
+            <w:tcMar>
+              <w:top w:w="90" w:type="dxa"/>
+              <w:start w:w="100" w:type="dxa"/>
+              <w:bottom w:w="90" w:type="dxa"/>
+              <w:end w:w="100" w:type="dxa"/>
+            </w:tcMar>
+            <w:vAlign w:val="center"/>
           </w:tcPr>
           <w:p>
-            <w:r>
-              <w:rPr>
-                <w:b/>
-                <w:color w:val="FFFFFF"/>
-                <w:sz w:val="17"/>
-              </w:rPr>
-              <w:t>구분</w:t>
-            </w:r>
-          </w:p>
-        </w:tc>
-        <w:tc>
-          <w:tcPr>
-            <w:tcW w:type="dxa" w:w="12190"/>
-            <w:shd w:fill="17324D"/>
-          </w:tcPr>
-          <w:p>
-            <w:r>
-              <w:rPr>
-                <w:b/>
-                <w:color w:val="FFFFFF"/>
-                <w:sz w:val="17"/>
-              </w:rPr>
-              <w:t>내용</w:t>
-            </w:r>
-          </w:p>
-        </w:tc>
-        <w:tc>
-          <w:tcPr>
-            <w:tcW w:type="dxa" w:w="1020"/>
-            <w:shd w:fill="17324D"/>
-          </w:tcPr>
-          <w:p>
-            <w:r>
-              <w:rPr>
-                <w:b/>
-                <w:color w:val="FFFFFF"/>
-                <w:sz w:val="17"/>
-              </w:rPr>
-              <w:t>쪽</w:t>
-            </w:r>
-          </w:p>
-        </w:tc>
-      </w:tr>
-      <w:tr>
-        <w:trPr>
-          <w:cantSplit/>
-        </w:trPr>
-        <w:tc>
-          <w:tcPr>
-            <w:tcW w:type="dxa" w:w="1247"/>
-            <w:shd w:fill="E9F6F2"/>
-            <w:tcMar>
-              <w:top w:w="70" w:type="dxa"/>
-              <w:start w:w="100" w:type="dxa"/>
-              <w:bottom w:w="70" w:type="dxa"/>
-              <w:end w:w="100" w:type="dxa"/>
-            </w:tcMar>
-          </w:tcPr>
-          <w:p>
-            <w:r>
-              <w:t>대메뉴</w:t>
-            </w:r>
-          </w:p>
-        </w:tc>
-        <w:tc>
-          <w:tcPr>
-            <w:tcW w:type="dxa" w:w="12190"/>
-            <w:tcMar>
-              <w:top w:w="70" w:type="dxa"/>
-              <w:start w:w="100" w:type="dxa"/>
-              <w:bottom w:w="70" w:type="dxa"/>
-              <w:end w:w="100" w:type="dxa"/>
-            </w:tcMar>
-          </w:tcPr>
-          <w:p>
-            <w:r>
-              <w:rPr>
-                <w:b/>
-              </w:rPr>
-              <w:t>1 Gateway가 필요한지 먼저 판단</w:t>
-            </w:r>
-          </w:p>
-        </w:tc>
-        <w:tc>
-          <w:tcPr>
-            <w:tcW w:type="dxa" w:w="1020"/>
-            <w:tcMar>
-              <w:top w:w="70" w:type="dxa"/>
-              <w:start w:w="100" w:type="dxa"/>
-              <w:bottom w:w="70" w:type="dxa"/>
-              <w:end w:w="100" w:type="dxa"/>
-            </w:tcMar>
-          </w:tcPr>
-          <w:p>
-            <w:r>
-              <w:t>3</w:t>
-            </w:r>
-          </w:p>
-        </w:tc>
-      </w:tr>
-      <w:tr>
-        <w:trPr>
-          <w:cantSplit/>
-        </w:trPr>
-        <w:tc>
-          <w:tcPr>
-            <w:tcW w:type="dxa" w:w="1247"/>
-            <w:shd w:fill="E9F6F2"/>
-            <w:tcMar>
-              <w:top w:w="70" w:type="dxa"/>
-              <w:start w:w="100" w:type="dxa"/>
-              <w:bottom w:w="70" w:type="dxa"/>
-              <w:end w:w="100" w:type="dxa"/>
-            </w:tcMar>
-          </w:tcPr>
-          <w:p>
-            <w:r>
-              <w:t>대메뉴</w:t>
-            </w:r>
-          </w:p>
-        </w:tc>
-        <w:tc>
-          <w:tcPr>
-            <w:tcW w:type="dxa" w:w="12190"/>
-            <w:tcMar>
-              <w:top w:w="70" w:type="dxa"/>
-              <w:start w:w="100" w:type="dxa"/>
-              <w:bottom w:w="70" w:type="dxa"/>
-              <w:end w:w="100" w:type="dxa"/>
-            </w:tcMar>
-          </w:tcPr>
-          <w:p>
-            <w:r>
-              <w:rPr>
-                <w:b/>
-              </w:rPr>
-              <w:t>2 Route와 Operation</w:t>
-            </w:r>
-          </w:p>
-        </w:tc>
-        <w:tc>
-          <w:tcPr>
-            <w:tcW w:type="dxa" w:w="1020"/>
-            <w:tcMar>
-              <w:top w:w="70" w:type="dxa"/>
-              <w:start w:w="100" w:type="dxa"/>
-              <w:bottom w:w="70" w:type="dxa"/>
-              <w:end w:w="100" w:type="dxa"/>
-            </w:tcMar>
-          </w:tcPr>
-          <w:p>
-            <w:r>
-              <w:t>4</w:t>
-            </w:r>
-          </w:p>
-        </w:tc>
-      </w:tr>
-      <w:tr>
-        <w:trPr>
-          <w:cantSplit/>
-        </w:trPr>
-        <w:tc>
-          <w:tcPr>
-            <w:tcW w:type="dxa" w:w="1247"/>
-            <w:shd w:fill="E9F6F2"/>
-            <w:tcMar>
-              <w:top w:w="70" w:type="dxa"/>
-              <w:start w:w="100" w:type="dxa"/>
-              <w:bottom w:w="70" w:type="dxa"/>
-              <w:end w:w="100" w:type="dxa"/>
-            </w:tcMar>
-          </w:tcPr>
-          <w:p>
-            <w:r>
-              <w:t>대메뉴</w:t>
-            </w:r>
-          </w:p>
-        </w:tc>
-        <w:tc>
-          <w:tcPr>
-            <w:tcW w:type="dxa" w:w="12190"/>
-            <w:tcMar>
-              <w:top w:w="70" w:type="dxa"/>
-              <w:start w:w="100" w:type="dxa"/>
-              <w:bottom w:w="70" w:type="dxa"/>
-              <w:end w:w="100" w:type="dxa"/>
-            </w:tcMar>
-          </w:tcPr>
-          <w:p>
-            <w:r>
-              <w:rPr>
-                <w:b/>
-              </w:rPr>
-              <w:t>3 Edge Security</w:t>
-            </w:r>
-          </w:p>
-        </w:tc>
-        <w:tc>
-          <w:tcPr>
-            <w:tcW w:type="dxa" w:w="1020"/>
-            <w:tcMar>
-              <w:top w:w="70" w:type="dxa"/>
-              <w:start w:w="100" w:type="dxa"/>
-              <w:bottom w:w="70" w:type="dxa"/>
-              <w:end w:w="100" w:type="dxa"/>
-            </w:tcMar>
-          </w:tcPr>
-          <w:p>
-            <w:r>
-              <w:t>5</w:t>
-            </w:r>
-          </w:p>
-        </w:tc>
-      </w:tr>
-      <w:tr>
-        <w:trPr>
-          <w:cantSplit/>
-        </w:trPr>
-        <w:tc>
-          <w:tcPr>
-            <w:tcW w:type="dxa" w:w="1247"/>
-            <w:shd w:fill="E9F6F2"/>
-            <w:tcMar>
-              <w:top w:w="70" w:type="dxa"/>
-              <w:start w:w="100" w:type="dxa"/>
-              <w:bottom w:w="70" w:type="dxa"/>
-              <w:end w:w="100" w:type="dxa"/>
-            </w:tcMar>
-          </w:tcPr>
-          <w:p>
-            <w:r>
-              <w:t>대메뉴</w:t>
-            </w:r>
-          </w:p>
-        </w:tc>
-        <w:tc>
-          <w:tcPr>
-            <w:tcW w:type="dxa" w:w="12190"/>
-            <w:tcMar>
-              <w:top w:w="70" w:type="dxa"/>
-              <w:start w:w="100" w:type="dxa"/>
-              <w:bottom w:w="70" w:type="dxa"/>
-              <w:end w:w="100" w:type="dxa"/>
-            </w:tcMar>
-          </w:tcPr>
-          <w:p>
-            <w:r>
-              <w:rPr>
-                <w:b/>
-              </w:rPr>
-              <w:t>4 관측과 장애 복구</w:t>
-            </w:r>
-          </w:p>
-        </w:tc>
-        <w:tc>
-          <w:tcPr>
-            <w:tcW w:type="dxa" w:w="1020"/>
-            <w:tcMar>
-              <w:top w:w="70" w:type="dxa"/>
-              <w:start w:w="100" w:type="dxa"/>
-              <w:bottom w:w="70" w:type="dxa"/>
-              <w:end w:w="100" w:type="dxa"/>
-            </w:tcMar>
-          </w:tcPr>
-          <w:p>
-            <w:r>
-              <w:t>5</w:t>
-            </w:r>
-          </w:p>
-        </w:tc>
-      </w:tr>
-    </w:tbl>
-    <w:p>
-      <w:r>
-        <w:br w:type="page"/>
-      </w:r>
-    </w:p>
-    <w:p>
-      <w:pPr>
-        <w:pStyle w:val="Heading1"/>
-      </w:pPr>
-      <w:r>
-        <w:t>1 Gateway가 필요한지 먼저 판단</w:t>
-      </w:r>
-    </w:p>
-    <w:tbl>
-      <w:tblPr>
-        <w:tblW w:type="auto" w:w="0"/>
-        <w:jc w:val="left"/>
-        <w:tblLayout w:type="fixed"/>
-        <w:tblLook w:firstColumn="1" w:firstRow="1" w:lastColumn="0" w:lastRow="0" w:noHBand="0" w:noVBand="1" w:val="04A0"/>
-      </w:tblPr>
-      <w:tblGrid>
-        <w:gridCol w:w="7625"/>
-        <w:gridCol w:w="7625"/>
-      </w:tblGrid>
-      <w:tr>
-        <w:trPr>
-          <w:tblHeader w:val="true"/>
-        </w:trPr>
-        <w:tc>
-          <w:tcPr>
-            <w:tcW w:type="dxa" w:w="1927"/>
-            <w:shd w:fill="17324D"/>
-            <w:tcMar>
-              <w:top w:w="110" w:type="dxa"/>
-              <w:start w:w="140" w:type="dxa"/>
-              <w:bottom w:w="110" w:type="dxa"/>
-              <w:end w:w="140" w:type="dxa"/>
-            </w:tcMar>
-          </w:tcPr>
-          <w:p>
-            <w:r>
-              <w:rPr>
-                <w:b/>
-                <w:color w:val="FFFFFF"/>
-              </w:rPr>
-              <w:t>이 장을 보는 이유</w:t>
-            </w:r>
-          </w:p>
-        </w:tc>
-        <w:tc>
-          <w:tcPr>
-            <w:tcW w:type="dxa" w:w="11623"/>
-            <w:tcMar>
-              <w:top w:w="110" w:type="dxa"/>
-              <w:start w:w="140" w:type="dxa"/>
-              <w:bottom w:w="110" w:type="dxa"/>
-              <w:end w:w="140" w:type="dxa"/>
-            </w:tcMar>
-          </w:tcPr>
-          <w:p>
-            <w:r>
-              <w:t>모든 내부 호출을 Gateway에 넣지 않고 외부 Entry/Edge 정책이 필요한 경우에만 선택합니다.</w:t>
-            </w:r>
-          </w:p>
-        </w:tc>
-      </w:tr>
-    </w:tbl>
-    <w:p>
-      <w:pPr>
-        <w:pStyle w:val="CPFLabel"/>
-      </w:pPr>
-      <w:r>
-        <w:t>경로 선택</w:t>
-      </w:r>
-    </w:p>
-    <w:tbl>
-      <w:tblPr>
-        <w:tblW w:type="auto" w:w="0"/>
-        <w:jc w:val="left"/>
-        <w:tblLayout w:type="fixed"/>
-        <w:tblLook w:firstColumn="1" w:firstRow="1" w:lastColumn="0" w:lastRow="0" w:noHBand="0" w:noVBand="1" w:val="04A0"/>
-      </w:tblPr>
-      <w:tblGrid>
-        <w:gridCol w:w="5083"/>
-        <w:gridCol w:w="5083"/>
-        <w:gridCol w:w="5083"/>
-      </w:tblGrid>
-      <w:tr>
-        <w:trPr>
-          <w:tblHeader w:val="true"/>
-        </w:trPr>
-        <w:tc>
-          <w:tcPr>
-            <w:tcW w:type="dxa" w:w="3577"/>
-            <w:shd w:fill="17324D"/>
-            <w:tcMar>
-              <w:top w:w="90" w:type="dxa"/>
-              <w:start w:w="110" w:type="dxa"/>
-              <w:bottom w:w="90" w:type="dxa"/>
-              <w:end w:w="110" w:type="dxa"/>
-            </w:tcMar>
-          </w:tcPr>
-          <w:p>
+            <w:pPr>
+              <w:spacing w:before="0" w:after="0" w:line="252" w:lineRule="auto"/>
+              <w:jc w:val="left"/>
+            </w:pPr>
             <w:r>
               <w:rPr>
                 <w:b/>
@@ -646,16 +414,21 @@
         </w:tc>
         <w:tc>
           <w:tcPr>
-            <w:tcW w:type="dxa" w:w="7393"/>
-            <w:shd w:fill="17324D"/>
+            <w:tcW w:type="dxa" w:w="7320"/>
+            <w:shd w:fill="223A57"/>
             <w:tcMar>
               <w:top w:w="90" w:type="dxa"/>
-              <w:start w:w="110" w:type="dxa"/>
+              <w:start w:w="100" w:type="dxa"/>
               <w:bottom w:w="90" w:type="dxa"/>
-              <w:end w:w="110" w:type="dxa"/>
+              <w:end w:w="100" w:type="dxa"/>
             </w:tcMar>
+            <w:vAlign w:val="center"/>
           </w:tcPr>
           <w:p>
+            <w:pPr>
+              <w:spacing w:before="0" w:after="0" w:line="252" w:lineRule="auto"/>
+              <w:jc w:val="left"/>
+            </w:pPr>
             <w:r>
               <w:rPr>
                 <w:b/>
@@ -668,16 +441,21 @@
         </w:tc>
         <w:tc>
           <w:tcPr>
-            <w:tcW w:type="dxa" w:w="4054"/>
-            <w:shd w:fill="17324D"/>
+            <w:tcW w:type="dxa" w:w="4880"/>
+            <w:shd w:fill="223A57"/>
             <w:tcMar>
               <w:top w:w="90" w:type="dxa"/>
-              <w:start w:w="110" w:type="dxa"/>
+              <w:start w:w="100" w:type="dxa"/>
               <w:bottom w:w="90" w:type="dxa"/>
-              <w:end w:w="110" w:type="dxa"/>
+              <w:end w:w="100" w:type="dxa"/>
             </w:tcMar>
+            <w:vAlign w:val="center"/>
           </w:tcPr>
           <w:p>
+            <w:pPr>
+              <w:spacing w:before="0" w:after="0" w:line="252" w:lineRule="auto"/>
+              <w:jc w:val="left"/>
+            </w:pPr>
             <w:r>
               <w:rPr>
                 <w:b/>
@@ -695,23 +473,23 @@
         </w:trPr>
         <w:tc>
           <w:tcPr>
-            <w:tcW w:type="dxa" w:w="3577"/>
+            <w:tcW w:type="dxa" w:w="3050"/>
             <w:tcMar>
-              <w:top w:w="80" w:type="dxa"/>
+              <w:top w:w="90" w:type="dxa"/>
               <w:start w:w="100" w:type="dxa"/>
-              <w:bottom w:w="80" w:type="dxa"/>
+              <w:bottom w:w="90" w:type="dxa"/>
               <w:end w:w="100" w:type="dxa"/>
             </w:tcMar>
             <w:vAlign w:val="center"/>
           </w:tcPr>
           <w:p>
             <w:pPr>
-              <w:spacing w:after="0" w:line="252" w:lineRule="auto"/>
+              <w:spacing w:after="0" w:line="252" w:lineRule="auto" w:before="0"/>
             </w:pPr>
             <w:r>
               <w:rPr>
                 <w:rFonts w:ascii="Noto Sans KR" w:hAnsi="Noto Sans KR" w:eastAsia="Noto Sans KR"/>
-                <w:sz w:val="16"/>
+                <w:sz w:val="17"/>
               </w:rPr>
               <w:t>Same JVM Domain</w:t>
             </w:r>
@@ -719,23 +497,23 @@
         </w:tc>
         <w:tc>
           <w:tcPr>
-            <w:tcW w:type="dxa" w:w="7393"/>
+            <w:tcW w:type="dxa" w:w="7320"/>
             <w:tcMar>
-              <w:top w:w="80" w:type="dxa"/>
+              <w:top w:w="90" w:type="dxa"/>
               <w:start w:w="100" w:type="dxa"/>
-              <w:bottom w:w="80" w:type="dxa"/>
+              <w:bottom w:w="90" w:type="dxa"/>
               <w:end w:w="100" w:type="dxa"/>
             </w:tcMar>
             <w:vAlign w:val="center"/>
           </w:tcPr>
           <w:p>
             <w:pPr>
-              <w:spacing w:after="0" w:line="252" w:lineRule="auto"/>
+              <w:spacing w:after="0" w:line="252" w:lineRule="auto" w:before="0"/>
             </w:pPr>
             <w:r>
               <w:rPr>
                 <w:rFonts w:ascii="Noto Sans KR" w:hAnsi="Noto Sans KR" w:eastAsia="Noto Sans KR"/>
-                <w:sz w:val="16"/>
+                <w:sz w:val="17"/>
               </w:rPr>
               <w:t>Caller → in-process binding → Owner Domain</w:t>
             </w:r>
@@ -743,23 +521,23 @@
         </w:tc>
         <w:tc>
           <w:tcPr>
-            <w:tcW w:type="dxa" w:w="4054"/>
+            <w:tcW w:type="dxa" w:w="4880"/>
             <w:tcMar>
-              <w:top w:w="80" w:type="dxa"/>
+              <w:top w:w="90" w:type="dxa"/>
               <w:start w:w="100" w:type="dxa"/>
-              <w:bottom w:w="80" w:type="dxa"/>
+              <w:bottom w:w="90" w:type="dxa"/>
               <w:end w:w="100" w:type="dxa"/>
             </w:tcMar>
             <w:vAlign w:val="center"/>
           </w:tcPr>
           <w:p>
             <w:pPr>
-              <w:spacing w:after="0" w:line="252" w:lineRule="auto"/>
+              <w:spacing w:after="0" w:line="252" w:lineRule="auto" w:before="0"/>
             </w:pPr>
             <w:r>
               <w:rPr>
                 <w:rFonts w:ascii="Noto Sans KR" w:hAnsi="Noto Sans KR" w:eastAsia="Noto Sans KR"/>
-                <w:sz w:val="16"/>
+                <w:sz w:val="17"/>
               </w:rPr>
               <w:t>사용하지 않음</w:t>
             </w:r>
@@ -772,24 +550,24 @@
         </w:trPr>
         <w:tc>
           <w:tcPr>
-            <w:tcW w:type="dxa" w:w="3577"/>
+            <w:tcW w:type="dxa" w:w="3050"/>
             <w:tcMar>
-              <w:top w:w="80" w:type="dxa"/>
+              <w:top w:w="90" w:type="dxa"/>
               <w:start w:w="100" w:type="dxa"/>
-              <w:bottom w:w="80" w:type="dxa"/>
+              <w:bottom w:w="90" w:type="dxa"/>
               <w:end w:w="100" w:type="dxa"/>
             </w:tcMar>
             <w:vAlign w:val="center"/>
-            <w:shd w:fill="F7FAFC"/>
+            <w:shd w:fill="F5F8FB"/>
           </w:tcPr>
           <w:p>
             <w:pPr>
-              <w:spacing w:after="0" w:line="252" w:lineRule="auto"/>
+              <w:spacing w:after="0" w:line="252" w:lineRule="auto" w:before="0"/>
             </w:pPr>
             <w:r>
               <w:rPr>
                 <w:rFonts w:ascii="Noto Sans KR" w:hAnsi="Noto Sans KR" w:eastAsia="Noto Sans KR"/>
-                <w:sz w:val="16"/>
+                <w:sz w:val="17"/>
               </w:rPr>
               <w:t>분리 WAS/MSA 내부 Domain</w:t>
             </w:r>
@@ -797,24 +575,24 @@
         </w:tc>
         <w:tc>
           <w:tcPr>
-            <w:tcW w:type="dxa" w:w="7393"/>
+            <w:tcW w:type="dxa" w:w="7320"/>
             <w:tcMar>
-              <w:top w:w="80" w:type="dxa"/>
+              <w:top w:w="90" w:type="dxa"/>
               <w:start w:w="100" w:type="dxa"/>
-              <w:bottom w:w="80" w:type="dxa"/>
+              <w:bottom w:w="90" w:type="dxa"/>
               <w:end w:w="100" w:type="dxa"/>
             </w:tcMar>
             <w:vAlign w:val="center"/>
-            <w:shd w:fill="F7FAFC"/>
+            <w:shd w:fill="F5F8FB"/>
           </w:tcPr>
           <w:p>
             <w:pPr>
-              <w:spacing w:after="0" w:line="252" w:lineRule="auto"/>
+              <w:spacing w:after="0" w:line="252" w:lineRule="auto" w:before="0"/>
             </w:pPr>
             <w:r>
               <w:rPr>
                 <w:rFonts w:ascii="Noto Sans KR" w:hAnsi="Noto Sans KR" w:eastAsia="Noto Sans KR"/>
-                <w:sz w:val="16"/>
+                <w:sz w:val="17"/>
               </w:rPr>
               <w:t>Remote Adapter/Registry → Owner Domain</w:t>
             </w:r>
@@ -822,24 +600,24 @@
         </w:tc>
         <w:tc>
           <w:tcPr>
-            <w:tcW w:type="dxa" w:w="4054"/>
+            <w:tcW w:type="dxa" w:w="4880"/>
             <w:tcMar>
-              <w:top w:w="80" w:type="dxa"/>
+              <w:top w:w="90" w:type="dxa"/>
               <w:start w:w="100" w:type="dxa"/>
-              <w:bottom w:w="80" w:type="dxa"/>
+              <w:bottom w:w="90" w:type="dxa"/>
               <w:end w:w="100" w:type="dxa"/>
             </w:tcMar>
             <w:vAlign w:val="center"/>
-            <w:shd w:fill="F7FAFC"/>
+            <w:shd w:fill="F5F8FB"/>
           </w:tcPr>
           <w:p>
             <w:pPr>
-              <w:spacing w:after="0" w:line="252" w:lineRule="auto"/>
+              <w:spacing w:after="0" w:line="252" w:lineRule="auto" w:before="0"/>
             </w:pPr>
             <w:r>
               <w:rPr>
                 <w:rFonts w:ascii="Noto Sans KR" w:hAnsi="Noto Sans KR" w:eastAsia="Noto Sans KR"/>
-                <w:sz w:val="16"/>
+                <w:sz w:val="17"/>
               </w:rPr>
               <w:t>내부 호출 경유하지 않음</w:t>
             </w:r>
@@ -852,23 +630,23 @@
         </w:trPr>
         <w:tc>
           <w:tcPr>
-            <w:tcW w:type="dxa" w:w="3577"/>
+            <w:tcW w:type="dxa" w:w="3050"/>
             <w:tcMar>
-              <w:top w:w="80" w:type="dxa"/>
+              <w:top w:w="90" w:type="dxa"/>
               <w:start w:w="100" w:type="dxa"/>
-              <w:bottom w:w="80" w:type="dxa"/>
+              <w:bottom w:w="90" w:type="dxa"/>
               <w:end w:w="100" w:type="dxa"/>
             </w:tcMar>
             <w:vAlign w:val="center"/>
           </w:tcPr>
           <w:p>
             <w:pPr>
-              <w:spacing w:after="0" w:line="252" w:lineRule="auto"/>
+              <w:spacing w:after="0" w:line="252" w:lineRule="auto" w:before="0"/>
             </w:pPr>
             <w:r>
               <w:rPr>
                 <w:rFonts w:ascii="Noto Sans KR" w:hAnsi="Noto Sans KR" w:eastAsia="Noto Sans KR"/>
-                <w:sz w:val="16"/>
+                <w:sz w:val="17"/>
               </w:rPr>
               <w:t>외부 Partner/Channel</w:t>
             </w:r>
@@ -876,23 +654,23 @@
         </w:tc>
         <w:tc>
           <w:tcPr>
-            <w:tcW w:type="dxa" w:w="7393"/>
+            <w:tcW w:type="dxa" w:w="7320"/>
             <w:tcMar>
-              <w:top w:w="80" w:type="dxa"/>
+              <w:top w:w="90" w:type="dxa"/>
               <w:start w:w="100" w:type="dxa"/>
-              <w:bottom w:w="80" w:type="dxa"/>
+              <w:bottom w:w="90" w:type="dxa"/>
               <w:end w:w="100" w:type="dxa"/>
             </w:tcMar>
             <w:vAlign w:val="center"/>
           </w:tcPr>
           <w:p>
             <w:pPr>
-              <w:spacing w:after="0" w:line="252" w:lineRule="auto"/>
+              <w:spacing w:after="0" w:line="252" w:lineRule="auto" w:before="0"/>
             </w:pPr>
             <w:r>
               <w:rPr>
                 <w:rFonts w:ascii="Noto Sans KR" w:hAnsi="Noto Sans KR" w:eastAsia="Noto Sans KR"/>
-                <w:sz w:val="16"/>
+                <w:sz w:val="17"/>
               </w:rPr>
               <w:t>External → Gateway → Target</w:t>
             </w:r>
@@ -900,23 +678,23 @@
         </w:tc>
         <w:tc>
           <w:tcPr>
-            <w:tcW w:type="dxa" w:w="4054"/>
+            <w:tcW w:type="dxa" w:w="4880"/>
             <w:tcMar>
-              <w:top w:w="80" w:type="dxa"/>
+              <w:top w:w="90" w:type="dxa"/>
               <w:start w:w="100" w:type="dxa"/>
-              <w:bottom w:w="80" w:type="dxa"/>
+              <w:bottom w:w="90" w:type="dxa"/>
               <w:end w:w="100" w:type="dxa"/>
             </w:tcMar>
             <w:vAlign w:val="center"/>
           </w:tcPr>
           <w:p>
             <w:pPr>
-              <w:spacing w:after="0" w:line="252" w:lineRule="auto"/>
+              <w:spacing w:after="0" w:line="252" w:lineRule="auto" w:before="0"/>
             </w:pPr>
             <w:r>
               <w:rPr>
                 <w:rFonts w:ascii="Noto Sans KR" w:hAnsi="Noto Sans KR" w:eastAsia="Noto Sans KR"/>
-                <w:sz w:val="16"/>
+                <w:sz w:val="17"/>
               </w:rPr>
               <w:t>선택/권장</w:t>
             </w:r>
@@ -929,24 +707,24 @@
         </w:trPr>
         <w:tc>
           <w:tcPr>
-            <w:tcW w:type="dxa" w:w="3577"/>
+            <w:tcW w:type="dxa" w:w="3050"/>
             <w:tcMar>
-              <w:top w:w="80" w:type="dxa"/>
+              <w:top w:w="90" w:type="dxa"/>
               <w:start w:w="100" w:type="dxa"/>
-              <w:bottom w:w="80" w:type="dxa"/>
+              <w:bottom w:w="90" w:type="dxa"/>
               <w:end w:w="100" w:type="dxa"/>
             </w:tcMar>
             <w:vAlign w:val="center"/>
-            <w:shd w:fill="F7FAFC"/>
+            <w:shd w:fill="F5F8FB"/>
           </w:tcPr>
           <w:p>
             <w:pPr>
-              <w:spacing w:after="0" w:line="252" w:lineRule="auto"/>
+              <w:spacing w:after="0" w:line="252" w:lineRule="auto" w:before="0"/>
             </w:pPr>
             <w:r>
               <w:rPr>
                 <w:rFonts w:ascii="Noto Sans KR" w:hAnsi="Noto Sans KR" w:eastAsia="Noto Sans KR"/>
-                <w:sz w:val="16"/>
+                <w:sz w:val="17"/>
               </w:rPr>
               <w:t>관리 UI/BFF</w:t>
             </w:r>
@@ -954,24 +732,24 @@
         </w:tc>
         <w:tc>
           <w:tcPr>
-            <w:tcW w:type="dxa" w:w="7393"/>
+            <w:tcW w:type="dxa" w:w="7320"/>
             <w:tcMar>
-              <w:top w:w="80" w:type="dxa"/>
+              <w:top w:w="90" w:type="dxa"/>
               <w:start w:w="100" w:type="dxa"/>
-              <w:bottom w:w="80" w:type="dxa"/>
+              <w:bottom w:w="90" w:type="dxa"/>
               <w:end w:w="100" w:type="dxa"/>
             </w:tcMar>
             <w:vAlign w:val="center"/>
-            <w:shd w:fill="F7FAFC"/>
+            <w:shd w:fill="F5F8FB"/>
           </w:tcPr>
           <w:p>
             <w:pPr>
-              <w:spacing w:after="0" w:line="252" w:lineRule="auto"/>
+              <w:spacing w:after="0" w:line="252" w:lineRule="auto" w:before="0"/>
             </w:pPr>
             <w:r>
               <w:rPr>
                 <w:rFonts w:ascii="Noto Sans KR" w:hAnsi="Noto Sans KR" w:eastAsia="Noto Sans KR"/>
-                <w:sz w:val="16"/>
+                <w:sz w:val="17"/>
               </w:rPr>
               <w:t>Channel/BFF → 내부 Owner 계약</w:t>
             </w:r>
@@ -979,24 +757,24 @@
         </w:tc>
         <w:tc>
           <w:tcPr>
-            <w:tcW w:type="dxa" w:w="4054"/>
+            <w:tcW w:type="dxa" w:w="4880"/>
             <w:tcMar>
-              <w:top w:w="80" w:type="dxa"/>
+              <w:top w:w="90" w:type="dxa"/>
               <w:start w:w="100" w:type="dxa"/>
-              <w:bottom w:w="80" w:type="dxa"/>
+              <w:bottom w:w="90" w:type="dxa"/>
               <w:end w:w="100" w:type="dxa"/>
             </w:tcMar>
             <w:vAlign w:val="center"/>
-            <w:shd w:fill="F7FAFC"/>
+            <w:shd w:fill="F5F8FB"/>
           </w:tcPr>
           <w:p>
             <w:pPr>
-              <w:spacing w:after="0" w:line="252" w:lineRule="auto"/>
+              <w:spacing w:after="0" w:line="252" w:lineRule="auto" w:before="0"/>
             </w:pPr>
             <w:r>
               <w:rPr>
                 <w:rFonts w:ascii="Noto Sans KR" w:hAnsi="Noto Sans KR" w:eastAsia="Noto Sans KR"/>
-                <w:sz w:val="16"/>
+                <w:sz w:val="17"/>
               </w:rPr>
               <w:t>Topology에 따라 Edge 사용</w:t>
             </w:r>
@@ -1056,65 +834,37 @@
     <w:p>
       <w:pPr>
         <w:pStyle w:val="Heading1"/>
+        <w:keepNext/>
       </w:pPr>
       <w:r>
         <w:t>2 Route와 Operation</w:t>
       </w:r>
     </w:p>
-    <w:tbl>
-      <w:tblPr>
-        <w:tblW w:type="auto" w:w="0"/>
-        <w:jc w:val="left"/>
-        <w:tblLayout w:type="fixed"/>
-        <w:tblLook w:firstColumn="1" w:firstRow="1" w:lastColumn="0" w:lastRow="0" w:noHBand="0" w:noVBand="1" w:val="04A0"/>
-      </w:tblPr>
-      <w:tblGrid>
-        <w:gridCol w:w="7625"/>
-        <w:gridCol w:w="7625"/>
-      </w:tblGrid>
-      <w:tr>
-        <w:trPr>
-          <w:tblHeader w:val="true"/>
-        </w:trPr>
-        <w:tc>
-          <w:tcPr>
-            <w:tcW w:type="dxa" w:w="1927"/>
-            <w:shd w:fill="17324D"/>
-            <w:tcMar>
-              <w:top w:w="110" w:type="dxa"/>
-              <w:start w:w="140" w:type="dxa"/>
-              <w:bottom w:w="110" w:type="dxa"/>
-              <w:end w:w="140" w:type="dxa"/>
-            </w:tcMar>
-          </w:tcPr>
-          <w:p>
-            <w:r>
-              <w:rPr>
-                <w:b/>
-                <w:color w:val="FFFFFF"/>
-              </w:rPr>
-              <w:t>이 장을 보는 이유</w:t>
-            </w:r>
-          </w:p>
-        </w:tc>
-        <w:tc>
-          <w:tcPr>
-            <w:tcW w:type="dxa" w:w="11623"/>
-            <w:tcMar>
-              <w:top w:w="110" w:type="dxa"/>
-              <w:start w:w="140" w:type="dxa"/>
-              <w:bottom w:w="110" w:type="dxa"/>
-              <w:end w:w="140" w:type="dxa"/>
-            </w:tcMar>
-          </w:tcPr>
-          <w:p>
-            <w:r>
-              <w:t>Route는 endpoint를 고르고 업무 코드는 Domain/Operation 계약을 호출합니다.</w:t>
-            </w:r>
-          </w:p>
-        </w:tc>
-      </w:tr>
-    </w:tbl>
+    <w:p>
+      <w:pPr>
+        <w:spacing w:before="80" w:after="200"/>
+        <w:ind w:left="173" w:right="58"/>
+        <w:shd w:fill="F3F7FB"/>
+        <w:pBdr>
+          <w:left w:val="single" w:sz="18" w:space="8" w:color="4F46E5"/>
+        </w:pBdr>
+      </w:pPr>
+      <w:r>
+        <w:rPr>
+          <w:b/>
+          <w:color w:val="362D91"/>
+          <w:sz w:val="20"/>
+        </w:rPr>
+        <w:t xml:space="preserve">이 장을 보는 이유  </w:t>
+      </w:r>
+      <w:r>
+        <w:rPr>
+          <w:color w:val="26374C"/>
+          <w:sz w:val="20"/>
+        </w:rPr>
+        <w:t>Route는 endpoint를 고르고 업무 코드는 Domain/Operation 계약을 호출합니다.</w:t>
+      </w:r>
+    </w:p>
     <w:p>
       <w:pPr>
         <w:pStyle w:val="CPFLabel"/>
@@ -1126,7 +876,7 @@
     <w:tbl>
       <w:tblPr>
         <w:tblW w:type="auto" w:w="0"/>
-        <w:jc w:val="left"/>
+        <w:jc w:val="center"/>
         <w:tblLayout w:type="fixed"/>
         <w:tblLook w:firstColumn="1" w:firstRow="1" w:lastColumn="0" w:lastRow="0" w:noHBand="0" w:noVBand="1" w:val="04A0"/>
       </w:tblPr>
@@ -1141,16 +891,21 @@
         </w:trPr>
         <w:tc>
           <w:tcPr>
-            <w:tcW w:type="dxa" w:w="3420"/>
-            <w:shd w:fill="17324D"/>
+            <w:tcW w:type="dxa" w:w="3050"/>
+            <w:shd w:fill="223A57"/>
             <w:tcMar>
               <w:top w:w="90" w:type="dxa"/>
-              <w:start w:w="110" w:type="dxa"/>
+              <w:start w:w="100" w:type="dxa"/>
               <w:bottom w:w="90" w:type="dxa"/>
-              <w:end w:w="110" w:type="dxa"/>
+              <w:end w:w="100" w:type="dxa"/>
             </w:tcMar>
+            <w:vAlign w:val="center"/>
           </w:tcPr>
           <w:p>
+            <w:pPr>
+              <w:spacing w:before="0" w:after="0" w:line="252" w:lineRule="auto"/>
+              <w:jc w:val="left"/>
+            </w:pPr>
             <w:r>
               <w:rPr>
                 <w:b/>
@@ -1163,16 +918,21 @@
         </w:tc>
         <w:tc>
           <w:tcPr>
-            <w:tcW w:type="dxa" w:w="5497"/>
-            <w:shd w:fill="17324D"/>
+            <w:tcW w:type="dxa" w:w="7320"/>
+            <w:shd w:fill="223A57"/>
             <w:tcMar>
               <w:top w:w="90" w:type="dxa"/>
-              <w:start w:w="110" w:type="dxa"/>
+              <w:start w:w="100" w:type="dxa"/>
               <w:bottom w:w="90" w:type="dxa"/>
-              <w:end w:w="110" w:type="dxa"/>
+              <w:end w:w="100" w:type="dxa"/>
             </w:tcMar>
+            <w:vAlign w:val="center"/>
           </w:tcPr>
           <w:p>
+            <w:pPr>
+              <w:spacing w:before="0" w:after="0" w:line="252" w:lineRule="auto"/>
+              <w:jc w:val="left"/>
+            </w:pPr>
             <w:r>
               <w:rPr>
                 <w:b/>
@@ -1185,16 +945,21 @@
         </w:tc>
         <w:tc>
           <w:tcPr>
-            <w:tcW w:type="dxa" w:w="6107"/>
-            <w:shd w:fill="17324D"/>
+            <w:tcW w:type="dxa" w:w="4880"/>
+            <w:shd w:fill="223A57"/>
             <w:tcMar>
               <w:top w:w="90" w:type="dxa"/>
-              <w:start w:w="110" w:type="dxa"/>
+              <w:start w:w="100" w:type="dxa"/>
               <w:bottom w:w="90" w:type="dxa"/>
-              <w:end w:w="110" w:type="dxa"/>
+              <w:end w:w="100" w:type="dxa"/>
             </w:tcMar>
+            <w:vAlign w:val="center"/>
           </w:tcPr>
           <w:p>
+            <w:pPr>
+              <w:spacing w:before="0" w:after="0" w:line="252" w:lineRule="auto"/>
+              <w:jc w:val="left"/>
+            </w:pPr>
             <w:r>
               <w:rPr>
                 <w:b/>
@@ -1212,23 +977,23 @@
         </w:trPr>
         <w:tc>
           <w:tcPr>
-            <w:tcW w:type="dxa" w:w="3420"/>
+            <w:tcW w:type="dxa" w:w="3050"/>
             <w:tcMar>
-              <w:top w:w="80" w:type="dxa"/>
+              <w:top w:w="90" w:type="dxa"/>
               <w:start w:w="100" w:type="dxa"/>
-              <w:bottom w:w="80" w:type="dxa"/>
+              <w:bottom w:w="90" w:type="dxa"/>
               <w:end w:w="100" w:type="dxa"/>
             </w:tcMar>
             <w:vAlign w:val="center"/>
           </w:tcPr>
           <w:p>
             <w:pPr>
-              <w:spacing w:after="0" w:line="252" w:lineRule="auto"/>
+              <w:spacing w:after="0" w:line="252" w:lineRule="auto" w:before="0"/>
             </w:pPr>
             <w:r>
               <w:rPr>
                 <w:rFonts w:ascii="Noto Sans KR" w:hAnsi="Noto Sans KR" w:eastAsia="Noto Sans KR"/>
-                <w:sz w:val="16"/>
+                <w:sz w:val="17"/>
               </w:rPr>
               <w:t>systemCode</w:t>
             </w:r>
@@ -1236,23 +1001,23 @@
         </w:tc>
         <w:tc>
           <w:tcPr>
-            <w:tcW w:type="dxa" w:w="5497"/>
+            <w:tcW w:type="dxa" w:w="7320"/>
             <w:tcMar>
-              <w:top w:w="80" w:type="dxa"/>
+              <w:top w:w="90" w:type="dxa"/>
               <w:start w:w="100" w:type="dxa"/>
-              <w:bottom w:w="80" w:type="dxa"/>
+              <w:bottom w:w="90" w:type="dxa"/>
               <w:end w:w="100" w:type="dxa"/>
             </w:tcMar>
             <w:vAlign w:val="center"/>
           </w:tcPr>
           <w:p>
             <w:pPr>
-              <w:spacing w:after="0" w:line="252" w:lineRule="auto"/>
+              <w:spacing w:after="0" w:line="252" w:lineRule="auto" w:before="0"/>
             </w:pPr>
             <w:r>
               <w:rPr>
                 <w:rFonts w:ascii="Noto Sans KR" w:hAnsi="Noto Sans KR" w:eastAsia="Noto Sans KR"/>
-                <w:sz w:val="16"/>
+                <w:sz w:val="17"/>
               </w:rPr>
               <w:t>시스템 정본</w:t>
             </w:r>
@@ -1260,23 +1025,23 @@
         </w:tc>
         <w:tc>
           <w:tcPr>
-            <w:tcW w:type="dxa" w:w="6107"/>
+            <w:tcW w:type="dxa" w:w="4880"/>
             <w:tcMar>
-              <w:top w:w="80" w:type="dxa"/>
+              <w:top w:w="90" w:type="dxa"/>
               <w:start w:w="100" w:type="dxa"/>
-              <w:bottom w:w="80" w:type="dxa"/>
+              <w:bottom w:w="90" w:type="dxa"/>
               <w:end w:w="100" w:type="dxa"/>
             </w:tcMar>
             <w:vAlign w:val="center"/>
           </w:tcPr>
           <w:p>
             <w:pPr>
-              <w:spacing w:after="0" w:line="252" w:lineRule="auto"/>
+              <w:spacing w:after="0" w:line="252" w:lineRule="auto" w:before="0"/>
             </w:pPr>
             <w:r>
               <w:rPr>
                 <w:rFonts w:ascii="Noto Sans KR" w:hAnsi="Noto Sans KR" w:eastAsia="Noto Sans KR"/>
-                <w:sz w:val="16"/>
+                <w:sz w:val="17"/>
               </w:rPr>
               <w:t>Target SystemCode 일치</w:t>
             </w:r>
@@ -1289,24 +1054,24 @@
         </w:trPr>
         <w:tc>
           <w:tcPr>
-            <w:tcW w:type="dxa" w:w="3420"/>
+            <w:tcW w:type="dxa" w:w="3050"/>
             <w:tcMar>
-              <w:top w:w="80" w:type="dxa"/>
+              <w:top w:w="90" w:type="dxa"/>
               <w:start w:w="100" w:type="dxa"/>
-              <w:bottom w:w="80" w:type="dxa"/>
+              <w:bottom w:w="90" w:type="dxa"/>
               <w:end w:w="100" w:type="dxa"/>
             </w:tcMar>
             <w:vAlign w:val="center"/>
-            <w:shd w:fill="F7FAFC"/>
+            <w:shd w:fill="F5F8FB"/>
           </w:tcPr>
           <w:p>
             <w:pPr>
-              <w:spacing w:after="0" w:line="252" w:lineRule="auto"/>
+              <w:spacing w:after="0" w:line="252" w:lineRule="auto" w:before="0"/>
             </w:pPr>
             <w:r>
               <w:rPr>
                 <w:rFonts w:ascii="Noto Sans KR" w:hAnsi="Noto Sans KR" w:eastAsia="Noto Sans KR"/>
-                <w:sz w:val="16"/>
+                <w:sz w:val="17"/>
               </w:rPr>
               <w:t>operationId</w:t>
             </w:r>
@@ -1314,24 +1079,24 @@
         </w:tc>
         <w:tc>
           <w:tcPr>
-            <w:tcW w:type="dxa" w:w="5497"/>
+            <w:tcW w:type="dxa" w:w="7320"/>
             <w:tcMar>
-              <w:top w:w="80" w:type="dxa"/>
+              <w:top w:w="90" w:type="dxa"/>
               <w:start w:w="100" w:type="dxa"/>
-              <w:bottom w:w="80" w:type="dxa"/>
+              <w:bottom w:w="90" w:type="dxa"/>
               <w:end w:w="100" w:type="dxa"/>
             </w:tcMar>
             <w:vAlign w:val="center"/>
-            <w:shd w:fill="F7FAFC"/>
+            <w:shd w:fill="F5F8FB"/>
           </w:tcPr>
           <w:p>
             <w:pPr>
-              <w:spacing w:after="0" w:line="252" w:lineRule="auto"/>
+              <w:spacing w:after="0" w:line="252" w:lineRule="auto" w:before="0"/>
             </w:pPr>
             <w:r>
               <w:rPr>
                 <w:rFonts w:ascii="Noto Sans KR" w:hAnsi="Noto Sans KR" w:eastAsia="Noto Sans KR"/>
-                <w:sz w:val="16"/>
+                <w:sz w:val="17"/>
               </w:rPr>
               <w:t>Annotation/OpenAPI/Client/Registry/ADM/Log 공통</w:t>
             </w:r>
@@ -1339,24 +1104,24 @@
         </w:tc>
         <w:tc>
           <w:tcPr>
-            <w:tcW w:type="dxa" w:w="6107"/>
+            <w:tcW w:type="dxa" w:w="4880"/>
             <w:tcMar>
-              <w:top w:w="80" w:type="dxa"/>
+              <w:top w:w="90" w:type="dxa"/>
               <w:start w:w="100" w:type="dxa"/>
-              <w:bottom w:w="80" w:type="dxa"/>
+              <w:bottom w:w="90" w:type="dxa"/>
               <w:end w:w="100" w:type="dxa"/>
             </w:tcMar>
             <w:vAlign w:val="center"/>
-            <w:shd w:fill="F7FAFC"/>
+            <w:shd w:fill="F5F8FB"/>
           </w:tcPr>
           <w:p>
             <w:pPr>
-              <w:spacing w:after="0" w:line="252" w:lineRule="auto"/>
+              <w:spacing w:after="0" w:line="252" w:lineRule="auto" w:before="0"/>
             </w:pPr>
             <w:r>
               <w:rPr>
                 <w:rFonts w:ascii="Noto Sans KR" w:hAnsi="Noto Sans KR" w:eastAsia="Noto Sans KR"/>
-                <w:sz w:val="16"/>
+                <w:sz w:val="17"/>
               </w:rPr>
               <w:t>stable id</w:t>
             </w:r>
@@ -1369,23 +1134,23 @@
         </w:trPr>
         <w:tc>
           <w:tcPr>
-            <w:tcW w:type="dxa" w:w="3420"/>
+            <w:tcW w:type="dxa" w:w="3050"/>
             <w:tcMar>
-              <w:top w:w="80" w:type="dxa"/>
+              <w:top w:w="90" w:type="dxa"/>
               <w:start w:w="100" w:type="dxa"/>
-              <w:bottom w:w="80" w:type="dxa"/>
+              <w:bottom w:w="90" w:type="dxa"/>
               <w:end w:w="100" w:type="dxa"/>
             </w:tcMar>
             <w:vAlign w:val="center"/>
           </w:tcPr>
           <w:p>
             <w:pPr>
-              <w:spacing w:after="0" w:line="252" w:lineRule="auto"/>
+              <w:spacing w:after="0" w:line="252" w:lineRule="auto" w:before="0"/>
             </w:pPr>
             <w:r>
               <w:rPr>
                 <w:rFonts w:ascii="Noto Sans KR" w:hAnsi="Noto Sans KR" w:eastAsia="Noto Sans KR"/>
-                <w:sz w:val="16"/>
+                <w:sz w:val="17"/>
               </w:rPr>
               <w:t>transactionId</w:t>
             </w:r>
@@ -1393,23 +1158,23 @@
         </w:tc>
         <w:tc>
           <w:tcPr>
-            <w:tcW w:type="dxa" w:w="5497"/>
+            <w:tcW w:type="dxa" w:w="7320"/>
             <w:tcMar>
-              <w:top w:w="80" w:type="dxa"/>
+              <w:top w:w="90" w:type="dxa"/>
               <w:start w:w="100" w:type="dxa"/>
-              <w:bottom w:w="80" w:type="dxa"/>
+              <w:bottom w:w="90" w:type="dxa"/>
               <w:end w:w="100" w:type="dxa"/>
             </w:tcMar>
             <w:vAlign w:val="center"/>
           </w:tcPr>
           <w:p>
             <w:pPr>
-              <w:spacing w:after="0" w:line="252" w:lineRule="auto"/>
+              <w:spacing w:after="0" w:line="252" w:lineRule="auto" w:before="0"/>
             </w:pPr>
             <w:r>
               <w:rPr>
                 <w:rFonts w:ascii="Noto Sans KR" w:hAnsi="Noto Sans KR" w:eastAsia="Noto Sans KR"/>
-                <w:sz w:val="16"/>
+                <w:sz w:val="17"/>
               </w:rPr>
               <w:t>거래 Context</w:t>
             </w:r>
@@ -1417,23 +1182,23 @@
         </w:tc>
         <w:tc>
           <w:tcPr>
-            <w:tcW w:type="dxa" w:w="6107"/>
+            <w:tcW w:type="dxa" w:w="4880"/>
             <w:tcMar>
-              <w:top w:w="80" w:type="dxa"/>
+              <w:top w:w="90" w:type="dxa"/>
               <w:start w:w="100" w:type="dxa"/>
-              <w:bottom w:w="80" w:type="dxa"/>
+              <w:bottom w:w="90" w:type="dxa"/>
               <w:end w:w="100" w:type="dxa"/>
             </w:tcMar>
             <w:vAlign w:val="center"/>
           </w:tcPr>
           <w:p>
             <w:pPr>
-              <w:spacing w:after="0" w:line="252" w:lineRule="auto"/>
+              <w:spacing w:after="0" w:line="252" w:lineRule="auto" w:before="0"/>
             </w:pPr>
             <w:r>
               <w:rPr>
                 <w:rFonts w:ascii="Noto Sans KR" w:hAnsi="Noto Sans KR" w:eastAsia="Noto Sans KR"/>
-                <w:sz w:val="16"/>
+                <w:sz w:val="17"/>
               </w:rPr>
               <w:t>hop 간 유지</w:t>
             </w:r>
@@ -1446,24 +1211,24 @@
         </w:trPr>
         <w:tc>
           <w:tcPr>
-            <w:tcW w:type="dxa" w:w="3420"/>
+            <w:tcW w:type="dxa" w:w="3050"/>
             <w:tcMar>
-              <w:top w:w="80" w:type="dxa"/>
+              <w:top w:w="90" w:type="dxa"/>
               <w:start w:w="100" w:type="dxa"/>
-              <w:bottom w:w="80" w:type="dxa"/>
+              <w:bottom w:w="90" w:type="dxa"/>
               <w:end w:w="100" w:type="dxa"/>
             </w:tcMar>
             <w:vAlign w:val="center"/>
-            <w:shd w:fill="F7FAFC"/>
+            <w:shd w:fill="F5F8FB"/>
           </w:tcPr>
           <w:p>
             <w:pPr>
-              <w:spacing w:after="0" w:line="252" w:lineRule="auto"/>
+              <w:spacing w:after="0" w:line="252" w:lineRule="auto" w:before="0"/>
             </w:pPr>
             <w:r>
               <w:rPr>
                 <w:rFonts w:ascii="Noto Sans KR" w:hAnsi="Noto Sans KR" w:eastAsia="Noto Sans KR"/>
-                <w:sz w:val="16"/>
+                <w:sz w:val="17"/>
               </w:rPr>
               <w:t>instanceId</w:t>
             </w:r>
@@ -1471,24 +1236,24 @@
         </w:tc>
         <w:tc>
           <w:tcPr>
-            <w:tcW w:type="dxa" w:w="5497"/>
+            <w:tcW w:type="dxa" w:w="7320"/>
             <w:tcMar>
-              <w:top w:w="80" w:type="dxa"/>
+              <w:top w:w="90" w:type="dxa"/>
               <w:start w:w="100" w:type="dxa"/>
-              <w:bottom w:w="80" w:type="dxa"/>
+              <w:bottom w:w="90" w:type="dxa"/>
               <w:end w:w="100" w:type="dxa"/>
             </w:tcMar>
             <w:vAlign w:val="center"/>
-            <w:shd w:fill="F7FAFC"/>
+            <w:shd w:fill="F5F8FB"/>
           </w:tcPr>
           <w:p>
             <w:pPr>
-              <w:spacing w:after="0" w:line="252" w:lineRule="auto"/>
+              <w:spacing w:after="0" w:line="252" w:lineRule="auto" w:before="0"/>
             </w:pPr>
             <w:r>
               <w:rPr>
                 <w:rFonts w:ascii="Noto Sans KR" w:hAnsi="Noto Sans KR" w:eastAsia="Noto Sans KR"/>
-                <w:sz w:val="16"/>
+                <w:sz w:val="17"/>
               </w:rPr>
               <w:t>현재 Runtime instance</w:t>
             </w:r>
@@ -1496,24 +1261,24 @@
         </w:tc>
         <w:tc>
           <w:tcPr>
-            <w:tcW w:type="dxa" w:w="6107"/>
+            <w:tcW w:type="dxa" w:w="4880"/>
             <w:tcMar>
-              <w:top w:w="80" w:type="dxa"/>
+              <w:top w:w="90" w:type="dxa"/>
               <w:start w:w="100" w:type="dxa"/>
-              <w:bottom w:w="80" w:type="dxa"/>
+              <w:bottom w:w="90" w:type="dxa"/>
               <w:end w:w="100" w:type="dxa"/>
             </w:tcMar>
             <w:vAlign w:val="center"/>
-            <w:shd w:fill="F7FAFC"/>
+            <w:shd w:fill="F5F8FB"/>
           </w:tcPr>
           <w:p>
             <w:pPr>
-              <w:spacing w:after="0" w:line="252" w:lineRule="auto"/>
+              <w:spacing w:after="0" w:line="252" w:lineRule="auto" w:before="0"/>
             </w:pPr>
             <w:r>
               <w:rPr>
                 <w:rFonts w:ascii="Noto Sans KR" w:hAnsi="Noto Sans KR" w:eastAsia="Noto Sans KR"/>
-                <w:sz w:val="16"/>
+                <w:sz w:val="17"/>
               </w:rPr>
               <w:t>header에 넣지 않음</w:t>
             </w:r>
@@ -1524,65 +1289,37 @@
     <w:p>
       <w:pPr>
         <w:pStyle w:val="Heading1"/>
+        <w:keepNext/>
       </w:pPr>
       <w:r>
         <w:t>3 Edge Security</w:t>
       </w:r>
     </w:p>
-    <w:tbl>
-      <w:tblPr>
-        <w:tblW w:type="auto" w:w="0"/>
-        <w:jc w:val="left"/>
-        <w:tblLayout w:type="fixed"/>
-        <w:tblLook w:firstColumn="1" w:firstRow="1" w:lastColumn="0" w:lastRow="0" w:noHBand="0" w:noVBand="1" w:val="04A0"/>
-      </w:tblPr>
-      <w:tblGrid>
-        <w:gridCol w:w="7625"/>
-        <w:gridCol w:w="7625"/>
-      </w:tblGrid>
-      <w:tr>
-        <w:trPr>
-          <w:tblHeader w:val="true"/>
-        </w:trPr>
-        <w:tc>
-          <w:tcPr>
-            <w:tcW w:type="dxa" w:w="1927"/>
-            <w:shd w:fill="17324D"/>
-            <w:tcMar>
-              <w:top w:w="110" w:type="dxa"/>
-              <w:start w:w="140" w:type="dxa"/>
-              <w:bottom w:w="110" w:type="dxa"/>
-              <w:end w:w="140" w:type="dxa"/>
-            </w:tcMar>
-          </w:tcPr>
-          <w:p>
-            <w:r>
-              <w:rPr>
-                <w:b/>
-                <w:color w:val="FFFFFF"/>
-              </w:rPr>
-              <w:t>이 장을 보는 이유</w:t>
-            </w:r>
-          </w:p>
-        </w:tc>
-        <w:tc>
-          <w:tcPr>
-            <w:tcW w:type="dxa" w:w="11623"/>
-            <w:tcMar>
-              <w:top w:w="110" w:type="dxa"/>
-              <w:start w:w="140" w:type="dxa"/>
-              <w:bottom w:w="110" w:type="dxa"/>
-              <w:end w:w="140" w:type="dxa"/>
-            </w:tcMar>
-          </w:tcPr>
-          <w:p>
-            <w:r>
-              <w:t>인증·인가·Rate Limit·Header 검증을 Edge에서 수행하되 업무 Owner 권한을 우회하지 않습니다.</w:t>
-            </w:r>
-          </w:p>
-        </w:tc>
-      </w:tr>
-    </w:tbl>
+    <w:p>
+      <w:pPr>
+        <w:spacing w:before="80" w:after="200"/>
+        <w:ind w:left="173" w:right="58"/>
+        <w:shd w:fill="F3F7FB"/>
+        <w:pBdr>
+          <w:left w:val="single" w:sz="18" w:space="8" w:color="4F46E5"/>
+        </w:pBdr>
+      </w:pPr>
+      <w:r>
+        <w:rPr>
+          <w:b/>
+          <w:color w:val="362D91"/>
+          <w:sz w:val="20"/>
+        </w:rPr>
+        <w:t xml:space="preserve">이 장을 보는 이유  </w:t>
+      </w:r>
+      <w:r>
+        <w:rPr>
+          <w:color w:val="26374C"/>
+          <w:sz w:val="20"/>
+        </w:rPr>
+        <w:t>인증·인가·Rate Limit·Header 검증을 Edge에서 수행하되 업무 Owner 권한을 우회하지 않습니다.</w:t>
+      </w:r>
+    </w:p>
     <w:p>
       <w:pPr>
         <w:pStyle w:val="CPFLabel"/>
@@ -1594,7 +1331,7 @@
     <w:tbl>
       <w:tblPr>
         <w:tblW w:type="auto" w:w="0"/>
-        <w:jc w:val="left"/>
+        <w:jc w:val="center"/>
         <w:tblLayout w:type="fixed"/>
         <w:tblLook w:firstColumn="1" w:firstRow="1" w:lastColumn="0" w:lastRow="0" w:noHBand="0" w:noVBand="1" w:val="04A0"/>
       </w:tblPr>
@@ -1609,16 +1346,21 @@
         </w:trPr>
         <w:tc>
           <w:tcPr>
-            <w:tcW w:type="dxa" w:w="2216"/>
-            <w:shd w:fill="17324D"/>
+            <w:tcW w:type="dxa" w:w="3050"/>
+            <w:shd w:fill="223A57"/>
             <w:tcMar>
               <w:top w:w="90" w:type="dxa"/>
-              <w:start w:w="110" w:type="dxa"/>
+              <w:start w:w="100" w:type="dxa"/>
               <w:bottom w:w="90" w:type="dxa"/>
-              <w:end w:w="110" w:type="dxa"/>
+              <w:end w:w="100" w:type="dxa"/>
             </w:tcMar>
+            <w:vAlign w:val="center"/>
           </w:tcPr>
           <w:p>
+            <w:pPr>
+              <w:spacing w:before="0" w:after="0" w:line="252" w:lineRule="auto"/>
+              <w:jc w:val="left"/>
+            </w:pPr>
             <w:r>
               <w:rPr>
                 <w:b/>
@@ -1631,16 +1373,21 @@
         </w:tc>
         <w:tc>
           <w:tcPr>
-            <w:tcW w:type="dxa" w:w="6650"/>
-            <w:shd w:fill="17324D"/>
+            <w:tcW w:type="dxa" w:w="7320"/>
+            <w:shd w:fill="223A57"/>
             <w:tcMar>
               <w:top w:w="90" w:type="dxa"/>
-              <w:start w:w="110" w:type="dxa"/>
+              <w:start w:w="100" w:type="dxa"/>
               <w:bottom w:w="90" w:type="dxa"/>
-              <w:end w:w="110" w:type="dxa"/>
+              <w:end w:w="100" w:type="dxa"/>
             </w:tcMar>
+            <w:vAlign w:val="center"/>
           </w:tcPr>
           <w:p>
+            <w:pPr>
+              <w:spacing w:before="0" w:after="0" w:line="252" w:lineRule="auto"/>
+              <w:jc w:val="left"/>
+            </w:pPr>
             <w:r>
               <w:rPr>
                 <w:b/>
@@ -1653,16 +1400,21 @@
         </w:tc>
         <w:tc>
           <w:tcPr>
-            <w:tcW w:type="dxa" w:w="6157"/>
-            <w:shd w:fill="17324D"/>
+            <w:tcW w:type="dxa" w:w="4880"/>
+            <w:shd w:fill="223A57"/>
             <w:tcMar>
               <w:top w:w="90" w:type="dxa"/>
-              <w:start w:w="110" w:type="dxa"/>
+              <w:start w:w="100" w:type="dxa"/>
               <w:bottom w:w="90" w:type="dxa"/>
-              <w:end w:w="110" w:type="dxa"/>
+              <w:end w:w="100" w:type="dxa"/>
             </w:tcMar>
+            <w:vAlign w:val="center"/>
           </w:tcPr>
           <w:p>
+            <w:pPr>
+              <w:spacing w:before="0" w:after="0" w:line="252" w:lineRule="auto"/>
+              <w:jc w:val="left"/>
+            </w:pPr>
             <w:r>
               <w:rPr>
                 <w:b/>
@@ -1680,23 +1432,23 @@
         </w:trPr>
         <w:tc>
           <w:tcPr>
-            <w:tcW w:type="dxa" w:w="2216"/>
+            <w:tcW w:type="dxa" w:w="3050"/>
             <w:tcMar>
-              <w:top w:w="80" w:type="dxa"/>
+              <w:top w:w="90" w:type="dxa"/>
               <w:start w:w="100" w:type="dxa"/>
-              <w:bottom w:w="80" w:type="dxa"/>
+              <w:bottom w:w="90" w:type="dxa"/>
               <w:end w:w="100" w:type="dxa"/>
             </w:tcMar>
             <w:vAlign w:val="center"/>
           </w:tcPr>
           <w:p>
             <w:pPr>
-              <w:spacing w:after="0" w:line="252" w:lineRule="auto"/>
+              <w:spacing w:after="0" w:line="252" w:lineRule="auto" w:before="0"/>
             </w:pPr>
             <w:r>
               <w:rPr>
                 <w:rFonts w:ascii="Noto Sans KR" w:hAnsi="Noto Sans KR" w:eastAsia="Noto Sans KR"/>
-                <w:sz w:val="16"/>
+                <w:sz w:val="17"/>
               </w:rPr>
               <w:t>401</w:t>
             </w:r>
@@ -1704,23 +1456,23 @@
         </w:tc>
         <w:tc>
           <w:tcPr>
-            <w:tcW w:type="dxa" w:w="6650"/>
+            <w:tcW w:type="dxa" w:w="7320"/>
             <w:tcMar>
-              <w:top w:w="80" w:type="dxa"/>
+              <w:top w:w="90" w:type="dxa"/>
               <w:start w:w="100" w:type="dxa"/>
-              <w:bottom w:w="80" w:type="dxa"/>
+              <w:bottom w:w="90" w:type="dxa"/>
               <w:end w:w="100" w:type="dxa"/>
             </w:tcMar>
             <w:vAlign w:val="center"/>
           </w:tcPr>
           <w:p>
             <w:pPr>
-              <w:spacing w:after="0" w:line="252" w:lineRule="auto"/>
+              <w:spacing w:after="0" w:line="252" w:lineRule="auto" w:before="0"/>
             </w:pPr>
             <w:r>
               <w:rPr>
                 <w:rFonts w:ascii="Noto Sans KR" w:hAnsi="Noto Sans KR" w:eastAsia="Noto Sans KR"/>
-                <w:sz w:val="16"/>
+                <w:sz w:val="17"/>
               </w:rPr>
               <w:t>인증정보 없음/무효</w:t>
             </w:r>
@@ -1728,23 +1480,23 @@
         </w:tc>
         <w:tc>
           <w:tcPr>
-            <w:tcW w:type="dxa" w:w="6157"/>
+            <w:tcW w:type="dxa" w:w="4880"/>
             <w:tcMar>
-              <w:top w:w="80" w:type="dxa"/>
+              <w:top w:w="90" w:type="dxa"/>
               <w:start w:w="100" w:type="dxa"/>
-              <w:bottom w:w="80" w:type="dxa"/>
+              <w:bottom w:w="90" w:type="dxa"/>
               <w:end w:w="100" w:type="dxa"/>
             </w:tcMar>
             <w:vAlign w:val="center"/>
           </w:tcPr>
           <w:p>
             <w:pPr>
-              <w:spacing w:after="0" w:line="252" w:lineRule="auto"/>
+              <w:spacing w:after="0" w:line="252" w:lineRule="auto" w:before="0"/>
             </w:pPr>
             <w:r>
               <w:rPr>
                 <w:rFonts w:ascii="Noto Sans KR" w:hAnsi="Noto Sans KR" w:eastAsia="Noto Sans KR"/>
-                <w:sz w:val="16"/>
+                <w:sz w:val="17"/>
               </w:rPr>
               <w:t>재인증</w:t>
             </w:r>
@@ -1757,24 +1509,24 @@
         </w:trPr>
         <w:tc>
           <w:tcPr>
-            <w:tcW w:type="dxa" w:w="2216"/>
+            <w:tcW w:type="dxa" w:w="3050"/>
             <w:tcMar>
-              <w:top w:w="80" w:type="dxa"/>
+              <w:top w:w="90" w:type="dxa"/>
               <w:start w:w="100" w:type="dxa"/>
-              <w:bottom w:w="80" w:type="dxa"/>
+              <w:bottom w:w="90" w:type="dxa"/>
               <w:end w:w="100" w:type="dxa"/>
             </w:tcMar>
             <w:vAlign w:val="center"/>
-            <w:shd w:fill="F7FAFC"/>
+            <w:shd w:fill="F5F8FB"/>
           </w:tcPr>
           <w:p>
             <w:pPr>
-              <w:spacing w:after="0" w:line="252" w:lineRule="auto"/>
+              <w:spacing w:after="0" w:line="252" w:lineRule="auto" w:before="0"/>
             </w:pPr>
             <w:r>
               <w:rPr>
                 <w:rFonts w:ascii="Noto Sans KR" w:hAnsi="Noto Sans KR" w:eastAsia="Noto Sans KR"/>
-                <w:sz w:val="16"/>
+                <w:sz w:val="17"/>
               </w:rPr>
               <w:t>403</w:t>
             </w:r>
@@ -1782,24 +1534,24 @@
         </w:tc>
         <w:tc>
           <w:tcPr>
-            <w:tcW w:type="dxa" w:w="6650"/>
+            <w:tcW w:type="dxa" w:w="7320"/>
             <w:tcMar>
-              <w:top w:w="80" w:type="dxa"/>
+              <w:top w:w="90" w:type="dxa"/>
               <w:start w:w="100" w:type="dxa"/>
-              <w:bottom w:w="80" w:type="dxa"/>
+              <w:bottom w:w="90" w:type="dxa"/>
               <w:end w:w="100" w:type="dxa"/>
             </w:tcMar>
             <w:vAlign w:val="center"/>
-            <w:shd w:fill="F7FAFC"/>
+            <w:shd w:fill="F5F8FB"/>
           </w:tcPr>
           <w:p>
             <w:pPr>
-              <w:spacing w:after="0" w:line="252" w:lineRule="auto"/>
+              <w:spacing w:after="0" w:line="252" w:lineRule="auto" w:before="0"/>
             </w:pPr>
             <w:r>
               <w:rPr>
                 <w:rFonts w:ascii="Noto Sans KR" w:hAnsi="Noto Sans KR" w:eastAsia="Noto Sans KR"/>
-                <w:sz w:val="16"/>
+                <w:sz w:val="17"/>
               </w:rPr>
               <w:t>권한 부족</w:t>
             </w:r>
@@ -1807,24 +1559,24 @@
         </w:tc>
         <w:tc>
           <w:tcPr>
-            <w:tcW w:type="dxa" w:w="6157"/>
+            <w:tcW w:type="dxa" w:w="4880"/>
             <w:tcMar>
-              <w:top w:w="80" w:type="dxa"/>
+              <w:top w:w="90" w:type="dxa"/>
               <w:start w:w="100" w:type="dxa"/>
-              <w:bottom w:w="80" w:type="dxa"/>
+              <w:bottom w:w="90" w:type="dxa"/>
               <w:end w:w="100" w:type="dxa"/>
             </w:tcMar>
             <w:vAlign w:val="center"/>
-            <w:shd w:fill="F7FAFC"/>
+            <w:shd w:fill="F5F8FB"/>
           </w:tcPr>
           <w:p>
             <w:pPr>
-              <w:spacing w:after="0" w:line="252" w:lineRule="auto"/>
+              <w:spacing w:after="0" w:line="252" w:lineRule="auto" w:before="0"/>
             </w:pPr>
             <w:r>
               <w:rPr>
                 <w:rFonts w:ascii="Noto Sans KR" w:hAnsi="Noto Sans KR" w:eastAsia="Noto Sans KR"/>
-                <w:sz w:val="16"/>
+                <w:sz w:val="17"/>
               </w:rPr>
               <w:t>권한/승인 확인</w:t>
             </w:r>
@@ -1837,23 +1589,23 @@
         </w:trPr>
         <w:tc>
           <w:tcPr>
-            <w:tcW w:type="dxa" w:w="2216"/>
+            <w:tcW w:type="dxa" w:w="3050"/>
             <w:tcMar>
-              <w:top w:w="80" w:type="dxa"/>
+              <w:top w:w="90" w:type="dxa"/>
               <w:start w:w="100" w:type="dxa"/>
-              <w:bottom w:w="80" w:type="dxa"/>
+              <w:bottom w:w="90" w:type="dxa"/>
               <w:end w:w="100" w:type="dxa"/>
             </w:tcMar>
             <w:vAlign w:val="center"/>
           </w:tcPr>
           <w:p>
             <w:pPr>
-              <w:spacing w:after="0" w:line="252" w:lineRule="auto"/>
+              <w:spacing w:after="0" w:line="252" w:lineRule="auto" w:before="0"/>
             </w:pPr>
             <w:r>
               <w:rPr>
                 <w:rFonts w:ascii="Noto Sans KR" w:hAnsi="Noto Sans KR" w:eastAsia="Noto Sans KR"/>
-                <w:sz w:val="16"/>
+                <w:sz w:val="17"/>
               </w:rPr>
               <w:t>404</w:t>
             </w:r>
@@ -1861,23 +1613,23 @@
         </w:tc>
         <w:tc>
           <w:tcPr>
-            <w:tcW w:type="dxa" w:w="6650"/>
+            <w:tcW w:type="dxa" w:w="7320"/>
             <w:tcMar>
-              <w:top w:w="80" w:type="dxa"/>
+              <w:top w:w="90" w:type="dxa"/>
               <w:start w:w="100" w:type="dxa"/>
-              <w:bottom w:w="80" w:type="dxa"/>
+              <w:bottom w:w="90" w:type="dxa"/>
               <w:end w:w="100" w:type="dxa"/>
             </w:tcMar>
             <w:vAlign w:val="center"/>
           </w:tcPr>
           <w:p>
             <w:pPr>
-              <w:spacing w:after="0" w:line="252" w:lineRule="auto"/>
+              <w:spacing w:after="0" w:line="252" w:lineRule="auto" w:before="0"/>
             </w:pPr>
             <w:r>
               <w:rPr>
                 <w:rFonts w:ascii="Noto Sans KR" w:hAnsi="Noto Sans KR" w:eastAsia="Noto Sans KR"/>
-                <w:sz w:val="16"/>
+                <w:sz w:val="17"/>
               </w:rPr>
               <w:t>route/operation 없음</w:t>
             </w:r>
@@ -1885,23 +1637,23 @@
         </w:tc>
         <w:tc>
           <w:tcPr>
-            <w:tcW w:type="dxa" w:w="6157"/>
+            <w:tcW w:type="dxa" w:w="4880"/>
             <w:tcMar>
-              <w:top w:w="80" w:type="dxa"/>
+              <w:top w:w="90" w:type="dxa"/>
               <w:start w:w="100" w:type="dxa"/>
-              <w:bottom w:w="80" w:type="dxa"/>
+              <w:bottom w:w="90" w:type="dxa"/>
               <w:end w:w="100" w:type="dxa"/>
             </w:tcMar>
             <w:vAlign w:val="center"/>
           </w:tcPr>
           <w:p>
             <w:pPr>
-              <w:spacing w:after="0" w:line="252" w:lineRule="auto"/>
+              <w:spacing w:after="0" w:line="252" w:lineRule="auto" w:before="0"/>
             </w:pPr>
             <w:r>
               <w:rPr>
                 <w:rFonts w:ascii="Noto Sans KR" w:hAnsi="Noto Sans KR" w:eastAsia="Noto Sans KR"/>
-                <w:sz w:val="16"/>
+                <w:sz w:val="17"/>
               </w:rPr>
               <w:t>registry/version 확인</w:t>
             </w:r>
@@ -1914,24 +1666,24 @@
         </w:trPr>
         <w:tc>
           <w:tcPr>
-            <w:tcW w:type="dxa" w:w="2216"/>
+            <w:tcW w:type="dxa" w:w="3050"/>
             <w:tcMar>
-              <w:top w:w="80" w:type="dxa"/>
+              <w:top w:w="90" w:type="dxa"/>
               <w:start w:w="100" w:type="dxa"/>
-              <w:bottom w:w="80" w:type="dxa"/>
+              <w:bottom w:w="90" w:type="dxa"/>
               <w:end w:w="100" w:type="dxa"/>
             </w:tcMar>
             <w:vAlign w:val="center"/>
-            <w:shd w:fill="F7FAFC"/>
+            <w:shd w:fill="F5F8FB"/>
           </w:tcPr>
           <w:p>
             <w:pPr>
-              <w:spacing w:after="0" w:line="252" w:lineRule="auto"/>
+              <w:spacing w:after="0" w:line="252" w:lineRule="auto" w:before="0"/>
             </w:pPr>
             <w:r>
               <w:rPr>
                 <w:rFonts w:ascii="Noto Sans KR" w:hAnsi="Noto Sans KR" w:eastAsia="Noto Sans KR"/>
-                <w:sz w:val="16"/>
+                <w:sz w:val="17"/>
               </w:rPr>
               <w:t>409</w:t>
             </w:r>
@@ -1939,24 +1691,24 @@
         </w:tc>
         <w:tc>
           <w:tcPr>
-            <w:tcW w:type="dxa" w:w="6650"/>
+            <w:tcW w:type="dxa" w:w="7320"/>
             <w:tcMar>
-              <w:top w:w="80" w:type="dxa"/>
+              <w:top w:w="90" w:type="dxa"/>
               <w:start w:w="100" w:type="dxa"/>
-              <w:bottom w:w="80" w:type="dxa"/>
+              <w:bottom w:w="90" w:type="dxa"/>
               <w:end w:w="100" w:type="dxa"/>
             </w:tcMar>
             <w:vAlign w:val="center"/>
-            <w:shd w:fill="F7FAFC"/>
+            <w:shd w:fill="F5F8FB"/>
           </w:tcPr>
           <w:p>
             <w:pPr>
-              <w:spacing w:after="0" w:line="252" w:lineRule="auto"/>
+              <w:spacing w:after="0" w:line="252" w:lineRule="auto" w:before="0"/>
             </w:pPr>
             <w:r>
               <w:rPr>
                 <w:rFonts w:ascii="Noto Sans KR" w:hAnsi="Noto Sans KR" w:eastAsia="Noto Sans KR"/>
-                <w:sz w:val="16"/>
+                <w:sz w:val="17"/>
               </w:rPr>
               <w:t>중복/충돌</w:t>
             </w:r>
@@ -1964,24 +1716,24 @@
         </w:tc>
         <w:tc>
           <w:tcPr>
-            <w:tcW w:type="dxa" w:w="6157"/>
+            <w:tcW w:type="dxa" w:w="4880"/>
             <w:tcMar>
-              <w:top w:w="80" w:type="dxa"/>
+              <w:top w:w="90" w:type="dxa"/>
               <w:start w:w="100" w:type="dxa"/>
-              <w:bottom w:w="80" w:type="dxa"/>
+              <w:bottom w:w="90" w:type="dxa"/>
               <w:end w:w="100" w:type="dxa"/>
             </w:tcMar>
             <w:vAlign w:val="center"/>
-            <w:shd w:fill="F7FAFC"/>
+            <w:shd w:fill="F5F8FB"/>
           </w:tcPr>
           <w:p>
             <w:pPr>
-              <w:spacing w:after="0" w:line="252" w:lineRule="auto"/>
+              <w:spacing w:after="0" w:line="252" w:lineRule="auto" w:before="0"/>
             </w:pPr>
             <w:r>
               <w:rPr>
                 <w:rFonts w:ascii="Noto Sans KR" w:hAnsi="Noto Sans KR" w:eastAsia="Noto Sans KR"/>
-                <w:sz w:val="16"/>
+                <w:sz w:val="17"/>
               </w:rPr>
               <w:t>idempotency/state 확인</w:t>
             </w:r>
@@ -1994,23 +1746,23 @@
         </w:trPr>
         <w:tc>
           <w:tcPr>
-            <w:tcW w:type="dxa" w:w="2216"/>
+            <w:tcW w:type="dxa" w:w="3050"/>
             <w:tcMar>
-              <w:top w:w="80" w:type="dxa"/>
+              <w:top w:w="90" w:type="dxa"/>
               <w:start w:w="100" w:type="dxa"/>
-              <w:bottom w:w="80" w:type="dxa"/>
+              <w:bottom w:w="90" w:type="dxa"/>
               <w:end w:w="100" w:type="dxa"/>
             </w:tcMar>
             <w:vAlign w:val="center"/>
           </w:tcPr>
           <w:p>
             <w:pPr>
-              <w:spacing w:after="0" w:line="252" w:lineRule="auto"/>
+              <w:spacing w:after="0" w:line="252" w:lineRule="auto" w:before="0"/>
             </w:pPr>
             <w:r>
               <w:rPr>
                 <w:rFonts w:ascii="Noto Sans KR" w:hAnsi="Noto Sans KR" w:eastAsia="Noto Sans KR"/>
-                <w:sz w:val="16"/>
+                <w:sz w:val="17"/>
               </w:rPr>
               <w:t>429</w:t>
             </w:r>
@@ -2018,23 +1770,23 @@
         </w:tc>
         <w:tc>
           <w:tcPr>
-            <w:tcW w:type="dxa" w:w="6650"/>
+            <w:tcW w:type="dxa" w:w="7320"/>
             <w:tcMar>
-              <w:top w:w="80" w:type="dxa"/>
+              <w:top w:w="90" w:type="dxa"/>
               <w:start w:w="100" w:type="dxa"/>
-              <w:bottom w:w="80" w:type="dxa"/>
+              <w:bottom w:w="90" w:type="dxa"/>
               <w:end w:w="100" w:type="dxa"/>
             </w:tcMar>
             <w:vAlign w:val="center"/>
           </w:tcPr>
           <w:p>
             <w:pPr>
-              <w:spacing w:after="0" w:line="252" w:lineRule="auto"/>
+              <w:spacing w:after="0" w:line="252" w:lineRule="auto" w:before="0"/>
             </w:pPr>
             <w:r>
               <w:rPr>
                 <w:rFonts w:ascii="Noto Sans KR" w:hAnsi="Noto Sans KR" w:eastAsia="Noto Sans KR"/>
-                <w:sz w:val="16"/>
+                <w:sz w:val="17"/>
               </w:rPr>
               <w:t>rate limit</w:t>
             </w:r>
@@ -2042,23 +1794,23 @@
         </w:tc>
         <w:tc>
           <w:tcPr>
-            <w:tcW w:type="dxa" w:w="6157"/>
+            <w:tcW w:type="dxa" w:w="4880"/>
             <w:tcMar>
-              <w:top w:w="80" w:type="dxa"/>
+              <w:top w:w="90" w:type="dxa"/>
               <w:start w:w="100" w:type="dxa"/>
-              <w:bottom w:w="80" w:type="dxa"/>
+              <w:bottom w:w="90" w:type="dxa"/>
               <w:end w:w="100" w:type="dxa"/>
             </w:tcMar>
             <w:vAlign w:val="center"/>
           </w:tcPr>
           <w:p>
             <w:pPr>
-              <w:spacing w:after="0" w:line="252" w:lineRule="auto"/>
+              <w:spacing w:after="0" w:line="252" w:lineRule="auto" w:before="0"/>
             </w:pPr>
             <w:r>
               <w:rPr>
                 <w:rFonts w:ascii="Noto Sans KR" w:hAnsi="Noto Sans KR" w:eastAsia="Noto Sans KR"/>
-                <w:sz w:val="16"/>
+                <w:sz w:val="17"/>
               </w:rPr>
               <w:t>Retry-After/backoff</w:t>
             </w:r>
@@ -2071,24 +1823,24 @@
         </w:trPr>
         <w:tc>
           <w:tcPr>
-            <w:tcW w:type="dxa" w:w="2216"/>
+            <w:tcW w:type="dxa" w:w="3050"/>
             <w:tcMar>
-              <w:top w:w="80" w:type="dxa"/>
+              <w:top w:w="90" w:type="dxa"/>
               <w:start w:w="100" w:type="dxa"/>
-              <w:bottom w:w="80" w:type="dxa"/>
+              <w:bottom w:w="90" w:type="dxa"/>
               <w:end w:w="100" w:type="dxa"/>
             </w:tcMar>
             <w:vAlign w:val="center"/>
-            <w:shd w:fill="F7FAFC"/>
+            <w:shd w:fill="F5F8FB"/>
           </w:tcPr>
           <w:p>
             <w:pPr>
-              <w:spacing w:after="0" w:line="252" w:lineRule="auto"/>
+              <w:spacing w:after="0" w:line="252" w:lineRule="auto" w:before="0"/>
             </w:pPr>
             <w:r>
               <w:rPr>
                 <w:rFonts w:ascii="Noto Sans KR" w:hAnsi="Noto Sans KR" w:eastAsia="Noto Sans KR"/>
-                <w:sz w:val="16"/>
+                <w:sz w:val="17"/>
               </w:rPr>
               <w:t>500</w:t>
             </w:r>
@@ -2096,24 +1848,24 @@
         </w:tc>
         <w:tc>
           <w:tcPr>
-            <w:tcW w:type="dxa" w:w="6650"/>
+            <w:tcW w:type="dxa" w:w="7320"/>
             <w:tcMar>
-              <w:top w:w="80" w:type="dxa"/>
+              <w:top w:w="90" w:type="dxa"/>
               <w:start w:w="100" w:type="dxa"/>
-              <w:bottom w:w="80" w:type="dxa"/>
+              <w:bottom w:w="90" w:type="dxa"/>
               <w:end w:w="100" w:type="dxa"/>
             </w:tcMar>
             <w:vAlign w:val="center"/>
-            <w:shd w:fill="F7FAFC"/>
+            <w:shd w:fill="F5F8FB"/>
           </w:tcPr>
           <w:p>
             <w:pPr>
-              <w:spacing w:after="0" w:line="252" w:lineRule="auto"/>
+              <w:spacing w:after="0" w:line="252" w:lineRule="auto" w:before="0"/>
             </w:pPr>
             <w:r>
               <w:rPr>
                 <w:rFonts w:ascii="Noto Sans KR" w:hAnsi="Noto Sans KR" w:eastAsia="Noto Sans KR"/>
-                <w:sz w:val="16"/>
+                <w:sz w:val="17"/>
               </w:rPr>
               <w:t>내부 기술오류</w:t>
             </w:r>
@@ -2121,24 +1873,24 @@
         </w:tc>
         <w:tc>
           <w:tcPr>
-            <w:tcW w:type="dxa" w:w="6157"/>
+            <w:tcW w:type="dxa" w:w="4880"/>
             <w:tcMar>
-              <w:top w:w="80" w:type="dxa"/>
+              <w:top w:w="90" w:type="dxa"/>
               <w:start w:w="100" w:type="dxa"/>
-              <w:bottom w:w="80" w:type="dxa"/>
+              <w:bottom w:w="90" w:type="dxa"/>
               <w:end w:w="100" w:type="dxa"/>
             </w:tcMar>
             <w:vAlign w:val="center"/>
-            <w:shd w:fill="F7FAFC"/>
+            <w:shd w:fill="F5F8FB"/>
           </w:tcPr>
           <w:p>
             <w:pPr>
-              <w:spacing w:after="0" w:line="252" w:lineRule="auto"/>
+              <w:spacing w:after="0" w:line="252" w:lineRule="auto" w:before="0"/>
             </w:pPr>
             <w:r>
               <w:rPr>
                 <w:rFonts w:ascii="Noto Sans KR" w:hAnsi="Noto Sans KR" w:eastAsia="Noto Sans KR"/>
-                <w:sz w:val="16"/>
+                <w:sz w:val="17"/>
               </w:rPr>
               <w:t>trace 확인</w:t>
             </w:r>
@@ -2151,23 +1903,23 @@
         </w:trPr>
         <w:tc>
           <w:tcPr>
-            <w:tcW w:type="dxa" w:w="2216"/>
+            <w:tcW w:type="dxa" w:w="3050"/>
             <w:tcMar>
-              <w:top w:w="80" w:type="dxa"/>
+              <w:top w:w="90" w:type="dxa"/>
               <w:start w:w="100" w:type="dxa"/>
-              <w:bottom w:w="80" w:type="dxa"/>
+              <w:bottom w:w="90" w:type="dxa"/>
               <w:end w:w="100" w:type="dxa"/>
             </w:tcMar>
             <w:vAlign w:val="center"/>
           </w:tcPr>
           <w:p>
             <w:pPr>
-              <w:spacing w:after="0" w:line="252" w:lineRule="auto"/>
+              <w:spacing w:after="0" w:line="252" w:lineRule="auto" w:before="0"/>
             </w:pPr>
             <w:r>
               <w:rPr>
                 <w:rFonts w:ascii="Noto Sans KR" w:hAnsi="Noto Sans KR" w:eastAsia="Noto Sans KR"/>
-                <w:sz w:val="16"/>
+                <w:sz w:val="17"/>
               </w:rPr>
               <w:t>503</w:t>
             </w:r>
@@ -2175,23 +1927,23 @@
         </w:tc>
         <w:tc>
           <w:tcPr>
-            <w:tcW w:type="dxa" w:w="6650"/>
+            <w:tcW w:type="dxa" w:w="7320"/>
             <w:tcMar>
-              <w:top w:w="80" w:type="dxa"/>
+              <w:top w:w="90" w:type="dxa"/>
               <w:start w:w="100" w:type="dxa"/>
-              <w:bottom w:w="80" w:type="dxa"/>
+              <w:bottom w:w="90" w:type="dxa"/>
               <w:end w:w="100" w:type="dxa"/>
             </w:tcMar>
             <w:vAlign w:val="center"/>
           </w:tcPr>
           <w:p>
             <w:pPr>
-              <w:spacing w:after="0" w:line="252" w:lineRule="auto"/>
+              <w:spacing w:after="0" w:line="252" w:lineRule="auto" w:before="0"/>
             </w:pPr>
             <w:r>
               <w:rPr>
                 <w:rFonts w:ascii="Noto Sans KR" w:hAnsi="Noto Sans KR" w:eastAsia="Noto Sans KR"/>
-                <w:sz w:val="16"/>
+                <w:sz w:val="17"/>
               </w:rPr>
               <w:t>대상 unavailable</w:t>
             </w:r>
@@ -2199,23 +1951,23 @@
         </w:tc>
         <w:tc>
           <w:tcPr>
-            <w:tcW w:type="dxa" w:w="6157"/>
+            <w:tcW w:type="dxa" w:w="4880"/>
             <w:tcMar>
-              <w:top w:w="80" w:type="dxa"/>
+              <w:top w:w="90" w:type="dxa"/>
               <w:start w:w="100" w:type="dxa"/>
-              <w:bottom w:w="80" w:type="dxa"/>
+              <w:bottom w:w="90" w:type="dxa"/>
               <w:end w:w="100" w:type="dxa"/>
             </w:tcMar>
             <w:vAlign w:val="center"/>
           </w:tcPr>
           <w:p>
             <w:pPr>
-              <w:spacing w:after="0" w:line="252" w:lineRule="auto"/>
+              <w:spacing w:after="0" w:line="252" w:lineRule="auto" w:before="0"/>
             </w:pPr>
             <w:r>
               <w:rPr>
                 <w:rFonts w:ascii="Noto Sans KR" w:hAnsi="Noto Sans KR" w:eastAsia="Noto Sans KR"/>
-                <w:sz w:val="16"/>
+                <w:sz w:val="17"/>
               </w:rPr>
               <w:t>health/route/retry-safe 확인</w:t>
             </w:r>
@@ -2226,65 +1978,38 @@
     <w:p>
       <w:pPr>
         <w:pStyle w:val="Heading1"/>
+        <w:keepNext/>
+        <w:pageBreakBefore/>
       </w:pPr>
       <w:r>
         <w:t>4 관측과 장애 복구</w:t>
       </w:r>
     </w:p>
-    <w:tbl>
-      <w:tblPr>
-        <w:tblW w:type="auto" w:w="0"/>
-        <w:jc w:val="left"/>
-        <w:tblLayout w:type="fixed"/>
-        <w:tblLook w:firstColumn="1" w:firstRow="1" w:lastColumn="0" w:lastRow="0" w:noHBand="0" w:noVBand="1" w:val="04A0"/>
-      </w:tblPr>
-      <w:tblGrid>
-        <w:gridCol w:w="7625"/>
-        <w:gridCol w:w="7625"/>
-      </w:tblGrid>
-      <w:tr>
-        <w:trPr>
-          <w:tblHeader w:val="true"/>
-        </w:trPr>
-        <w:tc>
-          <w:tcPr>
-            <w:tcW w:type="dxa" w:w="1927"/>
-            <w:shd w:fill="17324D"/>
-            <w:tcMar>
-              <w:top w:w="110" w:type="dxa"/>
-              <w:start w:w="140" w:type="dxa"/>
-              <w:bottom w:w="110" w:type="dxa"/>
-              <w:end w:w="140" w:type="dxa"/>
-            </w:tcMar>
-          </w:tcPr>
-          <w:p>
-            <w:r>
-              <w:rPr>
-                <w:b/>
-                <w:color w:val="FFFFFF"/>
-              </w:rPr>
-              <w:t>이 장을 보는 이유</w:t>
-            </w:r>
-          </w:p>
-        </w:tc>
-        <w:tc>
-          <w:tcPr>
-            <w:tcW w:type="dxa" w:w="11623"/>
-            <w:tcMar>
-              <w:top w:w="110" w:type="dxa"/>
-              <w:start w:w="140" w:type="dxa"/>
-              <w:bottom w:w="110" w:type="dxa"/>
-              <w:end w:w="140" w:type="dxa"/>
-            </w:tcMar>
-          </w:tcPr>
-          <w:p>
-            <w:r>
-              <w:t>Gateway trace만 보고 전체 거래 성공을 판단하지 않고 Owner Domain과 downstream 결과까지 연결합니다.</w:t>
-            </w:r>
-          </w:p>
-        </w:tc>
-      </w:tr>
-    </w:tbl>
+    <w:p>
+      <w:pPr>
+        <w:spacing w:before="80" w:after="200"/>
+        <w:ind w:left="173" w:right="58"/>
+        <w:shd w:fill="F3F7FB"/>
+        <w:pBdr>
+          <w:left w:val="single" w:sz="18" w:space="8" w:color="4F46E5"/>
+        </w:pBdr>
+      </w:pPr>
+      <w:r>
+        <w:rPr>
+          <w:b/>
+          <w:color w:val="362D91"/>
+          <w:sz w:val="20"/>
+        </w:rPr>
+        <w:t xml:space="preserve">이 장을 보는 이유  </w:t>
+      </w:r>
+      <w:r>
+        <w:rPr>
+          <w:color w:val="26374C"/>
+          <w:sz w:val="20"/>
+        </w:rPr>
+        <w:t>Gateway trace만 보고 전체 거래 성공을 판단하지 않고 Owner Domain과 downstream 결과까지 연결합니다.</w:t>
+      </w:r>
+    </w:p>
     <w:p>
       <w:pPr>
         <w:pStyle w:val="ListBullet"/>
@@ -2327,13 +2052,362 @@
     </w:p>
     <w:p>
       <w:pPr>
-        <w:pStyle w:val="CPFCaption"/>
-        <w:spacing w:before="160"/>
+        <w:pStyle w:val="Heading2"/>
       </w:pPr>
       <w:r>
-        <w:t>근거: Source snapshot ZIP-SHA256:B47BCE7700700BF4의 Public 계약과 CPF 정본 문서. Source에 없는 API·옵션은 작성하지 않음.</w:t>
+        <w:t>복구 확인 체크</w:t>
       </w:r>
     </w:p>
+    <w:tbl>
+      <w:tblPr>
+        <w:tblW w:type="auto" w:w="0"/>
+        <w:jc w:val="center"/>
+        <w:tblLayout w:type="fixed"/>
+        <w:tblLook w:firstColumn="1" w:firstRow="1" w:lastColumn="0" w:lastRow="0" w:noHBand="0" w:noVBand="1" w:val="04A0"/>
+        <w:tblLayout w:type="fixed"/>
+      </w:tblPr>
+      <w:tblGrid>
+        <w:gridCol w:w="5083"/>
+        <w:gridCol w:w="5083"/>
+        <w:gridCol w:w="5083"/>
+      </w:tblGrid>
+      <w:tr>
+        <w:trPr>
+          <w:tblHeader w:val="true"/>
+        </w:trPr>
+        <w:tc>
+          <w:tcPr>
+            <w:tcW w:type="dxa" w:w="3311"/>
+            <w:vAlign w:val="center"/>
+            <w:shd w:fill="223A57"/>
+          </w:tcPr>
+          <w:p>
+            <w:pPr>
+              <w:spacing w:after="0" w:before="0"/>
+            </w:pPr>
+            <w:r>
+              <w:rPr>
+                <w:b/>
+                <w:color w:val="FFFFFF"/>
+                <w:sz w:val="17"/>
+              </w:rPr>
+              <w:t>확인</w:t>
+            </w:r>
+          </w:p>
+        </w:tc>
+        <w:tc>
+          <w:tcPr>
+            <w:tcW w:type="dxa" w:w="6192"/>
+            <w:vAlign w:val="center"/>
+            <w:shd w:fill="223A57"/>
+          </w:tcPr>
+          <w:p>
+            <w:pPr>
+              <w:spacing w:after="0" w:before="0"/>
+            </w:pPr>
+            <w:r>
+              <w:rPr>
+                <w:b/>
+                <w:color w:val="FFFFFF"/>
+                <w:sz w:val="17"/>
+              </w:rPr>
+              <w:t>판단</w:t>
+            </w:r>
+          </w:p>
+        </w:tc>
+        <w:tc>
+          <w:tcPr>
+            <w:tcW w:type="dxa" w:w="5328"/>
+            <w:vAlign w:val="center"/>
+            <w:shd w:fill="223A57"/>
+          </w:tcPr>
+          <w:p>
+            <w:pPr>
+              <w:spacing w:after="0" w:before="0"/>
+            </w:pPr>
+            <w:r>
+              <w:rPr>
+                <w:b/>
+                <w:color w:val="FFFFFF"/>
+                <w:sz w:val="17"/>
+              </w:rPr>
+              <w:t>다음 조치</w:t>
+            </w:r>
+          </w:p>
+        </w:tc>
+      </w:tr>
+      <w:tr>
+        <w:tc>
+          <w:tcPr>
+            <w:tcW w:type="dxa" w:w="3311"/>
+            <w:vAlign w:val="center"/>
+          </w:tcPr>
+          <w:p>
+            <w:pPr>
+              <w:spacing w:after="0" w:before="0"/>
+            </w:pPr>
+            <w:r>
+              <w:rPr>
+                <w:sz w:val="17"/>
+              </w:rPr>
+              <w:t>transactionId · operationId</w:t>
+            </w:r>
+          </w:p>
+        </w:tc>
+        <w:tc>
+          <w:tcPr>
+            <w:tcW w:type="dxa" w:w="6192"/>
+            <w:vAlign w:val="center"/>
+          </w:tcPr>
+          <w:p>
+            <w:pPr>
+              <w:spacing w:after="0" w:before="0"/>
+            </w:pPr>
+            <w:r>
+              <w:rPr>
+                <w:sz w:val="17"/>
+              </w:rPr>
+              <w:t>요청 hop과 Owner Operation을 연결했는가</w:t>
+            </w:r>
+          </w:p>
+        </w:tc>
+        <w:tc>
+          <w:tcPr>
+            <w:tcW w:type="dxa" w:w="5328"/>
+            <w:vAlign w:val="center"/>
+          </w:tcPr>
+          <w:p>
+            <w:pPr>
+              <w:spacing w:after="0" w:before="0"/>
+            </w:pPr>
+            <w:r>
+              <w:rPr>
+                <w:sz w:val="17"/>
+              </w:rPr>
+              <w:t>trace/owner 결과 대조</w:t>
+            </w:r>
+          </w:p>
+        </w:tc>
+      </w:tr>
+      <w:tr>
+        <w:tc>
+          <w:tcPr>
+            <w:tcW w:type="dxa" w:w="3311"/>
+            <w:vAlign w:val="center"/>
+            <w:shd w:fill="F5F8FB"/>
+          </w:tcPr>
+          <w:p>
+            <w:pPr>
+              <w:spacing w:after="0" w:before="0"/>
+            </w:pPr>
+            <w:r>
+              <w:rPr>
+                <w:sz w:val="17"/>
+              </w:rPr>
+              <w:t>instanceId</w:t>
+            </w:r>
+          </w:p>
+        </w:tc>
+        <w:tc>
+          <w:tcPr>
+            <w:tcW w:type="dxa" w:w="6192"/>
+            <w:vAlign w:val="center"/>
+            <w:shd w:fill="F5F8FB"/>
+          </w:tcPr>
+          <w:p>
+            <w:pPr>
+              <w:spacing w:after="0" w:before="0"/>
+            </w:pPr>
+            <w:r>
+              <w:rPr>
+                <w:sz w:val="17"/>
+              </w:rPr>
+              <w:t>실제 처리 Runtime을 특정했는가</w:t>
+            </w:r>
+          </w:p>
+        </w:tc>
+        <w:tc>
+          <w:tcPr>
+            <w:tcW w:type="dxa" w:w="5328"/>
+            <w:vAlign w:val="center"/>
+            <w:shd w:fill="F5F8FB"/>
+          </w:tcPr>
+          <w:p>
+            <w:pPr>
+              <w:spacing w:after="0" w:before="0"/>
+            </w:pPr>
+            <w:r>
+              <w:rPr>
+                <w:sz w:val="17"/>
+              </w:rPr>
+              <w:t>health/log 확인</w:t>
+            </w:r>
+          </w:p>
+        </w:tc>
+      </w:tr>
+      <w:tr>
+        <w:tc>
+          <w:tcPr>
+            <w:tcW w:type="dxa" w:w="3311"/>
+            <w:vAlign w:val="center"/>
+          </w:tcPr>
+          <w:p>
+            <w:pPr>
+              <w:spacing w:after="0" w:before="0"/>
+            </w:pPr>
+            <w:r>
+              <w:rPr>
+                <w:sz w:val="17"/>
+              </w:rPr>
+              <w:t>Downstream 결과</w:t>
+            </w:r>
+          </w:p>
+        </w:tc>
+        <w:tc>
+          <w:tcPr>
+            <w:tcW w:type="dxa" w:w="6192"/>
+            <w:vAlign w:val="center"/>
+          </w:tcPr>
+          <w:p>
+            <w:pPr>
+              <w:spacing w:after="0" w:before="0"/>
+            </w:pPr>
+            <w:r>
+              <w:rPr>
+                <w:sz w:val="17"/>
+              </w:rPr>
+              <w:t>Side Effect 결과가 확정됐는가</w:t>
+            </w:r>
+          </w:p>
+        </w:tc>
+        <w:tc>
+          <w:tcPr>
+            <w:tcW w:type="dxa" w:w="5328"/>
+            <w:vAlign w:val="center"/>
+          </w:tcPr>
+          <w:p>
+            <w:pPr>
+              <w:spacing w:after="0" w:before="0"/>
+            </w:pPr>
+            <w:r>
+              <w:rPr>
+                <w:sz w:val="17"/>
+              </w:rPr>
+              <w:t>확정 전 blind retry 금지</w:t>
+            </w:r>
+          </w:p>
+        </w:tc>
+      </w:tr>
+      <w:tr>
+        <w:tc>
+          <w:tcPr>
+            <w:tcW w:type="dxa" w:w="3311"/>
+            <w:vAlign w:val="center"/>
+            <w:shd w:fill="F5F8FB"/>
+          </w:tcPr>
+          <w:p>
+            <w:pPr>
+              <w:spacing w:after="0" w:before="0"/>
+            </w:pPr>
+            <w:r>
+              <w:rPr>
+                <w:sz w:val="17"/>
+              </w:rPr>
+              <w:t>UNKNOWN</w:t>
+            </w:r>
+          </w:p>
+        </w:tc>
+        <w:tc>
+          <w:tcPr>
+            <w:tcW w:type="dxa" w:w="6192"/>
+            <w:vAlign w:val="center"/>
+            <w:shd w:fill="F5F8FB"/>
+          </w:tcPr>
+          <w:p>
+            <w:pPr>
+              <w:spacing w:after="0" w:before="0"/>
+            </w:pPr>
+            <w:r>
+              <w:rPr>
+                <w:sz w:val="17"/>
+              </w:rPr>
+              <w:t>recovery ledger/probe가 필요한가</w:t>
+            </w:r>
+          </w:p>
+        </w:tc>
+        <w:tc>
+          <w:tcPr>
+            <w:tcW w:type="dxa" w:w="5328"/>
+            <w:vAlign w:val="center"/>
+            <w:shd w:fill="F5F8FB"/>
+          </w:tcPr>
+          <w:p>
+            <w:pPr>
+              <w:spacing w:after="0" w:before="0"/>
+            </w:pPr>
+            <w:r>
+              <w:rPr>
+                <w:sz w:val="17"/>
+              </w:rPr>
+              <w:t>reconcile 후 최종 상태 확정</w:t>
+            </w:r>
+          </w:p>
+        </w:tc>
+      </w:tr>
+      <w:tr>
+        <w:tc>
+          <w:tcPr>
+            <w:tcW w:type="dxa" w:w="3311"/>
+            <w:vAlign w:val="center"/>
+          </w:tcPr>
+          <w:p>
+            <w:pPr>
+              <w:spacing w:after="0" w:before="0"/>
+            </w:pPr>
+            <w:r>
+              <w:rPr>
+                <w:sz w:val="17"/>
+              </w:rPr>
+              <w:t>Retry safety</w:t>
+            </w:r>
+          </w:p>
+        </w:tc>
+        <w:tc>
+          <w:tcPr>
+            <w:tcW w:type="dxa" w:w="6192"/>
+            <w:vAlign w:val="center"/>
+          </w:tcPr>
+          <w:p>
+            <w:pPr>
+              <w:spacing w:after="0" w:before="0"/>
+            </w:pPr>
+            <w:r>
+              <w:rPr>
+                <w:sz w:val="17"/>
+              </w:rPr>
+              <w:t>idempotency/side-effect 조건이 충족되는가</w:t>
+            </w:r>
+          </w:p>
+        </w:tc>
+        <w:tc>
+          <w:tcPr>
+            <w:tcW w:type="dxa" w:w="5328"/>
+            <w:vAlign w:val="center"/>
+          </w:tcPr>
+          <w:p>
+            <w:pPr>
+              <w:spacing w:after="0" w:before="0"/>
+            </w:pPr>
+            <w:r>
+              <w:rPr>
+                <w:sz w:val="17"/>
+              </w:rPr>
+              <w:t>조건 충족 시에만 retry</w:t>
+            </w:r>
+          </w:p>
+        </w:tc>
+      </w:tr>
+    </w:tbl>
     <w:sectPr>
       <w:headerReference w:type="default" r:id="rId9"/>
       <w:footerReference w:type="default" r:id="rId10"/>
@@ -2753,12 +2827,12 @@
     <w:qFormat/>
     <w:rsid w:val="00FC693F"/>
     <w:pPr>
-      <w:spacing w:after="86" w:line="283" w:lineRule="auto"/>
+      <w:spacing w:after="100" w:line="281" w:lineRule="auto"/>
     </w:pPr>
     <w:rPr>
       <w:rFonts w:ascii="Noto Sans KR" w:hAnsi="Noto Sans KR" w:eastAsia="Noto Sans KR"/>
       <w:color w:val="243547"/>
-      <w:sz w:val="18"/>
+      <w:sz w:val="19"/>
     </w:rPr>
   </w:style>
   <w:style w:type="paragraph" w:styleId="Header">
@@ -2816,7 +2890,7 @@
     <w:pPr>
       <w:keepNext/>
       <w:keepLines/>
-      <w:spacing w:before="300" w:after="100"/>
+      <w:spacing w:before="480" w:after="180"/>
       <w:outlineLvl w:val="0"/>
     </w:pPr>
     <w:rPr>
@@ -2824,7 +2898,7 @@
       <w:b/>
       <w:bCs/>
       <w:color w:val="17324D"/>
-      <w:sz w:val="34"/>
+      <w:sz w:val="38"/>
       <w:szCs w:val="28"/>
     </w:rPr>
   </w:style>
@@ -2840,7 +2914,7 @@
     <w:pPr>
       <w:keepNext/>
       <w:keepLines/>
-      <w:spacing w:before="200" w:after="60"/>
+      <w:spacing w:before="340" w:after="120"/>
       <w:ind w:left="113"/>
       <w:outlineLvl w:val="1"/>
     </w:pPr>
@@ -2848,8 +2922,8 @@
       <w:rFonts w:asciiTheme="majorHAnsi" w:eastAsiaTheme="majorEastAsia" w:hAnsiTheme="majorHAnsi" w:cstheme="majorBidi" w:ascii="Noto Sans KR" w:hAnsi="Noto Sans KR" w:eastAsia="Noto Sans KR"/>
       <w:b/>
       <w:bCs/>
-      <w:color w:val="17324D"/>
-      <w:sz w:val="25"/>
+      <w:color w:val="4F46E5"/>
+      <w:sz w:val="28"/>
       <w:szCs w:val="26"/>
     </w:rPr>
   </w:style>
@@ -2865,7 +2939,7 @@
     <w:pPr>
       <w:keepNext/>
       <w:keepLines/>
-      <w:spacing w:before="140" w:after="40"/>
+      <w:spacing w:before="240" w:after="80"/>
       <w:ind w:left="255"/>
       <w:outlineLvl w:val="2"/>
     </w:pPr>
@@ -2873,8 +2947,8 @@
       <w:rFonts w:asciiTheme="majorHAnsi" w:eastAsiaTheme="majorEastAsia" w:hAnsiTheme="majorHAnsi" w:cstheme="majorBidi" w:ascii="Noto Sans KR" w:hAnsi="Noto Sans KR" w:eastAsia="Noto Sans KR"/>
       <w:b/>
       <w:bCs/>
-      <w:color w:val="7154C7"/>
-      <w:sz w:val="21"/>
+      <w:color w:val="17324D"/>
+      <w:sz w:val="22"/>
     </w:rPr>
   </w:style>
   <w:style w:type="paragraph" w:styleId="Heading4">
@@ -3108,7 +3182,7 @@
       <w:pBdr>
         <w:bottom w:val="single" w:sz="8" w:space="4" w:color="4F81BD" w:themeColor="accent1"/>
       </w:pBdr>
-      <w:spacing w:after="300" w:line="240" w:lineRule="auto"/>
+      <w:spacing w:after="200" w:line="240" w:lineRule="auto"/>
       <w:contextualSpacing/>
     </w:pPr>
     <w:rPr>
@@ -3117,7 +3191,7 @@
       <w:color w:val="071A2B"/>
       <w:spacing w:val="5"/>
       <w:kern w:val="28"/>
-      <w:sz w:val="60"/>
+      <w:sz w:val="50"/>
       <w:szCs w:val="52"/>
     </w:rPr>
   </w:style>

--- a/cpf-docs/guides/06_Gateway_개발_사용_가이드.docx
+++ b/cpf-docs/guides/06_Gateway_개발_사용_가이드.docx
@@ -4,14 +4,14 @@
   <w:body>
     <w:p>
       <w:pPr>
-        <w:spacing w:before="280"/>
+        <w:spacing w:before="280" w:after="60"/>
       </w:pPr>
       <w:r>
         <w:rPr>
-          <w:rFonts w:ascii="Noto Sans KR" w:hAnsi="Noto Sans KR"/>
+          <w:rFonts w:ascii="Noto Sans KR" w:hAnsi="Noto Sans KR" w:eastAsia="Noto Sans KR" w:cs="Noto Sans KR"/>
           <w:b/>
-          <w:color w:val="00B882"/>
-          <w:sz w:val="22"/>
+          <w:color w:val="0F9D7A"/>
+          <w:sz w:val="16"/>
         </w:rPr>
         <w:t>CORE PLATFORM FRAMEWORK</w:t>
       </w:r>
@@ -21,6 +21,9 @@
         <w:pStyle w:val="Title"/>
       </w:pPr>
       <w:r>
+        <w:rPr>
+          <w:rFonts w:ascii="Noto Sans KR" w:hAnsi="Noto Sans KR" w:eastAsia="Noto Sans KR" w:cs="Noto Sans KR"/>
+        </w:rPr>
         <w:t>Gateway 개발·사용 가이드</w:t>
       </w:r>
     </w:p>
@@ -29,218 +32,68 @@
         <w:pStyle w:val="Subtitle"/>
       </w:pPr>
       <w:r>
+        <w:rPr>
+          <w:rFonts w:ascii="Noto Sans KR" w:hAnsi="Noto Sans KR" w:eastAsia="Noto Sans KR" w:cs="Noto Sans KR"/>
+        </w:rPr>
         <w:t>Gateway가 필요한 경계와 내부 Domain 호출 경계를 혼동하지 않는 실무 가이드</w:t>
       </w:r>
     </w:p>
     <w:p>
       <w:pPr>
-        <w:spacing w:before="240" w:after="160"/>
+        <w:pStyle w:val="CPFLead"/>
+        <w:shd w:fill="EEF5FB"/>
+        <w:pBdr>
+          <w:left w:val="single" w:sz="20" w:space="8" w:color="0F9D7A"/>
+        </w:pBdr>
+        <w:spacing w:before="80" w:after="180"/>
+        <w:ind w:left="170" w:right="113"/>
       </w:pPr>
-    </w:p>
-    <w:tbl>
-      <w:tblPr>
-        <w:tblW w:type="auto" w:w="0"/>
-        <w:jc w:val="center"/>
-        <w:tblLayout w:type="fixed"/>
-        <w:tblLook w:firstColumn="1" w:firstRow="1" w:lastColumn="0" w:lastRow="0" w:noHBand="0" w:noVBand="1" w:val="04A0"/>
-      </w:tblPr>
-      <w:tblGrid>
-        <w:gridCol w:w="7625"/>
-        <w:gridCol w:w="7625"/>
-      </w:tblGrid>
-      <w:tr>
-        <w:trPr>
-          <w:tblHeader w:val="true"/>
-        </w:trPr>
-        <w:tc>
-          <w:tcPr>
-            <w:tcW w:type="dxa" w:w="3660"/>
-            <w:tcMar>
-              <w:top w:w="90" w:type="dxa"/>
-              <w:start w:w="100" w:type="dxa"/>
-              <w:bottom w:w="90" w:type="dxa"/>
-              <w:end w:w="100" w:type="dxa"/>
-            </w:tcMar>
-            <w:shd w:fill="223A57"/>
-            <w:vAlign w:val="center"/>
-          </w:tcPr>
-          <w:p>
-            <w:pPr>
-              <w:spacing w:before="0" w:after="0" w:line="252" w:lineRule="auto"/>
-              <w:jc w:val="left"/>
-            </w:pPr>
-            <w:r>
-              <w:rPr>
-                <w:b/>
-                <w:color w:val="FFFFFF"/>
-                <w:sz w:val="16"/>
-              </w:rPr>
-              <w:t>누가 보는가</w:t>
-            </w:r>
-          </w:p>
-        </w:tc>
-        <w:tc>
-          <w:tcPr>
-            <w:tcW w:type="dxa" w:w="11590"/>
-            <w:tcMar>
-              <w:top w:w="90" w:type="dxa"/>
-              <w:start w:w="100" w:type="dxa"/>
-              <w:bottom w:w="90" w:type="dxa"/>
-              <w:end w:w="100" w:type="dxa"/>
-            </w:tcMar>
-            <w:vAlign w:val="center"/>
-            <w:shd w:fill="223A57"/>
-          </w:tcPr>
-          <w:p>
-            <w:pPr>
-              <w:spacing w:before="0" w:after="0" w:line="252" w:lineRule="auto"/>
-              <w:jc w:val="left"/>
-            </w:pPr>
-            <w:r>
-              <w:rPr>
-                <w:b/>
-                <w:color w:val="FFFFFF"/>
-                <w:sz w:val="16"/>
-              </w:rPr>
-              <w:t>Gateway/BFF/Domain 개발자</w:t>
-            </w:r>
-          </w:p>
-        </w:tc>
-      </w:tr>
-      <w:tr>
-        <w:tc>
-          <w:tcPr>
-            <w:tcW w:type="dxa" w:w="3660"/>
-            <w:tcMar>
-              <w:top w:w="90" w:type="dxa"/>
-              <w:start w:w="100" w:type="dxa"/>
-              <w:bottom w:w="90" w:type="dxa"/>
-              <w:end w:w="100" w:type="dxa"/>
-            </w:tcMar>
-            <w:shd w:fill="17324D"/>
-            <w:vAlign w:val="center"/>
-          </w:tcPr>
-          <w:p>
-            <w:pPr>
-              <w:spacing w:before="0" w:after="0" w:line="252" w:lineRule="auto"/>
-            </w:pPr>
-            <w:r>
-              <w:rPr>
-                <w:b/>
-                <w:color w:val="FFFFFF"/>
-                <w:sz w:val="17"/>
-              </w:rPr>
-              <w:t>이 문서로 끝낼 일</w:t>
-            </w:r>
-          </w:p>
-        </w:tc>
-        <w:tc>
-          <w:tcPr>
-            <w:tcW w:type="dxa" w:w="11590"/>
-            <w:tcMar>
-              <w:top w:w="90" w:type="dxa"/>
-              <w:start w:w="100" w:type="dxa"/>
-              <w:bottom w:w="90" w:type="dxa"/>
-              <w:end w:w="100" w:type="dxa"/>
-            </w:tcMar>
-            <w:vAlign w:val="center"/>
-          </w:tcPr>
-          <w:p>
-            <w:pPr>
-              <w:spacing w:before="0" w:after="0" w:line="252" w:lineRule="auto"/>
-            </w:pPr>
-            <w:r>
-              <w:rPr>
-                <w:sz w:val="17"/>
-              </w:rPr>
-              <w:t>외부 Entry 정책을 적용하면서 내부 Domain 호출을 왜곡하지 않는다</w:t>
-            </w:r>
-          </w:p>
-        </w:tc>
-      </w:tr>
-      <w:tr>
-        <w:tc>
-          <w:tcPr>
-            <w:tcW w:type="dxa" w:w="3660"/>
-            <w:tcMar>
-              <w:top w:w="90" w:type="dxa"/>
-              <w:start w:w="100" w:type="dxa"/>
-              <w:bottom w:w="90" w:type="dxa"/>
-              <w:end w:w="100" w:type="dxa"/>
-            </w:tcMar>
-            <w:shd w:fill="F5F8FB"/>
-            <w:vAlign w:val="center"/>
-          </w:tcPr>
-          <w:p>
-            <w:pPr>
-              <w:spacing w:before="0" w:after="0" w:line="252" w:lineRule="auto"/>
-            </w:pPr>
-            <w:r>
-              <w:rPr>
-                <w:b/>
-                <w:color w:val="FFFFFF"/>
-                <w:sz w:val="17"/>
-              </w:rPr>
-              <w:t>기준</w:t>
-            </w:r>
-          </w:p>
-        </w:tc>
-        <w:tc>
-          <w:tcPr>
-            <w:tcW w:type="dxa" w:w="11590"/>
-            <w:tcMar>
-              <w:top w:w="90" w:type="dxa"/>
-              <w:start w:w="100" w:type="dxa"/>
-              <w:bottom w:w="90" w:type="dxa"/>
-              <w:end w:w="100" w:type="dxa"/>
-            </w:tcMar>
-            <w:vAlign w:val="center"/>
-            <w:shd w:fill="F5F8FB"/>
-          </w:tcPr>
-          <w:p>
-            <w:r>
-              <w:rPr>
-                <w:color w:val="26374C"/>
-                <w:sz w:val="16"/>
-              </w:rPr>
-              <w:t>Harness 2.3.0 · Source A5B7844665F4 · Oracle/PostgreSQL/MariaDB</w:t>
-            </w:r>
-          </w:p>
-        </w:tc>
-      </w:tr>
-    </w:tbl>
-    <w:p>
-      <w:pPr>
-        <w:spacing w:before="200"/>
-      </w:pPr>
+      <w:r>
+        <w:t>Gateway/BFF/Domain 개발자를 위한 실무 가이드입니다. 외부 Entry 정책을 적용하면서 내부 Domain 호출 경계를 왜곡하지 않도록 구현합니다.</w:t>
+      </w:r>
     </w:p>
     <w:p>
       <w:pPr>
         <w:pStyle w:val="ListBullet"/>
-        <w:spacing w:after="60"/>
+        <w:spacing w:after="64" w:line="269" w:lineRule="auto"/>
         <w:ind w:left="283"/>
       </w:pPr>
       <w:r>
+        <w:rPr>
+          <w:rFonts w:ascii="Noto Sans KR" w:hAnsi="Noto Sans KR" w:eastAsia="Noto Sans KR" w:cs="Noto Sans KR"/>
+          <w:color w:val="243547"/>
+          <w:sz w:val="20"/>
+        </w:rPr>
         <w:t>Gateway는 외부 Entry/Edge 정책이 필요할 때 선택합니다.</w:t>
       </w:r>
     </w:p>
     <w:p>
       <w:pPr>
         <w:pStyle w:val="ListBullet"/>
-        <w:spacing w:after="60"/>
+        <w:spacing w:after="64" w:line="269" w:lineRule="auto"/>
         <w:ind w:left="283"/>
       </w:pPr>
       <w:r>
+        <w:rPr>
+          <w:rFonts w:ascii="Noto Sans KR" w:hAnsi="Noto Sans KR" w:eastAsia="Noto Sans KR" w:cs="Noto Sans KR"/>
+          <w:color w:val="243547"/>
+          <w:sz w:val="20"/>
+        </w:rPr>
         <w:t>내부 Domain 호출은 Gateway를 경유하지 않습니다.</w:t>
       </w:r>
     </w:p>
     <w:p>
       <w:pPr>
         <w:pStyle w:val="ListBullet"/>
-        <w:spacing w:after="60"/>
+        <w:spacing w:after="64" w:line="269" w:lineRule="auto"/>
         <w:ind w:left="283"/>
       </w:pPr>
       <w:r>
+        <w:rPr>
+          <w:rFonts w:ascii="Noto Sans KR" w:hAnsi="Noto Sans KR" w:eastAsia="Noto Sans KR" w:cs="Noto Sans KR"/>
+          <w:color w:val="243547"/>
+          <w:sz w:val="20"/>
+        </w:rPr>
         <w:t>System6/operationId/상태 코드를 기준으로 장애를 추적합니다.</w:t>
       </w:r>
     </w:p>
@@ -255,6 +108,9 @@
         <w:keepNext/>
       </w:pPr>
       <w:r>
+        <w:rPr>
+          <w:rFonts w:ascii="Noto Sans KR" w:hAnsi="Noto Sans KR" w:eastAsia="Noto Sans KR" w:cs="Noto Sans KR"/>
+        </w:rPr>
         <w:t>찾아보기</w:t>
       </w:r>
     </w:p>
@@ -268,63 +124,122 @@
     </w:p>
     <w:p>
       <w:pPr>
-        <w:spacing w:after="60"/>
+        <w:pStyle w:val="CPFTOCEntry"/>
+        <w:tabs>
+          <w:tab w:pos="15357" w:val="right" w:leader="dot"/>
+        </w:tabs>
+        <w:spacing w:after="56"/>
         <w:ind w:left="259"/>
       </w:pPr>
       <w:r>
         <w:rPr>
-          <w:b/>
-          <w:color w:val="1F3349"/>
-          <w:sz w:val="21"/>
+          <w:rFonts w:ascii="Noto Sans KR" w:hAnsi="Noto Sans KR"/>
+          <w:color w:val="243547"/>
+          <w:sz w:val="20"/>
         </w:rPr>
         <w:t>1 Gateway가 필요한지 먼저 판단</w:t>
+      </w:r>
+      <w:r>
+        <w:tab/>
+      </w:r>
+      <w:r>
+        <w:rPr>
+          <w:rFonts w:ascii="Noto Sans KR" w:hAnsi="Noto Sans KR"/>
+          <w:b/>
+          <w:color w:val="17324D"/>
+          <w:sz w:val="20"/>
+        </w:rPr>
+        <w:t>2</w:t>
       </w:r>
     </w:p>
     <w:p>
       <w:pPr>
-        <w:spacing w:after="60"/>
+        <w:pStyle w:val="CPFTOCEntry"/>
+        <w:tabs>
+          <w:tab w:pos="15357" w:val="right" w:leader="dot"/>
+        </w:tabs>
+        <w:spacing w:after="56"/>
         <w:ind w:left="259"/>
       </w:pPr>
       <w:r>
         <w:rPr>
-          <w:b/>
-          <w:color w:val="1F3349"/>
-          <w:sz w:val="21"/>
+          <w:rFonts w:ascii="Noto Sans KR" w:hAnsi="Noto Sans KR"/>
+          <w:color w:val="243547"/>
+          <w:sz w:val="20"/>
         </w:rPr>
         <w:t>2 Route와 Operation</w:t>
+      </w:r>
+      <w:r>
+        <w:tab/>
+      </w:r>
+      <w:r>
+        <w:rPr>
+          <w:rFonts w:ascii="Noto Sans KR" w:hAnsi="Noto Sans KR"/>
+          <w:b/>
+          <w:color w:val="17324D"/>
+          <w:sz w:val="20"/>
+        </w:rPr>
+        <w:t>2</w:t>
       </w:r>
     </w:p>
     <w:p>
       <w:pPr>
-        <w:spacing w:after="60"/>
+        <w:pStyle w:val="CPFTOCEntry"/>
+        <w:tabs>
+          <w:tab w:pos="15357" w:val="right" w:leader="dot"/>
+        </w:tabs>
+        <w:spacing w:after="56"/>
         <w:ind w:left="259"/>
       </w:pPr>
       <w:r>
         <w:rPr>
-          <w:b/>
-          <w:color w:val="1F3349"/>
-          <w:sz w:val="21"/>
+          <w:rFonts w:ascii="Noto Sans KR" w:hAnsi="Noto Sans KR"/>
+          <w:color w:val="243547"/>
+          <w:sz w:val="20"/>
         </w:rPr>
         <w:t>3 Edge Security</w:t>
+      </w:r>
+      <w:r>
+        <w:tab/>
+      </w:r>
+      <w:r>
+        <w:rPr>
+          <w:rFonts w:ascii="Noto Sans KR" w:hAnsi="Noto Sans KR"/>
+          <w:b/>
+          <w:color w:val="17324D"/>
+          <w:sz w:val="20"/>
+        </w:rPr>
+        <w:t>3</w:t>
       </w:r>
     </w:p>
     <w:p>
       <w:pPr>
-        <w:spacing w:after="60"/>
+        <w:pStyle w:val="CPFTOCEntry"/>
+        <w:tabs>
+          <w:tab w:pos="15357" w:val="right" w:leader="dot"/>
+        </w:tabs>
+        <w:spacing w:after="56"/>
         <w:ind w:left="259"/>
       </w:pPr>
       <w:r>
         <w:rPr>
-          <w:b/>
-          <w:color w:val="1F3349"/>
-          <w:sz w:val="21"/>
+          <w:rFonts w:ascii="Noto Sans KR" w:hAnsi="Noto Sans KR"/>
+          <w:color w:val="243547"/>
+          <w:sz w:val="20"/>
         </w:rPr>
         <w:t>4 관측과 장애 복구</w:t>
       </w:r>
-    </w:p>
-    <w:p>
       <w:r>
-        <w:br w:type="page"/>
+        <w:tab/>
+      </w:r>
+      <w:r>
+        <w:rPr>
+          <w:rFonts w:ascii="Noto Sans KR" w:hAnsi="Noto Sans KR"/>
+          <w:b/>
+          <w:color w:val="17324D"/>
+          <w:sz w:val="20"/>
+        </w:rPr>
+        <w:t>4</w:t>
       </w:r>
     </w:p>
     <w:p>
@@ -333,30 +248,25 @@
         <w:keepNext/>
       </w:pPr>
       <w:r>
+        <w:rPr>
+          <w:rFonts w:ascii="Noto Sans KR" w:hAnsi="Noto Sans KR" w:eastAsia="Noto Sans KR" w:cs="Noto Sans KR"/>
+        </w:rPr>
         <w:t>1 Gateway가 필요한지 먼저 판단</w:t>
       </w:r>
     </w:p>
     <w:p>
       <w:pPr>
         <w:spacing w:before="80" w:after="200"/>
-        <w:ind w:left="173" w:right="58"/>
-        <w:shd w:fill="F3F7FB"/>
+        <w:ind w:left="170" w:right="113"/>
+        <w:shd w:fill="F3F7FA"/>
+        <w:pStyle w:val="CPFSectionLead"/>
         <w:pBdr>
-          <w:left w:val="single" w:sz="18" w:space="8" w:color="4F46E5"/>
+          <w:left w:val="single" w:sz="16" w:space="7" w:color="8AA4BE"/>
         </w:pBdr>
       </w:pPr>
       <w:r>
         <w:rPr>
-          <w:b/>
-          <w:color w:val="362D91"/>
-          <w:sz w:val="20"/>
-        </w:rPr>
-        <w:t xml:space="preserve">이 장을 보는 이유  </w:t>
-      </w:r>
-      <w:r>
-        <w:rPr>
-          <w:color w:val="26374C"/>
-          <w:sz w:val="20"/>
+          <w:rFonts w:ascii="Noto Sans KR" w:hAnsi="Noto Sans KR" w:eastAsia="Noto Sans KR" w:cs="Noto Sans KR"/>
         </w:rPr>
         <w:t>모든 내부 호출을 Gateway에 넣지 않고 외부 Entry/Edge 정책이 필요한 경우에만 선택합니다.</w:t>
       </w:r>
@@ -366,6 +276,9 @@
         <w:pStyle w:val="CPFLabel"/>
       </w:pPr>
       <w:r>
+        <w:rPr>
+          <w:rFonts w:ascii="Noto Sans KR" w:hAnsi="Noto Sans KR" w:eastAsia="Noto Sans KR" w:cs="Noto Sans KR"/>
+        </w:rPr>
         <w:t>경로 선택</w:t>
       </w:r>
     </w:p>
@@ -383,16 +296,17 @@
       </w:tblGrid>
       <w:tr>
         <w:trPr>
+          <w:trHeight w:hRule="atLeast" w:val="397"/>
           <w:tblHeader w:val="true"/>
         </w:trPr>
         <w:tc>
           <w:tcPr>
-            <w:tcW w:type="dxa" w:w="3050"/>
-            <w:shd w:fill="223A57"/>
+            <w:tcW w:type="dxa" w:w="4308"/>
+            <w:shd w:fill="0D2B45"/>
             <w:tcMar>
-              <w:top w:w="90" w:type="dxa"/>
+              <w:top w:w="70" w:type="dxa"/>
               <w:start w:w="100" w:type="dxa"/>
-              <w:bottom w:w="90" w:type="dxa"/>
+              <w:bottom w:w="70" w:type="dxa"/>
               <w:end w:w="100" w:type="dxa"/>
             </w:tcMar>
             <w:vAlign w:val="center"/>
@@ -400,13 +314,14 @@
           <w:p>
             <w:pPr>
               <w:spacing w:before="0" w:after="0" w:line="252" w:lineRule="auto"/>
-              <w:jc w:val="left"/>
+              <w:jc w:val="center"/>
             </w:pPr>
             <w:r>
               <w:rPr>
+                <w:rFonts w:ascii="Noto Sans KR" w:hAnsi="Noto Sans KR" w:eastAsia="Noto Sans KR" w:cs="Noto Sans KR"/>
                 <w:b/>
                 <w:color w:val="FFFFFF"/>
-                <w:sz w:val="16"/>
+                <w:sz w:val="18"/>
               </w:rPr>
               <w:t>상황</w:t>
             </w:r>
@@ -414,12 +329,12 @@
         </w:tc>
         <w:tc>
           <w:tcPr>
-            <w:tcW w:type="dxa" w:w="7320"/>
-            <w:shd w:fill="223A57"/>
+            <w:tcW w:type="dxa" w:w="6875"/>
+            <w:shd w:fill="0D2B45"/>
             <w:tcMar>
-              <w:top w:w="90" w:type="dxa"/>
+              <w:top w:w="70" w:type="dxa"/>
               <w:start w:w="100" w:type="dxa"/>
-              <w:bottom w:w="90" w:type="dxa"/>
+              <w:bottom w:w="70" w:type="dxa"/>
               <w:end w:w="100" w:type="dxa"/>
             </w:tcMar>
             <w:vAlign w:val="center"/>
@@ -427,13 +342,14 @@
           <w:p>
             <w:pPr>
               <w:spacing w:before="0" w:after="0" w:line="252" w:lineRule="auto"/>
-              <w:jc w:val="left"/>
+              <w:jc w:val="center"/>
             </w:pPr>
             <w:r>
               <w:rPr>
+                <w:rFonts w:ascii="Noto Sans KR" w:hAnsi="Noto Sans KR" w:eastAsia="Noto Sans KR" w:cs="Noto Sans KR"/>
                 <w:b/>
                 <w:color w:val="FFFFFF"/>
-                <w:sz w:val="16"/>
+                <w:sz w:val="18"/>
               </w:rPr>
               <w:t>권장 경로</w:t>
             </w:r>
@@ -441,12 +357,12 @@
         </w:tc>
         <w:tc>
           <w:tcPr>
-            <w:tcW w:type="dxa" w:w="4880"/>
-            <w:shd w:fill="223A57"/>
+            <w:tcW w:type="dxa" w:w="4634"/>
+            <w:shd w:fill="0D2B45"/>
             <w:tcMar>
-              <w:top w:w="90" w:type="dxa"/>
+              <w:top w:w="70" w:type="dxa"/>
               <w:start w:w="100" w:type="dxa"/>
-              <w:bottom w:w="90" w:type="dxa"/>
+              <w:bottom w:w="70" w:type="dxa"/>
               <w:end w:w="100" w:type="dxa"/>
             </w:tcMar>
             <w:vAlign w:val="center"/>
@@ -454,13 +370,14 @@
           <w:p>
             <w:pPr>
               <w:spacing w:before="0" w:after="0" w:line="252" w:lineRule="auto"/>
-              <w:jc w:val="left"/>
+              <w:jc w:val="center"/>
             </w:pPr>
             <w:r>
               <w:rPr>
+                <w:rFonts w:ascii="Noto Sans KR" w:hAnsi="Noto Sans KR" w:eastAsia="Noto Sans KR" w:cs="Noto Sans KR"/>
                 <w:b/>
                 <w:color w:val="FFFFFF"/>
-                <w:sz w:val="16"/>
+                <w:sz w:val="18"/>
               </w:rPr>
               <w:t>Gateway</w:t>
             </w:r>
@@ -470,26 +387,31 @@
       <w:tr>
         <w:trPr>
           <w:cantSplit/>
+          <w:trHeight w:hRule="atLeast" w:val="351"/>
         </w:trPr>
         <w:tc>
           <w:tcPr>
-            <w:tcW w:type="dxa" w:w="3050"/>
+            <w:tcW w:type="dxa" w:w="4308"/>
             <w:tcMar>
-              <w:top w:w="90" w:type="dxa"/>
+              <w:top w:w="70" w:type="dxa"/>
               <w:start w:w="100" w:type="dxa"/>
-              <w:bottom w:w="90" w:type="dxa"/>
+              <w:bottom w:w="70" w:type="dxa"/>
               <w:end w:w="100" w:type="dxa"/>
             </w:tcMar>
             <w:vAlign w:val="center"/>
+            <w:shd w:fill="FFFFFF"/>
           </w:tcPr>
           <w:p>
             <w:pPr>
               <w:spacing w:after="0" w:line="252" w:lineRule="auto" w:before="0"/>
+              <w:jc w:val="left"/>
             </w:pPr>
             <w:r>
               <w:rPr>
-                <w:rFonts w:ascii="Noto Sans KR" w:hAnsi="Noto Sans KR" w:eastAsia="Noto Sans KR"/>
-                <w:sz w:val="17"/>
+                <w:rFonts w:ascii="Noto Sans KR" w:hAnsi="Noto Sans KR" w:eastAsia="Noto Sans KR" w:cs="Noto Sans KR"/>
+                <w:b w:val="0"/>
+                <w:color w:val="243547"/>
+                <w:sz w:val="18"/>
               </w:rPr>
               <w:t>Same JVM Domain</w:t>
             </w:r>
@@ -497,23 +419,27 @@
         </w:tc>
         <w:tc>
           <w:tcPr>
-            <w:tcW w:type="dxa" w:w="7320"/>
+            <w:tcW w:type="dxa" w:w="6875"/>
             <w:tcMar>
-              <w:top w:w="90" w:type="dxa"/>
+              <w:top w:w="70" w:type="dxa"/>
               <w:start w:w="100" w:type="dxa"/>
-              <w:bottom w:w="90" w:type="dxa"/>
+              <w:bottom w:w="70" w:type="dxa"/>
               <w:end w:w="100" w:type="dxa"/>
             </w:tcMar>
             <w:vAlign w:val="center"/>
+            <w:shd w:fill="FFFFFF"/>
           </w:tcPr>
           <w:p>
             <w:pPr>
               <w:spacing w:after="0" w:line="252" w:lineRule="auto" w:before="0"/>
+              <w:jc w:val="left"/>
             </w:pPr>
             <w:r>
               <w:rPr>
-                <w:rFonts w:ascii="Noto Sans KR" w:hAnsi="Noto Sans KR" w:eastAsia="Noto Sans KR"/>
-                <w:sz w:val="17"/>
+                <w:rFonts w:ascii="Noto Sans KR" w:hAnsi="Noto Sans KR" w:eastAsia="Noto Sans KR" w:cs="Noto Sans KR"/>
+                <w:b w:val="0"/>
+                <w:color w:val="243547"/>
+                <w:sz w:val="18"/>
               </w:rPr>
               <w:t>Caller → in-process binding → Owner Domain</w:t>
             </w:r>
@@ -521,23 +447,27 @@
         </w:tc>
         <w:tc>
           <w:tcPr>
-            <w:tcW w:type="dxa" w:w="4880"/>
+            <w:tcW w:type="dxa" w:w="4634"/>
             <w:tcMar>
-              <w:top w:w="90" w:type="dxa"/>
+              <w:top w:w="70" w:type="dxa"/>
               <w:start w:w="100" w:type="dxa"/>
-              <w:bottom w:w="90" w:type="dxa"/>
+              <w:bottom w:w="70" w:type="dxa"/>
               <w:end w:w="100" w:type="dxa"/>
             </w:tcMar>
             <w:vAlign w:val="center"/>
+            <w:shd w:fill="FFFFFF"/>
           </w:tcPr>
           <w:p>
             <w:pPr>
               <w:spacing w:after="0" w:line="252" w:lineRule="auto" w:before="0"/>
+              <w:jc w:val="left"/>
             </w:pPr>
             <w:r>
               <w:rPr>
-                <w:rFonts w:ascii="Noto Sans KR" w:hAnsi="Noto Sans KR" w:eastAsia="Noto Sans KR"/>
-                <w:sz w:val="17"/>
+                <w:rFonts w:ascii="Noto Sans KR" w:hAnsi="Noto Sans KR" w:eastAsia="Noto Sans KR" w:cs="Noto Sans KR"/>
+                <w:b w:val="0"/>
+                <w:color w:val="243547"/>
+                <w:sz w:val="18"/>
               </w:rPr>
               <w:t>사용하지 않음</w:t>
             </w:r>
@@ -547,27 +477,31 @@
       <w:tr>
         <w:trPr>
           <w:cantSplit/>
+          <w:trHeight w:hRule="atLeast" w:val="351"/>
         </w:trPr>
         <w:tc>
           <w:tcPr>
-            <w:tcW w:type="dxa" w:w="3050"/>
+            <w:tcW w:type="dxa" w:w="4308"/>
             <w:tcMar>
-              <w:top w:w="90" w:type="dxa"/>
+              <w:top w:w="70" w:type="dxa"/>
               <w:start w:w="100" w:type="dxa"/>
-              <w:bottom w:w="90" w:type="dxa"/>
+              <w:bottom w:w="70" w:type="dxa"/>
               <w:end w:w="100" w:type="dxa"/>
             </w:tcMar>
             <w:vAlign w:val="center"/>
-            <w:shd w:fill="F5F8FB"/>
+            <w:shd w:fill="F7FAFC"/>
           </w:tcPr>
           <w:p>
             <w:pPr>
               <w:spacing w:after="0" w:line="252" w:lineRule="auto" w:before="0"/>
+              <w:jc w:val="left"/>
             </w:pPr>
             <w:r>
               <w:rPr>
-                <w:rFonts w:ascii="Noto Sans KR" w:hAnsi="Noto Sans KR" w:eastAsia="Noto Sans KR"/>
-                <w:sz w:val="17"/>
+                <w:rFonts w:ascii="Noto Sans KR" w:hAnsi="Noto Sans KR" w:eastAsia="Noto Sans KR" w:cs="Noto Sans KR"/>
+                <w:b w:val="0"/>
+                <w:color w:val="243547"/>
+                <w:sz w:val="18"/>
               </w:rPr>
               <w:t>분리 WAS/MSA 내부 Domain</w:t>
             </w:r>
@@ -575,24 +509,27 @@
         </w:tc>
         <w:tc>
           <w:tcPr>
-            <w:tcW w:type="dxa" w:w="7320"/>
+            <w:tcW w:type="dxa" w:w="6875"/>
             <w:tcMar>
-              <w:top w:w="90" w:type="dxa"/>
+              <w:top w:w="70" w:type="dxa"/>
               <w:start w:w="100" w:type="dxa"/>
-              <w:bottom w:w="90" w:type="dxa"/>
+              <w:bottom w:w="70" w:type="dxa"/>
               <w:end w:w="100" w:type="dxa"/>
             </w:tcMar>
             <w:vAlign w:val="center"/>
-            <w:shd w:fill="F5F8FB"/>
+            <w:shd w:fill="F7FAFC"/>
           </w:tcPr>
           <w:p>
             <w:pPr>
               <w:spacing w:after="0" w:line="252" w:lineRule="auto" w:before="0"/>
+              <w:jc w:val="left"/>
             </w:pPr>
             <w:r>
               <w:rPr>
-                <w:rFonts w:ascii="Noto Sans KR" w:hAnsi="Noto Sans KR" w:eastAsia="Noto Sans KR"/>
-                <w:sz w:val="17"/>
+                <w:rFonts w:ascii="Noto Sans KR" w:hAnsi="Noto Sans KR" w:eastAsia="Noto Sans KR" w:cs="Noto Sans KR"/>
+                <w:b w:val="0"/>
+                <w:color w:val="243547"/>
+                <w:sz w:val="18"/>
               </w:rPr>
               <w:t>Remote Adapter/Registry → Owner Domain</w:t>
             </w:r>
@@ -600,24 +537,27 @@
         </w:tc>
         <w:tc>
           <w:tcPr>
-            <w:tcW w:type="dxa" w:w="4880"/>
+            <w:tcW w:type="dxa" w:w="4634"/>
             <w:tcMar>
-              <w:top w:w="90" w:type="dxa"/>
+              <w:top w:w="70" w:type="dxa"/>
               <w:start w:w="100" w:type="dxa"/>
-              <w:bottom w:w="90" w:type="dxa"/>
+              <w:bottom w:w="70" w:type="dxa"/>
               <w:end w:w="100" w:type="dxa"/>
             </w:tcMar>
             <w:vAlign w:val="center"/>
-            <w:shd w:fill="F5F8FB"/>
+            <w:shd w:fill="F7FAFC"/>
           </w:tcPr>
           <w:p>
             <w:pPr>
               <w:spacing w:after="0" w:line="252" w:lineRule="auto" w:before="0"/>
+              <w:jc w:val="left"/>
             </w:pPr>
             <w:r>
               <w:rPr>
-                <w:rFonts w:ascii="Noto Sans KR" w:hAnsi="Noto Sans KR" w:eastAsia="Noto Sans KR"/>
-                <w:sz w:val="17"/>
+                <w:rFonts w:ascii="Noto Sans KR" w:hAnsi="Noto Sans KR" w:eastAsia="Noto Sans KR" w:cs="Noto Sans KR"/>
+                <w:b w:val="0"/>
+                <w:color w:val="243547"/>
+                <w:sz w:val="18"/>
               </w:rPr>
               <w:t>내부 호출 경유하지 않음</w:t>
             </w:r>
@@ -627,26 +567,31 @@
       <w:tr>
         <w:trPr>
           <w:cantSplit/>
+          <w:trHeight w:hRule="atLeast" w:val="351"/>
         </w:trPr>
         <w:tc>
           <w:tcPr>
-            <w:tcW w:type="dxa" w:w="3050"/>
+            <w:tcW w:type="dxa" w:w="4308"/>
             <w:tcMar>
-              <w:top w:w="90" w:type="dxa"/>
+              <w:top w:w="70" w:type="dxa"/>
               <w:start w:w="100" w:type="dxa"/>
-              <w:bottom w:w="90" w:type="dxa"/>
+              <w:bottom w:w="70" w:type="dxa"/>
               <w:end w:w="100" w:type="dxa"/>
             </w:tcMar>
             <w:vAlign w:val="center"/>
+            <w:shd w:fill="FFFFFF"/>
           </w:tcPr>
           <w:p>
             <w:pPr>
               <w:spacing w:after="0" w:line="252" w:lineRule="auto" w:before="0"/>
+              <w:jc w:val="left"/>
             </w:pPr>
             <w:r>
               <w:rPr>
-                <w:rFonts w:ascii="Noto Sans KR" w:hAnsi="Noto Sans KR" w:eastAsia="Noto Sans KR"/>
-                <w:sz w:val="17"/>
+                <w:rFonts w:ascii="Noto Sans KR" w:hAnsi="Noto Sans KR" w:eastAsia="Noto Sans KR" w:cs="Noto Sans KR"/>
+                <w:b w:val="0"/>
+                <w:color w:val="243547"/>
+                <w:sz w:val="18"/>
               </w:rPr>
               <w:t>외부 Partner/Channel</w:t>
             </w:r>
@@ -654,23 +599,27 @@
         </w:tc>
         <w:tc>
           <w:tcPr>
-            <w:tcW w:type="dxa" w:w="7320"/>
+            <w:tcW w:type="dxa" w:w="6875"/>
             <w:tcMar>
-              <w:top w:w="90" w:type="dxa"/>
+              <w:top w:w="70" w:type="dxa"/>
               <w:start w:w="100" w:type="dxa"/>
-              <w:bottom w:w="90" w:type="dxa"/>
+              <w:bottom w:w="70" w:type="dxa"/>
               <w:end w:w="100" w:type="dxa"/>
             </w:tcMar>
             <w:vAlign w:val="center"/>
+            <w:shd w:fill="FFFFFF"/>
           </w:tcPr>
           <w:p>
             <w:pPr>
               <w:spacing w:after="0" w:line="252" w:lineRule="auto" w:before="0"/>
+              <w:jc w:val="left"/>
             </w:pPr>
             <w:r>
               <w:rPr>
-                <w:rFonts w:ascii="Noto Sans KR" w:hAnsi="Noto Sans KR" w:eastAsia="Noto Sans KR"/>
-                <w:sz w:val="17"/>
+                <w:rFonts w:ascii="Noto Sans KR" w:hAnsi="Noto Sans KR" w:eastAsia="Noto Sans KR" w:cs="Noto Sans KR"/>
+                <w:b w:val="0"/>
+                <w:color w:val="243547"/>
+                <w:sz w:val="18"/>
               </w:rPr>
               <w:t>External → Gateway → Target</w:t>
             </w:r>
@@ -678,23 +627,27 @@
         </w:tc>
         <w:tc>
           <w:tcPr>
-            <w:tcW w:type="dxa" w:w="4880"/>
+            <w:tcW w:type="dxa" w:w="4634"/>
             <w:tcMar>
-              <w:top w:w="90" w:type="dxa"/>
+              <w:top w:w="70" w:type="dxa"/>
               <w:start w:w="100" w:type="dxa"/>
-              <w:bottom w:w="90" w:type="dxa"/>
+              <w:bottom w:w="70" w:type="dxa"/>
               <w:end w:w="100" w:type="dxa"/>
             </w:tcMar>
             <w:vAlign w:val="center"/>
+            <w:shd w:fill="FFFFFF"/>
           </w:tcPr>
           <w:p>
             <w:pPr>
               <w:spacing w:after="0" w:line="252" w:lineRule="auto" w:before="0"/>
+              <w:jc w:val="left"/>
             </w:pPr>
             <w:r>
               <w:rPr>
-                <w:rFonts w:ascii="Noto Sans KR" w:hAnsi="Noto Sans KR" w:eastAsia="Noto Sans KR"/>
-                <w:sz w:val="17"/>
+                <w:rFonts w:ascii="Noto Sans KR" w:hAnsi="Noto Sans KR" w:eastAsia="Noto Sans KR" w:cs="Noto Sans KR"/>
+                <w:b w:val="0"/>
+                <w:color w:val="243547"/>
+                <w:sz w:val="18"/>
               </w:rPr>
               <w:t>선택/권장</w:t>
             </w:r>
@@ -704,27 +657,31 @@
       <w:tr>
         <w:trPr>
           <w:cantSplit/>
+          <w:trHeight w:hRule="atLeast" w:val="351"/>
         </w:trPr>
         <w:tc>
           <w:tcPr>
-            <w:tcW w:type="dxa" w:w="3050"/>
+            <w:tcW w:type="dxa" w:w="4308"/>
             <w:tcMar>
-              <w:top w:w="90" w:type="dxa"/>
+              <w:top w:w="70" w:type="dxa"/>
               <w:start w:w="100" w:type="dxa"/>
-              <w:bottom w:w="90" w:type="dxa"/>
+              <w:bottom w:w="70" w:type="dxa"/>
               <w:end w:w="100" w:type="dxa"/>
             </w:tcMar>
             <w:vAlign w:val="center"/>
-            <w:shd w:fill="F5F8FB"/>
+            <w:shd w:fill="F7FAFC"/>
           </w:tcPr>
           <w:p>
             <w:pPr>
               <w:spacing w:after="0" w:line="252" w:lineRule="auto" w:before="0"/>
+              <w:jc w:val="left"/>
             </w:pPr>
             <w:r>
               <w:rPr>
-                <w:rFonts w:ascii="Noto Sans KR" w:hAnsi="Noto Sans KR" w:eastAsia="Noto Sans KR"/>
-                <w:sz w:val="17"/>
+                <w:rFonts w:ascii="Noto Sans KR" w:hAnsi="Noto Sans KR" w:eastAsia="Noto Sans KR" w:cs="Noto Sans KR"/>
+                <w:b w:val="0"/>
+                <w:color w:val="243547"/>
+                <w:sz w:val="18"/>
               </w:rPr>
               <w:t>관리 UI/BFF</w:t>
             </w:r>
@@ -732,24 +689,27 @@
         </w:tc>
         <w:tc>
           <w:tcPr>
-            <w:tcW w:type="dxa" w:w="7320"/>
+            <w:tcW w:type="dxa" w:w="6875"/>
             <w:tcMar>
-              <w:top w:w="90" w:type="dxa"/>
+              <w:top w:w="70" w:type="dxa"/>
               <w:start w:w="100" w:type="dxa"/>
-              <w:bottom w:w="90" w:type="dxa"/>
+              <w:bottom w:w="70" w:type="dxa"/>
               <w:end w:w="100" w:type="dxa"/>
             </w:tcMar>
             <w:vAlign w:val="center"/>
-            <w:shd w:fill="F5F8FB"/>
+            <w:shd w:fill="F7FAFC"/>
           </w:tcPr>
           <w:p>
             <w:pPr>
               <w:spacing w:after="0" w:line="252" w:lineRule="auto" w:before="0"/>
+              <w:jc w:val="left"/>
             </w:pPr>
             <w:r>
               <w:rPr>
-                <w:rFonts w:ascii="Noto Sans KR" w:hAnsi="Noto Sans KR" w:eastAsia="Noto Sans KR"/>
-                <w:sz w:val="17"/>
+                <w:rFonts w:ascii="Noto Sans KR" w:hAnsi="Noto Sans KR" w:eastAsia="Noto Sans KR" w:cs="Noto Sans KR"/>
+                <w:b w:val="0"/>
+                <w:color w:val="243547"/>
+                <w:sz w:val="18"/>
               </w:rPr>
               <w:t>Channel/BFF → 내부 Owner 계약</w:t>
             </w:r>
@@ -757,24 +717,27 @@
         </w:tc>
         <w:tc>
           <w:tcPr>
-            <w:tcW w:type="dxa" w:w="4880"/>
+            <w:tcW w:type="dxa" w:w="4634"/>
             <w:tcMar>
-              <w:top w:w="90" w:type="dxa"/>
+              <w:top w:w="70" w:type="dxa"/>
               <w:start w:w="100" w:type="dxa"/>
-              <w:bottom w:w="90" w:type="dxa"/>
+              <w:bottom w:w="70" w:type="dxa"/>
               <w:end w:w="100" w:type="dxa"/>
             </w:tcMar>
             <w:vAlign w:val="center"/>
-            <w:shd w:fill="F5F8FB"/>
+            <w:shd w:fill="F7FAFC"/>
           </w:tcPr>
           <w:p>
             <w:pPr>
               <w:spacing w:after="0" w:line="252" w:lineRule="auto" w:before="0"/>
+              <w:jc w:val="left"/>
             </w:pPr>
             <w:r>
               <w:rPr>
-                <w:rFonts w:ascii="Noto Sans KR" w:hAnsi="Noto Sans KR" w:eastAsia="Noto Sans KR"/>
-                <w:sz w:val="17"/>
+                <w:rFonts w:ascii="Noto Sans KR" w:hAnsi="Noto Sans KR" w:eastAsia="Noto Sans KR" w:cs="Noto Sans KR"/>
+                <w:b w:val="0"/>
+                <w:color w:val="243547"/>
+                <w:sz w:val="18"/>
               </w:rPr>
               <w:t>Topology에 따라 Edge 사용</w:t>
             </w:r>
@@ -784,50 +747,13 @@
     </w:tbl>
     <w:p>
       <w:pPr>
-        <w:spacing w:before="60" w:after="40"/>
-        <w:jc w:val="center"/>
-      </w:pPr>
-      <w:r>
-        <w:drawing>
-          <wp:inline xmlns:a="http://schemas.openxmlformats.org/drawingml/2006/main" xmlns:pic="http://schemas.openxmlformats.org/drawingml/2006/picture">
-            <wp:extent cx="8251545" cy="4584192"/>
-            <wp:docPr id="1" name="Picture 1" descr="Gateway 선택 경계 시각화" title="Gateway 선택 경계 시각화"/>
-            <wp:cNvGraphicFramePr>
-              <a:graphicFrameLocks noChangeAspect="1"/>
-            </wp:cNvGraphicFramePr>
-            <a:graphic>
-              <a:graphicData uri="http://schemas.openxmlformats.org/drawingml/2006/picture">
-                <pic:pic>
-                  <pic:nvPicPr>
-                    <pic:cNvPr id="0" name="gateway.png"/>
-                    <pic:cNvPicPr/>
-                  </pic:nvPicPr>
-                  <pic:blipFill>
-                    <a:blip r:embed="rId11"/>
-                    <a:stretch>
-                      <a:fillRect/>
-                    </a:stretch>
-                  </pic:blipFill>
-                  <pic:spPr>
-                    <a:xfrm>
-                      <a:off x="0" y="0"/>
-                      <a:ext cx="8251545" cy="4584192"/>
-                    </a:xfrm>
-                    <a:prstGeom prst="rect"/>
-                  </pic:spPr>
-                </pic:pic>
-              </a:graphicData>
-            </a:graphic>
-          </wp:inline>
-        </w:drawing>
-      </w:r>
-    </w:p>
-    <w:p>
-      <w:pPr>
         <w:pStyle w:val="CPFCaption"/>
         <w:jc w:val="left"/>
       </w:pPr>
       <w:r>
+        <w:rPr>
+          <w:rFonts w:ascii="Noto Sans KR" w:hAnsi="Noto Sans KR" w:eastAsia="Noto Sans KR" w:cs="Noto Sans KR"/>
+        </w:rPr>
         <w:t>Gateway는 외부 Entry와 Edge 정책을 담당하는 선택 경계입니다. Domain A에서 Domain B로 가는 내부 호출을 Gateway로 우회시키지 않습니다.</w:t>
       </w:r>
     </w:p>
@@ -837,30 +763,25 @@
         <w:keepNext/>
       </w:pPr>
       <w:r>
+        <w:rPr>
+          <w:rFonts w:ascii="Noto Sans KR" w:hAnsi="Noto Sans KR" w:eastAsia="Noto Sans KR" w:cs="Noto Sans KR"/>
+        </w:rPr>
         <w:t>2 Route와 Operation</w:t>
       </w:r>
     </w:p>
     <w:p>
       <w:pPr>
         <w:spacing w:before="80" w:after="200"/>
-        <w:ind w:left="173" w:right="58"/>
-        <w:shd w:fill="F3F7FB"/>
+        <w:ind w:left="170" w:right="113"/>
+        <w:shd w:fill="F3F7FA"/>
+        <w:pStyle w:val="CPFSectionLead"/>
         <w:pBdr>
-          <w:left w:val="single" w:sz="18" w:space="8" w:color="4F46E5"/>
+          <w:left w:val="single" w:sz="16" w:space="7" w:color="8AA4BE"/>
         </w:pBdr>
       </w:pPr>
       <w:r>
         <w:rPr>
-          <w:b/>
-          <w:color w:val="362D91"/>
-          <w:sz w:val="20"/>
-        </w:rPr>
-        <w:t xml:space="preserve">이 장을 보는 이유  </w:t>
-      </w:r>
-      <w:r>
-        <w:rPr>
-          <w:color w:val="26374C"/>
-          <w:sz w:val="20"/>
+          <w:rFonts w:ascii="Noto Sans KR" w:hAnsi="Noto Sans KR" w:eastAsia="Noto Sans KR" w:cs="Noto Sans KR"/>
         </w:rPr>
         <w:t>Route는 endpoint를 고르고 업무 코드는 Domain/Operation 계약을 호출합니다.</w:t>
       </w:r>
@@ -870,6 +791,9 @@
         <w:pStyle w:val="CPFLabel"/>
       </w:pPr>
       <w:r>
+        <w:rPr>
+          <w:rFonts w:ascii="Noto Sans KR" w:hAnsi="Noto Sans KR" w:eastAsia="Noto Sans KR" w:cs="Noto Sans KR"/>
+        </w:rPr>
         <w:t>식별자</w:t>
       </w:r>
     </w:p>
@@ -887,16 +811,17 @@
       </w:tblGrid>
       <w:tr>
         <w:trPr>
+          <w:trHeight w:hRule="atLeast" w:val="397"/>
           <w:tblHeader w:val="true"/>
         </w:trPr>
         <w:tc>
           <w:tcPr>
-            <w:tcW w:type="dxa" w:w="3050"/>
-            <w:shd w:fill="223A57"/>
+            <w:tcW w:type="dxa" w:w="3638"/>
+            <w:shd w:fill="0D2B45"/>
             <w:tcMar>
-              <w:top w:w="90" w:type="dxa"/>
+              <w:top w:w="70" w:type="dxa"/>
               <w:start w:w="100" w:type="dxa"/>
-              <w:bottom w:w="90" w:type="dxa"/>
+              <w:bottom w:w="70" w:type="dxa"/>
               <w:end w:w="100" w:type="dxa"/>
             </w:tcMar>
             <w:vAlign w:val="center"/>
@@ -904,13 +829,14 @@
           <w:p>
             <w:pPr>
               <w:spacing w:before="0" w:after="0" w:line="252" w:lineRule="auto"/>
-              <w:jc w:val="left"/>
+              <w:jc w:val="center"/>
             </w:pPr>
             <w:r>
               <w:rPr>
+                <w:rFonts w:ascii="Noto Sans KR" w:hAnsi="Noto Sans KR" w:eastAsia="Noto Sans KR" w:cs="Noto Sans KR"/>
                 <w:b/>
                 <w:color w:val="FFFFFF"/>
-                <w:sz w:val="16"/>
+                <w:sz w:val="18"/>
               </w:rPr>
               <w:t>값</w:t>
             </w:r>
@@ -918,12 +844,12 @@
         </w:tc>
         <w:tc>
           <w:tcPr>
-            <w:tcW w:type="dxa" w:w="7320"/>
-            <w:shd w:fill="223A57"/>
+            <w:tcW w:type="dxa" w:w="6416"/>
+            <w:shd w:fill="0D2B45"/>
             <w:tcMar>
-              <w:top w:w="90" w:type="dxa"/>
+              <w:top w:w="70" w:type="dxa"/>
               <w:start w:w="100" w:type="dxa"/>
-              <w:bottom w:w="90" w:type="dxa"/>
+              <w:bottom w:w="70" w:type="dxa"/>
               <w:end w:w="100" w:type="dxa"/>
             </w:tcMar>
             <w:vAlign w:val="center"/>
@@ -931,13 +857,14 @@
           <w:p>
             <w:pPr>
               <w:spacing w:before="0" w:after="0" w:line="252" w:lineRule="auto"/>
-              <w:jc w:val="left"/>
+              <w:jc w:val="center"/>
             </w:pPr>
             <w:r>
               <w:rPr>
+                <w:rFonts w:ascii="Noto Sans KR" w:hAnsi="Noto Sans KR" w:eastAsia="Noto Sans KR" w:cs="Noto Sans KR"/>
                 <w:b/>
                 <w:color w:val="FFFFFF"/>
-                <w:sz w:val="16"/>
+                <w:sz w:val="18"/>
               </w:rPr>
               <w:t>Owner</w:t>
             </w:r>
@@ -945,12 +872,12 @@
         </w:tc>
         <w:tc>
           <w:tcPr>
-            <w:tcW w:type="dxa" w:w="4880"/>
-            <w:shd w:fill="223A57"/>
+            <w:tcW w:type="dxa" w:w="5763"/>
+            <w:shd w:fill="0D2B45"/>
             <w:tcMar>
-              <w:top w:w="90" w:type="dxa"/>
+              <w:top w:w="70" w:type="dxa"/>
               <w:start w:w="100" w:type="dxa"/>
-              <w:bottom w:w="90" w:type="dxa"/>
+              <w:bottom w:w="70" w:type="dxa"/>
               <w:end w:w="100" w:type="dxa"/>
             </w:tcMar>
             <w:vAlign w:val="center"/>
@@ -958,13 +885,14 @@
           <w:p>
             <w:pPr>
               <w:spacing w:before="0" w:after="0" w:line="252" w:lineRule="auto"/>
-              <w:jc w:val="left"/>
+              <w:jc w:val="center"/>
             </w:pPr>
             <w:r>
               <w:rPr>
+                <w:rFonts w:ascii="Noto Sans KR" w:hAnsi="Noto Sans KR" w:eastAsia="Noto Sans KR" w:cs="Noto Sans KR"/>
                 <w:b/>
                 <w:color w:val="FFFFFF"/>
-                <w:sz w:val="16"/>
+                <w:sz w:val="18"/>
               </w:rPr>
               <w:t>검증</w:t>
             </w:r>
@@ -974,26 +902,31 @@
       <w:tr>
         <w:trPr>
           <w:cantSplit/>
+          <w:trHeight w:hRule="atLeast" w:val="351"/>
         </w:trPr>
         <w:tc>
           <w:tcPr>
-            <w:tcW w:type="dxa" w:w="3050"/>
+            <w:tcW w:type="dxa" w:w="3638"/>
             <w:tcMar>
-              <w:top w:w="90" w:type="dxa"/>
+              <w:top w:w="70" w:type="dxa"/>
               <w:start w:w="100" w:type="dxa"/>
-              <w:bottom w:w="90" w:type="dxa"/>
+              <w:bottom w:w="70" w:type="dxa"/>
               <w:end w:w="100" w:type="dxa"/>
             </w:tcMar>
             <w:vAlign w:val="center"/>
+            <w:shd w:fill="FFFFFF"/>
           </w:tcPr>
           <w:p>
             <w:pPr>
               <w:spacing w:after="0" w:line="252" w:lineRule="auto" w:before="0"/>
+              <w:jc w:val="left"/>
             </w:pPr>
             <w:r>
               <w:rPr>
-                <w:rFonts w:ascii="Noto Sans KR" w:hAnsi="Noto Sans KR" w:eastAsia="Noto Sans KR"/>
-                <w:sz w:val="17"/>
+                <w:rFonts w:ascii="Noto Sans KR" w:hAnsi="Noto Sans KR" w:eastAsia="Noto Sans KR" w:cs="Noto Sans KR"/>
+                <w:b w:val="0"/>
+                <w:color w:val="243547"/>
+                <w:sz w:val="18"/>
               </w:rPr>
               <w:t>systemCode</w:t>
             </w:r>
@@ -1001,23 +934,27 @@
         </w:tc>
         <w:tc>
           <w:tcPr>
-            <w:tcW w:type="dxa" w:w="7320"/>
+            <w:tcW w:type="dxa" w:w="6416"/>
             <w:tcMar>
-              <w:top w:w="90" w:type="dxa"/>
+              <w:top w:w="70" w:type="dxa"/>
               <w:start w:w="100" w:type="dxa"/>
-              <w:bottom w:w="90" w:type="dxa"/>
+              <w:bottom w:w="70" w:type="dxa"/>
               <w:end w:w="100" w:type="dxa"/>
             </w:tcMar>
             <w:vAlign w:val="center"/>
+            <w:shd w:fill="FFFFFF"/>
           </w:tcPr>
           <w:p>
             <w:pPr>
               <w:spacing w:after="0" w:line="252" w:lineRule="auto" w:before="0"/>
+              <w:jc w:val="left"/>
             </w:pPr>
             <w:r>
               <w:rPr>
-                <w:rFonts w:ascii="Noto Sans KR" w:hAnsi="Noto Sans KR" w:eastAsia="Noto Sans KR"/>
-                <w:sz w:val="17"/>
+                <w:rFonts w:ascii="Noto Sans KR" w:hAnsi="Noto Sans KR" w:eastAsia="Noto Sans KR" w:cs="Noto Sans KR"/>
+                <w:b w:val="0"/>
+                <w:color w:val="243547"/>
+                <w:sz w:val="18"/>
               </w:rPr>
               <w:t>시스템 정본</w:t>
             </w:r>
@@ -1025,23 +962,27 @@
         </w:tc>
         <w:tc>
           <w:tcPr>
-            <w:tcW w:type="dxa" w:w="4880"/>
+            <w:tcW w:type="dxa" w:w="5763"/>
             <w:tcMar>
-              <w:top w:w="90" w:type="dxa"/>
+              <w:top w:w="70" w:type="dxa"/>
               <w:start w:w="100" w:type="dxa"/>
-              <w:bottom w:w="90" w:type="dxa"/>
+              <w:bottom w:w="70" w:type="dxa"/>
               <w:end w:w="100" w:type="dxa"/>
             </w:tcMar>
             <w:vAlign w:val="center"/>
+            <w:shd w:fill="FFFFFF"/>
           </w:tcPr>
           <w:p>
             <w:pPr>
               <w:spacing w:after="0" w:line="252" w:lineRule="auto" w:before="0"/>
+              <w:jc w:val="left"/>
             </w:pPr>
             <w:r>
               <w:rPr>
-                <w:rFonts w:ascii="Noto Sans KR" w:hAnsi="Noto Sans KR" w:eastAsia="Noto Sans KR"/>
-                <w:sz w:val="17"/>
+                <w:rFonts w:ascii="Noto Sans KR" w:hAnsi="Noto Sans KR" w:eastAsia="Noto Sans KR" w:cs="Noto Sans KR"/>
+                <w:b w:val="0"/>
+                <w:color w:val="243547"/>
+                <w:sz w:val="18"/>
               </w:rPr>
               <w:t>Target SystemCode 일치</w:t>
             </w:r>
@@ -1051,27 +992,31 @@
       <w:tr>
         <w:trPr>
           <w:cantSplit/>
+          <w:trHeight w:hRule="atLeast" w:val="351"/>
         </w:trPr>
         <w:tc>
           <w:tcPr>
-            <w:tcW w:type="dxa" w:w="3050"/>
+            <w:tcW w:type="dxa" w:w="3638"/>
             <w:tcMar>
-              <w:top w:w="90" w:type="dxa"/>
+              <w:top w:w="70" w:type="dxa"/>
               <w:start w:w="100" w:type="dxa"/>
-              <w:bottom w:w="90" w:type="dxa"/>
+              <w:bottom w:w="70" w:type="dxa"/>
               <w:end w:w="100" w:type="dxa"/>
             </w:tcMar>
             <w:vAlign w:val="center"/>
-            <w:shd w:fill="F5F8FB"/>
+            <w:shd w:fill="F7FAFC"/>
           </w:tcPr>
           <w:p>
             <w:pPr>
               <w:spacing w:after="0" w:line="252" w:lineRule="auto" w:before="0"/>
+              <w:jc w:val="left"/>
             </w:pPr>
             <w:r>
               <w:rPr>
-                <w:rFonts w:ascii="Noto Sans KR" w:hAnsi="Noto Sans KR" w:eastAsia="Noto Sans KR"/>
-                <w:sz w:val="17"/>
+                <w:rFonts w:ascii="Noto Sans KR" w:hAnsi="Noto Sans KR" w:eastAsia="Noto Sans KR" w:cs="Noto Sans KR"/>
+                <w:b w:val="0"/>
+                <w:color w:val="243547"/>
+                <w:sz w:val="18"/>
               </w:rPr>
               <w:t>operationId</w:t>
             </w:r>
@@ -1079,24 +1024,27 @@
         </w:tc>
         <w:tc>
           <w:tcPr>
-            <w:tcW w:type="dxa" w:w="7320"/>
+            <w:tcW w:type="dxa" w:w="6416"/>
             <w:tcMar>
-              <w:top w:w="90" w:type="dxa"/>
+              <w:top w:w="70" w:type="dxa"/>
               <w:start w:w="100" w:type="dxa"/>
-              <w:bottom w:w="90" w:type="dxa"/>
+              <w:bottom w:w="70" w:type="dxa"/>
               <w:end w:w="100" w:type="dxa"/>
             </w:tcMar>
             <w:vAlign w:val="center"/>
-            <w:shd w:fill="F5F8FB"/>
+            <w:shd w:fill="F7FAFC"/>
           </w:tcPr>
           <w:p>
             <w:pPr>
               <w:spacing w:after="0" w:line="252" w:lineRule="auto" w:before="0"/>
+              <w:jc w:val="left"/>
             </w:pPr>
             <w:r>
               <w:rPr>
-                <w:rFonts w:ascii="Noto Sans KR" w:hAnsi="Noto Sans KR" w:eastAsia="Noto Sans KR"/>
-                <w:sz w:val="17"/>
+                <w:rFonts w:ascii="Noto Sans KR" w:hAnsi="Noto Sans KR" w:eastAsia="Noto Sans KR" w:cs="Noto Sans KR"/>
+                <w:b w:val="0"/>
+                <w:color w:val="243547"/>
+                <w:sz w:val="18"/>
               </w:rPr>
               <w:t>Annotation/OpenAPI/Client/Registry/ADM/Log 공통</w:t>
             </w:r>
@@ -1104,24 +1052,27 @@
         </w:tc>
         <w:tc>
           <w:tcPr>
-            <w:tcW w:type="dxa" w:w="4880"/>
+            <w:tcW w:type="dxa" w:w="5763"/>
             <w:tcMar>
-              <w:top w:w="90" w:type="dxa"/>
+              <w:top w:w="70" w:type="dxa"/>
               <w:start w:w="100" w:type="dxa"/>
-              <w:bottom w:w="90" w:type="dxa"/>
+              <w:bottom w:w="70" w:type="dxa"/>
               <w:end w:w="100" w:type="dxa"/>
             </w:tcMar>
             <w:vAlign w:val="center"/>
-            <w:shd w:fill="F5F8FB"/>
+            <w:shd w:fill="F7FAFC"/>
           </w:tcPr>
           <w:p>
             <w:pPr>
               <w:spacing w:after="0" w:line="252" w:lineRule="auto" w:before="0"/>
+              <w:jc w:val="left"/>
             </w:pPr>
             <w:r>
               <w:rPr>
-                <w:rFonts w:ascii="Noto Sans KR" w:hAnsi="Noto Sans KR" w:eastAsia="Noto Sans KR"/>
-                <w:sz w:val="17"/>
+                <w:rFonts w:ascii="Noto Sans KR" w:hAnsi="Noto Sans KR" w:eastAsia="Noto Sans KR" w:cs="Noto Sans KR"/>
+                <w:b w:val="0"/>
+                <w:color w:val="243547"/>
+                <w:sz w:val="18"/>
               </w:rPr>
               <w:t>stable id</w:t>
             </w:r>
@@ -1131,26 +1082,31 @@
       <w:tr>
         <w:trPr>
           <w:cantSplit/>
+          <w:trHeight w:hRule="atLeast" w:val="351"/>
         </w:trPr>
         <w:tc>
           <w:tcPr>
-            <w:tcW w:type="dxa" w:w="3050"/>
+            <w:tcW w:type="dxa" w:w="3638"/>
             <w:tcMar>
-              <w:top w:w="90" w:type="dxa"/>
+              <w:top w:w="70" w:type="dxa"/>
               <w:start w:w="100" w:type="dxa"/>
-              <w:bottom w:w="90" w:type="dxa"/>
+              <w:bottom w:w="70" w:type="dxa"/>
               <w:end w:w="100" w:type="dxa"/>
             </w:tcMar>
             <w:vAlign w:val="center"/>
+            <w:shd w:fill="FFFFFF"/>
           </w:tcPr>
           <w:p>
             <w:pPr>
               <w:spacing w:after="0" w:line="252" w:lineRule="auto" w:before="0"/>
+              <w:jc w:val="left"/>
             </w:pPr>
             <w:r>
               <w:rPr>
-                <w:rFonts w:ascii="Noto Sans KR" w:hAnsi="Noto Sans KR" w:eastAsia="Noto Sans KR"/>
-                <w:sz w:val="17"/>
+                <w:rFonts w:ascii="Noto Sans KR" w:hAnsi="Noto Sans KR" w:eastAsia="Noto Sans KR" w:cs="Noto Sans KR"/>
+                <w:b w:val="0"/>
+                <w:color w:val="243547"/>
+                <w:sz w:val="18"/>
               </w:rPr>
               <w:t>transactionId</w:t>
             </w:r>
@@ -1158,23 +1114,27 @@
         </w:tc>
         <w:tc>
           <w:tcPr>
-            <w:tcW w:type="dxa" w:w="7320"/>
+            <w:tcW w:type="dxa" w:w="6416"/>
             <w:tcMar>
-              <w:top w:w="90" w:type="dxa"/>
+              <w:top w:w="70" w:type="dxa"/>
               <w:start w:w="100" w:type="dxa"/>
-              <w:bottom w:w="90" w:type="dxa"/>
+              <w:bottom w:w="70" w:type="dxa"/>
               <w:end w:w="100" w:type="dxa"/>
             </w:tcMar>
             <w:vAlign w:val="center"/>
+            <w:shd w:fill="FFFFFF"/>
           </w:tcPr>
           <w:p>
             <w:pPr>
               <w:spacing w:after="0" w:line="252" w:lineRule="auto" w:before="0"/>
+              <w:jc w:val="left"/>
             </w:pPr>
             <w:r>
               <w:rPr>
-                <w:rFonts w:ascii="Noto Sans KR" w:hAnsi="Noto Sans KR" w:eastAsia="Noto Sans KR"/>
-                <w:sz w:val="17"/>
+                <w:rFonts w:ascii="Noto Sans KR" w:hAnsi="Noto Sans KR" w:eastAsia="Noto Sans KR" w:cs="Noto Sans KR"/>
+                <w:b w:val="0"/>
+                <w:color w:val="243547"/>
+                <w:sz w:val="18"/>
               </w:rPr>
               <w:t>거래 Context</w:t>
             </w:r>
@@ -1182,23 +1142,27 @@
         </w:tc>
         <w:tc>
           <w:tcPr>
-            <w:tcW w:type="dxa" w:w="4880"/>
+            <w:tcW w:type="dxa" w:w="5763"/>
             <w:tcMar>
-              <w:top w:w="90" w:type="dxa"/>
+              <w:top w:w="70" w:type="dxa"/>
               <w:start w:w="100" w:type="dxa"/>
-              <w:bottom w:w="90" w:type="dxa"/>
+              <w:bottom w:w="70" w:type="dxa"/>
               <w:end w:w="100" w:type="dxa"/>
             </w:tcMar>
             <w:vAlign w:val="center"/>
+            <w:shd w:fill="FFFFFF"/>
           </w:tcPr>
           <w:p>
             <w:pPr>
               <w:spacing w:after="0" w:line="252" w:lineRule="auto" w:before="0"/>
+              <w:jc w:val="left"/>
             </w:pPr>
             <w:r>
               <w:rPr>
-                <w:rFonts w:ascii="Noto Sans KR" w:hAnsi="Noto Sans KR" w:eastAsia="Noto Sans KR"/>
-                <w:sz w:val="17"/>
+                <w:rFonts w:ascii="Noto Sans KR" w:hAnsi="Noto Sans KR" w:eastAsia="Noto Sans KR" w:cs="Noto Sans KR"/>
+                <w:b w:val="0"/>
+                <w:color w:val="243547"/>
+                <w:sz w:val="18"/>
               </w:rPr>
               <w:t>hop 간 유지</w:t>
             </w:r>
@@ -1208,27 +1172,31 @@
       <w:tr>
         <w:trPr>
           <w:cantSplit/>
+          <w:trHeight w:hRule="atLeast" w:val="351"/>
         </w:trPr>
         <w:tc>
           <w:tcPr>
-            <w:tcW w:type="dxa" w:w="3050"/>
+            <w:tcW w:type="dxa" w:w="3638"/>
             <w:tcMar>
-              <w:top w:w="90" w:type="dxa"/>
+              <w:top w:w="70" w:type="dxa"/>
               <w:start w:w="100" w:type="dxa"/>
-              <w:bottom w:w="90" w:type="dxa"/>
+              <w:bottom w:w="70" w:type="dxa"/>
               <w:end w:w="100" w:type="dxa"/>
             </w:tcMar>
             <w:vAlign w:val="center"/>
-            <w:shd w:fill="F5F8FB"/>
+            <w:shd w:fill="F7FAFC"/>
           </w:tcPr>
           <w:p>
             <w:pPr>
               <w:spacing w:after="0" w:line="252" w:lineRule="auto" w:before="0"/>
+              <w:jc w:val="left"/>
             </w:pPr>
             <w:r>
               <w:rPr>
-                <w:rFonts w:ascii="Noto Sans KR" w:hAnsi="Noto Sans KR" w:eastAsia="Noto Sans KR"/>
-                <w:sz w:val="17"/>
+                <w:rFonts w:ascii="Noto Sans KR" w:hAnsi="Noto Sans KR" w:eastAsia="Noto Sans KR" w:cs="Noto Sans KR"/>
+                <w:b w:val="0"/>
+                <w:color w:val="243547"/>
+                <w:sz w:val="18"/>
               </w:rPr>
               <w:t>instanceId</w:t>
             </w:r>
@@ -1236,24 +1204,27 @@
         </w:tc>
         <w:tc>
           <w:tcPr>
-            <w:tcW w:type="dxa" w:w="7320"/>
+            <w:tcW w:type="dxa" w:w="6416"/>
             <w:tcMar>
-              <w:top w:w="90" w:type="dxa"/>
+              <w:top w:w="70" w:type="dxa"/>
               <w:start w:w="100" w:type="dxa"/>
-              <w:bottom w:w="90" w:type="dxa"/>
+              <w:bottom w:w="70" w:type="dxa"/>
               <w:end w:w="100" w:type="dxa"/>
             </w:tcMar>
             <w:vAlign w:val="center"/>
-            <w:shd w:fill="F5F8FB"/>
+            <w:shd w:fill="F7FAFC"/>
           </w:tcPr>
           <w:p>
             <w:pPr>
               <w:spacing w:after="0" w:line="252" w:lineRule="auto" w:before="0"/>
+              <w:jc w:val="left"/>
             </w:pPr>
             <w:r>
               <w:rPr>
-                <w:rFonts w:ascii="Noto Sans KR" w:hAnsi="Noto Sans KR" w:eastAsia="Noto Sans KR"/>
-                <w:sz w:val="17"/>
+                <w:rFonts w:ascii="Noto Sans KR" w:hAnsi="Noto Sans KR" w:eastAsia="Noto Sans KR" w:cs="Noto Sans KR"/>
+                <w:b w:val="0"/>
+                <w:color w:val="243547"/>
+                <w:sz w:val="18"/>
               </w:rPr>
               <w:t>현재 Runtime instance</w:t>
             </w:r>
@@ -1261,24 +1232,27 @@
         </w:tc>
         <w:tc>
           <w:tcPr>
-            <w:tcW w:type="dxa" w:w="4880"/>
+            <w:tcW w:type="dxa" w:w="5763"/>
             <w:tcMar>
-              <w:top w:w="90" w:type="dxa"/>
+              <w:top w:w="70" w:type="dxa"/>
               <w:start w:w="100" w:type="dxa"/>
-              <w:bottom w:w="90" w:type="dxa"/>
+              <w:bottom w:w="70" w:type="dxa"/>
               <w:end w:w="100" w:type="dxa"/>
             </w:tcMar>
             <w:vAlign w:val="center"/>
-            <w:shd w:fill="F5F8FB"/>
+            <w:shd w:fill="F7FAFC"/>
           </w:tcPr>
           <w:p>
             <w:pPr>
               <w:spacing w:after="0" w:line="252" w:lineRule="auto" w:before="0"/>
+              <w:jc w:val="left"/>
             </w:pPr>
             <w:r>
               <w:rPr>
-                <w:rFonts w:ascii="Noto Sans KR" w:hAnsi="Noto Sans KR" w:eastAsia="Noto Sans KR"/>
-                <w:sz w:val="17"/>
+                <w:rFonts w:ascii="Noto Sans KR" w:hAnsi="Noto Sans KR" w:eastAsia="Noto Sans KR" w:cs="Noto Sans KR"/>
+                <w:b w:val="0"/>
+                <w:color w:val="243547"/>
+                <w:sz w:val="18"/>
               </w:rPr>
               <w:t>header에 넣지 않음</w:t>
             </w:r>
@@ -1292,30 +1266,25 @@
         <w:keepNext/>
       </w:pPr>
       <w:r>
+        <w:rPr>
+          <w:rFonts w:ascii="Noto Sans KR" w:hAnsi="Noto Sans KR" w:eastAsia="Noto Sans KR" w:cs="Noto Sans KR"/>
+        </w:rPr>
         <w:t>3 Edge Security</w:t>
       </w:r>
     </w:p>
     <w:p>
       <w:pPr>
         <w:spacing w:before="80" w:after="200"/>
-        <w:ind w:left="173" w:right="58"/>
-        <w:shd w:fill="F3F7FB"/>
+        <w:ind w:left="170" w:right="113"/>
+        <w:shd w:fill="F3F7FA"/>
+        <w:pStyle w:val="CPFSectionLead"/>
         <w:pBdr>
-          <w:left w:val="single" w:sz="18" w:space="8" w:color="4F46E5"/>
+          <w:left w:val="single" w:sz="16" w:space="7" w:color="8AA4BE"/>
         </w:pBdr>
       </w:pPr>
       <w:r>
         <w:rPr>
-          <w:b/>
-          <w:color w:val="362D91"/>
-          <w:sz w:val="20"/>
-        </w:rPr>
-        <w:t xml:space="preserve">이 장을 보는 이유  </w:t>
-      </w:r>
-      <w:r>
-        <w:rPr>
-          <w:color w:val="26374C"/>
-          <w:sz w:val="20"/>
+          <w:rFonts w:ascii="Noto Sans KR" w:hAnsi="Noto Sans KR" w:eastAsia="Noto Sans KR" w:cs="Noto Sans KR"/>
         </w:rPr>
         <w:t>인증·인가·Rate Limit·Header 검증을 Edge에서 수행하되 업무 Owner 권한을 우회하지 않습니다.</w:t>
       </w:r>
@@ -1325,6 +1294,9 @@
         <w:pStyle w:val="CPFLabel"/>
       </w:pPr>
       <w:r>
+        <w:rPr>
+          <w:rFonts w:ascii="Noto Sans KR" w:hAnsi="Noto Sans KR" w:eastAsia="Noto Sans KR" w:cs="Noto Sans KR"/>
+        </w:rPr>
         <w:t>상태 코드 처리</w:t>
       </w:r>
     </w:p>
@@ -1342,16 +1314,17 @@
       </w:tblGrid>
       <w:tr>
         <w:trPr>
+          <w:trHeight w:hRule="atLeast" w:val="397"/>
           <w:tblHeader w:val="true"/>
         </w:trPr>
         <w:tc>
           <w:tcPr>
-            <w:tcW w:type="dxa" w:w="3050"/>
-            <w:shd w:fill="223A57"/>
+            <w:tcW w:type="dxa" w:w="2869"/>
+            <w:shd w:fill="0D2B45"/>
             <w:tcMar>
-              <w:top w:w="90" w:type="dxa"/>
+              <w:top w:w="70" w:type="dxa"/>
               <w:start w:w="100" w:type="dxa"/>
-              <w:bottom w:w="90" w:type="dxa"/>
+              <w:bottom w:w="70" w:type="dxa"/>
               <w:end w:w="100" w:type="dxa"/>
             </w:tcMar>
             <w:vAlign w:val="center"/>
@@ -1359,13 +1332,14 @@
           <w:p>
             <w:pPr>
               <w:spacing w:before="0" w:after="0" w:line="252" w:lineRule="auto"/>
-              <w:jc w:val="left"/>
+              <w:jc w:val="center"/>
             </w:pPr>
             <w:r>
               <w:rPr>
+                <w:rFonts w:ascii="Noto Sans KR" w:hAnsi="Noto Sans KR" w:eastAsia="Noto Sans KR" w:cs="Noto Sans KR"/>
                 <w:b/>
                 <w:color w:val="FFFFFF"/>
-                <w:sz w:val="16"/>
+                <w:sz w:val="18"/>
               </w:rPr>
               <w:t>상태</w:t>
             </w:r>
@@ -1373,12 +1347,12 @@
         </w:tc>
         <w:tc>
           <w:tcPr>
-            <w:tcW w:type="dxa" w:w="7320"/>
-            <w:shd w:fill="223A57"/>
+            <w:tcW w:type="dxa" w:w="6725"/>
+            <w:shd w:fill="0D2B45"/>
             <w:tcMar>
-              <w:top w:w="90" w:type="dxa"/>
+              <w:top w:w="70" w:type="dxa"/>
               <w:start w:w="100" w:type="dxa"/>
-              <w:bottom w:w="90" w:type="dxa"/>
+              <w:bottom w:w="70" w:type="dxa"/>
               <w:end w:w="100" w:type="dxa"/>
             </w:tcMar>
             <w:vAlign w:val="center"/>
@@ -1386,13 +1360,14 @@
           <w:p>
             <w:pPr>
               <w:spacing w:before="0" w:after="0" w:line="252" w:lineRule="auto"/>
-              <w:jc w:val="left"/>
+              <w:jc w:val="center"/>
             </w:pPr>
             <w:r>
               <w:rPr>
+                <w:rFonts w:ascii="Noto Sans KR" w:hAnsi="Noto Sans KR" w:eastAsia="Noto Sans KR" w:cs="Noto Sans KR"/>
                 <w:b/>
                 <w:color w:val="FFFFFF"/>
-                <w:sz w:val="16"/>
+                <w:sz w:val="18"/>
               </w:rPr>
               <w:t>Gateway 판단</w:t>
             </w:r>
@@ -1400,12 +1375,12 @@
         </w:tc>
         <w:tc>
           <w:tcPr>
-            <w:tcW w:type="dxa" w:w="4880"/>
-            <w:shd w:fill="223A57"/>
+            <w:tcW w:type="dxa" w:w="6223"/>
+            <w:shd w:fill="0D2B45"/>
             <w:tcMar>
-              <w:top w:w="90" w:type="dxa"/>
+              <w:top w:w="70" w:type="dxa"/>
               <w:start w:w="100" w:type="dxa"/>
-              <w:bottom w:w="90" w:type="dxa"/>
+              <w:bottom w:w="70" w:type="dxa"/>
               <w:end w:w="100" w:type="dxa"/>
             </w:tcMar>
             <w:vAlign w:val="center"/>
@@ -1413,13 +1388,14 @@
           <w:p>
             <w:pPr>
               <w:spacing w:before="0" w:after="0" w:line="252" w:lineRule="auto"/>
-              <w:jc w:val="left"/>
+              <w:jc w:val="center"/>
             </w:pPr>
             <w:r>
               <w:rPr>
+                <w:rFonts w:ascii="Noto Sans KR" w:hAnsi="Noto Sans KR" w:eastAsia="Noto Sans KR" w:cs="Noto Sans KR"/>
                 <w:b/>
                 <w:color w:val="FFFFFF"/>
-                <w:sz w:val="16"/>
+                <w:sz w:val="18"/>
               </w:rPr>
               <w:t>Caller 행동</w:t>
             </w:r>
@@ -1429,26 +1405,31 @@
       <w:tr>
         <w:trPr>
           <w:cantSplit/>
+          <w:trHeight w:hRule="atLeast" w:val="351"/>
         </w:trPr>
         <w:tc>
           <w:tcPr>
-            <w:tcW w:type="dxa" w:w="3050"/>
+            <w:tcW w:type="dxa" w:w="2869"/>
             <w:tcMar>
-              <w:top w:w="90" w:type="dxa"/>
+              <w:top w:w="70" w:type="dxa"/>
               <w:start w:w="100" w:type="dxa"/>
-              <w:bottom w:w="90" w:type="dxa"/>
+              <w:bottom w:w="70" w:type="dxa"/>
               <w:end w:w="100" w:type="dxa"/>
             </w:tcMar>
             <w:vAlign w:val="center"/>
+            <w:shd w:fill="FFFFFF"/>
           </w:tcPr>
           <w:p>
             <w:pPr>
               <w:spacing w:after="0" w:line="252" w:lineRule="auto" w:before="0"/>
+              <w:jc w:val="left"/>
             </w:pPr>
             <w:r>
               <w:rPr>
-                <w:rFonts w:ascii="Noto Sans KR" w:hAnsi="Noto Sans KR" w:eastAsia="Noto Sans KR"/>
-                <w:sz w:val="17"/>
+                <w:rFonts w:ascii="Noto Sans KR" w:hAnsi="Noto Sans KR" w:eastAsia="Noto Sans KR" w:cs="Noto Sans KR"/>
+                <w:b w:val="0"/>
+                <w:color w:val="243547"/>
+                <w:sz w:val="18"/>
               </w:rPr>
               <w:t>401</w:t>
             </w:r>
@@ -1456,23 +1437,27 @@
         </w:tc>
         <w:tc>
           <w:tcPr>
-            <w:tcW w:type="dxa" w:w="7320"/>
+            <w:tcW w:type="dxa" w:w="6725"/>
             <w:tcMar>
-              <w:top w:w="90" w:type="dxa"/>
+              <w:top w:w="70" w:type="dxa"/>
               <w:start w:w="100" w:type="dxa"/>
-              <w:bottom w:w="90" w:type="dxa"/>
+              <w:bottom w:w="70" w:type="dxa"/>
               <w:end w:w="100" w:type="dxa"/>
             </w:tcMar>
             <w:vAlign w:val="center"/>
+            <w:shd w:fill="FFFFFF"/>
           </w:tcPr>
           <w:p>
             <w:pPr>
               <w:spacing w:after="0" w:line="252" w:lineRule="auto" w:before="0"/>
+              <w:jc w:val="left"/>
             </w:pPr>
             <w:r>
               <w:rPr>
-                <w:rFonts w:ascii="Noto Sans KR" w:hAnsi="Noto Sans KR" w:eastAsia="Noto Sans KR"/>
-                <w:sz w:val="17"/>
+                <w:rFonts w:ascii="Noto Sans KR" w:hAnsi="Noto Sans KR" w:eastAsia="Noto Sans KR" w:cs="Noto Sans KR"/>
+                <w:b w:val="0"/>
+                <w:color w:val="243547"/>
+                <w:sz w:val="18"/>
               </w:rPr>
               <w:t>인증정보 없음/무효</w:t>
             </w:r>
@@ -1480,23 +1465,27 @@
         </w:tc>
         <w:tc>
           <w:tcPr>
-            <w:tcW w:type="dxa" w:w="4880"/>
+            <w:tcW w:type="dxa" w:w="6223"/>
             <w:tcMar>
-              <w:top w:w="90" w:type="dxa"/>
+              <w:top w:w="70" w:type="dxa"/>
               <w:start w:w="100" w:type="dxa"/>
-              <w:bottom w:w="90" w:type="dxa"/>
+              <w:bottom w:w="70" w:type="dxa"/>
               <w:end w:w="100" w:type="dxa"/>
             </w:tcMar>
             <w:vAlign w:val="center"/>
+            <w:shd w:fill="FFFFFF"/>
           </w:tcPr>
           <w:p>
             <w:pPr>
               <w:spacing w:after="0" w:line="252" w:lineRule="auto" w:before="0"/>
+              <w:jc w:val="left"/>
             </w:pPr>
             <w:r>
               <w:rPr>
-                <w:rFonts w:ascii="Noto Sans KR" w:hAnsi="Noto Sans KR" w:eastAsia="Noto Sans KR"/>
-                <w:sz w:val="17"/>
+                <w:rFonts w:ascii="Noto Sans KR" w:hAnsi="Noto Sans KR" w:eastAsia="Noto Sans KR" w:cs="Noto Sans KR"/>
+                <w:b w:val="0"/>
+                <w:color w:val="243547"/>
+                <w:sz w:val="18"/>
               </w:rPr>
               <w:t>재인증</w:t>
             </w:r>
@@ -1506,27 +1495,31 @@
       <w:tr>
         <w:trPr>
           <w:cantSplit/>
+          <w:trHeight w:hRule="atLeast" w:val="351"/>
         </w:trPr>
         <w:tc>
           <w:tcPr>
-            <w:tcW w:type="dxa" w:w="3050"/>
+            <w:tcW w:type="dxa" w:w="2869"/>
             <w:tcMar>
-              <w:top w:w="90" w:type="dxa"/>
+              <w:top w:w="70" w:type="dxa"/>
               <w:start w:w="100" w:type="dxa"/>
-              <w:bottom w:w="90" w:type="dxa"/>
+              <w:bottom w:w="70" w:type="dxa"/>
               <w:end w:w="100" w:type="dxa"/>
             </w:tcMar>
             <w:vAlign w:val="center"/>
-            <w:shd w:fill="F5F8FB"/>
+            <w:shd w:fill="F7FAFC"/>
           </w:tcPr>
           <w:p>
             <w:pPr>
               <w:spacing w:after="0" w:line="252" w:lineRule="auto" w:before="0"/>
+              <w:jc w:val="left"/>
             </w:pPr>
             <w:r>
               <w:rPr>
-                <w:rFonts w:ascii="Noto Sans KR" w:hAnsi="Noto Sans KR" w:eastAsia="Noto Sans KR"/>
-                <w:sz w:val="17"/>
+                <w:rFonts w:ascii="Noto Sans KR" w:hAnsi="Noto Sans KR" w:eastAsia="Noto Sans KR" w:cs="Noto Sans KR"/>
+                <w:b w:val="0"/>
+                <w:color w:val="243547"/>
+                <w:sz w:val="18"/>
               </w:rPr>
               <w:t>403</w:t>
             </w:r>
@@ -1534,24 +1527,27 @@
         </w:tc>
         <w:tc>
           <w:tcPr>
-            <w:tcW w:type="dxa" w:w="7320"/>
+            <w:tcW w:type="dxa" w:w="6725"/>
             <w:tcMar>
-              <w:top w:w="90" w:type="dxa"/>
+              <w:top w:w="70" w:type="dxa"/>
               <w:start w:w="100" w:type="dxa"/>
-              <w:bottom w:w="90" w:type="dxa"/>
+              <w:bottom w:w="70" w:type="dxa"/>
               <w:end w:w="100" w:type="dxa"/>
             </w:tcMar>
             <w:vAlign w:val="center"/>
-            <w:shd w:fill="F5F8FB"/>
+            <w:shd w:fill="F7FAFC"/>
           </w:tcPr>
           <w:p>
             <w:pPr>
               <w:spacing w:after="0" w:line="252" w:lineRule="auto" w:before="0"/>
+              <w:jc w:val="left"/>
             </w:pPr>
             <w:r>
               <w:rPr>
-                <w:rFonts w:ascii="Noto Sans KR" w:hAnsi="Noto Sans KR" w:eastAsia="Noto Sans KR"/>
-                <w:sz w:val="17"/>
+                <w:rFonts w:ascii="Noto Sans KR" w:hAnsi="Noto Sans KR" w:eastAsia="Noto Sans KR" w:cs="Noto Sans KR"/>
+                <w:b w:val="0"/>
+                <w:color w:val="243547"/>
+                <w:sz w:val="18"/>
               </w:rPr>
               <w:t>권한 부족</w:t>
             </w:r>
@@ -1559,24 +1555,27 @@
         </w:tc>
         <w:tc>
           <w:tcPr>
-            <w:tcW w:type="dxa" w:w="4880"/>
+            <w:tcW w:type="dxa" w:w="6223"/>
             <w:tcMar>
-              <w:top w:w="90" w:type="dxa"/>
+              <w:top w:w="70" w:type="dxa"/>
               <w:start w:w="100" w:type="dxa"/>
-              <w:bottom w:w="90" w:type="dxa"/>
+              <w:bottom w:w="70" w:type="dxa"/>
               <w:end w:w="100" w:type="dxa"/>
             </w:tcMar>
             <w:vAlign w:val="center"/>
-            <w:shd w:fill="F5F8FB"/>
+            <w:shd w:fill="F7FAFC"/>
           </w:tcPr>
           <w:p>
             <w:pPr>
               <w:spacing w:after="0" w:line="252" w:lineRule="auto" w:before="0"/>
+              <w:jc w:val="left"/>
             </w:pPr>
             <w:r>
               <w:rPr>
-                <w:rFonts w:ascii="Noto Sans KR" w:hAnsi="Noto Sans KR" w:eastAsia="Noto Sans KR"/>
-                <w:sz w:val="17"/>
+                <w:rFonts w:ascii="Noto Sans KR" w:hAnsi="Noto Sans KR" w:eastAsia="Noto Sans KR" w:cs="Noto Sans KR"/>
+                <w:b w:val="0"/>
+                <w:color w:val="243547"/>
+                <w:sz w:val="18"/>
               </w:rPr>
               <w:t>권한/승인 확인</w:t>
             </w:r>
@@ -1586,26 +1585,31 @@
       <w:tr>
         <w:trPr>
           <w:cantSplit/>
+          <w:trHeight w:hRule="atLeast" w:val="351"/>
         </w:trPr>
         <w:tc>
           <w:tcPr>
-            <w:tcW w:type="dxa" w:w="3050"/>
+            <w:tcW w:type="dxa" w:w="2869"/>
             <w:tcMar>
-              <w:top w:w="90" w:type="dxa"/>
+              <w:top w:w="70" w:type="dxa"/>
               <w:start w:w="100" w:type="dxa"/>
-              <w:bottom w:w="90" w:type="dxa"/>
+              <w:bottom w:w="70" w:type="dxa"/>
               <w:end w:w="100" w:type="dxa"/>
             </w:tcMar>
             <w:vAlign w:val="center"/>
+            <w:shd w:fill="FFFFFF"/>
           </w:tcPr>
           <w:p>
             <w:pPr>
               <w:spacing w:after="0" w:line="252" w:lineRule="auto" w:before="0"/>
+              <w:jc w:val="left"/>
             </w:pPr>
             <w:r>
               <w:rPr>
-                <w:rFonts w:ascii="Noto Sans KR" w:hAnsi="Noto Sans KR" w:eastAsia="Noto Sans KR"/>
-                <w:sz w:val="17"/>
+                <w:rFonts w:ascii="Noto Sans KR" w:hAnsi="Noto Sans KR" w:eastAsia="Noto Sans KR" w:cs="Noto Sans KR"/>
+                <w:b w:val="0"/>
+                <w:color w:val="243547"/>
+                <w:sz w:val="18"/>
               </w:rPr>
               <w:t>404</w:t>
             </w:r>
@@ -1613,23 +1617,27 @@
         </w:tc>
         <w:tc>
           <w:tcPr>
-            <w:tcW w:type="dxa" w:w="7320"/>
+            <w:tcW w:type="dxa" w:w="6725"/>
             <w:tcMar>
-              <w:top w:w="90" w:type="dxa"/>
+              <w:top w:w="70" w:type="dxa"/>
               <w:start w:w="100" w:type="dxa"/>
-              <w:bottom w:w="90" w:type="dxa"/>
+              <w:bottom w:w="70" w:type="dxa"/>
               <w:end w:w="100" w:type="dxa"/>
             </w:tcMar>
             <w:vAlign w:val="center"/>
+            <w:shd w:fill="FFFFFF"/>
           </w:tcPr>
           <w:p>
             <w:pPr>
               <w:spacing w:after="0" w:line="252" w:lineRule="auto" w:before="0"/>
+              <w:jc w:val="left"/>
             </w:pPr>
             <w:r>
               <w:rPr>
-                <w:rFonts w:ascii="Noto Sans KR" w:hAnsi="Noto Sans KR" w:eastAsia="Noto Sans KR"/>
-                <w:sz w:val="17"/>
+                <w:rFonts w:ascii="Noto Sans KR" w:hAnsi="Noto Sans KR" w:eastAsia="Noto Sans KR" w:cs="Noto Sans KR"/>
+                <w:b w:val="0"/>
+                <w:color w:val="243547"/>
+                <w:sz w:val="18"/>
               </w:rPr>
               <w:t>route/operation 없음</w:t>
             </w:r>
@@ -1637,23 +1645,27 @@
         </w:tc>
         <w:tc>
           <w:tcPr>
-            <w:tcW w:type="dxa" w:w="4880"/>
+            <w:tcW w:type="dxa" w:w="6223"/>
             <w:tcMar>
-              <w:top w:w="90" w:type="dxa"/>
+              <w:top w:w="70" w:type="dxa"/>
               <w:start w:w="100" w:type="dxa"/>
-              <w:bottom w:w="90" w:type="dxa"/>
+              <w:bottom w:w="70" w:type="dxa"/>
               <w:end w:w="100" w:type="dxa"/>
             </w:tcMar>
             <w:vAlign w:val="center"/>
+            <w:shd w:fill="FFFFFF"/>
           </w:tcPr>
           <w:p>
             <w:pPr>
               <w:spacing w:after="0" w:line="252" w:lineRule="auto" w:before="0"/>
+              <w:jc w:val="left"/>
             </w:pPr>
             <w:r>
               <w:rPr>
-                <w:rFonts w:ascii="Noto Sans KR" w:hAnsi="Noto Sans KR" w:eastAsia="Noto Sans KR"/>
-                <w:sz w:val="17"/>
+                <w:rFonts w:ascii="Noto Sans KR" w:hAnsi="Noto Sans KR" w:eastAsia="Noto Sans KR" w:cs="Noto Sans KR"/>
+                <w:b w:val="0"/>
+                <w:color w:val="243547"/>
+                <w:sz w:val="18"/>
               </w:rPr>
               <w:t>registry/version 확인</w:t>
             </w:r>
@@ -1663,27 +1675,31 @@
       <w:tr>
         <w:trPr>
           <w:cantSplit/>
+          <w:trHeight w:hRule="atLeast" w:val="351"/>
         </w:trPr>
         <w:tc>
           <w:tcPr>
-            <w:tcW w:type="dxa" w:w="3050"/>
+            <w:tcW w:type="dxa" w:w="2869"/>
             <w:tcMar>
-              <w:top w:w="90" w:type="dxa"/>
+              <w:top w:w="70" w:type="dxa"/>
               <w:start w:w="100" w:type="dxa"/>
-              <w:bottom w:w="90" w:type="dxa"/>
+              <w:bottom w:w="70" w:type="dxa"/>
               <w:end w:w="100" w:type="dxa"/>
             </w:tcMar>
             <w:vAlign w:val="center"/>
-            <w:shd w:fill="F5F8FB"/>
+            <w:shd w:fill="F7FAFC"/>
           </w:tcPr>
           <w:p>
             <w:pPr>
               <w:spacing w:after="0" w:line="252" w:lineRule="auto" w:before="0"/>
+              <w:jc w:val="left"/>
             </w:pPr>
             <w:r>
               <w:rPr>
-                <w:rFonts w:ascii="Noto Sans KR" w:hAnsi="Noto Sans KR" w:eastAsia="Noto Sans KR"/>
-                <w:sz w:val="17"/>
+                <w:rFonts w:ascii="Noto Sans KR" w:hAnsi="Noto Sans KR" w:eastAsia="Noto Sans KR" w:cs="Noto Sans KR"/>
+                <w:b w:val="0"/>
+                <w:color w:val="243547"/>
+                <w:sz w:val="18"/>
               </w:rPr>
               <w:t>409</w:t>
             </w:r>
@@ -1691,24 +1707,27 @@
         </w:tc>
         <w:tc>
           <w:tcPr>
-            <w:tcW w:type="dxa" w:w="7320"/>
+            <w:tcW w:type="dxa" w:w="6725"/>
             <w:tcMar>
-              <w:top w:w="90" w:type="dxa"/>
+              <w:top w:w="70" w:type="dxa"/>
               <w:start w:w="100" w:type="dxa"/>
-              <w:bottom w:w="90" w:type="dxa"/>
+              <w:bottom w:w="70" w:type="dxa"/>
               <w:end w:w="100" w:type="dxa"/>
             </w:tcMar>
             <w:vAlign w:val="center"/>
-            <w:shd w:fill="F5F8FB"/>
+            <w:shd w:fill="F7FAFC"/>
           </w:tcPr>
           <w:p>
             <w:pPr>
               <w:spacing w:after="0" w:line="252" w:lineRule="auto" w:before="0"/>
+              <w:jc w:val="left"/>
             </w:pPr>
             <w:r>
               <w:rPr>
-                <w:rFonts w:ascii="Noto Sans KR" w:hAnsi="Noto Sans KR" w:eastAsia="Noto Sans KR"/>
-                <w:sz w:val="17"/>
+                <w:rFonts w:ascii="Noto Sans KR" w:hAnsi="Noto Sans KR" w:eastAsia="Noto Sans KR" w:cs="Noto Sans KR"/>
+                <w:b w:val="0"/>
+                <w:color w:val="243547"/>
+                <w:sz w:val="18"/>
               </w:rPr>
               <w:t>중복/충돌</w:t>
             </w:r>
@@ -1716,24 +1735,27 @@
         </w:tc>
         <w:tc>
           <w:tcPr>
-            <w:tcW w:type="dxa" w:w="4880"/>
+            <w:tcW w:type="dxa" w:w="6223"/>
             <w:tcMar>
-              <w:top w:w="90" w:type="dxa"/>
+              <w:top w:w="70" w:type="dxa"/>
               <w:start w:w="100" w:type="dxa"/>
-              <w:bottom w:w="90" w:type="dxa"/>
+              <w:bottom w:w="70" w:type="dxa"/>
               <w:end w:w="100" w:type="dxa"/>
             </w:tcMar>
             <w:vAlign w:val="center"/>
-            <w:shd w:fill="F5F8FB"/>
+            <w:shd w:fill="F7FAFC"/>
           </w:tcPr>
           <w:p>
             <w:pPr>
               <w:spacing w:after="0" w:line="252" w:lineRule="auto" w:before="0"/>
+              <w:jc w:val="left"/>
             </w:pPr>
             <w:r>
               <w:rPr>
-                <w:rFonts w:ascii="Noto Sans KR" w:hAnsi="Noto Sans KR" w:eastAsia="Noto Sans KR"/>
-                <w:sz w:val="17"/>
+                <w:rFonts w:ascii="Noto Sans KR" w:hAnsi="Noto Sans KR" w:eastAsia="Noto Sans KR" w:cs="Noto Sans KR"/>
+                <w:b w:val="0"/>
+                <w:color w:val="243547"/>
+                <w:sz w:val="18"/>
               </w:rPr>
               <w:t>idempotency/state 확인</w:t>
             </w:r>
@@ -1743,26 +1765,31 @@
       <w:tr>
         <w:trPr>
           <w:cantSplit/>
+          <w:trHeight w:hRule="atLeast" w:val="351"/>
         </w:trPr>
         <w:tc>
           <w:tcPr>
-            <w:tcW w:type="dxa" w:w="3050"/>
+            <w:tcW w:type="dxa" w:w="2869"/>
             <w:tcMar>
-              <w:top w:w="90" w:type="dxa"/>
+              <w:top w:w="70" w:type="dxa"/>
               <w:start w:w="100" w:type="dxa"/>
-              <w:bottom w:w="90" w:type="dxa"/>
+              <w:bottom w:w="70" w:type="dxa"/>
               <w:end w:w="100" w:type="dxa"/>
             </w:tcMar>
             <w:vAlign w:val="center"/>
+            <w:shd w:fill="FFFFFF"/>
           </w:tcPr>
           <w:p>
             <w:pPr>
               <w:spacing w:after="0" w:line="252" w:lineRule="auto" w:before="0"/>
+              <w:jc w:val="left"/>
             </w:pPr>
             <w:r>
               <w:rPr>
-                <w:rFonts w:ascii="Noto Sans KR" w:hAnsi="Noto Sans KR" w:eastAsia="Noto Sans KR"/>
-                <w:sz w:val="17"/>
+                <w:rFonts w:ascii="Noto Sans KR" w:hAnsi="Noto Sans KR" w:eastAsia="Noto Sans KR" w:cs="Noto Sans KR"/>
+                <w:b w:val="0"/>
+                <w:color w:val="243547"/>
+                <w:sz w:val="18"/>
               </w:rPr>
               <w:t>429</w:t>
             </w:r>
@@ -1770,23 +1797,27 @@
         </w:tc>
         <w:tc>
           <w:tcPr>
-            <w:tcW w:type="dxa" w:w="7320"/>
+            <w:tcW w:type="dxa" w:w="6725"/>
             <w:tcMar>
-              <w:top w:w="90" w:type="dxa"/>
+              <w:top w:w="70" w:type="dxa"/>
               <w:start w:w="100" w:type="dxa"/>
-              <w:bottom w:w="90" w:type="dxa"/>
+              <w:bottom w:w="70" w:type="dxa"/>
               <w:end w:w="100" w:type="dxa"/>
             </w:tcMar>
             <w:vAlign w:val="center"/>
+            <w:shd w:fill="FFFFFF"/>
           </w:tcPr>
           <w:p>
             <w:pPr>
               <w:spacing w:after="0" w:line="252" w:lineRule="auto" w:before="0"/>
+              <w:jc w:val="left"/>
             </w:pPr>
             <w:r>
               <w:rPr>
-                <w:rFonts w:ascii="Noto Sans KR" w:hAnsi="Noto Sans KR" w:eastAsia="Noto Sans KR"/>
-                <w:sz w:val="17"/>
+                <w:rFonts w:ascii="Noto Sans KR" w:hAnsi="Noto Sans KR" w:eastAsia="Noto Sans KR" w:cs="Noto Sans KR"/>
+                <w:b w:val="0"/>
+                <w:color w:val="243547"/>
+                <w:sz w:val="18"/>
               </w:rPr>
               <w:t>rate limit</w:t>
             </w:r>
@@ -1794,23 +1825,27 @@
         </w:tc>
         <w:tc>
           <w:tcPr>
-            <w:tcW w:type="dxa" w:w="4880"/>
+            <w:tcW w:type="dxa" w:w="6223"/>
             <w:tcMar>
-              <w:top w:w="90" w:type="dxa"/>
+              <w:top w:w="70" w:type="dxa"/>
               <w:start w:w="100" w:type="dxa"/>
-              <w:bottom w:w="90" w:type="dxa"/>
+              <w:bottom w:w="70" w:type="dxa"/>
               <w:end w:w="100" w:type="dxa"/>
             </w:tcMar>
             <w:vAlign w:val="center"/>
+            <w:shd w:fill="FFFFFF"/>
           </w:tcPr>
           <w:p>
             <w:pPr>
               <w:spacing w:after="0" w:line="252" w:lineRule="auto" w:before="0"/>
+              <w:jc w:val="left"/>
             </w:pPr>
             <w:r>
               <w:rPr>
-                <w:rFonts w:ascii="Noto Sans KR" w:hAnsi="Noto Sans KR" w:eastAsia="Noto Sans KR"/>
-                <w:sz w:val="17"/>
+                <w:rFonts w:ascii="Noto Sans KR" w:hAnsi="Noto Sans KR" w:eastAsia="Noto Sans KR" w:cs="Noto Sans KR"/>
+                <w:b w:val="0"/>
+                <w:color w:val="243547"/>
+                <w:sz w:val="18"/>
               </w:rPr>
               <w:t>Retry-After/backoff</w:t>
             </w:r>
@@ -1820,27 +1855,31 @@
       <w:tr>
         <w:trPr>
           <w:cantSplit/>
+          <w:trHeight w:hRule="atLeast" w:val="351"/>
         </w:trPr>
         <w:tc>
           <w:tcPr>
-            <w:tcW w:type="dxa" w:w="3050"/>
+            <w:tcW w:type="dxa" w:w="2869"/>
             <w:tcMar>
-              <w:top w:w="90" w:type="dxa"/>
+              <w:top w:w="70" w:type="dxa"/>
               <w:start w:w="100" w:type="dxa"/>
-              <w:bottom w:w="90" w:type="dxa"/>
+              <w:bottom w:w="70" w:type="dxa"/>
               <w:end w:w="100" w:type="dxa"/>
             </w:tcMar>
             <w:vAlign w:val="center"/>
-            <w:shd w:fill="F5F8FB"/>
+            <w:shd w:fill="F7FAFC"/>
           </w:tcPr>
           <w:p>
             <w:pPr>
               <w:spacing w:after="0" w:line="252" w:lineRule="auto" w:before="0"/>
+              <w:jc w:val="left"/>
             </w:pPr>
             <w:r>
               <w:rPr>
-                <w:rFonts w:ascii="Noto Sans KR" w:hAnsi="Noto Sans KR" w:eastAsia="Noto Sans KR"/>
-                <w:sz w:val="17"/>
+                <w:rFonts w:ascii="Noto Sans KR" w:hAnsi="Noto Sans KR" w:eastAsia="Noto Sans KR" w:cs="Noto Sans KR"/>
+                <w:b w:val="0"/>
+                <w:color w:val="243547"/>
+                <w:sz w:val="18"/>
               </w:rPr>
               <w:t>500</w:t>
             </w:r>
@@ -1848,24 +1887,27 @@
         </w:tc>
         <w:tc>
           <w:tcPr>
-            <w:tcW w:type="dxa" w:w="7320"/>
+            <w:tcW w:type="dxa" w:w="6725"/>
             <w:tcMar>
-              <w:top w:w="90" w:type="dxa"/>
+              <w:top w:w="70" w:type="dxa"/>
               <w:start w:w="100" w:type="dxa"/>
-              <w:bottom w:w="90" w:type="dxa"/>
+              <w:bottom w:w="70" w:type="dxa"/>
               <w:end w:w="100" w:type="dxa"/>
             </w:tcMar>
             <w:vAlign w:val="center"/>
-            <w:shd w:fill="F5F8FB"/>
+            <w:shd w:fill="F7FAFC"/>
           </w:tcPr>
           <w:p>
             <w:pPr>
               <w:spacing w:after="0" w:line="252" w:lineRule="auto" w:before="0"/>
+              <w:jc w:val="left"/>
             </w:pPr>
             <w:r>
               <w:rPr>
-                <w:rFonts w:ascii="Noto Sans KR" w:hAnsi="Noto Sans KR" w:eastAsia="Noto Sans KR"/>
-                <w:sz w:val="17"/>
+                <w:rFonts w:ascii="Noto Sans KR" w:hAnsi="Noto Sans KR" w:eastAsia="Noto Sans KR" w:cs="Noto Sans KR"/>
+                <w:b w:val="0"/>
+                <w:color w:val="243547"/>
+                <w:sz w:val="18"/>
               </w:rPr>
               <w:t>내부 기술오류</w:t>
             </w:r>
@@ -1873,24 +1915,27 @@
         </w:tc>
         <w:tc>
           <w:tcPr>
-            <w:tcW w:type="dxa" w:w="4880"/>
+            <w:tcW w:type="dxa" w:w="6223"/>
             <w:tcMar>
-              <w:top w:w="90" w:type="dxa"/>
+              <w:top w:w="70" w:type="dxa"/>
               <w:start w:w="100" w:type="dxa"/>
-              <w:bottom w:w="90" w:type="dxa"/>
+              <w:bottom w:w="70" w:type="dxa"/>
               <w:end w:w="100" w:type="dxa"/>
             </w:tcMar>
             <w:vAlign w:val="center"/>
-            <w:shd w:fill="F5F8FB"/>
+            <w:shd w:fill="F7FAFC"/>
           </w:tcPr>
           <w:p>
             <w:pPr>
               <w:spacing w:after="0" w:line="252" w:lineRule="auto" w:before="0"/>
+              <w:jc w:val="left"/>
             </w:pPr>
             <w:r>
               <w:rPr>
-                <w:rFonts w:ascii="Noto Sans KR" w:hAnsi="Noto Sans KR" w:eastAsia="Noto Sans KR"/>
-                <w:sz w:val="17"/>
+                <w:rFonts w:ascii="Noto Sans KR" w:hAnsi="Noto Sans KR" w:eastAsia="Noto Sans KR" w:cs="Noto Sans KR"/>
+                <w:b w:val="0"/>
+                <w:color w:val="243547"/>
+                <w:sz w:val="18"/>
               </w:rPr>
               <w:t>trace 확인</w:t>
             </w:r>
@@ -1900,26 +1945,31 @@
       <w:tr>
         <w:trPr>
           <w:cantSplit/>
+          <w:trHeight w:hRule="atLeast" w:val="351"/>
         </w:trPr>
         <w:tc>
           <w:tcPr>
-            <w:tcW w:type="dxa" w:w="3050"/>
+            <w:tcW w:type="dxa" w:w="2869"/>
             <w:tcMar>
-              <w:top w:w="90" w:type="dxa"/>
+              <w:top w:w="70" w:type="dxa"/>
               <w:start w:w="100" w:type="dxa"/>
-              <w:bottom w:w="90" w:type="dxa"/>
+              <w:bottom w:w="70" w:type="dxa"/>
               <w:end w:w="100" w:type="dxa"/>
             </w:tcMar>
             <w:vAlign w:val="center"/>
+            <w:shd w:fill="FFFFFF"/>
           </w:tcPr>
           <w:p>
             <w:pPr>
               <w:spacing w:after="0" w:line="252" w:lineRule="auto" w:before="0"/>
+              <w:jc w:val="left"/>
             </w:pPr>
             <w:r>
               <w:rPr>
-                <w:rFonts w:ascii="Noto Sans KR" w:hAnsi="Noto Sans KR" w:eastAsia="Noto Sans KR"/>
-                <w:sz w:val="17"/>
+                <w:rFonts w:ascii="Noto Sans KR" w:hAnsi="Noto Sans KR" w:eastAsia="Noto Sans KR" w:cs="Noto Sans KR"/>
+                <w:b w:val="0"/>
+                <w:color w:val="243547"/>
+                <w:sz w:val="18"/>
               </w:rPr>
               <w:t>503</w:t>
             </w:r>
@@ -1927,23 +1977,27 @@
         </w:tc>
         <w:tc>
           <w:tcPr>
-            <w:tcW w:type="dxa" w:w="7320"/>
+            <w:tcW w:type="dxa" w:w="6725"/>
             <w:tcMar>
-              <w:top w:w="90" w:type="dxa"/>
+              <w:top w:w="70" w:type="dxa"/>
               <w:start w:w="100" w:type="dxa"/>
-              <w:bottom w:w="90" w:type="dxa"/>
+              <w:bottom w:w="70" w:type="dxa"/>
               <w:end w:w="100" w:type="dxa"/>
             </w:tcMar>
             <w:vAlign w:val="center"/>
+            <w:shd w:fill="FFFFFF"/>
           </w:tcPr>
           <w:p>
             <w:pPr>
               <w:spacing w:after="0" w:line="252" w:lineRule="auto" w:before="0"/>
+              <w:jc w:val="left"/>
             </w:pPr>
             <w:r>
               <w:rPr>
-                <w:rFonts w:ascii="Noto Sans KR" w:hAnsi="Noto Sans KR" w:eastAsia="Noto Sans KR"/>
-                <w:sz w:val="17"/>
+                <w:rFonts w:ascii="Noto Sans KR" w:hAnsi="Noto Sans KR" w:eastAsia="Noto Sans KR" w:cs="Noto Sans KR"/>
+                <w:b w:val="0"/>
+                <w:color w:val="243547"/>
+                <w:sz w:val="18"/>
               </w:rPr>
               <w:t>대상 unavailable</w:t>
             </w:r>
@@ -1951,23 +2005,27 @@
         </w:tc>
         <w:tc>
           <w:tcPr>
-            <w:tcW w:type="dxa" w:w="4880"/>
+            <w:tcW w:type="dxa" w:w="6223"/>
             <w:tcMar>
-              <w:top w:w="90" w:type="dxa"/>
+              <w:top w:w="70" w:type="dxa"/>
               <w:start w:w="100" w:type="dxa"/>
-              <w:bottom w:w="90" w:type="dxa"/>
+              <w:bottom w:w="70" w:type="dxa"/>
               <w:end w:w="100" w:type="dxa"/>
             </w:tcMar>
             <w:vAlign w:val="center"/>
+            <w:shd w:fill="FFFFFF"/>
           </w:tcPr>
           <w:p>
             <w:pPr>
               <w:spacing w:after="0" w:line="252" w:lineRule="auto" w:before="0"/>
+              <w:jc w:val="left"/>
             </w:pPr>
             <w:r>
               <w:rPr>
-                <w:rFonts w:ascii="Noto Sans KR" w:hAnsi="Noto Sans KR" w:eastAsia="Noto Sans KR"/>
-                <w:sz w:val="17"/>
+                <w:rFonts w:ascii="Noto Sans KR" w:hAnsi="Noto Sans KR" w:eastAsia="Noto Sans KR" w:cs="Noto Sans KR"/>
+                <w:b w:val="0"/>
+                <w:color w:val="243547"/>
+                <w:sz w:val="18"/>
               </w:rPr>
               <w:t>health/route/retry-safe 확인</w:t>
             </w:r>
@@ -1982,30 +2040,25 @@
         <w:pageBreakBefore/>
       </w:pPr>
       <w:r>
+        <w:rPr>
+          <w:rFonts w:ascii="Noto Sans KR" w:hAnsi="Noto Sans KR" w:eastAsia="Noto Sans KR" w:cs="Noto Sans KR"/>
+        </w:rPr>
         <w:t>4 관측과 장애 복구</w:t>
       </w:r>
     </w:p>
     <w:p>
       <w:pPr>
         <w:spacing w:before="80" w:after="200"/>
-        <w:ind w:left="173" w:right="58"/>
-        <w:shd w:fill="F3F7FB"/>
+        <w:ind w:left="170" w:right="113"/>
+        <w:shd w:fill="F3F7FA"/>
+        <w:pStyle w:val="CPFSectionLead"/>
         <w:pBdr>
-          <w:left w:val="single" w:sz="18" w:space="8" w:color="4F46E5"/>
+          <w:left w:val="single" w:sz="16" w:space="7" w:color="8AA4BE"/>
         </w:pBdr>
       </w:pPr>
       <w:r>
         <w:rPr>
-          <w:b/>
-          <w:color w:val="362D91"/>
-          <w:sz w:val="20"/>
-        </w:rPr>
-        <w:t xml:space="preserve">이 장을 보는 이유  </w:t>
-      </w:r>
-      <w:r>
-        <w:rPr>
-          <w:color w:val="26374C"/>
-          <w:sz w:val="20"/>
+          <w:rFonts w:ascii="Noto Sans KR" w:hAnsi="Noto Sans KR" w:eastAsia="Noto Sans KR" w:cs="Noto Sans KR"/>
         </w:rPr>
         <w:t>Gateway trace만 보고 전체 거래 성공을 판단하지 않고 Owner Domain과 downstream 결과까지 연결합니다.</w:t>
       </w:r>
@@ -2013,40 +2066,60 @@
     <w:p>
       <w:pPr>
         <w:pStyle w:val="ListBullet"/>
-        <w:spacing w:after="40"/>
+        <w:spacing w:after="64" w:line="269" w:lineRule="auto"/>
         <w:ind w:left="454" w:hanging="198"/>
       </w:pPr>
       <w:r>
+        <w:rPr>
+          <w:rFonts w:ascii="Noto Sans KR" w:hAnsi="Noto Sans KR" w:eastAsia="Noto Sans KR" w:cs="Noto Sans KR"/>
+          <w:color w:val="243547"/>
+          <w:sz w:val="20"/>
+        </w:rPr>
         <w:t>System6와 operationId를 통해 hop을 연결합니다.</w:t>
       </w:r>
     </w:p>
     <w:p>
       <w:pPr>
         <w:pStyle w:val="ListBullet"/>
-        <w:spacing w:after="40"/>
+        <w:spacing w:after="64" w:line="269" w:lineRule="auto"/>
         <w:ind w:left="454" w:hanging="198"/>
       </w:pPr>
       <w:r>
+        <w:rPr>
+          <w:rFonts w:ascii="Noto Sans KR" w:hAnsi="Noto Sans KR" w:eastAsia="Noto Sans KR" w:cs="Noto Sans KR"/>
+          <w:color w:val="243547"/>
+          <w:sz w:val="20"/>
+        </w:rPr>
         <w:t>Side-effecting timeout은 UNKNOWN 가능성을 유지합니다.</w:t>
       </w:r>
     </w:p>
     <w:p>
       <w:pPr>
         <w:pStyle w:val="ListBullet"/>
-        <w:spacing w:after="40"/>
+        <w:spacing w:after="64" w:line="269" w:lineRule="auto"/>
         <w:ind w:left="454" w:hanging="198"/>
       </w:pPr>
       <w:r>
+        <w:rPr>
+          <w:rFonts w:ascii="Noto Sans KR" w:hAnsi="Noto Sans KR" w:eastAsia="Noto Sans KR" w:cs="Noto Sans KR"/>
+          <w:color w:val="243547"/>
+          <w:sz w:val="20"/>
+        </w:rPr>
         <w:t>Retry는 대상 Operation의 idempotency/side-effect 정책을 확인한 뒤 적용합니다.</w:t>
       </w:r>
     </w:p>
     <w:p>
       <w:pPr>
         <w:pStyle w:val="ListBullet"/>
-        <w:spacing w:after="40"/>
+        <w:spacing w:after="64" w:line="269" w:lineRule="auto"/>
         <w:ind w:left="454" w:hanging="198"/>
       </w:pPr>
       <w:r>
+        <w:rPr>
+          <w:rFonts w:ascii="Noto Sans KR" w:hAnsi="Noto Sans KR" w:eastAsia="Noto Sans KR" w:cs="Noto Sans KR"/>
+          <w:color w:val="243547"/>
+          <w:sz w:val="20"/>
+        </w:rPr>
         <w:t>Gateway가 unavailable이어도 내부 Same-JVM/Remote Domain 계약 자체를 왜곡하지 않습니다.</w:t>
       </w:r>
     </w:p>
@@ -2055,6 +2128,9 @@
         <w:pStyle w:val="Heading2"/>
       </w:pPr>
       <w:r>
+        <w:rPr>
+          <w:rFonts w:ascii="Noto Sans KR" w:hAnsi="Noto Sans KR" w:eastAsia="Noto Sans KR" w:cs="Noto Sans KR"/>
+        </w:rPr>
         <w:t>복구 확인 체크</w:t>
       </w:r>
     </w:p>
@@ -2073,23 +2149,32 @@
       </w:tblGrid>
       <w:tr>
         <w:trPr>
+          <w:trHeight w:hRule="atLeast" w:val="397"/>
           <w:tblHeader w:val="true"/>
         </w:trPr>
         <w:tc>
           <w:tcPr>
-            <w:tcW w:type="dxa" w:w="3311"/>
+            <w:tcW w:type="dxa" w:w="3065"/>
             <w:vAlign w:val="center"/>
-            <w:shd w:fill="223A57"/>
+            <w:shd w:fill="0D2B45"/>
+            <w:tcMar>
+              <w:top w:w="70" w:type="dxa"/>
+              <w:start w:w="100" w:type="dxa"/>
+              <w:bottom w:w="70" w:type="dxa"/>
+              <w:end w:w="100" w:type="dxa"/>
+            </w:tcMar>
           </w:tcPr>
           <w:p>
             <w:pPr>
-              <w:spacing w:after="0" w:before="0"/>
+              <w:spacing w:after="0" w:before="0" w:line="252" w:lineRule="auto"/>
+              <w:jc w:val="center"/>
             </w:pPr>
             <w:r>
               <w:rPr>
+                <w:rFonts w:ascii="Noto Sans KR" w:hAnsi="Noto Sans KR" w:eastAsia="Noto Sans KR" w:cs="Noto Sans KR"/>
                 <w:b/>
                 <w:color w:val="FFFFFF"/>
-                <w:sz w:val="17"/>
+                <w:sz w:val="18"/>
               </w:rPr>
               <w:t>확인</w:t>
             </w:r>
@@ -2097,19 +2182,27 @@
         </w:tc>
         <w:tc>
           <w:tcPr>
-            <w:tcW w:type="dxa" w:w="6192"/>
+            <w:tcW w:type="dxa" w:w="7535"/>
             <w:vAlign w:val="center"/>
-            <w:shd w:fill="223A57"/>
+            <w:shd w:fill="0D2B45"/>
+            <w:tcMar>
+              <w:top w:w="70" w:type="dxa"/>
+              <w:start w:w="100" w:type="dxa"/>
+              <w:bottom w:w="70" w:type="dxa"/>
+              <w:end w:w="100" w:type="dxa"/>
+            </w:tcMar>
           </w:tcPr>
           <w:p>
             <w:pPr>
-              <w:spacing w:after="0" w:before="0"/>
+              <w:spacing w:after="0" w:before="0" w:line="252" w:lineRule="auto"/>
+              <w:jc w:val="center"/>
             </w:pPr>
             <w:r>
               <w:rPr>
+                <w:rFonts w:ascii="Noto Sans KR" w:hAnsi="Noto Sans KR" w:eastAsia="Noto Sans KR" w:cs="Noto Sans KR"/>
                 <w:b/>
                 <w:color w:val="FFFFFF"/>
-                <w:sz w:val="17"/>
+                <w:sz w:val="18"/>
               </w:rPr>
               <w:t>판단</w:t>
             </w:r>
@@ -2117,19 +2210,27 @@
         </w:tc>
         <w:tc>
           <w:tcPr>
-            <w:tcW w:type="dxa" w:w="5328"/>
+            <w:tcW w:type="dxa" w:w="5217"/>
             <w:vAlign w:val="center"/>
-            <w:shd w:fill="223A57"/>
+            <w:shd w:fill="0D2B45"/>
+            <w:tcMar>
+              <w:top w:w="70" w:type="dxa"/>
+              <w:start w:w="100" w:type="dxa"/>
+              <w:bottom w:w="70" w:type="dxa"/>
+              <w:end w:w="100" w:type="dxa"/>
+            </w:tcMar>
           </w:tcPr>
           <w:p>
             <w:pPr>
-              <w:spacing w:after="0" w:before="0"/>
+              <w:spacing w:after="0" w:before="0" w:line="252" w:lineRule="auto"/>
+              <w:jc w:val="center"/>
             </w:pPr>
             <w:r>
               <w:rPr>
+                <w:rFonts w:ascii="Noto Sans KR" w:hAnsi="Noto Sans KR" w:eastAsia="Noto Sans KR" w:cs="Noto Sans KR"/>
                 <w:b/>
                 <w:color w:val="FFFFFF"/>
-                <w:sz w:val="17"/>
+                <w:sz w:val="18"/>
               </w:rPr>
               <w:t>다음 조치</w:t>
             </w:r>
@@ -2137,18 +2238,32 @@
         </w:tc>
       </w:tr>
       <w:tr>
+        <w:trPr>
+          <w:trHeight w:hRule="atLeast" w:val="351"/>
+        </w:trPr>
         <w:tc>
           <w:tcPr>
-            <w:tcW w:type="dxa" w:w="3311"/>
+            <w:tcW w:type="dxa" w:w="3065"/>
             <w:vAlign w:val="center"/>
+            <w:tcMar>
+              <w:top w:w="70" w:type="dxa"/>
+              <w:start w:w="100" w:type="dxa"/>
+              <w:bottom w:w="70" w:type="dxa"/>
+              <w:end w:w="100" w:type="dxa"/>
+            </w:tcMar>
+            <w:shd w:fill="FFFFFF"/>
           </w:tcPr>
           <w:p>
             <w:pPr>
-              <w:spacing w:after="0" w:before="0"/>
+              <w:spacing w:after="0" w:before="0" w:line="252" w:lineRule="auto"/>
+              <w:jc w:val="left"/>
             </w:pPr>
             <w:r>
               <w:rPr>
-                <w:sz w:val="17"/>
+                <w:rFonts w:ascii="Noto Sans KR" w:hAnsi="Noto Sans KR" w:eastAsia="Noto Sans KR" w:cs="Noto Sans KR"/>
+                <w:b w:val="0"/>
+                <w:color w:val="243547"/>
+                <w:sz w:val="18"/>
               </w:rPr>
               <w:t>transactionId · operationId</w:t>
             </w:r>
@@ -2156,16 +2271,27 @@
         </w:tc>
         <w:tc>
           <w:tcPr>
-            <w:tcW w:type="dxa" w:w="6192"/>
+            <w:tcW w:type="dxa" w:w="7535"/>
             <w:vAlign w:val="center"/>
+            <w:tcMar>
+              <w:top w:w="70" w:type="dxa"/>
+              <w:start w:w="100" w:type="dxa"/>
+              <w:bottom w:w="70" w:type="dxa"/>
+              <w:end w:w="100" w:type="dxa"/>
+            </w:tcMar>
+            <w:shd w:fill="FFFFFF"/>
           </w:tcPr>
           <w:p>
             <w:pPr>
-              <w:spacing w:after="0" w:before="0"/>
+              <w:spacing w:after="0" w:before="0" w:line="252" w:lineRule="auto"/>
+              <w:jc w:val="left"/>
             </w:pPr>
             <w:r>
               <w:rPr>
-                <w:sz w:val="17"/>
+                <w:rFonts w:ascii="Noto Sans KR" w:hAnsi="Noto Sans KR" w:eastAsia="Noto Sans KR" w:cs="Noto Sans KR"/>
+                <w:b w:val="0"/>
+                <w:color w:val="243547"/>
+                <w:sz w:val="18"/>
               </w:rPr>
               <w:t>요청 hop과 Owner Operation을 연결했는가</w:t>
             </w:r>
@@ -2173,16 +2299,27 @@
         </w:tc>
         <w:tc>
           <w:tcPr>
-            <w:tcW w:type="dxa" w:w="5328"/>
+            <w:tcW w:type="dxa" w:w="5217"/>
             <w:vAlign w:val="center"/>
+            <w:tcMar>
+              <w:top w:w="70" w:type="dxa"/>
+              <w:start w:w="100" w:type="dxa"/>
+              <w:bottom w:w="70" w:type="dxa"/>
+              <w:end w:w="100" w:type="dxa"/>
+            </w:tcMar>
+            <w:shd w:fill="FFFFFF"/>
           </w:tcPr>
           <w:p>
             <w:pPr>
-              <w:spacing w:after="0" w:before="0"/>
+              <w:spacing w:after="0" w:before="0" w:line="252" w:lineRule="auto"/>
+              <w:jc w:val="left"/>
             </w:pPr>
             <w:r>
               <w:rPr>
-                <w:sz w:val="17"/>
+                <w:rFonts w:ascii="Noto Sans KR" w:hAnsi="Noto Sans KR" w:eastAsia="Noto Sans KR" w:cs="Noto Sans KR"/>
+                <w:b w:val="0"/>
+                <w:color w:val="243547"/>
+                <w:sz w:val="18"/>
               </w:rPr>
               <w:t>trace/owner 결과 대조</w:t>
             </w:r>
@@ -2190,19 +2327,32 @@
         </w:tc>
       </w:tr>
       <w:tr>
+        <w:trPr>
+          <w:trHeight w:hRule="atLeast" w:val="351"/>
+        </w:trPr>
         <w:tc>
           <w:tcPr>
-            <w:tcW w:type="dxa" w:w="3311"/>
+            <w:tcW w:type="dxa" w:w="3065"/>
             <w:vAlign w:val="center"/>
-            <w:shd w:fill="F5F8FB"/>
+            <w:shd w:fill="F7FAFC"/>
+            <w:tcMar>
+              <w:top w:w="70" w:type="dxa"/>
+              <w:start w:w="100" w:type="dxa"/>
+              <w:bottom w:w="70" w:type="dxa"/>
+              <w:end w:w="100" w:type="dxa"/>
+            </w:tcMar>
           </w:tcPr>
           <w:p>
             <w:pPr>
-              <w:spacing w:after="0" w:before="0"/>
+              <w:spacing w:after="0" w:before="0" w:line="252" w:lineRule="auto"/>
+              <w:jc w:val="left"/>
             </w:pPr>
             <w:r>
               <w:rPr>
-                <w:sz w:val="17"/>
+                <w:rFonts w:ascii="Noto Sans KR" w:hAnsi="Noto Sans KR" w:eastAsia="Noto Sans KR" w:cs="Noto Sans KR"/>
+                <w:b w:val="0"/>
+                <w:color w:val="243547"/>
+                <w:sz w:val="18"/>
               </w:rPr>
               <w:t>instanceId</w:t>
             </w:r>
@@ -2210,17 +2360,27 @@
         </w:tc>
         <w:tc>
           <w:tcPr>
-            <w:tcW w:type="dxa" w:w="6192"/>
+            <w:tcW w:type="dxa" w:w="7535"/>
             <w:vAlign w:val="center"/>
-            <w:shd w:fill="F5F8FB"/>
+            <w:shd w:fill="F7FAFC"/>
+            <w:tcMar>
+              <w:top w:w="70" w:type="dxa"/>
+              <w:start w:w="100" w:type="dxa"/>
+              <w:bottom w:w="70" w:type="dxa"/>
+              <w:end w:w="100" w:type="dxa"/>
+            </w:tcMar>
           </w:tcPr>
           <w:p>
             <w:pPr>
-              <w:spacing w:after="0" w:before="0"/>
+              <w:spacing w:after="0" w:before="0" w:line="252" w:lineRule="auto"/>
+              <w:jc w:val="left"/>
             </w:pPr>
             <w:r>
               <w:rPr>
-                <w:sz w:val="17"/>
+                <w:rFonts w:ascii="Noto Sans KR" w:hAnsi="Noto Sans KR" w:eastAsia="Noto Sans KR" w:cs="Noto Sans KR"/>
+                <w:b w:val="0"/>
+                <w:color w:val="243547"/>
+                <w:sz w:val="18"/>
               </w:rPr>
               <w:t>실제 처리 Runtime을 특정했는가</w:t>
             </w:r>
@@ -2228,17 +2388,27 @@
         </w:tc>
         <w:tc>
           <w:tcPr>
-            <w:tcW w:type="dxa" w:w="5328"/>
+            <w:tcW w:type="dxa" w:w="5217"/>
             <w:vAlign w:val="center"/>
-            <w:shd w:fill="F5F8FB"/>
+            <w:shd w:fill="F7FAFC"/>
+            <w:tcMar>
+              <w:top w:w="70" w:type="dxa"/>
+              <w:start w:w="100" w:type="dxa"/>
+              <w:bottom w:w="70" w:type="dxa"/>
+              <w:end w:w="100" w:type="dxa"/>
+            </w:tcMar>
           </w:tcPr>
           <w:p>
             <w:pPr>
-              <w:spacing w:after="0" w:before="0"/>
+              <w:spacing w:after="0" w:before="0" w:line="252" w:lineRule="auto"/>
+              <w:jc w:val="left"/>
             </w:pPr>
             <w:r>
               <w:rPr>
-                <w:sz w:val="17"/>
+                <w:rFonts w:ascii="Noto Sans KR" w:hAnsi="Noto Sans KR" w:eastAsia="Noto Sans KR" w:cs="Noto Sans KR"/>
+                <w:b w:val="0"/>
+                <w:color w:val="243547"/>
+                <w:sz w:val="18"/>
               </w:rPr>
               <w:t>health/log 확인</w:t>
             </w:r>
@@ -2246,18 +2416,32 @@
         </w:tc>
       </w:tr>
       <w:tr>
+        <w:trPr>
+          <w:trHeight w:hRule="atLeast" w:val="351"/>
+        </w:trPr>
         <w:tc>
           <w:tcPr>
-            <w:tcW w:type="dxa" w:w="3311"/>
+            <w:tcW w:type="dxa" w:w="3065"/>
             <w:vAlign w:val="center"/>
+            <w:tcMar>
+              <w:top w:w="70" w:type="dxa"/>
+              <w:start w:w="100" w:type="dxa"/>
+              <w:bottom w:w="70" w:type="dxa"/>
+              <w:end w:w="100" w:type="dxa"/>
+            </w:tcMar>
+            <w:shd w:fill="FFFFFF"/>
           </w:tcPr>
           <w:p>
             <w:pPr>
-              <w:spacing w:after="0" w:before="0"/>
+              <w:spacing w:after="0" w:before="0" w:line="252" w:lineRule="auto"/>
+              <w:jc w:val="left"/>
             </w:pPr>
             <w:r>
               <w:rPr>
-                <w:sz w:val="17"/>
+                <w:rFonts w:ascii="Noto Sans KR" w:hAnsi="Noto Sans KR" w:eastAsia="Noto Sans KR" w:cs="Noto Sans KR"/>
+                <w:b w:val="0"/>
+                <w:color w:val="243547"/>
+                <w:sz w:val="18"/>
               </w:rPr>
               <w:t>Downstream 결과</w:t>
             </w:r>
@@ -2265,16 +2449,27 @@
         </w:tc>
         <w:tc>
           <w:tcPr>
-            <w:tcW w:type="dxa" w:w="6192"/>
+            <w:tcW w:type="dxa" w:w="7535"/>
             <w:vAlign w:val="center"/>
+            <w:tcMar>
+              <w:top w:w="70" w:type="dxa"/>
+              <w:start w:w="100" w:type="dxa"/>
+              <w:bottom w:w="70" w:type="dxa"/>
+              <w:end w:w="100" w:type="dxa"/>
+            </w:tcMar>
+            <w:shd w:fill="FFFFFF"/>
           </w:tcPr>
           <w:p>
             <w:pPr>
-              <w:spacing w:after="0" w:before="0"/>
+              <w:spacing w:after="0" w:before="0" w:line="252" w:lineRule="auto"/>
+              <w:jc w:val="left"/>
             </w:pPr>
             <w:r>
               <w:rPr>
-                <w:sz w:val="17"/>
+                <w:rFonts w:ascii="Noto Sans KR" w:hAnsi="Noto Sans KR" w:eastAsia="Noto Sans KR" w:cs="Noto Sans KR"/>
+                <w:b w:val="0"/>
+                <w:color w:val="243547"/>
+                <w:sz w:val="18"/>
               </w:rPr>
               <w:t>Side Effect 결과가 확정됐는가</w:t>
             </w:r>
@@ -2282,16 +2477,27 @@
         </w:tc>
         <w:tc>
           <w:tcPr>
-            <w:tcW w:type="dxa" w:w="5328"/>
+            <w:tcW w:type="dxa" w:w="5217"/>
             <w:vAlign w:val="center"/>
+            <w:tcMar>
+              <w:top w:w="70" w:type="dxa"/>
+              <w:start w:w="100" w:type="dxa"/>
+              <w:bottom w:w="70" w:type="dxa"/>
+              <w:end w:w="100" w:type="dxa"/>
+            </w:tcMar>
+            <w:shd w:fill="FFFFFF"/>
           </w:tcPr>
           <w:p>
             <w:pPr>
-              <w:spacing w:after="0" w:before="0"/>
+              <w:spacing w:after="0" w:before="0" w:line="252" w:lineRule="auto"/>
+              <w:jc w:val="left"/>
             </w:pPr>
             <w:r>
               <w:rPr>
-                <w:sz w:val="17"/>
+                <w:rFonts w:ascii="Noto Sans KR" w:hAnsi="Noto Sans KR" w:eastAsia="Noto Sans KR" w:cs="Noto Sans KR"/>
+                <w:b w:val="0"/>
+                <w:color w:val="243547"/>
+                <w:sz w:val="18"/>
               </w:rPr>
               <w:t>확정 전 blind retry 금지</w:t>
             </w:r>
@@ -2299,19 +2505,32 @@
         </w:tc>
       </w:tr>
       <w:tr>
+        <w:trPr>
+          <w:trHeight w:hRule="atLeast" w:val="351"/>
+        </w:trPr>
         <w:tc>
           <w:tcPr>
-            <w:tcW w:type="dxa" w:w="3311"/>
+            <w:tcW w:type="dxa" w:w="3065"/>
             <w:vAlign w:val="center"/>
-            <w:shd w:fill="F5F8FB"/>
+            <w:shd w:fill="F7FAFC"/>
+            <w:tcMar>
+              <w:top w:w="70" w:type="dxa"/>
+              <w:start w:w="100" w:type="dxa"/>
+              <w:bottom w:w="70" w:type="dxa"/>
+              <w:end w:w="100" w:type="dxa"/>
+            </w:tcMar>
           </w:tcPr>
           <w:p>
             <w:pPr>
-              <w:spacing w:after="0" w:before="0"/>
+              <w:spacing w:after="0" w:before="0" w:line="252" w:lineRule="auto"/>
+              <w:jc w:val="left"/>
             </w:pPr>
             <w:r>
               <w:rPr>
-                <w:sz w:val="17"/>
+                <w:rFonts w:ascii="Noto Sans KR" w:hAnsi="Noto Sans KR" w:eastAsia="Noto Sans KR" w:cs="Noto Sans KR"/>
+                <w:b w:val="0"/>
+                <w:color w:val="243547"/>
+                <w:sz w:val="18"/>
               </w:rPr>
               <w:t>UNKNOWN</w:t>
             </w:r>
@@ -2319,17 +2538,27 @@
         </w:tc>
         <w:tc>
           <w:tcPr>
-            <w:tcW w:type="dxa" w:w="6192"/>
+            <w:tcW w:type="dxa" w:w="7535"/>
             <w:vAlign w:val="center"/>
-            <w:shd w:fill="F5F8FB"/>
+            <w:shd w:fill="F7FAFC"/>
+            <w:tcMar>
+              <w:top w:w="70" w:type="dxa"/>
+              <w:start w:w="100" w:type="dxa"/>
+              <w:bottom w:w="70" w:type="dxa"/>
+              <w:end w:w="100" w:type="dxa"/>
+            </w:tcMar>
           </w:tcPr>
           <w:p>
             <w:pPr>
-              <w:spacing w:after="0" w:before="0"/>
+              <w:spacing w:after="0" w:before="0" w:line="252" w:lineRule="auto"/>
+              <w:jc w:val="left"/>
             </w:pPr>
             <w:r>
               <w:rPr>
-                <w:sz w:val="17"/>
+                <w:rFonts w:ascii="Noto Sans KR" w:hAnsi="Noto Sans KR" w:eastAsia="Noto Sans KR" w:cs="Noto Sans KR"/>
+                <w:b w:val="0"/>
+                <w:color w:val="243547"/>
+                <w:sz w:val="18"/>
               </w:rPr>
               <w:t>recovery ledger/probe가 필요한가</w:t>
             </w:r>
@@ -2337,17 +2566,27 @@
         </w:tc>
         <w:tc>
           <w:tcPr>
-            <w:tcW w:type="dxa" w:w="5328"/>
+            <w:tcW w:type="dxa" w:w="5217"/>
             <w:vAlign w:val="center"/>
-            <w:shd w:fill="F5F8FB"/>
+            <w:shd w:fill="F7FAFC"/>
+            <w:tcMar>
+              <w:top w:w="70" w:type="dxa"/>
+              <w:start w:w="100" w:type="dxa"/>
+              <w:bottom w:w="70" w:type="dxa"/>
+              <w:end w:w="100" w:type="dxa"/>
+            </w:tcMar>
           </w:tcPr>
           <w:p>
             <w:pPr>
-              <w:spacing w:after="0" w:before="0"/>
+              <w:spacing w:after="0" w:before="0" w:line="252" w:lineRule="auto"/>
+              <w:jc w:val="left"/>
             </w:pPr>
             <w:r>
               <w:rPr>
-                <w:sz w:val="17"/>
+                <w:rFonts w:ascii="Noto Sans KR" w:hAnsi="Noto Sans KR" w:eastAsia="Noto Sans KR" w:cs="Noto Sans KR"/>
+                <w:b w:val="0"/>
+                <w:color w:val="243547"/>
+                <w:sz w:val="18"/>
               </w:rPr>
               <w:t>reconcile 후 최종 상태 확정</w:t>
             </w:r>
@@ -2355,18 +2594,32 @@
         </w:tc>
       </w:tr>
       <w:tr>
+        <w:trPr>
+          <w:trHeight w:hRule="atLeast" w:val="351"/>
+        </w:trPr>
         <w:tc>
           <w:tcPr>
-            <w:tcW w:type="dxa" w:w="3311"/>
+            <w:tcW w:type="dxa" w:w="3065"/>
             <w:vAlign w:val="center"/>
+            <w:tcMar>
+              <w:top w:w="70" w:type="dxa"/>
+              <w:start w:w="100" w:type="dxa"/>
+              <w:bottom w:w="70" w:type="dxa"/>
+              <w:end w:w="100" w:type="dxa"/>
+            </w:tcMar>
+            <w:shd w:fill="FFFFFF"/>
           </w:tcPr>
           <w:p>
             <w:pPr>
-              <w:spacing w:after="0" w:before="0"/>
+              <w:spacing w:after="0" w:before="0" w:line="252" w:lineRule="auto"/>
+              <w:jc w:val="left"/>
             </w:pPr>
             <w:r>
               <w:rPr>
-                <w:sz w:val="17"/>
+                <w:rFonts w:ascii="Noto Sans KR" w:hAnsi="Noto Sans KR" w:eastAsia="Noto Sans KR" w:cs="Noto Sans KR"/>
+                <w:b w:val="0"/>
+                <w:color w:val="243547"/>
+                <w:sz w:val="18"/>
               </w:rPr>
               <w:t>Retry safety</w:t>
             </w:r>
@@ -2374,16 +2627,27 @@
         </w:tc>
         <w:tc>
           <w:tcPr>
-            <w:tcW w:type="dxa" w:w="6192"/>
+            <w:tcW w:type="dxa" w:w="7535"/>
             <w:vAlign w:val="center"/>
+            <w:tcMar>
+              <w:top w:w="70" w:type="dxa"/>
+              <w:start w:w="100" w:type="dxa"/>
+              <w:bottom w:w="70" w:type="dxa"/>
+              <w:end w:w="100" w:type="dxa"/>
+            </w:tcMar>
+            <w:shd w:fill="FFFFFF"/>
           </w:tcPr>
           <w:p>
             <w:pPr>
-              <w:spacing w:after="0" w:before="0"/>
+              <w:spacing w:after="0" w:before="0" w:line="252" w:lineRule="auto"/>
+              <w:jc w:val="left"/>
             </w:pPr>
             <w:r>
               <w:rPr>
-                <w:sz w:val="17"/>
+                <w:rFonts w:ascii="Noto Sans KR" w:hAnsi="Noto Sans KR" w:eastAsia="Noto Sans KR" w:cs="Noto Sans KR"/>
+                <w:b w:val="0"/>
+                <w:color w:val="243547"/>
+                <w:sz w:val="18"/>
               </w:rPr>
               <w:t>idempotency/side-effect 조건이 충족되는가</w:t>
             </w:r>
@@ -2391,16 +2655,27 @@
         </w:tc>
         <w:tc>
           <w:tcPr>
-            <w:tcW w:type="dxa" w:w="5328"/>
+            <w:tcW w:type="dxa" w:w="5217"/>
             <w:vAlign w:val="center"/>
+            <w:tcMar>
+              <w:top w:w="70" w:type="dxa"/>
+              <w:start w:w="100" w:type="dxa"/>
+              <w:bottom w:w="70" w:type="dxa"/>
+              <w:end w:w="100" w:type="dxa"/>
+            </w:tcMar>
+            <w:shd w:fill="FFFFFF"/>
           </w:tcPr>
           <w:p>
             <w:pPr>
-              <w:spacing w:after="0" w:before="0"/>
+              <w:spacing w:after="0" w:before="0" w:line="252" w:lineRule="auto"/>
+              <w:jc w:val="left"/>
             </w:pPr>
             <w:r>
               <w:rPr>
-                <w:sz w:val="17"/>
+                <w:rFonts w:ascii="Noto Sans KR" w:hAnsi="Noto Sans KR" w:eastAsia="Noto Sans KR" w:cs="Noto Sans KR"/>
+                <w:b w:val="0"/>
+                <w:color w:val="243547"/>
+                <w:sz w:val="18"/>
               </w:rPr>
               <w:t>조건 충족 시에만 retry</w:t>
             </w:r>
@@ -2412,7 +2687,7 @@
       <w:headerReference w:type="default" r:id="rId9"/>
       <w:footerReference w:type="default" r:id="rId10"/>
       <w:pgSz w:w="16838" w:h="11906" w:orient="landscape"/>
-      <w:pgMar w:top="737" w:right="794" w:bottom="794" w:left="794" w:header="397" w:footer="454" w:gutter="0"/>
+      <w:pgMar w:top="510" w:right="510" w:bottom="510" w:left="510" w:header="255" w:footer="312" w:gutter="0"/>
       <w:cols w:space="720"/>
       <w:docGrid w:linePitch="360"/>
     </w:sectPr>
@@ -2832,7 +3107,7 @@
     <w:rPr>
       <w:rFonts w:ascii="Noto Sans KR" w:hAnsi="Noto Sans KR" w:eastAsia="Noto Sans KR"/>
       <w:color w:val="243547"/>
-      <w:sz w:val="19"/>
+      <w:sz w:val="20"/>
     </w:rPr>
   </w:style>
   <w:style w:type="paragraph" w:styleId="Header">
@@ -2890,7 +3165,7 @@
     <w:pPr>
       <w:keepNext/>
       <w:keepLines/>
-      <w:spacing w:before="480" w:after="180"/>
+      <w:spacing w:before="800" w:after="160"/>
       <w:outlineLvl w:val="0"/>
     </w:pPr>
     <w:rPr>
@@ -2898,7 +3173,7 @@
       <w:b/>
       <w:bCs/>
       <w:color w:val="17324D"/>
-      <w:sz w:val="38"/>
+      <w:sz w:val="34"/>
       <w:szCs w:val="28"/>
     </w:rPr>
   </w:style>
@@ -2914,7 +3189,7 @@
     <w:pPr>
       <w:keepNext/>
       <w:keepLines/>
-      <w:spacing w:before="340" w:after="120"/>
+      <w:spacing w:before="360" w:after="80"/>
       <w:ind w:left="113"/>
       <w:outlineLvl w:val="1"/>
     </w:pPr>
@@ -2923,7 +3198,7 @@
       <w:b/>
       <w:bCs/>
       <w:color w:val="4F46E5"/>
-      <w:sz w:val="28"/>
+      <w:sz w:val="27"/>
       <w:szCs w:val="26"/>
     </w:rPr>
   </w:style>
@@ -2939,7 +3214,7 @@
     <w:pPr>
       <w:keepNext/>
       <w:keepLines/>
-      <w:spacing w:before="240" w:after="80"/>
+      <w:spacing w:before="240" w:after="60"/>
       <w:ind w:left="255"/>
       <w:outlineLvl w:val="2"/>
     </w:pPr>
@@ -2948,7 +3223,7 @@
       <w:b/>
       <w:bCs/>
       <w:color w:val="17324D"/>
-      <w:sz w:val="22"/>
+      <w:sz w:val="23"/>
     </w:rPr>
   </w:style>
   <w:style w:type="paragraph" w:styleId="Heading4">
@@ -3179,10 +3454,12 @@
     <w:qFormat/>
     <w:rsid w:val="00FC693F"/>
     <w:pPr>
+      <w:keepNext/>
+      <w:keepLines/>
       <w:pBdr>
         <w:bottom w:val="single" w:sz="8" w:space="4" w:color="4F81BD" w:themeColor="accent1"/>
       </w:pBdr>
-      <w:spacing w:after="200" w:line="240" w:lineRule="auto"/>
+      <w:spacing w:after="140" w:line="240" w:lineRule="auto" w:before="0"/>
       <w:contextualSpacing/>
     </w:pPr>
     <w:rPr>
@@ -3191,7 +3468,7 @@
       <w:color w:val="071A2B"/>
       <w:spacing w:val="5"/>
       <w:kern w:val="28"/>
-      <w:sz w:val="50"/>
+      <w:sz w:val="48"/>
       <w:szCs w:val="52"/>
     </w:rPr>
   </w:style>
@@ -3219,9 +3496,12 @@
     <w:qFormat/>
     <w:rsid w:val="00FC693F"/>
     <w:pPr>
+      <w:keepNext/>
+      <w:keepLines/>
       <w:numPr>
         <w:ilvl w:val="1"/>
       </w:numPr>
+      <w:spacing w:before="0" w:after="180"/>
     </w:pPr>
     <w:rPr>
       <w:rFonts w:asciiTheme="majorHAnsi" w:eastAsiaTheme="majorEastAsia" w:hAnsiTheme="majorHAnsi" w:cstheme="majorBidi" w:ascii="Noto Sans KR" w:hAnsi="Noto Sans KR" w:eastAsia="Noto Sans KR"/>
@@ -3230,7 +3510,7 @@
       <w:iCs/>
       <w:color w:val="5E7186"/>
       <w:spacing w:val="15"/>
-      <w:sz w:val="22"/>
+      <w:sz w:val="23"/>
       <w:szCs w:val="24"/>
     </w:rPr>
   </w:style>
@@ -14525,39 +14805,119 @@
   <w:style w:type="paragraph" w:customStyle="1" w:styleId="CPFCode">
     <w:name w:val="CPF Code"/>
     <w:pPr>
-      <w:spacing w:before="40" w:after="80"/>
+      <w:spacing w:before="100" w:after="140" w:line="240" w:lineRule="auto"/>
       <w:ind w:left="283" w:right="170"/>
     </w:pPr>
     <w:rPr>
-      <w:rFonts w:ascii="DejaVu Sans Mono" w:hAnsi="DejaVu Sans Mono" w:eastAsia="DejaVu Sans Mono"/>
-      <w:color w:val="071A2B"/>
-      <w:sz w:val="16"/>
+      <w:rFonts w:ascii="Noto Sans KR" w:hAnsi="Noto Sans KR" w:eastAsia="DejaVu Sans Mono"/>
+      <w:b w:val="0"/>
+      <w:color w:val="F4F8FC"/>
+      <w:sz w:val="18"/>
     </w:rPr>
   </w:style>
   <w:style w:type="paragraph" w:customStyle="1" w:styleId="CPFCaption">
     <w:name w:val="CPF Caption"/>
     <w:pPr>
-      <w:spacing w:before="40" w:after="100"/>
+      <w:spacing w:before="60" w:after="160"/>
       <w:ind w:left="255" w:right="255"/>
     </w:pPr>
     <w:rPr>
       <w:rFonts w:ascii="Noto Sans KR" w:hAnsi="Noto Sans KR" w:eastAsia="Noto Sans KR"/>
       <w:color w:val="5E7186"/>
-      <w:sz w:val="16"/>
+      <w:sz w:val="18"/>
     </w:rPr>
   </w:style>
   <w:style w:type="paragraph" w:customStyle="1" w:styleId="CPFLabel">
     <w:name w:val="CPF Label"/>
     <w:pPr>
       <w:keepNext/>
-      <w:spacing w:before="140" w:after="40"/>
+      <w:spacing w:before="200" w:after="80"/>
       <w:ind w:left="255"/>
     </w:pPr>
     <w:rPr>
       <w:rFonts w:ascii="Noto Sans KR" w:hAnsi="Noto Sans KR" w:eastAsia="Noto Sans KR"/>
       <w:b/>
-      <w:color w:val="7154C7"/>
-      <w:sz w:val="21"/>
+      <w:color w:val="4F46E5"/>
+      <w:sz w:val="20"/>
+    </w:rPr>
+  </w:style>
+  <w:style w:type="paragraph" w:customStyle="1" w:styleId="CPFLead">
+    <w:name w:val="CPF Lead"/>
+    <w:basedOn w:val="Normal"/>
+    <w:pPr>
+      <w:spacing w:before="60" w:after="180" w:line="283" w:lineRule="auto"/>
+    </w:pPr>
+    <w:rPr>
+      <w:rFonts w:ascii="Noto Sans KR" w:hAnsi="Noto Sans KR"/>
+      <w:b w:val="0"/>
+      <w:color w:val="243547"/>
+      <w:sz w:val="20"/>
+    </w:rPr>
+  </w:style>
+  <w:style w:type="paragraph" w:customStyle="1" w:styleId="CPFSectionLead">
+    <w:name w:val="CPF Section Lead"/>
+    <w:basedOn w:val="Normal"/>
+    <w:pPr>
+      <w:spacing w:before="40" w:after="160" w:line="276" w:lineRule="auto"/>
+    </w:pPr>
+    <w:rPr>
+      <w:rFonts w:ascii="Noto Sans KR" w:hAnsi="Noto Sans KR"/>
+      <w:b w:val="0"/>
+      <w:color w:val="243547"/>
+      <w:sz w:val="19"/>
+    </w:rPr>
+  </w:style>
+  <w:style w:type="paragraph" w:customStyle="1" w:styleId="CPFCallout">
+    <w:name w:val="CPF Callout"/>
+    <w:basedOn w:val="Normal"/>
+    <w:pPr>
+      <w:spacing w:before="80" w:after="140" w:line="269" w:lineRule="auto"/>
+    </w:pPr>
+    <w:rPr>
+      <w:rFonts w:ascii="Noto Sans KR" w:hAnsi="Noto Sans KR"/>
+      <w:b w:val="0"/>
+      <w:color w:val="243547"/>
+      <w:sz w:val="19"/>
+    </w:rPr>
+  </w:style>
+  <w:style w:type="paragraph" w:customStyle="1" w:styleId="CPFWarning">
+    <w:name w:val="CPF Warning"/>
+    <w:basedOn w:val="Normal"/>
+    <w:pPr>
+      <w:spacing w:before="80" w:after="140" w:line="269" w:lineRule="auto"/>
+    </w:pPr>
+    <w:rPr>
+      <w:rFonts w:ascii="Noto Sans KR" w:hAnsi="Noto Sans KR"/>
+      <w:b w:val="0"/>
+      <w:color w:val="A85600"/>
+      <w:sz w:val="19"/>
+    </w:rPr>
+  </w:style>
+  <w:style w:type="paragraph" w:customStyle="1" w:styleId="CPFSource">
+    <w:name w:val="CPF Source"/>
+    <w:basedOn w:val="Normal"/>
+    <w:pPr>
+      <w:spacing w:before="60" w:after="120" w:line="252" w:lineRule="auto"/>
+    </w:pPr>
+    <w:rPr>
+      <w:rFonts w:ascii="Noto Sans KR" w:hAnsi="Noto Sans KR"/>
+      <w:b w:val="0"/>
+      <w:color w:val="5E7186"/>
+      <w:sz w:val="18"/>
+    </w:rPr>
+  </w:style>
+  <w:style w:type="paragraph" w:customStyle="1" w:styleId="CPFTOCEntry">
+    <w:name w:val="CPF TOC Entry"/>
+    <w:basedOn w:val="Normal"/>
+    <w:pPr>
+      <w:spacing w:before="0" w:after="50" w:line="252" w:lineRule="auto"/>
+      <w:ind w:left="113"/>
+    </w:pPr>
+    <w:rPr>
+      <w:rFonts w:ascii="Noto Sans KR" w:hAnsi="Noto Sans KR"/>
+      <w:b w:val="0"/>
+      <w:color w:val="243547"/>
+      <w:sz w:val="20"/>
     </w:rPr>
   </w:style>
 </w:styles>

--- a/cpf-docs/guides/06_Gateway_개발_사용_가이드.docx
+++ b/cpf-docs/guides/06_Gateway_개발_사용_가이드.docx
@@ -311,7 +311,6 @@
         <w:rPr>
           <w:rFonts w:ascii="Noto Sans KR" w:hAnsi="Noto Sans KR" w:eastAsia="Noto Sans KR" w:cs="Noto Sans KR"/>
         </w:rPr>
-        <w:br w:type="page"/>
       </w:r>
     </w:p>
     <w:p>
@@ -1073,16 +1072,16 @@
             <w:shd w:fill="183B63" w:val="clear"/>
             <w:vAlign w:val="center"/>
             <w:tcMar>
-              <w:top w:w="70" w:type="dxa"/>
-              <w:start w:w="90" w:type="dxa"/>
-              <w:bottom w:w="70" w:type="dxa"/>
-              <w:end w:w="90" w:type="dxa"/>
+              <w:top w:w="80" w:type="dxa"/>
+              <w:start w:w="100" w:type="dxa"/>
+              <w:bottom w:w="80" w:type="dxa"/>
+              <w:end w:w="100" w:type="dxa"/>
             </w:tcMar>
           </w:tcPr>
           <w:p>
             <w:pPr>
               <w:pStyle w:val="Normal"/>
-              <w:spacing w:lineRule="auto" w:line="274" w:before="0" w:after="46"/>
+              <w:spacing w:lineRule="auto" w:line="269" w:before="0" w:after="70"/>
               <w:ind w:start="0" w:end="0"/>
               <w:jc w:val="center"/>
               <w:rPr/>
@@ -1091,8 +1090,8 @@
               <w:rPr>
                 <w:rFonts w:ascii="Noto Sans KR" w:hAnsi="Noto Sans KR" w:cs="Noto Sans KR" w:eastAsia="Noto Sans KR"/>
                 <w:b/>
+                <w:sz w:val="19"/>
                 <w:color w:val="FFFFFF"/>
-                <w:sz w:val="18"/>
               </w:rPr>
               <w:t>상황</w:t>
             </w:r>
@@ -1110,16 +1109,16 @@
             <w:shd w:fill="183B63" w:val="clear"/>
             <w:vAlign w:val="center"/>
             <w:tcMar>
-              <w:top w:w="70" w:type="dxa"/>
-              <w:start w:w="90" w:type="dxa"/>
-              <w:bottom w:w="70" w:type="dxa"/>
-              <w:end w:w="90" w:type="dxa"/>
+              <w:top w:w="80" w:type="dxa"/>
+              <w:start w:w="100" w:type="dxa"/>
+              <w:bottom w:w="80" w:type="dxa"/>
+              <w:end w:w="100" w:type="dxa"/>
             </w:tcMar>
           </w:tcPr>
           <w:p>
             <w:pPr>
               <w:pStyle w:val="Normal"/>
-              <w:spacing w:lineRule="auto" w:line="274" w:before="0" w:after="46"/>
+              <w:spacing w:lineRule="auto" w:line="269" w:before="0" w:after="70"/>
               <w:ind w:start="0" w:end="0"/>
               <w:jc w:val="center"/>
               <w:rPr/>
@@ -1128,8 +1127,8 @@
               <w:rPr>
                 <w:rFonts w:ascii="Noto Sans KR" w:hAnsi="Noto Sans KR" w:cs="Noto Sans KR" w:eastAsia="Noto Sans KR"/>
                 <w:b/>
+                <w:sz w:val="19"/>
                 <w:color w:val="FFFFFF"/>
-                <w:sz w:val="18"/>
               </w:rPr>
               <w:t>권장 경로</w:t>
             </w:r>
@@ -1147,16 +1146,16 @@
             <w:shd w:fill="183B63" w:val="clear"/>
             <w:vAlign w:val="center"/>
             <w:tcMar>
-              <w:top w:w="70" w:type="dxa"/>
-              <w:start w:w="90" w:type="dxa"/>
-              <w:bottom w:w="70" w:type="dxa"/>
-              <w:end w:w="90" w:type="dxa"/>
+              <w:top w:w="80" w:type="dxa"/>
+              <w:start w:w="100" w:type="dxa"/>
+              <w:bottom w:w="80" w:type="dxa"/>
+              <w:end w:w="100" w:type="dxa"/>
             </w:tcMar>
           </w:tcPr>
           <w:p>
             <w:pPr>
               <w:pStyle w:val="Normal"/>
-              <w:spacing w:lineRule="auto" w:line="274" w:before="0" w:after="46"/>
+              <w:spacing w:lineRule="auto" w:line="269" w:before="0" w:after="70"/>
               <w:ind w:start="0" w:end="0"/>
               <w:jc w:val="center"/>
               <w:rPr/>
@@ -1165,8 +1164,8 @@
               <w:rPr>
                 <w:rFonts w:eastAsia="Noto Sans KR" w:cs="Noto Sans KR" w:ascii="Noto Sans KR" w:hAnsi="Noto Sans KR"/>
                 <w:b/>
+                <w:sz w:val="19"/>
                 <w:color w:val="FFFFFF"/>
-                <w:sz w:val="18"/>
               </w:rPr>
               <w:t>Gateway</w:t>
             </w:r>
@@ -1190,16 +1189,16 @@
             <w:shd w:fill="FFFFFF" w:val="clear"/>
             <w:vAlign w:val="center"/>
             <w:tcMar>
-              <w:top w:w="58" w:type="dxa"/>
-              <w:start w:w="90" w:type="dxa"/>
-              <w:bottom w:w="58" w:type="dxa"/>
-              <w:end w:w="90" w:type="dxa"/>
+              <w:top w:w="80" w:type="dxa"/>
+              <w:start w:w="100" w:type="dxa"/>
+              <w:bottom w:w="80" w:type="dxa"/>
+              <w:end w:w="100" w:type="dxa"/>
             </w:tcMar>
           </w:tcPr>
           <w:p>
             <w:pPr>
               <w:pStyle w:val="Normal"/>
-              <w:spacing w:lineRule="auto" w:line="274" w:before="0" w:after="46"/>
+              <w:spacing w:lineRule="auto" w:line="269" w:before="0" w:after="70"/>
               <w:ind w:start="0" w:end="0"/>
               <w:jc w:val="left"/>
               <w:rPr/>
@@ -1227,16 +1226,16 @@
             <w:shd w:fill="FFFFFF" w:val="clear"/>
             <w:vAlign w:val="center"/>
             <w:tcMar>
-              <w:top w:w="58" w:type="dxa"/>
-              <w:start w:w="90" w:type="dxa"/>
-              <w:bottom w:w="58" w:type="dxa"/>
-              <w:end w:w="90" w:type="dxa"/>
+              <w:top w:w="80" w:type="dxa"/>
+              <w:start w:w="100" w:type="dxa"/>
+              <w:bottom w:w="80" w:type="dxa"/>
+              <w:end w:w="100" w:type="dxa"/>
             </w:tcMar>
           </w:tcPr>
           <w:p>
             <w:pPr>
               <w:pStyle w:val="Normal"/>
-              <w:spacing w:lineRule="auto" w:line="274" w:before="0" w:after="46"/>
+              <w:spacing w:lineRule="auto" w:line="269" w:before="0" w:after="70"/>
               <w:ind w:start="0" w:end="0"/>
               <w:jc w:val="left"/>
               <w:rPr/>
@@ -1264,16 +1263,16 @@
             <w:shd w:fill="FFFFFF" w:val="clear"/>
             <w:vAlign w:val="center"/>
             <w:tcMar>
-              <w:top w:w="58" w:type="dxa"/>
-              <w:start w:w="90" w:type="dxa"/>
-              <w:bottom w:w="58" w:type="dxa"/>
-              <w:end w:w="90" w:type="dxa"/>
+              <w:top w:w="80" w:type="dxa"/>
+              <w:start w:w="100" w:type="dxa"/>
+              <w:bottom w:w="80" w:type="dxa"/>
+              <w:end w:w="100" w:type="dxa"/>
             </w:tcMar>
           </w:tcPr>
           <w:p>
             <w:pPr>
               <w:pStyle w:val="Normal"/>
-              <w:spacing w:lineRule="auto" w:line="274" w:before="0" w:after="46"/>
+              <w:spacing w:lineRule="auto" w:line="269" w:before="0" w:after="70"/>
               <w:ind w:start="0" w:end="0"/>
               <w:jc w:val="left"/>
               <w:rPr/>
@@ -1307,16 +1306,16 @@
             <w:shd w:fill="F4F7FB" w:val="clear"/>
             <w:vAlign w:val="center"/>
             <w:tcMar>
-              <w:top w:w="58" w:type="dxa"/>
-              <w:start w:w="90" w:type="dxa"/>
-              <w:bottom w:w="58" w:type="dxa"/>
-              <w:end w:w="90" w:type="dxa"/>
+              <w:top w:w="80" w:type="dxa"/>
+              <w:start w:w="100" w:type="dxa"/>
+              <w:bottom w:w="80" w:type="dxa"/>
+              <w:end w:w="100" w:type="dxa"/>
             </w:tcMar>
           </w:tcPr>
           <w:p>
             <w:pPr>
               <w:pStyle w:val="Normal"/>
-              <w:spacing w:lineRule="auto" w:line="274" w:before="0" w:after="46"/>
+              <w:spacing w:lineRule="auto" w:line="269" w:before="0" w:after="70"/>
               <w:ind w:start="0" w:end="0"/>
               <w:jc w:val="left"/>
               <w:rPr/>
@@ -1371,16 +1370,16 @@
             <w:shd w:fill="F4F7FB" w:val="clear"/>
             <w:vAlign w:val="center"/>
             <w:tcMar>
-              <w:top w:w="58" w:type="dxa"/>
-              <w:start w:w="90" w:type="dxa"/>
-              <w:bottom w:w="58" w:type="dxa"/>
-              <w:end w:w="90" w:type="dxa"/>
+              <w:top w:w="80" w:type="dxa"/>
+              <w:start w:w="100" w:type="dxa"/>
+              <w:bottom w:w="80" w:type="dxa"/>
+              <w:end w:w="100" w:type="dxa"/>
             </w:tcMar>
           </w:tcPr>
           <w:p>
             <w:pPr>
               <w:pStyle w:val="Normal"/>
-              <w:spacing w:lineRule="auto" w:line="274" w:before="0" w:after="46"/>
+              <w:spacing w:lineRule="auto" w:line="269" w:before="0" w:after="70"/>
               <w:ind w:start="0" w:end="0"/>
               <w:jc w:val="left"/>
               <w:rPr/>
@@ -1408,16 +1407,16 @@
             <w:shd w:fill="F4F7FB" w:val="clear"/>
             <w:vAlign w:val="center"/>
             <w:tcMar>
-              <w:top w:w="58" w:type="dxa"/>
-              <w:start w:w="90" w:type="dxa"/>
-              <w:bottom w:w="58" w:type="dxa"/>
-              <w:end w:w="90" w:type="dxa"/>
+              <w:top w:w="80" w:type="dxa"/>
+              <w:start w:w="100" w:type="dxa"/>
+              <w:bottom w:w="80" w:type="dxa"/>
+              <w:end w:w="100" w:type="dxa"/>
             </w:tcMar>
           </w:tcPr>
           <w:p>
             <w:pPr>
               <w:pStyle w:val="Normal"/>
-              <w:spacing w:lineRule="auto" w:line="274" w:before="0" w:after="46"/>
+              <w:spacing w:lineRule="auto" w:line="269" w:before="0" w:after="70"/>
               <w:ind w:start="0" w:end="0"/>
               <w:jc w:val="left"/>
               <w:rPr/>
@@ -1451,16 +1450,16 @@
             <w:shd w:fill="FFFFFF" w:val="clear"/>
             <w:vAlign w:val="center"/>
             <w:tcMar>
-              <w:top w:w="58" w:type="dxa"/>
-              <w:start w:w="90" w:type="dxa"/>
-              <w:bottom w:w="58" w:type="dxa"/>
-              <w:end w:w="90" w:type="dxa"/>
+              <w:top w:w="80" w:type="dxa"/>
+              <w:start w:w="100" w:type="dxa"/>
+              <w:bottom w:w="80" w:type="dxa"/>
+              <w:end w:w="100" w:type="dxa"/>
             </w:tcMar>
           </w:tcPr>
           <w:p>
             <w:pPr>
               <w:pStyle w:val="Normal"/>
-              <w:spacing w:lineRule="auto" w:line="274" w:before="0" w:after="46"/>
+              <w:spacing w:lineRule="auto" w:line="269" w:before="0" w:after="70"/>
               <w:ind w:start="0" w:end="0"/>
               <w:jc w:val="left"/>
               <w:rPr/>
@@ -1497,16 +1496,16 @@
             <w:shd w:fill="FFFFFF" w:val="clear"/>
             <w:vAlign w:val="center"/>
             <w:tcMar>
-              <w:top w:w="58" w:type="dxa"/>
-              <w:start w:w="90" w:type="dxa"/>
-              <w:bottom w:w="58" w:type="dxa"/>
-              <w:end w:w="90" w:type="dxa"/>
+              <w:top w:w="80" w:type="dxa"/>
+              <w:start w:w="100" w:type="dxa"/>
+              <w:bottom w:w="80" w:type="dxa"/>
+              <w:end w:w="100" w:type="dxa"/>
             </w:tcMar>
           </w:tcPr>
           <w:p>
             <w:pPr>
               <w:pStyle w:val="Normal"/>
-              <w:spacing w:lineRule="auto" w:line="274" w:before="0" w:after="46"/>
+              <w:spacing w:lineRule="auto" w:line="269" w:before="0" w:after="70"/>
               <w:ind w:start="0" w:end="0"/>
               <w:jc w:val="left"/>
               <w:rPr/>
@@ -1534,16 +1533,16 @@
             <w:shd w:fill="FFFFFF" w:val="clear"/>
             <w:vAlign w:val="center"/>
             <w:tcMar>
-              <w:top w:w="58" w:type="dxa"/>
-              <w:start w:w="90" w:type="dxa"/>
-              <w:bottom w:w="58" w:type="dxa"/>
-              <w:end w:w="90" w:type="dxa"/>
+              <w:top w:w="80" w:type="dxa"/>
+              <w:start w:w="100" w:type="dxa"/>
+              <w:bottom w:w="80" w:type="dxa"/>
+              <w:end w:w="100" w:type="dxa"/>
             </w:tcMar>
           </w:tcPr>
           <w:p>
             <w:pPr>
               <w:pStyle w:val="Normal"/>
-              <w:spacing w:lineRule="auto" w:line="274" w:before="0" w:after="46"/>
+              <w:spacing w:lineRule="auto" w:line="269" w:before="0" w:after="70"/>
               <w:ind w:start="0" w:end="0"/>
               <w:jc w:val="left"/>
               <w:rPr/>
@@ -1595,16 +1594,16 @@
             <w:shd w:fill="F4F7FB" w:val="clear"/>
             <w:vAlign w:val="center"/>
             <w:tcMar>
-              <w:top w:w="58" w:type="dxa"/>
-              <w:start w:w="90" w:type="dxa"/>
-              <w:bottom w:w="58" w:type="dxa"/>
-              <w:end w:w="90" w:type="dxa"/>
+              <w:top w:w="80" w:type="dxa"/>
+              <w:start w:w="100" w:type="dxa"/>
+              <w:bottom w:w="80" w:type="dxa"/>
+              <w:end w:w="100" w:type="dxa"/>
             </w:tcMar>
           </w:tcPr>
           <w:p>
             <w:pPr>
               <w:pStyle w:val="Normal"/>
-              <w:spacing w:lineRule="auto" w:line="274" w:before="0" w:after="46"/>
+              <w:spacing w:lineRule="auto" w:line="269" w:before="0" w:after="70"/>
               <w:ind w:start="0" w:end="0"/>
               <w:jc w:val="left"/>
               <w:rPr/>
@@ -1641,16 +1640,16 @@
             <w:shd w:fill="F4F7FB" w:val="clear"/>
             <w:vAlign w:val="center"/>
             <w:tcMar>
-              <w:top w:w="58" w:type="dxa"/>
-              <w:start w:w="90" w:type="dxa"/>
-              <w:bottom w:w="58" w:type="dxa"/>
-              <w:end w:w="90" w:type="dxa"/>
+              <w:top w:w="80" w:type="dxa"/>
+              <w:start w:w="100" w:type="dxa"/>
+              <w:bottom w:w="80" w:type="dxa"/>
+              <w:end w:w="100" w:type="dxa"/>
             </w:tcMar>
           </w:tcPr>
           <w:p>
             <w:pPr>
               <w:pStyle w:val="Normal"/>
-              <w:spacing w:lineRule="auto" w:line="274" w:before="0" w:after="46"/>
+              <w:spacing w:lineRule="auto" w:line="269" w:before="0" w:after="70"/>
               <w:ind w:start="0" w:end="0"/>
               <w:jc w:val="left"/>
               <w:rPr/>
@@ -1705,16 +1704,16 @@
             <w:shd w:fill="F4F7FB" w:val="clear"/>
             <w:vAlign w:val="center"/>
             <w:tcMar>
-              <w:top w:w="58" w:type="dxa"/>
-              <w:start w:w="90" w:type="dxa"/>
-              <w:bottom w:w="58" w:type="dxa"/>
-              <w:end w:w="90" w:type="dxa"/>
+              <w:top w:w="80" w:type="dxa"/>
+              <w:start w:w="100" w:type="dxa"/>
+              <w:bottom w:w="80" w:type="dxa"/>
+              <w:end w:w="100" w:type="dxa"/>
             </w:tcMar>
           </w:tcPr>
           <w:p>
             <w:pPr>
               <w:pStyle w:val="Normal"/>
-              <w:spacing w:lineRule="auto" w:line="274" w:before="0" w:after="46"/>
+              <w:spacing w:lineRule="auto" w:line="269" w:before="0" w:after="70"/>
               <w:ind w:start="0" w:end="0"/>
               <w:jc w:val="left"/>
               <w:rPr/>
@@ -2042,16 +2041,16 @@
             <w:shd w:fill="183B63" w:val="clear"/>
             <w:vAlign w:val="center"/>
             <w:tcMar>
-              <w:top w:w="70" w:type="dxa"/>
-              <w:start w:w="90" w:type="dxa"/>
-              <w:bottom w:w="70" w:type="dxa"/>
-              <w:end w:w="90" w:type="dxa"/>
+              <w:top w:w="80" w:type="dxa"/>
+              <w:start w:w="100" w:type="dxa"/>
+              <w:bottom w:w="80" w:type="dxa"/>
+              <w:end w:w="100" w:type="dxa"/>
             </w:tcMar>
           </w:tcPr>
           <w:p>
             <w:pPr>
               <w:pStyle w:val="Normal"/>
-              <w:spacing w:lineRule="auto" w:line="274" w:before="0" w:after="46"/>
+              <w:spacing w:lineRule="auto" w:line="269" w:before="0" w:after="70"/>
               <w:ind w:start="0" w:end="0"/>
               <w:jc w:val="center"/>
               <w:rPr/>
@@ -2060,8 +2059,8 @@
               <w:rPr>
                 <w:rFonts w:ascii="Noto Sans KR" w:hAnsi="Noto Sans KR" w:cs="Noto Sans KR" w:eastAsia="Noto Sans KR"/>
                 <w:b/>
+                <w:sz w:val="19"/>
                 <w:color w:val="FFFFFF"/>
-                <w:sz w:val="18"/>
               </w:rPr>
               <w:t>값</w:t>
             </w:r>
@@ -2079,16 +2078,16 @@
             <w:shd w:fill="183B63" w:val="clear"/>
             <w:vAlign w:val="center"/>
             <w:tcMar>
-              <w:top w:w="70" w:type="dxa"/>
-              <w:start w:w="90" w:type="dxa"/>
-              <w:bottom w:w="70" w:type="dxa"/>
-              <w:end w:w="90" w:type="dxa"/>
+              <w:top w:w="80" w:type="dxa"/>
+              <w:start w:w="100" w:type="dxa"/>
+              <w:bottom w:w="80" w:type="dxa"/>
+              <w:end w:w="100" w:type="dxa"/>
             </w:tcMar>
           </w:tcPr>
           <w:p>
             <w:pPr>
               <w:pStyle w:val="Normal"/>
-              <w:spacing w:lineRule="auto" w:line="274" w:before="0" w:after="46"/>
+              <w:spacing w:lineRule="auto" w:line="269" w:before="0" w:after="70"/>
               <w:ind w:start="0" w:end="0"/>
               <w:jc w:val="center"/>
               <w:rPr/>
@@ -2097,8 +2096,8 @@
               <w:rPr>
                 <w:rFonts w:eastAsia="Noto Sans KR" w:cs="Noto Sans KR" w:ascii="Noto Sans KR" w:hAnsi="Noto Sans KR"/>
                 <w:b/>
+                <w:sz w:val="19"/>
                 <w:color w:val="FFFFFF"/>
-                <w:sz w:val="18"/>
               </w:rPr>
               <w:t>Owner</w:t>
             </w:r>
@@ -2116,16 +2115,16 @@
             <w:shd w:fill="183B63" w:val="clear"/>
             <w:vAlign w:val="center"/>
             <w:tcMar>
-              <w:top w:w="70" w:type="dxa"/>
-              <w:start w:w="90" w:type="dxa"/>
-              <w:bottom w:w="70" w:type="dxa"/>
-              <w:end w:w="90" w:type="dxa"/>
+              <w:top w:w="80" w:type="dxa"/>
+              <w:start w:w="100" w:type="dxa"/>
+              <w:bottom w:w="80" w:type="dxa"/>
+              <w:end w:w="100" w:type="dxa"/>
             </w:tcMar>
           </w:tcPr>
           <w:p>
             <w:pPr>
               <w:pStyle w:val="Normal"/>
-              <w:spacing w:lineRule="auto" w:line="274" w:before="0" w:after="46"/>
+              <w:spacing w:lineRule="auto" w:line="269" w:before="0" w:after="70"/>
               <w:ind w:start="0" w:end="0"/>
               <w:jc w:val="center"/>
               <w:rPr/>
@@ -2134,8 +2133,8 @@
               <w:rPr>
                 <w:rFonts w:ascii="Noto Sans KR" w:hAnsi="Noto Sans KR" w:cs="Noto Sans KR" w:eastAsia="Noto Sans KR"/>
                 <w:b/>
+                <w:sz w:val="19"/>
                 <w:color w:val="FFFFFF"/>
-                <w:sz w:val="18"/>
               </w:rPr>
               <w:t>검증</w:t>
             </w:r>
@@ -2159,16 +2158,16 @@
             <w:shd w:fill="FFFFFF" w:val="clear"/>
             <w:vAlign w:val="center"/>
             <w:tcMar>
-              <w:top w:w="58" w:type="dxa"/>
-              <w:start w:w="90" w:type="dxa"/>
-              <w:bottom w:w="58" w:type="dxa"/>
-              <w:end w:w="90" w:type="dxa"/>
+              <w:top w:w="80" w:type="dxa"/>
+              <w:start w:w="100" w:type="dxa"/>
+              <w:bottom w:w="80" w:type="dxa"/>
+              <w:end w:w="100" w:type="dxa"/>
             </w:tcMar>
           </w:tcPr>
           <w:p>
             <w:pPr>
               <w:pStyle w:val="Normal"/>
-              <w:spacing w:lineRule="auto" w:line="274" w:before="0" w:after="46"/>
+              <w:spacing w:lineRule="auto" w:line="269" w:before="0" w:after="70"/>
               <w:ind w:start="0" w:end="0"/>
               <w:jc w:val="left"/>
               <w:rPr/>
@@ -2196,16 +2195,16 @@
             <w:shd w:fill="FFFFFF" w:val="clear"/>
             <w:vAlign w:val="center"/>
             <w:tcMar>
-              <w:top w:w="58" w:type="dxa"/>
-              <w:start w:w="90" w:type="dxa"/>
-              <w:bottom w:w="58" w:type="dxa"/>
-              <w:end w:w="90" w:type="dxa"/>
+              <w:top w:w="80" w:type="dxa"/>
+              <w:start w:w="100" w:type="dxa"/>
+              <w:bottom w:w="80" w:type="dxa"/>
+              <w:end w:w="100" w:type="dxa"/>
             </w:tcMar>
           </w:tcPr>
           <w:p>
             <w:pPr>
               <w:pStyle w:val="Normal"/>
-              <w:spacing w:lineRule="auto" w:line="274" w:before="0" w:after="46"/>
+              <w:spacing w:lineRule="auto" w:line="269" w:before="0" w:after="70"/>
               <w:ind w:start="0" w:end="0"/>
               <w:jc w:val="left"/>
               <w:rPr/>
@@ -2233,16 +2232,16 @@
             <w:shd w:fill="FFFFFF" w:val="clear"/>
             <w:vAlign w:val="center"/>
             <w:tcMar>
-              <w:top w:w="58" w:type="dxa"/>
-              <w:start w:w="90" w:type="dxa"/>
-              <w:bottom w:w="58" w:type="dxa"/>
-              <w:end w:w="90" w:type="dxa"/>
+              <w:top w:w="80" w:type="dxa"/>
+              <w:start w:w="100" w:type="dxa"/>
+              <w:bottom w:w="80" w:type="dxa"/>
+              <w:end w:w="100" w:type="dxa"/>
             </w:tcMar>
           </w:tcPr>
           <w:p>
             <w:pPr>
               <w:pStyle w:val="Normal"/>
-              <w:spacing w:lineRule="auto" w:line="274" w:before="0" w:after="46"/>
+              <w:spacing w:lineRule="auto" w:line="269" w:before="0" w:after="70"/>
               <w:ind w:start="0" w:end="0"/>
               <w:jc w:val="left"/>
               <w:rPr/>
@@ -2285,16 +2284,16 @@
             <w:shd w:fill="F4F7FB" w:val="clear"/>
             <w:vAlign w:val="center"/>
             <w:tcMar>
-              <w:top w:w="58" w:type="dxa"/>
-              <w:start w:w="90" w:type="dxa"/>
-              <w:bottom w:w="58" w:type="dxa"/>
-              <w:end w:w="90" w:type="dxa"/>
+              <w:top w:w="80" w:type="dxa"/>
+              <w:start w:w="100" w:type="dxa"/>
+              <w:bottom w:w="80" w:type="dxa"/>
+              <w:end w:w="100" w:type="dxa"/>
             </w:tcMar>
           </w:tcPr>
           <w:p>
             <w:pPr>
               <w:pStyle w:val="Normal"/>
-              <w:spacing w:lineRule="auto" w:line="274" w:before="0" w:after="46"/>
+              <w:spacing w:lineRule="auto" w:line="269" w:before="0" w:after="70"/>
               <w:ind w:start="0" w:end="0"/>
               <w:jc w:val="left"/>
               <w:rPr/>
@@ -2322,16 +2321,16 @@
             <w:shd w:fill="F4F7FB" w:val="clear"/>
             <w:vAlign w:val="center"/>
             <w:tcMar>
-              <w:top w:w="58" w:type="dxa"/>
-              <w:start w:w="90" w:type="dxa"/>
-              <w:bottom w:w="58" w:type="dxa"/>
-              <w:end w:w="90" w:type="dxa"/>
+              <w:top w:w="80" w:type="dxa"/>
+              <w:start w:w="100" w:type="dxa"/>
+              <w:bottom w:w="80" w:type="dxa"/>
+              <w:end w:w="100" w:type="dxa"/>
             </w:tcMar>
           </w:tcPr>
           <w:p>
             <w:pPr>
               <w:pStyle w:val="Normal"/>
-              <w:spacing w:lineRule="auto" w:line="274" w:before="0" w:after="46"/>
+              <w:spacing w:lineRule="auto" w:line="269" w:before="0" w:after="70"/>
               <w:ind w:start="0" w:end="0"/>
               <w:jc w:val="left"/>
               <w:rPr/>
@@ -2368,16 +2367,16 @@
             <w:shd w:fill="F4F7FB" w:val="clear"/>
             <w:vAlign w:val="center"/>
             <w:tcMar>
-              <w:top w:w="58" w:type="dxa"/>
-              <w:start w:w="90" w:type="dxa"/>
-              <w:bottom w:w="58" w:type="dxa"/>
-              <w:end w:w="90" w:type="dxa"/>
+              <w:top w:w="80" w:type="dxa"/>
+              <w:start w:w="100" w:type="dxa"/>
+              <w:bottom w:w="80" w:type="dxa"/>
+              <w:end w:w="100" w:type="dxa"/>
             </w:tcMar>
           </w:tcPr>
           <w:p>
             <w:pPr>
               <w:pStyle w:val="Normal"/>
-              <w:spacing w:lineRule="auto" w:line="274" w:before="0" w:after="46"/>
+              <w:spacing w:lineRule="auto" w:line="269" w:before="0" w:after="70"/>
               <w:ind w:start="0" w:end="0"/>
               <w:jc w:val="left"/>
               <w:rPr/>
@@ -2411,16 +2410,16 @@
             <w:shd w:fill="FFFFFF" w:val="clear"/>
             <w:vAlign w:val="center"/>
             <w:tcMar>
-              <w:top w:w="58" w:type="dxa"/>
-              <w:start w:w="90" w:type="dxa"/>
-              <w:bottom w:w="58" w:type="dxa"/>
-              <w:end w:w="90" w:type="dxa"/>
+              <w:top w:w="80" w:type="dxa"/>
+              <w:start w:w="100" w:type="dxa"/>
+              <w:bottom w:w="80" w:type="dxa"/>
+              <w:end w:w="100" w:type="dxa"/>
             </w:tcMar>
           </w:tcPr>
           <w:p>
             <w:pPr>
               <w:pStyle w:val="Normal"/>
-              <w:spacing w:lineRule="auto" w:line="274" w:before="0" w:after="46"/>
+              <w:spacing w:lineRule="auto" w:line="269" w:before="0" w:after="70"/>
               <w:ind w:start="0" w:end="0"/>
               <w:jc w:val="left"/>
               <w:rPr/>
@@ -2448,16 +2447,16 @@
             <w:shd w:fill="FFFFFF" w:val="clear"/>
             <w:vAlign w:val="center"/>
             <w:tcMar>
-              <w:top w:w="58" w:type="dxa"/>
-              <w:start w:w="90" w:type="dxa"/>
-              <w:bottom w:w="58" w:type="dxa"/>
-              <w:end w:w="90" w:type="dxa"/>
+              <w:top w:w="80" w:type="dxa"/>
+              <w:start w:w="100" w:type="dxa"/>
+              <w:bottom w:w="80" w:type="dxa"/>
+              <w:end w:w="100" w:type="dxa"/>
             </w:tcMar>
           </w:tcPr>
           <w:p>
             <w:pPr>
               <w:pStyle w:val="Normal"/>
-              <w:spacing w:lineRule="auto" w:line="274" w:before="0" w:after="46"/>
+              <w:spacing w:lineRule="auto" w:line="269" w:before="0" w:after="70"/>
               <w:ind w:start="0" w:end="0"/>
               <w:jc w:val="left"/>
               <w:rPr/>
@@ -2494,16 +2493,16 @@
             <w:shd w:fill="FFFFFF" w:val="clear"/>
             <w:vAlign w:val="center"/>
             <w:tcMar>
-              <w:top w:w="58" w:type="dxa"/>
-              <w:start w:w="90" w:type="dxa"/>
-              <w:bottom w:w="58" w:type="dxa"/>
-              <w:end w:w="90" w:type="dxa"/>
+              <w:top w:w="80" w:type="dxa"/>
+              <w:start w:w="100" w:type="dxa"/>
+              <w:bottom w:w="80" w:type="dxa"/>
+              <w:end w:w="100" w:type="dxa"/>
             </w:tcMar>
           </w:tcPr>
           <w:p>
             <w:pPr>
               <w:pStyle w:val="Normal"/>
-              <w:spacing w:lineRule="auto" w:line="274" w:before="0" w:after="46"/>
+              <w:spacing w:lineRule="auto" w:line="269" w:before="0" w:after="70"/>
               <w:ind w:start="0" w:end="0"/>
               <w:jc w:val="left"/>
               <w:rPr/>
@@ -2546,16 +2545,16 @@
             <w:shd w:fill="F4F7FB" w:val="clear"/>
             <w:vAlign w:val="center"/>
             <w:tcMar>
-              <w:top w:w="58" w:type="dxa"/>
-              <w:start w:w="90" w:type="dxa"/>
-              <w:bottom w:w="58" w:type="dxa"/>
-              <w:end w:w="90" w:type="dxa"/>
+              <w:top w:w="80" w:type="dxa"/>
+              <w:start w:w="100" w:type="dxa"/>
+              <w:bottom w:w="80" w:type="dxa"/>
+              <w:end w:w="100" w:type="dxa"/>
             </w:tcMar>
           </w:tcPr>
           <w:p>
             <w:pPr>
               <w:pStyle w:val="Normal"/>
-              <w:spacing w:lineRule="auto" w:line="274" w:before="0" w:after="46"/>
+              <w:spacing w:lineRule="auto" w:line="269" w:before="0" w:after="70"/>
               <w:ind w:start="0" w:end="0"/>
               <w:jc w:val="left"/>
               <w:rPr/>
@@ -2583,16 +2582,16 @@
             <w:shd w:fill="F4F7FB" w:val="clear"/>
             <w:vAlign w:val="center"/>
             <w:tcMar>
-              <w:top w:w="58" w:type="dxa"/>
-              <w:start w:w="90" w:type="dxa"/>
-              <w:bottom w:w="58" w:type="dxa"/>
-              <w:end w:w="90" w:type="dxa"/>
+              <w:top w:w="80" w:type="dxa"/>
+              <w:start w:w="100" w:type="dxa"/>
+              <w:bottom w:w="80" w:type="dxa"/>
+              <w:end w:w="100" w:type="dxa"/>
             </w:tcMar>
           </w:tcPr>
           <w:p>
             <w:pPr>
               <w:pStyle w:val="Normal"/>
-              <w:spacing w:lineRule="auto" w:line="274" w:before="0" w:after="46"/>
+              <w:spacing w:lineRule="auto" w:line="269" w:before="0" w:after="70"/>
               <w:ind w:start="0" w:end="0"/>
               <w:jc w:val="left"/>
               <w:rPr/>
@@ -2629,16 +2628,16 @@
             <w:shd w:fill="F4F7FB" w:val="clear"/>
             <w:vAlign w:val="center"/>
             <w:tcMar>
-              <w:top w:w="58" w:type="dxa"/>
-              <w:start w:w="90" w:type="dxa"/>
-              <w:bottom w:w="58" w:type="dxa"/>
-              <w:end w:w="90" w:type="dxa"/>
+              <w:top w:w="80" w:type="dxa"/>
+              <w:start w:w="100" w:type="dxa"/>
+              <w:bottom w:w="80" w:type="dxa"/>
+              <w:end w:w="100" w:type="dxa"/>
             </w:tcMar>
           </w:tcPr>
           <w:p>
             <w:pPr>
               <w:pStyle w:val="Normal"/>
-              <w:spacing w:lineRule="auto" w:line="274" w:before="0" w:after="46"/>
+              <w:spacing w:lineRule="auto" w:line="269" w:before="0" w:after="70"/>
               <w:ind w:start="0" w:end="0"/>
               <w:jc w:val="left"/>
               <w:rPr/>
@@ -2669,6 +2668,7 @@
       <w:pPr>
         <w:pStyle w:val="Heading1"/>
         <w:keepNext w:val="true"/>
+        <w:pageBreakBefore/>
         <w:rPr/>
       </w:pPr>
       <w:bookmarkStart w:id="4" w:name="__RefHeading___Toc4073_1421710836"/>
@@ -2868,16 +2868,16 @@
             <w:shd w:fill="183B63" w:val="clear"/>
             <w:vAlign w:val="center"/>
             <w:tcMar>
-              <w:top w:w="70" w:type="dxa"/>
-              <w:start w:w="90" w:type="dxa"/>
-              <w:bottom w:w="70" w:type="dxa"/>
-              <w:end w:w="90" w:type="dxa"/>
+              <w:top w:w="80" w:type="dxa"/>
+              <w:start w:w="100" w:type="dxa"/>
+              <w:bottom w:w="80" w:type="dxa"/>
+              <w:end w:w="100" w:type="dxa"/>
             </w:tcMar>
           </w:tcPr>
           <w:p>
             <w:pPr>
               <w:pStyle w:val="Normal"/>
-              <w:spacing w:lineRule="auto" w:line="274" w:before="0" w:after="46"/>
+              <w:spacing w:lineRule="auto" w:line="269" w:before="0" w:after="70"/>
               <w:ind w:start="0" w:end="0"/>
               <w:jc w:val="center"/>
               <w:rPr/>
@@ -2886,8 +2886,8 @@
               <w:rPr>
                 <w:rFonts w:ascii="Noto Sans KR" w:hAnsi="Noto Sans KR" w:cs="Noto Sans KR" w:eastAsia="Noto Sans KR"/>
                 <w:b/>
+                <w:sz w:val="19"/>
                 <w:color w:val="FFFFFF"/>
-                <w:sz w:val="18"/>
               </w:rPr>
               <w:t>상태</w:t>
             </w:r>
@@ -2905,16 +2905,16 @@
             <w:shd w:fill="183B63" w:val="clear"/>
             <w:vAlign w:val="center"/>
             <w:tcMar>
-              <w:top w:w="70" w:type="dxa"/>
-              <w:start w:w="90" w:type="dxa"/>
-              <w:bottom w:w="70" w:type="dxa"/>
-              <w:end w:w="90" w:type="dxa"/>
+              <w:top w:w="80" w:type="dxa"/>
+              <w:start w:w="100" w:type="dxa"/>
+              <w:bottom w:w="80" w:type="dxa"/>
+              <w:end w:w="100" w:type="dxa"/>
             </w:tcMar>
           </w:tcPr>
           <w:p>
             <w:pPr>
               <w:pStyle w:val="Normal"/>
-              <w:spacing w:lineRule="auto" w:line="274" w:before="0" w:after="46"/>
+              <w:spacing w:lineRule="auto" w:line="269" w:before="0" w:after="70"/>
               <w:ind w:start="0" w:end="0"/>
               <w:jc w:val="center"/>
               <w:rPr/>
@@ -2923,8 +2923,8 @@
               <w:rPr>
                 <w:rFonts w:eastAsia="Noto Sans KR" w:cs="Noto Sans KR" w:ascii="Noto Sans KR" w:hAnsi="Noto Sans KR"/>
                 <w:b/>
+                <w:sz w:val="19"/>
                 <w:color w:val="FFFFFF"/>
-                <w:sz w:val="18"/>
               </w:rPr>
               <w:t xml:space="preserve">Gateway </w:t>
             </w:r>
@@ -2932,8 +2932,8 @@
               <w:rPr>
                 <w:rFonts w:ascii="Noto Sans KR" w:hAnsi="Noto Sans KR" w:cs="Noto Sans KR" w:eastAsia="Noto Sans KR"/>
                 <w:b/>
+                <w:sz w:val="19"/>
                 <w:color w:val="FFFFFF"/>
-                <w:sz w:val="18"/>
               </w:rPr>
               <w:t>판단</w:t>
             </w:r>
@@ -2951,16 +2951,16 @@
             <w:shd w:fill="183B63" w:val="clear"/>
             <w:vAlign w:val="center"/>
             <w:tcMar>
-              <w:top w:w="70" w:type="dxa"/>
-              <w:start w:w="90" w:type="dxa"/>
-              <w:bottom w:w="70" w:type="dxa"/>
-              <w:end w:w="90" w:type="dxa"/>
+              <w:top w:w="80" w:type="dxa"/>
+              <w:start w:w="100" w:type="dxa"/>
+              <w:bottom w:w="80" w:type="dxa"/>
+              <w:end w:w="100" w:type="dxa"/>
             </w:tcMar>
           </w:tcPr>
           <w:p>
             <w:pPr>
               <w:pStyle w:val="Normal"/>
-              <w:spacing w:lineRule="auto" w:line="274" w:before="0" w:after="46"/>
+              <w:spacing w:lineRule="auto" w:line="269" w:before="0" w:after="70"/>
               <w:ind w:start="0" w:end="0"/>
               <w:jc w:val="center"/>
               <w:rPr/>
@@ -2969,8 +2969,8 @@
               <w:rPr>
                 <w:rFonts w:eastAsia="Noto Sans KR" w:cs="Noto Sans KR" w:ascii="Noto Sans KR" w:hAnsi="Noto Sans KR"/>
                 <w:b/>
+                <w:sz w:val="19"/>
                 <w:color w:val="FFFFFF"/>
-                <w:sz w:val="18"/>
               </w:rPr>
               <w:t xml:space="preserve">Caller </w:t>
             </w:r>
@@ -2978,8 +2978,8 @@
               <w:rPr>
                 <w:rFonts w:ascii="Noto Sans KR" w:hAnsi="Noto Sans KR" w:cs="Noto Sans KR" w:eastAsia="Noto Sans KR"/>
                 <w:b/>
+                <w:sz w:val="19"/>
                 <w:color w:val="FFFFFF"/>
-                <w:sz w:val="18"/>
               </w:rPr>
               <w:t>행동</w:t>
             </w:r>
@@ -3003,16 +3003,16 @@
             <w:shd w:fill="FFFFFF" w:val="clear"/>
             <w:vAlign w:val="center"/>
             <w:tcMar>
-              <w:top w:w="58" w:type="dxa"/>
-              <w:start w:w="90" w:type="dxa"/>
-              <w:bottom w:w="58" w:type="dxa"/>
-              <w:end w:w="90" w:type="dxa"/>
+              <w:top w:w="80" w:type="dxa"/>
+              <w:start w:w="100" w:type="dxa"/>
+              <w:bottom w:w="80" w:type="dxa"/>
+              <w:end w:w="100" w:type="dxa"/>
             </w:tcMar>
           </w:tcPr>
           <w:p>
             <w:pPr>
               <w:pStyle w:val="Normal"/>
-              <w:spacing w:lineRule="auto" w:line="274" w:before="0" w:after="46"/>
+              <w:spacing w:lineRule="auto" w:line="269" w:before="0" w:after="70"/>
               <w:ind w:start="0" w:end="0"/>
               <w:jc w:val="left"/>
               <w:rPr/>
@@ -3040,16 +3040,16 @@
             <w:shd w:fill="FFFFFF" w:val="clear"/>
             <w:vAlign w:val="center"/>
             <w:tcMar>
-              <w:top w:w="58" w:type="dxa"/>
-              <w:start w:w="90" w:type="dxa"/>
-              <w:bottom w:w="58" w:type="dxa"/>
-              <w:end w:w="90" w:type="dxa"/>
+              <w:top w:w="80" w:type="dxa"/>
+              <w:start w:w="100" w:type="dxa"/>
+              <w:bottom w:w="80" w:type="dxa"/>
+              <w:end w:w="100" w:type="dxa"/>
             </w:tcMar>
           </w:tcPr>
           <w:p>
             <w:pPr>
               <w:pStyle w:val="Normal"/>
-              <w:spacing w:lineRule="auto" w:line="274" w:before="0" w:after="46"/>
+              <w:spacing w:lineRule="auto" w:line="269" w:before="0" w:after="70"/>
               <w:ind w:start="0" w:end="0"/>
               <w:jc w:val="left"/>
               <w:rPr/>
@@ -3095,16 +3095,16 @@
             <w:shd w:fill="FFFFFF" w:val="clear"/>
             <w:vAlign w:val="center"/>
             <w:tcMar>
-              <w:top w:w="58" w:type="dxa"/>
-              <w:start w:w="90" w:type="dxa"/>
-              <w:bottom w:w="58" w:type="dxa"/>
-              <w:end w:w="90" w:type="dxa"/>
+              <w:top w:w="80" w:type="dxa"/>
+              <w:start w:w="100" w:type="dxa"/>
+              <w:bottom w:w="80" w:type="dxa"/>
+              <w:end w:w="100" w:type="dxa"/>
             </w:tcMar>
           </w:tcPr>
           <w:p>
             <w:pPr>
               <w:pStyle w:val="Normal"/>
-              <w:spacing w:lineRule="auto" w:line="274" w:before="0" w:after="46"/>
+              <w:spacing w:lineRule="auto" w:line="269" w:before="0" w:after="70"/>
               <w:ind w:start="0" w:end="0"/>
               <w:jc w:val="left"/>
               <w:rPr/>
@@ -3138,16 +3138,16 @@
             <w:shd w:fill="F4F7FB" w:val="clear"/>
             <w:vAlign w:val="center"/>
             <w:tcMar>
-              <w:top w:w="58" w:type="dxa"/>
-              <w:start w:w="90" w:type="dxa"/>
-              <w:bottom w:w="58" w:type="dxa"/>
-              <w:end w:w="90" w:type="dxa"/>
+              <w:top w:w="80" w:type="dxa"/>
+              <w:start w:w="100" w:type="dxa"/>
+              <w:bottom w:w="80" w:type="dxa"/>
+              <w:end w:w="100" w:type="dxa"/>
             </w:tcMar>
           </w:tcPr>
           <w:p>
             <w:pPr>
               <w:pStyle w:val="Normal"/>
-              <w:spacing w:lineRule="auto" w:line="274" w:before="0" w:after="46"/>
+              <w:spacing w:lineRule="auto" w:line="269" w:before="0" w:after="70"/>
               <w:ind w:start="0" w:end="0"/>
               <w:jc w:val="left"/>
               <w:rPr/>
@@ -3175,16 +3175,16 @@
             <w:shd w:fill="F4F7FB" w:val="clear"/>
             <w:vAlign w:val="center"/>
             <w:tcMar>
-              <w:top w:w="58" w:type="dxa"/>
-              <w:start w:w="90" w:type="dxa"/>
-              <w:bottom w:w="58" w:type="dxa"/>
-              <w:end w:w="90" w:type="dxa"/>
+              <w:top w:w="80" w:type="dxa"/>
+              <w:start w:w="100" w:type="dxa"/>
+              <w:bottom w:w="80" w:type="dxa"/>
+              <w:end w:w="100" w:type="dxa"/>
             </w:tcMar>
           </w:tcPr>
           <w:p>
             <w:pPr>
               <w:pStyle w:val="Normal"/>
-              <w:spacing w:lineRule="auto" w:line="274" w:before="0" w:after="46"/>
+              <w:spacing w:lineRule="auto" w:line="269" w:before="0" w:after="70"/>
               <w:ind w:start="0" w:end="0"/>
               <w:jc w:val="left"/>
               <w:rPr/>
@@ -3212,16 +3212,16 @@
             <w:shd w:fill="F4F7FB" w:val="clear"/>
             <w:vAlign w:val="center"/>
             <w:tcMar>
-              <w:top w:w="58" w:type="dxa"/>
-              <w:start w:w="90" w:type="dxa"/>
-              <w:bottom w:w="58" w:type="dxa"/>
-              <w:end w:w="90" w:type="dxa"/>
+              <w:top w:w="80" w:type="dxa"/>
+              <w:start w:w="100" w:type="dxa"/>
+              <w:bottom w:w="80" w:type="dxa"/>
+              <w:end w:w="100" w:type="dxa"/>
             </w:tcMar>
           </w:tcPr>
           <w:p>
             <w:pPr>
               <w:pStyle w:val="Normal"/>
-              <w:spacing w:lineRule="auto" w:line="274" w:before="0" w:after="46"/>
+              <w:spacing w:lineRule="auto" w:line="269" w:before="0" w:after="70"/>
               <w:ind w:start="0" w:end="0"/>
               <w:jc w:val="left"/>
               <w:rPr/>
@@ -3273,16 +3273,16 @@
             <w:shd w:fill="FFFFFF" w:val="clear"/>
             <w:vAlign w:val="center"/>
             <w:tcMar>
-              <w:top w:w="58" w:type="dxa"/>
-              <w:start w:w="90" w:type="dxa"/>
-              <w:bottom w:w="58" w:type="dxa"/>
-              <w:end w:w="90" w:type="dxa"/>
+              <w:top w:w="80" w:type="dxa"/>
+              <w:start w:w="100" w:type="dxa"/>
+              <w:bottom w:w="80" w:type="dxa"/>
+              <w:end w:w="100" w:type="dxa"/>
             </w:tcMar>
           </w:tcPr>
           <w:p>
             <w:pPr>
               <w:pStyle w:val="Normal"/>
-              <w:spacing w:lineRule="auto" w:line="274" w:before="0" w:after="46"/>
+              <w:spacing w:lineRule="auto" w:line="269" w:before="0" w:after="70"/>
               <w:ind w:start="0" w:end="0"/>
               <w:jc w:val="left"/>
               <w:rPr/>
@@ -3310,16 +3310,16 @@
             <w:shd w:fill="FFFFFF" w:val="clear"/>
             <w:vAlign w:val="center"/>
             <w:tcMar>
-              <w:top w:w="58" w:type="dxa"/>
-              <w:start w:w="90" w:type="dxa"/>
-              <w:bottom w:w="58" w:type="dxa"/>
-              <w:end w:w="90" w:type="dxa"/>
+              <w:top w:w="80" w:type="dxa"/>
+              <w:start w:w="100" w:type="dxa"/>
+              <w:bottom w:w="80" w:type="dxa"/>
+              <w:end w:w="100" w:type="dxa"/>
             </w:tcMar>
           </w:tcPr>
           <w:p>
             <w:pPr>
               <w:pStyle w:val="Normal"/>
-              <w:spacing w:lineRule="auto" w:line="274" w:before="0" w:after="46"/>
+              <w:spacing w:lineRule="auto" w:line="269" w:before="0" w:after="70"/>
               <w:ind w:start="0" w:end="0"/>
               <w:jc w:val="left"/>
               <w:rPr/>
@@ -3356,16 +3356,16 @@
             <w:shd w:fill="FFFFFF" w:val="clear"/>
             <w:vAlign w:val="center"/>
             <w:tcMar>
-              <w:top w:w="58" w:type="dxa"/>
-              <w:start w:w="90" w:type="dxa"/>
-              <w:bottom w:w="58" w:type="dxa"/>
-              <w:end w:w="90" w:type="dxa"/>
+              <w:top w:w="80" w:type="dxa"/>
+              <w:start w:w="100" w:type="dxa"/>
+              <w:bottom w:w="80" w:type="dxa"/>
+              <w:end w:w="100" w:type="dxa"/>
             </w:tcMar>
           </w:tcPr>
           <w:p>
             <w:pPr>
               <w:pStyle w:val="Normal"/>
-              <w:spacing w:lineRule="auto" w:line="274" w:before="0" w:after="46"/>
+              <w:spacing w:lineRule="auto" w:line="269" w:before="0" w:after="70"/>
               <w:ind w:start="0" w:end="0"/>
               <w:jc w:val="left"/>
               <w:rPr/>
@@ -3408,16 +3408,16 @@
             <w:shd w:fill="F4F7FB" w:val="clear"/>
             <w:vAlign w:val="center"/>
             <w:tcMar>
-              <w:top w:w="58" w:type="dxa"/>
-              <w:start w:w="90" w:type="dxa"/>
-              <w:bottom w:w="58" w:type="dxa"/>
-              <w:end w:w="90" w:type="dxa"/>
+              <w:top w:w="80" w:type="dxa"/>
+              <w:start w:w="100" w:type="dxa"/>
+              <w:bottom w:w="80" w:type="dxa"/>
+              <w:end w:w="100" w:type="dxa"/>
             </w:tcMar>
           </w:tcPr>
           <w:p>
             <w:pPr>
               <w:pStyle w:val="Normal"/>
-              <w:spacing w:lineRule="auto" w:line="274" w:before="0" w:after="46"/>
+              <w:spacing w:lineRule="auto" w:line="269" w:before="0" w:after="70"/>
               <w:ind w:start="0" w:end="0"/>
               <w:jc w:val="left"/>
               <w:rPr/>
@@ -3445,16 +3445,16 @@
             <w:shd w:fill="F4F7FB" w:val="clear"/>
             <w:vAlign w:val="center"/>
             <w:tcMar>
-              <w:top w:w="58" w:type="dxa"/>
-              <w:start w:w="90" w:type="dxa"/>
-              <w:bottom w:w="58" w:type="dxa"/>
-              <w:end w:w="90" w:type="dxa"/>
+              <w:top w:w="80" w:type="dxa"/>
+              <w:start w:w="100" w:type="dxa"/>
+              <w:bottom w:w="80" w:type="dxa"/>
+              <w:end w:w="100" w:type="dxa"/>
             </w:tcMar>
           </w:tcPr>
           <w:p>
             <w:pPr>
               <w:pStyle w:val="Normal"/>
-              <w:spacing w:lineRule="auto" w:line="274" w:before="0" w:after="46"/>
+              <w:spacing w:lineRule="auto" w:line="269" w:before="0" w:after="70"/>
               <w:ind w:start="0" w:end="0"/>
               <w:jc w:val="left"/>
               <w:rPr/>
@@ -3500,16 +3500,16 @@
             <w:shd w:fill="F4F7FB" w:val="clear"/>
             <w:vAlign w:val="center"/>
             <w:tcMar>
-              <w:top w:w="58" w:type="dxa"/>
-              <w:start w:w="90" w:type="dxa"/>
-              <w:bottom w:w="58" w:type="dxa"/>
-              <w:end w:w="90" w:type="dxa"/>
+              <w:top w:w="80" w:type="dxa"/>
+              <w:start w:w="100" w:type="dxa"/>
+              <w:bottom w:w="80" w:type="dxa"/>
+              <w:end w:w="100" w:type="dxa"/>
             </w:tcMar>
           </w:tcPr>
           <w:p>
             <w:pPr>
               <w:pStyle w:val="Normal"/>
-              <w:spacing w:lineRule="auto" w:line="274" w:before="0" w:after="46"/>
+              <w:spacing w:lineRule="auto" w:line="269" w:before="0" w:after="70"/>
               <w:ind w:start="0" w:end="0"/>
               <w:jc w:val="left"/>
               <w:rPr/>
@@ -3552,16 +3552,16 @@
             <w:shd w:fill="FFFFFF" w:val="clear"/>
             <w:vAlign w:val="center"/>
             <w:tcMar>
-              <w:top w:w="58" w:type="dxa"/>
-              <w:start w:w="90" w:type="dxa"/>
-              <w:bottom w:w="58" w:type="dxa"/>
-              <w:end w:w="90" w:type="dxa"/>
+              <w:top w:w="80" w:type="dxa"/>
+              <w:start w:w="100" w:type="dxa"/>
+              <w:bottom w:w="80" w:type="dxa"/>
+              <w:end w:w="100" w:type="dxa"/>
             </w:tcMar>
           </w:tcPr>
           <w:p>
             <w:pPr>
               <w:pStyle w:val="Normal"/>
-              <w:spacing w:lineRule="auto" w:line="274" w:before="0" w:after="46"/>
+              <w:spacing w:lineRule="auto" w:line="269" w:before="0" w:after="70"/>
               <w:ind w:start="0" w:end="0"/>
               <w:jc w:val="left"/>
               <w:rPr/>
@@ -3589,16 +3589,16 @@
             <w:shd w:fill="FFFFFF" w:val="clear"/>
             <w:vAlign w:val="center"/>
             <w:tcMar>
-              <w:top w:w="58" w:type="dxa"/>
-              <w:start w:w="90" w:type="dxa"/>
-              <w:bottom w:w="58" w:type="dxa"/>
-              <w:end w:w="90" w:type="dxa"/>
+              <w:top w:w="80" w:type="dxa"/>
+              <w:start w:w="100" w:type="dxa"/>
+              <w:bottom w:w="80" w:type="dxa"/>
+              <w:end w:w="100" w:type="dxa"/>
             </w:tcMar>
           </w:tcPr>
           <w:p>
             <w:pPr>
               <w:pStyle w:val="Normal"/>
-              <w:spacing w:lineRule="auto" w:line="274" w:before="0" w:after="46"/>
+              <w:spacing w:lineRule="auto" w:line="269" w:before="0" w:after="70"/>
               <w:ind w:start="0" w:end="0"/>
               <w:jc w:val="left"/>
               <w:rPr/>
@@ -3626,16 +3626,16 @@
             <w:shd w:fill="FFFFFF" w:val="clear"/>
             <w:vAlign w:val="center"/>
             <w:tcMar>
-              <w:top w:w="58" w:type="dxa"/>
-              <w:start w:w="90" w:type="dxa"/>
-              <w:bottom w:w="58" w:type="dxa"/>
-              <w:end w:w="90" w:type="dxa"/>
+              <w:top w:w="80" w:type="dxa"/>
+              <w:start w:w="100" w:type="dxa"/>
+              <w:bottom w:w="80" w:type="dxa"/>
+              <w:end w:w="100" w:type="dxa"/>
             </w:tcMar>
           </w:tcPr>
           <w:p>
             <w:pPr>
               <w:pStyle w:val="Normal"/>
-              <w:spacing w:lineRule="auto" w:line="274" w:before="0" w:after="46"/>
+              <w:spacing w:lineRule="auto" w:line="269" w:before="0" w:after="70"/>
               <w:ind w:start="0" w:end="0"/>
               <w:jc w:val="left"/>
               <w:rPr/>
@@ -3669,16 +3669,16 @@
             <w:shd w:fill="F4F7FB" w:val="clear"/>
             <w:vAlign w:val="center"/>
             <w:tcMar>
-              <w:top w:w="58" w:type="dxa"/>
-              <w:start w:w="90" w:type="dxa"/>
-              <w:bottom w:w="58" w:type="dxa"/>
-              <w:end w:w="90" w:type="dxa"/>
+              <w:top w:w="80" w:type="dxa"/>
+              <w:start w:w="100" w:type="dxa"/>
+              <w:bottom w:w="80" w:type="dxa"/>
+              <w:end w:w="100" w:type="dxa"/>
             </w:tcMar>
           </w:tcPr>
           <w:p>
             <w:pPr>
               <w:pStyle w:val="Normal"/>
-              <w:spacing w:lineRule="auto" w:line="274" w:before="0" w:after="46"/>
+              <w:spacing w:lineRule="auto" w:line="269" w:before="0" w:after="70"/>
               <w:ind w:start="0" w:end="0"/>
               <w:jc w:val="left"/>
               <w:rPr/>
@@ -3706,16 +3706,16 @@
             <w:shd w:fill="F4F7FB" w:val="clear"/>
             <w:vAlign w:val="center"/>
             <w:tcMar>
-              <w:top w:w="58" w:type="dxa"/>
-              <w:start w:w="90" w:type="dxa"/>
-              <w:bottom w:w="58" w:type="dxa"/>
-              <w:end w:w="90" w:type="dxa"/>
+              <w:top w:w="80" w:type="dxa"/>
+              <w:start w:w="100" w:type="dxa"/>
+              <w:bottom w:w="80" w:type="dxa"/>
+              <w:end w:w="100" w:type="dxa"/>
             </w:tcMar>
           </w:tcPr>
           <w:p>
             <w:pPr>
               <w:pStyle w:val="Normal"/>
-              <w:spacing w:lineRule="auto" w:line="274" w:before="0" w:after="46"/>
+              <w:spacing w:lineRule="auto" w:line="269" w:before="0" w:after="70"/>
               <w:ind w:start="0" w:end="0"/>
               <w:jc w:val="left"/>
               <w:rPr/>
@@ -3743,16 +3743,16 @@
             <w:shd w:fill="F4F7FB" w:val="clear"/>
             <w:vAlign w:val="center"/>
             <w:tcMar>
-              <w:top w:w="58" w:type="dxa"/>
-              <w:start w:w="90" w:type="dxa"/>
-              <w:bottom w:w="58" w:type="dxa"/>
-              <w:end w:w="90" w:type="dxa"/>
+              <w:top w:w="80" w:type="dxa"/>
+              <w:start w:w="100" w:type="dxa"/>
+              <w:bottom w:w="80" w:type="dxa"/>
+              <w:end w:w="100" w:type="dxa"/>
             </w:tcMar>
           </w:tcPr>
           <w:p>
             <w:pPr>
               <w:pStyle w:val="Normal"/>
-              <w:spacing w:lineRule="auto" w:line="274" w:before="0" w:after="46"/>
+              <w:spacing w:lineRule="auto" w:line="269" w:before="0" w:after="70"/>
               <w:ind w:start="0" w:end="0"/>
               <w:jc w:val="left"/>
               <w:rPr/>
@@ -3795,16 +3795,16 @@
             <w:shd w:fill="FFFFFF" w:val="clear"/>
             <w:vAlign w:val="center"/>
             <w:tcMar>
-              <w:top w:w="58" w:type="dxa"/>
-              <w:start w:w="90" w:type="dxa"/>
-              <w:bottom w:w="58" w:type="dxa"/>
-              <w:end w:w="90" w:type="dxa"/>
+              <w:top w:w="80" w:type="dxa"/>
+              <w:start w:w="100" w:type="dxa"/>
+              <w:bottom w:w="80" w:type="dxa"/>
+              <w:end w:w="100" w:type="dxa"/>
             </w:tcMar>
           </w:tcPr>
           <w:p>
             <w:pPr>
               <w:pStyle w:val="Normal"/>
-              <w:spacing w:lineRule="auto" w:line="274" w:before="0" w:after="46"/>
+              <w:spacing w:lineRule="auto" w:line="269" w:before="0" w:after="70"/>
               <w:ind w:start="0" w:end="0"/>
               <w:jc w:val="left"/>
               <w:rPr/>
@@ -3832,16 +3832,16 @@
             <w:shd w:fill="FFFFFF" w:val="clear"/>
             <w:vAlign w:val="center"/>
             <w:tcMar>
-              <w:top w:w="58" w:type="dxa"/>
-              <w:start w:w="90" w:type="dxa"/>
-              <w:bottom w:w="58" w:type="dxa"/>
-              <w:end w:w="90" w:type="dxa"/>
+              <w:top w:w="80" w:type="dxa"/>
+              <w:start w:w="100" w:type="dxa"/>
+              <w:bottom w:w="80" w:type="dxa"/>
+              <w:end w:w="100" w:type="dxa"/>
             </w:tcMar>
           </w:tcPr>
           <w:p>
             <w:pPr>
               <w:pStyle w:val="Normal"/>
-              <w:spacing w:lineRule="auto" w:line="274" w:before="0" w:after="46"/>
+              <w:spacing w:lineRule="auto" w:line="269" w:before="0" w:after="70"/>
               <w:ind w:start="0" w:end="0"/>
               <w:jc w:val="left"/>
               <w:rPr/>
@@ -3878,16 +3878,16 @@
             <w:shd w:fill="FFFFFF" w:val="clear"/>
             <w:vAlign w:val="center"/>
             <w:tcMar>
-              <w:top w:w="58" w:type="dxa"/>
-              <w:start w:w="90" w:type="dxa"/>
-              <w:bottom w:w="58" w:type="dxa"/>
-              <w:end w:w="90" w:type="dxa"/>
+              <w:top w:w="80" w:type="dxa"/>
+              <w:start w:w="100" w:type="dxa"/>
+              <w:bottom w:w="80" w:type="dxa"/>
+              <w:end w:w="100" w:type="dxa"/>
             </w:tcMar>
           </w:tcPr>
           <w:p>
             <w:pPr>
               <w:pStyle w:val="Normal"/>
-              <w:spacing w:lineRule="auto" w:line="274" w:before="0" w:after="46"/>
+              <w:spacing w:lineRule="auto" w:line="269" w:before="0" w:after="70"/>
               <w:ind w:start="0" w:end="0"/>
               <w:jc w:val="left"/>
               <w:rPr/>
@@ -3918,6 +3918,7 @@
       <w:pPr>
         <w:pStyle w:val="Heading1"/>
         <w:keepNext w:val="true"/>
+        <w:pageBreakBefore/>
         <w:rPr/>
       </w:pPr>
       <w:bookmarkStart w:id="6" w:name="__RefHeading___Toc4077_1421710836"/>
@@ -4365,16 +4366,16 @@
             <w:shd w:fill="183B63" w:val="clear"/>
             <w:vAlign w:val="center"/>
             <w:tcMar>
-              <w:top w:w="70" w:type="dxa"/>
-              <w:start w:w="90" w:type="dxa"/>
-              <w:bottom w:w="70" w:type="dxa"/>
-              <w:end w:w="90" w:type="dxa"/>
+              <w:top w:w="80" w:type="dxa"/>
+              <w:start w:w="100" w:type="dxa"/>
+              <w:bottom w:w="80" w:type="dxa"/>
+              <w:end w:w="100" w:type="dxa"/>
             </w:tcMar>
           </w:tcPr>
           <w:p>
             <w:pPr>
               <w:pStyle w:val="Normal"/>
-              <w:spacing w:lineRule="auto" w:line="274" w:before="0" w:after="46"/>
+              <w:spacing w:lineRule="auto" w:line="269" w:before="0" w:after="70"/>
               <w:ind w:start="0" w:end="0"/>
               <w:jc w:val="center"/>
               <w:rPr/>
@@ -4383,8 +4384,8 @@
               <w:rPr>
                 <w:rFonts w:ascii="Noto Sans KR" w:hAnsi="Noto Sans KR" w:cs="Noto Sans KR" w:eastAsia="Noto Sans KR"/>
                 <w:b/>
+                <w:sz w:val="19"/>
                 <w:color w:val="FFFFFF"/>
-                <w:sz w:val="18"/>
               </w:rPr>
               <w:t>확인</w:t>
             </w:r>
@@ -4402,16 +4403,16 @@
             <w:shd w:fill="183B63" w:val="clear"/>
             <w:vAlign w:val="center"/>
             <w:tcMar>
-              <w:top w:w="70" w:type="dxa"/>
-              <w:start w:w="90" w:type="dxa"/>
-              <w:bottom w:w="70" w:type="dxa"/>
-              <w:end w:w="90" w:type="dxa"/>
+              <w:top w:w="80" w:type="dxa"/>
+              <w:start w:w="100" w:type="dxa"/>
+              <w:bottom w:w="80" w:type="dxa"/>
+              <w:end w:w="100" w:type="dxa"/>
             </w:tcMar>
           </w:tcPr>
           <w:p>
             <w:pPr>
               <w:pStyle w:val="Normal"/>
-              <w:spacing w:lineRule="auto" w:line="274" w:before="0" w:after="46"/>
+              <w:spacing w:lineRule="auto" w:line="269" w:before="0" w:after="70"/>
               <w:ind w:start="0" w:end="0"/>
               <w:jc w:val="center"/>
               <w:rPr/>
@@ -4420,8 +4421,8 @@
               <w:rPr>
                 <w:rFonts w:ascii="Noto Sans KR" w:hAnsi="Noto Sans KR" w:cs="Noto Sans KR" w:eastAsia="Noto Sans KR"/>
                 <w:b/>
+                <w:sz w:val="19"/>
                 <w:color w:val="FFFFFF"/>
-                <w:sz w:val="18"/>
               </w:rPr>
               <w:t>판단</w:t>
             </w:r>
@@ -4439,16 +4440,16 @@
             <w:shd w:fill="183B63" w:val="clear"/>
             <w:vAlign w:val="center"/>
             <w:tcMar>
-              <w:top w:w="70" w:type="dxa"/>
-              <w:start w:w="90" w:type="dxa"/>
-              <w:bottom w:w="70" w:type="dxa"/>
-              <w:end w:w="90" w:type="dxa"/>
+              <w:top w:w="80" w:type="dxa"/>
+              <w:start w:w="100" w:type="dxa"/>
+              <w:bottom w:w="80" w:type="dxa"/>
+              <w:end w:w="100" w:type="dxa"/>
             </w:tcMar>
           </w:tcPr>
           <w:p>
             <w:pPr>
               <w:pStyle w:val="Normal"/>
-              <w:spacing w:lineRule="auto" w:line="274" w:before="0" w:after="46"/>
+              <w:spacing w:lineRule="auto" w:line="269" w:before="0" w:after="70"/>
               <w:ind w:start="0" w:end="0"/>
               <w:jc w:val="center"/>
               <w:rPr/>
@@ -4457,8 +4458,8 @@
               <w:rPr>
                 <w:rFonts w:ascii="Noto Sans KR" w:hAnsi="Noto Sans KR" w:cs="Noto Sans KR" w:eastAsia="Noto Sans KR"/>
                 <w:b/>
+                <w:sz w:val="19"/>
                 <w:color w:val="FFFFFF"/>
-                <w:sz w:val="18"/>
               </w:rPr>
               <w:t>다음 조치</w:t>
             </w:r>
@@ -4482,16 +4483,16 @@
             <w:shd w:fill="FFFFFF" w:val="clear"/>
             <w:vAlign w:val="center"/>
             <w:tcMar>
-              <w:top w:w="58" w:type="dxa"/>
-              <w:start w:w="90" w:type="dxa"/>
-              <w:bottom w:w="58" w:type="dxa"/>
-              <w:end w:w="90" w:type="dxa"/>
+              <w:top w:w="80" w:type="dxa"/>
+              <w:start w:w="100" w:type="dxa"/>
+              <w:bottom w:w="80" w:type="dxa"/>
+              <w:end w:w="100" w:type="dxa"/>
             </w:tcMar>
           </w:tcPr>
           <w:p>
             <w:pPr>
               <w:pStyle w:val="Normal"/>
-              <w:spacing w:lineRule="auto" w:line="274" w:before="0" w:after="46"/>
+              <w:spacing w:lineRule="auto" w:line="269" w:before="0" w:after="70"/>
               <w:ind w:start="0" w:end="0"/>
               <w:jc w:val="left"/>
               <w:rPr/>
@@ -4519,16 +4520,16 @@
             <w:shd w:fill="FFFFFF" w:val="clear"/>
             <w:vAlign w:val="center"/>
             <w:tcMar>
-              <w:top w:w="58" w:type="dxa"/>
-              <w:start w:w="90" w:type="dxa"/>
-              <w:bottom w:w="58" w:type="dxa"/>
-              <w:end w:w="90" w:type="dxa"/>
+              <w:top w:w="80" w:type="dxa"/>
+              <w:start w:w="100" w:type="dxa"/>
+              <w:bottom w:w="80" w:type="dxa"/>
+              <w:end w:w="100" w:type="dxa"/>
             </w:tcMar>
           </w:tcPr>
           <w:p>
             <w:pPr>
               <w:pStyle w:val="Normal"/>
-              <w:spacing w:lineRule="auto" w:line="274" w:before="0" w:after="46"/>
+              <w:spacing w:lineRule="auto" w:line="269" w:before="0" w:after="70"/>
               <w:ind w:start="0" w:end="0"/>
               <w:jc w:val="left"/>
               <w:rPr/>
@@ -4592,16 +4593,16 @@
             <w:shd w:fill="FFFFFF" w:val="clear"/>
             <w:vAlign w:val="center"/>
             <w:tcMar>
-              <w:top w:w="58" w:type="dxa"/>
-              <w:start w:w="90" w:type="dxa"/>
-              <w:bottom w:w="58" w:type="dxa"/>
-              <w:end w:w="90" w:type="dxa"/>
+              <w:top w:w="80" w:type="dxa"/>
+              <w:start w:w="100" w:type="dxa"/>
+              <w:bottom w:w="80" w:type="dxa"/>
+              <w:end w:w="100" w:type="dxa"/>
             </w:tcMar>
           </w:tcPr>
           <w:p>
             <w:pPr>
               <w:pStyle w:val="Normal"/>
-              <w:spacing w:lineRule="auto" w:line="274" w:before="0" w:after="46"/>
+              <w:spacing w:lineRule="auto" w:line="269" w:before="0" w:after="70"/>
               <w:ind w:start="0" w:end="0"/>
               <w:jc w:val="left"/>
               <w:rPr/>
@@ -4644,16 +4645,16 @@
             <w:shd w:fill="F4F7FB" w:val="clear"/>
             <w:vAlign w:val="center"/>
             <w:tcMar>
-              <w:top w:w="58" w:type="dxa"/>
-              <w:start w:w="90" w:type="dxa"/>
-              <w:bottom w:w="58" w:type="dxa"/>
-              <w:end w:w="90" w:type="dxa"/>
+              <w:top w:w="80" w:type="dxa"/>
+              <w:start w:w="100" w:type="dxa"/>
+              <w:bottom w:w="80" w:type="dxa"/>
+              <w:end w:w="100" w:type="dxa"/>
             </w:tcMar>
           </w:tcPr>
           <w:p>
             <w:pPr>
               <w:pStyle w:val="Normal"/>
-              <w:spacing w:lineRule="auto" w:line="274" w:before="0" w:after="46"/>
+              <w:spacing w:lineRule="auto" w:line="269" w:before="0" w:after="70"/>
               <w:ind w:start="0" w:end="0"/>
               <w:jc w:val="left"/>
               <w:rPr/>
@@ -4681,16 +4682,16 @@
             <w:shd w:fill="F4F7FB" w:val="clear"/>
             <w:vAlign w:val="center"/>
             <w:tcMar>
-              <w:top w:w="58" w:type="dxa"/>
-              <w:start w:w="90" w:type="dxa"/>
-              <w:bottom w:w="58" w:type="dxa"/>
-              <w:end w:w="90" w:type="dxa"/>
+              <w:top w:w="80" w:type="dxa"/>
+              <w:start w:w="100" w:type="dxa"/>
+              <w:bottom w:w="80" w:type="dxa"/>
+              <w:end w:w="100" w:type="dxa"/>
             </w:tcMar>
           </w:tcPr>
           <w:p>
             <w:pPr>
               <w:pStyle w:val="Normal"/>
-              <w:spacing w:lineRule="auto" w:line="274" w:before="0" w:after="46"/>
+              <w:spacing w:lineRule="auto" w:line="269" w:before="0" w:after="70"/>
               <w:ind w:start="0" w:end="0"/>
               <w:jc w:val="left"/>
               <w:rPr/>
@@ -4736,16 +4737,16 @@
             <w:shd w:fill="F4F7FB" w:val="clear"/>
             <w:vAlign w:val="center"/>
             <w:tcMar>
-              <w:top w:w="58" w:type="dxa"/>
-              <w:start w:w="90" w:type="dxa"/>
-              <w:bottom w:w="58" w:type="dxa"/>
-              <w:end w:w="90" w:type="dxa"/>
+              <w:top w:w="80" w:type="dxa"/>
+              <w:start w:w="100" w:type="dxa"/>
+              <w:bottom w:w="80" w:type="dxa"/>
+              <w:end w:w="100" w:type="dxa"/>
             </w:tcMar>
           </w:tcPr>
           <w:p>
             <w:pPr>
               <w:pStyle w:val="Normal"/>
-              <w:spacing w:lineRule="auto" w:line="274" w:before="0" w:after="46"/>
+              <w:spacing w:lineRule="auto" w:line="269" w:before="0" w:after="70"/>
               <w:ind w:start="0" w:end="0"/>
               <w:jc w:val="left"/>
               <w:rPr/>
@@ -4788,16 +4789,16 @@
             <w:shd w:fill="FFFFFF" w:val="clear"/>
             <w:vAlign w:val="center"/>
             <w:tcMar>
-              <w:top w:w="58" w:type="dxa"/>
-              <w:start w:w="90" w:type="dxa"/>
-              <w:bottom w:w="58" w:type="dxa"/>
-              <w:end w:w="90" w:type="dxa"/>
+              <w:top w:w="80" w:type="dxa"/>
+              <w:start w:w="100" w:type="dxa"/>
+              <w:bottom w:w="80" w:type="dxa"/>
+              <w:end w:w="100" w:type="dxa"/>
             </w:tcMar>
           </w:tcPr>
           <w:p>
             <w:pPr>
               <w:pStyle w:val="Normal"/>
-              <w:spacing w:lineRule="auto" w:line="274" w:before="0" w:after="46"/>
+              <w:spacing w:lineRule="auto" w:line="269" w:before="0" w:after="70"/>
               <w:ind w:start="0" w:end="0"/>
               <w:jc w:val="left"/>
               <w:rPr/>
@@ -4834,16 +4835,16 @@
             <w:shd w:fill="FFFFFF" w:val="clear"/>
             <w:vAlign w:val="center"/>
             <w:tcMar>
-              <w:top w:w="58" w:type="dxa"/>
-              <w:start w:w="90" w:type="dxa"/>
-              <w:bottom w:w="58" w:type="dxa"/>
-              <w:end w:w="90" w:type="dxa"/>
+              <w:top w:w="80" w:type="dxa"/>
+              <w:start w:w="100" w:type="dxa"/>
+              <w:bottom w:w="80" w:type="dxa"/>
+              <w:end w:w="100" w:type="dxa"/>
             </w:tcMar>
           </w:tcPr>
           <w:p>
             <w:pPr>
               <w:pStyle w:val="Normal"/>
-              <w:spacing w:lineRule="auto" w:line="274" w:before="0" w:after="46"/>
+              <w:spacing w:lineRule="auto" w:line="269" w:before="0" w:after="70"/>
               <w:ind w:start="0" w:end="0"/>
               <w:jc w:val="left"/>
               <w:rPr/>
@@ -4880,16 +4881,16 @@
             <w:shd w:fill="FFFFFF" w:val="clear"/>
             <w:vAlign w:val="center"/>
             <w:tcMar>
-              <w:top w:w="58" w:type="dxa"/>
-              <w:start w:w="90" w:type="dxa"/>
-              <w:bottom w:w="58" w:type="dxa"/>
-              <w:end w:w="90" w:type="dxa"/>
+              <w:top w:w="80" w:type="dxa"/>
+              <w:start w:w="100" w:type="dxa"/>
+              <w:bottom w:w="80" w:type="dxa"/>
+              <w:end w:w="100" w:type="dxa"/>
             </w:tcMar>
           </w:tcPr>
           <w:p>
             <w:pPr>
               <w:pStyle w:val="Normal"/>
-              <w:spacing w:lineRule="auto" w:line="274" w:before="0" w:after="46"/>
+              <w:spacing w:lineRule="auto" w:line="269" w:before="0" w:after="70"/>
               <w:ind w:start="0" w:end="0"/>
               <w:jc w:val="left"/>
               <w:rPr/>
@@ -4941,16 +4942,16 @@
             <w:shd w:fill="F4F7FB" w:val="clear"/>
             <w:vAlign w:val="center"/>
             <w:tcMar>
-              <w:top w:w="58" w:type="dxa"/>
-              <w:start w:w="90" w:type="dxa"/>
-              <w:bottom w:w="58" w:type="dxa"/>
-              <w:end w:w="90" w:type="dxa"/>
+              <w:top w:w="80" w:type="dxa"/>
+              <w:start w:w="100" w:type="dxa"/>
+              <w:bottom w:w="80" w:type="dxa"/>
+              <w:end w:w="100" w:type="dxa"/>
             </w:tcMar>
           </w:tcPr>
           <w:p>
             <w:pPr>
               <w:pStyle w:val="Normal"/>
-              <w:spacing w:lineRule="auto" w:line="274" w:before="0" w:after="46"/>
+              <w:spacing w:lineRule="auto" w:line="269" w:before="0" w:after="70"/>
               <w:ind w:start="0" w:end="0"/>
               <w:jc w:val="left"/>
               <w:rPr/>
@@ -4978,16 +4979,16 @@
             <w:shd w:fill="F4F7FB" w:val="clear"/>
             <w:vAlign w:val="center"/>
             <w:tcMar>
-              <w:top w:w="58" w:type="dxa"/>
-              <w:start w:w="90" w:type="dxa"/>
-              <w:bottom w:w="58" w:type="dxa"/>
-              <w:end w:w="90" w:type="dxa"/>
+              <w:top w:w="80" w:type="dxa"/>
+              <w:start w:w="100" w:type="dxa"/>
+              <w:bottom w:w="80" w:type="dxa"/>
+              <w:end w:w="100" w:type="dxa"/>
             </w:tcMar>
           </w:tcPr>
           <w:p>
             <w:pPr>
               <w:pStyle w:val="Normal"/>
-              <w:spacing w:lineRule="auto" w:line="274" w:before="0" w:after="46"/>
+              <w:spacing w:lineRule="auto" w:line="269" w:before="0" w:after="70"/>
               <w:ind w:start="0" w:end="0"/>
               <w:jc w:val="left"/>
               <w:rPr/>
@@ -5024,16 +5025,16 @@
             <w:shd w:fill="F4F7FB" w:val="clear"/>
             <w:vAlign w:val="center"/>
             <w:tcMar>
-              <w:top w:w="58" w:type="dxa"/>
-              <w:start w:w="90" w:type="dxa"/>
-              <w:bottom w:w="58" w:type="dxa"/>
-              <w:end w:w="90" w:type="dxa"/>
+              <w:top w:w="80" w:type="dxa"/>
+              <w:start w:w="100" w:type="dxa"/>
+              <w:bottom w:w="80" w:type="dxa"/>
+              <w:end w:w="100" w:type="dxa"/>
             </w:tcMar>
           </w:tcPr>
           <w:p>
             <w:pPr>
               <w:pStyle w:val="Normal"/>
-              <w:spacing w:lineRule="auto" w:line="274" w:before="0" w:after="46"/>
+              <w:spacing w:lineRule="auto" w:line="269" w:before="0" w:after="70"/>
               <w:ind w:start="0" w:end="0"/>
               <w:jc w:val="left"/>
               <w:rPr/>
@@ -5076,16 +5077,16 @@
             <w:shd w:fill="FFFFFF" w:val="clear"/>
             <w:vAlign w:val="center"/>
             <w:tcMar>
-              <w:top w:w="58" w:type="dxa"/>
-              <w:start w:w="90" w:type="dxa"/>
-              <w:bottom w:w="58" w:type="dxa"/>
-              <w:end w:w="90" w:type="dxa"/>
+              <w:top w:w="80" w:type="dxa"/>
+              <w:start w:w="100" w:type="dxa"/>
+              <w:bottom w:w="80" w:type="dxa"/>
+              <w:end w:w="100" w:type="dxa"/>
             </w:tcMar>
           </w:tcPr>
           <w:p>
             <w:pPr>
               <w:pStyle w:val="Normal"/>
-              <w:spacing w:lineRule="auto" w:line="274" w:before="0" w:after="46"/>
+              <w:spacing w:lineRule="auto" w:line="269" w:before="0" w:after="70"/>
               <w:ind w:start="0" w:end="0"/>
               <w:jc w:val="left"/>
               <w:rPr/>
@@ -5113,16 +5114,16 @@
             <w:shd w:fill="FFFFFF" w:val="clear"/>
             <w:vAlign w:val="center"/>
             <w:tcMar>
-              <w:top w:w="58" w:type="dxa"/>
-              <w:start w:w="90" w:type="dxa"/>
-              <w:bottom w:w="58" w:type="dxa"/>
-              <w:end w:w="90" w:type="dxa"/>
+              <w:top w:w="80" w:type="dxa"/>
+              <w:start w:w="100" w:type="dxa"/>
+              <w:bottom w:w="80" w:type="dxa"/>
+              <w:end w:w="100" w:type="dxa"/>
             </w:tcMar>
           </w:tcPr>
           <w:p>
             <w:pPr>
               <w:pStyle w:val="Normal"/>
-              <w:spacing w:lineRule="auto" w:line="274" w:before="0" w:after="46"/>
+              <w:spacing w:lineRule="auto" w:line="269" w:before="0" w:after="70"/>
               <w:ind w:start="0" w:end="0"/>
               <w:jc w:val="left"/>
               <w:rPr/>
@@ -5159,16 +5160,16 @@
             <w:shd w:fill="FFFFFF" w:val="clear"/>
             <w:vAlign w:val="center"/>
             <w:tcMar>
-              <w:top w:w="58" w:type="dxa"/>
-              <w:start w:w="90" w:type="dxa"/>
-              <w:bottom w:w="58" w:type="dxa"/>
-              <w:end w:w="90" w:type="dxa"/>
+              <w:top w:w="80" w:type="dxa"/>
+              <w:start w:w="100" w:type="dxa"/>
+              <w:bottom w:w="80" w:type="dxa"/>
+              <w:end w:w="100" w:type="dxa"/>
             </w:tcMar>
           </w:tcPr>
           <w:p>
             <w:pPr>
               <w:pStyle w:val="Normal"/>
-              <w:spacing w:lineRule="auto" w:line="274" w:before="0" w:after="46"/>
+              <w:spacing w:lineRule="auto" w:line="269" w:before="0" w:after="70"/>
               <w:ind w:start="0" w:end="0"/>
               <w:jc w:val="left"/>
               <w:rPr/>
@@ -5198,6 +5199,7 @@
     <w:p>
       <w:pPr>
         <w:pStyle w:val="Heading1"/>
+        <w:pageBreakBefore/>
         <w:rPr/>
       </w:pPr>
       <w:bookmarkStart w:id="8" w:name="__RefHeading___Toc4081_1421710836"/>
@@ -5831,6 +5833,7 @@
     <w:p>
       <w:pPr>
         <w:pStyle w:val="Heading1"/>
+        <w:pageBreakBefore w:val="0"/>
         <w:rPr/>
       </w:pPr>
       <w:bookmarkStart w:id="15" w:name="__RefHeading___Toc4095_1421710836"/>
@@ -6088,24 +6091,24 @@
             <w:tcW w:type="dxa" w:w="1367634"/>
             <w:vAlign w:val="center"/>
             <w:tcMar>
-              <w:top w:w="70" w:type="dxa"/>
-              <w:start w:w="90" w:type="dxa"/>
-              <w:bottom w:w="70" w:type="dxa"/>
-              <w:end w:w="90" w:type="dxa"/>
+              <w:top w:w="80" w:type="dxa"/>
+              <w:start w:w="100" w:type="dxa"/>
+              <w:bottom w:w="80" w:type="dxa"/>
+              <w:end w:w="100" w:type="dxa"/>
             </w:tcMar>
             <w:shd w:fill="183B63" w:val="clear"/>
           </w:tcPr>
           <w:p>
             <w:pPr>
-              <w:spacing w:before="0" w:after="46" w:line="274" w:lineRule="auto"/>
+              <w:spacing w:before="0" w:after="70" w:line="269" w:lineRule="auto"/>
               <w:jc w:val="center"/>
             </w:pPr>
             <w:r>
               <w:rPr>
                 <w:rFonts w:ascii="Noto Sans KR" w:hAnsi="Noto Sans KR" w:eastAsia="Noto Sans KR" w:cs="Noto Sans KR"/>
                 <w:b/>
+                <w:sz w:val="19"/>
                 <w:color w:val="FFFFFF"/>
-                <w:sz w:val="18"/>
               </w:rPr>
               <w:t>확인 영역</w:t>
             </w:r>
@@ -6116,24 +6119,24 @@
             <w:tcW w:type="dxa" w:w="5266504"/>
             <w:vAlign w:val="center"/>
             <w:tcMar>
-              <w:top w:w="70" w:type="dxa"/>
-              <w:start w:w="90" w:type="dxa"/>
-              <w:bottom w:w="70" w:type="dxa"/>
-              <w:end w:w="90" w:type="dxa"/>
+              <w:top w:w="80" w:type="dxa"/>
+              <w:start w:w="100" w:type="dxa"/>
+              <w:bottom w:w="80" w:type="dxa"/>
+              <w:end w:w="100" w:type="dxa"/>
             </w:tcMar>
             <w:shd w:fill="183B63" w:val="clear"/>
           </w:tcPr>
           <w:p>
             <w:pPr>
-              <w:spacing w:before="0" w:after="46" w:line="274" w:lineRule="auto"/>
+              <w:spacing w:before="0" w:after="70" w:line="269" w:lineRule="auto"/>
               <w:jc w:val="center"/>
             </w:pPr>
             <w:r>
               <w:rPr>
                 <w:rFonts w:ascii="Noto Sans KR" w:hAnsi="Noto Sans KR" w:eastAsia="Noto Sans KR" w:cs="Noto Sans KR"/>
                 <w:b/>
+                <w:sz w:val="19"/>
                 <w:color w:val="FFFFFF"/>
-                <w:sz w:val="18"/>
               </w:rPr>
               <w:t>배포 전/후 확인</w:t>
             </w:r>
@@ -6144,24 +6147,24 @@
             <w:tcW w:type="dxa" w:w="3410292"/>
             <w:vAlign w:val="center"/>
             <w:tcMar>
-              <w:top w:w="70" w:type="dxa"/>
-              <w:start w:w="90" w:type="dxa"/>
-              <w:bottom w:w="70" w:type="dxa"/>
-              <w:end w:w="90" w:type="dxa"/>
+              <w:top w:w="80" w:type="dxa"/>
+              <w:start w:w="100" w:type="dxa"/>
+              <w:bottom w:w="80" w:type="dxa"/>
+              <w:end w:w="100" w:type="dxa"/>
             </w:tcMar>
             <w:shd w:fill="183B63" w:val="clear"/>
           </w:tcPr>
           <w:p>
             <w:pPr>
-              <w:spacing w:before="0" w:after="46" w:line="274" w:lineRule="auto"/>
+              <w:spacing w:before="0" w:after="70" w:line="269" w:lineRule="auto"/>
               <w:jc w:val="center"/>
             </w:pPr>
             <w:r>
               <w:rPr>
                 <w:rFonts w:ascii="Noto Sans KR" w:hAnsi="Noto Sans KR" w:eastAsia="Noto Sans KR" w:cs="Noto Sans KR"/>
                 <w:b/>
+                <w:sz w:val="19"/>
                 <w:color w:val="FFFFFF"/>
-                <w:sz w:val="18"/>
               </w:rPr>
               <w:t>실패 시 조치</w:t>
             </w:r>
@@ -6177,16 +6180,16 @@
             <w:tcW w:type="dxa" w:w="1367634"/>
             <w:vAlign w:val="center"/>
             <w:tcMar>
-              <w:top w:w="58" w:type="dxa"/>
-              <w:start w:w="90" w:type="dxa"/>
-              <w:bottom w:w="58" w:type="dxa"/>
-              <w:end w:w="90" w:type="dxa"/>
+              <w:top w:w="80" w:type="dxa"/>
+              <w:start w:w="100" w:type="dxa"/>
+              <w:bottom w:w="80" w:type="dxa"/>
+              <w:end w:w="100" w:type="dxa"/>
             </w:tcMar>
             <w:shd w:fill="FFFFFF" w:val="clear"/>
           </w:tcPr>
           <w:p>
             <w:pPr>
-              <w:spacing w:before="0" w:after="46" w:line="274" w:lineRule="auto"/>
+              <w:spacing w:before="0" w:after="70" w:line="269" w:lineRule="auto"/>
               <w:jc w:val="left"/>
             </w:pPr>
             <w:r>
@@ -6204,16 +6207,16 @@
             <w:tcW w:type="dxa" w:w="5266504"/>
             <w:vAlign w:val="center"/>
             <w:tcMar>
-              <w:top w:w="58" w:type="dxa"/>
-              <w:start w:w="90" w:type="dxa"/>
-              <w:bottom w:w="58" w:type="dxa"/>
-              <w:end w:w="90" w:type="dxa"/>
+              <w:top w:w="80" w:type="dxa"/>
+              <w:start w:w="100" w:type="dxa"/>
+              <w:bottom w:w="80" w:type="dxa"/>
+              <w:end w:w="100" w:type="dxa"/>
             </w:tcMar>
             <w:shd w:fill="FFFFFF" w:val="clear"/>
           </w:tcPr>
           <w:p>
             <w:pPr>
-              <w:spacing w:before="0" w:after="46" w:line="274" w:lineRule="auto"/>
+              <w:spacing w:before="0" w:after="70" w:line="269" w:lineRule="auto"/>
               <w:jc w:val="left"/>
             </w:pPr>
             <w:r>
@@ -6231,16 +6234,16 @@
             <w:tcW w:type="dxa" w:w="3410292"/>
             <w:vAlign w:val="center"/>
             <w:tcMar>
-              <w:top w:w="58" w:type="dxa"/>
-              <w:start w:w="90" w:type="dxa"/>
-              <w:bottom w:w="58" w:type="dxa"/>
-              <w:end w:w="90" w:type="dxa"/>
+              <w:top w:w="80" w:type="dxa"/>
+              <w:start w:w="100" w:type="dxa"/>
+              <w:bottom w:w="80" w:type="dxa"/>
+              <w:end w:w="100" w:type="dxa"/>
             </w:tcMar>
             <w:shd w:fill="FFFFFF" w:val="clear"/>
           </w:tcPr>
           <w:p>
             <w:pPr>
-              <w:spacing w:before="0" w:after="46" w:line="274" w:lineRule="auto"/>
+              <w:spacing w:before="0" w:after="70" w:line="269" w:lineRule="auto"/>
               <w:jc w:val="left"/>
             </w:pPr>
             <w:r>
@@ -6263,16 +6266,16 @@
             <w:tcW w:type="dxa" w:w="1367634"/>
             <w:vAlign w:val="center"/>
             <w:tcMar>
-              <w:top w:w="58" w:type="dxa"/>
-              <w:start w:w="90" w:type="dxa"/>
-              <w:bottom w:w="58" w:type="dxa"/>
-              <w:end w:w="90" w:type="dxa"/>
+              <w:top w:w="80" w:type="dxa"/>
+              <w:start w:w="100" w:type="dxa"/>
+              <w:bottom w:w="80" w:type="dxa"/>
+              <w:end w:w="100" w:type="dxa"/>
             </w:tcMar>
             <w:shd w:fill="F4F7FB" w:val="clear"/>
           </w:tcPr>
           <w:p>
             <w:pPr>
-              <w:spacing w:before="0" w:after="46" w:line="274" w:lineRule="auto"/>
+              <w:spacing w:before="0" w:after="70" w:line="269" w:lineRule="auto"/>
               <w:jc w:val="left"/>
             </w:pPr>
             <w:r>
@@ -6290,16 +6293,16 @@
             <w:tcW w:type="dxa" w:w="5266504"/>
             <w:vAlign w:val="center"/>
             <w:tcMar>
-              <w:top w:w="58" w:type="dxa"/>
-              <w:start w:w="90" w:type="dxa"/>
-              <w:bottom w:w="58" w:type="dxa"/>
-              <w:end w:w="90" w:type="dxa"/>
+              <w:top w:w="80" w:type="dxa"/>
+              <w:start w:w="100" w:type="dxa"/>
+              <w:bottom w:w="80" w:type="dxa"/>
+              <w:end w:w="100" w:type="dxa"/>
             </w:tcMar>
             <w:shd w:fill="F4F7FB" w:val="clear"/>
           </w:tcPr>
           <w:p>
             <w:pPr>
-              <w:spacing w:before="0" w:after="46" w:line="274" w:lineRule="auto"/>
+              <w:spacing w:before="0" w:after="70" w:line="269" w:lineRule="auto"/>
               <w:jc w:val="left"/>
             </w:pPr>
             <w:r>
@@ -6317,16 +6320,16 @@
             <w:tcW w:type="dxa" w:w="3410292"/>
             <w:vAlign w:val="center"/>
             <w:tcMar>
-              <w:top w:w="58" w:type="dxa"/>
-              <w:start w:w="90" w:type="dxa"/>
-              <w:bottom w:w="58" w:type="dxa"/>
-              <w:end w:w="90" w:type="dxa"/>
+              <w:top w:w="80" w:type="dxa"/>
+              <w:start w:w="100" w:type="dxa"/>
+              <w:bottom w:w="80" w:type="dxa"/>
+              <w:end w:w="100" w:type="dxa"/>
             </w:tcMar>
             <w:shd w:fill="F4F7FB" w:val="clear"/>
           </w:tcPr>
           <w:p>
             <w:pPr>
-              <w:spacing w:before="0" w:after="46" w:line="274" w:lineRule="auto"/>
+              <w:spacing w:before="0" w:after="70" w:line="269" w:lineRule="auto"/>
               <w:jc w:val="left"/>
             </w:pPr>
             <w:r>
@@ -6349,16 +6352,16 @@
             <w:tcW w:type="dxa" w:w="1367634"/>
             <w:vAlign w:val="center"/>
             <w:tcMar>
-              <w:top w:w="58" w:type="dxa"/>
-              <w:start w:w="90" w:type="dxa"/>
-              <w:bottom w:w="58" w:type="dxa"/>
-              <w:end w:w="90" w:type="dxa"/>
+              <w:top w:w="80" w:type="dxa"/>
+              <w:start w:w="100" w:type="dxa"/>
+              <w:bottom w:w="80" w:type="dxa"/>
+              <w:end w:w="100" w:type="dxa"/>
             </w:tcMar>
             <w:shd w:fill="FFFFFF" w:val="clear"/>
           </w:tcPr>
           <w:p>
             <w:pPr>
-              <w:spacing w:before="0" w:after="46" w:line="274" w:lineRule="auto"/>
+              <w:spacing w:before="0" w:after="70" w:line="269" w:lineRule="auto"/>
               <w:jc w:val="left"/>
             </w:pPr>
             <w:r>
@@ -6376,16 +6379,16 @@
             <w:tcW w:type="dxa" w:w="5266504"/>
             <w:vAlign w:val="center"/>
             <w:tcMar>
-              <w:top w:w="58" w:type="dxa"/>
-              <w:start w:w="90" w:type="dxa"/>
-              <w:bottom w:w="58" w:type="dxa"/>
-              <w:end w:w="90" w:type="dxa"/>
+              <w:top w:w="80" w:type="dxa"/>
+              <w:start w:w="100" w:type="dxa"/>
+              <w:bottom w:w="80" w:type="dxa"/>
+              <w:end w:w="100" w:type="dxa"/>
             </w:tcMar>
             <w:shd w:fill="FFFFFF" w:val="clear"/>
           </w:tcPr>
           <w:p>
             <w:pPr>
-              <w:spacing w:before="0" w:after="46" w:line="274" w:lineRule="auto"/>
+              <w:spacing w:before="0" w:after="70" w:line="269" w:lineRule="auto"/>
               <w:jc w:val="left"/>
             </w:pPr>
             <w:r>
@@ -6403,16 +6406,16 @@
             <w:tcW w:type="dxa" w:w="3410292"/>
             <w:vAlign w:val="center"/>
             <w:tcMar>
-              <w:top w:w="58" w:type="dxa"/>
-              <w:start w:w="90" w:type="dxa"/>
-              <w:bottom w:w="58" w:type="dxa"/>
-              <w:end w:w="90" w:type="dxa"/>
+              <w:top w:w="80" w:type="dxa"/>
+              <w:start w:w="100" w:type="dxa"/>
+              <w:bottom w:w="80" w:type="dxa"/>
+              <w:end w:w="100" w:type="dxa"/>
             </w:tcMar>
             <w:shd w:fill="FFFFFF" w:val="clear"/>
           </w:tcPr>
           <w:p>
             <w:pPr>
-              <w:spacing w:before="0" w:after="46" w:line="274" w:lineRule="auto"/>
+              <w:spacing w:before="0" w:after="70" w:line="269" w:lineRule="auto"/>
               <w:jc w:val="left"/>
             </w:pPr>
             <w:r>
@@ -6435,16 +6438,16 @@
             <w:tcW w:type="dxa" w:w="1367634"/>
             <w:vAlign w:val="center"/>
             <w:tcMar>
-              <w:top w:w="58" w:type="dxa"/>
-              <w:start w:w="90" w:type="dxa"/>
-              <w:bottom w:w="58" w:type="dxa"/>
-              <w:end w:w="90" w:type="dxa"/>
+              <w:top w:w="80" w:type="dxa"/>
+              <w:start w:w="100" w:type="dxa"/>
+              <w:bottom w:w="80" w:type="dxa"/>
+              <w:end w:w="100" w:type="dxa"/>
             </w:tcMar>
             <w:shd w:fill="F4F7FB" w:val="clear"/>
           </w:tcPr>
           <w:p>
             <w:pPr>
-              <w:spacing w:before="0" w:after="46" w:line="274" w:lineRule="auto"/>
+              <w:spacing w:before="0" w:after="70" w:line="269" w:lineRule="auto"/>
               <w:jc w:val="left"/>
             </w:pPr>
             <w:r>
@@ -6462,16 +6465,16 @@
             <w:tcW w:type="dxa" w:w="5266504"/>
             <w:vAlign w:val="center"/>
             <w:tcMar>
-              <w:top w:w="58" w:type="dxa"/>
-              <w:start w:w="90" w:type="dxa"/>
-              <w:bottom w:w="58" w:type="dxa"/>
-              <w:end w:w="90" w:type="dxa"/>
+              <w:top w:w="80" w:type="dxa"/>
+              <w:start w:w="100" w:type="dxa"/>
+              <w:bottom w:w="80" w:type="dxa"/>
+              <w:end w:w="100" w:type="dxa"/>
             </w:tcMar>
             <w:shd w:fill="F4F7FB" w:val="clear"/>
           </w:tcPr>
           <w:p>
             <w:pPr>
-              <w:spacing w:before="0" w:after="46" w:line="274" w:lineRule="auto"/>
+              <w:spacing w:before="0" w:after="70" w:line="269" w:lineRule="auto"/>
               <w:jc w:val="left"/>
             </w:pPr>
             <w:r>
@@ -6489,16 +6492,16 @@
             <w:tcW w:type="dxa" w:w="3410292"/>
             <w:vAlign w:val="center"/>
             <w:tcMar>
-              <w:top w:w="58" w:type="dxa"/>
-              <w:start w:w="90" w:type="dxa"/>
-              <w:bottom w:w="58" w:type="dxa"/>
-              <w:end w:w="90" w:type="dxa"/>
+              <w:top w:w="80" w:type="dxa"/>
+              <w:start w:w="100" w:type="dxa"/>
+              <w:bottom w:w="80" w:type="dxa"/>
+              <w:end w:w="100" w:type="dxa"/>
             </w:tcMar>
             <w:shd w:fill="F4F7FB" w:val="clear"/>
           </w:tcPr>
           <w:p>
             <w:pPr>
-              <w:spacing w:before="0" w:after="46" w:line="274" w:lineRule="auto"/>
+              <w:spacing w:before="0" w:after="70" w:line="269" w:lineRule="auto"/>
               <w:jc w:val="left"/>
             </w:pPr>
             <w:r>
@@ -6521,16 +6524,16 @@
             <w:tcW w:type="dxa" w:w="1367634"/>
             <w:vAlign w:val="center"/>
             <w:tcMar>
-              <w:top w:w="58" w:type="dxa"/>
-              <w:start w:w="90" w:type="dxa"/>
-              <w:bottom w:w="58" w:type="dxa"/>
-              <w:end w:w="90" w:type="dxa"/>
+              <w:top w:w="80" w:type="dxa"/>
+              <w:start w:w="100" w:type="dxa"/>
+              <w:bottom w:w="80" w:type="dxa"/>
+              <w:end w:w="100" w:type="dxa"/>
             </w:tcMar>
             <w:shd w:fill="FFFFFF" w:val="clear"/>
           </w:tcPr>
           <w:p>
             <w:pPr>
-              <w:spacing w:before="0" w:after="46" w:line="274" w:lineRule="auto"/>
+              <w:spacing w:before="0" w:after="70" w:line="269" w:lineRule="auto"/>
               <w:jc w:val="left"/>
             </w:pPr>
             <w:r>
@@ -6548,16 +6551,16 @@
             <w:tcW w:type="dxa" w:w="5266504"/>
             <w:vAlign w:val="center"/>
             <w:tcMar>
-              <w:top w:w="58" w:type="dxa"/>
-              <w:start w:w="90" w:type="dxa"/>
-              <w:bottom w:w="58" w:type="dxa"/>
-              <w:end w:w="90" w:type="dxa"/>
+              <w:top w:w="80" w:type="dxa"/>
+              <w:start w:w="100" w:type="dxa"/>
+              <w:bottom w:w="80" w:type="dxa"/>
+              <w:end w:w="100" w:type="dxa"/>
             </w:tcMar>
             <w:shd w:fill="FFFFFF" w:val="clear"/>
           </w:tcPr>
           <w:p>
             <w:pPr>
-              <w:spacing w:before="0" w:after="46" w:line="274" w:lineRule="auto"/>
+              <w:spacing w:before="0" w:after="70" w:line="269" w:lineRule="auto"/>
               <w:jc w:val="left"/>
             </w:pPr>
             <w:r>
@@ -6575,16 +6578,16 @@
             <w:tcW w:type="dxa" w:w="3410292"/>
             <w:vAlign w:val="center"/>
             <w:tcMar>
-              <w:top w:w="58" w:type="dxa"/>
-              <w:start w:w="90" w:type="dxa"/>
-              <w:bottom w:w="58" w:type="dxa"/>
-              <w:end w:w="90" w:type="dxa"/>
+              <w:top w:w="80" w:type="dxa"/>
+              <w:start w:w="100" w:type="dxa"/>
+              <w:bottom w:w="80" w:type="dxa"/>
+              <w:end w:w="100" w:type="dxa"/>
             </w:tcMar>
             <w:shd w:fill="FFFFFF" w:val="clear"/>
           </w:tcPr>
           <w:p>
             <w:pPr>
-              <w:spacing w:before="0" w:after="46" w:line="274" w:lineRule="auto"/>
+              <w:spacing w:before="0" w:after="70" w:line="269" w:lineRule="auto"/>
               <w:jc w:val="left"/>
             </w:pPr>
             <w:r>
@@ -6607,16 +6610,16 @@
             <w:tcW w:type="dxa" w:w="1367634"/>
             <w:vAlign w:val="center"/>
             <w:tcMar>
-              <w:top w:w="58" w:type="dxa"/>
-              <w:start w:w="90" w:type="dxa"/>
-              <w:bottom w:w="58" w:type="dxa"/>
-              <w:end w:w="90" w:type="dxa"/>
+              <w:top w:w="80" w:type="dxa"/>
+              <w:start w:w="100" w:type="dxa"/>
+              <w:bottom w:w="80" w:type="dxa"/>
+              <w:end w:w="100" w:type="dxa"/>
             </w:tcMar>
             <w:shd w:fill="F4F7FB" w:val="clear"/>
           </w:tcPr>
           <w:p>
             <w:pPr>
-              <w:spacing w:before="0" w:after="46" w:line="274" w:lineRule="auto"/>
+              <w:spacing w:before="0" w:after="70" w:line="269" w:lineRule="auto"/>
               <w:jc w:val="left"/>
             </w:pPr>
             <w:r>
@@ -6634,16 +6637,16 @@
             <w:tcW w:type="dxa" w:w="5266504"/>
             <w:vAlign w:val="center"/>
             <w:tcMar>
-              <w:top w:w="58" w:type="dxa"/>
-              <w:start w:w="90" w:type="dxa"/>
-              <w:bottom w:w="58" w:type="dxa"/>
-              <w:end w:w="90" w:type="dxa"/>
+              <w:top w:w="80" w:type="dxa"/>
+              <w:start w:w="100" w:type="dxa"/>
+              <w:bottom w:w="80" w:type="dxa"/>
+              <w:end w:w="100" w:type="dxa"/>
             </w:tcMar>
             <w:shd w:fill="F4F7FB" w:val="clear"/>
           </w:tcPr>
           <w:p>
             <w:pPr>
-              <w:spacing w:before="0" w:after="46" w:line="274" w:lineRule="auto"/>
+              <w:spacing w:before="0" w:after="70" w:line="269" w:lineRule="auto"/>
               <w:jc w:val="left"/>
             </w:pPr>
             <w:r>
@@ -6661,16 +6664,16 @@
             <w:tcW w:type="dxa" w:w="3410292"/>
             <w:vAlign w:val="center"/>
             <w:tcMar>
-              <w:top w:w="58" w:type="dxa"/>
-              <w:start w:w="90" w:type="dxa"/>
-              <w:bottom w:w="58" w:type="dxa"/>
-              <w:end w:w="90" w:type="dxa"/>
+              <w:top w:w="80" w:type="dxa"/>
+              <w:start w:w="100" w:type="dxa"/>
+              <w:bottom w:w="80" w:type="dxa"/>
+              <w:end w:w="100" w:type="dxa"/>
             </w:tcMar>
             <w:shd w:fill="F4F7FB" w:val="clear"/>
           </w:tcPr>
           <w:p>
             <w:pPr>
-              <w:spacing w:before="0" w:after="46" w:line="274" w:lineRule="auto"/>
+              <w:spacing w:before="0" w:after="70" w:line="269" w:lineRule="auto"/>
               <w:jc w:val="left"/>
             </w:pPr>
             <w:r>
@@ -6716,7 +6719,13 @@
         <w:pStyle w:val="Heading2"/>
       </w:pPr>
       <w:r>
-        <w:t>배포 완료 판단</w:t>
+        <w:t>배포 완료 판단과 Canary 확장</w:t>
+      </w:r>
+    </w:p>
+    <w:p>
+      <w:pPr/>
+      <w:r>
+        <w:t>Gateway Health가 정상이어도 Route/Policy가 실제 거래 의미를 보존하는지 확인한 뒤 Traffic을 확대합니다.</w:t>
       </w:r>
     </w:p>
     <w:p>
@@ -6724,7 +6733,7 @@
         <w:pStyle w:val="ListBullet"/>
       </w:pPr>
       <w:r>
-        <w:t>Canary 거래에서 Route·System6·operationId·Caller 결과가 모두 일치한 뒤에만 Traffic을 확대합니다.</w:t>
+        <w:t>동일 Route를 여러 Instance에 배포한 뒤 routeVersion/bindingVersion/configChecksum과 적용 ACK가 모두 수렴했는지 확인합니다.</w:t>
       </w:r>
     </w:p>
     <w:p>
@@ -6732,7 +6741,7 @@
         <w:pStyle w:val="ListBullet"/>
       </w:pPr>
       <w:r>
-        <w:t>429/5xx/latency 지표가 정상이어도 Owner Domain의 BUSINESS/UNKNOWN 비율이 달라지면 확대를 중지합니다.</w:t>
+        <w:t>Canary 거래에서 System6·operationId·Caller/Target이 Owner Domain까지 유지되고 401/403/429/5xx 의미가 정책과 일치하는지 확인합니다.</w:t>
       </w:r>
     </w:p>
     <w:p>
@@ -6740,7 +6749,53 @@
         <w:pStyle w:val="ListBullet"/>
       </w:pPr>
       <w:r>
-        <w:t>Rollback 후 동일 transactionId 계열로 실제 거래를 재검증하고 Route/Trust 설정이 모든 Instance에 수렴했는지 확인합니다.</w:t>
+        <w:t>Rollback 직후 동일 거래를 다시 실행해 stale Route/Trust 설정이 남지 않고 원래 latency/오류 분포로 돌아왔는지 확인합니다.</w:t>
+      </w:r>
+    </w:p>
+    <w:p>
+      <w:pPr>
+        <w:pStyle w:val="Heading2"/>
+      </w:pPr>
+      <w:r>
+        <w:t>완료 Evidence</w:t>
+      </w:r>
+    </w:p>
+    <w:p>
+      <w:pPr/>
+      <w:r>
+        <w:t>배포 완료는 Health 한 건이 아니라 Route 정본, Instance 적용, 실제 거래 추적, 승인·감사 Evidence가 같은 변경을 가리킬 때 확정합니다.</w:t>
+      </w:r>
+    </w:p>
+    <w:p>
+      <w:pPr>
+        <w:pStyle w:val="ListBullet"/>
+      </w:pPr>
+      <w:r>
+        <w:t>Route snapshot의 routeVersion/bindingVersion/configChecksum과 각 Instance ACK를 함께 보존합니다.</w:t>
+      </w:r>
+    </w:p>
+    <w:p>
+      <w:pPr>
+        <w:pStyle w:val="ListBullet"/>
+      </w:pPr>
+      <w:r>
+        <w:t>Canary/rollback 거래의 transactionId·operationId·Caller/Target과 최종 Owner Domain 결과를 연결합니다.</w:t>
+      </w:r>
+    </w:p>
+    <w:p>
+      <w:pPr>
+        <w:pStyle w:val="ListBullet"/>
+      </w:pPr>
+      <w:r>
+        <w:t>변경 사유·권한·승인·실행·복구 결과를 Audit Evidence로 남깁니다.</w:t>
+      </w:r>
+    </w:p>
+    <w:p>
+      <w:pPr>
+        <w:pStyle w:val="CPFSource"/>
+      </w:pPr>
+      <w:r>
+        <w:t>Source: cpf-gateway/src/main/java/com/cpf/gateway/route/CpfGatewayRouteSnapshot.java · cpf-gateway</w:t>
       </w:r>
     </w:p>
     <w:sectPr>
@@ -7929,7 +7984,7 @@
       <w:widowControl/>
       <w:suppressAutoHyphens w:val="true"/>
       <w:bidi w:val="0"/>
-      <w:spacing w:lineRule="auto" w:line="312" w:before="0" w:after="180"/>
+      <w:spacing w:lineRule="auto" w:line="317" w:before="0" w:after="170"/>
       <w:jc w:val="start"/>
     </w:pPr>
     <w:rPr>
@@ -7953,7 +8008,7 @@
       <w:keepNext/>
       <w:keepLines/>
       <w:widowControl/>
-      <w:spacing w:lineRule="auto" w:line="259" w:before="1120" w:after="260"/>
+      <w:spacing w:lineRule="auto" w:line="259" w:before="1160" w:after="240"/>
       <w:outlineLvl w:val="0"/>
     </w:pPr>
     <w:rPr>
@@ -7978,7 +8033,7 @@
       <w:keepNext/>
       <w:keepLines/>
       <w:widowControl/>
-      <w:spacing w:lineRule="auto" w:line="259" w:before="640" w:after="170"/>
+      <w:spacing w:lineRule="auto" w:line="259" w:before="640" w:after="150"/>
       <w:ind w:start="113"/>
       <w:outlineLvl w:val="1"/>
     </w:pPr>
@@ -8004,7 +8059,7 @@
       <w:keepNext/>
       <w:keepLines/>
       <w:widowControl/>
-      <w:spacing w:lineRule="auto" w:line="264" w:before="420" w:after="130"/>
+      <w:spacing w:lineRule="auto" w:line="264" w:before="400" w:after="120"/>
       <w:ind w:start="255"/>
       <w:outlineLvl w:val="2"/>
     </w:pPr>
@@ -9110,7 +9165,7 @@
     <w:pPr>
       <w:keepNext w:val="false"/>
       <w:widowControl/>
-      <w:spacing w:lineRule="auto" w:line="324" w:before="0" w:after="220"/>
+      <w:spacing w:lineRule="auto" w:line="324" w:before="0" w:after="200"/>
     </w:pPr>
     <w:rPr>
       <w:rFonts w:ascii="Noto Sans KR" w:hAnsi="Noto Sans KR" w:eastAsia="Noto Sans KR" w:cs="Noto Sans KR"/>
@@ -9206,7 +9261,7 @@
       <w:keepNext/>
       <w:keepLines/>
       <w:widowControl/>
-      <w:spacing w:lineRule="auto" w:line="276" w:before="180" w:after="100"/>
+      <w:spacing w:lineRule="auto" w:line="276" w:before="180" w:after="120"/>
     </w:pPr>
     <w:rPr>
       <w:rFonts w:ascii="Noto Sans KR" w:hAnsi="Noto Sans KR" w:eastAsia="Noto Sans KR" w:cs="Noto Sans KR"/>
@@ -9222,7 +9277,7 @@
     <w:pPr>
       <w:keepNext w:val="true"/>
       <w:widowControl/>
-      <w:spacing w:lineRule="auto" w:line="288" w:before="0" w:after="140"/>
+      <w:spacing w:lineRule="auto" w:line="288" w:before="0" w:after="120"/>
     </w:pPr>
     <w:rPr>
       <w:rFonts w:ascii="Noto Sans KR" w:hAnsi="Noto Sans KR" w:eastAsia="Noto Sans KR" w:cs="Noto Sans KR"/>

--- a/cpf-docs/guides/06_Gateway_개발_사용_가이드.docx
+++ b/cpf-docs/guides/06_Gateway_개발_사용_가이드.docx
@@ -6796,6 +6796,85 @@
       </w:pPr>
       <w:r>
         <w:t>Source: cpf-gateway/src/main/java/com/cpf/gateway/route/CpfGatewayRouteSnapshot.java · cpf-gateway</w:t>
+      </w:r>
+    </w:p>
+    <w:p>
+      <w:pPr>
+        <w:pStyle w:val="Heading1"/>
+      </w:pPr>
+      <w:r>
+        <w:t>8 L4와 Gateway 배포 형태 결정</w:t>
+      </w:r>
+    </w:p>
+    <w:p>
+      <w:pPr>
+        <w:pStyle w:val="CPFSectionLead"/>
+      </w:pPr>
+      <w:r>
+        <w:t>Gateway는 외부 Trust Boundary의 Optional Edge입니다. 배포 환경은 L4 + Gateway, L4 only, Gateway only 중 선택할 수 있지만 어느 경로도 보안·감사·System6·Operation 검증을 우회하지 않습니다.</w:t>
+      </w:r>
+    </w:p>
+    <w:p>
+      <w:pPr>
+        <w:pStyle w:val="Heading2"/>
+      </w:pPr>
+      <w:r>
+        <w:t>L4 + Gateway</w:t>
+      </w:r>
+    </w:p>
+    <w:p>
+      <w:r>
+        <w:t>L4가 여러 Gateway Instance로 분산하고 Gateway가 Route·Version·Rate Limit·Resilience·Admission/Drain을 소유합니다. Edge Policy와 Gateway HA를 명시적으로 운용해야 하는 환경에서 사용합니다.</w:t>
+      </w:r>
+    </w:p>
+    <w:p>
+      <w:pPr>
+        <w:pStyle w:val="Heading2"/>
+      </w:pPr>
+      <w:r>
+        <w:t>L4 only</w:t>
+      </w:r>
+    </w:p>
+    <w:p>
+      <w:r>
+        <w:t>별도 Gateway 없이 L4가 허용된 Target으로 연결할 수 있습니다. 이 경우 Direct Public HTTP는 “Gateway가 없으니 검증을 생략하는 경로”가 아니며 인증·인가·Caller/Target·Audit·Canonical System6·Operation 검증을 동일한 수준으로 적용합니다.</w:t>
+      </w:r>
+    </w:p>
+    <w:p>
+      <w:pPr>
+        <w:pStyle w:val="Heading2"/>
+      </w:pPr>
+      <w:r>
+        <w:t>Gateway only</w:t>
+      </w:r>
+    </w:p>
+    <w:p>
+      <w:r>
+        <w:t>별도 L4 없이 Gateway Endpoint를 외부 Entry로 사용할 수 있습니다. 다중 Instance 노출과 Failure Domain은 배포 환경이 책임지며 Gateway 장애가 전체 Entry 장애로 확대되지 않도록 Health·Drain·Canary·Rollback을 함께 설계합니다.</w:t>
+      </w:r>
+    </w:p>
+    <w:p>
+      <w:pPr>
+        <w:pStyle w:val="Heading2"/>
+      </w:pPr>
+      <w:r>
+        <w:t>금지되는 자동 우회</w:t>
+      </w:r>
+    </w:p>
+    <w:p>
+      <w:pPr>
+        <w:pStyle w:val="CPFCallout"/>
+      </w:pPr>
+      <w:r>
+        <w:t>Runtime 장애를 이유로 정상 Route를 다른 의미의 Direct 경로로 자동 전환하지 않습니다. 허용 Route와 전환은 배포·운영 정책이 소유하며 내부 Domain → Domain 호출은 Gateway를 다시 경유하지 않습니다.</w:t>
+      </w:r>
+    </w:p>
+    <w:p>
+      <w:pPr>
+        <w:pStyle w:val="CPFSource"/>
+      </w:pPr>
+      <w:r>
+        <w:t>Source: cpf-gateway · deploy/topologies/cpf-topology-profiles.json · cpf-core Domain Invocation Contract</w:t>
       </w:r>
     </w:p>
     <w:sectPr>
